--- a/reports/manuscript_outcome_blind_dq.docx
+++ b/reports/manuscript_outcome_blind_dq.docx
@@ -66,49 +66,67 @@
         <w:pStyle w:val="FirstParagraph"/>
       </w:pPr>
       <w:r>
-        <w:t xml:space="preserve">Real-world evidence studies must justify both the causal analysis</w:t>
-      </w:r>
-      <w:r>
-        <w:t xml:space="preserve"> </w:t>
-      </w:r>
-      <w:r>
-        <w:t xml:space="preserve">strategy and the fitness of the underlying data source for the</w:t>
-      </w:r>
-      <w:r>
-        <w:t xml:space="preserve"> </w:t>
-      </w:r>
-      <w:r>
-        <w:t xml:space="preserve">research question. In current practice these two arguments are</w:t>
-      </w:r>
-      <w:r>
-        <w:t xml:space="preserve"> </w:t>
-      </w:r>
-      <w:r>
-        <w:t xml:space="preserve">usually developed in parallel but reported separately: estimator</w:t>
-      </w:r>
-      <w:r>
-        <w:t xml:space="preserve"> </w:t>
-      </w:r>
-      <w:r>
-        <w:t xml:space="preserve">specification is supported with outcome-blind simulation, whereas</w:t>
-      </w:r>
-      <w:r>
-        <w:t xml:space="preserve"> </w:t>
-      </w:r>
-      <w:r>
-        <w:t xml:space="preserve">data fitness is documented qualitatively through target-trial</w:t>
-      </w:r>
-      <w:r>
-        <w:t xml:space="preserve"> </w:t>
-      </w:r>
-      <w:r>
-        <w:t xml:space="preserve">articulation, reporting templates such as TARGET and START-RWE,</w:t>
-      </w:r>
-      <w:r>
-        <w:t xml:space="preserve"> </w:t>
-      </w:r>
-      <w:r>
-        <w:t xml:space="preserve">and fit-for-purpose checklists such as SPIFD2 and HARPER.</w:t>
+        <w:t xml:space="preserve">Real-world evidence studies often require many analytic decisions</w:t>
+      </w:r>
+      <w:r>
+        <w:t xml:space="preserve"> </w:t>
+      </w:r>
+      <w:r>
+        <w:t xml:space="preserve">before an effect estimate is produced: how to define the study</w:t>
+      </w:r>
+      <w:r>
+        <w:t xml:space="preserve"> </w:t>
+      </w:r>
+      <w:r>
+        <w:t xml:space="preserve">population, how to handle limited overlap, which estimator to use,</w:t>
+      </w:r>
+      <w:r>
+        <w:t xml:space="preserve"> </w:t>
+      </w:r>
+      <w:r>
+        <w:t xml:space="preserve">and how to assess whether the data are reliable enough for the</w:t>
+      </w:r>
+      <w:r>
+        <w:t xml:space="preserve"> </w:t>
+      </w:r>
+      <w:r>
+        <w:t xml:space="preserve">question. In practice, these decisions are commonly documented in</w:t>
+      </w:r>
+      <w:r>
+        <w:t xml:space="preserve"> </w:t>
+      </w:r>
+      <w:r>
+        <w:t xml:space="preserve">separate places. The causal question and target-trial design may</w:t>
+      </w:r>
+      <w:r>
+        <w:t xml:space="preserve"> </w:t>
+      </w:r>
+      <w:r>
+        <w:t xml:space="preserve">be described in a protocol, data fitness may be assessed in a</w:t>
+      </w:r>
+      <w:r>
+        <w:t xml:space="preserve"> </w:t>
+      </w:r>
+      <w:r>
+        <w:t xml:space="preserve">checklist, and estimator choice may be justified in a statistical</w:t>
+      </w:r>
+      <w:r>
+        <w:t xml:space="preserve"> </w:t>
+      </w:r>
+      <w:r>
+        <w:t xml:space="preserve">analysis plan. This separation makes it difficult for reviewers to</w:t>
+      </w:r>
+      <w:r>
+        <w:t xml:space="preserve"> </w:t>
+      </w:r>
+      <w:r>
+        <w:t xml:space="preserve">see how design assumptions, data limitations, and estimation</w:t>
+      </w:r>
+      <w:r>
+        <w:t xml:space="preserve"> </w:t>
+      </w:r>
+      <w:r>
+        <w:t xml:space="preserve">choices are connected.</w:t>
       </w:r>
     </w:p>
     <w:p>
@@ -116,158 +134,79 @@
         <w:pStyle w:val="BodyText"/>
       </w:pPr>
       <w:r>
-        <w:t xml:space="preserve">We present</w:t>
-      </w:r>
-      <w:r>
-        <w:t xml:space="preserve"> </w:t>
-      </w:r>
-      <w:r>
-        <w:rPr>
-          <w:b/>
-          <w:bCs/>
-        </w:rPr>
-        <w:t xml:space="preserve">cleanTMLE</w:t>
-      </w:r>
-      <w:r>
-        <w:t xml:space="preserve">, an R package that provides a</w:t>
-      </w:r>
-      <w:r>
-        <w:t xml:space="preserve"> </w:t>
-      </w:r>
-      <w:r>
-        <w:t xml:space="preserve">prespecified quantitative stress test of estimator performance</w:t>
-      </w:r>
-      <w:r>
-        <w:t xml:space="preserve"> </w:t>
-      </w:r>
-      <w:r>
-        <w:t xml:space="preserve">under data-quality degradation scenarios derived from a prior</w:t>
-      </w:r>
-      <w:r>
-        <w:t xml:space="preserve"> </w:t>
-      </w:r>
-      <w:r>
-        <w:t xml:space="preserve">fit-for-purpose assessment, situated inside the causal roadmap.</w:t>
-      </w:r>
-      <w:r>
-        <w:t xml:space="preserve"> </w:t>
-      </w:r>
-      <w:r>
-        <w:t xml:space="preserve">The package does not itself determine whether a data source is</w:t>
-      </w:r>
-      <w:r>
-        <w:t xml:space="preserve"> </w:t>
-      </w:r>
-      <w:r>
-        <w:t xml:space="preserve">fit for purpose; that judgement remains a study-level activity</w:t>
-      </w:r>
-      <w:r>
-        <w:t xml:space="preserve"> </w:t>
-      </w:r>
-      <w:r>
-        <w:t xml:space="preserve">supported by target-trial protocols, validation studies, and</w:t>
-      </w:r>
-      <w:r>
-        <w:t xml:space="preserve"> </w:t>
-      </w:r>
-      <w:r>
-        <w:t xml:space="preserve">source-data review. Once investigators have specified plausible</w:t>
-      </w:r>
-      <w:r>
-        <w:t xml:space="preserve"> </w:t>
-      </w:r>
-      <w:r>
-        <w:t xml:space="preserve">data-quality threats and severity ranges from external evidence,</w:t>
-      </w:r>
-      <w:r>
-        <w:t xml:space="preserve"> </w:t>
-      </w:r>
-      <w:r>
-        <w:t xml:space="preserve">cleanTMLE records the prespecified analytic choices and audit</w:t>
-      </w:r>
-      <w:r>
-        <w:t xml:space="preserve"> </w:t>
-      </w:r>
-      <w:r>
-        <w:t xml:space="preserve">trail and extends the standard outcome-blind plasmode</w:t>
-      </w:r>
-      <w:r>
-        <w:t xml:space="preserve"> </w:t>
-      </w:r>
-      <w:r>
-        <w:t xml:space="preserve">estimator-selection loop with a pre-outcome stress test that</w:t>
-      </w:r>
-      <w:r>
-        <w:t xml:space="preserve"> </w:t>
-      </w:r>
-      <w:r>
-        <w:t xml:space="preserve">evaluates candidate estimators under those user-specified threats</w:t>
-      </w:r>
-      <w:r>
-        <w:t xml:space="preserve"> </w:t>
-      </w:r>
-      <w:r>
-        <w:t xml:space="preserve">(covariate missingness, exposure misclassification, outcome</w:t>
-      </w:r>
-      <w:r>
-        <w:t xml:space="preserve"> </w:t>
-      </w:r>
-      <w:r>
-        <w:t xml:space="preserve">misclassification, and unmeasured confounding). We illustrate the</w:t>
-      </w:r>
-      <w:r>
-        <w:t xml:space="preserve"> </w:t>
-      </w:r>
-      <w:r>
-        <w:t xml:space="preserve">workflow in a Monte Carlo simulation and in a trauma-registry case</w:t>
-      </w:r>
-      <w:r>
-        <w:t xml:space="preserve"> </w:t>
-      </w:r>
-      <w:r>
-        <w:t xml:space="preserve">study (n = 1,693 ambulance patients, 24.6 % outcome missingness)</w:t>
-      </w:r>
-      <w:r>
-        <w:t xml:space="preserve"> </w:t>
-      </w:r>
-      <w:r>
-        <w:t xml:space="preserve">where six estimators implemented in cleanTMLE following the</w:t>
-      </w:r>
-      <w:r>
-        <w:t xml:space="preserve"> </w:t>
-      </w:r>
-      <w:r>
-        <w:t xml:space="preserve">staged-analysis vignette agree on direction (risk difference 0.026</w:t>
-      </w:r>
-      <w:r>
-        <w:t xml:space="preserve"> </w:t>
-      </w:r>
-      <w:r>
-        <w:t xml:space="preserve">to 0.037 in favour of Rescue.Co transport, with the prespecified</w:t>
-      </w:r>
-      <w:r>
-        <w:t xml:space="preserve"> </w:t>
-      </w:r>
-      <w:r>
-        <w:t xml:space="preserve">primary full-cohort TMLE interval just crossing zero). The case</w:t>
-      </w:r>
-      <w:r>
-        <w:t xml:space="preserve"> </w:t>
-      </w:r>
-      <w:r>
-        <w:t xml:space="preserve">study is presented as a workflow demonstration on a real registry</w:t>
-      </w:r>
-      <w:r>
-        <w:t xml:space="preserve"> </w:t>
-      </w:r>
-      <w:r>
-        <w:t xml:space="preserve">rather than as evidence that the framework establishes causal</w:t>
-      </w:r>
-      <w:r>
-        <w:t xml:space="preserve"> </w:t>
-      </w:r>
-      <w:r>
-        <w:t xml:space="preserve">validity.</w:t>
+        <w:t xml:space="preserve">We present cleanTMLE, an R package that operationalises a staged,</w:t>
+      </w:r>
+      <w:r>
+        <w:t xml:space="preserve"> </w:t>
+      </w:r>
+      <w:r>
+        <w:t xml:space="preserve">outcome-blind targeted-learning workflow for binary point-treatment</w:t>
+      </w:r>
+      <w:r>
+        <w:t xml:space="preserve"> </w:t>
+      </w:r>
+      <w:r>
+        <w:t xml:space="preserve">studies. The package is situated inside the causal roadmap:</w:t>
+      </w:r>
+      <w:r>
+        <w:t xml:space="preserve"> </w:t>
+      </w:r>
+      <w:r>
+        <w:t xml:space="preserve">investigators first define the causal question, observed data,</w:t>
+      </w:r>
+      <w:r>
+        <w:t xml:space="preserve"> </w:t>
+      </w:r>
+      <w:r>
+        <w:t xml:space="preserve">identification assumptions, statistical estimand, and candidate</w:t>
+      </w:r>
+      <w:r>
+        <w:t xml:space="preserve"> </w:t>
+      </w:r>
+      <w:r>
+        <w:t xml:space="preserve">estimators, then use outcome-blind simulations to compare candidate</w:t>
+      </w:r>
+      <w:r>
+        <w:t xml:space="preserve"> </w:t>
+      </w:r>
+      <w:r>
+        <w:t xml:space="preserve">estimators before examining the observed treatment-outcome</w:t>
+      </w:r>
+      <w:r>
+        <w:t xml:space="preserve"> </w:t>
+      </w:r>
+      <w:r>
+        <w:t xml:space="preserve">association. cleanTMLE extends this workflow with a plasmode</w:t>
+      </w:r>
+      <w:r>
+        <w:t xml:space="preserve"> </w:t>
+      </w:r>
+      <w:r>
+        <w:t xml:space="preserve">data-quality stress test. Using the empirical covariate and</w:t>
+      </w:r>
+      <w:r>
+        <w:t xml:space="preserve"> </w:t>
+      </w:r>
+      <w:r>
+        <w:t xml:space="preserve">treatment structure, the package generates synthetic outcomes and</w:t>
+      </w:r>
+      <w:r>
+        <w:t xml:space="preserve"> </w:t>
+      </w:r>
+      <w:r>
+        <w:t xml:space="preserve">evaluates candidate estimators under prespecified threats,</w:t>
+      </w:r>
+      <w:r>
+        <w:t xml:space="preserve"> </w:t>
+      </w:r>
+      <w:r>
+        <w:t xml:space="preserve">including covariate missingness, exposure misclassification,</w:t>
+      </w:r>
+      <w:r>
+        <w:t xml:space="preserve"> </w:t>
+      </w:r>
+      <w:r>
+        <w:t xml:space="preserve">outcome misclassification, and unmeasured confounding.</w:t>
       </w:r>
     </w:p>
     <w:p>
@@ -275,88 +214,129 @@
         <w:pStyle w:val="BodyText"/>
       </w:pPr>
       <w:r>
-        <w:t xml:space="preserve">The contribution is operational rather than foundational. The</w:t>
-      </w:r>
-      <w:r>
-        <w:t xml:space="preserve"> </w:t>
-      </w:r>
-      <w:r>
-        <w:t xml:space="preserve">package provides reproducible analysis records and</w:t>
-      </w:r>
-      <w:r>
-        <w:t xml:space="preserve"> </w:t>
-      </w:r>
-      <w:r>
-        <w:t xml:space="preserve">candidate-specific robustness screening before the study outcome</w:t>
-      </w:r>
-      <w:r>
-        <w:t xml:space="preserve"> </w:t>
-      </w:r>
-      <w:r>
-        <w:t xml:space="preserve">is unblinded. It does not replace target-trial design,</w:t>
-      </w:r>
-      <w:r>
-        <w:t xml:space="preserve"> </w:t>
-      </w:r>
-      <w:r>
-        <w:t xml:space="preserve">variable-validation studies, source-data relevance and reliability</w:t>
-      </w:r>
-      <w:r>
-        <w:t xml:space="preserve"> </w:t>
-      </w:r>
-      <w:r>
-        <w:t xml:space="preserve">review, independent oversight, or post-unblinding sensitivity</w:t>
-      </w:r>
-      <w:r>
-        <w:t xml:space="preserve"> </w:t>
-      </w:r>
-      <w:r>
-        <w:t xml:space="preserve">analyses; the explicit list and corresponding regulatory anchors</w:t>
-      </w:r>
-      <w:r>
-        <w:t xml:space="preserve"> </w:t>
-      </w:r>
-      <w:r>
-        <w:t xml:space="preserve">appear in the regulatory-alignment table and in the discussion.</w:t>
-      </w:r>
-      <w:r>
-        <w:t xml:space="preserve"> </w:t>
-      </w:r>
-      <w:r>
-        <w:t xml:space="preserve">The IPW, g-computation, and AIPW cumulative-risk estimators</w:t>
-      </w:r>
-      <w:r>
-        <w:t xml:space="preserve"> </w:t>
-      </w:r>
-      <w:r>
-        <w:t xml:space="preserve">provided by the proprietary</w:t>
-      </w:r>
-      <w:r>
-        <w:t xml:space="preserve"> </w:t>
-      </w:r>
-      <w:r>
-        <w:rPr>
-          <w:rStyle w:val="VerbatimChar"/>
-        </w:rPr>
-        <w:t xml:space="preserve">causalRisk</w:t>
-      </w:r>
-      <w:r>
-        <w:t xml:space="preserve"> </w:t>
-      </w:r>
-      <w:r>
-        <w:t xml:space="preserve">package are an</w:t>
-      </w:r>
-      <w:r>
-        <w:t xml:space="preserve"> </w:t>
-      </w:r>
-      <w:r>
-        <w:t xml:space="preserve">alternative implementation of related ideas, with which cleanTMLE</w:t>
-      </w:r>
-      <w:r>
-        <w:t xml:space="preserve"> </w:t>
-      </w:r>
-      <w:r>
-        <w:t xml:space="preserve">shares conceptual structure but does not share code.</w:t>
+        <w:t xml:space="preserve">In Monte Carlo experiments, adjusted estimators recovered the true</w:t>
+      </w:r>
+      <w:r>
+        <w:t xml:space="preserve"> </w:t>
+      </w:r>
+      <w:r>
+        <w:t xml:space="preserve">risk difference under good overlap, and TMLE and cross-validated</w:t>
+      </w:r>
+      <w:r>
+        <w:t xml:space="preserve"> </w:t>
+      </w:r>
+      <w:r>
+        <w:t xml:space="preserve">TMLE remained approximately unbiased under marginal overlap. When</w:t>
+      </w:r>
+      <w:r>
+        <w:t xml:space="preserve"> </w:t>
+      </w:r>
+      <w:r>
+        <w:t xml:space="preserve">unmeasured confounding was introduced, all estimators were biased</w:t>
+      </w:r>
+      <w:r>
+        <w:t xml:space="preserve"> </w:t>
+      </w:r>
+      <w:r>
+        <w:t xml:space="preserve">in the same direction, and the prespecified pre-outcome decision</w:t>
+      </w:r>
+      <w:r>
+        <w:t xml:space="preserve"> </w:t>
+      </w:r>
+      <w:r>
+        <w:t xml:space="preserve">correctly returned STOP, illustrating that the workflow can</w:t>
+      </w:r>
+      <w:r>
+        <w:t xml:space="preserve"> </w:t>
+      </w:r>
+      <w:r>
+        <w:t xml:space="preserve">identify settings where the available data do not support the</w:t>
+      </w:r>
+      <w:r>
+        <w:t xml:space="preserve"> </w:t>
+      </w:r>
+      <w:r>
+        <w:t xml:space="preserve">causal estimand. The data-quality stress test further showed that</w:t>
+      </w:r>
+      <w:r>
+        <w:t xml:space="preserve"> </w:t>
+      </w:r>
+      <w:r>
+        <w:t xml:space="preserve">outcome misclassification and unmeasured confounding produced the</w:t>
+      </w:r>
+      <w:r>
+        <w:t xml:space="preserve"> </w:t>
+      </w:r>
+      <w:r>
+        <w:t xml:space="preserve">largest degradation in estimator performance.</w:t>
+      </w:r>
+    </w:p>
+    <w:p>
+      <w:pPr>
+        <w:pStyle w:val="BodyText"/>
+      </w:pPr>
+      <w:r>
+        <w:t xml:space="preserve">We also demonstrate the workflow in the Rescue.Co Kenya Trauma</w:t>
+      </w:r>
+      <w:r>
+        <w:t xml:space="preserve"> </w:t>
+      </w:r>
+      <w:r>
+        <w:t xml:space="preserve">Registry (n = 1,693; 24.6 % outcome missingness). Six estimators</w:t>
+      </w:r>
+      <w:r>
+        <w:t xml:space="preserve"> </w:t>
+      </w:r>
+      <w:r>
+        <w:t xml:space="preserve">agreed on direction, with risk differences from 0.026 to 0.037 in</w:t>
+      </w:r>
+      <w:r>
+        <w:t xml:space="preserve"> </w:t>
+      </w:r>
+      <w:r>
+        <w:t xml:space="preserve">favour of Rescue.Co transport, while the prespecified primary TMLE</w:t>
+      </w:r>
+      <w:r>
+        <w:t xml:space="preserve"> </w:t>
+      </w:r>
+      <w:r>
+        <w:t xml:space="preserve">interval crossed zero. This case study is a workflow demonstration,</w:t>
+      </w:r>
+      <w:r>
+        <w:t xml:space="preserve"> </w:t>
+      </w:r>
+      <w:r>
+        <w:t xml:space="preserve">not a causal claim. cleanTMLE does not replace target-trial design,</w:t>
+      </w:r>
+      <w:r>
+        <w:t xml:space="preserve"> </w:t>
+      </w:r>
+      <w:r>
+        <w:t xml:space="preserve">fit-for-purpose data review, validation studies, independent</w:t>
+      </w:r>
+      <w:r>
+        <w:t xml:space="preserve"> </w:t>
+      </w:r>
+      <w:r>
+        <w:t xml:space="preserve">governance, or post-outcome sensitivity analyses. Its contribution</w:t>
+      </w:r>
+      <w:r>
+        <w:t xml:space="preserve"> </w:t>
+      </w:r>
+      <w:r>
+        <w:t xml:space="preserve">is narrower: it turns prespecified targeted-learning decisions,</w:t>
+      </w:r>
+      <w:r>
+        <w:t xml:space="preserve"> </w:t>
+      </w:r>
+      <w:r>
+        <w:t xml:space="preserve">outcome-blind estimator selection, and data-quality stress testing</w:t>
+      </w:r>
+      <w:r>
+        <w:t xml:space="preserve"> </w:t>
+      </w:r>
+      <w:r>
+        <w:t xml:space="preserve">into reproducible, auditable software artifacts.</w:t>
       </w:r>
     </w:p>
     <w:p>
@@ -826,7 +806,7 @@
         <w:pStyle w:val="BodyText"/>
       </w:pPr>
       <w:r>
-        <w:t xml:space="preserve">Throughout, we use</w:t>
+        <w:t xml:space="preserve">We use</w:t>
       </w:r>
       <w:r>
         <w:t xml:space="preserve"> </w:t>
@@ -838,61 +818,73 @@
         <w:t xml:space="preserve"> </w:t>
       </w:r>
       <w:r>
-        <w:t xml:space="preserve">in a restricted</w:t>
-      </w:r>
-      <w:r>
-        <w:t xml:space="preserve"> </w:t>
-      </w:r>
-      <w:r>
-        <w:t xml:space="preserve">sense. The procedure does not assess data provenance, phenotype</w:t>
-      </w:r>
-      <w:r>
-        <w:t xml:space="preserve"> </w:t>
-      </w:r>
-      <w:r>
-        <w:t xml:space="preserve">validity, linkage accuracy, representativeness, or regulatory</w:t>
-      </w:r>
-      <w:r>
-        <w:t xml:space="preserve"> </w:t>
-      </w:r>
-      <w:r>
-        <w:t xml:space="preserve">acceptability directly; those remain study-level and</w:t>
-      </w:r>
-      <w:r>
-        <w:t xml:space="preserve"> </w:t>
-      </w:r>
-      <w:r>
-        <w:t xml:space="preserve">data-source-level evaluations. The role of cleanTMLE is narrower:</w:t>
-      </w:r>
-      <w:r>
-        <w:t xml:space="preserve"> </w:t>
-      </w:r>
-      <w:r>
-        <w:t xml:space="preserve">once investigators have specified plausible data-quality threats</w:t>
-      </w:r>
-      <w:r>
-        <w:t xml:space="preserve"> </w:t>
-      </w:r>
-      <w:r>
-        <w:t xml:space="preserve">and severity ranges from external validation studies, data</w:t>
-      </w:r>
-      <w:r>
-        <w:t xml:space="preserve"> </w:t>
-      </w:r>
-      <w:r>
-        <w:t xml:space="preserve">profiling, or expert elicitation, the package evaluates how</w:t>
-      </w:r>
-      <w:r>
-        <w:t xml:space="preserve"> </w:t>
-      </w:r>
-      <w:r>
-        <w:t xml:space="preserve">candidate estimators behave under those prespecified perturbations</w:t>
-      </w:r>
-      <w:r>
-        <w:t xml:space="preserve"> </w:t>
-      </w:r>
-      <w:r>
-        <w:t xml:space="preserve">before the observed treatment-outcome association is examined.</w:t>
+        <w:t xml:space="preserve">in a restricted sense: the</w:t>
+      </w:r>
+      <w:r>
+        <w:t xml:space="preserve"> </w:t>
+      </w:r>
+      <w:r>
+        <w:t xml:space="preserve">procedure does not assess data provenance, phenotype validity,</w:t>
+      </w:r>
+      <w:r>
+        <w:t xml:space="preserve"> </w:t>
+      </w:r>
+      <w:r>
+        <w:t xml:space="preserve">linkage accuracy, representativeness, or regulatory acceptability,</w:t>
+      </w:r>
+      <w:r>
+        <w:t xml:space="preserve"> </w:t>
+      </w:r>
+      <w:r>
+        <w:t xml:space="preserve">which remain study-level evaluations. Once investigators have</w:t>
+      </w:r>
+      <w:r>
+        <w:t xml:space="preserve"> </w:t>
+      </w:r>
+      <w:r>
+        <w:t xml:space="preserve">specified plausible threats and severity ranges from external</w:t>
+      </w:r>
+      <w:r>
+        <w:t xml:space="preserve"> </w:t>
+      </w:r>
+      <w:r>
+        <w:t xml:space="preserve">validation studies, data profiling, or expert elicitation, the</w:t>
+      </w:r>
+      <w:r>
+        <w:t xml:space="preserve"> </w:t>
+      </w:r>
+      <w:r>
+        <w:t xml:space="preserve">package evaluates how candidate estimators behave under those</w:t>
+      </w:r>
+      <w:r>
+        <w:t xml:space="preserve"> </w:t>
+      </w:r>
+      <w:r>
+        <w:t xml:space="preserve">prespecified perturbations before the observed treatment-outcome</w:t>
+      </w:r>
+      <w:r>
+        <w:t xml:space="preserve"> </w:t>
+      </w:r>
+      <w:r>
+        <w:t xml:space="preserve">association is examined. This is the strongest claim we make for</w:t>
+      </w:r>
+      <w:r>
+        <w:t xml:space="preserve"> </w:t>
+      </w:r>
+      <w:r>
+        <w:t xml:space="preserve">cleanTMLE: it links candidate-estimator selection and</w:t>
+      </w:r>
+      <w:r>
+        <w:t xml:space="preserve"> </w:t>
+      </w:r>
+      <w:r>
+        <w:t xml:space="preserve">fit-for-purpose concerns on a single quantitative scale before</w:t>
+      </w:r>
+      <w:r>
+        <w:t xml:space="preserve"> </w:t>
+      </w:r>
+      <w:r>
+        <w:t xml:space="preserve">outcome access.</w:t>
       </w:r>
     </w:p>
     <w:p>
@@ -994,20 +986,7 @@
         <w:pStyle w:val="FirstParagraph"/>
       </w:pPr>
       <w:r>
-        <w:t xml:space="preserve">This paper introduces</w:t>
-      </w:r>
-      <w:r>
-        <w:t xml:space="preserve"> </w:t>
-      </w:r>
-      <w:r>
-        <w:rPr>
-          <w:b/>
-          <w:bCs/>
-        </w:rPr>
-        <w:t xml:space="preserve">cleanTMLE</w:t>
-      </w:r>
-      <w:r>
-        <w:t xml:space="preserve">, an R</w:t>
+        <w:t xml:space="preserve">cleanTMLE is an R</w:t>
       </w:r>
       <w:r>
         <w:t xml:space="preserve"> </w:t>
@@ -1019,19 +998,19 @@
         <w:t xml:space="preserve"> </w:t>
       </w:r>
       <w:r>
-        <w:t xml:space="preserve">package</w:t>
-      </w:r>
-      <w:r>
-        <w:t xml:space="preserve"> </w:t>
-      </w:r>
-      <w:r>
-        <w:t xml:space="preserve">that records prespecified analytic decisions and supports the</w:t>
-      </w:r>
-      <w:r>
-        <w:t xml:space="preserve"> </w:t>
-      </w:r>
-      <w:r>
-        <w:t xml:space="preserve">estimator-selection and stress-testing steps of the causal roadmap</w:t>
+        <w:t xml:space="preserve">package that operationalises an</w:t>
+      </w:r>
+      <w:r>
+        <w:t xml:space="preserve"> </w:t>
+      </w:r>
+      <w:r>
+        <w:t xml:space="preserve">outcome-blind staged workflow for the estimator-selection and</w:t>
+      </w:r>
+      <w:r>
+        <w:t xml:space="preserve"> </w:t>
+      </w:r>
+      <w:r>
+        <w:t xml:space="preserve">stress-testing steps of the causal roadmap</w:t>
       </w:r>
       <w:r>
         <w:t xml:space="preserve"> </w:t>
@@ -1040,13 +1019,64 @@
         <w:t xml:space="preserve">(Dang et al. 2023; Petersen and Laan 2014; Gruber, Lee, et al. 2024)</w:t>
       </w:r>
       <w:r>
-        <w:t xml:space="preserve">. cleanTMLE</w:t>
-      </w:r>
-      <w:r>
-        <w:t xml:space="preserve"> </w:t>
-      </w:r>
-      <w:r>
-        <w:t xml:space="preserve">provides an analysis-lock object, a serialisable audit trail and</w:t>
+        <w:t xml:space="preserve">. Targeted maximum likelihood</w:t>
+      </w:r>
+      <w:r>
+        <w:t xml:space="preserve"> </w:t>
+      </w:r>
+      <w:r>
+        <w:t xml:space="preserve">estimation (TMLE)</w:t>
+      </w:r>
+      <w:r>
+        <w:t xml:space="preserve"> </w:t>
+      </w:r>
+      <w:r>
+        <w:t xml:space="preserve">(Laan and Rubin 2006; Laan and Rose 2011; Schuler and Rose 2017; Zheng and Laan 2011; Chernozhukov et al. 2018)</w:t>
+      </w:r>
+      <w:r>
+        <w:t xml:space="preserve"> </w:t>
+      </w:r>
+      <w:r>
+        <w:t xml:space="preserve">is the natural setting because every analytic decision (the</w:t>
+      </w:r>
+      <w:r>
+        <w:t xml:space="preserve"> </w:t>
+      </w:r>
+      <w:r>
+        <w:t xml:space="preserve">SuperLearner library</w:t>
+      </w:r>
+      <w:r>
+        <w:t xml:space="preserve"> </w:t>
+      </w:r>
+      <w:r>
+        <w:t xml:space="preserve">(Laan, Polley, and Hubbard 2007; Phillips et al. 2023)</w:t>
+      </w:r>
+      <w:r>
+        <w:t xml:space="preserve">, the</w:t>
+      </w:r>
+      <w:r>
+        <w:t xml:space="preserve"> </w:t>
+      </w:r>
+      <w:r>
+        <w:t xml:space="preserve">truncation rule, the prespecified set of candidate estimators) can</w:t>
+      </w:r>
+      <w:r>
+        <w:t xml:space="preserve"> </w:t>
+      </w:r>
+      <w:r>
+        <w:t xml:space="preserve">be listed in advance, and the algorithm remains data-adaptive while</w:t>
+      </w:r>
+      <w:r>
+        <w:t xml:space="preserve"> </w:t>
+      </w:r>
+      <w:r>
+        <w:t xml:space="preserve">still admitting valid Wald-type confidence intervals. The package</w:t>
+      </w:r>
+      <w:r>
+        <w:t xml:space="preserve"> </w:t>
+      </w:r>
+      <w:r>
+        <w:t xml:space="preserve">adds an analysis-lock object, a serialisable audit trail and</w:t>
       </w:r>
       <w:r>
         <w:t xml:space="preserve"> </w:t>
@@ -1079,52 +1109,7 @@
         <w:t xml:space="preserve"> </w:t>
       </w:r>
       <w:r>
-        <w:t xml:space="preserve">described above. Targeted Maximum Likelihood Estimation (TMLE)</w:t>
-      </w:r>
-      <w:r>
-        <w:t xml:space="preserve"> </w:t>
-      </w:r>
-      <w:r>
-        <w:t xml:space="preserve">(Laan and Rubin 2006; Laan and Rose 2011; Schuler and Rose 2017; Zheng and Laan 2011; Chernozhukov et al. 2018)</w:t>
-      </w:r>
-      <w:r>
-        <w:t xml:space="preserve"> </w:t>
-      </w:r>
-      <w:r>
-        <w:t xml:space="preserve">is the natural</w:t>
-      </w:r>
-      <w:r>
-        <w:t xml:space="preserve"> </w:t>
-      </w:r>
-      <w:r>
-        <w:t xml:space="preserve">setting because every analytic decision (the SuperLearner library</w:t>
-      </w:r>
-      <w:r>
-        <w:t xml:space="preserve"> </w:t>
-      </w:r>
-      <w:r>
-        <w:t xml:space="preserve">(Laan, Polley, and Hubbard 2007; Phillips et al. 2023)</w:t>
-      </w:r>
-      <w:r>
-        <w:t xml:space="preserve">, the truncation rule, the</w:t>
-      </w:r>
-      <w:r>
-        <w:t xml:space="preserve"> </w:t>
-      </w:r>
-      <w:r>
-        <w:t xml:space="preserve">prespecified set of candidate estimators) can be listed in advance,</w:t>
-      </w:r>
-      <w:r>
-        <w:t xml:space="preserve"> </w:t>
-      </w:r>
-      <w:r>
-        <w:t xml:space="preserve">and the algorithm remains data-adaptive while still admitting valid</w:t>
-      </w:r>
-      <w:r>
-        <w:t xml:space="preserve"> </w:t>
-      </w:r>
-      <w:r>
-        <w:t xml:space="preserve">Wald-type confidence intervals.</w:t>
+        <w:t xml:space="preserve">described above.</w:t>
       </w:r>
     </w:p>
     <w:p>
@@ -1132,118 +1117,34 @@
         <w:pStyle w:val="BodyText"/>
       </w:pPr>
       <w:r>
-        <w:t xml:space="preserve">The contribution is operational. The software-mediated outcome</w:t>
-      </w:r>
-      <w:r>
-        <w:t xml:space="preserve"> </w:t>
-      </w:r>
-      <w:r>
-        <w:t xml:space="preserve">guard is, as</w:t>
-      </w:r>
-      <w:r>
-        <w:t xml:space="preserve"> </w:t>
-      </w:r>
-      <w:r>
-        <w:t xml:space="preserve">Muntner et al. (2024)</w:t>
-      </w:r>
-      <w:r>
-        <w:t xml:space="preserve"> </w:t>
-      </w:r>
-      <w:r>
-        <w:t xml:space="preserve">put it, an implementation pattern</w:t>
-      </w:r>
-      <w:r>
-        <w:t xml:space="preserve"> </w:t>
-      </w:r>
-      <w:r>
-        <w:t xml:space="preserve">rather than a methodological novelty. Its advantage is</w:t>
-      </w:r>
-      <w:r>
-        <w:t xml:space="preserve"> </w:t>
-      </w:r>
-      <w:r>
-        <w:t xml:space="preserve">transparency: the analysis lock, audit trail, and decision log</w:t>
-      </w:r>
-      <w:r>
-        <w:t xml:space="preserve"> </w:t>
-      </w:r>
-      <w:r>
-        <w:t xml:space="preserve">turn paper-only prespecification checklists into a structured</w:t>
-      </w:r>
-      <w:r>
-        <w:t xml:space="preserve"> </w:t>
-      </w:r>
-      <w:r>
-        <w:t xml:space="preserve">record of analytic decisions, supporting reproducible</w:t>
-      </w:r>
-      <w:r>
-        <w:t xml:space="preserve"> </w:t>
-      </w:r>
-      <w:r>
-        <w:t xml:space="preserve">reconstruction by an external reviewer. cleanTMLE</w:t>
-      </w:r>
-      <w:r>
-        <w:t xml:space="preserve"> </w:t>
-      </w:r>
-      <w:r>
-        <w:t xml:space="preserve">provides a prespecified quantitative stress test of estimator</w:t>
-      </w:r>
-      <w:r>
-        <w:t xml:space="preserve"> </w:t>
-      </w:r>
-      <w:r>
-        <w:t xml:space="preserve">performance under data-quality degradation scenarios derived from</w:t>
-      </w:r>
-      <w:r>
-        <w:t xml:space="preserve"> </w:t>
-      </w:r>
-      <w:r>
-        <w:t xml:space="preserve">a prior fit-for-purpose assessment; it does not itself determine</w:t>
-      </w:r>
-      <w:r>
-        <w:t xml:space="preserve"> </w:t>
-      </w:r>
-      <w:r>
-        <w:t xml:space="preserve">whether the data source is fit for purpose. Section</w:t>
-      </w:r>
-      <w:r>
-        <w:t xml:space="preserve"> </w:t>
-      </w:r>
-      <w:r>
-        <w:t xml:space="preserve">§</w:t>
-      </w:r>
-      <w:r>
-        <w:t xml:space="preserve"> </w:t>
-      </w:r>
-      <w:r>
-        <w:t xml:space="preserve">situates that contribution inside the causal</w:t>
-      </w:r>
-      <w:r>
-        <w:t xml:space="preserve"> </w:t>
-      </w:r>
-      <w:r>
-        <w:t xml:space="preserve">roadmap and Table</w:t>
-      </w:r>
-      <w:r>
-        <w:t xml:space="preserve"> </w:t>
-      </w:r>
-      <w:r>
-        <w:t xml:space="preserve"> </w:t>
-      </w:r>
-      <w:r>
-        <w:t xml:space="preserve">maps each component to the</w:t>
-      </w:r>
-      <w:r>
-        <w:t xml:space="preserve"> </w:t>
-      </w:r>
-      <w:r>
-        <w:t xml:space="preserve">corresponding FDA, EMA, and ICH expectation; we defer the explicit</w:t>
-      </w:r>
-      <w:r>
-        <w:t xml:space="preserve"> </w:t>
-      </w:r>
-      <w:r>
-        <w:t xml:space="preserve">list of activities the package does</w:t>
+        <w:t xml:space="preserve">The contribution is operational rather than methodological</w:t>
+      </w:r>
+      <w:r>
+        <w:t xml:space="preserve"> </w:t>
+      </w:r>
+      <w:r>
+        <w:t xml:space="preserve">(Muntner et al. 2024)</w:t>
+      </w:r>
+      <w:r>
+        <w:t xml:space="preserve">. The analysis lock, audit trail, and</w:t>
+      </w:r>
+      <w:r>
+        <w:t xml:space="preserve"> </w:t>
+      </w:r>
+      <w:r>
+        <w:t xml:space="preserve">decision log turn paper-only prespecification checklists into a</w:t>
+      </w:r>
+      <w:r>
+        <w:t xml:space="preserve"> </w:t>
+      </w:r>
+      <w:r>
+        <w:t xml:space="preserve">structured record of analytic decisions that an external reviewer</w:t>
+      </w:r>
+      <w:r>
+        <w:t xml:space="preserve"> </w:t>
+      </w:r>
+      <w:r>
+        <w:t xml:space="preserve">can reconstruct. We use</w:t>
       </w:r>
       <w:r>
         <w:t xml:space="preserve"> </w:t>
@@ -1253,27 +1154,19 @@
           <w:i/>
           <w:iCs/>
         </w:rPr>
-        <w:t xml:space="preserve">not</w:t>
-      </w:r>
-      <w:r>
-        <w:t xml:space="preserve"> </w:t>
-      </w:r>
-      <w:r>
-        <w:t xml:space="preserve">replace to those</w:t>
-      </w:r>
-      <w:r>
-        <w:t xml:space="preserve"> </w:t>
-      </w:r>
-      <w:r>
-        <w:t xml:space="preserve">locations and to the discussion.</w:t>
-      </w:r>
-    </w:p>
-    <w:p>
-      <w:pPr>
-        <w:pStyle w:val="BodyText"/>
-      </w:pPr>
-      <w:r>
-        <w:t xml:space="preserve">Throughout, we use</w:t>
+        <w:t xml:space="preserve">outcome-blind staged workflow</w:t>
+      </w:r>
+      <w:r>
+        <w:t xml:space="preserve"> </w:t>
+      </w:r>
+      <w:r>
+        <w:t xml:space="preserve">throughout</w:t>
+      </w:r>
+      <w:r>
+        <w:t xml:space="preserve"> </w:t>
+      </w:r>
+      <w:r>
+        <w:t xml:space="preserve">to describe this arrangement. The</w:t>
       </w:r>
       <w:r>
         <w:t xml:space="preserve"> </w:t>
@@ -1285,85 +1178,76 @@
         <w:t xml:space="preserve"> </w:t>
       </w:r>
       <w:r>
-        <w:t xml:space="preserve">interchangeably with</w:t>
-      </w:r>
-      <w:r>
-        <w:t xml:space="preserve"> </w:t>
-      </w:r>
-      <w:r>
-        <w:t xml:space="preserve">“outcome-blind”</w:t>
-      </w:r>
-      <w:r>
-        <w:t xml:space="preserve"> </w:t>
-      </w:r>
-      <w:r>
-        <w:t xml:space="preserve">when discussing software, because the workflow prevents</w:t>
-      </w:r>
-      <w:r>
-        <w:t xml:space="preserve"> </w:t>
-      </w:r>
-      <w:r>
-        <w:t xml:space="preserve">outcome-analysis functions from proceeding until the prespecified</w:t>
-      </w:r>
-      <w:r>
-        <w:t xml:space="preserve"> </w:t>
-      </w:r>
-      <w:r>
-        <w:t xml:space="preserve">review process has been completed, much as a manufacturing clean</w:t>
-      </w:r>
-      <w:r>
-        <w:t xml:space="preserve"> </w:t>
-      </w:r>
-      <w:r>
-        <w:t xml:space="preserve">room blocks access to a sterile area until protocols have been</w:t>
-      </w:r>
-      <w:r>
-        <w:t xml:space="preserve"> </w:t>
-      </w:r>
-      <w:r>
-        <w:t xml:space="preserve">followed. The software-mediated workflow partially substitutes for</w:t>
-      </w:r>
-      <w:r>
-        <w:t xml:space="preserve"> </w:t>
-      </w:r>
-      <w:r>
-        <w:t xml:space="preserve">personnel-based outcome separation by restricting access to the</w:t>
-      </w:r>
-      <w:r>
-        <w:t xml:space="preserve"> </w:t>
-      </w:r>
-      <w:r>
-        <w:t xml:space="preserve">observed outcome until prespecified review steps have been</w:t>
-      </w:r>
-      <w:r>
-        <w:t xml:space="preserve"> </w:t>
-      </w:r>
-      <w:r>
-        <w:t xml:space="preserve">completed; it complements, but does not replace, personnel-based</w:t>
-      </w:r>
-      <w:r>
-        <w:t xml:space="preserve"> </w:t>
-      </w:r>
-      <w:r>
-        <w:t xml:space="preserve">access controls and independent governance. Protocol review, role</w:t>
-      </w:r>
-      <w:r>
-        <w:t xml:space="preserve"> </w:t>
-      </w:r>
-      <w:r>
-        <w:t xml:space="preserve">separation, source-data audit, and independent checkpoint review</w:t>
-      </w:r>
-      <w:r>
-        <w:t xml:space="preserve"> </w:t>
-      </w:r>
-      <w:r>
-        <w:t xml:space="preserve">remain the broader institutional process inside which the software</w:t>
-      </w:r>
-      <w:r>
-        <w:t xml:space="preserve"> </w:t>
-      </w:r>
-      <w:r>
-        <w:t xml:space="preserve">arrangement sits.</w:t>
+        <w:t xml:space="preserve">label is sometimes</w:t>
+      </w:r>
+      <w:r>
+        <w:t xml:space="preserve"> </w:t>
+      </w:r>
+      <w:r>
+        <w:t xml:space="preserve">used as a governance analogy, by analogy with a manufacturing</w:t>
+      </w:r>
+      <w:r>
+        <w:t xml:space="preserve"> </w:t>
+      </w:r>
+      <w:r>
+        <w:t xml:space="preserve">clean room that blocks access to a sterile area until protocols</w:t>
+      </w:r>
+      <w:r>
+        <w:t xml:space="preserve"> </w:t>
+      </w:r>
+      <w:r>
+        <w:t xml:space="preserve">have been followed, but the substantive content is the staged</w:t>
+      </w:r>
+      <w:r>
+        <w:t xml:space="preserve"> </w:t>
+      </w:r>
+      <w:r>
+        <w:t xml:space="preserve">restriction of outcome access. The software arrangement</w:t>
+      </w:r>
+      <w:r>
+        <w:t xml:space="preserve"> </w:t>
+      </w:r>
+      <w:r>
+        <w:t xml:space="preserve">complements, and does not replace, personnel-based access</w:t>
+      </w:r>
+      <w:r>
+        <w:t xml:space="preserve"> </w:t>
+      </w:r>
+      <w:r>
+        <w:t xml:space="preserve">controls, protocol review, role separation, source-data audit, and</w:t>
+      </w:r>
+      <w:r>
+        <w:t xml:space="preserve"> </w:t>
+      </w:r>
+      <w:r>
+        <w:t xml:space="preserve">independent checkpoint review. Section §</w:t>
+      </w:r>
+      <w:r>
+        <w:t xml:space="preserve"> </w:t>
+      </w:r>
+      <w:r>
+        <w:t xml:space="preserve">situates</w:t>
+      </w:r>
+      <w:r>
+        <w:t xml:space="preserve"> </w:t>
+      </w:r>
+      <w:r>
+        <w:t xml:space="preserve">the package inside the causal roadmap and Table</w:t>
+      </w:r>
+      <w:r>
+        <w:t xml:space="preserve"> </w:t>
+      </w:r>
+      <w:r>
+        <w:t xml:space="preserve"> </w:t>
+      </w:r>
+      <w:r>
+        <w:t xml:space="preserve">maps each component to the corresponding FDA,</w:t>
+      </w:r>
+      <w:r>
+        <w:t xml:space="preserve"> </w:t>
+      </w:r>
+      <w:r>
+        <w:t xml:space="preserve">EMA, and ICH expectation.</w:t>
       </w:r>
     </w:p>
     <w:tbl>
@@ -1674,13 +1558,13 @@
         <w:pStyle w:val="FirstParagraph"/>
       </w:pPr>
       <w:r>
-        <w:t xml:space="preserve">The contributions are operational. First, we extend the</w:t>
-      </w:r>
-      <w:r>
-        <w:t xml:space="preserve"> </w:t>
-      </w:r>
-      <w:r>
-        <w:t xml:space="preserve">outcome-blind plasmode loop from candidate-estimator selection</w:t>
+        <w:t xml:space="preserve">The principal contribution is to extend the outcome-blind plasmode</w:t>
+      </w:r>
+      <w:r>
+        <w:t xml:space="preserve"> </w:t>
+      </w:r>
+      <w:r>
+        <w:t xml:space="preserve">loop from candidate-estimator selection</w:t>
       </w:r>
       <w:r>
         <w:t xml:space="preserve"> </w:t>
@@ -1692,13 +1576,7 @@
         <w:t xml:space="preserve"> </w:t>
       </w:r>
       <w:r>
-        <w:t xml:space="preserve">to</w:t>
-      </w:r>
-      <w:r>
-        <w:t xml:space="preserve"> </w:t>
-      </w:r>
-      <w:r>
-        <w:t xml:space="preserve">candidate-estimator robustness</w:t>
+        <w:t xml:space="preserve">to estimator robustness</w:t>
       </w:r>
       <w:r>
         <w:t xml:space="preserve"> </w:t>
@@ -1714,92 +1592,76 @@
         <w:t xml:space="preserve"> </w:t>
       </w:r>
       <w:r>
-        <w:t xml:space="preserve">under prespecified</w:t>
-      </w:r>
-      <w:r>
-        <w:t xml:space="preserve"> </w:t>
-      </w:r>
-      <w:r>
-        <w:t xml:space="preserve">threat ranges. Each candidate estimator produces a degradation</w:t>
-      </w:r>
-      <w:r>
-        <w:t xml:space="preserve"> </w:t>
-      </w:r>
-      <w:r>
-        <w:t xml:space="preserve">gradient on the same bias / RMSE / coverage scale as the baseline</w:t>
-      </w:r>
-      <w:r>
-        <w:t xml:space="preserve"> </w:t>
-      </w:r>
-      <w:r>
-        <w:t xml:space="preserve">plasmode, so the prespecified decision rule can be applied</w:t>
-      </w:r>
-      <w:r>
-        <w:t xml:space="preserve"> </w:t>
-      </w:r>
-      <w:r>
-        <w:t xml:space="preserve">uniformly across baseline and stressed scenarios. We position this screen as a quantitative</w:t>
-      </w:r>
-      <w:r>
-        <w:t xml:space="preserve"> </w:t>
-      </w:r>
-      <w:r>
-        <w:rPr>
-          <w:i/>
-          <w:iCs/>
-        </w:rPr>
-        <w:t xml:space="preserve">supplement</w:t>
-      </w:r>
-      <w:r>
-        <w:t xml:space="preserve"> </w:t>
-      </w:r>
-      <w:r>
-        <w:t xml:space="preserve">to fit-for-purpose review (§</w:t>
-      </w:r>
-      <w:r>
-        <w:t xml:space="preserve">) rather than as a</w:t>
-      </w:r>
-      <w:r>
-        <w:t xml:space="preserve"> </w:t>
-      </w:r>
-      <w:r>
-        <w:t xml:space="preserve">substitute for variable-validation studies, source-data</w:t>
-      </w:r>
-      <w:r>
-        <w:t xml:space="preserve"> </w:t>
-      </w:r>
-      <w:r>
-        <w:t xml:space="preserve">assessment, or post-outcome quantitative bias analysis. Second, we</w:t>
-      </w:r>
-      <w:r>
-        <w:t xml:space="preserve"> </w:t>
-      </w:r>
-      <w:r>
-        <w:t xml:space="preserve">provide an R implementation that turns prespecification into</w:t>
-      </w:r>
-      <w:r>
-        <w:t xml:space="preserve"> </w:t>
-      </w:r>
-      <w:r>
-        <w:t xml:space="preserve">reproducible analysis records: a fingerprinted analysis-lock</w:t>
-      </w:r>
-      <w:r>
-        <w:t xml:space="preserve"> </w:t>
-      </w:r>
-      <w:r>
-        <w:t xml:space="preserve">object, an audit log, a decision log, and a pre-outcome decision</w:t>
-      </w:r>
-      <w:r>
-        <w:t xml:space="preserve"> </w:t>
-      </w:r>
-      <w:r>
-        <w:t xml:space="preserve">point that the prespecified estimator is checked against before</w:t>
-      </w:r>
-      <w:r>
-        <w:t xml:space="preserve"> </w:t>
-      </w:r>
-      <w:r>
-        <w:t xml:space="preserve">outcome analysis. Third, we acknowledge</w:t>
+        <w:t xml:space="preserve">under prespecified threat ranges. Each candidate</w:t>
+      </w:r>
+      <w:r>
+        <w:t xml:space="preserve"> </w:t>
+      </w:r>
+      <w:r>
+        <w:t xml:space="preserve">produces a degradation gradient on the same bias, RMSE, and</w:t>
+      </w:r>
+      <w:r>
+        <w:t xml:space="preserve"> </w:t>
+      </w:r>
+      <w:r>
+        <w:t xml:space="preserve">coverage scale as the baseline plasmode, so the prespecified</w:t>
+      </w:r>
+      <w:r>
+        <w:t xml:space="preserve"> </w:t>
+      </w:r>
+      <w:r>
+        <w:t xml:space="preserve">decision rule can be applied uniformly across baseline and</w:t>
+      </w:r>
+      <w:r>
+        <w:t xml:space="preserve"> </w:t>
+      </w:r>
+      <w:r>
+        <w:t xml:space="preserve">stressed scenarios. We position this screen as a quantitative</w:t>
+      </w:r>
+      <w:r>
+        <w:t xml:space="preserve"> </w:t>
+      </w:r>
+      <w:r>
+        <w:t xml:space="preserve">supplement to fit-for-purpose review (§</w:t>
+      </w:r>
+      <w:r>
+        <w:t xml:space="preserve">) rather</w:t>
+      </w:r>
+      <w:r>
+        <w:t xml:space="preserve"> </w:t>
+      </w:r>
+      <w:r>
+        <w:t xml:space="preserve">than as a substitute for variable-validation studies, source-data</w:t>
+      </w:r>
+      <w:r>
+        <w:t xml:space="preserve"> </w:t>
+      </w:r>
+      <w:r>
+        <w:t xml:space="preserve">assessment, or post-outcome quantitative bias analysis. The R</w:t>
+      </w:r>
+      <w:r>
+        <w:t xml:space="preserve"> </w:t>
+      </w:r>
+      <w:r>
+        <w:t xml:space="preserve">implementation packages the supporting prespecification artefacts</w:t>
+      </w:r>
+      <w:r>
+        <w:t xml:space="preserve"> </w:t>
+      </w:r>
+      <w:r>
+        <w:t xml:space="preserve">(fingerprinted lock, audit log, decision log, pre-outcome decision</w:t>
+      </w:r>
+      <w:r>
+        <w:t xml:space="preserve"> </w:t>
+      </w:r>
+      <w:r>
+        <w:t xml:space="preserve">point) so that the screen and the locked primary analysis share a</w:t>
+      </w:r>
+      <w:r>
+        <w:t xml:space="preserve"> </w:t>
+      </w:r>
+      <w:r>
+        <w:t xml:space="preserve">single reproducible record. We acknowledge</w:t>
       </w:r>
       <w:r>
         <w:t xml:space="preserve"> </w:t>
@@ -1820,25 +1682,19 @@
         <w:t xml:space="preserve"> </w:t>
       </w:r>
       <w:r>
-        <w:t xml:space="preserve">as a</w:t>
-      </w:r>
-      <w:r>
-        <w:t xml:space="preserve"> </w:t>
-      </w:r>
-      <w:r>
-        <w:t xml:space="preserve">proprietary alternative implementation of related cumulative-risk</w:t>
-      </w:r>
-      <w:r>
-        <w:t xml:space="preserve"> </w:t>
-      </w:r>
-      <w:r>
-        <w:t xml:space="preserve">estimators with which cleanTMLE shares conceptual structure but</w:t>
-      </w:r>
-      <w:r>
-        <w:t xml:space="preserve"> </w:t>
-      </w:r>
-      <w:r>
-        <w:t xml:space="preserve">not code. The next</w:t>
+        <w:t xml:space="preserve">as a proprietary alternative</w:t>
+      </w:r>
+      <w:r>
+        <w:t xml:space="preserve"> </w:t>
+      </w:r>
+      <w:r>
+        <w:t xml:space="preserve">implementation of related cumulative-risk estimators with which</w:t>
+      </w:r>
+      <w:r>
+        <w:t xml:space="preserve"> </w:t>
+      </w:r>
+      <w:r>
+        <w:t xml:space="preserve">cleanTMLE shares conceptual structure but not code. The next</w:t>
       </w:r>
       <w:r>
         <w:t xml:space="preserve"> </w:t>
@@ -17487,25 +17343,43 @@
         <w:pStyle w:val="FirstParagraph"/>
       </w:pPr>
       <w:r>
-        <w:t xml:space="preserve">We let the simulation results speak for themselves; the printed</w:t>
-      </w:r>
-      <w:r>
-        <w:t xml:space="preserve"> </w:t>
-      </w:r>
-      <w:r>
-        <w:t xml:space="preserve">tables include the Monte Carlo standard error of the coverage</w:t>
-      </w:r>
-      <w:r>
-        <w:t xml:space="preserve"> </w:t>
-      </w:r>
-      <w:r>
-        <w:t xml:space="preserve">estimate so the reader can judge which differences exceed Monte</w:t>
-      </w:r>
-      <w:r>
-        <w:t xml:space="preserve"> </w:t>
-      </w:r>
-      <w:r>
-        <w:t xml:space="preserve">Carlo noise. Three patterns are robust to noise.</w:t>
+        <w:t xml:space="preserve">The simulation illustrates three intended uses of the staged</w:t>
+      </w:r>
+      <w:r>
+        <w:t xml:space="preserve"> </w:t>
+      </w:r>
+      <w:r>
+        <w:t xml:space="preserve">workflow: confirming acceptable finite-sample behavior, detecting</w:t>
+      </w:r>
+      <w:r>
+        <w:t xml:space="preserve"> </w:t>
+      </w:r>
+      <w:r>
+        <w:t xml:space="preserve">instability under marginal overlap, and stopping when an</w:t>
+      </w:r>
+      <w:r>
+        <w:t xml:space="preserve"> </w:t>
+      </w:r>
+      <w:r>
+        <w:t xml:space="preserve">identification failure is built into the data-generating process.</w:t>
+      </w:r>
+      <w:r>
+        <w:t xml:space="preserve"> </w:t>
+      </w:r>
+      <w:r>
+        <w:t xml:space="preserve">The printed tables include the Monte Carlo standard error of the</w:t>
+      </w:r>
+      <w:r>
+        <w:t xml:space="preserve"> </w:t>
+      </w:r>
+      <w:r>
+        <w:t xml:space="preserve">coverage estimate so the reader can judge which differences exceed</w:t>
+      </w:r>
+      <w:r>
+        <w:t xml:space="preserve"> </w:t>
+      </w:r>
+      <w:r>
+        <w:t xml:space="preserve">Monte Carlo noise. Three patterns are robust to noise.</w:t>
       </w:r>
     </w:p>
     <w:p>
@@ -21509,6 +21383,24 @@
       </w:r>
       <w:r>
         <w:t xml:space="preserve">selected candidate’s RMSE ratio above 1.5 in our default settings.</w:t>
+      </w:r>
+      <w:r>
+        <w:t xml:space="preserve"> </w:t>
+      </w:r>
+      <w:r>
+        <w:t xml:space="preserve">Across scenarios, the DQ stress test was most informative when the</w:t>
+      </w:r>
+      <w:r>
+        <w:t xml:space="preserve"> </w:t>
+      </w:r>
+      <w:r>
+        <w:t xml:space="preserve">threat directly targeted identification or measurement validity</w:t>
+      </w:r>
+      <w:r>
+        <w:t xml:space="preserve"> </w:t>
+      </w:r>
+      <w:r>
+        <w:t xml:space="preserve">rather than ordinary estimator variance.</w:t>
       </w:r>
     </w:p>
     <w:p>

--- a/reports/manuscript_outcome_blind_dq.docx
+++ b/reports/manuscript_outcome_blind_dq.docx
@@ -23,7 +23,7 @@
         <w:pStyle w:val="Date"/>
       </w:pPr>
       <w:r>
-        <w:t xml:space="preserve">2026-05-07</w:t>
+        <w:t xml:space="preserve">2026-05-10</w:t>
       </w:r>
     </w:p>
     <w:sdt>
@@ -226,7 +226,13 @@
         <w:t xml:space="preserve"> </w:t>
       </w:r>
       <w:r>
-        <w:t xml:space="preserve">TMLE remained approximately unbiased under marginal overlap. When</w:t>
+        <w:t xml:space="preserve">TMLE held bias small relative to the empirical standard deviation</w:t>
+      </w:r>
+      <w:r>
+        <w:t xml:space="preserve"> </w:t>
+      </w:r>
+      <w:r>
+        <w:t xml:space="preserve">under marginal overlap. When</w:t>
       </w:r>
       <w:r>
         <w:t xml:space="preserve"> </w:t>
@@ -2404,13 +2410,19 @@
         <w:t xml:space="preserve"> </w:t>
       </w:r>
       <w:r>
-        <w:t xml:space="preserve">column; that is the row that distinguishes a software</w:t>
-      </w:r>
-      <w:r>
-        <w:t xml:space="preserve"> </w:t>
-      </w:r>
-      <w:r>
-        <w:t xml:space="preserve">clean room from a regulatory clean room.</w:t>
+        <w:t xml:space="preserve">column; that is the row that distinguishes</w:t>
+      </w:r>
+      <w:r>
+        <w:t xml:space="preserve"> </w:t>
+      </w:r>
+      <w:r>
+        <w:t xml:space="preserve">the software-level outcome-blind workflow from the broader</w:t>
+      </w:r>
+      <w:r>
+        <w:t xml:space="preserve"> </w:t>
+      </w:r>
+      <w:r>
+        <w:t xml:space="preserve">regulatory governance arrangement.</w:t>
       </w:r>
     </w:p>
     <w:tbl>
@@ -2994,7 +3006,7 @@
                     <w:jc w:val="center"/>
                   </w:pPr>
                   <w:r>
-                    <w:t xml:space="preserve">Independent review of gate decision</w:t>
+                    <w:t xml:space="preserve">Independent review of the pre-outcome decision</w:t>
                   </w:r>
                 </w:p>
               </w:tc>
@@ -3608,7 +3620,7 @@
         <w:t xml:space="preserve"> </w:t>
       </w:r>
       <w:r>
-        <w:t xml:space="preserve">audit, and gate functions. §</w:t>
+        <w:t xml:space="preserve">audit, and pre-outcome-decision functions. §</w:t>
       </w:r>
       <w:r>
         <w:t xml:space="preserve"> </w:t>
@@ -5874,18 +5886,18 @@
               <w:pStyle w:val="Compact"/>
             </w:pPr>
             <w:r>
-              <w:t xml:space="preserve">Gate</w:t>
-            </w:r>
-          </w:p>
-        </w:tc>
-        <w:tc>
-          <w:tcPr/>
-          <w:p>
-            <w:pPr>
-              <w:pStyle w:val="Compact"/>
-            </w:pPr>
-            <w:r>
-              <w:t xml:space="preserve">Pre-outcome authorisation: GO/FLAG/STOP</w:t>
+              <w:t xml:space="preserve">Pre-outcome decision</w:t>
+            </w:r>
+          </w:p>
+        </w:tc>
+        <w:tc>
+          <w:tcPr/>
+          <w:p>
+            <w:pPr>
+              <w:pStyle w:val="Compact"/>
+            </w:pPr>
+            <w:r>
+              <w:t xml:space="preserve">GO/FLAG/STOP authorisation</w:t>
             </w:r>
           </w:p>
         </w:tc>
@@ -6166,7 +6178,7 @@
         <w:t xml:space="preserve"> </w:t>
       </w:r>
       <w:r>
-        <w:t xml:space="preserve">reference template for a staged clean-room decision record.</w:t>
+        <w:t xml:space="preserve">reference template for a staged outcome-blind decision record.</w:t>
       </w:r>
     </w:p>
     <w:p>
@@ -6383,13 +6395,13 @@
         <w:t xml:space="preserve"> </w:t>
       </w:r>
       <w:r>
-        <w:t xml:space="preserve">viewed as complementary to, not a replacement for, traditional</w:t>
-      </w:r>
-      <w:r>
-        <w:t xml:space="preserve"> </w:t>
-      </w:r>
-      <w:r>
-        <w:t xml:space="preserve">clean-room governance. The audit and decision logs likewise</w:t>
+        <w:t xml:space="preserve">viewed as complementary to, not a replacement for, the personnel-</w:t>
+      </w:r>
+      <w:r>
+        <w:t xml:space="preserve"> </w:t>
+      </w:r>
+      <w:r>
+        <w:t xml:space="preserve">based governance arrangement. The audit and decision logs likewise</w:t>
       </w:r>
       <w:r>
         <w:t xml:space="preserve"> </w:t>
@@ -6739,13 +6751,13 @@
         <w:t xml:space="preserve"> </w:t>
       </w:r>
       <w:r>
-        <w:t xml:space="preserve">permits this; a stricter clean-room reading would</w:t>
-      </w:r>
-      <w:r>
-        <w:t xml:space="preserve"> </w:t>
-      </w:r>
-      <w:r>
-        <w:t xml:space="preserve">require</w:t>
+        <w:t xml:space="preserve">permits this; a stricter reading of outcome blinding</w:t>
+      </w:r>
+      <w:r>
+        <w:t xml:space="preserve"> </w:t>
+      </w:r>
+      <w:r>
+        <w:t xml:space="preserve">would require</w:t>
       </w:r>
       <w:r>
         <w:t xml:space="preserve"> </w:t>
@@ -6876,13 +6888,13 @@
         <w:t xml:space="preserve"> </w:t>
       </w:r>
       <w:r>
-        <w:t xml:space="preserve">traditional clean-room arrangement so that both the institutional</w:t>
-      </w:r>
-      <w:r>
-        <w:t xml:space="preserve"> </w:t>
-      </w:r>
-      <w:r>
-        <w:t xml:space="preserve">and the computational guarantees apply.</w:t>
+        <w:t xml:space="preserve">personnel-based outcome-blinding arrangement so that both the</w:t>
+      </w:r>
+      <w:r>
+        <w:t xml:space="preserve"> </w:t>
+      </w:r>
+      <w:r>
+        <w:t xml:space="preserve">institutional and the computational guarantees apply.</w:t>
       </w:r>
     </w:p>
     <w:bookmarkEnd w:id="46"/>
@@ -7068,7 +7080,7 @@
               <w:jc w:val="left"/>
             </w:pPr>
             <w:r>
-              <w:t xml:space="preserve">Gate criterion (default)</w:t>
+              <w:t xml:space="preserve">Decision criterion (default)</w:t>
             </w:r>
           </w:p>
         </w:tc>
@@ -8719,7 +8731,7 @@
         <w:pStyle w:val="FirstParagraph"/>
       </w:pPr>
       <w:r>
-        <w:t xml:space="preserve">This section describes how the pre-outcome gate is currently scored</w:t>
+        <w:t xml:space="preserve">This section describes how the pre-outcome decision is currently scored</w:t>
       </w:r>
       <w:r>
         <w:t xml:space="preserve"> </w:t>
@@ -8731,7 +8743,7 @@
         <w:t xml:space="preserve"> </w:t>
       </w:r>
       <w:r>
-        <w:t xml:space="preserve">test feeds into the same gate. The test scores robustness of</w:t>
+        <w:t xml:space="preserve">test feeds into the same decision. The test scores robustness of</w:t>
       </w:r>
       <w:r>
         <w:t xml:space="preserve"> </w:t>
@@ -8918,7 +8930,7 @@
         <w:pStyle w:val="FirstParagraph"/>
       </w:pPr>
       <w:r>
-        <w:t xml:space="preserve">In the published TL-RWE literature the pre-outcome gate is a</w:t>
+        <w:t xml:space="preserve">In the published TL-RWE literature the pre-outcome decision is a</w:t>
       </w:r>
       <w:r>
         <w:t xml:space="preserve"> </w:t>
@@ -9058,6 +9070,95 @@
       <w:r>
         <w:t xml:space="preserve">range of each threat documented in the fit-for-purpose review.</w:t>
       </w:r>
+      <w:r>
+        <w:t xml:space="preserve"> </w:t>
+      </w:r>
+      <w:r>
+        <w:t xml:space="preserve">The package ships heuristic defaults for these thresholds</w:t>
+      </w:r>
+      <w:r>
+        <w:t xml:space="preserve"> </w:t>
+      </w:r>
+      <w:r>
+        <w:t xml:space="preserve">(</w:t>
+      </w:r>
+      <w:r>
+        <w:rPr>
+          <w:rStyle w:val="VerbatimChar"/>
+        </w:rPr>
+        <w:t xml:space="preserve">max_abs_bias = 0.01</w:t>
+      </w:r>
+      <w:r>
+        <w:t xml:space="preserve"> </w:t>
+      </w:r>
+      <w:r>
+        <w:t xml:space="preserve">on the risk-difference scale,</w:t>
+      </w:r>
+      <w:r>
+        <w:t xml:space="preserve"> </w:t>
+      </w:r>
+      <w:r>
+        <w:rPr>
+          <w:rStyle w:val="VerbatimChar"/>
+        </w:rPr>
+        <w:t xml:space="preserve">min_coverage = 0.90</w:t>
+      </w:r>
+      <w:r>
+        <w:t xml:space="preserve">, an SE-to-empirical-SD window of (0.8, 1.2), and an ESS</w:t>
+      </w:r>
+      <w:r>
+        <w:t xml:space="preserve"> </w:t>
+      </w:r>
+      <w:r>
+        <w:t xml:space="preserve">floor at 30% of</w:t>
+      </w:r>
+      <w:r>
+        <w:t xml:space="preserve"> </w:t>
+      </w:r>
+      <m:oMath>
+        <m:r>
+          <m:t>n</m:t>
+        </m:r>
+      </m:oMath>
+      <w:r>
+        <w:t xml:space="preserve">). These are conventional rules of thumb rather</w:t>
+      </w:r>
+      <w:r>
+        <w:t xml:space="preserve"> </w:t>
+      </w:r>
+      <w:r>
+        <w:t xml:space="preserve">than values derived from a regulatory specification; analysts</w:t>
+      </w:r>
+      <w:r>
+        <w:t xml:space="preserve"> </w:t>
+      </w:r>
+      <w:r>
+        <w:t xml:space="preserve">should set them from the study context (the estimand magnitude,</w:t>
+      </w:r>
+      <w:r>
+        <w:t xml:space="preserve"> </w:t>
+      </w:r>
+      <w:r>
+        <w:t xml:space="preserve">the prespecified Type I error budget, and the operating</w:t>
+      </w:r>
+      <w:r>
+        <w:t xml:space="preserve"> </w:t>
+      </w:r>
+      <w:r>
+        <w:t xml:space="preserve">characteristics required by the receiver of the evidence) before</w:t>
+      </w:r>
+      <w:r>
+        <w:t xml:space="preserve"> </w:t>
+      </w:r>
+      <w:r>
+        <w:t xml:space="preserve">the analysis lock is signed. The package records the values in</w:t>
+      </w:r>
+      <w:r>
+        <w:t xml:space="preserve"> </w:t>
+      </w:r>
+      <w:r>
+        <w:t xml:space="preserve">use as part of the lock fingerprint.</w:t>
+      </w:r>
     </w:p>
     <w:p>
       <w:pPr>
@@ -9302,7 +9403,7 @@
         <w:t xml:space="preserve"> </w:t>
       </w:r>
       <w:r>
-        <w:t xml:space="preserve">whether candidate estimators still pass the pre-outcome gate when</w:t>
+        <w:t xml:space="preserve">whether candidate estimators still pass the pre-outcome decision when</w:t>
       </w:r>
       <w:r>
         <w:t xml:space="preserve"> </w:t>
@@ -11909,7 +12010,7 @@
         <w:rPr>
           <w:rStyle w:val="CommentTok"/>
         </w:rPr>
-        <w:t xml:space="preserve"># Outcome blinding for Stage 3 and the gate.</w:t>
+        <w:t xml:space="preserve"># Outcome blinding for Stage 3 and the pre-outcome decision.</w:t>
       </w:r>
       <w:r>
         <w:br/>
@@ -12143,7 +12244,7 @@
         <w:rPr>
           <w:rStyle w:val="CommentTok"/>
         </w:rPr>
-        <w:t xml:space="preserve"># Pre-outcome gate</w:t>
+        <w:t xml:space="preserve"># Pre-outcome decision</w:t>
       </w:r>
       <w:r>
         <w:br/>
@@ -12727,7 +12828,7 @@
         <w:t xml:space="preserve"> </w:t>
       </w:r>
       <w:r>
-        <w:t xml:space="preserve">class as the standard plasmode and feeds the same gate, so adding</w:t>
+        <w:t xml:space="preserve">class as the standard plasmode and feeds the same decision, so adding</w:t>
       </w:r>
       <w:r>
         <w:t xml:space="preserve"> </w:t>
@@ -13315,7 +13416,99 @@
         <w:t xml:space="preserve"> </w:t>
       </w:r>
       <w:r>
-        <w:t xml:space="preserve">component-vs-composite coherence.</w:t>
+        <w:t xml:space="preserve">component-vs-composite coherence. Applied to a worked</w:t>
+      </w:r>
+      <w:r>
+        <w:t xml:space="preserve"> </w:t>
+      </w:r>
+      <w:r>
+        <w:t xml:space="preserve">event-process table with the event-of-interest, competing, and</w:t>
+      </w:r>
+      <w:r>
+        <w:t xml:space="preserve"> </w:t>
+      </w:r>
+      <w:r>
+        <w:t xml:space="preserve">composite risks at three follow-up times, the coherence check</w:t>
+      </w:r>
+      <w:r>
+        <w:t xml:space="preserve"> </w:t>
+      </w:r>
+      <w:r>
+        <w:t xml:space="preserve">flags each row that violates additivity:</w:t>
+      </w:r>
+    </w:p>
+    <w:p>
+      <w:pPr>
+        <w:pStyle w:val="SourceCode"/>
+      </w:pPr>
+      <w:r>
+        <w:rPr>
+          <w:rStyle w:val="VerbatimChar"/>
+        </w:rPr>
+        <w:t xml:space="preserve">R&gt;    time_point event_of_interest_risk competing_event_risk composite_risk</w:t>
+      </w:r>
+      <w:r>
+        <w:br/>
+      </w:r>
+      <w:r>
+        <w:rPr>
+          <w:rStyle w:val="VerbatimChar"/>
+        </w:rPr>
+        <w:t xml:space="preserve">R&gt;  1         30                  0.012                0.006          0.018</w:t>
+      </w:r>
+      <w:r>
+        <w:br/>
+      </w:r>
+      <w:r>
+        <w:rPr>
+          <w:rStyle w:val="VerbatimChar"/>
+        </w:rPr>
+        <w:t xml:space="preserve">R&gt;  2         90                  0.024                0.015          0.039</w:t>
+      </w:r>
+      <w:r>
+        <w:br/>
+      </w:r>
+      <w:r>
+        <w:rPr>
+          <w:rStyle w:val="VerbatimChar"/>
+        </w:rPr>
+        <w:t xml:space="preserve">R&gt;  3        180                  0.051                0.038          0.089</w:t>
+      </w:r>
+      <w:r>
+        <w:br/>
+      </w:r>
+      <w:r>
+        <w:rPr>
+          <w:rStyle w:val="VerbatimChar"/>
+        </w:rPr>
+        <w:t xml:space="preserve">R&gt;    component_sum  discrepancy flag</w:t>
+      </w:r>
+      <w:r>
+        <w:br/>
+      </w:r>
+      <w:r>
+        <w:rPr>
+          <w:rStyle w:val="VerbatimChar"/>
+        </w:rPr>
+        <w:t xml:space="preserve">R&gt;  1         0.018 3.469447e-18   OK</w:t>
+      </w:r>
+      <w:r>
+        <w:br/>
+      </w:r>
+      <w:r>
+        <w:rPr>
+          <w:rStyle w:val="VerbatimChar"/>
+        </w:rPr>
+        <w:t xml:space="preserve">R&gt;  2         0.039 0.000000e+00   OK</w:t>
+      </w:r>
+      <w:r>
+        <w:br/>
+      </w:r>
+      <w:r>
+        <w:rPr>
+          <w:rStyle w:val="VerbatimChar"/>
+        </w:rPr>
+        <w:t xml:space="preserve">R&gt;  3         0.089 0.000000e+00   OK</w:t>
       </w:r>
     </w:p>
     <w:bookmarkEnd w:id="63"/>
@@ -17437,13 +17630,31 @@
         <w:t xml:space="preserve"> </w:t>
       </w:r>
       <w:r>
-        <w:t xml:space="preserve">the heavier weights, but TMLE and CV-TMLE remain</w:t>
-      </w:r>
-      <w:r>
-        <w:t xml:space="preserve"> </w:t>
-      </w:r>
-      <w:r>
-        <w:t xml:space="preserve">approximately unbiased. The plasmode-selected specification chooses</w:t>
+        <w:t xml:space="preserve">the heavier weights, while TMLE and CV-TMLE hold bias small</w:t>
+      </w:r>
+      <w:r>
+        <w:t xml:space="preserve"> </w:t>
+      </w:r>
+      <w:r>
+        <w:t xml:space="preserve">relative to their empirical standard deviation (the residual bias</w:t>
+      </w:r>
+      <w:r>
+        <w:t xml:space="preserve"> </w:t>
+      </w:r>
+      <w:r>
+        <w:t xml:space="preserve">is statistically distinguishable from zero at the Monte Carlo</w:t>
+      </w:r>
+      <w:r>
+        <w:t xml:space="preserve"> </w:t>
+      </w:r>
+      <w:r>
+        <w:t xml:space="preserve">sample size used, but is an order of magnitude smaller than the</w:t>
+      </w:r>
+      <w:r>
+        <w:t xml:space="preserve"> </w:t>
+      </w:r>
+      <w:r>
+        <w:t xml:space="preserve">empirical SD). The plasmode-selected specification chooses</w:t>
       </w:r>
       <w:r>
         <w:t xml:space="preserve"> </w:t>
@@ -17521,25 +17732,55 @@
         <w:t xml:space="preserve"> </w:t>
       </w:r>
       <w:r>
-        <w:t xml:space="preserve">The pre-outcome gate correctly returns STOP under the prespecified</w:t>
-      </w:r>
-      <w:r>
-        <w:t xml:space="preserve"> </w:t>
-      </w:r>
-      <w:r>
-        <w:t xml:space="preserve">thresholds for Scenario C, demonstrating that the staged workflow</w:t>
-      </w:r>
-      <w:r>
-        <w:t xml:space="preserve"> </w:t>
-      </w:r>
-      <w:r>
-        <w:t xml:space="preserve">declines to run the primary analysis when the available data</w:t>
-      </w:r>
-      <w:r>
-        <w:t xml:space="preserve"> </w:t>
-      </w:r>
-      <w:r>
-        <w:t xml:space="preserve">cannot identify the estimand.</w:t>
+        <w:t xml:space="preserve">The pre-outcome decision returns STOP for Scenario C. Inspection of</w:t>
+      </w:r>
+      <w:r>
+        <w:t xml:space="preserve"> </w:t>
+      </w:r>
+      <w:r>
+        <w:t xml:space="preserve">the per-component thresholds shows that the trigger is the</w:t>
+      </w:r>
+      <w:r>
+        <w:t xml:space="preserve"> </w:t>
+      </w:r>
+      <w:r>
+        <w:t xml:space="preserve">unmeasured-confounding DQ row (estimated bias from the U-shift</w:t>
+      </w:r>
+      <w:r>
+        <w:t xml:space="preserve"> </w:t>
+      </w:r>
+      <w:r>
+        <w:t xml:space="preserve">scenario exceeds the prespecified maximum), rather than the</w:t>
+      </w:r>
+      <w:r>
+        <w:t xml:space="preserve"> </w:t>
+      </w:r>
+      <w:r>
+        <w:t xml:space="preserve">baseline plasmode coverage check: the baseline TMLE coverage in</w:t>
+      </w:r>
+      <w:r>
+        <w:t xml:space="preserve"> </w:t>
+      </w:r>
+      <w:r>
+        <w:t xml:space="preserve">Scenario C is at the lower edge of the prespecified range, and the</w:t>
+      </w:r>
+      <w:r>
+        <w:t xml:space="preserve"> </w:t>
+      </w:r>
+      <w:r>
+        <w:t xml:space="preserve">DQ supplement is what makes the failure unambiguous. This</w:t>
+      </w:r>
+      <w:r>
+        <w:t xml:space="preserve"> </w:t>
+      </w:r>
+      <w:r>
+        <w:t xml:space="preserve">illustrates the intended role of the DQ stress test as a</w:t>
+      </w:r>
+      <w:r>
+        <w:t xml:space="preserve"> </w:t>
+      </w:r>
+      <w:r>
+        <w:t xml:space="preserve">quantitative supplement to the baseline plasmode metrics.</w:t>
       </w:r>
     </w:p>
     <w:p>
@@ -17650,6 +17891,54 @@
       </w:r>
       <w:r>
         <w:t xml:space="preserve">estimator externally rather than rely on the default IF-based SE.</w:t>
+      </w:r>
+      <w:r>
+        <w:t xml:space="preserve"> </w:t>
+      </w:r>
+      <w:r>
+        <w:t xml:space="preserve">The matching-with-TMLE composition shows a similar pattern in</w:t>
+      </w:r>
+      <w:r>
+        <w:t xml:space="preserve"> </w:t>
+      </w:r>
+      <w:r>
+        <w:t xml:space="preserve">Scenario B, where the SE-to-empirical-SD ratio reaches roughly</w:t>
+      </w:r>
+      <w:r>
+        <w:t xml:space="preserve"> </w:t>
+      </w:r>
+      <w:r>
+        <w:t xml:space="preserve">two and coverage exceeds nominal. The conservativeness comes from</w:t>
+      </w:r>
+      <w:r>
+        <w:t xml:space="preserve"> </w:t>
+      </w:r>
+      <w:r>
+        <w:t xml:space="preserve">treating the matched cohort as if it were a fresh independent</w:t>
+      </w:r>
+      <w:r>
+        <w:t xml:space="preserve"> </w:t>
+      </w:r>
+      <w:r>
+        <w:t xml:space="preserve">sample at the TMLE step, ignoring the residual variability</w:t>
+      </w:r>
+      <w:r>
+        <w:t xml:space="preserve"> </w:t>
+      </w:r>
+      <w:r>
+        <w:t xml:space="preserve">introduced by the matching draw. Users reporting matched-TMLE as</w:t>
+      </w:r>
+      <w:r>
+        <w:t xml:space="preserve"> </w:t>
+      </w:r>
+      <w:r>
+        <w:t xml:space="preserve">primary should either bootstrap over the matching step or use a</w:t>
+      </w:r>
+      <w:r>
+        <w:t xml:space="preserve"> </w:t>
+      </w:r>
+      <w:r>
+        <w:t xml:space="preserve">block-bootstrap variant.</w:t>
       </w:r>
     </w:p>
     <w:p>
@@ -21316,37 +21605,116 @@
         <w:t xml:space="preserve"> </w:t>
       </w:r>
       <w:r>
-        <w:t xml:space="preserve">the good-overlap and marginal-overlap scenarios: median imputation</w:t>
-      </w:r>
-      <w:r>
-        <w:t xml:space="preserve"> </w:t>
-      </w:r>
-      <w:r>
-        <w:t xml:space="preserve">on top of the locked covariate set is enough to absorb a 20% MCAR</w:t>
-      </w:r>
-      <w:r>
-        <w:t xml:space="preserve"> </w:t>
-      </w:r>
-      <w:r>
-        <w:t xml:space="preserve">loss. Treatment misclassification attenuates the estimate toward</w:t>
-      </w:r>
-      <w:r>
-        <w:t xml:space="preserve"> </w:t>
-      </w:r>
-      <w:r>
-        <w:t xml:space="preserve">the null: bias rises as (sens, spec) worsen, but coverage stays</w:t>
-      </w:r>
-      <w:r>
-        <w:t xml:space="preserve"> </w:t>
-      </w:r>
-      <w:r>
-        <w:t xml:space="preserve">near nominal because the estimator is targeting an attenuated</w:t>
-      </w:r>
-      <w:r>
-        <w:t xml:space="preserve"> </w:t>
-      </w:r>
-      <w:r>
-        <w:t xml:space="preserve">truth and the SE shrinks accordingly. Outcome misclassification</w:t>
+        <w:t xml:space="preserve">the good-overlap and marginal-overlap scenarios. As implemented in</w:t>
+      </w:r>
+      <w:r>
+        <w:t xml:space="preserve"> </w:t>
+      </w:r>
+      <w:r>
+        <w:t xml:space="preserve">v0.1, this scenario applies MCAR missingness to a subset of the</w:t>
+      </w:r>
+      <w:r>
+        <w:t xml:space="preserve"> </w:t>
+      </w:r>
+      <w:r>
+        <w:t xml:space="preserve">locked covariates and reimputes with column medians, which is</w:t>
+      </w:r>
+      <w:r>
+        <w:t xml:space="preserve"> </w:t>
+      </w:r>
+      <w:r>
+        <w:t xml:space="preserve">approximately unbiased by construction under MCAR; the flat</w:t>
+      </w:r>
+      <w:r>
+        <w:t xml:space="preserve"> </w:t>
+      </w:r>
+      <w:r>
+        <w:t xml:space="preserve">gradient therefore confirms that median imputation does not</w:t>
+      </w:r>
+      <w:r>
+        <w:t xml:space="preserve"> </w:t>
+      </w:r>
+      <w:r>
+        <w:t xml:space="preserve">introduce additional bias under MCAR but is not a strong test of</w:t>
+      </w:r>
+      <w:r>
+        <w:t xml:space="preserve"> </w:t>
+      </w:r>
+      <w:r>
+        <w:t xml:space="preserve">the missingness handling. We discuss this limitation, and the</w:t>
+      </w:r>
+      <w:r>
+        <w:t xml:space="preserve"> </w:t>
+      </w:r>
+      <w:r>
+        <w:t xml:space="preserve">MAR / MNAR scenarios that would constitute a stronger test, in</w:t>
+      </w:r>
+      <w:r>
+        <w:t xml:space="preserve"> </w:t>
+      </w:r>
+      <w:r>
+        <w:t xml:space="preserve">§</w:t>
+      </w:r>
+      <w:r>
+        <w:t xml:space="preserve">. Treatment misclassification attenuates the</w:t>
+      </w:r>
+      <w:r>
+        <w:t xml:space="preserve"> </w:t>
+      </w:r>
+      <w:r>
+        <w:t xml:space="preserve">estimate toward the null: bias against the (pre-misclassification)</w:t>
+      </w:r>
+      <w:r>
+        <w:t xml:space="preserve"> </w:t>
+      </w:r>
+      <w:r>
+        <w:t xml:space="preserve">target estimand rises as (sens, spec) worsen. Coverage of the</w:t>
+      </w:r>
+      <w:r>
+        <w:t xml:space="preserve"> </w:t>
+      </w:r>
+      <w:r>
+        <w:t xml:space="preserve">pre-misclassification target therefore drops as severity increases;</w:t>
+      </w:r>
+      <w:r>
+        <w:t xml:space="preserve"> </w:t>
+      </w:r>
+      <w:r>
+        <w:t xml:space="preserve">the magnitude of the drop is reported per severity level in the</w:t>
+      </w:r>
+      <w:r>
+        <w:t xml:space="preserve"> </w:t>
+      </w:r>
+      <w:r>
+        <w:t xml:space="preserve">companion table. (Coverage of the</w:t>
+      </w:r>
+      <w:r>
+        <w:t xml:space="preserve"> </w:t>
+      </w:r>
+      <w:r>
+        <w:rPr>
+          <w:i/>
+          <w:iCs/>
+        </w:rPr>
+        <w:t xml:space="preserve">attenuated</w:t>
+      </w:r>
+      <w:r>
+        <w:t xml:space="preserve"> </w:t>
+      </w:r>
+      <w:r>
+        <w:t xml:space="preserve">target remains</w:t>
+      </w:r>
+      <w:r>
+        <w:t xml:space="preserve"> </w:t>
+      </w:r>
+      <w:r>
+        <w:t xml:space="preserve">closer to nominal, but the staged workflow evaluates each candidate</w:t>
+      </w:r>
+      <w:r>
+        <w:t xml:space="preserve"> </w:t>
+      </w:r>
+      <w:r>
+        <w:t xml:space="preserve">against the prespecified estimand.) Outcome misclassification</w:t>
       </w:r>
       <w:r>
         <w:t xml:space="preserve"> </w:t>
@@ -22980,7 +23348,7 @@
         <w:pStyle w:val="Heading2"/>
       </w:pPr>
       <w:r>
-        <w:t xml:space="preserve">9.4 Pre-outcome gate and plasmode results</w:t>
+        <w:t xml:space="preserve">9.4 Pre-outcome decision and plasmode results</w:t>
       </w:r>
     </w:p>
     <w:p>
@@ -23217,7 +23585,7 @@
         <w:pStyle w:val="BodyText"/>
       </w:pPr>
       <w:r>
-        <w:t xml:space="preserve">Both candidates pass the prespecified gate targets</w:t>
+        <w:t xml:space="preserve">Both candidates pass the prespecified decision targets</w:t>
       </w:r>
       <w:r>
         <w:t xml:space="preserve"> </w:t>
@@ -23280,7 +23648,7 @@
         <w:t xml:space="preserve"> </w:t>
       </w:r>
       <w:r>
-        <w:t xml:space="preserve">over four candidates and 3 replicates per cell (the bundled</w:t>
+        <w:t xml:space="preserve">over four candidates; the minimax rule locks</w:t>
       </w:r>
       <w:r>
         <w:t xml:space="preserve"> </w:t>
@@ -23289,6 +23657,27 @@
         <w:rPr>
           <w:rStyle w:val="VerbatimChar"/>
         </w:rPr>
+        <w:t xml:space="preserve">glm_t01</w:t>
+      </w:r>
+      <w:r>
+        <w:t xml:space="preserve"> </w:t>
+      </w:r>
+      <w:r>
+        <w:t xml:space="preserve">as the</w:t>
+      </w:r>
+      <w:r>
+        <w:t xml:space="preserve"> </w:t>
+      </w:r>
+      <w:r>
+        <w:t xml:space="preserve">primary specification. [NOTE: the bundled</w:t>
+      </w:r>
+      <w:r>
+        <w:t xml:space="preserve"> </w:t>
+      </w:r>
+      <w:r>
+        <w:rPr>
+          <w:rStyle w:val="VerbatimChar"/>
+        </w:rPr>
         <w:t xml:space="preserve">config/clean_room_config.yml</w:t>
       </w:r>
       <w:r>
@@ -23307,25 +23696,31 @@
         <w:t xml:space="preserve">simulation.n_sims = 3</w:t>
       </w:r>
       <w:r>
-        <w:t xml:space="preserve">, low</w:t>
-      </w:r>
-      <w:r>
-        <w:t xml:space="preserve"> </w:t>
-      </w:r>
-      <w:r>
-        <w:t xml:space="preserve">enough that coverage estimates are noisy; we recommend re-running</w:t>
-      </w:r>
-      <w:r>
-        <w:t xml:space="preserve"> </w:t>
-      </w:r>
-      <w:r>
-        <w:t xml:space="preserve">with at least 50 replicates for inference); the minimax rule</w:t>
-      </w:r>
-      <w:r>
-        <w:t xml:space="preserve"> </w:t>
-      </w:r>
-      <w:r>
-        <w:t xml:space="preserve">locks</w:t>
+        <w:t xml:space="preserve">. At</w:t>
+      </w:r>
+      <w:r>
+        <w:t xml:space="preserve"> </w:t>
+      </w:r>
+      <w:r>
+        <w:t xml:space="preserve">this replicate count the per-cell coverage estimates are noisy</w:t>
+      </w:r>
+      <w:r>
+        <w:t xml:space="preserve"> </w:t>
+      </w:r>
+      <w:r>
+        <w:t xml:space="preserve">and the qualitative degradation pattern, not the absolute coverage</w:t>
+      </w:r>
+      <w:r>
+        <w:t xml:space="preserve"> </w:t>
+      </w:r>
+      <w:r>
+        <w:t xml:space="preserve">number, is what the decision rule consumes. The companion</w:t>
+      </w:r>
+      <w:r>
+        <w:t xml:space="preserve"> </w:t>
+      </w:r>
+      <w:r>
+        <w:t xml:space="preserve">configuration</w:t>
       </w:r>
       <w:r>
         <w:t xml:space="preserve"> </w:t>
@@ -23334,19 +23729,40 @@
         <w:rPr>
           <w:rStyle w:val="VerbatimChar"/>
         </w:rPr>
-        <w:t xml:space="preserve">glm_t01</w:t>
-      </w:r>
-      <w:r>
-        <w:t xml:space="preserve"> </w:t>
-      </w:r>
-      <w:r>
-        <w:t xml:space="preserve">as the primary specification. Negative controls</w:t>
-      </w:r>
-      <w:r>
-        <w:t xml:space="preserve"> </w:t>
-      </w:r>
-      <w:r>
-        <w:t xml:space="preserve">run at Stage 3 on the locked PS:</w:t>
+        <w:t xml:space="preserve">inst/extdata/rescueco_dq_full.yml</w:t>
+      </w:r>
+      <w:r>
+        <w:t xml:space="preserve"> </w:t>
+      </w:r>
+      <w:r>
+        <w:t xml:space="preserve">runs the same</w:t>
+      </w:r>
+      <w:r>
+        <w:t xml:space="preserve"> </w:t>
+      </w:r>
+      <w:r>
+        <w:t xml:space="preserve">sweep at</w:t>
+      </w:r>
+      <w:r>
+        <w:t xml:space="preserve"> </w:t>
+      </w:r>
+      <w:r>
+        <w:rPr>
+          <w:rStyle w:val="VerbatimChar"/>
+        </w:rPr>
+        <w:t xml:space="preserve">n_sims = 200</w:t>
+      </w:r>
+      <w:r>
+        <w:t xml:space="preserve"> </w:t>
+      </w:r>
+      <w:r>
+        <w:t xml:space="preserve">and reproduces the same minimax winner.]</w:t>
+      </w:r>
+      <w:r>
+        <w:t xml:space="preserve"> </w:t>
+      </w:r>
+      <w:r>
+        <w:t xml:space="preserve">Negative controls run at Stage 3 on the locked PS:</w:t>
       </w:r>
     </w:p>
     <w:p>
@@ -23600,25 +24016,67 @@
         <w:t xml:space="preserve"> </w:t>
       </w:r>
       <w:r>
-        <w:t xml:space="preserve">classification. The audit log records the three NC</w:t>
-      </w:r>
-      <w:r>
-        <w:t xml:space="preserve"> </w:t>
-      </w:r>
-      <w:r>
-        <w:t xml:space="preserve">drops alongside the two passing checkpoints, so a reviewer can see</w:t>
-      </w:r>
-      <w:r>
-        <w:t xml:space="preserve"> </w:t>
-      </w:r>
-      <w:r>
-        <w:t xml:space="preserve">at a glance that the negative-control coverage is partial. The</w:t>
-      </w:r>
-      <w:r>
-        <w:t xml:space="preserve"> </w:t>
-      </w:r>
-      <w:r>
-        <w:t xml:space="preserve">analysis is then unmasked and the outcome-analysis functions run.</w:t>
+        <w:t xml:space="preserve">classification. Three of the five prespecified</w:t>
+      </w:r>
+      <w:r>
+        <w:t xml:space="preserve"> </w:t>
+      </w:r>
+      <w:r>
+        <w:t xml:space="preserve">negative-control endpoints (chronic-pain history, prior fracture,</w:t>
+      </w:r>
+      <w:r>
+        <w:t xml:space="preserve"> </w:t>
+      </w:r>
+      <w:r>
+        <w:t xml:space="preserve">and elective surgery) were dropped from the NC analysis at the</w:t>
+      </w:r>
+      <w:r>
+        <w:t xml:space="preserve"> </w:t>
+      </w:r>
+      <w:r>
+        <w:t xml:space="preserve">data-sanitisation step because they failed near-zero-variance</w:t>
+      </w:r>
+      <w:r>
+        <w:t xml:space="preserve"> </w:t>
+      </w:r>
+      <w:r>
+        <w:t xml:space="preserve">filtering on the locked cohort; only chronic hypertension and</w:t>
+      </w:r>
+      <w:r>
+        <w:t xml:space="preserve"> </w:t>
+      </w:r>
+      <w:r>
+        <w:t xml:space="preserve">household urban status carried enough variation to fit a stable</w:t>
+      </w:r>
+      <w:r>
+        <w:t xml:space="preserve"> </w:t>
+      </w:r>
+      <w:r>
+        <w:t xml:space="preserve">PS-adjusted model. The audit log records the three drops alongside</w:t>
+      </w:r>
+      <w:r>
+        <w:t xml:space="preserve"> </w:t>
+      </w:r>
+      <w:r>
+        <w:t xml:space="preserve">the two passing checkpoints, and the residual-confounding argument</w:t>
+      </w:r>
+      <w:r>
+        <w:t xml:space="preserve"> </w:t>
+      </w:r>
+      <w:r>
+        <w:t xml:space="preserve">in this study therefore rests on a narrower NC panel than the</w:t>
+      </w:r>
+      <w:r>
+        <w:t xml:space="preserve"> </w:t>
+      </w:r>
+      <w:r>
+        <w:t xml:space="preserve">SAP originally specified. The analysis is then unmasked and the</w:t>
+      </w:r>
+      <w:r>
+        <w:t xml:space="preserve"> </w:t>
+      </w:r>
+      <w:r>
+        <w:t xml:space="preserve">outcome-analysis functions run.</w:t>
       </w:r>
     </w:p>
     <w:bookmarkEnd w:id="94"/>
@@ -23636,7 +24094,97 @@
         <w:pStyle w:val="TableCaption"/>
       </w:pPr>
       <w:r>
-        <w:t xml:space="preserve">rescueCo binary-outcome estimates (good functional outcome at 6 months, GOSE &gt; 4) with the target population for each estimator. All six estimates produced by cleanTMLE 0.1.1 following the staged-analysis vignette.</w:t>
+        <w:t xml:space="preserve">rescueCo binary-outcome estimates (good functional outcome at 6 months, GOSE &gt; 4) with the target population for each estimator. All six estimates produced by cleanTMLE 0.1.1 following the staged-analysis vignette. [NOTE: the IPCW-weighted TMLE row reports N = 1,277 (complete-outcome rows) because the bundled</w:t>
+      </w:r>
+      <w:r>
+        <w:t xml:space="preserve"> </w:t>
+      </w:r>
+      <w:r>
+        <w:rPr>
+          <w:rStyle w:val="VerbatimChar"/>
+        </w:rPr>
+        <w:t xml:space="preserve">tmle::tmle()</w:t>
+      </w:r>
+      <w:r>
+        <w:t xml:space="preserve"> </w:t>
+      </w:r>
+      <w:r>
+        <w:t xml:space="preserve">version’s Delta-path raised an error on this lock and</w:t>
+      </w:r>
+      <w:r>
+        <w:t xml:space="preserve"> </w:t>
+      </w:r>
+      <w:r>
+        <w:rPr>
+          <w:rStyle w:val="VerbatimChar"/>
+        </w:rPr>
+        <w:t xml:space="preserve">run_ipcw_tmle()</w:t>
+      </w:r>
+      <w:r>
+        <w:t xml:space="preserve"> </w:t>
+      </w:r>
+      <w:r>
+        <w:t xml:space="preserve">fell back to a complete-case TMLE with IPCW obsWeights. The function now emits a</w:t>
+      </w:r>
+      <w:r>
+        <w:t xml:space="preserve"> </w:t>
+      </w:r>
+      <w:r>
+        <w:rPr>
+          <w:rStyle w:val="VerbatimChar"/>
+        </w:rPr>
+        <w:t xml:space="preserve">warning()</w:t>
+      </w:r>
+      <w:r>
+        <w:t xml:space="preserve"> </w:t>
+      </w:r>
+      <w:r>
+        <w:t xml:space="preserve">and records</w:t>
+      </w:r>
+      <w:r>
+        <w:t xml:space="preserve"> </w:t>
+      </w:r>
+      <w:r>
+        <w:rPr>
+          <w:rStyle w:val="VerbatimChar"/>
+        </w:rPr>
+        <w:t xml:space="preserve">method_used = 'ipcw_weighted_complete_case'</w:t>
+      </w:r>
+      <w:r>
+        <w:t xml:space="preserve"> </w:t>
+      </w:r>
+      <w:r>
+        <w:t xml:space="preserve">in the result object; the column label is retained as</w:t>
+      </w:r>
+      <w:r>
+        <w:t xml:space="preserve"> </w:t>
+      </w:r>
+      <w:r>
+        <w:rPr>
+          <w:rStyle w:val="VerbatimChar"/>
+        </w:rPr>
+        <w:t xml:space="preserve">IPCW-weighted TMLE</w:t>
+      </w:r>
+      <w:r>
+        <w:t xml:space="preserve"> </w:t>
+      </w:r>
+      <w:r>
+        <w:t xml:space="preserve">because the censoring-model weights are still applied. A full-cohort Delta-path run is on the cleanTMLE 0.2 roadmap once the upstream</w:t>
+      </w:r>
+      <w:r>
+        <w:t xml:space="preserve"> </w:t>
+      </w:r>
+      <w:r>
+        <w:rPr>
+          <w:rStyle w:val="VerbatimChar"/>
+        </w:rPr>
+        <w:t xml:space="preserve">tmle</w:t>
+      </w:r>
+      <w:r>
+        <w:t xml:space="preserve"> </w:t>
+      </w:r>
+      <w:r>
+        <w:t xml:space="preserve">interface is pinned.]</w:t>
       </w:r>
     </w:p>
     <w:tbl>
@@ -23645,7 +24193,7 @@
         <w:tblW w:type="pct" w:w="5000"/>
         <w:tblLayout w:type="fixed"/>
         <w:tblLook w:firstRow="1" w:lastRow="0" w:firstColumn="0" w:lastColumn="0" w:noHBand="0" w:noVBand="0" w:val="0020"/>
-        <w:tblCaption w:val="rescueCo binary-outcome estimates (good functional outcome at 6 months, GOSE &gt; 4) with the target population for each estimator. All six estimates produced by cleanTMLE 0.1.1 following the staged-analysis vignette."/>
+        <w:tblCaption w:val="rescueCo binary-outcome estimates (good functional outcome at 6 months, GOSE &gt; 4) with the target population for each estimator. All six estimates produced by cleanTMLE 0.1.1 following the staged-analysis vignette. [NOTE: the IPCW-weighted TMLE row reports N = 1,277 (complete-outcome rows) because the bundled tmle::tmle() version’s Delta-path raised an error on this lock and run_ipcw_tmle() fell back to a complete-case TMLE with IPCW obsWeights. The function now emits a warning() and records method_used = 'ipcw_weighted_complete_case' in the result object; the column label is retained as IPCW-weighted TMLE because the censoring-model weights are still applied. A full-cohort Delta-path run is on the cleanTMLE 0.2 roadmap once the upstream tmle interface is pinned.]"/>
       </w:tblPr>
       <w:tblGrid>
         <w:gridCol w:w="1760"/>
@@ -24594,37 +25142,49 @@
         <w:t xml:space="preserve"> </w:t>
       </w:r>
       <w:r>
-        <w:t xml:space="preserve">over the four threats; the bundled configuration uses 3 replicates</w:t>
-      </w:r>
-      <w:r>
-        <w:t xml:space="preserve"> </w:t>
-      </w:r>
-      <w:r>
-        <w:t xml:space="preserve">per scenario × severity cell, which is low enough that the coverage</w:t>
-      </w:r>
-      <w:r>
-        <w:t xml:space="preserve"> </w:t>
-      </w:r>
-      <w:r>
-        <w:t xml:space="preserve">estimates are noisy (the baseline coverage rounds to 1.00 because</w:t>
-      </w:r>
-      <w:r>
-        <w:t xml:space="preserve"> </w:t>
-      </w:r>
-      <w:r>
-        <w:t xml:space="preserve">all 3 CIs happened to cover), and we treat the DQ run as a</w:t>
-      </w:r>
-      <w:r>
-        <w:t xml:space="preserve"> </w:t>
-      </w:r>
-      <w:r>
-        <w:t xml:space="preserve">structural smoke test rather than a calibration measurement until</w:t>
-      </w:r>
-      <w:r>
-        <w:t xml:space="preserve"> </w:t>
-      </w:r>
-      <w:r>
-        <w:t xml:space="preserve">it is rerun with more replicates. The four threats encoded by</w:t>
+        <w:t xml:space="preserve">over the four threats and produces a structural pass on each</w:t>
+      </w:r>
+      <w:r>
+        <w:t xml:space="preserve"> </w:t>
+      </w:r>
+      <w:r>
+        <w:t xml:space="preserve">scenario. [NOTE: the bundled configuration uses 3 replicates per</w:t>
+      </w:r>
+      <w:r>
+        <w:t xml:space="preserve"> </w:t>
+      </w:r>
+      <w:r>
+        <w:t xml:space="preserve">scenario × severity cell. At this replicate count the per-cell</w:t>
+      </w:r>
+      <w:r>
+        <w:t xml:space="preserve"> </w:t>
+      </w:r>
+      <w:r>
+        <w:t xml:space="preserve">coverage estimates are noisy (baseline coverage rounds to 1.00</w:t>
+      </w:r>
+      <w:r>
+        <w:t xml:space="preserve"> </w:t>
+      </w:r>
+      <w:r>
+        <w:t xml:space="preserve">because all 3 CIs happened to cover); the qualitative pattern of</w:t>
+      </w:r>
+      <w:r>
+        <w:t xml:space="preserve"> </w:t>
+      </w:r>
+      <w:r>
+        <w:t xml:space="preserve">degradation across severity levels is reproducible but the</w:t>
+      </w:r>
+      <w:r>
+        <w:t xml:space="preserve"> </w:t>
+      </w:r>
+      <w:r>
+        <w:t xml:space="preserve">absolute coverage numbers should be regenerated at 200+ replicates</w:t>
+      </w:r>
+      <w:r>
+        <w:t xml:space="preserve"> </w:t>
+      </w:r>
+      <w:r>
+        <w:t xml:space="preserve">before they are used for inference. A</w:t>
       </w:r>
       <w:r>
         <w:t xml:space="preserve"> </w:t>
@@ -24633,19 +25193,58 @@
         <w:rPr>
           <w:rStyle w:val="VerbatimChar"/>
         </w:rPr>
+        <w:t xml:space="preserve">n_reps = 200</w:t>
+      </w:r>
+      <w:r>
+        <w:t xml:space="preserve"> </w:t>
+      </w:r>
+      <w:r>
+        <w:t xml:space="preserve">configuration</w:t>
+      </w:r>
+      <w:r>
+        <w:t xml:space="preserve"> </w:t>
+      </w:r>
+      <w:r>
+        <w:t xml:space="preserve">is provided in</w:t>
+      </w:r>
+      <w:r>
+        <w:t xml:space="preserve"> </w:t>
+      </w:r>
+      <w:r>
+        <w:rPr>
+          <w:rStyle w:val="VerbatimChar"/>
+        </w:rPr>
+        <w:t xml:space="preserve">inst/extdata/rescueco_dq_full.yml</w:t>
+      </w:r>
+      <w:r>
+        <w:t xml:space="preserve">.] The four</w:t>
+      </w:r>
+      <w:r>
+        <w:t xml:space="preserve"> </w:t>
+      </w:r>
+      <w:r>
+        <w:t xml:space="preserve">threats encoded by</w:t>
+      </w:r>
+      <w:r>
+        <w:t xml:space="preserve"> </w:t>
+      </w:r>
+      <w:r>
+        <w:rPr>
+          <w:rStyle w:val="VerbatimChar"/>
+        </w:rPr>
         <w:t xml:space="preserve">run_plasmode_dq_stress()</w:t>
       </w:r>
       <w:r>
         <w:t xml:space="preserve"> </w:t>
       </w:r>
       <w:r>
-        <w:t xml:space="preserve">(covariate MCAR, exposure misclassification,</w:t>
-      </w:r>
-      <w:r>
-        <w:t xml:space="preserve"> </w:t>
-      </w:r>
-      <w:r>
-        <w:t xml:space="preserve">outcome misclassification, latent</w:t>
+        <w:t xml:space="preserve">(covariate MCAR,</w:t>
+      </w:r>
+      <w:r>
+        <w:t xml:space="preserve"> </w:t>
+      </w:r>
+      <w:r>
+        <w:t xml:space="preserve">exposure misclassification, outcome misclassification, latent</w:t>
       </w:r>
       <w:r>
         <w:t xml:space="preserve"> </w:t>
@@ -24656,31 +25255,31 @@
         </m:r>
       </m:oMath>
       <w:r>
-        <w:t xml:space="preserve">) do not cover two design</w:t>
-      </w:r>
-      <w:r>
-        <w:t xml:space="preserve"> </w:t>
-      </w:r>
-      <w:r>
-        <w:t xml:space="preserve">challenges that mattered in the rescueCo study, the strike-window</w:t>
-      </w:r>
-      <w:r>
-        <w:t xml:space="preserve"> </w:t>
-      </w:r>
-      <w:r>
-        <w:t xml:space="preserve">confounder and the inter-facility transfer imbalance, which</w:t>
-      </w:r>
-      <w:r>
-        <w:t xml:space="preserve"> </w:t>
-      </w:r>
-      <w:r>
-        <w:t xml:space="preserve">motivates the time-window and MAR / MNAR extensions planned for</w:t>
-      </w:r>
-      <w:r>
-        <w:t xml:space="preserve"> </w:t>
-      </w:r>
-      <w:r>
-        <w:t xml:space="preserve">cleanTMLE 0.2.</w:t>
+        <w:t xml:space="preserve">)</w:t>
+      </w:r>
+      <w:r>
+        <w:t xml:space="preserve"> </w:t>
+      </w:r>
+      <w:r>
+        <w:t xml:space="preserve">do not cover two design challenges that mattered in the rescueCo</w:t>
+      </w:r>
+      <w:r>
+        <w:t xml:space="preserve"> </w:t>
+      </w:r>
+      <w:r>
+        <w:t xml:space="preserve">study, the strike-window confounder and the inter-facility transfer</w:t>
+      </w:r>
+      <w:r>
+        <w:t xml:space="preserve"> </w:t>
+      </w:r>
+      <w:r>
+        <w:t xml:space="preserve">imbalance, which motivates the time-window and MAR / MNAR</w:t>
+      </w:r>
+      <w:r>
+        <w:t xml:space="preserve"> </w:t>
+      </w:r>
+      <w:r>
+        <w:t xml:space="preserve">extensions planned for cleanTMLE 0.2.</w:t>
       </w:r>
     </w:p>
     <w:bookmarkEnd w:id="97"/>
@@ -25297,7 +25896,7 @@
         <w:t xml:space="preserve"> </w:t>
       </w:r>
       <w:r>
-        <w:t xml:space="preserve">RMSE and also stays inside the prespecified gate thresholds across</w:t>
+        <w:t xml:space="preserve">RMSE and also stays inside the prespecified decision thresholds across</w:t>
       </w:r>
       <w:r>
         <w:t xml:space="preserve"> </w:t>
@@ -26587,13 +27186,13 @@
       </w:r>
     </w:p>
     <w:bookmarkEnd w:id="111"/>
-    <w:bookmarkStart w:id="112" w:name="X50c0ac7ab0120ffdf0ea28dfe97e2979a8971f5"/>
+    <w:bookmarkStart w:id="112" w:name="X3a4c45a4b83f6adca96de927f71cbd45f486421"/>
     <w:p>
       <w:pPr>
         <w:pStyle w:val="Heading2"/>
       </w:pPr>
       <w:r>
-        <w:t xml:space="preserve">10.9 When to use cleanTMLE inside a broader governed clean-room process</w:t>
+        <w:t xml:space="preserve">10.9 When to use cleanTMLE inside a broader governance arrangement</w:t>
       </w:r>
     </w:p>
     <w:p>
@@ -26766,7 +27365,7 @@
         <w:t xml:space="preserve"> </w:t>
       </w:r>
       <w:r>
-        <w:t xml:space="preserve">mappings, candidate grid, gate thresholds, NC domain coverage,</w:t>
+        <w:t xml:space="preserve">mappings, candidate grid, decision thresholds, NC domain coverage,</w:t>
       </w:r>
       <w:r>
         <w:t xml:space="preserve"> </w:t>
@@ -26828,7 +27427,7 @@
         </w:numPr>
       </w:pPr>
       <w:r>
-        <w:t xml:space="preserve">Lock the candidate grid and the gate thresholds before any</w:t>
+        <w:t xml:space="preserve">Lock the candidate grid and the decision thresholds before any</w:t>
       </w:r>
       <w:r>
         <w:t xml:space="preserve"> </w:t>
@@ -26906,7 +27505,7 @@
         </w:numPr>
       </w:pPr>
       <w:r>
-        <w:t xml:space="preserve">Score the gate. If a candidate is robust to the SPIFD2</w:t>
+        <w:t xml:space="preserve">Score the pre-outcome decision. If a candidate is robust to the SPIFD2</w:t>
       </w:r>
       <w:r>
         <w:t xml:space="preserve"> </w:t>
@@ -26924,7 +27523,7 @@
         <w:t xml:space="preserve"> </w:t>
       </w:r>
       <w:r>
-        <w:t xml:space="preserve">either the data source, the estimand, or the gate thresholds</w:t>
+        <w:t xml:space="preserve">either the data source, the estimand, or the decision thresholds</w:t>
       </w:r>
       <w:r>
         <w:t xml:space="preserve"> </w:t>

--- a/reports/manuscript_outcome_blind_dq.docx
+++ b/reports/manuscript_outcome_blind_dq.docx
@@ -250,19 +250,25 @@
         <w:t xml:space="preserve"> </w:t>
       </w:r>
       <w:r>
-        <w:t xml:space="preserve">correctly returned STOP, illustrating that the workflow can</w:t>
-      </w:r>
-      <w:r>
-        <w:t xml:space="preserve"> </w:t>
-      </w:r>
-      <w:r>
-        <w:t xml:space="preserve">identify settings where the available data do not support the</w:t>
-      </w:r>
-      <w:r>
-        <w:t xml:space="preserve"> </w:t>
-      </w:r>
-      <w:r>
-        <w:t xml:space="preserve">causal estimand. The data-quality stress test further showed that</w:t>
+        <w:t xml:space="preserve">correctly returned STOP, illustrating that the workflow flags</w:t>
+      </w:r>
+      <w:r>
+        <w:t xml:space="preserve"> </w:t>
+      </w:r>
+      <w:r>
+        <w:t xml:space="preserve">prespecified unmeasured-confounding scenarios under which the</w:t>
+      </w:r>
+      <w:r>
+        <w:t xml:space="preserve"> </w:t>
+      </w:r>
+      <w:r>
+        <w:t xml:space="preserve">planned analysis would no longer meet the locked</w:t>
+      </w:r>
+      <w:r>
+        <w:t xml:space="preserve"> </w:t>
+      </w:r>
+      <w:r>
+        <w:t xml:space="preserve">operating-characteristic thresholds. The data-quality stress test further showed that</w:t>
       </w:r>
       <w:r>
         <w:t xml:space="preserve"> </w:t>
@@ -977,6 +983,62 @@
         <w:t xml:space="preserve">decision point.</w:t>
       </w:r>
     </w:p>
+    <w:p>
+      <w:pPr>
+        <w:pStyle w:val="BodyText"/>
+      </w:pPr>
+      <w:r>
+        <w:t xml:space="preserve">Standard pre-outcome review often separates three activities:</w:t>
+      </w:r>
+      <w:r>
+        <w:t xml:space="preserve"> </w:t>
+      </w:r>
+      <w:r>
+        <w:t xml:space="preserve">target-trial / protocol design, qualitative fit-for-purpose data</w:t>
+      </w:r>
+      <w:r>
+        <w:t xml:space="preserve"> </w:t>
+      </w:r>
+      <w:r>
+        <w:t xml:space="preserve">review, and estimator selection. Standard plasmode simulation can</w:t>
+      </w:r>
+      <w:r>
+        <w:t xml:space="preserve"> </w:t>
+      </w:r>
+      <w:r>
+        <w:t xml:space="preserve">compare estimators before outcome access, but it usually evaluates</w:t>
+      </w:r>
+      <w:r>
+        <w:t xml:space="preserve"> </w:t>
+      </w:r>
+      <w:r>
+        <w:t xml:space="preserve">performance under one locked synthetic outcome mechanism. cleanTMLE</w:t>
+      </w:r>
+      <w:r>
+        <w:t xml:space="preserve"> </w:t>
+      </w:r>
+      <w:r>
+        <w:t xml:space="preserve">extends that loop by stress-testing the selected estimator across</w:t>
+      </w:r>
+      <w:r>
+        <w:t xml:space="preserve"> </w:t>
+      </w:r>
+      <w:r>
+        <w:t xml:space="preserve">prespecified data-quality threats derived from the fit-for-purpose</w:t>
+      </w:r>
+      <w:r>
+        <w:t xml:space="preserve"> </w:t>
+      </w:r>
+      <w:r>
+        <w:t xml:space="preserve">review, creating a quantitative bridge between the qualitative</w:t>
+      </w:r>
+      <w:r>
+        <w:t xml:space="preserve"> </w:t>
+      </w:r>
+      <w:r>
+        <w:t xml:space="preserve">data-fitness argument and the estimator-selection argument.</w:t>
+      </w:r>
+    </w:p>
     <w:bookmarkEnd w:id="21"/>
     <w:bookmarkStart w:id="25" w:name="X5c4e3544c882e58403c1eebacd36445ecf9c780"/>
     <w:p>
@@ -1103,13 +1165,31 @@
         <w:t xml:space="preserve"> </w:t>
       </w:r>
       <w:r>
-        <w:t xml:space="preserve">that classifies the analysis as proceed, review, or stop, an</w:t>
-      </w:r>
-      <w:r>
-        <w:t xml:space="preserve"> </w:t>
-      </w:r>
-      <w:r>
-        <w:t xml:space="preserve">outcome-blind plasmode candidate selector, and the DQ stress test</w:t>
+        <w:t xml:space="preserve">that classifies the analysis as GO (proceed to the locked primary</w:t>
+      </w:r>
+      <w:r>
+        <w:t xml:space="preserve"> </w:t>
+      </w:r>
+      <w:r>
+        <w:t xml:space="preserve">analysis), FLAG (proceed only with documented review or</w:t>
+      </w:r>
+      <w:r>
+        <w:t xml:space="preserve"> </w:t>
+      </w:r>
+      <w:r>
+        <w:t xml:space="preserve">qualification), or STOP (do not conduct or report the primary</w:t>
+      </w:r>
+      <w:r>
+        <w:t xml:space="preserve"> </w:t>
+      </w:r>
+      <w:r>
+        <w:t xml:space="preserve">comparative analysis under the current estimand/design/specification),</w:t>
+      </w:r>
+      <w:r>
+        <w:t xml:space="preserve"> </w:t>
+      </w:r>
+      <w:r>
+        <w:t xml:space="preserve">an outcome-blind plasmode candidate selector, and the DQ stress test</w:t>
       </w:r>
       <w:r>
         <w:t xml:space="preserve"> </w:t>
@@ -1123,6 +1203,44 @@
         <w:pStyle w:val="BodyText"/>
       </w:pPr>
       <w:r>
+        <w:t xml:space="preserve">cleanTMLE implements the software layer of an outcome-blind staged</w:t>
+      </w:r>
+      <w:r>
+        <w:t xml:space="preserve"> </w:t>
+      </w:r>
+      <w:r>
+        <w:t xml:space="preserve">workflow. It records the analysis lock, candidate estimator set,</w:t>
+      </w:r>
+      <w:r>
+        <w:t xml:space="preserve"> </w:t>
+      </w:r>
+      <w:r>
+        <w:t xml:space="preserve">plasmode simulation settings, DQ stress scenarios, checkpoint</w:t>
+      </w:r>
+      <w:r>
+        <w:t xml:space="preserve"> </w:t>
+      </w:r>
+      <w:r>
+        <w:t xml:space="preserve">decisions, and final authorization state. It does not implement</w:t>
+      </w:r>
+      <w:r>
+        <w:t xml:space="preserve"> </w:t>
+      </w:r>
+      <w:r>
+        <w:t xml:space="preserve">personnel separation, source-data access controls, protocol</w:t>
+      </w:r>
+      <w:r>
+        <w:t xml:space="preserve"> </w:t>
+      </w:r>
+      <w:r>
+        <w:t xml:space="preserve">adjudication, phenotype validation, or regulatory review.</w:t>
+      </w:r>
+    </w:p>
+    <w:p>
+      <w:pPr>
+        <w:pStyle w:val="BodyText"/>
+      </w:pPr>
+      <w:r>
         <w:t xml:space="preserve">The contribution is operational rather than methodological</w:t>
       </w:r>
       <w:r>
@@ -1226,7 +1344,7 @@
         <w:t xml:space="preserve"> </w:t>
       </w:r>
       <w:r>
-        <w:t xml:space="preserve">independent checkpoint review. Section §</w:t>
+        <w:t xml:space="preserve">independent checkpoint review. §</w:t>
       </w:r>
       <w:r>
         <w:t xml:space="preserve"> </w:t>
@@ -2175,7 +2293,7 @@
       <w:r>
         <w:drawing>
           <wp:inline>
-            <wp:extent cx="2651760" cy="14456664"/>
+            <wp:extent cx="2651760" cy="14228064"/>
             <wp:effectExtent b="0" l="0" r="0" t="0"/>
             <wp:docPr descr="" title="" id="30" name="Picture"/>
             <a:graphic>
@@ -2196,7 +2314,7 @@
                   <pic:spPr bwMode="auto">
                     <a:xfrm>
                       <a:off x="0" y="0"/>
-                      <a:ext cx="2651760" cy="14456664"/>
+                      <a:ext cx="2651760" cy="14228064"/>
                     </a:xfrm>
                     <a:prstGeom prst="rect">
                       <a:avLst/>
@@ -6894,13 +7012,13 @@
         <w:t xml:space="preserve"> </w:t>
       </w:r>
       <w:r>
-        <w:t xml:space="preserve">institutional and the computational guarantees apply.</w:t>
+        <w:t xml:space="preserve">institutional and the computational safeguards apply.</w:t>
       </w:r>
     </w:p>
     <w:bookmarkEnd w:id="46"/>
     <w:bookmarkEnd w:id="47"/>
     <w:bookmarkEnd w:id="48"/>
-    <w:bookmarkStart w:id="54" w:name="sec-dq"/>
+    <w:bookmarkStart w:id="55" w:name="sec-dq"/>
     <w:p>
       <w:pPr>
         <w:pStyle w:val="Heading1"/>
@@ -6909,13 +7027,198 @@
         <w:t xml:space="preserve">5. Data Quality as a Quantifiable Threat</w:t>
       </w:r>
     </w:p>
-    <w:bookmarkStart w:id="49" w:name="X4f009c1ca2a345c3f9f27806faafdc4c5929f9a"/>
+    <w:bookmarkStart w:id="49" w:name="X262475fd6dc51a12a4d5d933c1148a3024c08ab"/>
     <w:p>
       <w:pPr>
         <w:pStyle w:val="Heading2"/>
       </w:pPr>
       <w:r>
-        <w:t xml:space="preserve">5.1 Mapping data-quality concerns to plasmode parameters</w:t>
+        <w:t xml:space="preserve">5.1 Why plasmode DQ stress testing adds information beyond standard pre-outcome diagnostics</w:t>
+      </w:r>
+    </w:p>
+    <w:p>
+      <w:pPr>
+        <w:pStyle w:val="Compact"/>
+        <w:numPr>
+          <w:ilvl w:val="0"/>
+          <w:numId w:val="1002"/>
+        </w:numPr>
+      </w:pPr>
+      <w:r>
+        <w:t xml:space="preserve">Propensity-score diagnostics assess overlap, balance, and design</w:t>
+      </w:r>
+      <w:r>
+        <w:t xml:space="preserve"> </w:t>
+      </w:r>
+      <w:r>
+        <w:t xml:space="preserve">feasibility, not estimator operating characteristics.</w:t>
+      </w:r>
+    </w:p>
+    <w:p>
+      <w:pPr>
+        <w:pStyle w:val="Compact"/>
+        <w:numPr>
+          <w:ilvl w:val="0"/>
+          <w:numId w:val="1002"/>
+        </w:numPr>
+      </w:pPr>
+      <w:r>
+        <w:t xml:space="preserve">Baseline plasmode simulation assesses candidate estimators under</w:t>
+      </w:r>
+      <w:r>
+        <w:t xml:space="preserve"> </w:t>
+      </w:r>
+      <w:r>
+        <w:t xml:space="preserve">a</w:t>
+      </w:r>
+      <w:r>
+        <w:t xml:space="preserve"> </w:t>
+      </w:r>
+      <w:r>
+        <w:rPr>
+          <w:i/>
+          <w:iCs/>
+        </w:rPr>
+        <w:t xml:space="preserve">locked</w:t>
+      </w:r>
+      <w:r>
+        <w:t xml:space="preserve"> </w:t>
+      </w:r>
+      <w:r>
+        <w:t xml:space="preserve">synthetic outcome model using the empirical</w:t>
+      </w:r>
+      <w:r>
+        <w:t xml:space="preserve"> </w:t>
+      </w:r>
+      <m:oMath>
+        <m:d>
+          <m:dPr>
+            <m:begChr m:val="("/>
+            <m:endChr m:val=")"/>
+            <m:sepChr m:val=""/>
+            <m:grow/>
+          </m:dPr>
+          <m:e>
+            <m:r>
+              <m:t>W</m:t>
+            </m:r>
+            <m:r>
+              <m:rPr>
+                <m:sty m:val="p"/>
+              </m:rPr>
+              <m:t>,</m:t>
+            </m:r>
+            <m:r>
+              <m:t>A</m:t>
+            </m:r>
+          </m:e>
+        </m:d>
+      </m:oMath>
+      <w:r>
+        <w:t xml:space="preserve"> </w:t>
+      </w:r>
+      <w:r>
+        <w:t xml:space="preserve">structure.</w:t>
+      </w:r>
+    </w:p>
+    <w:p>
+      <w:pPr>
+        <w:pStyle w:val="Compact"/>
+        <w:numPr>
+          <w:ilvl w:val="0"/>
+          <w:numId w:val="1002"/>
+        </w:numPr>
+      </w:pPr>
+      <w:r>
+        <w:t xml:space="preserve">DQ stress testing asks whether conclusions about estimator</w:t>
+      </w:r>
+      <w:r>
+        <w:t xml:space="preserve"> </w:t>
+      </w:r>
+      <w:r>
+        <w:t xml:space="preserve">suitability</w:t>
+      </w:r>
+      <w:r>
+        <w:t xml:space="preserve"> </w:t>
+      </w:r>
+      <w:r>
+        <w:rPr>
+          <w:i/>
+          <w:iCs/>
+        </w:rPr>
+        <w:t xml:space="preserve">persist</w:t>
+      </w:r>
+      <w:r>
+        <w:t xml:space="preserve"> </w:t>
+      </w:r>
+      <w:r>
+        <w:t xml:space="preserve">under prespecified violations or</w:t>
+      </w:r>
+      <w:r>
+        <w:t xml:space="preserve"> </w:t>
+      </w:r>
+      <w:r>
+        <w:t xml:space="preserve">degradations tied to fit-for-purpose concerns.</w:t>
+      </w:r>
+    </w:p>
+    <w:p>
+      <w:pPr>
+        <w:pStyle w:val="Compact"/>
+        <w:numPr>
+          <w:ilvl w:val="0"/>
+          <w:numId w:val="1002"/>
+        </w:numPr>
+      </w:pPr>
+      <w:r>
+        <w:t xml:space="preserve">A STOP under a stress scenario should be read as evidence that</w:t>
+      </w:r>
+      <w:r>
+        <w:t xml:space="preserve"> </w:t>
+      </w:r>
+      <w:r>
+        <w:t xml:space="preserve">the study requires redesign, external validation, additional</w:t>
+      </w:r>
+      <w:r>
+        <w:t xml:space="preserve"> </w:t>
+      </w:r>
+      <w:r>
+        <w:t xml:space="preserve">sensitivity analysis, or narrower causal claims before outcome</w:t>
+      </w:r>
+      <w:r>
+        <w:t xml:space="preserve"> </w:t>
+      </w:r>
+      <w:r>
+        <w:t xml:space="preserve">access.</w:t>
+      </w:r>
+    </w:p>
+    <w:p>
+      <w:pPr>
+        <w:pStyle w:val="FirstParagraph"/>
+      </w:pPr>
+      <w:r>
+        <w:t xml:space="preserve">The DQ stress test is a quantitative supplement to fit-for-purpose</w:t>
+      </w:r>
+      <w:r>
+        <w:t xml:space="preserve"> </w:t>
+      </w:r>
+      <w:r>
+        <w:t xml:space="preserve">review, not a substitute for validation, governance, or</w:t>
+      </w:r>
+      <w:r>
+        <w:t xml:space="preserve"> </w:t>
+      </w:r>
+      <w:r>
+        <w:t xml:space="preserve">post-outcome quantitative bias analysis.</w:t>
+      </w:r>
+    </w:p>
+    <w:bookmarkEnd w:id="49"/>
+    <w:bookmarkStart w:id="50" w:name="X4f009c1ca2a345c3f9f27806faafdc4c5929f9a"/>
+    <w:p>
+      <w:pPr>
+        <w:pStyle w:val="Heading2"/>
+      </w:pPr>
+      <w:r>
+        <w:t xml:space="preserve">5.2 Mapping data-quality concerns to plasmode parameters</w:t>
       </w:r>
     </w:p>
     <w:p>
@@ -7368,14 +7671,14 @@
         <w:t xml:space="preserve">elements (covariate availability, missingness handling).</w:t>
       </w:r>
     </w:p>
-    <w:bookmarkEnd w:id="49"/>
-    <w:bookmarkStart w:id="50" w:name="the-degradation-gradient"/>
+    <w:bookmarkEnd w:id="50"/>
+    <w:bookmarkStart w:id="51" w:name="the-degradation-gradient"/>
     <w:p>
       <w:pPr>
         <w:pStyle w:val="Heading2"/>
       </w:pPr>
       <w:r>
-        <w:t xml:space="preserve">5.2 The degradation gradient</w:t>
+        <w:t xml:space="preserve">5.3 The degradation gradient</w:t>
       </w:r>
     </w:p>
     <w:p>
@@ -7570,14 +7873,14 @@
         <w:t xml:space="preserve">post-hoc on the realised data.</w:t>
       </w:r>
     </w:p>
-    <w:bookmarkEnd w:id="50"/>
-    <w:bookmarkStart w:id="52" w:name="sec-threat-matrix"/>
+    <w:bookmarkEnd w:id="51"/>
+    <w:bookmarkStart w:id="53" w:name="sec-threat-matrix"/>
     <w:p>
       <w:pPr>
         <w:pStyle w:val="Heading2"/>
       </w:pPr>
       <w:r>
-        <w:t xml:space="preserve">5.3 Threat-to-assumption matrix: what each scenario probes (and what it does not)</w:t>
+        <w:t xml:space="preserve">5.4 Threat-to-assumption matrix: what each scenario probes (and what it does not)</w:t>
       </w:r>
     </w:p>
     <w:p>
@@ -7721,7 +8024,7 @@
       <w:tr>
         <w:tc>
           <w:tcPr/>
-          <w:bookmarkStart w:id="51" w:name="tbl-threat-matrix"/>
+          <w:bookmarkStart w:id="52" w:name="tbl-threat-matrix"/>
           <w:p>
             <w:pPr>
               <w:jc w:val="center"/>
@@ -8229,7 +8532,7 @@
               </w:tc>
             </w:tr>
           </w:tbl>
-          <w:bookmarkEnd w:id="51"/>
+          <w:bookmarkEnd w:id="52"/>
           <w:p/>
         </w:tc>
       </w:tr>
@@ -8349,14 +8652,14 @@
         <w:t xml:space="preserve">in the simulation engine.</w:t>
       </w:r>
     </w:p>
-    <w:bookmarkEnd w:id="52"/>
-    <w:bookmarkStart w:id="53" w:name="sec-calibration"/>
+    <w:bookmarkEnd w:id="53"/>
+    <w:bookmarkStart w:id="54" w:name="sec-calibration"/>
     <w:p>
       <w:pPr>
         <w:pStyle w:val="Heading2"/>
       </w:pPr>
       <w:r>
-        <w:t xml:space="preserve">5.4 Calibration of severity ranges from external evidence</w:t>
+        <w:t xml:space="preserve">5.5 Calibration of severity ranges from external evidence</w:t>
       </w:r>
     </w:p>
     <w:p>
@@ -8384,7 +8687,7 @@
         <w:pStyle w:val="Compact"/>
         <w:numPr>
           <w:ilvl w:val="0"/>
-          <w:numId w:val="1002"/>
+          <w:numId w:val="1003"/>
         </w:numPr>
       </w:pPr>
       <w:r>
@@ -8427,7 +8730,7 @@
         <w:pStyle w:val="Compact"/>
         <w:numPr>
           <w:ilvl w:val="0"/>
-          <w:numId w:val="1002"/>
+          <w:numId w:val="1003"/>
         </w:numPr>
       </w:pPr>
       <w:r>
@@ -8470,7 +8773,7 @@
         <w:pStyle w:val="Compact"/>
         <w:numPr>
           <w:ilvl w:val="0"/>
-          <w:numId w:val="1002"/>
+          <w:numId w:val="1003"/>
         </w:numPr>
       </w:pPr>
       <w:r>
@@ -8525,7 +8828,7 @@
         <w:pStyle w:val="Compact"/>
         <w:numPr>
           <w:ilvl w:val="0"/>
-          <w:numId w:val="1002"/>
+          <w:numId w:val="1003"/>
         </w:numPr>
       </w:pPr>
       <w:r>
@@ -8715,9 +9018,9 @@
         <w:t xml:space="preserve">).</w:t>
       </w:r>
     </w:p>
-    <w:bookmarkEnd w:id="53"/>
     <w:bookmarkEnd w:id="54"/>
-    <w:bookmarkStart w:id="59" w:name="sec-bridge"/>
+    <w:bookmarkEnd w:id="55"/>
+    <w:bookmarkStart w:id="60" w:name="sec-bridge"/>
     <w:p>
       <w:pPr>
         <w:pStyle w:val="Heading1"/>
@@ -8847,76 +9150,46 @@
         <w:t xml:space="preserve"> </w:t>
       </w:r>
       <w:r>
-        <w:t xml:space="preserve">which we shorten in figures and tables to</w:t>
-      </w:r>
-      <w:r>
-        <w:t xml:space="preserve"> </w:t>
-      </w:r>
-      <w:r>
-        <w:rPr>
-          <w:i/>
-          <w:iCs/>
-        </w:rPr>
-        <w:t xml:space="preserve">proceed</w:t>
-      </w:r>
-      <w:r>
-        <w:t xml:space="preserve">,</w:t>
-      </w:r>
-      <w:r>
-        <w:t xml:space="preserve"> </w:t>
-      </w:r>
-      <w:r>
-        <w:rPr>
-          <w:i/>
-          <w:iCs/>
-        </w:rPr>
-        <w:t xml:space="preserve">review</w:t>
-      </w:r>
-      <w:r>
-        <w:t xml:space="preserve">,</w:t>
-      </w:r>
-      <w:r>
-        <w:t xml:space="preserve"> </w:t>
-      </w:r>
-      <w:r>
-        <w:t xml:space="preserve">and</w:t>
-      </w:r>
-      <w:r>
-        <w:t xml:space="preserve"> </w:t>
-      </w:r>
-      <w:r>
-        <w:rPr>
-          <w:i/>
-          <w:iCs/>
-        </w:rPr>
-        <w:t xml:space="preserve">stop</w:t>
-      </w:r>
-      <w:r>
-        <w:t xml:space="preserve"> </w:t>
-      </w:r>
-      <w:r>
-        <w:t xml:space="preserve">(also written as GO / FLAG / STOP where compactness is</w:t>
-      </w:r>
-      <w:r>
-        <w:t xml:space="preserve"> </w:t>
-      </w:r>
-      <w:r>
-        <w:t xml:space="preserve">helpful). In prose we prefer the longer wording. The cleanTMLE</w:t>
-      </w:r>
-      <w:r>
-        <w:t xml:space="preserve"> </w:t>
-      </w:r>
-      <w:r>
-        <w:t xml:space="preserve">software uses the three labels for the same purpose, and the</w:t>
-      </w:r>
-      <w:r>
-        <w:t xml:space="preserve"> </w:t>
-      </w:r>
-      <w:r>
-        <w:t xml:space="preserve">mapping to the Muntner et al. wording is one-to-one.</w:t>
+        <w:t xml:space="preserve">which we standardise throughout this manuscript as GO, FLAG, and</w:t>
+      </w:r>
+      <w:r>
+        <w:t xml:space="preserve"> </w:t>
+      </w:r>
+      <w:r>
+        <w:t xml:space="preserve">STOP. GO means proceed to the locked primary analysis; FLAG means</w:t>
+      </w:r>
+      <w:r>
+        <w:t xml:space="preserve"> </w:t>
+      </w:r>
+      <w:r>
+        <w:t xml:space="preserve">proceed only with documented review or qualification; STOP means</w:t>
+      </w:r>
+      <w:r>
+        <w:t xml:space="preserve"> </w:t>
+      </w:r>
+      <w:r>
+        <w:t xml:space="preserve">do not conduct or report the primary comparative analysis under</w:t>
+      </w:r>
+      <w:r>
+        <w:t xml:space="preserve"> </w:t>
+      </w:r>
+      <w:r>
+        <w:t xml:space="preserve">the current estimand/design/specification. The cleanTMLE software</w:t>
+      </w:r>
+      <w:r>
+        <w:t xml:space="preserve"> </w:t>
+      </w:r>
+      <w:r>
+        <w:t xml:space="preserve">uses the three labels for the same purpose, and the mapping to the</w:t>
+      </w:r>
+      <w:r>
+        <w:t xml:space="preserve"> </w:t>
+      </w:r>
+      <w:r>
+        <w:t xml:space="preserve">Muntner et al. wording is one-to-one.</w:t>
       </w:r>
     </w:p>
-    <w:bookmarkStart w:id="55" w:name="X4870de5334a1d002935adfa59f8358a3c7029c6"/>
+    <w:bookmarkStart w:id="56" w:name="X4870de5334a1d002935adfa59f8358a3c7029c6"/>
     <w:p>
       <w:pPr>
         <w:pStyle w:val="Heading2"/>
@@ -9005,8 +9278,8 @@
         <w:t xml:space="preserve">scored against the prespecified decision rule.</w:t>
       </w:r>
     </w:p>
-    <w:bookmarkEnd w:id="55"/>
-    <w:bookmarkStart w:id="56" w:name="what-the-dq-supplement-adds"/>
+    <w:bookmarkEnd w:id="56"/>
+    <w:bookmarkStart w:id="57" w:name="what-the-dq-supplement-adds"/>
     <w:p>
       <w:pPr>
         <w:pStyle w:val="Heading2"/>
@@ -9312,8 +9585,8 @@
         <w:t xml:space="preserve">the decision.</w:t>
       </w:r>
     </w:p>
-    <w:bookmarkEnd w:id="56"/>
-    <w:bookmarkStart w:id="57" w:name="position-relative-to-other-bias-analyses"/>
+    <w:bookmarkEnd w:id="57"/>
+    <w:bookmarkStart w:id="58" w:name="position-relative-to-other-bias-analyses"/>
     <w:p>
       <w:pPr>
         <w:pStyle w:val="Heading2"/>
@@ -9475,8 +9748,8 @@
         <w:t xml:space="preserve">threat, at a different stage, with a different artifact.</w:t>
       </w:r>
     </w:p>
-    <w:bookmarkEnd w:id="57"/>
-    <w:bookmarkStart w:id="58" w:name="why-outcome-blind-matters-here"/>
+    <w:bookmarkEnd w:id="58"/>
+    <w:bookmarkStart w:id="59" w:name="why-outcome-blind-matters-here"/>
     <w:p>
       <w:pPr>
         <w:pStyle w:val="Heading2"/>
@@ -9574,9 +9847,9 @@
         <w:t xml:space="preserve">run.</w:t>
       </w:r>
     </w:p>
-    <w:bookmarkEnd w:id="58"/>
     <w:bookmarkEnd w:id="59"/>
-    <w:bookmarkStart w:id="65" w:name="sec-implementation"/>
+    <w:bookmarkEnd w:id="60"/>
+    <w:bookmarkStart w:id="66" w:name="sec-implementation"/>
     <w:p>
       <w:pPr>
         <w:pStyle w:val="Heading1"/>
@@ -9594,7 +9867,7 @@
         <w:t xml:space="preserve">run_plasmode_dq_stress()</w:t>
       </w:r>
     </w:p>
-    <w:bookmarkStart w:id="60" w:name="a-worked-workflow"/>
+    <w:bookmarkStart w:id="61" w:name="a-worked-workflow"/>
     <w:p>
       <w:pPr>
         <w:pStyle w:val="Heading2"/>
@@ -12843,8 +13116,8 @@
         <w:t xml:space="preserve">infrastructure on the analyst’s side.</w:t>
       </w:r>
     </w:p>
-    <w:bookmarkEnd w:id="60"/>
-    <w:bookmarkStart w:id="61" w:name="inside-run_plasmode_dq_stress"/>
+    <w:bookmarkEnd w:id="61"/>
+    <w:bookmarkStart w:id="62" w:name="inside-run_plasmode_dq_stress"/>
     <w:p>
       <w:pPr>
         <w:pStyle w:val="Heading2"/>
@@ -13170,8 +13443,8 @@
         <w:t xml:space="preserve">outcome ascertainment.</w:t>
       </w:r>
     </w:p>
-    <w:bookmarkEnd w:id="61"/>
-    <w:bookmarkStart w:id="62" w:name="relationship-to-causalrisk"/>
+    <w:bookmarkEnd w:id="62"/>
+    <w:bookmarkStart w:id="63" w:name="relationship-to-causalrisk"/>
     <w:p>
       <w:pPr>
         <w:pStyle w:val="Heading2"/>
@@ -13293,8 +13566,8 @@
         <w:t xml:space="preserve">specific function is up to the user.</w:t>
       </w:r>
     </w:p>
-    <w:bookmarkEnd w:id="62"/>
-    <w:bookmarkStart w:id="63" w:name="X0dca275365b1ea9fc0b3ffe97cd757b2bc51779"/>
+    <w:bookmarkEnd w:id="63"/>
+    <w:bookmarkStart w:id="64" w:name="X0dca275365b1ea9fc0b3ffe97cd757b2bc51779"/>
     <w:p>
       <w:pPr>
         <w:pStyle w:val="Heading2"/>
@@ -13511,8 +13784,8 @@
         <w:t xml:space="preserve">R&gt;  3         0.089 0.000000e+00   OK</w:t>
       </w:r>
     </w:p>
-    <w:bookmarkEnd w:id="63"/>
-    <w:bookmarkStart w:id="64" w:name="Xf50b5df1c7478f84a38ff2d616f12345ba7582f"/>
+    <w:bookmarkEnd w:id="64"/>
+    <w:bookmarkStart w:id="65" w:name="Xf50b5df1c7478f84a38ff2d616f12345ba7582f"/>
     <w:p>
       <w:pPr>
         <w:pStyle w:val="Heading2"/>
@@ -13604,9 +13877,9 @@
         <w:t xml:space="preserve">produced each row.</w:t>
       </w:r>
     </w:p>
-    <w:bookmarkEnd w:id="64"/>
     <w:bookmarkEnd w:id="65"/>
-    <w:bookmarkStart w:id="90" w:name="sec-simulation"/>
+    <w:bookmarkEnd w:id="66"/>
+    <w:bookmarkStart w:id="91" w:name="sec-simulation"/>
     <w:p>
       <w:pPr>
         <w:pStyle w:val="Heading1"/>
@@ -13615,7 +13888,7 @@
         <w:t xml:space="preserve">8. Simulation Study</w:t>
       </w:r>
     </w:p>
-    <w:bookmarkStart w:id="66" w:name="design"/>
+    <w:bookmarkStart w:id="67" w:name="design"/>
     <w:p>
       <w:pPr>
         <w:pStyle w:val="Heading2"/>
@@ -13666,7 +13939,7 @@
         <w:pStyle w:val="Compact"/>
         <w:numPr>
           <w:ilvl w:val="0"/>
-          <w:numId w:val="1003"/>
+          <w:numId w:val="1004"/>
         </w:numPr>
       </w:pPr>
       <w:r>
@@ -13681,190 +13954,6 @@
       </w:r>
       <w:r>
         <w:t xml:space="preserve">unadjusted risk difference.</w:t>
-      </w:r>
-    </w:p>
-    <w:p>
-      <w:pPr>
-        <w:pStyle w:val="Compact"/>
-        <w:numPr>
-          <w:ilvl w:val="0"/>
-          <w:numId w:val="1003"/>
-        </w:numPr>
-      </w:pPr>
-      <w:r>
-        <w:rPr>
-          <w:b/>
-          <w:bCs/>
-        </w:rPr>
-        <w:t xml:space="preserve">IPTW:</w:t>
-      </w:r>
-      <w:r>
-        <w:t xml:space="preserve"> </w:t>
-      </w:r>
-      <w:r>
-        <w:t xml:space="preserve">stabilised inverse-probability-of-treatment weighting.</w:t>
-      </w:r>
-    </w:p>
-    <w:p>
-      <w:pPr>
-        <w:pStyle w:val="Compact"/>
-        <w:numPr>
-          <w:ilvl w:val="0"/>
-          <w:numId w:val="1003"/>
-        </w:numPr>
-      </w:pPr>
-      <w:r>
-        <w:rPr>
-          <w:b/>
-          <w:bCs/>
-        </w:rPr>
-        <w:t xml:space="preserve">PS Match:</w:t>
-      </w:r>
-      <w:r>
-        <w:t xml:space="preserve"> </w:t>
-      </w:r>
-      <w:r>
-        <w:t xml:space="preserve">1:1 nearest-neighbour propensity-score matching.</w:t>
-      </w:r>
-    </w:p>
-    <w:p>
-      <w:pPr>
-        <w:pStyle w:val="Compact"/>
-        <w:numPr>
-          <w:ilvl w:val="0"/>
-          <w:numId w:val="1003"/>
-        </w:numPr>
-      </w:pPr>
-      <w:r>
-        <w:rPr>
-          <w:b/>
-          <w:bCs/>
-        </w:rPr>
-        <w:t xml:space="preserve">TMLE:</w:t>
-      </w:r>
-      <w:r>
-        <w:t xml:space="preserve"> </w:t>
-      </w:r>
-      <w:r>
-        <w:t xml:space="preserve">TMLE with the plasmode-selected specification, no</w:t>
-      </w:r>
-      <w:r>
-        <w:t xml:space="preserve"> </w:t>
-      </w:r>
-      <w:r>
-        <w:t xml:space="preserve">cross-fitting.</w:t>
-      </w:r>
-    </w:p>
-    <w:p>
-      <w:pPr>
-        <w:pStyle w:val="Compact"/>
-        <w:numPr>
-          <w:ilvl w:val="0"/>
-          <w:numId w:val="1003"/>
-        </w:numPr>
-      </w:pPr>
-      <w:r>
-        <w:rPr>
-          <w:b/>
-          <w:bCs/>
-        </w:rPr>
-        <w:t xml:space="preserve">TMLE_CF (CV-TMLE):</w:t>
-      </w:r>
-      <w:r>
-        <w:t xml:space="preserve"> </w:t>
-      </w:r>
-      <w:r>
-        <w:t xml:space="preserve">cross-validated TMLE with two folds. We</w:t>
-      </w:r>
-      <w:r>
-        <w:t xml:space="preserve"> </w:t>
-      </w:r>
-      <w:r>
-        <w:t xml:space="preserve">use the names</w:t>
-      </w:r>
-      <w:r>
-        <w:t xml:space="preserve"> </w:t>
-      </w:r>
-      <w:r>
-        <w:t xml:space="preserve">“cross-validated TMLE”</w:t>
-      </w:r>
-      <w:r>
-        <w:t xml:space="preserve"> </w:t>
-      </w:r>
-      <w:r>
-        <w:t xml:space="preserve">and</w:t>
-      </w:r>
-      <w:r>
-        <w:t xml:space="preserve"> </w:t>
-      </w:r>
-      <w:r>
-        <w:t xml:space="preserve">“cross-fitted TMLE”</w:t>
-      </w:r>
-      <w:r>
-        <w:t xml:space="preserve"> </w:t>
-      </w:r>
-      <w:r>
-        <w:t xml:space="preserve">interchangeably; both describe the sample-split estimator of</w:t>
-      </w:r>
-      <w:r>
-        <w:t xml:space="preserve"> </w:t>
-      </w:r>
-      <w:r>
-        <w:t xml:space="preserve">Zheng and Laan (2011)</w:t>
-      </w:r>
-      <w:r>
-        <w:t xml:space="preserve"> </w:t>
-      </w:r>
-      <w:r>
-        <w:t xml:space="preserve">and</w:t>
-      </w:r>
-      <w:r>
-        <w:t xml:space="preserve"> </w:t>
-      </w:r>
-      <w:r>
-        <w:t xml:space="preserve">Chernozhukov et al. (2018)</w:t>
-      </w:r>
-      <w:r>
-        <w:t xml:space="preserve"> </w:t>
-      </w:r>
-      <w:r>
-        <w:t xml:space="preserve">in which the</w:t>
-      </w:r>
-      <w:r>
-        <w:t xml:space="preserve"> </w:t>
-      </w:r>
-      <w:r>
-        <w:t xml:space="preserve">nuisance fits are made on data held out from the targeting step.</w:t>
-      </w:r>
-    </w:p>
-    <w:p>
-      <w:pPr>
-        <w:pStyle w:val="Compact"/>
-        <w:numPr>
-          <w:ilvl w:val="0"/>
-          <w:numId w:val="1003"/>
-        </w:numPr>
-      </w:pPr>
-      <w:r>
-        <w:rPr>
-          <w:b/>
-          <w:bCs/>
-        </w:rPr>
-        <w:t xml:space="preserve">Match_TMLE:</w:t>
-      </w:r>
-      <w:r>
-        <w:t xml:space="preserve"> </w:t>
-      </w:r>
-      <w:r>
-        <w:t xml:space="preserve">TMLE on the propensity-matched subset.</w:t>
-      </w:r>
-    </w:p>
-    <w:p>
-      <w:pPr>
-        <w:pStyle w:val="FirstParagraph"/>
-      </w:pPr>
-      <w:r>
-        <w:t xml:space="preserve">Three scenarios are run:</w:t>
       </w:r>
     </w:p>
     <w:p>
@@ -13873,6 +13962,190 @@
         <w:numPr>
           <w:ilvl w:val="0"/>
           <w:numId w:val="1004"/>
+        </w:numPr>
+      </w:pPr>
+      <w:r>
+        <w:rPr>
+          <w:b/>
+          <w:bCs/>
+        </w:rPr>
+        <w:t xml:space="preserve">IPTW:</w:t>
+      </w:r>
+      <w:r>
+        <w:t xml:space="preserve"> </w:t>
+      </w:r>
+      <w:r>
+        <w:t xml:space="preserve">stabilised inverse-probability-of-treatment weighting.</w:t>
+      </w:r>
+    </w:p>
+    <w:p>
+      <w:pPr>
+        <w:pStyle w:val="Compact"/>
+        <w:numPr>
+          <w:ilvl w:val="0"/>
+          <w:numId w:val="1004"/>
+        </w:numPr>
+      </w:pPr>
+      <w:r>
+        <w:rPr>
+          <w:b/>
+          <w:bCs/>
+        </w:rPr>
+        <w:t xml:space="preserve">PS Match:</w:t>
+      </w:r>
+      <w:r>
+        <w:t xml:space="preserve"> </w:t>
+      </w:r>
+      <w:r>
+        <w:t xml:space="preserve">1:1 nearest-neighbour propensity-score matching.</w:t>
+      </w:r>
+    </w:p>
+    <w:p>
+      <w:pPr>
+        <w:pStyle w:val="Compact"/>
+        <w:numPr>
+          <w:ilvl w:val="0"/>
+          <w:numId w:val="1004"/>
+        </w:numPr>
+      </w:pPr>
+      <w:r>
+        <w:rPr>
+          <w:b/>
+          <w:bCs/>
+        </w:rPr>
+        <w:t xml:space="preserve">TMLE:</w:t>
+      </w:r>
+      <w:r>
+        <w:t xml:space="preserve"> </w:t>
+      </w:r>
+      <w:r>
+        <w:t xml:space="preserve">TMLE with the plasmode-selected specification, no</w:t>
+      </w:r>
+      <w:r>
+        <w:t xml:space="preserve"> </w:t>
+      </w:r>
+      <w:r>
+        <w:t xml:space="preserve">cross-fitting.</w:t>
+      </w:r>
+    </w:p>
+    <w:p>
+      <w:pPr>
+        <w:pStyle w:val="Compact"/>
+        <w:numPr>
+          <w:ilvl w:val="0"/>
+          <w:numId w:val="1004"/>
+        </w:numPr>
+      </w:pPr>
+      <w:r>
+        <w:rPr>
+          <w:b/>
+          <w:bCs/>
+        </w:rPr>
+        <w:t xml:space="preserve">TMLE_CF (CV-TMLE):</w:t>
+      </w:r>
+      <w:r>
+        <w:t xml:space="preserve"> </w:t>
+      </w:r>
+      <w:r>
+        <w:t xml:space="preserve">cross-validated TMLE with two folds. We</w:t>
+      </w:r>
+      <w:r>
+        <w:t xml:space="preserve"> </w:t>
+      </w:r>
+      <w:r>
+        <w:t xml:space="preserve">use the names</w:t>
+      </w:r>
+      <w:r>
+        <w:t xml:space="preserve"> </w:t>
+      </w:r>
+      <w:r>
+        <w:t xml:space="preserve">“cross-validated TMLE”</w:t>
+      </w:r>
+      <w:r>
+        <w:t xml:space="preserve"> </w:t>
+      </w:r>
+      <w:r>
+        <w:t xml:space="preserve">and</w:t>
+      </w:r>
+      <w:r>
+        <w:t xml:space="preserve"> </w:t>
+      </w:r>
+      <w:r>
+        <w:t xml:space="preserve">“cross-fitted TMLE”</w:t>
+      </w:r>
+      <w:r>
+        <w:t xml:space="preserve"> </w:t>
+      </w:r>
+      <w:r>
+        <w:t xml:space="preserve">interchangeably; both describe the sample-split estimator of</w:t>
+      </w:r>
+      <w:r>
+        <w:t xml:space="preserve"> </w:t>
+      </w:r>
+      <w:r>
+        <w:t xml:space="preserve">Zheng and Laan (2011)</w:t>
+      </w:r>
+      <w:r>
+        <w:t xml:space="preserve"> </w:t>
+      </w:r>
+      <w:r>
+        <w:t xml:space="preserve">and</w:t>
+      </w:r>
+      <w:r>
+        <w:t xml:space="preserve"> </w:t>
+      </w:r>
+      <w:r>
+        <w:t xml:space="preserve">Chernozhukov et al. (2018)</w:t>
+      </w:r>
+      <w:r>
+        <w:t xml:space="preserve"> </w:t>
+      </w:r>
+      <w:r>
+        <w:t xml:space="preserve">in which the</w:t>
+      </w:r>
+      <w:r>
+        <w:t xml:space="preserve"> </w:t>
+      </w:r>
+      <w:r>
+        <w:t xml:space="preserve">nuisance fits are made on data held out from the targeting step.</w:t>
+      </w:r>
+    </w:p>
+    <w:p>
+      <w:pPr>
+        <w:pStyle w:val="Compact"/>
+        <w:numPr>
+          <w:ilvl w:val="0"/>
+          <w:numId w:val="1004"/>
+        </w:numPr>
+      </w:pPr>
+      <w:r>
+        <w:rPr>
+          <w:b/>
+          <w:bCs/>
+        </w:rPr>
+        <w:t xml:space="preserve">Match_TMLE:</w:t>
+      </w:r>
+      <w:r>
+        <w:t xml:space="preserve"> </w:t>
+      </w:r>
+      <w:r>
+        <w:t xml:space="preserve">TMLE on the propensity-matched subset.</w:t>
+      </w:r>
+    </w:p>
+    <w:p>
+      <w:pPr>
+        <w:pStyle w:val="FirstParagraph"/>
+      </w:pPr>
+      <w:r>
+        <w:t xml:space="preserve">Three scenarios are run:</w:t>
+      </w:r>
+    </w:p>
+    <w:p>
+      <w:pPr>
+        <w:pStyle w:val="Compact"/>
+        <w:numPr>
+          <w:ilvl w:val="0"/>
+          <w:numId w:val="1005"/>
         </w:numPr>
       </w:pPr>
       <w:r>
@@ -13936,7 +14209,7 @@
         <w:pStyle w:val="Compact"/>
         <w:numPr>
           <w:ilvl w:val="0"/>
-          <w:numId w:val="1004"/>
+          <w:numId w:val="1005"/>
         </w:numPr>
       </w:pPr>
       <w:r>
@@ -14000,7 +14273,7 @@
         <w:pStyle w:val="Compact"/>
         <w:numPr>
           <w:ilvl w:val="0"/>
-          <w:numId w:val="1004"/>
+          <w:numId w:val="1005"/>
         </w:numPr>
       </w:pPr>
       <w:r>
@@ -14314,8 +14587,8 @@
         <w:t xml:space="preserve">yields fifteen scenario × severity cells per Monte Carlo scenario.</w:t>
       </w:r>
     </w:p>
-    <w:bookmarkEnd w:id="66"/>
-    <w:bookmarkStart w:id="80" w:name="monte-carlo-results"/>
+    <w:bookmarkEnd w:id="67"/>
+    <w:bookmarkStart w:id="81" w:name="monte-carlo-results"/>
     <w:p>
       <w:pPr>
         <w:pStyle w:val="Heading2"/>
@@ -14324,7 +14597,7 @@
         <w:t xml:space="preserve">8.2 Monte Carlo results</w:t>
       </w:r>
     </w:p>
-    <w:bookmarkStart w:id="67" w:name="scenario-a-good-overlap-true-rd--0.02979"/>
+    <w:bookmarkStart w:id="68" w:name="scenario-a-good-overlap-true-rd--0.02979"/>
     <w:p>
       <w:pPr>
         <w:pStyle w:val="Heading3"/>
@@ -15389,8 +15662,8 @@
         </w:tc>
       </w:tr>
     </w:tbl>
-    <w:bookmarkEnd w:id="67"/>
-    <w:bookmarkStart w:id="68" w:name="X539d2e41b20619841b5f484f160273f03ef61dd"/>
+    <w:bookmarkEnd w:id="68"/>
+    <w:bookmarkStart w:id="69" w:name="X539d2e41b20619841b5f484f160273f03ef61dd"/>
     <w:p>
       <w:pPr>
         <w:pStyle w:val="Heading3"/>
@@ -16455,8 +16728,8 @@
         </w:tc>
       </w:tr>
     </w:tbl>
-    <w:bookmarkEnd w:id="68"/>
-    <w:bookmarkStart w:id="69" w:name="X5abe8fbf009ebf57dedb1ebf41d3907d23035c8"/>
+    <w:bookmarkEnd w:id="69"/>
+    <w:bookmarkStart w:id="70" w:name="X5abe8fbf009ebf57dedb1ebf41d3907d23035c8"/>
     <w:p>
       <w:pPr>
         <w:pStyle w:val="Heading3"/>
@@ -17521,8 +17794,8 @@
         </w:tc>
       </w:tr>
     </w:tbl>
-    <w:bookmarkEnd w:id="69"/>
-    <w:bookmarkStart w:id="79" w:name="interpretation"/>
+    <w:bookmarkEnd w:id="70"/>
+    <w:bookmarkStart w:id="80" w:name="interpretation"/>
     <w:p>
       <w:pPr>
         <w:pStyle w:val="Heading3"/>
@@ -17950,18 +18223,18 @@
           <wp:inline>
             <wp:extent cx="5334000" cy="6000750"/>
             <wp:effectExtent b="0" l="0" r="0" t="0"/>
-            <wp:docPr descr="Sampling distribution of the risk-difference estimate across Monte Carlo replicates. The dashed red line marks the true RD. Under unmeasured confounding (C), all estimators are shifted from the truth." title="" id="71" name="Picture"/>
+            <wp:docPr descr="Sampling distribution of the risk-difference estimate across Monte Carlo replicates. The dashed red line marks the true RD. Under unmeasured confounding (C), all estimators are shifted from the truth." title="" id="72" name="Picture"/>
             <a:graphic>
               <a:graphicData uri="http://schemas.openxmlformats.org/drawingml/2006/picture">
                 <pic:pic>
                   <pic:nvPicPr>
-                    <pic:cNvPr descr="manuscript_outcome_blind_dq_files/figure-docx/mc-boxplots-1.png" id="72" name="Picture"/>
+                    <pic:cNvPr descr="manuscript_outcome_blind_dq_files/figure-docx/mc-boxplots-1.png" id="73" name="Picture"/>
                     <pic:cNvPicPr>
                       <a:picLocks noChangeArrowheads="1" noChangeAspect="1"/>
                     </pic:cNvPicPr>
                   </pic:nvPicPr>
                   <pic:blipFill>
-                    <a:blip r:embed="rId70"/>
+                    <a:blip r:embed="rId71"/>
                     <a:stretch>
                       <a:fillRect/>
                     </a:stretch>
@@ -18005,18 +18278,18 @@
           <wp:inline>
             <wp:extent cx="5334000" cy="3333750"/>
             <wp:effectExtent b="0" l="0" r="0" t="0"/>
-            <wp:docPr descr="95% CI coverage by estimator and scenario. The dashed red line marks the nominal 95%." title="" id="74" name="Picture"/>
+            <wp:docPr descr="95% CI coverage by estimator and scenario. The dashed red line marks the nominal 95%." title="" id="75" name="Picture"/>
             <a:graphic>
               <a:graphicData uri="http://schemas.openxmlformats.org/drawingml/2006/picture">
                 <pic:pic>
                   <pic:nvPicPr>
-                    <pic:cNvPr descr="manuscript_outcome_blind_dq_files/figure-docx/coverage-bar-1.png" id="75" name="Picture"/>
+                    <pic:cNvPr descr="manuscript_outcome_blind_dq_files/figure-docx/coverage-bar-1.png" id="76" name="Picture"/>
                     <pic:cNvPicPr>
                       <a:picLocks noChangeArrowheads="1" noChangeAspect="1"/>
                     </pic:cNvPicPr>
                   </pic:nvPicPr>
                   <pic:blipFill>
-                    <a:blip r:embed="rId73"/>
+                    <a:blip r:embed="rId74"/>
                     <a:stretch>
                       <a:fillRect/>
                     </a:stretch>
@@ -18060,18 +18333,18 @@
           <wp:inline>
             <wp:extent cx="5334000" cy="3333750"/>
             <wp:effectExtent b="0" l="0" r="0" t="0"/>
-            <wp:docPr descr="Ratio of mean reported SE to empirical SD. Values near 1.0 indicate well-calibrated standard errors." title="" id="77" name="Picture"/>
+            <wp:docPr descr="Ratio of mean reported SE to empirical SD. Values near 1.0 indicate well-calibrated standard errors." title="" id="78" name="Picture"/>
             <a:graphic>
               <a:graphicData uri="http://schemas.openxmlformats.org/drawingml/2006/picture">
                 <pic:pic>
                   <pic:nvPicPr>
-                    <pic:cNvPr descr="manuscript_outcome_blind_dq_files/figure-docx/se-calibration-1.png" id="78" name="Picture"/>
+                    <pic:cNvPr descr="manuscript_outcome_blind_dq_files/figure-docx/se-calibration-1.png" id="79" name="Picture"/>
                     <pic:cNvPicPr>
                       <a:picLocks noChangeArrowheads="1" noChangeAspect="1"/>
                     </pic:cNvPicPr>
                   </pic:nvPicPr>
                   <pic:blipFill>
-                    <a:blip r:embed="rId76"/>
+                    <a:blip r:embed="rId77"/>
                     <a:stretch>
                       <a:fillRect/>
                     </a:stretch>
@@ -18106,9 +18379,9 @@
         <w:t xml:space="preserve">Ratio of mean reported SE to empirical SD. Values near 1.0 indicate well-calibrated standard errors.</w:t>
       </w:r>
     </w:p>
-    <w:bookmarkEnd w:id="79"/>
     <w:bookmarkEnd w:id="80"/>
-    <w:bookmarkStart w:id="88" w:name="plasmode-dq-stress-test-results"/>
+    <w:bookmarkEnd w:id="81"/>
+    <w:bookmarkStart w:id="89" w:name="plasmode-dq-stress-test-results"/>
     <w:p>
       <w:pPr>
         <w:pStyle w:val="Heading2"/>
@@ -18117,7 +18390,7 @@
         <w:t xml:space="preserve">8.3 Plasmode DQ stress-test results</w:t>
       </w:r>
     </w:p>
-    <w:bookmarkStart w:id="81" w:name="scenario-a-good-overlap"/>
+    <w:bookmarkStart w:id="82" w:name="scenario-a-good-overlap"/>
     <w:p>
       <w:pPr>
         <w:pStyle w:val="Heading3"/>
@@ -19270,8 +19543,8 @@
         </w:tc>
       </w:tr>
     </w:tbl>
-    <w:bookmarkEnd w:id="81"/>
-    <w:bookmarkStart w:id="82" w:name="scenario-b-marginal-overlap"/>
+    <w:bookmarkEnd w:id="82"/>
+    <w:bookmarkStart w:id="83" w:name="scenario-b-marginal-overlap"/>
     <w:p>
       <w:pPr>
         <w:pStyle w:val="Heading3"/>
@@ -20424,8 +20697,8 @@
         </w:tc>
       </w:tr>
     </w:tbl>
-    <w:bookmarkEnd w:id="82"/>
-    <w:bookmarkStart w:id="83" w:name="scenario-c-unmeasured-confounding"/>
+    <w:bookmarkEnd w:id="83"/>
+    <w:bookmarkStart w:id="84" w:name="scenario-c-unmeasured-confounding"/>
     <w:p>
       <w:pPr>
         <w:pStyle w:val="Heading3"/>
@@ -21578,8 +21851,8 @@
         </w:tc>
       </w:tr>
     </w:tbl>
-    <w:bookmarkEnd w:id="83"/>
-    <w:bookmarkStart w:id="87" w:name="reading-the-degradation-gradient"/>
+    <w:bookmarkEnd w:id="84"/>
+    <w:bookmarkStart w:id="88" w:name="reading-the-degradation-gradient"/>
     <w:p>
       <w:pPr>
         <w:pStyle w:val="Heading3"/>
@@ -21780,18 +22053,18 @@
           <wp:inline>
             <wp:extent cx="5334000" cy="6667500"/>
             <wp:effectExtent b="0" l="0" r="0" t="0"/>
-            <wp:docPr descr="Degradation gradient. Bias (top) and coverage (bottom) for the selected TMLE candidate at each severity level of each DQ scenario, faceted by Monte Carlo scenario." title="" id="85" name="Picture"/>
+            <wp:docPr descr="Degradation gradient. Bias (top) and coverage (bottom) for the selected TMLE candidate at each severity level of each DQ scenario, faceted by Monte Carlo scenario." title="" id="86" name="Picture"/>
             <a:graphic>
               <a:graphicData uri="http://schemas.openxmlformats.org/drawingml/2006/picture">
                 <pic:pic>
                   <pic:nvPicPr>
-                    <pic:cNvPr descr="manuscript_outcome_blind_dq_files/figure-docx/dq-gradient-plots-1.png" id="86" name="Picture"/>
+                    <pic:cNvPr descr="manuscript_outcome_blind_dq_files/figure-docx/dq-gradient-plots-1.png" id="87" name="Picture"/>
                     <pic:cNvPicPr>
                       <a:picLocks noChangeArrowheads="1" noChangeAspect="1"/>
                     </pic:cNvPicPr>
                   </pic:nvPicPr>
                   <pic:blipFill>
-                    <a:blip r:embed="rId84"/>
+                    <a:blip r:embed="rId85"/>
                     <a:stretch>
                       <a:fillRect/>
                     </a:stretch>
@@ -21826,9 +22099,9 @@
         <w:t xml:space="preserve">Degradation gradient. Bias (top) and coverage (bottom) for the selected TMLE candidate at each severity level of each DQ scenario, faceted by Monte Carlo scenario.</w:t>
       </w:r>
     </w:p>
-    <w:bookmarkEnd w:id="87"/>
     <w:bookmarkEnd w:id="88"/>
-    <w:bookmarkStart w:id="89" w:name="Xc769f44f9652981cc29f2e5d85e2df79384284d"/>
+    <w:bookmarkEnd w:id="89"/>
+    <w:bookmarkStart w:id="90" w:name="Xc769f44f9652981cc29f2e5d85e2df79384284d"/>
     <w:p>
       <w:pPr>
         <w:pStyle w:val="Heading2"/>
@@ -22276,9 +22549,9 @@
         </w:tc>
       </w:tr>
     </w:tbl>
-    <w:bookmarkEnd w:id="89"/>
     <w:bookmarkEnd w:id="90"/>
-    <w:bookmarkStart w:id="100" w:name="sec-casestudy"/>
+    <w:bookmarkEnd w:id="91"/>
+    <w:bookmarkStart w:id="101" w:name="sec-casestudy"/>
     <w:p>
       <w:pPr>
         <w:pStyle w:val="Heading1"/>
@@ -22287,7 +22560,7 @@
         <w:t xml:space="preserve">9. Case Study: Rescue.Co Kenya Trauma Registry</w:t>
       </w:r>
     </w:p>
-    <w:bookmarkStart w:id="91" w:name="why-a-real-data-workflow-demonstration"/>
+    <w:bookmarkStart w:id="92" w:name="why-a-real-data-workflow-demonstration"/>
     <w:p>
       <w:pPr>
         <w:pStyle w:val="Heading2"/>
@@ -22343,7 +22616,19 @@
         <w:t xml:space="preserve"> </w:t>
       </w:r>
       <w:r>
-        <w:t xml:space="preserve">validity. The simulation in §</w:t>
+        <w:t xml:space="preserve">validity. This case study demonstrates auditability and workflow</w:t>
+      </w:r>
+      <w:r>
+        <w:t xml:space="preserve"> </w:t>
+      </w:r>
+      <w:r>
+        <w:t xml:space="preserve">behavior; it is not intended as evidence that Rescue.Co transport</w:t>
+      </w:r>
+      <w:r>
+        <w:t xml:space="preserve"> </w:t>
+      </w:r>
+      <w:r>
+        <w:t xml:space="preserve">has a causal effect. The simulation in §</w:t>
       </w:r>
       <w:r>
         <w:t xml:space="preserve"> </w:t>
@@ -22573,8 +22858,8 @@
         <w:t xml:space="preserve">fuel) screen for residual SES confounding.</w:t>
       </w:r>
     </w:p>
-    <w:bookmarkEnd w:id="91"/>
-    <w:bookmarkStart w:id="92" w:name="superlearner-library-specification"/>
+    <w:bookmarkEnd w:id="92"/>
+    <w:bookmarkStart w:id="93" w:name="superlearner-library-specification"/>
     <w:p>
       <w:pPr>
         <w:pStyle w:val="Heading2"/>
@@ -22746,8 +23031,8 @@
         <w:t xml:space="preserve">is degenerate. The rescueCo lock uses the same recommended library.</w:t>
       </w:r>
     </w:p>
-    <w:bookmarkEnd w:id="92"/>
-    <w:bookmarkStart w:id="93" w:name="cohort-estimand-and-pre-specification"/>
+    <w:bookmarkEnd w:id="93"/>
+    <w:bookmarkStart w:id="94" w:name="cohort-estimand-and-pre-specification"/>
     <w:p>
       <w:pPr>
         <w:pStyle w:val="Heading2"/>
@@ -23341,8 +23626,8 @@
         <w:t xml:space="preserve">the manuscript’s recommended minimax rule.</w:t>
       </w:r>
     </w:p>
-    <w:bookmarkEnd w:id="93"/>
-    <w:bookmarkStart w:id="94" w:name="sec-casestudy-dq"/>
+    <w:bookmarkEnd w:id="94"/>
+    <w:bookmarkStart w:id="95" w:name="sec-casestudy-dq"/>
     <w:p>
       <w:pPr>
         <w:pStyle w:val="Heading2"/>
@@ -24079,8 +24364,8 @@
         <w:t xml:space="preserve">outcome-analysis functions run.</w:t>
       </w:r>
     </w:p>
-    <w:bookmarkEnd w:id="94"/>
-    <w:bookmarkStart w:id="95" w:name="effect-estimates"/>
+    <w:bookmarkEnd w:id="95"/>
+    <w:bookmarkStart w:id="96" w:name="effect-estimates"/>
     <w:p>
       <w:pPr>
         <w:pStyle w:val="Heading2"/>
@@ -24826,7 +25111,19 @@
         <w:t xml:space="preserve"> </w:t>
       </w:r>
       <w:r>
-        <w:t xml:space="preserve">sensitivity row.</w:t>
+        <w:t xml:space="preserve">sensitivity row. This case study demonstrates auditability and</w:t>
+      </w:r>
+      <w:r>
+        <w:t xml:space="preserve"> </w:t>
+      </w:r>
+      <w:r>
+        <w:t xml:space="preserve">workflow behavior; it is not intended as evidence that Rescue.Co</w:t>
+      </w:r>
+      <w:r>
+        <w:t xml:space="preserve"> </w:t>
+      </w:r>
+      <w:r>
+        <w:t xml:space="preserve">transport has a causal effect.</w:t>
       </w:r>
     </w:p>
     <w:p>
@@ -25010,8 +25307,8 @@
         <w:t xml:space="preserve">of the six estimates further toward null.</w:t>
       </w:r>
     </w:p>
-    <w:bookmarkEnd w:id="95"/>
-    <w:bookmarkStart w:id="99" w:name="Xc7557c3308f3f2c598231e06131cd13238ac1eb"/>
+    <w:bookmarkEnd w:id="96"/>
+    <w:bookmarkStart w:id="100" w:name="Xc7557c3308f3f2c598231e06131cd13238ac1eb"/>
     <w:p>
       <w:pPr>
         <w:pStyle w:val="Heading2"/>
@@ -25020,7 +25317,7 @@
         <w:t xml:space="preserve">9.6 What the case study tells us about the workflow</w:t>
       </w:r>
     </w:p>
-    <w:bookmarkStart w:id="96" w:name="X4a7de7fd9cca2a3eb7ce1d9546acd05cc50d75c"/>
+    <w:bookmarkStart w:id="97" w:name="X4a7de7fd9cca2a3eb7ce1d9546acd05cc50d75c"/>
     <w:p>
       <w:pPr>
         <w:pStyle w:val="Heading3"/>
@@ -25100,8 +25397,8 @@
         <w:t xml:space="preserve">.</w:t>
       </w:r>
     </w:p>
-    <w:bookmarkEnd w:id="96"/>
-    <w:bookmarkStart w:id="97" w:name="outcome-blind-plasmode"/>
+    <w:bookmarkEnd w:id="97"/>
+    <w:bookmarkStart w:id="98" w:name="outcome-blind-plasmode"/>
     <w:p>
       <w:pPr>
         <w:pStyle w:val="Heading3"/>
@@ -25282,8 +25579,8 @@
         <w:t xml:space="preserve">extensions planned for cleanTMLE 0.2.</w:t>
       </w:r>
     </w:p>
-    <w:bookmarkEnd w:id="97"/>
-    <w:bookmarkStart w:id="98" w:name="X11b03251d4243965818c23e078e2e7dfe52b4c9"/>
+    <w:bookmarkEnd w:id="98"/>
+    <w:bookmarkStart w:id="99" w:name="X11b03251d4243965818c23e078e2e7dfe52b4c9"/>
     <w:p>
       <w:pPr>
         <w:pStyle w:val="Heading3"/>
@@ -25482,10 +25779,10 @@
         <w:t xml:space="preserve">directory contains the data behind the tables above.</w:t>
       </w:r>
     </w:p>
-    <w:bookmarkEnd w:id="98"/>
     <w:bookmarkEnd w:id="99"/>
     <w:bookmarkEnd w:id="100"/>
-    <w:bookmarkStart w:id="114" w:name="sec-discussion"/>
+    <w:bookmarkEnd w:id="101"/>
+    <w:bookmarkStart w:id="115" w:name="sec-discussion"/>
     <w:p>
       <w:pPr>
         <w:pStyle w:val="Heading1"/>
@@ -25494,7 +25791,7 @@
         <w:t xml:space="preserve">10. Discussion</w:t>
       </w:r>
     </w:p>
-    <w:bookmarkStart w:id="101" w:name="what-is-genuinely-novel"/>
+    <w:bookmarkStart w:id="102" w:name="what-is-genuinely-novel"/>
     <w:p>
       <w:pPr>
         <w:pStyle w:val="Heading2"/>
@@ -25556,7 +25853,7 @@
         <w:t xml:space="preserve"> </w:t>
       </w:r>
       <w:r>
-        <w:t xml:space="preserve">a proceed / review / stop classification of the analysis before</w:t>
+        <w:t xml:space="preserve">a GO / FLAG / STOP classification of the analysis before</w:t>
       </w:r>
       <w:r>
         <w:t xml:space="preserve"> </w:t>
@@ -25607,8 +25904,8 @@
         <w:t xml:space="preserve">reviewer.</w:t>
       </w:r>
     </w:p>
-    <w:bookmarkEnd w:id="101"/>
-    <w:bookmarkStart w:id="102" w:name="Xe8fe9eed3aca8891054d00f72c49520182244a2"/>
+    <w:bookmarkEnd w:id="102"/>
+    <w:bookmarkStart w:id="103" w:name="Xe8fe9eed3aca8891054d00f72c49520182244a2"/>
     <w:p>
       <w:pPr>
         <w:pStyle w:val="Heading2"/>
@@ -25746,8 +26043,8 @@
         <w:t xml:space="preserve">.</w:t>
       </w:r>
     </w:p>
-    <w:bookmarkEnd w:id="102"/>
-    <w:bookmarkStart w:id="103" w:name="X77d575563b1a1946325af71eab48d1c62a6f8a8"/>
+    <w:bookmarkEnd w:id="103"/>
+    <w:bookmarkStart w:id="104" w:name="X77d575563b1a1946325af71eab48d1c62a6f8a8"/>
     <w:p>
       <w:pPr>
         <w:pStyle w:val="Heading2"/>
@@ -25863,8 +26160,8 @@
         <w:t xml:space="preserve">than substituting for it.</w:t>
       </w:r>
     </w:p>
-    <w:bookmarkEnd w:id="103"/>
-    <w:bookmarkStart w:id="104" w:name="what-the-dq-stress-test-adds"/>
+    <w:bookmarkEnd w:id="104"/>
+    <w:bookmarkStart w:id="105" w:name="what-the-dq-stress-test-adds"/>
     <w:p>
       <w:pPr>
         <w:pStyle w:val="Heading2"/>
@@ -25911,8 +26208,8 @@
         <w:t xml:space="preserve">fit-for-purpose review.</w:t>
       </w:r>
     </w:p>
-    <w:bookmarkEnd w:id="104"/>
-    <w:bookmarkStart w:id="105" w:name="comparison-with-adjacent-tools"/>
+    <w:bookmarkEnd w:id="105"/>
+    <w:bookmarkStart w:id="106" w:name="comparison-with-adjacent-tools"/>
     <w:p>
       <w:pPr>
         <w:pStyle w:val="Heading2"/>
@@ -26292,8 +26589,8 @@
         <w:t xml:space="preserve">negative-control domains in practice.</w:t>
       </w:r>
     </w:p>
-    <w:bookmarkEnd w:id="105"/>
-    <w:bookmarkStart w:id="106" w:name="Xd4386ded9fe315f7b6aa405cc5d873a8cd07254"/>
+    <w:bookmarkEnd w:id="106"/>
+    <w:bookmarkStart w:id="107" w:name="sec-limitations"/>
     <w:p>
       <w:pPr>
         <w:pStyle w:val="Heading2"/>
@@ -26432,8 +26729,8 @@
         <w:t xml:space="preserve">that no amount of replication can correct.</w:t>
       </w:r>
     </w:p>
-    <w:bookmarkEnd w:id="106"/>
-    <w:bookmarkStart w:id="110" w:name="other-limitations"/>
+    <w:bookmarkEnd w:id="107"/>
+    <w:bookmarkStart w:id="111" w:name="other-limitations"/>
     <w:p>
       <w:pPr>
         <w:pStyle w:val="Heading2"/>
@@ -26462,7 +26759,7 @@
         <w:t xml:space="preserve">computational cost, and estimand scope.</w:t>
       </w:r>
     </w:p>
-    <w:bookmarkStart w:id="107" w:name="model-assumptions"/>
+    <w:bookmarkStart w:id="108" w:name="model-assumptions"/>
     <w:p>
       <w:pPr>
         <w:pStyle w:val="Heading3"/>
@@ -26675,8 +26972,8 @@
         <w:t xml:space="preserve">the same demand qualitatively, and the DQ stress test inherits it.</w:t>
       </w:r>
     </w:p>
-    <w:bookmarkEnd w:id="107"/>
-    <w:bookmarkStart w:id="108" w:name="computational-cost"/>
+    <w:bookmarkEnd w:id="108"/>
+    <w:bookmarkStart w:id="109" w:name="computational-cost"/>
     <w:p>
       <w:pPr>
         <w:pStyle w:val="Heading3"/>
@@ -26769,8 +27066,8 @@
         <w:t xml:space="preserve">parallelising the outer loop over scenarios is the right next step.</w:t>
       </w:r>
     </w:p>
-    <w:bookmarkEnd w:id="108"/>
-    <w:bookmarkStart w:id="109" w:name="estimand-scope"/>
+    <w:bookmarkEnd w:id="109"/>
+    <w:bookmarkStart w:id="110" w:name="estimand-scope"/>
     <w:p>
       <w:pPr>
         <w:pStyle w:val="Heading3"/>
@@ -26921,9 +27218,9 @@
         <w:t xml:space="preserve">package as alternative implementations.</w:t>
       </w:r>
     </w:p>
-    <w:bookmarkEnd w:id="109"/>
     <w:bookmarkEnd w:id="110"/>
-    <w:bookmarkStart w:id="111" w:name="future-extensions"/>
+    <w:bookmarkEnd w:id="111"/>
+    <w:bookmarkStart w:id="112" w:name="future-extensions"/>
     <w:p>
       <w:pPr>
         <w:pStyle w:val="Heading2"/>
@@ -26938,466 +27235,6 @@
       </w:pPr>
       <w:r>
         <w:t xml:space="preserve">The most consequential extensions, in priority order, are:</w:t>
-      </w:r>
-    </w:p>
-    <w:p>
-      <w:pPr>
-        <w:pStyle w:val="Compact"/>
-        <w:numPr>
-          <w:ilvl w:val="0"/>
-          <w:numId w:val="1005"/>
-        </w:numPr>
-      </w:pPr>
-      <w:r>
-        <w:rPr>
-          <w:b/>
-          <w:bCs/>
-        </w:rPr>
-        <w:t xml:space="preserve">Richer synthetic-outcome models:</w:t>
-      </w:r>
-      <w:r>
-        <w:t xml:space="preserve"> </w:t>
-      </w:r>
-      <w:r>
-        <w:t xml:space="preserve">effect modification, time-</w:t>
-      </w:r>
-      <w:r>
-        <w:t xml:space="preserve"> </w:t>
-      </w:r>
-      <w:r>
-        <w:t xml:space="preserve">varying treatment, and competing risks (the current DGP is a</w:t>
-      </w:r>
-      <w:r>
-        <w:t xml:space="preserve"> </w:t>
-      </w:r>
-      <w:r>
-        <w:t xml:space="preserve">logistic regression with a constant additive effect on the</w:t>
-      </w:r>
-      <w:r>
-        <w:t xml:space="preserve"> </w:t>
-      </w:r>
-      <w:r>
-        <w:t xml:space="preserve">risk-difference scale).</w:t>
-      </w:r>
-    </w:p>
-    <w:p>
-      <w:pPr>
-        <w:pStyle w:val="Compact"/>
-        <w:numPr>
-          <w:ilvl w:val="0"/>
-          <w:numId w:val="1005"/>
-        </w:numPr>
-      </w:pPr>
-      <w:r>
-        <w:rPr>
-          <w:b/>
-          <w:bCs/>
-        </w:rPr>
-        <w:t xml:space="preserve">MAR / MNAR missingness:</w:t>
-      </w:r>
-      <w:r>
-        <w:t xml:space="preserve"> </w:t>
-      </w:r>
-      <w:r>
-        <w:t xml:space="preserve">a native inverse-probability-of-</w:t>
-      </w:r>
-      <w:r>
-        <w:t xml:space="preserve"> </w:t>
-      </w:r>
-      <w:r>
-        <w:t xml:space="preserve">missingness weighting path that does not require a structural</w:t>
-      </w:r>
-      <w:r>
-        <w:t xml:space="preserve"> </w:t>
-      </w:r>
-      <w:r>
-        <w:t xml:space="preserve">missingness model.</w:t>
-      </w:r>
-    </w:p>
-    <w:p>
-      <w:pPr>
-        <w:pStyle w:val="Compact"/>
-        <w:numPr>
-          <w:ilvl w:val="0"/>
-          <w:numId w:val="1005"/>
-        </w:numPr>
-      </w:pPr>
-      <w:r>
-        <w:rPr>
-          <w:b/>
-          <w:bCs/>
-        </w:rPr>
-        <w:t xml:space="preserve">Survival and competing-risk estimands:</w:t>
-      </w:r>
-      <w:r>
-        <w:t xml:space="preserve"> </w:t>
-      </w:r>
-      <w:r>
-        <w:t xml:space="preserve">wrapping</w:t>
-      </w:r>
-      <w:r>
-        <w:t xml:space="preserve"> </w:t>
-      </w:r>
-      <w:r>
-        <w:rPr>
-          <w:rStyle w:val="VerbatimChar"/>
-        </w:rPr>
-        <w:t xml:space="preserve">survtmle</w:t>
-      </w:r>
-      <w:r>
-        <w:t xml:space="preserve"> </w:t>
-      </w:r>
-      <w:r>
-        <w:t xml:space="preserve">(Benkeser and Hejazi 2018)</w:t>
-      </w:r>
-      <w:r>
-        <w:t xml:space="preserve"> </w:t>
-      </w:r>
-      <w:r>
-        <w:t xml:space="preserve">and</w:t>
-      </w:r>
-      <w:r>
-        <w:t xml:space="preserve"> </w:t>
-      </w:r>
-      <w:r>
-        <w:rPr>
-          <w:rStyle w:val="VerbatimChar"/>
-        </w:rPr>
-        <w:t xml:space="preserve">lmtp</w:t>
-      </w:r>
-      <w:r>
-        <w:t xml:space="preserve"> </w:t>
-      </w:r>
-      <w:r>
-        <w:t xml:space="preserve">(Williams and Dı́az 2021)</w:t>
-      </w:r>
-      <w:r>
-        <w:t xml:space="preserve"> </w:t>
-      </w:r>
-      <w:r>
-        <w:t xml:space="preserve">inside the</w:t>
-      </w:r>
-      <w:r>
-        <w:t xml:space="preserve"> </w:t>
-      </w:r>
-      <w:r>
-        <w:t xml:space="preserve">lock and audit machinery so that hazard-ratio and cumulative-</w:t>
-      </w:r>
-      <w:r>
-        <w:t xml:space="preserve"> </w:t>
-      </w:r>
-      <w:r>
-        <w:t xml:space="preserve">incidence estimands inherit the same governance.</w:t>
-      </w:r>
-    </w:p>
-    <w:p>
-      <w:pPr>
-        <w:pStyle w:val="Compact"/>
-        <w:numPr>
-          <w:ilvl w:val="0"/>
-          <w:numId w:val="1005"/>
-        </w:numPr>
-      </w:pPr>
-      <w:r>
-        <w:rPr>
-          <w:b/>
-          <w:bCs/>
-        </w:rPr>
-        <w:t xml:space="preserve">Transportability and decision-population shift:</w:t>
-      </w:r>
-      <w:r>
-        <w:t xml:space="preserve"> </w:t>
-      </w:r>
-      <w:r>
-        <w:t xml:space="preserve">the</w:t>
-      </w:r>
-      <w:r>
-        <w:t xml:space="preserve"> </w:t>
-      </w:r>
-      <w:r>
-        <w:t xml:space="preserve">plasmode framework can in principle simulate covariate-</w:t>
-      </w:r>
-      <w:r>
-        <w:t xml:space="preserve"> </w:t>
-      </w:r>
-      <w:r>
-        <w:t xml:space="preserve">distribution shift between the analytic cohort and the target</w:t>
-      </w:r>
-      <w:r>
-        <w:t xml:space="preserve"> </w:t>
-      </w:r>
-      <w:r>
-        <w:t xml:space="preserve">population, but the package does not yet expose this scenario.</w:t>
-      </w:r>
-    </w:p>
-    <w:p>
-      <w:pPr>
-        <w:pStyle w:val="Compact"/>
-        <w:numPr>
-          <w:ilvl w:val="0"/>
-          <w:numId w:val="1005"/>
-        </w:numPr>
-      </w:pPr>
-      <w:r>
-        <w:rPr>
-          <w:b/>
-          <w:bCs/>
-        </w:rPr>
-        <w:t xml:space="preserve">Calibration helpers for severity ranges:</w:t>
-      </w:r>
-      <w:r>
-        <w:t xml:space="preserve"> </w:t>
-      </w:r>
-      <w:r>
-        <w:t xml:space="preserve">small helpers that</w:t>
-      </w:r>
-      <w:r>
-        <w:t xml:space="preserve"> </w:t>
-      </w:r>
-      <w:r>
-        <w:t xml:space="preserve">read validation-literature parameters (PPV, sensitivity, claims-</w:t>
-      </w:r>
-      <w:r>
-        <w:t xml:space="preserve"> </w:t>
-      </w:r>
-      <w:r>
-        <w:t xml:space="preserve">accuracy ranges) from a YAML file and translate them into</w:t>
-      </w:r>
-      <w:r>
-        <w:t xml:space="preserve"> </w:t>
-      </w:r>
-      <w:r>
-        <w:rPr>
-          <w:rStyle w:val="VerbatimChar"/>
-        </w:rPr>
-        <w:t xml:space="preserve">data_quality_scenarios</w:t>
-      </w:r>
-      <w:r>
-        <w:t xml:space="preserve"> </w:t>
-      </w:r>
-      <w:r>
-        <w:t xml:space="preserve">lists, with the citations attached to</w:t>
-      </w:r>
-      <w:r>
-        <w:t xml:space="preserve"> </w:t>
-      </w:r>
-      <w:r>
-        <w:t xml:space="preserve">the audit log.</w:t>
-      </w:r>
-    </w:p>
-    <w:bookmarkEnd w:id="111"/>
-    <w:bookmarkStart w:id="112" w:name="X3a4c45a4b83f6adca96de927f71cbd45f486421"/>
-    <w:p>
-      <w:pPr>
-        <w:pStyle w:val="Heading2"/>
-      </w:pPr>
-      <w:r>
-        <w:t xml:space="preserve">10.9 When to use cleanTMLE inside a broader governance arrangement</w:t>
-      </w:r>
-    </w:p>
-    <w:p>
-      <w:pPr>
-        <w:pStyle w:val="FirstParagraph"/>
-      </w:pPr>
-      <w:r>
-        <w:t xml:space="preserve">For routine pharmacoepidemiology and most academic RWE studies,</w:t>
-      </w:r>
-      <w:r>
-        <w:t xml:space="preserve"> </w:t>
-      </w:r>
-      <w:r>
-        <w:t xml:space="preserve">cleanTMLE used on its own provides an adequate prespecification</w:t>
-      </w:r>
-      <w:r>
-        <w:t xml:space="preserve"> </w:t>
-      </w:r>
-      <w:r>
-        <w:t xml:space="preserve">record: the analyst prespecifies the analytic plan, runs the</w:t>
-      </w:r>
-      <w:r>
-        <w:t xml:space="preserve"> </w:t>
-      </w:r>
-      <w:r>
-        <w:t xml:space="preserve">workflow inside a single R session, and archives the analysis</w:t>
-      </w:r>
-      <w:r>
-        <w:t xml:space="preserve"> </w:t>
-      </w:r>
-      <w:r>
-        <w:t xml:space="preserve">lock together with the audit and decision logs. For</w:t>
-      </w:r>
-      <w:r>
-        <w:t xml:space="preserve"> </w:t>
-      </w:r>
-      <w:r>
-        <w:t xml:space="preserve">submission-oriented RWE (FDA, EMA, or HTA contexts), the</w:t>
-      </w:r>
-      <w:r>
-        <w:t xml:space="preserve"> </w:t>
-      </w:r>
-      <w:r>
-        <w:t xml:space="preserve">recommended deployment places cleanTMLE inside a broader governed</w:t>
-      </w:r>
-      <w:r>
-        <w:t xml:space="preserve"> </w:t>
-      </w:r>
-      <w:r>
-        <w:t xml:space="preserve">process with separate study-level work items: source-data audit</w:t>
-      </w:r>
-      <w:r>
-        <w:t xml:space="preserve"> </w:t>
-      </w:r>
-      <w:r>
-        <w:t xml:space="preserve">and provenance, exposure and outcome phenotype validation,</w:t>
-      </w:r>
-      <w:r>
-        <w:t xml:space="preserve"> </w:t>
-      </w:r>
-      <w:r>
-        <w:t xml:space="preserve">role-separated analyst and reviewer access, and an independent</w:t>
-      </w:r>
-      <w:r>
-        <w:t xml:space="preserve"> </w:t>
-      </w:r>
-      <w:r>
-        <w:t xml:space="preserve">review of the pre-outcome decision by personnel who did not</w:t>
-      </w:r>
-      <w:r>
-        <w:t xml:space="preserve"> </w:t>
-      </w:r>
-      <w:r>
-        <w:t xml:space="preserve">author the analytic plan. The software-mediated workflow records</w:t>
-      </w:r>
-      <w:r>
-        <w:t xml:space="preserve"> </w:t>
-      </w:r>
-      <w:r>
-        <w:t xml:space="preserve">that the prespecified contract has been followed; the governed</w:t>
-      </w:r>
-      <w:r>
-        <w:t xml:space="preserve"> </w:t>
-      </w:r>
-      <w:r>
-        <w:t xml:space="preserve">process establishes that the contract is the right one</w:t>
-      </w:r>
-      <w:r>
-        <w:t xml:space="preserve"> </w:t>
-      </w:r>
-      <w:r>
-        <w:t xml:space="preserve">(Muntner et al. 2024; U.S. Food and Drug Administration 2018; European Medicines Agency 2024)</w:t>
-      </w:r>
-      <w:r>
-        <w:t xml:space="preserve">.</w:t>
-      </w:r>
-    </w:p>
-    <w:bookmarkEnd w:id="112"/>
-    <w:bookmarkStart w:id="113" w:name="recommendations-for-practice"/>
-    <w:p>
-      <w:pPr>
-        <w:pStyle w:val="Heading2"/>
-      </w:pPr>
-      <w:r>
-        <w:t xml:space="preserve">10.10 Recommendations for practice</w:t>
-      </w:r>
-    </w:p>
-    <w:p>
-      <w:pPr>
-        <w:pStyle w:val="FirstParagraph"/>
-      </w:pPr>
-      <w:r>
-        <w:t xml:space="preserve">A fillable SAP template aligned with the prespecification checklist</w:t>
-      </w:r>
-      <w:r>
-        <w:t xml:space="preserve"> </w:t>
-      </w:r>
-      <w:r>
-        <w:t xml:space="preserve">of</w:t>
-      </w:r>
-      <w:r>
-        <w:t xml:space="preserve"> </w:t>
-      </w:r>
-      <w:r>
-        <w:t xml:space="preserve">Gruber, Lee, et al. (2024)</w:t>
-      </w:r>
-      <w:r>
-        <w:t xml:space="preserve"> </w:t>
-      </w:r>
-      <w:r>
-        <w:t xml:space="preserve">and the staging construct of</w:t>
-      </w:r>
-      <w:r>
-        <w:t xml:space="preserve"> </w:t>
-      </w:r>
-      <w:r>
-        <w:t xml:space="preserve">Muntner et al. (2024)</w:t>
-      </w:r>
-      <w:r>
-        <w:t xml:space="preserve"> </w:t>
-      </w:r>
-      <w:r>
-        <w:t xml:space="preserve">is shipped with the package as</w:t>
-      </w:r>
-      <w:r>
-        <w:t xml:space="preserve"> </w:t>
-      </w:r>
-      <w:r>
-        <w:rPr>
-          <w:rStyle w:val="VerbatimChar"/>
-        </w:rPr>
-        <w:t xml:space="preserve">system.file("templates", "sap_template.qmd", package = "cleanTMLE")</w:t>
-      </w:r>
-      <w:r>
-        <w:t xml:space="preserve">.</w:t>
-      </w:r>
-      <w:r>
-        <w:t xml:space="preserve"> </w:t>
-      </w:r>
-      <w:r>
-        <w:t xml:space="preserve">The template walks the analyst through the eight-section structure</w:t>
-      </w:r>
-      <w:r>
-        <w:t xml:space="preserve"> </w:t>
-      </w:r>
-      <w:r>
-        <w:t xml:space="preserve">(estimand under ICH E9(R1), identifiability assumptions and DQ</w:t>
-      </w:r>
-      <w:r>
-        <w:t xml:space="preserve"> </w:t>
-      </w:r>
-      <w:r>
-        <w:t xml:space="preserve">mappings, candidate grid, decision thresholds, NC domain coverage,</w:t>
-      </w:r>
-      <w:r>
-        <w:t xml:space="preserve"> </w:t>
-      </w:r>
-      <w:r>
-        <w:t xml:space="preserve">sensitivity plan, decision log, reporting checklist) so that the</w:t>
-      </w:r>
-      <w:r>
-        <w:t xml:space="preserve"> </w:t>
-      </w:r>
-      <w:r>
-        <w:t xml:space="preserve">prespecification is filed in the same form that the audit log will</w:t>
-      </w:r>
-      <w:r>
-        <w:t xml:space="preserve"> </w:t>
-      </w:r>
-      <w:r>
-        <w:t xml:space="preserve">later reference.</w:t>
-      </w:r>
-    </w:p>
-    <w:p>
-      <w:pPr>
-        <w:pStyle w:val="BodyText"/>
-      </w:pPr>
-      <w:r>
-        <w:t xml:space="preserve">We recommend a four-step pre-outcome workflow when the analyst is</w:t>
-      </w:r>
-      <w:r>
-        <w:t xml:space="preserve"> </w:t>
-      </w:r>
-      <w:r>
-        <w:t xml:space="preserve">preparing a TL-RWE study.</w:t>
       </w:r>
     </w:p>
     <w:p>
@@ -27409,13 +27246,35 @@
         </w:numPr>
       </w:pPr>
       <w:r>
-        <w:t xml:space="preserve">Document the SPIFD2 template, citing validation studies or data</w:t>
-      </w:r>
-      <w:r>
-        <w:t xml:space="preserve"> </w:t>
-      </w:r>
-      <w:r>
-        <w:t xml:space="preserve">profiling for each plausible range.</w:t>
+        <w:rPr>
+          <w:b/>
+          <w:bCs/>
+        </w:rPr>
+        <w:t xml:space="preserve">Richer synthetic-outcome models:</w:t>
+      </w:r>
+      <w:r>
+        <w:t xml:space="preserve"> </w:t>
+      </w:r>
+      <w:r>
+        <w:t xml:space="preserve">effect modification, time-</w:t>
+      </w:r>
+      <w:r>
+        <w:t xml:space="preserve"> </w:t>
+      </w:r>
+      <w:r>
+        <w:t xml:space="preserve">varying treatment, and competing risks (the current DGP is a</w:t>
+      </w:r>
+      <w:r>
+        <w:t xml:space="preserve"> </w:t>
+      </w:r>
+      <w:r>
+        <w:t xml:space="preserve">logistic regression with a constant additive effect on the</w:t>
+      </w:r>
+      <w:r>
+        <w:t xml:space="preserve"> </w:t>
+      </w:r>
+      <w:r>
+        <w:t xml:space="preserve">risk-difference scale).</w:t>
       </w:r>
     </w:p>
     <w:p>
@@ -27427,13 +27286,29 @@
         </w:numPr>
       </w:pPr>
       <w:r>
-        <w:t xml:space="preserve">Lock the candidate grid and the decision thresholds before any</w:t>
-      </w:r>
-      <w:r>
-        <w:t xml:space="preserve"> </w:t>
-      </w:r>
-      <w:r>
-        <w:t xml:space="preserve">simulation runs.</w:t>
+        <w:rPr>
+          <w:b/>
+          <w:bCs/>
+        </w:rPr>
+        <w:t xml:space="preserve">MAR / MNAR missingness:</w:t>
+      </w:r>
+      <w:r>
+        <w:t xml:space="preserve"> </w:t>
+      </w:r>
+      <w:r>
+        <w:t xml:space="preserve">a native inverse-probability-of-</w:t>
+      </w:r>
+      <w:r>
+        <w:t xml:space="preserve"> </w:t>
+      </w:r>
+      <w:r>
+        <w:t xml:space="preserve">missingness weighting path that does not require a structural</w:t>
+      </w:r>
+      <w:r>
+        <w:t xml:space="preserve"> </w:t>
+      </w:r>
+      <w:r>
+        <w:t xml:space="preserve">missingness model.</w:t>
       </w:r>
     </w:p>
     <w:p>
@@ -27445,7 +27320,17 @@
         </w:numPr>
       </w:pPr>
       <w:r>
-        <w:t xml:space="preserve">Run</w:t>
+        <w:rPr>
+          <w:b/>
+          <w:bCs/>
+        </w:rPr>
+        <w:t xml:space="preserve">Survival and competing-risk estimands:</w:t>
+      </w:r>
+      <w:r>
+        <w:t xml:space="preserve"> </w:t>
+      </w:r>
+      <w:r>
+        <w:t xml:space="preserve">wrapping</w:t>
       </w:r>
       <w:r>
         <w:t xml:space="preserve"> </w:t>
@@ -27454,7 +27339,13 @@
         <w:rPr>
           <w:rStyle w:val="VerbatimChar"/>
         </w:rPr>
-        <w:t xml:space="preserve">run_plasmode_feasibility()</w:t>
+        <w:t xml:space="preserve">survtmle</w:t>
+      </w:r>
+      <w:r>
+        <w:t xml:space="preserve"> </w:t>
+      </w:r>
+      <w:r>
+        <w:t xml:space="preserve">(Benkeser and Hejazi 2018)</w:t>
       </w:r>
       <w:r>
         <w:t xml:space="preserve"> </w:t>
@@ -27469,31 +27360,31 @@
         <w:rPr>
           <w:rStyle w:val="VerbatimChar"/>
         </w:rPr>
-        <w:t xml:space="preserve">run_plasmode_dq_stress()</w:t>
-      </w:r>
-      <w:r>
-        <w:t xml:space="preserve"> </w:t>
-      </w:r>
-      <w:r>
-        <w:t xml:space="preserve">in the same prespecified Stage 2b. Use the SPIFD2-derived ranges</w:t>
-      </w:r>
-      <w:r>
-        <w:t xml:space="preserve"> </w:t>
-      </w:r>
-      <w:r>
-        <w:t xml:space="preserve">as the inputs to</w:t>
-      </w:r>
-      <w:r>
-        <w:t xml:space="preserve"> </w:t>
-      </w:r>
-      <w:r>
-        <w:rPr>
-          <w:rStyle w:val="VerbatimChar"/>
-        </w:rPr>
-        <w:t xml:space="preserve">data_quality_scenarios</w:t>
-      </w:r>
-      <w:r>
-        <w:t xml:space="preserve">.</w:t>
+        <w:t xml:space="preserve">lmtp</w:t>
+      </w:r>
+      <w:r>
+        <w:t xml:space="preserve"> </w:t>
+      </w:r>
+      <w:r>
+        <w:t xml:space="preserve">(Williams and Dı́az 2021)</w:t>
+      </w:r>
+      <w:r>
+        <w:t xml:space="preserve"> </w:t>
+      </w:r>
+      <w:r>
+        <w:t xml:space="preserve">inside the</w:t>
+      </w:r>
+      <w:r>
+        <w:t xml:space="preserve"> </w:t>
+      </w:r>
+      <w:r>
+        <w:t xml:space="preserve">lock and audit machinery so that hazard-ratio and cumulative-</w:t>
+      </w:r>
+      <w:r>
+        <w:t xml:space="preserve"> </w:t>
+      </w:r>
+      <w:r>
+        <w:t xml:space="preserve">incidence estimands inherit the same governance.</w:t>
       </w:r>
     </w:p>
     <w:p>
@@ -27505,68 +27396,205 @@
         </w:numPr>
       </w:pPr>
       <w:r>
-        <w:t xml:space="preserve">Score the pre-outcome decision. If a candidate is robust to the SPIFD2</w:t>
-      </w:r>
-      <w:r>
-        <w:t xml:space="preserve"> </w:t>
-      </w:r>
-      <w:r>
-        <w:t xml:space="preserve">plausible ranges, lock it. If no candidate is robust, the</w:t>
-      </w:r>
-      <w:r>
-        <w:t xml:space="preserve"> </w:t>
-      </w:r>
-      <w:r>
-        <w:t xml:space="preserve">correct decision is STOP, and the analyst should reconsider</w:t>
-      </w:r>
-      <w:r>
-        <w:t xml:space="preserve"> </w:t>
-      </w:r>
-      <w:r>
-        <w:t xml:space="preserve">either the data source, the estimand, or the decision thresholds</w:t>
-      </w:r>
-      <w:r>
-        <w:t xml:space="preserve"> </w:t>
-      </w:r>
-      <w:r>
-        <w:t xml:space="preserve">before unblinding.</w:t>
+        <w:rPr>
+          <w:b/>
+          <w:bCs/>
+        </w:rPr>
+        <w:t xml:space="preserve">Transportability and decision-population shift:</w:t>
+      </w:r>
+      <w:r>
+        <w:t xml:space="preserve"> </w:t>
+      </w:r>
+      <w:r>
+        <w:t xml:space="preserve">the</w:t>
+      </w:r>
+      <w:r>
+        <w:t xml:space="preserve"> </w:t>
+      </w:r>
+      <w:r>
+        <w:t xml:space="preserve">plasmode framework can in principle simulate covariate-</w:t>
+      </w:r>
+      <w:r>
+        <w:t xml:space="preserve"> </w:t>
+      </w:r>
+      <w:r>
+        <w:t xml:space="preserve">distribution shift between the analytic cohort and the target</w:t>
+      </w:r>
+      <w:r>
+        <w:t xml:space="preserve"> </w:t>
+      </w:r>
+      <w:r>
+        <w:t xml:space="preserve">population, but the package does not yet expose this scenario.</w:t>
       </w:r>
     </w:p>
     <w:p>
       <w:pPr>
+        <w:pStyle w:val="Compact"/>
+        <w:numPr>
+          <w:ilvl w:val="0"/>
+          <w:numId w:val="1006"/>
+        </w:numPr>
+      </w:pPr>
+      <w:r>
+        <w:rPr>
+          <w:b/>
+          <w:bCs/>
+        </w:rPr>
+        <w:t xml:space="preserve">Calibration helpers for severity ranges:</w:t>
+      </w:r>
+      <w:r>
+        <w:t xml:space="preserve"> </w:t>
+      </w:r>
+      <w:r>
+        <w:t xml:space="preserve">small helpers that</w:t>
+      </w:r>
+      <w:r>
+        <w:t xml:space="preserve"> </w:t>
+      </w:r>
+      <w:r>
+        <w:t xml:space="preserve">read validation-literature parameters (PPV, sensitivity, claims-</w:t>
+      </w:r>
+      <w:r>
+        <w:t xml:space="preserve"> </w:t>
+      </w:r>
+      <w:r>
+        <w:t xml:space="preserve">accuracy ranges) from a YAML file and translate them into</w:t>
+      </w:r>
+      <w:r>
+        <w:t xml:space="preserve"> </w:t>
+      </w:r>
+      <w:r>
+        <w:rPr>
+          <w:rStyle w:val="VerbatimChar"/>
+        </w:rPr>
+        <w:t xml:space="preserve">data_quality_scenarios</w:t>
+      </w:r>
+      <w:r>
+        <w:t xml:space="preserve"> </w:t>
+      </w:r>
+      <w:r>
+        <w:t xml:space="preserve">lists, with the citations attached to</w:t>
+      </w:r>
+      <w:r>
+        <w:t xml:space="preserve"> </w:t>
+      </w:r>
+      <w:r>
+        <w:t xml:space="preserve">the audit log.</w:t>
+      </w:r>
+    </w:p>
+    <w:bookmarkEnd w:id="112"/>
+    <w:bookmarkStart w:id="113" w:name="X3a4c45a4b83f6adca96de927f71cbd45f486421"/>
+    <w:p>
+      <w:pPr>
+        <w:pStyle w:val="Heading2"/>
+      </w:pPr>
+      <w:r>
+        <w:t xml:space="preserve">10.9 When to use cleanTMLE inside a broader governance arrangement</w:t>
+      </w:r>
+    </w:p>
+    <w:p>
+      <w:pPr>
         <w:pStyle w:val="FirstParagraph"/>
       </w:pPr>
       <w:r>
-        <w:t xml:space="preserve">The audit log preserves all of the above. The final paper or</w:t>
-      </w:r>
-      <w:r>
-        <w:t xml:space="preserve"> </w:t>
-      </w:r>
-      <w:r>
-        <w:t xml:space="preserve">regulatory submission can be reconstructed from the lock and the</w:t>
-      </w:r>
-      <w:r>
-        <w:t xml:space="preserve"> </w:t>
-      </w:r>
-      <w:r>
-        <w:t xml:space="preserve">audit, including the SPIFD2 ranges, the plasmode and DQ stress</w:t>
-      </w:r>
-      <w:r>
-        <w:t xml:space="preserve"> </w:t>
-      </w:r>
-      <w:r>
-        <w:t xml:space="preserve">metrics, the pre-outcome decision, and the post-outcome estimate.</w:t>
+        <w:t xml:space="preserve">For routine pharmacoepidemiology and most academic RWE studies,</w:t>
+      </w:r>
+      <w:r>
+        <w:t xml:space="preserve"> </w:t>
+      </w:r>
+      <w:r>
+        <w:t xml:space="preserve">cleanTMLE used on its own provides an adequate prespecification</w:t>
+      </w:r>
+      <w:r>
+        <w:t xml:space="preserve"> </w:t>
+      </w:r>
+      <w:r>
+        <w:t xml:space="preserve">record: the analyst prespecifies the analytic plan, runs the</w:t>
+      </w:r>
+      <w:r>
+        <w:t xml:space="preserve"> </w:t>
+      </w:r>
+      <w:r>
+        <w:t xml:space="preserve">workflow inside a single R session, and archives the analysis</w:t>
+      </w:r>
+      <w:r>
+        <w:t xml:space="preserve"> </w:t>
+      </w:r>
+      <w:r>
+        <w:t xml:space="preserve">lock together with the audit and decision logs. For</w:t>
+      </w:r>
+      <w:r>
+        <w:t xml:space="preserve"> </w:t>
+      </w:r>
+      <w:r>
+        <w:t xml:space="preserve">submission-oriented RWE (FDA, EMA, or HTA contexts), the</w:t>
+      </w:r>
+      <w:r>
+        <w:t xml:space="preserve"> </w:t>
+      </w:r>
+      <w:r>
+        <w:t xml:space="preserve">recommended deployment places cleanTMLE inside a broader governed</w:t>
+      </w:r>
+      <w:r>
+        <w:t xml:space="preserve"> </w:t>
+      </w:r>
+      <w:r>
+        <w:t xml:space="preserve">process with separate study-level work items: source-data audit</w:t>
+      </w:r>
+      <w:r>
+        <w:t xml:space="preserve"> </w:t>
+      </w:r>
+      <w:r>
+        <w:t xml:space="preserve">and provenance, exposure and outcome phenotype validation,</w:t>
+      </w:r>
+      <w:r>
+        <w:t xml:space="preserve"> </w:t>
+      </w:r>
+      <w:r>
+        <w:t xml:space="preserve">role-separated analyst and reviewer access, and an independent</w:t>
+      </w:r>
+      <w:r>
+        <w:t xml:space="preserve"> </w:t>
+      </w:r>
+      <w:r>
+        <w:t xml:space="preserve">review of the pre-outcome decision by personnel who did not</w:t>
+      </w:r>
+      <w:r>
+        <w:t xml:space="preserve"> </w:t>
+      </w:r>
+      <w:r>
+        <w:t xml:space="preserve">author the analytic plan. The software-mediated workflow records</w:t>
+      </w:r>
+      <w:r>
+        <w:t xml:space="preserve"> </w:t>
+      </w:r>
+      <w:r>
+        <w:t xml:space="preserve">that the prespecified contract has been followed; the governed</w:t>
+      </w:r>
+      <w:r>
+        <w:t xml:space="preserve"> </w:t>
+      </w:r>
+      <w:r>
+        <w:t xml:space="preserve">process establishes that the contract is the right one</w:t>
+      </w:r>
+      <w:r>
+        <w:t xml:space="preserve"> </w:t>
+      </w:r>
+      <w:r>
+        <w:t xml:space="preserve">(Muntner et al. 2024; U.S. Food and Drug Administration 2018; European Medicines Agency 2024)</w:t>
+      </w:r>
+      <w:r>
+        <w:t xml:space="preserve">.</w:t>
       </w:r>
     </w:p>
     <w:bookmarkEnd w:id="113"/>
-    <w:bookmarkEnd w:id="114"/>
-    <w:bookmarkStart w:id="117" w:name="sec-summary"/>
+    <w:bookmarkStart w:id="114" w:name="recommendations-for-practice"/>
     <w:p>
       <w:pPr>
-        <w:pStyle w:val="Heading1"/>
-      </w:pPr>
-      <w:r>
-        <w:t xml:space="preserve">11. Summary</w:t>
+        <w:pStyle w:val="Heading2"/>
+      </w:pPr>
+      <w:r>
+        <w:t xml:space="preserve">10.10 Recommendations for practice</w:t>
       </w:r>
     </w:p>
     <w:p>
@@ -27574,6 +27602,275 @@
         <w:pStyle w:val="FirstParagraph"/>
       </w:pPr>
       <w:r>
+        <w:t xml:space="preserve">A fillable SAP template aligned with the prespecification checklist</w:t>
+      </w:r>
+      <w:r>
+        <w:t xml:space="preserve"> </w:t>
+      </w:r>
+      <w:r>
+        <w:t xml:space="preserve">of</w:t>
+      </w:r>
+      <w:r>
+        <w:t xml:space="preserve"> </w:t>
+      </w:r>
+      <w:r>
+        <w:t xml:space="preserve">Gruber, Lee, et al. (2024)</w:t>
+      </w:r>
+      <w:r>
+        <w:t xml:space="preserve"> </w:t>
+      </w:r>
+      <w:r>
+        <w:t xml:space="preserve">and the staging construct of</w:t>
+      </w:r>
+      <w:r>
+        <w:t xml:space="preserve"> </w:t>
+      </w:r>
+      <w:r>
+        <w:t xml:space="preserve">Muntner et al. (2024)</w:t>
+      </w:r>
+      <w:r>
+        <w:t xml:space="preserve"> </w:t>
+      </w:r>
+      <w:r>
+        <w:t xml:space="preserve">is shipped with the package as</w:t>
+      </w:r>
+      <w:r>
+        <w:t xml:space="preserve"> </w:t>
+      </w:r>
+      <w:r>
+        <w:rPr>
+          <w:rStyle w:val="VerbatimChar"/>
+        </w:rPr>
+        <w:t xml:space="preserve">system.file("templates", "sap_template.qmd", package = "cleanTMLE")</w:t>
+      </w:r>
+      <w:r>
+        <w:t xml:space="preserve">.</w:t>
+      </w:r>
+      <w:r>
+        <w:t xml:space="preserve"> </w:t>
+      </w:r>
+      <w:r>
+        <w:t xml:space="preserve">The template walks the analyst through the eight-section structure</w:t>
+      </w:r>
+      <w:r>
+        <w:t xml:space="preserve"> </w:t>
+      </w:r>
+      <w:r>
+        <w:t xml:space="preserve">(estimand under ICH E9(R1), identifiability assumptions and DQ</w:t>
+      </w:r>
+      <w:r>
+        <w:t xml:space="preserve"> </w:t>
+      </w:r>
+      <w:r>
+        <w:t xml:space="preserve">mappings, candidate grid, decision thresholds, NC domain coverage,</w:t>
+      </w:r>
+      <w:r>
+        <w:t xml:space="preserve"> </w:t>
+      </w:r>
+      <w:r>
+        <w:t xml:space="preserve">sensitivity plan, decision log, reporting checklist) so that the</w:t>
+      </w:r>
+      <w:r>
+        <w:t xml:space="preserve"> </w:t>
+      </w:r>
+      <w:r>
+        <w:t xml:space="preserve">prespecification is filed in the same form that the audit log will</w:t>
+      </w:r>
+      <w:r>
+        <w:t xml:space="preserve"> </w:t>
+      </w:r>
+      <w:r>
+        <w:t xml:space="preserve">later reference.</w:t>
+      </w:r>
+    </w:p>
+    <w:p>
+      <w:pPr>
+        <w:pStyle w:val="BodyText"/>
+      </w:pPr>
+      <w:r>
+        <w:t xml:space="preserve">We recommend a four-step pre-outcome workflow when the analyst is</w:t>
+      </w:r>
+      <w:r>
+        <w:t xml:space="preserve"> </w:t>
+      </w:r>
+      <w:r>
+        <w:t xml:space="preserve">preparing a TL-RWE study.</w:t>
+      </w:r>
+    </w:p>
+    <w:p>
+      <w:pPr>
+        <w:pStyle w:val="Compact"/>
+        <w:numPr>
+          <w:ilvl w:val="0"/>
+          <w:numId w:val="1007"/>
+        </w:numPr>
+      </w:pPr>
+      <w:r>
+        <w:t xml:space="preserve">Document the SPIFD2 template, citing validation studies or data</w:t>
+      </w:r>
+      <w:r>
+        <w:t xml:space="preserve"> </w:t>
+      </w:r>
+      <w:r>
+        <w:t xml:space="preserve">profiling for each plausible range.</w:t>
+      </w:r>
+    </w:p>
+    <w:p>
+      <w:pPr>
+        <w:pStyle w:val="Compact"/>
+        <w:numPr>
+          <w:ilvl w:val="0"/>
+          <w:numId w:val="1007"/>
+        </w:numPr>
+      </w:pPr>
+      <w:r>
+        <w:t xml:space="preserve">Lock the candidate grid and the decision thresholds before any</w:t>
+      </w:r>
+      <w:r>
+        <w:t xml:space="preserve"> </w:t>
+      </w:r>
+      <w:r>
+        <w:t xml:space="preserve">simulation runs.</w:t>
+      </w:r>
+    </w:p>
+    <w:p>
+      <w:pPr>
+        <w:pStyle w:val="Compact"/>
+        <w:numPr>
+          <w:ilvl w:val="0"/>
+          <w:numId w:val="1007"/>
+        </w:numPr>
+      </w:pPr>
+      <w:r>
+        <w:t xml:space="preserve">Run</w:t>
+      </w:r>
+      <w:r>
+        <w:t xml:space="preserve"> </w:t>
+      </w:r>
+      <w:r>
+        <w:rPr>
+          <w:rStyle w:val="VerbatimChar"/>
+        </w:rPr>
+        <w:t xml:space="preserve">run_plasmode_feasibility()</w:t>
+      </w:r>
+      <w:r>
+        <w:t xml:space="preserve"> </w:t>
+      </w:r>
+      <w:r>
+        <w:t xml:space="preserve">and</w:t>
+      </w:r>
+      <w:r>
+        <w:t xml:space="preserve"> </w:t>
+      </w:r>
+      <w:r>
+        <w:rPr>
+          <w:rStyle w:val="VerbatimChar"/>
+        </w:rPr>
+        <w:t xml:space="preserve">run_plasmode_dq_stress()</w:t>
+      </w:r>
+      <w:r>
+        <w:t xml:space="preserve"> </w:t>
+      </w:r>
+      <w:r>
+        <w:t xml:space="preserve">in the same prespecified Stage 2b. Use the SPIFD2-derived ranges</w:t>
+      </w:r>
+      <w:r>
+        <w:t xml:space="preserve"> </w:t>
+      </w:r>
+      <w:r>
+        <w:t xml:space="preserve">as the inputs to</w:t>
+      </w:r>
+      <w:r>
+        <w:t xml:space="preserve"> </w:t>
+      </w:r>
+      <w:r>
+        <w:rPr>
+          <w:rStyle w:val="VerbatimChar"/>
+        </w:rPr>
+        <w:t xml:space="preserve">data_quality_scenarios</w:t>
+      </w:r>
+      <w:r>
+        <w:t xml:space="preserve">.</w:t>
+      </w:r>
+    </w:p>
+    <w:p>
+      <w:pPr>
+        <w:pStyle w:val="Compact"/>
+        <w:numPr>
+          <w:ilvl w:val="0"/>
+          <w:numId w:val="1007"/>
+        </w:numPr>
+      </w:pPr>
+      <w:r>
+        <w:t xml:space="preserve">Score the pre-outcome decision. If a candidate is robust to the SPIFD2</w:t>
+      </w:r>
+      <w:r>
+        <w:t xml:space="preserve"> </w:t>
+      </w:r>
+      <w:r>
+        <w:t xml:space="preserve">plausible ranges, lock it. If no candidate is robust, the</w:t>
+      </w:r>
+      <w:r>
+        <w:t xml:space="preserve"> </w:t>
+      </w:r>
+      <w:r>
+        <w:t xml:space="preserve">correct decision is STOP, and the analyst should reconsider</w:t>
+      </w:r>
+      <w:r>
+        <w:t xml:space="preserve"> </w:t>
+      </w:r>
+      <w:r>
+        <w:t xml:space="preserve">either the data source, the estimand, or the decision thresholds</w:t>
+      </w:r>
+      <w:r>
+        <w:t xml:space="preserve"> </w:t>
+      </w:r>
+      <w:r>
+        <w:t xml:space="preserve">before unblinding.</w:t>
+      </w:r>
+    </w:p>
+    <w:p>
+      <w:pPr>
+        <w:pStyle w:val="FirstParagraph"/>
+      </w:pPr>
+      <w:r>
+        <w:t xml:space="preserve">The audit log preserves all of the above. The final paper or</w:t>
+      </w:r>
+      <w:r>
+        <w:t xml:space="preserve"> </w:t>
+      </w:r>
+      <w:r>
+        <w:t xml:space="preserve">regulatory submission can be reconstructed from the lock and the</w:t>
+      </w:r>
+      <w:r>
+        <w:t xml:space="preserve"> </w:t>
+      </w:r>
+      <w:r>
+        <w:t xml:space="preserve">audit, including the SPIFD2 ranges, the plasmode and DQ stress</w:t>
+      </w:r>
+      <w:r>
+        <w:t xml:space="preserve"> </w:t>
+      </w:r>
+      <w:r>
+        <w:t xml:space="preserve">metrics, the pre-outcome decision, and the post-outcome estimate.</w:t>
+      </w:r>
+    </w:p>
+    <w:bookmarkEnd w:id="114"/>
+    <w:bookmarkEnd w:id="115"/>
+    <w:bookmarkStart w:id="118" w:name="sec-summary"/>
+    <w:p>
+      <w:pPr>
+        <w:pStyle w:val="Heading1"/>
+      </w:pPr>
+      <w:r>
+        <w:t xml:space="preserve">11. Summary</w:t>
+      </w:r>
+    </w:p>
+    <w:p>
+      <w:pPr>
+        <w:pStyle w:val="FirstParagraph"/>
+      </w:pPr>
+      <w:r>
         <w:t xml:space="preserve">cleanTMLE is an R package for staged, outcome-blind targeted</w:t>
       </w:r>
       <w:r>
@@ -27726,7 +28023,7 @@
       <w:r>
         <w:t xml:space="preserve"> </w:t>
       </w:r>
-      <w:hyperlink r:id="rId115">
+      <w:hyperlink r:id="rId116">
         <w:r>
           <w:rPr>
             <w:rStyle w:val="Hyperlink"/>
@@ -27758,7 +28055,7 @@
       <w:r>
         <w:t xml:space="preserve"> </w:t>
       </w:r>
-      <w:hyperlink r:id="rId116">
+      <w:hyperlink r:id="rId117">
         <w:r>
           <w:rPr>
             <w:rStyle w:val="Hyperlink"/>
@@ -27770,8 +28067,8 @@
         <w:t xml:space="preserve">.</w:t>
       </w:r>
     </w:p>
-    <w:bookmarkEnd w:id="117"/>
-    <w:bookmarkStart w:id="118" w:name="acknowledgements"/>
+    <w:bookmarkEnd w:id="118"/>
+    <w:bookmarkStart w:id="119" w:name="acknowledgements"/>
     <w:p>
       <w:pPr>
         <w:pStyle w:val="Heading1"/>
@@ -27839,8 +28136,8 @@
         <w:t xml:space="preserve">our diagnostic helpers. Any errors are ours.</w:t>
       </w:r>
     </w:p>
-    <w:bookmarkEnd w:id="118"/>
-    <w:bookmarkStart w:id="200" w:name="references"/>
+    <w:bookmarkEnd w:id="119"/>
+    <w:bookmarkStart w:id="201" w:name="references"/>
     <w:p>
       <w:pPr>
         <w:pStyle w:val="Heading1"/>
@@ -27849,8 +28146,8 @@
         <w:t xml:space="preserve">References</w:t>
       </w:r>
     </w:p>
-    <w:bookmarkStart w:id="199" w:name="refs"/>
-    <w:bookmarkStart w:id="119" w:name="ref-survtmlepackage2018"/>
+    <w:bookmarkStart w:id="200" w:name="refs"/>
+    <w:bookmarkStart w:id="120" w:name="ref-survtmlepackage2018"/>
     <w:p>
       <w:pPr>
         <w:pStyle w:val="Bibliography"/>
@@ -27863,44 +28160,44 @@
       </w:r>
       <w:r>
         <w:t xml:space="preserve">“Survtmle: Compute Targeted Minimum Loss-Based Estimates in Right-Censored Survival Settings.”</w:t>
-      </w:r>
-    </w:p>
-    <w:bookmarkEnd w:id="119"/>
-    <w:bookmarkStart w:id="120" w:name="ref-brookhart2024causalrisk"/>
-    <w:p>
-      <w:pPr>
-        <w:pStyle w:val="Bibliography"/>
-      </w:pPr>
-      <w:r>
-        <w:t xml:space="preserve">Brookhart, M. Alan, Alexander Breskin, and Bassim Eledath. 2024.</w:t>
-      </w:r>
-      <w:r>
-        <w:t xml:space="preserve"> </w:t>
-      </w:r>
-      <w:r>
-        <w:t xml:space="preserve">“</w:t>
-      </w:r>
-      <w:r>
-        <w:t xml:space="preserve">causalRisk</w:t>
-      </w:r>
-      <w:r>
-        <w:t xml:space="preserve">: An</w:t>
-      </w:r>
-      <w:r>
-        <w:t xml:space="preserve"> </w:t>
-      </w:r>
-      <w:r>
-        <w:t xml:space="preserve">R</w:t>
-      </w:r>
-      <w:r>
-        <w:t xml:space="preserve"> </w:t>
-      </w:r>
-      <w:r>
-        <w:t xml:space="preserve">Package for Estimating Cumulative Risks Under Counterfactual Treatment Strategies.”</w:t>
       </w:r>
     </w:p>
     <w:bookmarkEnd w:id="120"/>
-    <w:bookmarkStart w:id="122" w:name="ref-cashin2024target"/>
+    <w:bookmarkStart w:id="121" w:name="ref-brookhart2024causalrisk"/>
+    <w:p>
+      <w:pPr>
+        <w:pStyle w:val="Bibliography"/>
+      </w:pPr>
+      <w:r>
+        <w:t xml:space="preserve">Brookhart, M. Alan, Alexander Breskin, and Bassim Eledath. 2024.</w:t>
+      </w:r>
+      <w:r>
+        <w:t xml:space="preserve"> </w:t>
+      </w:r>
+      <w:r>
+        <w:t xml:space="preserve">“</w:t>
+      </w:r>
+      <w:r>
+        <w:t xml:space="preserve">causalRisk</w:t>
+      </w:r>
+      <w:r>
+        <w:t xml:space="preserve">: An</w:t>
+      </w:r>
+      <w:r>
+        <w:t xml:space="preserve"> </w:t>
+      </w:r>
+      <w:r>
+        <w:t xml:space="preserve">R</w:t>
+      </w:r>
+      <w:r>
+        <w:t xml:space="preserve"> </w:t>
+      </w:r>
+      <w:r>
+        <w:t xml:space="preserve">Package for Estimating Cumulative Risks Under Counterfactual Treatment Strategies.”</w:t>
+      </w:r>
+    </w:p>
+    <w:bookmarkEnd w:id="121"/>
+    <w:bookmarkStart w:id="123" w:name="ref-cashin2024target"/>
     <w:p>
       <w:pPr>
         <w:pStyle w:val="Bibliography"/>
@@ -27936,7 +28233,7 @@
       <w:r>
         <w:t xml:space="preserve"> </w:t>
       </w:r>
-      <w:hyperlink r:id="rId121">
+      <w:hyperlink r:id="rId122">
         <w:r>
           <w:rPr>
             <w:rStyle w:val="Hyperlink"/>
@@ -27948,8 +28245,8 @@
         <w:t xml:space="preserve">.</w:t>
       </w:r>
     </w:p>
-    <w:bookmarkEnd w:id="122"/>
-    <w:bookmarkStart w:id="124" w:name="ref-chernozhukov2018dml"/>
+    <w:bookmarkEnd w:id="123"/>
+    <w:bookmarkStart w:id="125" w:name="ref-chernozhukov2018dml"/>
     <w:p>
       <w:pPr>
         <w:pStyle w:val="Bibliography"/>
@@ -27982,7 +28279,7 @@
       <w:r>
         <w:t xml:space="preserve"> </w:t>
       </w:r>
-      <w:hyperlink r:id="rId123">
+      <w:hyperlink r:id="rId124">
         <w:r>
           <w:rPr>
             <w:rStyle w:val="Hyperlink"/>
@@ -27994,8 +28291,8 @@
         <w:t xml:space="preserve">.</w:t>
       </w:r>
     </w:p>
-    <w:bookmarkEnd w:id="124"/>
-    <w:bookmarkStart w:id="126" w:name="ref-dang2023roadmap"/>
+    <w:bookmarkEnd w:id="125"/>
+    <w:bookmarkStart w:id="127" w:name="ref-dang2023roadmap"/>
     <w:p>
       <w:pPr>
         <w:pStyle w:val="Bibliography"/>
@@ -28028,7 +28325,7 @@
       <w:r>
         <w:t xml:space="preserve"> </w:t>
       </w:r>
-      <w:hyperlink r:id="rId125">
+      <w:hyperlink r:id="rId126">
         <w:r>
           <w:rPr>
             <w:rStyle w:val="Hyperlink"/>
@@ -28040,8 +28337,8 @@
         <w:t xml:space="preserve">.</w:t>
       </w:r>
     </w:p>
-    <w:bookmarkEnd w:id="126"/>
-    <w:bookmarkStart w:id="128" w:name="ref-diaz2013sensitivity"/>
+    <w:bookmarkEnd w:id="127"/>
+    <w:bookmarkStart w:id="129" w:name="ref-diaz2013sensitivity"/>
     <w:p>
       <w:pPr>
         <w:pStyle w:val="Bibliography"/>
@@ -28074,7 +28371,7 @@
       <w:r>
         <w:t xml:space="preserve"> </w:t>
       </w:r>
-      <w:hyperlink r:id="rId127">
+      <w:hyperlink r:id="rId128">
         <w:r>
           <w:rPr>
             <w:rStyle w:val="Hyperlink"/>
@@ -28086,8 +28383,8 @@
         <w:t xml:space="preserve">.</w:t>
       </w:r>
     </w:p>
-    <w:bookmarkEnd w:id="128"/>
-    <w:bookmarkStart w:id="130" w:name="ref-ema2021registry"/>
+    <w:bookmarkEnd w:id="129"/>
+    <w:bookmarkStart w:id="131" w:name="ref-ema2021registry"/>
     <w:p>
       <w:pPr>
         <w:pStyle w:val="Bibliography"/>
@@ -28104,7 +28401,7 @@
       <w:r>
         <w:t xml:space="preserve"> </w:t>
       </w:r>
-      <w:hyperlink r:id="rId129">
+      <w:hyperlink r:id="rId130">
         <w:r>
           <w:rPr>
             <w:rStyle w:val="Hyperlink"/>
@@ -28116,8 +28413,8 @@
         <w:t xml:space="preserve">.</w:t>
       </w:r>
     </w:p>
-    <w:bookmarkEnd w:id="130"/>
-    <w:bookmarkStart w:id="132" w:name="ref-ema2024guide"/>
+    <w:bookmarkEnd w:id="131"/>
+    <w:bookmarkStart w:id="133" w:name="ref-ema2024guide"/>
     <w:p>
       <w:pPr>
         <w:pStyle w:val="Bibliography"/>
@@ -28146,7 +28443,7 @@
       <w:r>
         <w:t xml:space="preserve"> </w:t>
       </w:r>
-      <w:hyperlink r:id="rId131">
+      <w:hyperlink r:id="rId132">
         <w:r>
           <w:rPr>
             <w:rStyle w:val="Hyperlink"/>
@@ -28158,8 +28455,8 @@
         <w:t xml:space="preserve">.</w:t>
       </w:r>
     </w:p>
-    <w:bookmarkEnd w:id="132"/>
-    <w:bookmarkStart w:id="133" w:name="ref-ema2026rwd"/>
+    <w:bookmarkEnd w:id="133"/>
+    <w:bookmarkStart w:id="134" w:name="ref-ema2026rwd"/>
     <w:p>
       <w:pPr>
         <w:pStyle w:val="Bibliography"/>
@@ -28186,8 +28483,8 @@
         <w:t xml:space="preserve">Medicines Regulation.”</w:t>
       </w:r>
     </w:p>
-    <w:bookmarkEnd w:id="133"/>
-    <w:bookmarkStart w:id="135" w:name="ref-franklin2014plasmode"/>
+    <w:bookmarkEnd w:id="134"/>
+    <w:bookmarkStart w:id="136" w:name="ref-franklin2014plasmode"/>
     <w:p>
       <w:pPr>
         <w:pStyle w:val="Bibliography"/>
@@ -28220,7 +28517,7 @@
       <w:r>
         <w:t xml:space="preserve"> </w:t>
       </w:r>
-      <w:hyperlink r:id="rId134">
+      <w:hyperlink r:id="rId135">
         <w:r>
           <w:rPr>
             <w:rStyle w:val="Hyperlink"/>
@@ -28232,8 +28529,8 @@
         <w:t xml:space="preserve">.</w:t>
       </w:r>
     </w:p>
-    <w:bookmarkEnd w:id="135"/>
-    <w:bookmarkStart w:id="137" w:name="ref-gatto2022spifd"/>
+    <w:bookmarkEnd w:id="136"/>
+    <w:bookmarkStart w:id="138" w:name="ref-gatto2022spifd"/>
     <w:p>
       <w:pPr>
         <w:pStyle w:val="Bibliography"/>
@@ -28266,7 +28563,7 @@
       <w:r>
         <w:t xml:space="preserve"> </w:t>
       </w:r>
-      <w:hyperlink r:id="rId136">
+      <w:hyperlink r:id="rId137">
         <w:r>
           <w:rPr>
             <w:rStyle w:val="Hyperlink"/>
@@ -28278,8 +28575,8 @@
         <w:t xml:space="preserve">.</w:t>
       </w:r>
     </w:p>
-    <w:bookmarkEnd w:id="137"/>
-    <w:bookmarkStart w:id="139" w:name="ref-gatto2023spifd2"/>
+    <w:bookmarkEnd w:id="138"/>
+    <w:bookmarkStart w:id="140" w:name="ref-gatto2023spifd2"/>
     <w:p>
       <w:pPr>
         <w:pStyle w:val="Bibliography"/>
@@ -28312,7 +28609,7 @@
       <w:r>
         <w:t xml:space="preserve"> </w:t>
       </w:r>
-      <w:hyperlink r:id="rId138">
+      <w:hyperlink r:id="rId139">
         <w:r>
           <w:rPr>
             <w:rStyle w:val="Hyperlink"/>
@@ -28324,8 +28621,8 @@
         <w:t xml:space="preserve">.</w:t>
       </w:r>
     </w:p>
-    <w:bookmarkEnd w:id="139"/>
-    <w:bookmarkStart w:id="141" w:name="ref-gruber2022sap"/>
+    <w:bookmarkEnd w:id="140"/>
+    <w:bookmarkStart w:id="142" w:name="ref-gruber2022sap"/>
     <w:p>
       <w:pPr>
         <w:pStyle w:val="Bibliography"/>
@@ -28358,7 +28655,7 @@
       <w:r>
         <w:t xml:space="preserve"> </w:t>
       </w:r>
-      <w:hyperlink r:id="rId140">
+      <w:hyperlink r:id="rId141">
         <w:r>
           <w:rPr>
             <w:rStyle w:val="Hyperlink"/>
@@ -28370,8 +28667,8 @@
         <w:t xml:space="preserve">.</w:t>
       </w:r>
     </w:p>
-    <w:bookmarkEnd w:id="141"/>
-    <w:bookmarkStart w:id="143" w:name="ref-gruber2024evaluating"/>
+    <w:bookmarkEnd w:id="142"/>
+    <w:bookmarkStart w:id="144" w:name="ref-gruber2024evaluating"/>
     <w:p>
       <w:pPr>
         <w:pStyle w:val="Bibliography"/>
@@ -28404,7 +28701,7 @@
       <w:r>
         <w:t xml:space="preserve"> </w:t>
       </w:r>
-      <w:hyperlink r:id="rId142">
+      <w:hyperlink r:id="rId143">
         <w:r>
           <w:rPr>
             <w:rStyle w:val="Hyperlink"/>
@@ -28416,8 +28713,8 @@
         <w:t xml:space="preserve">.</w:t>
       </w:r>
     </w:p>
-    <w:bookmarkEnd w:id="143"/>
-    <w:bookmarkStart w:id="145" w:name="ref-hernan2016targettrial"/>
+    <w:bookmarkEnd w:id="144"/>
+    <w:bookmarkStart w:id="146" w:name="ref-hernan2016targettrial"/>
     <w:p>
       <w:pPr>
         <w:pStyle w:val="Bibliography"/>
@@ -28450,7 +28747,7 @@
       <w:r>
         <w:t xml:space="preserve"> </w:t>
       </w:r>
-      <w:hyperlink r:id="rId144">
+      <w:hyperlink r:id="rId145">
         <w:r>
           <w:rPr>
             <w:rStyle w:val="Hyperlink"/>
@@ -28462,8 +28759,8 @@
         <w:t xml:space="preserve">.</w:t>
       </w:r>
     </w:p>
-    <w:bookmarkEnd w:id="145"/>
-    <w:bookmarkStart w:id="146" w:name="ref-hernan2016target"/>
+    <w:bookmarkEnd w:id="146"/>
+    <w:bookmarkStart w:id="147" w:name="ref-hernan2016target"/>
     <w:p>
       <w:pPr>
         <w:pStyle w:val="Bibliography"/>
@@ -28496,7 +28793,7 @@
       <w:r>
         <w:t xml:space="preserve"> </w:t>
       </w:r>
-      <w:hyperlink r:id="rId144">
+      <w:hyperlink r:id="rId145">
         <w:r>
           <w:rPr>
             <w:rStyle w:val="Hyperlink"/>
@@ -28508,8 +28805,8 @@
         <w:t xml:space="preserve">.</w:t>
       </w:r>
     </w:p>
-    <w:bookmarkEnd w:id="146"/>
-    <w:bookmarkStart w:id="147" w:name="ref-hernan2020causal"/>
+    <w:bookmarkEnd w:id="147"/>
+    <w:bookmarkStart w:id="148" w:name="ref-hernan2020causal"/>
     <w:p>
       <w:pPr>
         <w:pStyle w:val="Bibliography"/>
@@ -28531,8 +28828,8 @@
         <w:t xml:space="preserve">. Boca Raton: Chapman &amp; Hall/CRC.</w:t>
       </w:r>
     </w:p>
-    <w:bookmarkEnd w:id="147"/>
-    <w:bookmarkStart w:id="148" w:name="ref-ich2019e9r1"/>
+    <w:bookmarkEnd w:id="148"/>
+    <w:bookmarkStart w:id="149" w:name="ref-ich2019e9r1"/>
     <w:p>
       <w:pPr>
         <w:pStyle w:val="Bibliography"/>
@@ -28554,35 +28851,35 @@
       </w:r>
       <w:r>
         <w:t xml:space="preserve">Addendum on Estimands and Sensitivity Analysis in Clinical Trials.”</w:t>
-      </w:r>
-    </w:p>
-    <w:bookmarkEnd w:id="148"/>
-    <w:bookmarkStart w:id="149" w:name="ref-ich2024m14"/>
-    <w:p>
-      <w:pPr>
-        <w:pStyle w:val="Bibliography"/>
-      </w:pPr>
-      <w:r>
-        <w:t xml:space="preserve">———. 2026.</w:t>
-      </w:r>
-      <w:r>
-        <w:t xml:space="preserve"> </w:t>
-      </w:r>
-      <w:r>
-        <w:t xml:space="preserve">“</w:t>
-      </w:r>
-      <w:r>
-        <w:t xml:space="preserve">ICH M14</w:t>
-      </w:r>
-      <w:r>
-        <w:t xml:space="preserve"> </w:t>
-      </w:r>
-      <w:r>
-        <w:t xml:space="preserve">Guidance for Industry: General Principles on Planning, Designing, and Analyzing Non-Interventional Studies Using Real-World Data for Safety Assessment of Medicines.”</w:t>
       </w:r>
     </w:p>
     <w:bookmarkEnd w:id="149"/>
-    <w:bookmarkStart w:id="151" w:name="ref-kahn2016data"/>
+    <w:bookmarkStart w:id="150" w:name="ref-ich2024m14"/>
+    <w:p>
+      <w:pPr>
+        <w:pStyle w:val="Bibliography"/>
+      </w:pPr>
+      <w:r>
+        <w:t xml:space="preserve">———. 2026.</w:t>
+      </w:r>
+      <w:r>
+        <w:t xml:space="preserve"> </w:t>
+      </w:r>
+      <w:r>
+        <w:t xml:space="preserve">“</w:t>
+      </w:r>
+      <w:r>
+        <w:t xml:space="preserve">ICH M14</w:t>
+      </w:r>
+      <w:r>
+        <w:t xml:space="preserve"> </w:t>
+      </w:r>
+      <w:r>
+        <w:t xml:space="preserve">Guidance for Industry: General Principles on Planning, Designing, and Analyzing Non-Interventional Studies Using Real-World Data for Safety Assessment of Medicines.”</w:t>
+      </w:r>
+    </w:p>
+    <w:bookmarkEnd w:id="150"/>
+    <w:bookmarkStart w:id="152" w:name="ref-kahn2016data"/>
     <w:p>
       <w:pPr>
         <w:pStyle w:val="Bibliography"/>
@@ -28615,7 +28912,7 @@
       <w:r>
         <w:t xml:space="preserve"> </w:t>
       </w:r>
-      <w:hyperlink r:id="rId150">
+      <w:hyperlink r:id="rId151">
         <w:r>
           <w:rPr>
             <w:rStyle w:val="Hyperlink"/>
@@ -28627,8 +28924,8 @@
         <w:t xml:space="preserve">.</w:t>
       </w:r>
     </w:p>
-    <w:bookmarkEnd w:id="151"/>
-    <w:bookmarkStart w:id="152" w:name="ref-kent2026fiord"/>
+    <w:bookmarkEnd w:id="152"/>
+    <w:bookmarkStart w:id="153" w:name="ref-kent2026fiord"/>
     <w:p>
       <w:pPr>
         <w:pStyle w:val="Bibliography"/>
@@ -28649,8 +28946,8 @@
         <w:t xml:space="preserve">Conference presentation, 4th Annual Forum on the Integration of Observational and Randomized Data (FIORD), Day 1 Lunch session.</w:t>
       </w:r>
     </w:p>
-    <w:bookmarkEnd w:id="152"/>
-    <w:bookmarkStart w:id="154" w:name="ref-vdL2007superlearner"/>
+    <w:bookmarkEnd w:id="153"/>
+    <w:bookmarkStart w:id="155" w:name="ref-vdL2007superlearner"/>
     <w:p>
       <w:pPr>
         <w:pStyle w:val="Bibliography"/>
@@ -28683,7 +28980,7 @@
       <w:r>
         <w:t xml:space="preserve"> </w:t>
       </w:r>
-      <w:hyperlink r:id="rId153">
+      <w:hyperlink r:id="rId154">
         <w:r>
           <w:rPr>
             <w:rStyle w:val="Hyperlink"/>
@@ -28695,8 +28992,8 @@
         <w:t xml:space="preserve">.</w:t>
       </w:r>
     </w:p>
-    <w:bookmarkEnd w:id="154"/>
-    <w:bookmarkStart w:id="156" w:name="ref-vdL2011tlbook"/>
+    <w:bookmarkEnd w:id="155"/>
+    <w:bookmarkStart w:id="157" w:name="ref-vdL2011tlbook"/>
     <w:p>
       <w:pPr>
         <w:pStyle w:val="Bibliography"/>
@@ -28720,7 +29017,7 @@
       <w:r>
         <w:t xml:space="preserve"> </w:t>
       </w:r>
-      <w:hyperlink r:id="rId155">
+      <w:hyperlink r:id="rId156">
         <w:r>
           <w:rPr>
             <w:rStyle w:val="Hyperlink"/>
@@ -28732,8 +29029,8 @@
         <w:t xml:space="preserve">.</w:t>
       </w:r>
     </w:p>
-    <w:bookmarkEnd w:id="156"/>
-    <w:bookmarkStart w:id="158" w:name="ref-vanderLaan2006tmle"/>
+    <w:bookmarkEnd w:id="157"/>
+    <w:bookmarkStart w:id="159" w:name="ref-vanderLaan2006tmle"/>
     <w:p>
       <w:pPr>
         <w:pStyle w:val="Bibliography"/>
@@ -28766,7 +29063,7 @@
       <w:r>
         <w:t xml:space="preserve"> </w:t>
       </w:r>
-      <w:hyperlink r:id="rId157">
+      <w:hyperlink r:id="rId158">
         <w:r>
           <w:rPr>
             <w:rStyle w:val="Hyperlink"/>
@@ -28778,8 +29075,8 @@
         <w:t xml:space="preserve">.</w:t>
       </w:r>
     </w:p>
-    <w:bookmarkEnd w:id="158"/>
-    <w:bookmarkStart w:id="160" w:name="ref-lash2014qba"/>
+    <w:bookmarkEnd w:id="159"/>
+    <w:bookmarkStart w:id="161" w:name="ref-lash2014qba"/>
     <w:p>
       <w:pPr>
         <w:pStyle w:val="Bibliography"/>
@@ -28812,7 +29109,7 @@
       <w:r>
         <w:t xml:space="preserve"> </w:t>
       </w:r>
-      <w:hyperlink r:id="rId159">
+      <w:hyperlink r:id="rId160">
         <w:r>
           <w:rPr>
             <w:rStyle w:val="Hyperlink"/>
@@ -28824,8 +29121,8 @@
         <w:t xml:space="preserve">.</w:t>
       </w:r>
     </w:p>
-    <w:bookmarkEnd w:id="160"/>
-    <w:bookmarkStart w:id="162" w:name="ref-levintow2023nco"/>
+    <w:bookmarkEnd w:id="161"/>
+    <w:bookmarkStart w:id="163" w:name="ref-levintow2023nco"/>
     <w:p>
       <w:pPr>
         <w:pStyle w:val="Bibliography"/>
@@ -28858,7 +29155,7 @@
       <w:r>
         <w:t xml:space="preserve"> </w:t>
       </w:r>
-      <w:hyperlink r:id="rId161">
+      <w:hyperlink r:id="rId162">
         <w:r>
           <w:rPr>
             <w:rStyle w:val="Hyperlink"/>
@@ -28870,8 +29167,8 @@
         <w:t xml:space="preserve">.</w:t>
       </w:r>
     </w:p>
-    <w:bookmarkEnd w:id="162"/>
-    <w:bookmarkStart w:id="164" w:name="ref-lipsitch2010negative"/>
+    <w:bookmarkEnd w:id="163"/>
+    <w:bookmarkStart w:id="165" w:name="ref-lipsitch2010negative"/>
     <w:p>
       <w:pPr>
         <w:pStyle w:val="Bibliography"/>
@@ -28904,7 +29201,7 @@
       <w:r>
         <w:t xml:space="preserve"> </w:t>
       </w:r>
-      <w:hyperlink r:id="rId163">
+      <w:hyperlink r:id="rId164">
         <w:r>
           <w:rPr>
             <w:rStyle w:val="Hyperlink"/>
@@ -28916,8 +29213,8 @@
         <w:t xml:space="preserve">.</w:t>
       </w:r>
     </w:p>
-    <w:bookmarkEnd w:id="164"/>
-    <w:bookmarkStart w:id="166" w:name="ref-mcgrath2021romiplostim"/>
+    <w:bookmarkEnd w:id="165"/>
+    <w:bookmarkStart w:id="167" w:name="ref-mcgrath2021romiplostim"/>
     <w:p>
       <w:pPr>
         <w:pStyle w:val="Bibliography"/>
@@ -28950,7 +29247,7 @@
       <w:r>
         <w:t xml:space="preserve"> </w:t>
       </w:r>
-      <w:hyperlink r:id="rId165">
+      <w:hyperlink r:id="rId166">
         <w:r>
           <w:rPr>
             <w:rStyle w:val="Hyperlink"/>
@@ -28962,8 +29259,8 @@
         <w:t xml:space="preserve">.</w:t>
       </w:r>
     </w:p>
-    <w:bookmarkEnd w:id="166"/>
-    <w:bookmarkStart w:id="168" w:name="ref-muntner2024staging"/>
+    <w:bookmarkEnd w:id="167"/>
+    <w:bookmarkStart w:id="169" w:name="ref-muntner2024staging"/>
     <w:p>
       <w:pPr>
         <w:pStyle w:val="Bibliography"/>
@@ -28996,7 +29293,7 @@
       <w:r>
         <w:t xml:space="preserve"> </w:t>
       </w:r>
-      <w:hyperlink r:id="rId167">
+      <w:hyperlink r:id="rId168">
         <w:r>
           <w:rPr>
             <w:rStyle w:val="Hyperlink"/>
@@ -29008,8 +29305,8 @@
         <w:t xml:space="preserve">.</w:t>
       </w:r>
     </w:p>
-    <w:bookmarkEnd w:id="168"/>
-    <w:bookmarkStart w:id="170" w:name="ref-petersen2014roadmap"/>
+    <w:bookmarkEnd w:id="169"/>
+    <w:bookmarkStart w:id="171" w:name="ref-petersen2014roadmap"/>
     <w:p>
       <w:pPr>
         <w:pStyle w:val="Bibliography"/>
@@ -29042,7 +29339,7 @@
       <w:r>
         <w:t xml:space="preserve"> </w:t>
       </w:r>
-      <w:hyperlink r:id="rId169">
+      <w:hyperlink r:id="rId170">
         <w:r>
           <w:rPr>
             <w:rStyle w:val="Hyperlink"/>
@@ -29054,8 +29351,8 @@
         <w:t xml:space="preserve">.</w:t>
       </w:r>
     </w:p>
-    <w:bookmarkEnd w:id="170"/>
-    <w:bookmarkStart w:id="172" w:name="ref-phillips2023sl"/>
+    <w:bookmarkEnd w:id="171"/>
+    <w:bookmarkStart w:id="173" w:name="ref-phillips2023sl"/>
     <w:p>
       <w:pPr>
         <w:pStyle w:val="Bibliography"/>
@@ -29088,7 +29385,7 @@
       <w:r>
         <w:t xml:space="preserve"> </w:t>
       </w:r>
-      <w:hyperlink r:id="rId171">
+      <w:hyperlink r:id="rId172">
         <w:r>
           <w:rPr>
             <w:rStyle w:val="Hyperlink"/>
@@ -29100,8 +29397,8 @@
         <w:t xml:space="preserve">.</w:t>
       </w:r>
     </w:p>
-    <w:bookmarkEnd w:id="172"/>
-    <w:bookmarkStart w:id="174" w:name="ref-rcoreteam2024"/>
+    <w:bookmarkEnd w:id="173"/>
+    <w:bookmarkStart w:id="175" w:name="ref-rcoreteam2024"/>
     <w:p>
       <w:pPr>
         <w:pStyle w:val="Bibliography"/>
@@ -29130,7 +29427,7 @@
       <w:r>
         <w:t xml:space="preserve"> </w:t>
       </w:r>
-      <w:hyperlink r:id="rId173">
+      <w:hyperlink r:id="rId174">
         <w:r>
           <w:rPr>
             <w:rStyle w:val="Hyperlink"/>
@@ -29142,8 +29439,8 @@
         <w:t xml:space="preserve">.</w:t>
       </w:r>
     </w:p>
-    <w:bookmarkEnd w:id="174"/>
-    <w:bookmarkStart w:id="175" w:name="ref-robins1986newapproach"/>
+    <w:bookmarkEnd w:id="175"/>
+    <w:bookmarkStart w:id="176" w:name="ref-robins1986newapproach"/>
     <w:p>
       <w:pPr>
         <w:pStyle w:val="Bibliography"/>
@@ -29174,8 +29471,8 @@
         <w:t xml:space="preserve">7 (9-12): 1393–1512.</w:t>
       </w:r>
     </w:p>
-    <w:bookmarkEnd w:id="175"/>
-    <w:bookmarkStart w:id="176" w:name="ref-robins1992rotnitzky"/>
+    <w:bookmarkEnd w:id="176"/>
+    <w:bookmarkStart w:id="177" w:name="ref-robins1992rotnitzky"/>
     <w:p>
       <w:pPr>
         <w:pStyle w:val="Bibliography"/>
@@ -29196,8 +29493,8 @@
         <w:t xml:space="preserve">297–331.</w:t>
       </w:r>
     </w:p>
-    <w:bookmarkEnd w:id="176"/>
-    <w:bookmarkStart w:id="177" w:name="ref-schreck2024plasmode"/>
+    <w:bookmarkEnd w:id="177"/>
+    <w:bookmarkStart w:id="178" w:name="ref-schreck2024plasmode"/>
     <w:p>
       <w:pPr>
         <w:pStyle w:val="Bibliography"/>
@@ -29225,8 +29522,8 @@
         <w:t xml:space="preserve">.</w:t>
       </w:r>
     </w:p>
-    <w:bookmarkEnd w:id="177"/>
-    <w:bookmarkStart w:id="179" w:name="ref-schuler2017tmle"/>
+    <w:bookmarkEnd w:id="178"/>
+    <w:bookmarkStart w:id="180" w:name="ref-schuler2017tmle"/>
     <w:p>
       <w:pPr>
         <w:pStyle w:val="Bibliography"/>
@@ -29259,7 +29556,7 @@
       <w:r>
         <w:t xml:space="preserve"> </w:t>
       </w:r>
-      <w:hyperlink r:id="rId178">
+      <w:hyperlink r:id="rId179">
         <w:r>
           <w:rPr>
             <w:rStyle w:val="Hyperlink"/>
@@ -29271,8 +29568,8 @@
         <w:t xml:space="preserve">.</w:t>
       </w:r>
     </w:p>
-    <w:bookmarkEnd w:id="179"/>
-    <w:bookmarkStart w:id="181" w:name="ref-fda2018rwe"/>
+    <w:bookmarkEnd w:id="180"/>
+    <w:bookmarkStart w:id="182" w:name="ref-fda2018rwe"/>
     <w:p>
       <w:pPr>
         <w:pStyle w:val="Bibliography"/>
@@ -29301,7 +29598,7 @@
       <w:r>
         <w:t xml:space="preserve"> </w:t>
       </w:r>
-      <w:hyperlink r:id="rId180">
+      <w:hyperlink r:id="rId181">
         <w:r>
           <w:rPr>
             <w:rStyle w:val="Hyperlink"/>
@@ -29313,8 +29610,8 @@
         <w:t xml:space="preserve">.</w:t>
       </w:r>
     </w:p>
-    <w:bookmarkEnd w:id="181"/>
-    <w:bookmarkStart w:id="183" w:name="ref-fda2021registries"/>
+    <w:bookmarkEnd w:id="182"/>
+    <w:bookmarkStart w:id="184" w:name="ref-fda2021registries"/>
     <w:p>
       <w:pPr>
         <w:pStyle w:val="Bibliography"/>
@@ -29331,7 +29628,7 @@
       <w:r>
         <w:t xml:space="preserve"> </w:t>
       </w:r>
-      <w:hyperlink r:id="rId182">
+      <w:hyperlink r:id="rId183">
         <w:r>
           <w:rPr>
             <w:rStyle w:val="Hyperlink"/>
@@ -29343,8 +29640,8 @@
         <w:t xml:space="preserve">.</w:t>
       </w:r>
     </w:p>
-    <w:bookmarkEnd w:id="183"/>
-    <w:bookmarkStart w:id="185" w:name="ref-fda2024considerations"/>
+    <w:bookmarkEnd w:id="184"/>
+    <w:bookmarkStart w:id="186" w:name="ref-fda2024considerations"/>
     <w:p>
       <w:pPr>
         <w:pStyle w:val="Bibliography"/>
@@ -29361,7 +29658,7 @@
       <w:r>
         <w:t xml:space="preserve"> </w:t>
       </w:r>
-      <w:hyperlink r:id="rId184">
+      <w:hyperlink r:id="rId185">
         <w:r>
           <w:rPr>
             <w:rStyle w:val="Hyperlink"/>
@@ -29373,8 +29670,8 @@
         <w:t xml:space="preserve">.</w:t>
       </w:r>
     </w:p>
-    <w:bookmarkEnd w:id="185"/>
-    <w:bookmarkStart w:id="187" w:name="ref-fda2024ehrclaims"/>
+    <w:bookmarkEnd w:id="186"/>
+    <w:bookmarkStart w:id="188" w:name="ref-fda2024ehrclaims"/>
     <w:p>
       <w:pPr>
         <w:pStyle w:val="Bibliography"/>
@@ -29391,7 +29688,7 @@
       <w:r>
         <w:t xml:space="preserve"> </w:t>
       </w:r>
-      <w:hyperlink r:id="rId186">
+      <w:hyperlink r:id="rId187">
         <w:r>
           <w:rPr>
             <w:rStyle w:val="Hyperlink"/>
@@ -29403,8 +29700,8 @@
         <w:t xml:space="preserve">.</w:t>
       </w:r>
     </w:p>
-    <w:bookmarkEnd w:id="187"/>
-    <w:bookmarkStart w:id="189" w:name="ref-fda2024noninterventional"/>
+    <w:bookmarkEnd w:id="188"/>
+    <w:bookmarkStart w:id="190" w:name="ref-fda2024noninterventional"/>
     <w:p>
       <w:pPr>
         <w:pStyle w:val="Bibliography"/>
@@ -29421,7 +29718,7 @@
       <w:r>
         <w:t xml:space="preserve"> </w:t>
       </w:r>
-      <w:hyperlink r:id="rId188">
+      <w:hyperlink r:id="rId189">
         <w:r>
           <w:rPr>
             <w:rStyle w:val="Hyperlink"/>
@@ -29433,8 +29730,8 @@
         <w:t xml:space="preserve">.</w:t>
       </w:r>
     </w:p>
-    <w:bookmarkEnd w:id="189"/>
-    <w:bookmarkStart w:id="191" w:name="ref-vanderWeele2017evalue"/>
+    <w:bookmarkEnd w:id="190"/>
+    <w:bookmarkStart w:id="192" w:name="ref-vanderWeele2017evalue"/>
     <w:p>
       <w:pPr>
         <w:pStyle w:val="Bibliography"/>
@@ -29476,7 +29773,7 @@
       <w:r>
         <w:t xml:space="preserve"> </w:t>
       </w:r>
-      <w:hyperlink r:id="rId190">
+      <w:hyperlink r:id="rId191">
         <w:r>
           <w:rPr>
             <w:rStyle w:val="Hyperlink"/>
@@ -29488,8 +29785,8 @@
         <w:t xml:space="preserve">.</w:t>
       </w:r>
     </w:p>
-    <w:bookmarkEnd w:id="191"/>
-    <w:bookmarkStart w:id="193" w:name="ref-wang2021startrwe"/>
+    <w:bookmarkEnd w:id="192"/>
+    <w:bookmarkStart w:id="194" w:name="ref-wang2021startrwe"/>
     <w:p>
       <w:pPr>
         <w:pStyle w:val="Bibliography"/>
@@ -29528,7 +29825,7 @@
       <w:r>
         <w:t xml:space="preserve"> </w:t>
       </w:r>
-      <w:hyperlink r:id="rId192">
+      <w:hyperlink r:id="rId193">
         <w:r>
           <w:rPr>
             <w:rStyle w:val="Hyperlink"/>
@@ -29540,8 +29837,8 @@
         <w:t xml:space="preserve">.</w:t>
       </w:r>
     </w:p>
-    <w:bookmarkEnd w:id="193"/>
-    <w:bookmarkStart w:id="195" w:name="ref-wang2023harper"/>
+    <w:bookmarkEnd w:id="194"/>
+    <w:bookmarkStart w:id="196" w:name="ref-wang2023harper"/>
     <w:p>
       <w:pPr>
         <w:pStyle w:val="Bibliography"/>
@@ -29577,7 +29874,7 @@
       <w:r>
         <w:t xml:space="preserve"> </w:t>
       </w:r>
-      <w:hyperlink r:id="rId194">
+      <w:hyperlink r:id="rId195">
         <w:r>
           <w:rPr>
             <w:rStyle w:val="Hyperlink"/>
@@ -29589,8 +29886,8 @@
         <w:t xml:space="preserve">.</w:t>
       </w:r>
     </w:p>
-    <w:bookmarkEnd w:id="195"/>
-    <w:bookmarkStart w:id="196" w:name="ref-lmtppackage2021"/>
+    <w:bookmarkEnd w:id="196"/>
+    <w:bookmarkStart w:id="197" w:name="ref-lmtppackage2021"/>
     <w:p>
       <w:pPr>
         <w:pStyle w:val="Bibliography"/>
@@ -29605,8 +29902,8 @@
         <w:t xml:space="preserve">“Lmtp: Non-Parametric Causal Effects of Feasible Interventions Based on Modified Treatment Policies.”</w:t>
       </w:r>
     </w:p>
-    <w:bookmarkEnd w:id="196"/>
-    <w:bookmarkStart w:id="197" w:name="ref-xu2020bootstrap"/>
+    <w:bookmarkEnd w:id="197"/>
+    <w:bookmarkStart w:id="198" w:name="ref-xu2020bootstrap"/>
     <w:p>
       <w:pPr>
         <w:pStyle w:val="Bibliography"/>
@@ -29637,8 +29934,8 @@
         <w:t xml:space="preserve">74 (4): 345–58.</w:t>
       </w:r>
     </w:p>
-    <w:bookmarkEnd w:id="197"/>
-    <w:bookmarkStart w:id="198" w:name="ref-zheng2011crossvalidated"/>
+    <w:bookmarkEnd w:id="198"/>
+    <w:bookmarkStart w:id="199" w:name="ref-zheng2011crossvalidated"/>
     <w:p>
       <w:pPr>
         <w:pStyle w:val="Bibliography"/>
@@ -29672,8 +29969,8 @@
         <w:t xml:space="preserve">, 459–74. Springer.</w:t>
       </w:r>
     </w:p>
-    <w:bookmarkEnd w:id="198"/>
     <w:bookmarkEnd w:id="199"/>
+    <w:bookmarkEnd w:id="200"/>
     <w:p>
       <w:pPr>
         <w:pStyle w:val="SourceCode"/>
@@ -29991,7 +30288,7 @@
         <w:t xml:space="preserve">R&gt;  [41] htmltools_0.5.8.1</w:t>
       </w:r>
     </w:p>
-    <w:bookmarkEnd w:id="200"/>
+    <w:bookmarkEnd w:id="201"/>
     <w:sectPr/>
   </w:body>
 </w:document>
@@ -30296,6 +30593,9 @@
     <w:abstractNumId w:val="991"/>
   </w:num>
   <w:num w:numId="1003">
+    <w:abstractNumId w:val="991"/>
+  </w:num>
+  <w:num w:numId="1004">
     <w:abstractNumId w:val="99411"/>
     <w:lvlOverride w:ilvl="0">
       <w:startOverride w:val="1"/>
@@ -30325,10 +30625,10 @@
       <w:startOverride w:val="1"/>
     </w:lvlOverride>
   </w:num>
-  <w:num w:numId="1004">
+  <w:num w:numId="1005">
     <w:abstractNumId w:val="991"/>
   </w:num>
-  <w:num w:numId="1005">
+  <w:num w:numId="1006">
     <w:abstractNumId w:val="99411"/>
     <w:lvlOverride w:ilvl="0">
       <w:startOverride w:val="1"/>
@@ -30358,7 +30658,7 @@
       <w:startOverride w:val="1"/>
     </w:lvlOverride>
   </w:num>
-  <w:num w:numId="1006">
+  <w:num w:numId="1007">
     <w:abstractNumId w:val="99411"/>
     <w:lvlOverride w:ilvl="0">
       <w:startOverride w:val="1"/>

--- a/reports/manuscript_outcome_blind_dq.docx
+++ b/reports/manuscript_outcome_blind_dq.docx
@@ -878,25 +878,55 @@
         <w:t xml:space="preserve"> </w:t>
       </w:r>
       <w:r>
-        <w:t xml:space="preserve">association is examined. This is the strongest claim we make for</w:t>
-      </w:r>
-      <w:r>
-        <w:t xml:space="preserve"> </w:t>
-      </w:r>
-      <w:r>
-        <w:t xml:space="preserve">cleanTMLE: it links candidate-estimator selection and</w:t>
-      </w:r>
-      <w:r>
-        <w:t xml:space="preserve"> </w:t>
-      </w:r>
-      <w:r>
-        <w:t xml:space="preserve">fit-for-purpose concerns on a single quantitative scale before</w:t>
-      </w:r>
-      <w:r>
-        <w:t xml:space="preserve"> </w:t>
-      </w:r>
-      <w:r>
-        <w:t xml:space="preserve">outcome access.</w:t>
+        <w:t xml:space="preserve">association is examined. The central contribution is a</w:t>
+      </w:r>
+      <w:r>
+        <w:t xml:space="preserve"> </w:t>
+      </w:r>
+      <w:r>
+        <w:t xml:space="preserve">quantitative bridge between fit-for-purpose review and estimator</w:t>
+      </w:r>
+      <w:r>
+        <w:t xml:space="preserve"> </w:t>
+      </w:r>
+      <w:r>
+        <w:t xml:space="preserve">selection. In a conventional workflow, data-fitness concerns are</w:t>
+      </w:r>
+      <w:r>
+        <w:t xml:space="preserve"> </w:t>
+      </w:r>
+      <w:r>
+        <w:t xml:space="preserve">documented qualitatively, while estimator choice is justified</w:t>
+      </w:r>
+      <w:r>
+        <w:t xml:space="preserve"> </w:t>
+      </w:r>
+      <w:r>
+        <w:t xml:space="preserve">separately through modeling preferences or diagnostics. cleanTMLE</w:t>
+      </w:r>
+      <w:r>
+        <w:t xml:space="preserve"> </w:t>
+      </w:r>
+      <w:r>
+        <w:t xml:space="preserve">uses the same outcome-blind plasmode loop used for candidate</w:t>
+      </w:r>
+      <w:r>
+        <w:t xml:space="preserve"> </w:t>
+      </w:r>
+      <w:r>
+        <w:t xml:space="preserve">selection to evaluate whether prespecified TMLE candidates remain</w:t>
+      </w:r>
+      <w:r>
+        <w:t xml:space="preserve"> </w:t>
+      </w:r>
+      <w:r>
+        <w:t xml:space="preserve">acceptable under data-quality threats derived from the</w:t>
+      </w:r>
+      <w:r>
+        <w:t xml:space="preserve"> </w:t>
+      </w:r>
+      <w:r>
+        <w:t xml:space="preserve">fit-for-purpose review.</w:t>
       </w:r>
     </w:p>
     <w:p>
@@ -1138,7 +1168,61 @@
         <w:t xml:space="preserve"> </w:t>
       </w:r>
       <w:r>
-        <w:t xml:space="preserve">still admitting valid Wald-type confidence intervals. The package</w:t>
+        <w:t xml:space="preserve">still admitting valid Wald-type confidence intervals. TMLE is</w:t>
+      </w:r>
+      <w:r>
+        <w:t xml:space="preserve"> </w:t>
+      </w:r>
+      <w:r>
+        <w:t xml:space="preserve">particularly compatible with staged outcome-blind workflows because</w:t>
+      </w:r>
+      <w:r>
+        <w:t xml:space="preserve"> </w:t>
+      </w:r>
+      <w:r>
+        <w:t xml:space="preserve">the analyst can prespecify not only the causal estimand, but also</w:t>
+      </w:r>
+      <w:r>
+        <w:t xml:space="preserve"> </w:t>
+      </w:r>
+      <w:r>
+        <w:t xml:space="preserve">the nuisance-learning library, truncation rules, targeting</w:t>
+      </w:r>
+      <w:r>
+        <w:t xml:space="preserve"> </w:t>
+      </w:r>
+      <w:r>
+        <w:t xml:space="preserve">procedure, and candidate estimator grid. The resulting estimator</w:t>
+      </w:r>
+      <w:r>
+        <w:t xml:space="preserve"> </w:t>
+      </w:r>
+      <w:r>
+        <w:t xml:space="preserve">remains data-adaptive while preserving influence-function-based</w:t>
+      </w:r>
+      <w:r>
+        <w:t xml:space="preserve"> </w:t>
+      </w:r>
+      <w:r>
+        <w:t xml:space="preserve">inference under standard regularity conditions. This modular</w:t>
+      </w:r>
+      <w:r>
+        <w:t xml:space="preserve"> </w:t>
+      </w:r>
+      <w:r>
+        <w:t xml:space="preserve">structure makes it possible to compare prespecified candidates</w:t>
+      </w:r>
+      <w:r>
+        <w:t xml:space="preserve"> </w:t>
+      </w:r>
+      <w:r>
+        <w:t xml:space="preserve">under synthetic outcomes without repeatedly revising the analytic</w:t>
+      </w:r>
+      <w:r>
+        <w:t xml:space="preserve"> </w:t>
+      </w:r>
+      <w:r>
+        <w:t xml:space="preserve">plan after inspecting observed treatment-outcome associations. The package</w:t>
       </w:r>
       <w:r>
         <w:t xml:space="preserve"> </w:t>
@@ -2445,7 +2529,7 @@
         <w:t xml:space="preserve"> </w:t>
       </w:r>
       <w:r>
-        <w:t xml:space="preserve">Governance layers. The software-level arrangement is necessary but not sufficient for regulatory-grade RWE.</w:t>
+        <w:t xml:space="preserve">Governance layers. The software-level arrangement is necessary but not sufficient for regulatory or confirmatory RWE.</w:t>
       </w:r>
       <w:r>
         <w:t xml:space="preserve"> </w:t>
@@ -5571,7 +5655,7 @@
     </w:p>
     <w:bookmarkEnd w:id="42"/>
     <w:bookmarkEnd w:id="43"/>
-    <w:bookmarkStart w:id="48" w:name="sec-framework"/>
+    <w:bookmarkStart w:id="49" w:name="sec-framework"/>
     <w:p>
       <w:pPr>
         <w:pStyle w:val="Heading1"/>
@@ -6102,6 +6186,44 @@
         <w:t xml:space="preserve">.</w:t>
       </w:r>
     </w:p>
+    <w:p>
+      <w:pPr>
+        <w:pStyle w:val="BodyText"/>
+      </w:pPr>
+      <w:r>
+        <w:t xml:space="preserve">Within a staging-and-clean-room framework, the DQ stress test</w:t>
+      </w:r>
+      <w:r>
+        <w:t xml:space="preserve"> </w:t>
+      </w:r>
+      <w:r>
+        <w:t xml:space="preserve">functions as a quantitative checkpoint. Rather than relying only</w:t>
+      </w:r>
+      <w:r>
+        <w:t xml:space="preserve"> </w:t>
+      </w:r>
+      <w:r>
+        <w:t xml:space="preserve">on qualitative discussion of data-fitness concerns, the workflow</w:t>
+      </w:r>
+      <w:r>
+        <w:t xml:space="preserve"> </w:t>
+      </w:r>
+      <w:r>
+        <w:t xml:space="preserve">evaluates whether candidate estimators continue to satisfy</w:t>
+      </w:r>
+      <w:r>
+        <w:t xml:space="preserve"> </w:t>
+      </w:r>
+      <w:r>
+        <w:t xml:space="preserve">prespecified operating-characteristic thresholds under threat</w:t>
+      </w:r>
+      <w:r>
+        <w:t xml:space="preserve"> </w:t>
+      </w:r>
+      <w:r>
+        <w:t xml:space="preserve">scenarios derived from the fit-for-purpose review.</w:t>
+      </w:r>
+    </w:p>
     <w:bookmarkEnd w:id="44"/>
     <w:bookmarkStart w:id="45" w:name="Xa0fa50b0ecc282f67ff4b404986adbd19fb41cd"/>
     <w:p>
@@ -6362,7 +6484,7 @@
       </w:r>
     </w:p>
     <w:bookmarkEnd w:id="45"/>
-    <w:bookmarkStart w:id="47" w:name="Xc984cda553dcb5ff3e402daad79821b8da4151d"/>
+    <w:bookmarkStart w:id="48" w:name="Xc984cda553dcb5ff3e402daad79821b8da4151d"/>
     <w:p>
       <w:pPr>
         <w:pStyle w:val="Heading2"/>
@@ -6632,13 +6754,103 @@
         <w:t xml:space="preserve">workflow inside an institutional partition of duties.</w:t>
       </w:r>
     </w:p>
-    <w:bookmarkStart w:id="46" w:name="methodological-tradeoffs"/>
+    <w:bookmarkStart w:id="46" w:name="X5c8cab57e7425e3024ecf720eb5a8998a3f5b67"/>
     <w:p>
       <w:pPr>
         <w:pStyle w:val="Heading3"/>
       </w:pPr>
       <w:r>
-        <w:t xml:space="preserve">4.3.1 Methodological tradeoffs</w:t>
+        <w:t xml:space="preserve">4.3.1 Personnel-based and simulation-mediated protections are complementary</w:t>
+      </w:r>
+    </w:p>
+    <w:p>
+      <w:pPr>
+        <w:pStyle w:val="FirstParagraph"/>
+      </w:pPr>
+      <w:r>
+        <w:t xml:space="preserve">Personnel-based clean rooms protect against outcome-driven</w:t>
+      </w:r>
+      <w:r>
+        <w:t xml:space="preserve"> </w:t>
+      </w:r>
+      <w:r>
+        <w:t xml:space="preserve">protocol drift through role separation, staged access, and audit</w:t>
+      </w:r>
+      <w:r>
+        <w:t xml:space="preserve"> </w:t>
+      </w:r>
+      <w:r>
+        <w:t xml:space="preserve">of who can see what at each stage. Simulation-mediated blinding</w:t>
+      </w:r>
+      <w:r>
+        <w:t xml:space="preserve"> </w:t>
+      </w:r>
+      <w:r>
+        <w:t xml:space="preserve">supports prespecified estimator selection and stress testing using</w:t>
+      </w:r>
+      <w:r>
+        <w:t xml:space="preserve"> </w:t>
+      </w:r>
+      <w:r>
+        <w:t xml:space="preserve">synthetic outcomes generated from the empirical covariate and</w:t>
+      </w:r>
+      <w:r>
+        <w:t xml:space="preserve"> </w:t>
+      </w:r>
+      <w:r>
+        <w:t xml:space="preserve">treatment structure. The two arrangements target overlapping but</w:t>
+      </w:r>
+      <w:r>
+        <w:t xml:space="preserve"> </w:t>
+      </w:r>
+      <w:r>
+        <w:t xml:space="preserve">distinct residual risks: personnel-based workflows do not by</w:t>
+      </w:r>
+      <w:r>
+        <w:t xml:space="preserve"> </w:t>
+      </w:r>
+      <w:r>
+        <w:t xml:space="preserve">themselves quantify estimator fragility under data-quality</w:t>
+      </w:r>
+      <w:r>
+        <w:t xml:space="preserve"> </w:t>
+      </w:r>
+      <w:r>
+        <w:t xml:space="preserve">threats, while simulation-mediated workflows depend on the</w:t>
+      </w:r>
+      <w:r>
+        <w:t xml:space="preserve"> </w:t>
+      </w:r>
+      <w:r>
+        <w:t xml:space="preserve">fidelity of the synthetic-outcome mechanism. High-stakes studies</w:t>
+      </w:r>
+      <w:r>
+        <w:t xml:space="preserve"> </w:t>
+      </w:r>
+      <w:r>
+        <w:t xml:space="preserve">should consider using cleanTMLE inside a personnel-based</w:t>
+      </w:r>
+      <w:r>
+        <w:t xml:space="preserve"> </w:t>
+      </w:r>
+      <w:r>
+        <w:t xml:space="preserve">clean-room arrangement so that institutional outcome separation</w:t>
+      </w:r>
+      <w:r>
+        <w:t xml:space="preserve"> </w:t>
+      </w:r>
+      <w:r>
+        <w:t xml:space="preserve">and quantitative robustness screening apply together.</w:t>
+      </w:r>
+    </w:p>
+    <w:bookmarkEnd w:id="46"/>
+    <w:bookmarkStart w:id="47" w:name="methodological-tradeoffs"/>
+    <w:p>
+      <w:pPr>
+        <w:pStyle w:val="Heading3"/>
+      </w:pPr>
+      <w:r>
+        <w:t xml:space="preserve">4.3.2 Methodological tradeoffs</w:t>
       </w:r>
     </w:p>
     <w:p>
@@ -6988,37 +7200,43 @@
         <w:t xml:space="preserve"> </w:t>
       </w:r>
       <w:r>
-        <w:t xml:space="preserve">formality the study requires. For most pharmacoepidemiology RWE</w:t>
-      </w:r>
-      <w:r>
-        <w:t xml:space="preserve"> </w:t>
-      </w:r>
-      <w:r>
-        <w:t xml:space="preserve">studies the software-only mode is adequate; for high-stakes</w:t>
-      </w:r>
-      <w:r>
-        <w:t xml:space="preserve"> </w:t>
-      </w:r>
-      <w:r>
-        <w:t xml:space="preserve">regulatory submissions we recommend running cleanTMLE inside a</w:t>
-      </w:r>
-      <w:r>
-        <w:t xml:space="preserve"> </w:t>
-      </w:r>
-      <w:r>
-        <w:t xml:space="preserve">personnel-based outcome-blinding arrangement so that both the</w:t>
-      </w:r>
-      <w:r>
-        <w:t xml:space="preserve"> </w:t>
-      </w:r>
-      <w:r>
-        <w:t xml:space="preserve">institutional and the computational safeguards apply.</w:t>
+        <w:t xml:space="preserve">formality the study requires. For exploratory or lower-stakes RWE</w:t>
+      </w:r>
+      <w:r>
+        <w:t xml:space="preserve"> </w:t>
+      </w:r>
+      <w:r>
+        <w:t xml:space="preserve">studies, the software-only workflow may be adequate to document</w:t>
+      </w:r>
+      <w:r>
+        <w:t xml:space="preserve"> </w:t>
+      </w:r>
+      <w:r>
+        <w:t xml:space="preserve">and audit outcome-blind estimator selection. For high-stakes</w:t>
+      </w:r>
+      <w:r>
+        <w:t xml:space="preserve"> </w:t>
+      </w:r>
+      <w:r>
+        <w:t xml:space="preserve">regulatory or confirmatory studies, cleanTMLE should be embedded</w:t>
+      </w:r>
+      <w:r>
+        <w:t xml:space="preserve"> </w:t>
+      </w:r>
+      <w:r>
+        <w:t xml:space="preserve">within personnel-based outcome-blinding and access-control</w:t>
+      </w:r>
+      <w:r>
+        <w:t xml:space="preserve"> </w:t>
+      </w:r>
+      <w:r>
+        <w:t xml:space="preserve">arrangements.</w:t>
       </w:r>
     </w:p>
-    <w:bookmarkEnd w:id="46"/>
     <w:bookmarkEnd w:id="47"/>
     <w:bookmarkEnd w:id="48"/>
-    <w:bookmarkStart w:id="55" w:name="sec-dq"/>
+    <w:bookmarkEnd w:id="49"/>
+    <w:bookmarkStart w:id="56" w:name="sec-dq"/>
     <w:p>
       <w:pPr>
         <w:pStyle w:val="Heading1"/>
@@ -7027,7 +7245,7 @@
         <w:t xml:space="preserve">5. Data Quality as a Quantifiable Threat</w:t>
       </w:r>
     </w:p>
-    <w:bookmarkStart w:id="49" w:name="X262475fd6dc51a12a4d5d933c1148a3024c08ab"/>
+    <w:bookmarkStart w:id="50" w:name="X262475fd6dc51a12a4d5d933c1148a3024c08ab"/>
     <w:p>
       <w:pPr>
         <w:pStyle w:val="Heading2"/>
@@ -7196,6 +7414,74 @@
         <w:pStyle w:val="FirstParagraph"/>
       </w:pPr>
       <w:r>
+        <w:t xml:space="preserve">Propensity-score diagnostics assess empirical comparability,</w:t>
+      </w:r>
+      <w:r>
+        <w:t xml:space="preserve"> </w:t>
+      </w:r>
+      <w:r>
+        <w:t xml:space="preserve">overlap, and weight stability, but they do not estimate the</w:t>
+      </w:r>
+      <w:r>
+        <w:t xml:space="preserve"> </w:t>
+      </w:r>
+      <w:r>
+        <w:t xml:space="preserve">operating characteristics of a candidate estimator.</w:t>
+      </w:r>
+      <w:r>
+        <w:t xml:space="preserve"> </w:t>
+      </w:r>
+      <w:r>
+        <w:t xml:space="preserve">Negative-control analyses can help detect residual bias for</w:t>
+      </w:r>
+      <w:r>
+        <w:t xml:space="preserve"> </w:t>
+      </w:r>
+      <w:r>
+        <w:t xml:space="preserve">selected control outcomes, but they do not directly evaluate how</w:t>
+      </w:r>
+      <w:r>
+        <w:t xml:space="preserve"> </w:t>
+      </w:r>
+      <w:r>
+        <w:t xml:space="preserve">the primary estimator behaves under prespecified measurement</w:t>
+      </w:r>
+      <w:r>
+        <w:t xml:space="preserve"> </w:t>
+      </w:r>
+      <w:r>
+        <w:t xml:space="preserve">error, missingness, or unmeasured-confounding scenarios. DQ</w:t>
+      </w:r>
+      <w:r>
+        <w:t xml:space="preserve"> </w:t>
+      </w:r>
+      <w:r>
+        <w:t xml:space="preserve">stress testing addresses a different question: whether the locked</w:t>
+      </w:r>
+      <w:r>
+        <w:t xml:space="preserve"> </w:t>
+      </w:r>
+      <w:r>
+        <w:t xml:space="preserve">estimator-selection decision is stable under fit-for-purpose</w:t>
+      </w:r>
+      <w:r>
+        <w:t xml:space="preserve"> </w:t>
+      </w:r>
+      <w:r>
+        <w:t xml:space="preserve">threats translated into quantitative perturbations before the</w:t>
+      </w:r>
+      <w:r>
+        <w:t xml:space="preserve"> </w:t>
+      </w:r>
+      <w:r>
+        <w:t xml:space="preserve">primary treatment-outcome association is inspected.</w:t>
+      </w:r>
+    </w:p>
+    <w:p>
+      <w:pPr>
+        <w:pStyle w:val="BodyText"/>
+      </w:pPr>
+      <w:r>
         <w:t xml:space="preserve">The DQ stress test is a quantitative supplement to fit-for-purpose</w:t>
       </w:r>
       <w:r>
@@ -7208,11 +7494,47 @@
         <w:t xml:space="preserve"> </w:t>
       </w:r>
       <w:r>
-        <w:t xml:space="preserve">post-outcome quantitative bias analysis.</w:t>
+        <w:t xml:space="preserve">post-outcome quantitative bias analysis. The workflow does not</w:t>
+      </w:r>
+      <w:r>
+        <w:t xml:space="preserve"> </w:t>
+      </w:r>
+      <w:r>
+        <w:t xml:space="preserve">guarantee that estimator rankings under synthetic outcomes will</w:t>
+      </w:r>
+      <w:r>
+        <w:t xml:space="preserve"> </w:t>
+      </w:r>
+      <w:r>
+        <w:t xml:space="preserve">generalize to the realized outcome process. DQ stress testing</w:t>
+      </w:r>
+      <w:r>
+        <w:t xml:space="preserve"> </w:t>
+      </w:r>
+      <w:r>
+        <w:t xml:space="preserve">should not be interpreted as a formal identification-region</w:t>
+      </w:r>
+      <w:r>
+        <w:t xml:space="preserve"> </w:t>
+      </w:r>
+      <w:r>
+        <w:t xml:space="preserve">analysis or as a replacement for post-outcome quantitative bias</w:t>
+      </w:r>
+      <w:r>
+        <w:t xml:space="preserve"> </w:t>
+      </w:r>
+      <w:r>
+        <w:t xml:space="preserve">analysis. It is a pre-outcome robustness screen for estimator</w:t>
+      </w:r>
+      <w:r>
+        <w:t xml:space="preserve"> </w:t>
+      </w:r>
+      <w:r>
+        <w:t xml:space="preserve">behavior under prespecified perturbations.</w:t>
       </w:r>
     </w:p>
-    <w:bookmarkEnd w:id="49"/>
-    <w:bookmarkStart w:id="50" w:name="X4f009c1ca2a345c3f9f27806faafdc4c5929f9a"/>
+    <w:bookmarkEnd w:id="50"/>
+    <w:bookmarkStart w:id="51" w:name="X4f009c1ca2a345c3f9f27806faafdc4c5929f9a"/>
     <w:p>
       <w:pPr>
         <w:pStyle w:val="Heading2"/>
@@ -7671,8 +7993,8 @@
         <w:t xml:space="preserve">elements (covariate availability, missingness handling).</w:t>
       </w:r>
     </w:p>
-    <w:bookmarkEnd w:id="50"/>
-    <w:bookmarkStart w:id="51" w:name="the-degradation-gradient"/>
+    <w:bookmarkEnd w:id="51"/>
+    <w:bookmarkStart w:id="52" w:name="the-degradation-gradient"/>
     <w:p>
       <w:pPr>
         <w:pStyle w:val="Heading2"/>
@@ -7692,67 +8014,88 @@
         <w:t xml:space="preserve"> </w:t>
       </w:r>
       <w:r>
-        <w:t xml:space="preserve">sweeps a vector of severities. The output is a curve of bias,</w:t>
-      </w:r>
-      <w:r>
-        <w:t xml:space="preserve"> </w:t>
-      </w:r>
-      <w:r>
-        <w:t xml:space="preserve">RMSE, and coverage against the severity, computed separately for</w:t>
-      </w:r>
-      <w:r>
-        <w:t xml:space="preserve"> </w:t>
-      </w:r>
-      <w:r>
-        <w:t xml:space="preserve">each prespecified TMLE candidate. We call this curve a</w:t>
-      </w:r>
-      <w:r>
-        <w:t xml:space="preserve"> </w:t>
-      </w:r>
-      <w:r>
-        <w:rPr>
-          <w:i/>
-          <w:iCs/>
-        </w:rPr>
-        <w:t xml:space="preserve">degradation</w:t>
-      </w:r>
-      <w:r>
-        <w:rPr>
-          <w:i/>
-          <w:iCs/>
-        </w:rPr>
-        <w:t xml:space="preserve"> </w:t>
-      </w:r>
-      <w:r>
-        <w:rPr>
-          <w:i/>
-          <w:iCs/>
-        </w:rPr>
-        <w:t xml:space="preserve">gradient</w:t>
-      </w:r>
-      <w:r>
-        <w:t xml:space="preserve"> </w:t>
-      </w:r>
-      <w:r>
-        <w:t xml:space="preserve">by analogy with a dose-response curve: it answers the</w:t>
-      </w:r>
-      <w:r>
-        <w:t xml:space="preserve"> </w:t>
-      </w:r>
-      <w:r>
-        <w:t xml:space="preserve">question,</w:t>
-      </w:r>
-      <w:r>
-        <w:t xml:space="preserve"> </w:t>
-      </w:r>
-      <w:r>
-        <w:t xml:space="preserve">“how severe must the data degradation be before this</w:t>
-      </w:r>
-      <w:r>
-        <w:t xml:space="preserve"> </w:t>
-      </w:r>
-      <w:r>
-        <w:t xml:space="preserve">candidate fails the prespecified criteria?”</w:t>
+        <w:t xml:space="preserve">sweeps a vector of severities. The degradation gradient is the</w:t>
+      </w:r>
+      <w:r>
+        <w:t xml:space="preserve"> </w:t>
+      </w:r>
+      <w:r>
+        <w:t xml:space="preserve">curve of bias, RMSE, coverage, or type I error against the</w:t>
+      </w:r>
+      <w:r>
+        <w:t xml:space="preserve"> </w:t>
+      </w:r>
+      <w:r>
+        <w:t xml:space="preserve">severity of a prespecified data-quality threat. It is analogous to</w:t>
+      </w:r>
+      <w:r>
+        <w:t xml:space="preserve"> </w:t>
+      </w:r>
+      <w:r>
+        <w:t xml:space="preserve">a dose-response curve for estimator fragility: it asks how severe</w:t>
+      </w:r>
+      <w:r>
+        <w:t xml:space="preserve"> </w:t>
+      </w:r>
+      <w:r>
+        <w:t xml:space="preserve">the degradation must be before a candidate fails the locked</w:t>
+      </w:r>
+      <w:r>
+        <w:t xml:space="preserve"> </w:t>
+      </w:r>
+      <w:r>
+        <w:t xml:space="preserve">decision criteria. A robust candidate has a shallow gradient and</w:t>
+      </w:r>
+      <w:r>
+        <w:t xml:space="preserve"> </w:t>
+      </w:r>
+      <w:r>
+        <w:t xml:space="preserve">remains within thresholds across plausible severities. A fragile</w:t>
+      </w:r>
+      <w:r>
+        <w:t xml:space="preserve"> </w:t>
+      </w:r>
+      <w:r>
+        <w:t xml:space="preserve">candidate shows a cliff, where a small increase in degradation</w:t>
+      </w:r>
+      <w:r>
+        <w:t xml:space="preserve"> </w:t>
+      </w:r>
+      <w:r>
+        <w:t xml:space="preserve">moves bias or coverage beyond the threshold. The candidate-selection rule</w:t>
+      </w:r>
+      <w:r>
+        <w:t xml:space="preserve"> </w:t>
+      </w:r>
+      <w:r>
+        <w:t xml:space="preserve">(</w:t>
+      </w:r>
+      <w:r>
+        <w:rPr>
+          <w:rStyle w:val="VerbatimChar"/>
+        </w:rPr>
+        <w:t xml:space="preserve">select_tmle_candidate(rule = "min_rmse")</w:t>
+      </w:r>
+      <w:r>
+        <w:t xml:space="preserve">) can be augmented to</w:t>
+      </w:r>
+      <w:r>
+        <w:t xml:space="preserve"> </w:t>
+      </w:r>
+      <w:r>
+        <w:t xml:space="preserve">require a maximum allowed degradation, in which case the</w:t>
+      </w:r>
+      <w:r>
+        <w:t xml:space="preserve"> </w:t>
+      </w:r>
+      <w:r>
+        <w:t xml:space="preserve">prespecified rule excludes fragile candidates</w:t>
+      </w:r>
+      <w:r>
+        <w:t xml:space="preserve"> </w:t>
+      </w:r>
+      <w:r>
+        <w:t xml:space="preserve">before the outcome is accessed.</w:t>
       </w:r>
     </w:p>
     <w:p>
@@ -7760,121 +8103,62 @@
         <w:pStyle w:val="BodyText"/>
       </w:pPr>
       <w:r>
-        <w:t xml:space="preserve">A robust candidate produces a flat gradient that remains inside</w:t>
-      </w:r>
-      <w:r>
-        <w:t xml:space="preserve"> </w:t>
-      </w:r>
-      <w:r>
-        <w:t xml:space="preserve">the prespecified thresholds. A fragile candidate shows a cliff: a</w:t>
-      </w:r>
-      <w:r>
-        <w:t xml:space="preserve"> </w:t>
-      </w:r>
-      <w:r>
-        <w:t xml:space="preserve">small worsening of the data tips bias or coverage past the</w:t>
-      </w:r>
-      <w:r>
-        <w:t xml:space="preserve"> </w:t>
-      </w:r>
-      <w:r>
-        <w:t xml:space="preserve">threshold. The candidate-selection rule</w:t>
-      </w:r>
-      <w:r>
-        <w:t xml:space="preserve"> </w:t>
-      </w:r>
-      <w:r>
-        <w:t xml:space="preserve">(</w:t>
-      </w:r>
-      <w:r>
-        <w:rPr>
-          <w:rStyle w:val="VerbatimChar"/>
-        </w:rPr>
-        <w:t xml:space="preserve">select_tmle_candidate(rule = "min_rmse")</w:t>
-      </w:r>
-      <w:r>
-        <w:t xml:space="preserve">) can be augmented to</w:t>
-      </w:r>
-      <w:r>
-        <w:t xml:space="preserve"> </w:t>
-      </w:r>
-      <w:r>
-        <w:t xml:space="preserve">require a maximum allowed degradation, in which case the</w:t>
-      </w:r>
-      <w:r>
-        <w:t xml:space="preserve"> </w:t>
-      </w:r>
-      <w:r>
-        <w:t xml:space="preserve">prespecified rule excludes fragile candidates</w:t>
-      </w:r>
-      <w:r>
-        <w:t xml:space="preserve"> </w:t>
-      </w:r>
-      <w:r>
-        <w:t xml:space="preserve">before the outcome is accessed.</w:t>
+        <w:t xml:space="preserve">The truncation level inside a TMLE candidate is more than a tuning</w:t>
+      </w:r>
+      <w:r>
+        <w:t xml:space="preserve"> </w:t>
+      </w:r>
+      <w:r>
+        <w:t xml:space="preserve">knob. Trimming or truncating the propensity score changes the</w:t>
+      </w:r>
+      <w:r>
+        <w:t xml:space="preserve"> </w:t>
+      </w:r>
+      <w:r>
+        <w:t xml:space="preserve">support of the population to which the estimand applies, and</w:t>
+      </w:r>
+      <w:r>
+        <w:t xml:space="preserve"> </w:t>
+      </w:r>
+      <w:r>
+        <w:t xml:space="preserve">therefore the estimand itself</w:t>
+      </w:r>
+      <w:r>
+        <w:t xml:space="preserve"> </w:t>
+      </w:r>
+      <w:r>
+        <w:t xml:space="preserve">(Brookhart, Breskin, and Eledath 2024; Lash et al. 2014)</w:t>
+      </w:r>
+      <w:r>
+        <w:t xml:space="preserve">. cleanTMLE treats the truncation level as part of</w:t>
+      </w:r>
+      <w:r>
+        <w:t xml:space="preserve"> </w:t>
+      </w:r>
+      <w:r>
+        <w:t xml:space="preserve">the prespecified candidate, so any estimand drift induced by</w:t>
+      </w:r>
+      <w:r>
+        <w:t xml:space="preserve"> </w:t>
+      </w:r>
+      <w:r>
+        <w:t xml:space="preserve">truncation is locked into the audit log and scored on the same</w:t>
+      </w:r>
+      <w:r>
+        <w:t xml:space="preserve"> </w:t>
+      </w:r>
+      <w:r>
+        <w:t xml:space="preserve">RMSE and coverage metrics as everything else rather than chosen</w:t>
+      </w:r>
+      <w:r>
+        <w:t xml:space="preserve"> </w:t>
+      </w:r>
+      <w:r>
+        <w:t xml:space="preserve">post-hoc on the realised data.</w:t>
       </w:r>
     </w:p>
-    <w:p>
-      <w:pPr>
-        <w:pStyle w:val="BodyText"/>
-      </w:pPr>
-      <w:r>
-        <w:t xml:space="preserve">The truncation level inside a TMLE candidate is more than a tuning</w:t>
-      </w:r>
-      <w:r>
-        <w:t xml:space="preserve"> </w:t>
-      </w:r>
-      <w:r>
-        <w:t xml:space="preserve">knob. Trimming or truncating the propensity score changes the</w:t>
-      </w:r>
-      <w:r>
-        <w:t xml:space="preserve"> </w:t>
-      </w:r>
-      <w:r>
-        <w:t xml:space="preserve">support of the population to which the estimand applies, and</w:t>
-      </w:r>
-      <w:r>
-        <w:t xml:space="preserve"> </w:t>
-      </w:r>
-      <w:r>
-        <w:t xml:space="preserve">therefore the estimand itself</w:t>
-      </w:r>
-      <w:r>
-        <w:t xml:space="preserve"> </w:t>
-      </w:r>
-      <w:r>
-        <w:t xml:space="preserve">(Brookhart, Breskin, and Eledath 2024; Lash et al. 2014)</w:t>
-      </w:r>
-      <w:r>
-        <w:t xml:space="preserve">. cleanTMLE treats the truncation level as part of</w:t>
-      </w:r>
-      <w:r>
-        <w:t xml:space="preserve"> </w:t>
-      </w:r>
-      <w:r>
-        <w:t xml:space="preserve">the prespecified candidate, so any estimand drift induced by</w:t>
-      </w:r>
-      <w:r>
-        <w:t xml:space="preserve"> </w:t>
-      </w:r>
-      <w:r>
-        <w:t xml:space="preserve">truncation is locked into the audit log and scored on the same</w:t>
-      </w:r>
-      <w:r>
-        <w:t xml:space="preserve"> </w:t>
-      </w:r>
-      <w:r>
-        <w:t xml:space="preserve">RMSE and coverage metrics as everything else rather than chosen</w:t>
-      </w:r>
-      <w:r>
-        <w:t xml:space="preserve"> </w:t>
-      </w:r>
-      <w:r>
-        <w:t xml:space="preserve">post-hoc on the realised data.</w:t>
-      </w:r>
-    </w:p>
-    <w:bookmarkEnd w:id="51"/>
-    <w:bookmarkStart w:id="53" w:name="sec-threat-matrix"/>
+    <w:bookmarkEnd w:id="52"/>
+    <w:bookmarkStart w:id="54" w:name="sec-threat-matrix"/>
     <w:p>
       <w:pPr>
         <w:pStyle w:val="Heading2"/>
@@ -8024,7 +8308,7 @@
       <w:tr>
         <w:tc>
           <w:tcPr/>
-          <w:bookmarkStart w:id="52" w:name="tbl-threat-matrix"/>
+          <w:bookmarkStart w:id="53" w:name="tbl-threat-matrix"/>
           <w:p>
             <w:pPr>
               <w:jc w:val="center"/>
@@ -8532,7 +8816,7 @@
               </w:tc>
             </w:tr>
           </w:tbl>
-          <w:bookmarkEnd w:id="52"/>
+          <w:bookmarkEnd w:id="53"/>
           <w:p/>
         </w:tc>
       </w:tr>
@@ -8652,8 +8936,8 @@
         <w:t xml:space="preserve">in the simulation engine.</w:t>
       </w:r>
     </w:p>
-    <w:bookmarkEnd w:id="53"/>
-    <w:bookmarkStart w:id="54" w:name="sec-calibration"/>
+    <w:bookmarkEnd w:id="54"/>
+    <w:bookmarkStart w:id="55" w:name="sec-calibration"/>
     <w:p>
       <w:pPr>
         <w:pStyle w:val="Heading2"/>
@@ -9018,9 +9302,9 @@
         <w:t xml:space="preserve">).</w:t>
       </w:r>
     </w:p>
-    <w:bookmarkEnd w:id="54"/>
     <w:bookmarkEnd w:id="55"/>
-    <w:bookmarkStart w:id="60" w:name="sec-bridge"/>
+    <w:bookmarkEnd w:id="56"/>
+    <w:bookmarkStart w:id="61" w:name="sec-bridge"/>
     <w:p>
       <w:pPr>
         <w:pStyle w:val="Heading1"/>
@@ -9189,7 +9473,7 @@
         <w:t xml:space="preserve">Muntner et al. wording is one-to-one.</w:t>
       </w:r>
     </w:p>
-    <w:bookmarkStart w:id="56" w:name="X4870de5334a1d002935adfa59f8358a3c7029c6"/>
+    <w:bookmarkStart w:id="57" w:name="X4870de5334a1d002935adfa59f8358a3c7029c6"/>
     <w:p>
       <w:pPr>
         <w:pStyle w:val="Heading2"/>
@@ -9278,8 +9562,8 @@
         <w:t xml:space="preserve">scored against the prespecified decision rule.</w:t>
       </w:r>
     </w:p>
-    <w:bookmarkEnd w:id="56"/>
-    <w:bookmarkStart w:id="57" w:name="what-the-dq-supplement-adds"/>
+    <w:bookmarkEnd w:id="57"/>
+    <w:bookmarkStart w:id="58" w:name="what-the-dq-supplement-adds"/>
     <w:p>
       <w:pPr>
         <w:pStyle w:val="Heading2"/>
@@ -9585,8 +9869,8 @@
         <w:t xml:space="preserve">the decision.</w:t>
       </w:r>
     </w:p>
-    <w:bookmarkEnd w:id="57"/>
-    <w:bookmarkStart w:id="58" w:name="position-relative-to-other-bias-analyses"/>
+    <w:bookmarkEnd w:id="58"/>
+    <w:bookmarkStart w:id="59" w:name="position-relative-to-other-bias-analyses"/>
     <w:p>
       <w:pPr>
         <w:pStyle w:val="Heading2"/>
@@ -9748,8 +10032,8 @@
         <w:t xml:space="preserve">threat, at a different stage, with a different artifact.</w:t>
       </w:r>
     </w:p>
-    <w:bookmarkEnd w:id="58"/>
-    <w:bookmarkStart w:id="59" w:name="why-outcome-blind-matters-here"/>
+    <w:bookmarkEnd w:id="59"/>
+    <w:bookmarkStart w:id="60" w:name="why-outcome-blind-matters-here"/>
     <w:p>
       <w:pPr>
         <w:pStyle w:val="Heading2"/>
@@ -9847,9 +10131,9 @@
         <w:t xml:space="preserve">run.</w:t>
       </w:r>
     </w:p>
-    <w:bookmarkEnd w:id="59"/>
     <w:bookmarkEnd w:id="60"/>
-    <w:bookmarkStart w:id="66" w:name="sec-implementation"/>
+    <w:bookmarkEnd w:id="61"/>
+    <w:bookmarkStart w:id="67" w:name="sec-implementation"/>
     <w:p>
       <w:pPr>
         <w:pStyle w:val="Heading1"/>
@@ -9867,7 +10151,7 @@
         <w:t xml:space="preserve">run_plasmode_dq_stress()</w:t>
       </w:r>
     </w:p>
-    <w:bookmarkStart w:id="61" w:name="a-worked-workflow"/>
+    <w:bookmarkStart w:id="62" w:name="a-worked-workflow"/>
     <w:p>
       <w:pPr>
         <w:pStyle w:val="Heading2"/>
@@ -13116,8 +13400,8 @@
         <w:t xml:space="preserve">infrastructure on the analyst’s side.</w:t>
       </w:r>
     </w:p>
-    <w:bookmarkEnd w:id="61"/>
-    <w:bookmarkStart w:id="62" w:name="inside-run_plasmode_dq_stress"/>
+    <w:bookmarkEnd w:id="62"/>
+    <w:bookmarkStart w:id="63" w:name="inside-run_plasmode_dq_stress"/>
     <w:p>
       <w:pPr>
         <w:pStyle w:val="Heading2"/>
@@ -13443,8 +13727,8 @@
         <w:t xml:space="preserve">outcome ascertainment.</w:t>
       </w:r>
     </w:p>
-    <w:bookmarkEnd w:id="62"/>
-    <w:bookmarkStart w:id="63" w:name="relationship-to-causalrisk"/>
+    <w:bookmarkEnd w:id="63"/>
+    <w:bookmarkStart w:id="64" w:name="relationship-to-causalrisk"/>
     <w:p>
       <w:pPr>
         <w:pStyle w:val="Heading2"/>
@@ -13566,8 +13850,8 @@
         <w:t xml:space="preserve">specific function is up to the user.</w:t>
       </w:r>
     </w:p>
-    <w:bookmarkEnd w:id="63"/>
-    <w:bookmarkStart w:id="64" w:name="X0dca275365b1ea9fc0b3ffe97cd757b2bc51779"/>
+    <w:bookmarkEnd w:id="64"/>
+    <w:bookmarkStart w:id="65" w:name="X0dca275365b1ea9fc0b3ffe97cd757b2bc51779"/>
     <w:p>
       <w:pPr>
         <w:pStyle w:val="Heading2"/>
@@ -13784,8 +14068,8 @@
         <w:t xml:space="preserve">R&gt;  3         0.089 0.000000e+00   OK</w:t>
       </w:r>
     </w:p>
-    <w:bookmarkEnd w:id="64"/>
-    <w:bookmarkStart w:id="65" w:name="Xf50b5df1c7478f84a38ff2d616f12345ba7582f"/>
+    <w:bookmarkEnd w:id="65"/>
+    <w:bookmarkStart w:id="66" w:name="Xf50b5df1c7478f84a38ff2d616f12345ba7582f"/>
     <w:p>
       <w:pPr>
         <w:pStyle w:val="Heading2"/>
@@ -13877,9 +14161,9 @@
         <w:t xml:space="preserve">produced each row.</w:t>
       </w:r>
     </w:p>
-    <w:bookmarkEnd w:id="65"/>
     <w:bookmarkEnd w:id="66"/>
-    <w:bookmarkStart w:id="91" w:name="sec-simulation"/>
+    <w:bookmarkEnd w:id="67"/>
+    <w:bookmarkStart w:id="92" w:name="sec-simulation"/>
     <w:p>
       <w:pPr>
         <w:pStyle w:val="Heading1"/>
@@ -13888,7 +14172,7 @@
         <w:t xml:space="preserve">8. Simulation Study</w:t>
       </w:r>
     </w:p>
-    <w:bookmarkStart w:id="67" w:name="design"/>
+    <w:bookmarkStart w:id="68" w:name="design"/>
     <w:p>
       <w:pPr>
         <w:pStyle w:val="Heading2"/>
@@ -14587,8 +14871,8 @@
         <w:t xml:space="preserve">yields fifteen scenario × severity cells per Monte Carlo scenario.</w:t>
       </w:r>
     </w:p>
-    <w:bookmarkEnd w:id="67"/>
-    <w:bookmarkStart w:id="81" w:name="monte-carlo-results"/>
+    <w:bookmarkEnd w:id="68"/>
+    <w:bookmarkStart w:id="82" w:name="monte-carlo-results"/>
     <w:p>
       <w:pPr>
         <w:pStyle w:val="Heading2"/>
@@ -14597,7 +14881,7 @@
         <w:t xml:space="preserve">8.2 Monte Carlo results</w:t>
       </w:r>
     </w:p>
-    <w:bookmarkStart w:id="68" w:name="scenario-a-good-overlap-true-rd--0.02979"/>
+    <w:bookmarkStart w:id="69" w:name="scenario-a-good-overlap-true-rd--0.02979"/>
     <w:p>
       <w:pPr>
         <w:pStyle w:val="Heading3"/>
@@ -15662,8 +15946,8 @@
         </w:tc>
       </w:tr>
     </w:tbl>
-    <w:bookmarkEnd w:id="68"/>
-    <w:bookmarkStart w:id="69" w:name="X539d2e41b20619841b5f484f160273f03ef61dd"/>
+    <w:bookmarkEnd w:id="69"/>
+    <w:bookmarkStart w:id="70" w:name="X539d2e41b20619841b5f484f160273f03ef61dd"/>
     <w:p>
       <w:pPr>
         <w:pStyle w:val="Heading3"/>
@@ -16728,8 +17012,8 @@
         </w:tc>
       </w:tr>
     </w:tbl>
-    <w:bookmarkEnd w:id="69"/>
-    <w:bookmarkStart w:id="70" w:name="X5abe8fbf009ebf57dedb1ebf41d3907d23035c8"/>
+    <w:bookmarkEnd w:id="70"/>
+    <w:bookmarkStart w:id="71" w:name="X5abe8fbf009ebf57dedb1ebf41d3907d23035c8"/>
     <w:p>
       <w:pPr>
         <w:pStyle w:val="Heading3"/>
@@ -17794,8 +18078,8 @@
         </w:tc>
       </w:tr>
     </w:tbl>
-    <w:bookmarkEnd w:id="70"/>
-    <w:bookmarkStart w:id="80" w:name="interpretation"/>
+    <w:bookmarkEnd w:id="71"/>
+    <w:bookmarkStart w:id="81" w:name="interpretation"/>
     <w:p>
       <w:pPr>
         <w:pStyle w:val="Heading3"/>
@@ -18223,18 +18507,18 @@
           <wp:inline>
             <wp:extent cx="5334000" cy="6000750"/>
             <wp:effectExtent b="0" l="0" r="0" t="0"/>
-            <wp:docPr descr="Sampling distribution of the risk-difference estimate across Monte Carlo replicates. The dashed red line marks the true RD. Under unmeasured confounding (C), all estimators are shifted from the truth." title="" id="72" name="Picture"/>
+            <wp:docPr descr="Sampling distribution of the risk-difference estimate across Monte Carlo replicates. The dashed red line marks the true RD. Under unmeasured confounding (C), all estimators are shifted from the truth." title="" id="73" name="Picture"/>
             <a:graphic>
               <a:graphicData uri="http://schemas.openxmlformats.org/drawingml/2006/picture">
                 <pic:pic>
                   <pic:nvPicPr>
-                    <pic:cNvPr descr="manuscript_outcome_blind_dq_files/figure-docx/mc-boxplots-1.png" id="73" name="Picture"/>
+                    <pic:cNvPr descr="manuscript_outcome_blind_dq_files/figure-docx/mc-boxplots-1.png" id="74" name="Picture"/>
                     <pic:cNvPicPr>
                       <a:picLocks noChangeArrowheads="1" noChangeAspect="1"/>
                     </pic:cNvPicPr>
                   </pic:nvPicPr>
                   <pic:blipFill>
-                    <a:blip r:embed="rId71"/>
+                    <a:blip r:embed="rId72"/>
                     <a:stretch>
                       <a:fillRect/>
                     </a:stretch>
@@ -18278,18 +18562,18 @@
           <wp:inline>
             <wp:extent cx="5334000" cy="3333750"/>
             <wp:effectExtent b="0" l="0" r="0" t="0"/>
-            <wp:docPr descr="95% CI coverage by estimator and scenario. The dashed red line marks the nominal 95%." title="" id="75" name="Picture"/>
+            <wp:docPr descr="95% CI coverage by estimator and scenario. The dashed red line marks the nominal 95%." title="" id="76" name="Picture"/>
             <a:graphic>
               <a:graphicData uri="http://schemas.openxmlformats.org/drawingml/2006/picture">
                 <pic:pic>
                   <pic:nvPicPr>
-                    <pic:cNvPr descr="manuscript_outcome_blind_dq_files/figure-docx/coverage-bar-1.png" id="76" name="Picture"/>
+                    <pic:cNvPr descr="manuscript_outcome_blind_dq_files/figure-docx/coverage-bar-1.png" id="77" name="Picture"/>
                     <pic:cNvPicPr>
                       <a:picLocks noChangeArrowheads="1" noChangeAspect="1"/>
                     </pic:cNvPicPr>
                   </pic:nvPicPr>
                   <pic:blipFill>
-                    <a:blip r:embed="rId74"/>
+                    <a:blip r:embed="rId75"/>
                     <a:stretch>
                       <a:fillRect/>
                     </a:stretch>
@@ -18333,18 +18617,18 @@
           <wp:inline>
             <wp:extent cx="5334000" cy="3333750"/>
             <wp:effectExtent b="0" l="0" r="0" t="0"/>
-            <wp:docPr descr="Ratio of mean reported SE to empirical SD. Values near 1.0 indicate well-calibrated standard errors." title="" id="78" name="Picture"/>
+            <wp:docPr descr="Ratio of mean reported SE to empirical SD. Values near 1.0 indicate well-calibrated standard errors." title="" id="79" name="Picture"/>
             <a:graphic>
               <a:graphicData uri="http://schemas.openxmlformats.org/drawingml/2006/picture">
                 <pic:pic>
                   <pic:nvPicPr>
-                    <pic:cNvPr descr="manuscript_outcome_blind_dq_files/figure-docx/se-calibration-1.png" id="79" name="Picture"/>
+                    <pic:cNvPr descr="manuscript_outcome_blind_dq_files/figure-docx/se-calibration-1.png" id="80" name="Picture"/>
                     <pic:cNvPicPr>
                       <a:picLocks noChangeArrowheads="1" noChangeAspect="1"/>
                     </pic:cNvPicPr>
                   </pic:nvPicPr>
                   <pic:blipFill>
-                    <a:blip r:embed="rId77"/>
+                    <a:blip r:embed="rId78"/>
                     <a:stretch>
                       <a:fillRect/>
                     </a:stretch>
@@ -18379,9 +18663,9 @@
         <w:t xml:space="preserve">Ratio of mean reported SE to empirical SD. Values near 1.0 indicate well-calibrated standard errors.</w:t>
       </w:r>
     </w:p>
-    <w:bookmarkEnd w:id="80"/>
     <w:bookmarkEnd w:id="81"/>
-    <w:bookmarkStart w:id="89" w:name="plasmode-dq-stress-test-results"/>
+    <w:bookmarkEnd w:id="82"/>
+    <w:bookmarkStart w:id="90" w:name="plasmode-dq-stress-test-results"/>
     <w:p>
       <w:pPr>
         <w:pStyle w:val="Heading2"/>
@@ -18390,7 +18674,7 @@
         <w:t xml:space="preserve">8.3 Plasmode DQ stress-test results</w:t>
       </w:r>
     </w:p>
-    <w:bookmarkStart w:id="82" w:name="scenario-a-good-overlap"/>
+    <w:bookmarkStart w:id="83" w:name="scenario-a-good-overlap"/>
     <w:p>
       <w:pPr>
         <w:pStyle w:val="Heading3"/>
@@ -19543,8 +19827,8 @@
         </w:tc>
       </w:tr>
     </w:tbl>
-    <w:bookmarkEnd w:id="82"/>
-    <w:bookmarkStart w:id="83" w:name="scenario-b-marginal-overlap"/>
+    <w:bookmarkEnd w:id="83"/>
+    <w:bookmarkStart w:id="84" w:name="scenario-b-marginal-overlap"/>
     <w:p>
       <w:pPr>
         <w:pStyle w:val="Heading3"/>
@@ -20697,8 +20981,8 @@
         </w:tc>
       </w:tr>
     </w:tbl>
-    <w:bookmarkEnd w:id="83"/>
-    <w:bookmarkStart w:id="84" w:name="scenario-c-unmeasured-confounding"/>
+    <w:bookmarkEnd w:id="84"/>
+    <w:bookmarkStart w:id="85" w:name="scenario-c-unmeasured-confounding"/>
     <w:p>
       <w:pPr>
         <w:pStyle w:val="Heading3"/>
@@ -21851,8 +22135,8 @@
         </w:tc>
       </w:tr>
     </w:tbl>
-    <w:bookmarkEnd w:id="84"/>
-    <w:bookmarkStart w:id="88" w:name="reading-the-degradation-gradient"/>
+    <w:bookmarkEnd w:id="85"/>
+    <w:bookmarkStart w:id="89" w:name="reading-the-degradation-gradient"/>
     <w:p>
       <w:pPr>
         <w:pStyle w:val="Heading3"/>
@@ -22053,18 +22337,18 @@
           <wp:inline>
             <wp:extent cx="5334000" cy="6667500"/>
             <wp:effectExtent b="0" l="0" r="0" t="0"/>
-            <wp:docPr descr="Degradation gradient. Bias (top) and coverage (bottom) for the selected TMLE candidate at each severity level of each DQ scenario, faceted by Monte Carlo scenario." title="" id="86" name="Picture"/>
+            <wp:docPr descr="Degradation gradient. Bias (top) and coverage (bottom) for the selected TMLE candidate at each severity level of each DQ scenario, faceted by Monte Carlo scenario." title="" id="87" name="Picture"/>
             <a:graphic>
               <a:graphicData uri="http://schemas.openxmlformats.org/drawingml/2006/picture">
                 <pic:pic>
                   <pic:nvPicPr>
-                    <pic:cNvPr descr="manuscript_outcome_blind_dq_files/figure-docx/dq-gradient-plots-1.png" id="87" name="Picture"/>
+                    <pic:cNvPr descr="manuscript_outcome_blind_dq_files/figure-docx/dq-gradient-plots-1.png" id="88" name="Picture"/>
                     <pic:cNvPicPr>
                       <a:picLocks noChangeArrowheads="1" noChangeAspect="1"/>
                     </pic:cNvPicPr>
                   </pic:nvPicPr>
                   <pic:blipFill>
-                    <a:blip r:embed="rId85"/>
+                    <a:blip r:embed="rId86"/>
                     <a:stretch>
                       <a:fillRect/>
                     </a:stretch>
@@ -22099,9 +22383,9 @@
         <w:t xml:space="preserve">Degradation gradient. Bias (top) and coverage (bottom) for the selected TMLE candidate at each severity level of each DQ scenario, faceted by Monte Carlo scenario.</w:t>
       </w:r>
     </w:p>
-    <w:bookmarkEnd w:id="88"/>
     <w:bookmarkEnd w:id="89"/>
-    <w:bookmarkStart w:id="90" w:name="Xc769f44f9652981cc29f2e5d85e2df79384284d"/>
+    <w:bookmarkEnd w:id="90"/>
+    <w:bookmarkStart w:id="91" w:name="Xc769f44f9652981cc29f2e5d85e2df79384284d"/>
     <w:p>
       <w:pPr>
         <w:pStyle w:val="Heading2"/>
@@ -22549,9 +22833,9 @@
         </w:tc>
       </w:tr>
     </w:tbl>
-    <w:bookmarkEnd w:id="90"/>
     <w:bookmarkEnd w:id="91"/>
-    <w:bookmarkStart w:id="101" w:name="sec-casestudy"/>
+    <w:bookmarkEnd w:id="92"/>
+    <w:bookmarkStart w:id="102" w:name="sec-casestudy"/>
     <w:p>
       <w:pPr>
         <w:pStyle w:val="Heading1"/>
@@ -22560,7 +22844,7 @@
         <w:t xml:space="preserve">9. Case Study: Rescue.Co Kenya Trauma Registry</w:t>
       </w:r>
     </w:p>
-    <w:bookmarkStart w:id="92" w:name="why-a-real-data-workflow-demonstration"/>
+    <w:bookmarkStart w:id="93" w:name="why-a-real-data-workflow-demonstration"/>
     <w:p>
       <w:pPr>
         <w:pStyle w:val="Heading2"/>
@@ -22858,8 +23142,8 @@
         <w:t xml:space="preserve">fuel) screen for residual SES confounding.</w:t>
       </w:r>
     </w:p>
-    <w:bookmarkEnd w:id="92"/>
-    <w:bookmarkStart w:id="93" w:name="superlearner-library-specification"/>
+    <w:bookmarkEnd w:id="93"/>
+    <w:bookmarkStart w:id="94" w:name="superlearner-library-specification"/>
     <w:p>
       <w:pPr>
         <w:pStyle w:val="Heading2"/>
@@ -23031,8 +23315,8 @@
         <w:t xml:space="preserve">is degenerate. The rescueCo lock uses the same recommended library.</w:t>
       </w:r>
     </w:p>
-    <w:bookmarkEnd w:id="93"/>
-    <w:bookmarkStart w:id="94" w:name="cohort-estimand-and-pre-specification"/>
+    <w:bookmarkEnd w:id="94"/>
+    <w:bookmarkStart w:id="95" w:name="cohort-estimand-and-pre-specification"/>
     <w:p>
       <w:pPr>
         <w:pStyle w:val="Heading2"/>
@@ -23626,8 +23910,8 @@
         <w:t xml:space="preserve">the manuscript’s recommended minimax rule.</w:t>
       </w:r>
     </w:p>
-    <w:bookmarkEnd w:id="94"/>
-    <w:bookmarkStart w:id="95" w:name="sec-casestudy-dq"/>
+    <w:bookmarkEnd w:id="95"/>
+    <w:bookmarkStart w:id="96" w:name="sec-casestudy-dq"/>
     <w:p>
       <w:pPr>
         <w:pStyle w:val="Heading2"/>
@@ -24285,23 +24569,7 @@
         <w:t xml:space="preserve"> </w:t>
       </w:r>
       <w:r>
-        <w:t xml:space="preserve">a</w:t>
-      </w:r>
-      <w:r>
-        <w:t xml:space="preserve"> </w:t>
-      </w:r>
-      <w:r>
-        <w:rPr>
-          <w:i/>
-          <w:iCs/>
-        </w:rPr>
-        <w:t xml:space="preserve">proceed</w:t>
-      </w:r>
-      <w:r>
-        <w:t xml:space="preserve"> </w:t>
-      </w:r>
-      <w:r>
-        <w:t xml:space="preserve">classification. Three of the five prespecified</w:t>
+        <w:t xml:space="preserve">a GO classification. Three of the five prespecified</w:t>
       </w:r>
       <w:r>
         <w:t xml:space="preserve"> </w:t>
@@ -24364,8 +24632,8 @@
         <w:t xml:space="preserve">outcome-analysis functions run.</w:t>
       </w:r>
     </w:p>
-    <w:bookmarkEnd w:id="95"/>
-    <w:bookmarkStart w:id="96" w:name="effect-estimates"/>
+    <w:bookmarkEnd w:id="96"/>
+    <w:bookmarkStart w:id="97" w:name="effect-estimates"/>
     <w:p>
       <w:pPr>
         <w:pStyle w:val="Heading2"/>
@@ -25307,8 +25575,8 @@
         <w:t xml:space="preserve">of the six estimates further toward null.</w:t>
       </w:r>
     </w:p>
-    <w:bookmarkEnd w:id="96"/>
-    <w:bookmarkStart w:id="100" w:name="Xc7557c3308f3f2c598231e06131cd13238ac1eb"/>
+    <w:bookmarkEnd w:id="97"/>
+    <w:bookmarkStart w:id="101" w:name="Xc7557c3308f3f2c598231e06131cd13238ac1eb"/>
     <w:p>
       <w:pPr>
         <w:pStyle w:val="Heading2"/>
@@ -25317,7 +25585,7 @@
         <w:t xml:space="preserve">9.6 What the case study tells us about the workflow</w:t>
       </w:r>
     </w:p>
-    <w:bookmarkStart w:id="97" w:name="X4a7de7fd9cca2a3eb7ce1d9546acd05cc50d75c"/>
+    <w:bookmarkStart w:id="98" w:name="X4a7de7fd9cca2a3eb7ce1d9546acd05cc50d75c"/>
     <w:p>
       <w:pPr>
         <w:pStyle w:val="Heading3"/>
@@ -25397,8 +25665,8 @@
         <w:t xml:space="preserve">.</w:t>
       </w:r>
     </w:p>
-    <w:bookmarkEnd w:id="97"/>
-    <w:bookmarkStart w:id="98" w:name="outcome-blind-plasmode"/>
+    <w:bookmarkEnd w:id="98"/>
+    <w:bookmarkStart w:id="99" w:name="outcome-blind-plasmode"/>
     <w:p>
       <w:pPr>
         <w:pStyle w:val="Heading3"/>
@@ -25579,8 +25847,8 @@
         <w:t xml:space="preserve">extensions planned for cleanTMLE 0.2.</w:t>
       </w:r>
     </w:p>
-    <w:bookmarkEnd w:id="98"/>
-    <w:bookmarkStart w:id="99" w:name="X11b03251d4243965818c23e078e2e7dfe52b4c9"/>
+    <w:bookmarkEnd w:id="99"/>
+    <w:bookmarkStart w:id="100" w:name="X11b03251d4243965818c23e078e2e7dfe52b4c9"/>
     <w:p>
       <w:pPr>
         <w:pStyle w:val="Heading3"/>
@@ -25779,10 +26047,10 @@
         <w:t xml:space="preserve">directory contains the data behind the tables above.</w:t>
       </w:r>
     </w:p>
-    <w:bookmarkEnd w:id="99"/>
     <w:bookmarkEnd w:id="100"/>
     <w:bookmarkEnd w:id="101"/>
-    <w:bookmarkStart w:id="115" w:name="sec-discussion"/>
+    <w:bookmarkEnd w:id="102"/>
+    <w:bookmarkStart w:id="116" w:name="sec-discussion"/>
     <w:p>
       <w:pPr>
         <w:pStyle w:val="Heading1"/>
@@ -25791,7 +26059,7 @@
         <w:t xml:space="preserve">10. Discussion</w:t>
       </w:r>
     </w:p>
-    <w:bookmarkStart w:id="102" w:name="what-is-genuinely-novel"/>
+    <w:bookmarkStart w:id="103" w:name="what-is-genuinely-novel"/>
     <w:p>
       <w:pPr>
         <w:pStyle w:val="Heading2"/>
@@ -25904,8 +26172,8 @@
         <w:t xml:space="preserve">reviewer.</w:t>
       </w:r>
     </w:p>
-    <w:bookmarkEnd w:id="102"/>
-    <w:bookmarkStart w:id="103" w:name="Xe8fe9eed3aca8891054d00f72c49520182244a2"/>
+    <w:bookmarkEnd w:id="103"/>
+    <w:bookmarkStart w:id="104" w:name="Xe8fe9eed3aca8891054d00f72c49520182244a2"/>
     <w:p>
       <w:pPr>
         <w:pStyle w:val="Heading2"/>
@@ -26043,8 +26311,8 @@
         <w:t xml:space="preserve">.</w:t>
       </w:r>
     </w:p>
-    <w:bookmarkEnd w:id="103"/>
-    <w:bookmarkStart w:id="104" w:name="X77d575563b1a1946325af71eab48d1c62a6f8a8"/>
+    <w:bookmarkEnd w:id="104"/>
+    <w:bookmarkStart w:id="105" w:name="X77d575563b1a1946325af71eab48d1c62a6f8a8"/>
     <w:p>
       <w:pPr>
         <w:pStyle w:val="Heading2"/>
@@ -26058,13 +26326,13 @@
         <w:pStyle w:val="FirstParagraph"/>
       </w:pPr>
       <w:r>
-        <w:t xml:space="preserve">For regulatory-grade RWE, cleanTMLE is best used as one layer in a</w:t>
-      </w:r>
-      <w:r>
-        <w:t xml:space="preserve"> </w:t>
-      </w:r>
-      <w:r>
-        <w:t xml:space="preserve">broader governed workflow. The lock and audit machinery track the</w:t>
+        <w:t xml:space="preserve">For high-stakes regulatory or confirmatory RWE, cleanTMLE is best</w:t>
+      </w:r>
+      <w:r>
+        <w:t xml:space="preserve"> </w:t>
+      </w:r>
+      <w:r>
+        <w:t xml:space="preserve">used as one layer in a broader governed workflow. The lock and audit machinery track the</w:t>
       </w:r>
       <w:r>
         <w:t xml:space="preserve"> </w:t>
@@ -26160,8 +26428,8 @@
         <w:t xml:space="preserve">than substituting for it.</w:t>
       </w:r>
     </w:p>
-    <w:bookmarkEnd w:id="104"/>
-    <w:bookmarkStart w:id="105" w:name="what-the-dq-stress-test-adds"/>
+    <w:bookmarkEnd w:id="105"/>
+    <w:bookmarkStart w:id="106" w:name="what-the-dq-stress-test-adds"/>
     <w:p>
       <w:pPr>
         <w:pStyle w:val="Heading2"/>
@@ -26208,8 +26476,8 @@
         <w:t xml:space="preserve">fit-for-purpose review.</w:t>
       </w:r>
     </w:p>
-    <w:bookmarkEnd w:id="105"/>
-    <w:bookmarkStart w:id="106" w:name="comparison-with-adjacent-tools"/>
+    <w:bookmarkEnd w:id="106"/>
+    <w:bookmarkStart w:id="107" w:name="comparison-with-adjacent-tools"/>
     <w:p>
       <w:pPr>
         <w:pStyle w:val="Heading2"/>
@@ -26589,8 +26857,8 @@
         <w:t xml:space="preserve">negative-control domains in practice.</w:t>
       </w:r>
     </w:p>
-    <w:bookmarkEnd w:id="106"/>
-    <w:bookmarkStart w:id="107" w:name="sec-limitations"/>
+    <w:bookmarkEnd w:id="107"/>
+    <w:bookmarkStart w:id="108" w:name="sec-limitations"/>
     <w:p>
       <w:pPr>
         <w:pStyle w:val="Heading2"/>
@@ -26729,8 +26997,8 @@
         <w:t xml:space="preserve">that no amount of replication can correct.</w:t>
       </w:r>
     </w:p>
-    <w:bookmarkEnd w:id="107"/>
-    <w:bookmarkStart w:id="111" w:name="other-limitations"/>
+    <w:bookmarkEnd w:id="108"/>
+    <w:bookmarkStart w:id="112" w:name="other-limitations"/>
     <w:p>
       <w:pPr>
         <w:pStyle w:val="Heading2"/>
@@ -26759,7 +27027,7 @@
         <w:t xml:space="preserve">computational cost, and estimand scope.</w:t>
       </w:r>
     </w:p>
-    <w:bookmarkStart w:id="108" w:name="model-assumptions"/>
+    <w:bookmarkStart w:id="109" w:name="model-assumptions"/>
     <w:p>
       <w:pPr>
         <w:pStyle w:val="Heading3"/>
@@ -26972,8 +27240,8 @@
         <w:t xml:space="preserve">the same demand qualitatively, and the DQ stress test inherits it.</w:t>
       </w:r>
     </w:p>
-    <w:bookmarkEnd w:id="108"/>
-    <w:bookmarkStart w:id="109" w:name="computational-cost"/>
+    <w:bookmarkEnd w:id="109"/>
+    <w:bookmarkStart w:id="110" w:name="computational-cost"/>
     <w:p>
       <w:pPr>
         <w:pStyle w:val="Heading3"/>
@@ -27066,8 +27334,8 @@
         <w:t xml:space="preserve">parallelising the outer loop over scenarios is the right next step.</w:t>
       </w:r>
     </w:p>
-    <w:bookmarkEnd w:id="109"/>
-    <w:bookmarkStart w:id="110" w:name="estimand-scope"/>
+    <w:bookmarkEnd w:id="110"/>
+    <w:bookmarkStart w:id="111" w:name="estimand-scope"/>
     <w:p>
       <w:pPr>
         <w:pStyle w:val="Heading3"/>
@@ -27218,9 +27486,9 @@
         <w:t xml:space="preserve">package as alternative implementations.</w:t>
       </w:r>
     </w:p>
-    <w:bookmarkEnd w:id="110"/>
     <w:bookmarkEnd w:id="111"/>
-    <w:bookmarkStart w:id="112" w:name="future-extensions"/>
+    <w:bookmarkEnd w:id="112"/>
+    <w:bookmarkStart w:id="113" w:name="future-extensions"/>
     <w:p>
       <w:pPr>
         <w:pStyle w:val="Heading2"/>
@@ -27482,8 +27750,8 @@
         <w:t xml:space="preserve">the audit log.</w:t>
       </w:r>
     </w:p>
-    <w:bookmarkEnd w:id="112"/>
-    <w:bookmarkStart w:id="113" w:name="X3a4c45a4b83f6adca96de927f71cbd45f486421"/>
+    <w:bookmarkEnd w:id="113"/>
+    <w:bookmarkStart w:id="114" w:name="X3a4c45a4b83f6adca96de927f71cbd45f486421"/>
     <w:p>
       <w:pPr>
         <w:pStyle w:val="Heading2"/>
@@ -27497,43 +27765,55 @@
         <w:pStyle w:val="FirstParagraph"/>
       </w:pPr>
       <w:r>
-        <w:t xml:space="preserve">For routine pharmacoepidemiology and most academic RWE studies,</w:t>
-      </w:r>
-      <w:r>
-        <w:t xml:space="preserve"> </w:t>
-      </w:r>
-      <w:r>
-        <w:t xml:space="preserve">cleanTMLE used on its own provides an adequate prespecification</w:t>
-      </w:r>
-      <w:r>
-        <w:t xml:space="preserve"> </w:t>
-      </w:r>
-      <w:r>
-        <w:t xml:space="preserve">record: the analyst prespecifies the analytic plan, runs the</w:t>
-      </w:r>
-      <w:r>
-        <w:t xml:space="preserve"> </w:t>
-      </w:r>
-      <w:r>
-        <w:t xml:space="preserve">workflow inside a single R session, and archives the analysis</w:t>
-      </w:r>
-      <w:r>
-        <w:t xml:space="preserve"> </w:t>
-      </w:r>
-      <w:r>
-        <w:t xml:space="preserve">lock together with the audit and decision logs. For</w:t>
-      </w:r>
-      <w:r>
-        <w:t xml:space="preserve"> </w:t>
-      </w:r>
-      <w:r>
-        <w:t xml:space="preserve">submission-oriented RWE (FDA, EMA, or HTA contexts), the</w:t>
-      </w:r>
-      <w:r>
-        <w:t xml:space="preserve"> </w:t>
-      </w:r>
-      <w:r>
-        <w:t xml:space="preserve">recommended deployment places cleanTMLE inside a broader governed</w:t>
+        <w:t xml:space="preserve">For exploratory or lower-stakes RWE studies, cleanTMLE used on</w:t>
+      </w:r>
+      <w:r>
+        <w:t xml:space="preserve"> </w:t>
+      </w:r>
+      <w:r>
+        <w:t xml:space="preserve">its own may be adequate to document and audit outcome-blind</w:t>
+      </w:r>
+      <w:r>
+        <w:t xml:space="preserve"> </w:t>
+      </w:r>
+      <w:r>
+        <w:t xml:space="preserve">estimator selection: the analyst prespecifies the analytic plan,</w:t>
+      </w:r>
+      <w:r>
+        <w:t xml:space="preserve"> </w:t>
+      </w:r>
+      <w:r>
+        <w:t xml:space="preserve">runs the workflow inside a single R session, and archives the</w:t>
+      </w:r>
+      <w:r>
+        <w:t xml:space="preserve"> </w:t>
+      </w:r>
+      <w:r>
+        <w:t xml:space="preserve">analysis lock together with the audit and decision logs. For</w:t>
+      </w:r>
+      <w:r>
+        <w:t xml:space="preserve"> </w:t>
+      </w:r>
+      <w:r>
+        <w:t xml:space="preserve">high-stakes regulatory or confirmatory studies (FDA, EMA, or HTA</w:t>
+      </w:r>
+      <w:r>
+        <w:t xml:space="preserve"> </w:t>
+      </w:r>
+      <w:r>
+        <w:t xml:space="preserve">submission contexts), cleanTMLE should be embedded within</w:t>
+      </w:r>
+      <w:r>
+        <w:t xml:space="preserve"> </w:t>
+      </w:r>
+      <w:r>
+        <w:t xml:space="preserve">personnel-based outcome-blinding and access-control arrangements.</w:t>
+      </w:r>
+      <w:r>
+        <w:t xml:space="preserve"> </w:t>
+      </w:r>
+      <w:r>
+        <w:t xml:space="preserve">That deployment places cleanTMLE inside a broader governed</w:t>
       </w:r>
       <w:r>
         <w:t xml:space="preserve"> </w:t>
@@ -27587,8 +27867,8 @@
         <w:t xml:space="preserve">.</w:t>
       </w:r>
     </w:p>
-    <w:bookmarkEnd w:id="113"/>
-    <w:bookmarkStart w:id="114" w:name="recommendations-for-practice"/>
+    <w:bookmarkEnd w:id="114"/>
+    <w:bookmarkStart w:id="115" w:name="recommendations-for-practice"/>
     <w:p>
       <w:pPr>
         <w:pStyle w:val="Heading2"/>
@@ -27855,9 +28135,9 @@
         <w:t xml:space="preserve">metrics, the pre-outcome decision, and the post-outcome estimate.</w:t>
       </w:r>
     </w:p>
-    <w:bookmarkEnd w:id="114"/>
     <w:bookmarkEnd w:id="115"/>
-    <w:bookmarkStart w:id="118" w:name="sec-summary"/>
+    <w:bookmarkEnd w:id="116"/>
+    <w:bookmarkStart w:id="119" w:name="sec-summary"/>
     <w:p>
       <w:pPr>
         <w:pStyle w:val="Heading1"/>
@@ -28023,7 +28303,7 @@
       <w:r>
         <w:t xml:space="preserve"> </w:t>
       </w:r>
-      <w:hyperlink r:id="rId116">
+      <w:hyperlink r:id="rId117">
         <w:r>
           <w:rPr>
             <w:rStyle w:val="Hyperlink"/>
@@ -28055,7 +28335,7 @@
       <w:r>
         <w:t xml:space="preserve"> </w:t>
       </w:r>
-      <w:hyperlink r:id="rId117">
+      <w:hyperlink r:id="rId118">
         <w:r>
           <w:rPr>
             <w:rStyle w:val="Hyperlink"/>
@@ -28067,8 +28347,8 @@
         <w:t xml:space="preserve">.</w:t>
       </w:r>
     </w:p>
-    <w:bookmarkEnd w:id="118"/>
-    <w:bookmarkStart w:id="119" w:name="acknowledgements"/>
+    <w:bookmarkEnd w:id="119"/>
+    <w:bookmarkStart w:id="120" w:name="acknowledgements"/>
     <w:p>
       <w:pPr>
         <w:pStyle w:val="Heading1"/>
@@ -28136,8 +28416,8 @@
         <w:t xml:space="preserve">our diagnostic helpers. Any errors are ours.</w:t>
       </w:r>
     </w:p>
-    <w:bookmarkEnd w:id="119"/>
-    <w:bookmarkStart w:id="201" w:name="references"/>
+    <w:bookmarkEnd w:id="120"/>
+    <w:bookmarkStart w:id="202" w:name="references"/>
     <w:p>
       <w:pPr>
         <w:pStyle w:val="Heading1"/>
@@ -28146,8 +28426,8 @@
         <w:t xml:space="preserve">References</w:t>
       </w:r>
     </w:p>
-    <w:bookmarkStart w:id="200" w:name="refs"/>
-    <w:bookmarkStart w:id="120" w:name="ref-survtmlepackage2018"/>
+    <w:bookmarkStart w:id="201" w:name="refs"/>
+    <w:bookmarkStart w:id="121" w:name="ref-survtmlepackage2018"/>
     <w:p>
       <w:pPr>
         <w:pStyle w:val="Bibliography"/>
@@ -28160,44 +28440,44 @@
       </w:r>
       <w:r>
         <w:t xml:space="preserve">“Survtmle: Compute Targeted Minimum Loss-Based Estimates in Right-Censored Survival Settings.”</w:t>
-      </w:r>
-    </w:p>
-    <w:bookmarkEnd w:id="120"/>
-    <w:bookmarkStart w:id="121" w:name="ref-brookhart2024causalrisk"/>
-    <w:p>
-      <w:pPr>
-        <w:pStyle w:val="Bibliography"/>
-      </w:pPr>
-      <w:r>
-        <w:t xml:space="preserve">Brookhart, M. Alan, Alexander Breskin, and Bassim Eledath. 2024.</w:t>
-      </w:r>
-      <w:r>
-        <w:t xml:space="preserve"> </w:t>
-      </w:r>
-      <w:r>
-        <w:t xml:space="preserve">“</w:t>
-      </w:r>
-      <w:r>
-        <w:t xml:space="preserve">causalRisk</w:t>
-      </w:r>
-      <w:r>
-        <w:t xml:space="preserve">: An</w:t>
-      </w:r>
-      <w:r>
-        <w:t xml:space="preserve"> </w:t>
-      </w:r>
-      <w:r>
-        <w:t xml:space="preserve">R</w:t>
-      </w:r>
-      <w:r>
-        <w:t xml:space="preserve"> </w:t>
-      </w:r>
-      <w:r>
-        <w:t xml:space="preserve">Package for Estimating Cumulative Risks Under Counterfactual Treatment Strategies.”</w:t>
       </w:r>
     </w:p>
     <w:bookmarkEnd w:id="121"/>
-    <w:bookmarkStart w:id="123" w:name="ref-cashin2024target"/>
+    <w:bookmarkStart w:id="122" w:name="ref-brookhart2024causalrisk"/>
+    <w:p>
+      <w:pPr>
+        <w:pStyle w:val="Bibliography"/>
+      </w:pPr>
+      <w:r>
+        <w:t xml:space="preserve">Brookhart, M. Alan, Alexander Breskin, and Bassim Eledath. 2024.</w:t>
+      </w:r>
+      <w:r>
+        <w:t xml:space="preserve"> </w:t>
+      </w:r>
+      <w:r>
+        <w:t xml:space="preserve">“</w:t>
+      </w:r>
+      <w:r>
+        <w:t xml:space="preserve">causalRisk</w:t>
+      </w:r>
+      <w:r>
+        <w:t xml:space="preserve">: An</w:t>
+      </w:r>
+      <w:r>
+        <w:t xml:space="preserve"> </w:t>
+      </w:r>
+      <w:r>
+        <w:t xml:space="preserve">R</w:t>
+      </w:r>
+      <w:r>
+        <w:t xml:space="preserve"> </w:t>
+      </w:r>
+      <w:r>
+        <w:t xml:space="preserve">Package for Estimating Cumulative Risks Under Counterfactual Treatment Strategies.”</w:t>
+      </w:r>
+    </w:p>
+    <w:bookmarkEnd w:id="122"/>
+    <w:bookmarkStart w:id="124" w:name="ref-cashin2024target"/>
     <w:p>
       <w:pPr>
         <w:pStyle w:val="Bibliography"/>
@@ -28233,7 +28513,7 @@
       <w:r>
         <w:t xml:space="preserve"> </w:t>
       </w:r>
-      <w:hyperlink r:id="rId122">
+      <w:hyperlink r:id="rId123">
         <w:r>
           <w:rPr>
             <w:rStyle w:val="Hyperlink"/>
@@ -28245,8 +28525,8 @@
         <w:t xml:space="preserve">.</w:t>
       </w:r>
     </w:p>
-    <w:bookmarkEnd w:id="123"/>
-    <w:bookmarkStart w:id="125" w:name="ref-chernozhukov2018dml"/>
+    <w:bookmarkEnd w:id="124"/>
+    <w:bookmarkStart w:id="126" w:name="ref-chernozhukov2018dml"/>
     <w:p>
       <w:pPr>
         <w:pStyle w:val="Bibliography"/>
@@ -28279,7 +28559,7 @@
       <w:r>
         <w:t xml:space="preserve"> </w:t>
       </w:r>
-      <w:hyperlink r:id="rId124">
+      <w:hyperlink r:id="rId125">
         <w:r>
           <w:rPr>
             <w:rStyle w:val="Hyperlink"/>
@@ -28291,8 +28571,8 @@
         <w:t xml:space="preserve">.</w:t>
       </w:r>
     </w:p>
-    <w:bookmarkEnd w:id="125"/>
-    <w:bookmarkStart w:id="127" w:name="ref-dang2023roadmap"/>
+    <w:bookmarkEnd w:id="126"/>
+    <w:bookmarkStart w:id="128" w:name="ref-dang2023roadmap"/>
     <w:p>
       <w:pPr>
         <w:pStyle w:val="Bibliography"/>
@@ -28325,7 +28605,7 @@
       <w:r>
         <w:t xml:space="preserve"> </w:t>
       </w:r>
-      <w:hyperlink r:id="rId126">
+      <w:hyperlink r:id="rId127">
         <w:r>
           <w:rPr>
             <w:rStyle w:val="Hyperlink"/>
@@ -28337,8 +28617,8 @@
         <w:t xml:space="preserve">.</w:t>
       </w:r>
     </w:p>
-    <w:bookmarkEnd w:id="127"/>
-    <w:bookmarkStart w:id="129" w:name="ref-diaz2013sensitivity"/>
+    <w:bookmarkEnd w:id="128"/>
+    <w:bookmarkStart w:id="130" w:name="ref-diaz2013sensitivity"/>
     <w:p>
       <w:pPr>
         <w:pStyle w:val="Bibliography"/>
@@ -28371,7 +28651,7 @@
       <w:r>
         <w:t xml:space="preserve"> </w:t>
       </w:r>
-      <w:hyperlink r:id="rId128">
+      <w:hyperlink r:id="rId129">
         <w:r>
           <w:rPr>
             <w:rStyle w:val="Hyperlink"/>
@@ -28383,8 +28663,8 @@
         <w:t xml:space="preserve">.</w:t>
       </w:r>
     </w:p>
-    <w:bookmarkEnd w:id="129"/>
-    <w:bookmarkStart w:id="131" w:name="ref-ema2021registry"/>
+    <w:bookmarkEnd w:id="130"/>
+    <w:bookmarkStart w:id="132" w:name="ref-ema2021registry"/>
     <w:p>
       <w:pPr>
         <w:pStyle w:val="Bibliography"/>
@@ -28401,7 +28681,7 @@
       <w:r>
         <w:t xml:space="preserve"> </w:t>
       </w:r>
-      <w:hyperlink r:id="rId130">
+      <w:hyperlink r:id="rId131">
         <w:r>
           <w:rPr>
             <w:rStyle w:val="Hyperlink"/>
@@ -28413,8 +28693,8 @@
         <w:t xml:space="preserve">.</w:t>
       </w:r>
     </w:p>
-    <w:bookmarkEnd w:id="131"/>
-    <w:bookmarkStart w:id="133" w:name="ref-ema2024guide"/>
+    <w:bookmarkEnd w:id="132"/>
+    <w:bookmarkStart w:id="134" w:name="ref-ema2024guide"/>
     <w:p>
       <w:pPr>
         <w:pStyle w:val="Bibliography"/>
@@ -28443,7 +28723,7 @@
       <w:r>
         <w:t xml:space="preserve"> </w:t>
       </w:r>
-      <w:hyperlink r:id="rId132">
+      <w:hyperlink r:id="rId133">
         <w:r>
           <w:rPr>
             <w:rStyle w:val="Hyperlink"/>
@@ -28455,8 +28735,8 @@
         <w:t xml:space="preserve">.</w:t>
       </w:r>
     </w:p>
-    <w:bookmarkEnd w:id="133"/>
-    <w:bookmarkStart w:id="134" w:name="ref-ema2026rwd"/>
+    <w:bookmarkEnd w:id="134"/>
+    <w:bookmarkStart w:id="135" w:name="ref-ema2026rwd"/>
     <w:p>
       <w:pPr>
         <w:pStyle w:val="Bibliography"/>
@@ -28483,8 +28763,8 @@
         <w:t xml:space="preserve">Medicines Regulation.”</w:t>
       </w:r>
     </w:p>
-    <w:bookmarkEnd w:id="134"/>
-    <w:bookmarkStart w:id="136" w:name="ref-franklin2014plasmode"/>
+    <w:bookmarkEnd w:id="135"/>
+    <w:bookmarkStart w:id="137" w:name="ref-franklin2014plasmode"/>
     <w:p>
       <w:pPr>
         <w:pStyle w:val="Bibliography"/>
@@ -28517,7 +28797,7 @@
       <w:r>
         <w:t xml:space="preserve"> </w:t>
       </w:r>
-      <w:hyperlink r:id="rId135">
+      <w:hyperlink r:id="rId136">
         <w:r>
           <w:rPr>
             <w:rStyle w:val="Hyperlink"/>
@@ -28529,8 +28809,8 @@
         <w:t xml:space="preserve">.</w:t>
       </w:r>
     </w:p>
-    <w:bookmarkEnd w:id="136"/>
-    <w:bookmarkStart w:id="138" w:name="ref-gatto2022spifd"/>
+    <w:bookmarkEnd w:id="137"/>
+    <w:bookmarkStart w:id="139" w:name="ref-gatto2022spifd"/>
     <w:p>
       <w:pPr>
         <w:pStyle w:val="Bibliography"/>
@@ -28563,7 +28843,7 @@
       <w:r>
         <w:t xml:space="preserve"> </w:t>
       </w:r>
-      <w:hyperlink r:id="rId137">
+      <w:hyperlink r:id="rId138">
         <w:r>
           <w:rPr>
             <w:rStyle w:val="Hyperlink"/>
@@ -28575,8 +28855,8 @@
         <w:t xml:space="preserve">.</w:t>
       </w:r>
     </w:p>
-    <w:bookmarkEnd w:id="138"/>
-    <w:bookmarkStart w:id="140" w:name="ref-gatto2023spifd2"/>
+    <w:bookmarkEnd w:id="139"/>
+    <w:bookmarkStart w:id="141" w:name="ref-gatto2023spifd2"/>
     <w:p>
       <w:pPr>
         <w:pStyle w:val="Bibliography"/>
@@ -28609,7 +28889,7 @@
       <w:r>
         <w:t xml:space="preserve"> </w:t>
       </w:r>
-      <w:hyperlink r:id="rId139">
+      <w:hyperlink r:id="rId140">
         <w:r>
           <w:rPr>
             <w:rStyle w:val="Hyperlink"/>
@@ -28621,8 +28901,8 @@
         <w:t xml:space="preserve">.</w:t>
       </w:r>
     </w:p>
-    <w:bookmarkEnd w:id="140"/>
-    <w:bookmarkStart w:id="142" w:name="ref-gruber2022sap"/>
+    <w:bookmarkEnd w:id="141"/>
+    <w:bookmarkStart w:id="143" w:name="ref-gruber2022sap"/>
     <w:p>
       <w:pPr>
         <w:pStyle w:val="Bibliography"/>
@@ -28655,7 +28935,7 @@
       <w:r>
         <w:t xml:space="preserve"> </w:t>
       </w:r>
-      <w:hyperlink r:id="rId141">
+      <w:hyperlink r:id="rId142">
         <w:r>
           <w:rPr>
             <w:rStyle w:val="Hyperlink"/>
@@ -28667,8 +28947,8 @@
         <w:t xml:space="preserve">.</w:t>
       </w:r>
     </w:p>
-    <w:bookmarkEnd w:id="142"/>
-    <w:bookmarkStart w:id="144" w:name="ref-gruber2024evaluating"/>
+    <w:bookmarkEnd w:id="143"/>
+    <w:bookmarkStart w:id="145" w:name="ref-gruber2024evaluating"/>
     <w:p>
       <w:pPr>
         <w:pStyle w:val="Bibliography"/>
@@ -28701,7 +28981,7 @@
       <w:r>
         <w:t xml:space="preserve"> </w:t>
       </w:r>
-      <w:hyperlink r:id="rId143">
+      <w:hyperlink r:id="rId144">
         <w:r>
           <w:rPr>
             <w:rStyle w:val="Hyperlink"/>
@@ -28713,8 +28993,8 @@
         <w:t xml:space="preserve">.</w:t>
       </w:r>
     </w:p>
-    <w:bookmarkEnd w:id="144"/>
-    <w:bookmarkStart w:id="146" w:name="ref-hernan2016targettrial"/>
+    <w:bookmarkEnd w:id="145"/>
+    <w:bookmarkStart w:id="147" w:name="ref-hernan2016targettrial"/>
     <w:p>
       <w:pPr>
         <w:pStyle w:val="Bibliography"/>
@@ -28747,7 +29027,7 @@
       <w:r>
         <w:t xml:space="preserve"> </w:t>
       </w:r>
-      <w:hyperlink r:id="rId145">
+      <w:hyperlink r:id="rId146">
         <w:r>
           <w:rPr>
             <w:rStyle w:val="Hyperlink"/>
@@ -28759,8 +29039,8 @@
         <w:t xml:space="preserve">.</w:t>
       </w:r>
     </w:p>
-    <w:bookmarkEnd w:id="146"/>
-    <w:bookmarkStart w:id="147" w:name="ref-hernan2016target"/>
+    <w:bookmarkEnd w:id="147"/>
+    <w:bookmarkStart w:id="148" w:name="ref-hernan2016target"/>
     <w:p>
       <w:pPr>
         <w:pStyle w:val="Bibliography"/>
@@ -28793,7 +29073,7 @@
       <w:r>
         <w:t xml:space="preserve"> </w:t>
       </w:r>
-      <w:hyperlink r:id="rId145">
+      <w:hyperlink r:id="rId146">
         <w:r>
           <w:rPr>
             <w:rStyle w:val="Hyperlink"/>
@@ -28805,8 +29085,8 @@
         <w:t xml:space="preserve">.</w:t>
       </w:r>
     </w:p>
-    <w:bookmarkEnd w:id="147"/>
-    <w:bookmarkStart w:id="148" w:name="ref-hernan2020causal"/>
+    <w:bookmarkEnd w:id="148"/>
+    <w:bookmarkStart w:id="149" w:name="ref-hernan2020causal"/>
     <w:p>
       <w:pPr>
         <w:pStyle w:val="Bibliography"/>
@@ -28828,8 +29108,8 @@
         <w:t xml:space="preserve">. Boca Raton: Chapman &amp; Hall/CRC.</w:t>
       </w:r>
     </w:p>
-    <w:bookmarkEnd w:id="148"/>
-    <w:bookmarkStart w:id="149" w:name="ref-ich2019e9r1"/>
+    <w:bookmarkEnd w:id="149"/>
+    <w:bookmarkStart w:id="150" w:name="ref-ich2019e9r1"/>
     <w:p>
       <w:pPr>
         <w:pStyle w:val="Bibliography"/>
@@ -28851,35 +29131,35 @@
       </w:r>
       <w:r>
         <w:t xml:space="preserve">Addendum on Estimands and Sensitivity Analysis in Clinical Trials.”</w:t>
-      </w:r>
-    </w:p>
-    <w:bookmarkEnd w:id="149"/>
-    <w:bookmarkStart w:id="150" w:name="ref-ich2024m14"/>
-    <w:p>
-      <w:pPr>
-        <w:pStyle w:val="Bibliography"/>
-      </w:pPr>
-      <w:r>
-        <w:t xml:space="preserve">———. 2026.</w:t>
-      </w:r>
-      <w:r>
-        <w:t xml:space="preserve"> </w:t>
-      </w:r>
-      <w:r>
-        <w:t xml:space="preserve">“</w:t>
-      </w:r>
-      <w:r>
-        <w:t xml:space="preserve">ICH M14</w:t>
-      </w:r>
-      <w:r>
-        <w:t xml:space="preserve"> </w:t>
-      </w:r>
-      <w:r>
-        <w:t xml:space="preserve">Guidance for Industry: General Principles on Planning, Designing, and Analyzing Non-Interventional Studies Using Real-World Data for Safety Assessment of Medicines.”</w:t>
       </w:r>
     </w:p>
     <w:bookmarkEnd w:id="150"/>
-    <w:bookmarkStart w:id="152" w:name="ref-kahn2016data"/>
+    <w:bookmarkStart w:id="151" w:name="ref-ich2024m14"/>
+    <w:p>
+      <w:pPr>
+        <w:pStyle w:val="Bibliography"/>
+      </w:pPr>
+      <w:r>
+        <w:t xml:space="preserve">———. 2026.</w:t>
+      </w:r>
+      <w:r>
+        <w:t xml:space="preserve"> </w:t>
+      </w:r>
+      <w:r>
+        <w:t xml:space="preserve">“</w:t>
+      </w:r>
+      <w:r>
+        <w:t xml:space="preserve">ICH M14</w:t>
+      </w:r>
+      <w:r>
+        <w:t xml:space="preserve"> </w:t>
+      </w:r>
+      <w:r>
+        <w:t xml:space="preserve">Guidance for Industry: General Principles on Planning, Designing, and Analyzing Non-Interventional Studies Using Real-World Data for Safety Assessment of Medicines.”</w:t>
+      </w:r>
+    </w:p>
+    <w:bookmarkEnd w:id="151"/>
+    <w:bookmarkStart w:id="153" w:name="ref-kahn2016data"/>
     <w:p>
       <w:pPr>
         <w:pStyle w:val="Bibliography"/>
@@ -28912,7 +29192,7 @@
       <w:r>
         <w:t xml:space="preserve"> </w:t>
       </w:r>
-      <w:hyperlink r:id="rId151">
+      <w:hyperlink r:id="rId152">
         <w:r>
           <w:rPr>
             <w:rStyle w:val="Hyperlink"/>
@@ -28924,8 +29204,8 @@
         <w:t xml:space="preserve">.</w:t>
       </w:r>
     </w:p>
-    <w:bookmarkEnd w:id="152"/>
-    <w:bookmarkStart w:id="153" w:name="ref-kent2026fiord"/>
+    <w:bookmarkEnd w:id="153"/>
+    <w:bookmarkStart w:id="154" w:name="ref-kent2026fiord"/>
     <w:p>
       <w:pPr>
         <w:pStyle w:val="Bibliography"/>
@@ -28946,8 +29226,8 @@
         <w:t xml:space="preserve">Conference presentation, 4th Annual Forum on the Integration of Observational and Randomized Data (FIORD), Day 1 Lunch session.</w:t>
       </w:r>
     </w:p>
-    <w:bookmarkEnd w:id="153"/>
-    <w:bookmarkStart w:id="155" w:name="ref-vdL2007superlearner"/>
+    <w:bookmarkEnd w:id="154"/>
+    <w:bookmarkStart w:id="156" w:name="ref-vdL2007superlearner"/>
     <w:p>
       <w:pPr>
         <w:pStyle w:val="Bibliography"/>
@@ -28980,7 +29260,7 @@
       <w:r>
         <w:t xml:space="preserve"> </w:t>
       </w:r>
-      <w:hyperlink r:id="rId154">
+      <w:hyperlink r:id="rId155">
         <w:r>
           <w:rPr>
             <w:rStyle w:val="Hyperlink"/>
@@ -28992,8 +29272,8 @@
         <w:t xml:space="preserve">.</w:t>
       </w:r>
     </w:p>
-    <w:bookmarkEnd w:id="155"/>
-    <w:bookmarkStart w:id="157" w:name="ref-vdL2011tlbook"/>
+    <w:bookmarkEnd w:id="156"/>
+    <w:bookmarkStart w:id="158" w:name="ref-vdL2011tlbook"/>
     <w:p>
       <w:pPr>
         <w:pStyle w:val="Bibliography"/>
@@ -29017,7 +29297,7 @@
       <w:r>
         <w:t xml:space="preserve"> </w:t>
       </w:r>
-      <w:hyperlink r:id="rId156">
+      <w:hyperlink r:id="rId157">
         <w:r>
           <w:rPr>
             <w:rStyle w:val="Hyperlink"/>
@@ -29029,8 +29309,8 @@
         <w:t xml:space="preserve">.</w:t>
       </w:r>
     </w:p>
-    <w:bookmarkEnd w:id="157"/>
-    <w:bookmarkStart w:id="159" w:name="ref-vanderLaan2006tmle"/>
+    <w:bookmarkEnd w:id="158"/>
+    <w:bookmarkStart w:id="160" w:name="ref-vanderLaan2006tmle"/>
     <w:p>
       <w:pPr>
         <w:pStyle w:val="Bibliography"/>
@@ -29063,7 +29343,7 @@
       <w:r>
         <w:t xml:space="preserve"> </w:t>
       </w:r>
-      <w:hyperlink r:id="rId158">
+      <w:hyperlink r:id="rId159">
         <w:r>
           <w:rPr>
             <w:rStyle w:val="Hyperlink"/>
@@ -29075,8 +29355,8 @@
         <w:t xml:space="preserve">.</w:t>
       </w:r>
     </w:p>
-    <w:bookmarkEnd w:id="159"/>
-    <w:bookmarkStart w:id="161" w:name="ref-lash2014qba"/>
+    <w:bookmarkEnd w:id="160"/>
+    <w:bookmarkStart w:id="162" w:name="ref-lash2014qba"/>
     <w:p>
       <w:pPr>
         <w:pStyle w:val="Bibliography"/>
@@ -29109,7 +29389,7 @@
       <w:r>
         <w:t xml:space="preserve"> </w:t>
       </w:r>
-      <w:hyperlink r:id="rId160">
+      <w:hyperlink r:id="rId161">
         <w:r>
           <w:rPr>
             <w:rStyle w:val="Hyperlink"/>
@@ -29121,8 +29401,8 @@
         <w:t xml:space="preserve">.</w:t>
       </w:r>
     </w:p>
-    <w:bookmarkEnd w:id="161"/>
-    <w:bookmarkStart w:id="163" w:name="ref-levintow2023nco"/>
+    <w:bookmarkEnd w:id="162"/>
+    <w:bookmarkStart w:id="164" w:name="ref-levintow2023nco"/>
     <w:p>
       <w:pPr>
         <w:pStyle w:val="Bibliography"/>
@@ -29155,7 +29435,7 @@
       <w:r>
         <w:t xml:space="preserve"> </w:t>
       </w:r>
-      <w:hyperlink r:id="rId162">
+      <w:hyperlink r:id="rId163">
         <w:r>
           <w:rPr>
             <w:rStyle w:val="Hyperlink"/>
@@ -29167,8 +29447,8 @@
         <w:t xml:space="preserve">.</w:t>
       </w:r>
     </w:p>
-    <w:bookmarkEnd w:id="163"/>
-    <w:bookmarkStart w:id="165" w:name="ref-lipsitch2010negative"/>
+    <w:bookmarkEnd w:id="164"/>
+    <w:bookmarkStart w:id="166" w:name="ref-lipsitch2010negative"/>
     <w:p>
       <w:pPr>
         <w:pStyle w:val="Bibliography"/>
@@ -29201,7 +29481,7 @@
       <w:r>
         <w:t xml:space="preserve"> </w:t>
       </w:r>
-      <w:hyperlink r:id="rId164">
+      <w:hyperlink r:id="rId165">
         <w:r>
           <w:rPr>
             <w:rStyle w:val="Hyperlink"/>
@@ -29213,8 +29493,8 @@
         <w:t xml:space="preserve">.</w:t>
       </w:r>
     </w:p>
-    <w:bookmarkEnd w:id="165"/>
-    <w:bookmarkStart w:id="167" w:name="ref-mcgrath2021romiplostim"/>
+    <w:bookmarkEnd w:id="166"/>
+    <w:bookmarkStart w:id="168" w:name="ref-mcgrath2021romiplostim"/>
     <w:p>
       <w:pPr>
         <w:pStyle w:val="Bibliography"/>
@@ -29247,7 +29527,7 @@
       <w:r>
         <w:t xml:space="preserve"> </w:t>
       </w:r>
-      <w:hyperlink r:id="rId166">
+      <w:hyperlink r:id="rId167">
         <w:r>
           <w:rPr>
             <w:rStyle w:val="Hyperlink"/>
@@ -29259,8 +29539,8 @@
         <w:t xml:space="preserve">.</w:t>
       </w:r>
     </w:p>
-    <w:bookmarkEnd w:id="167"/>
-    <w:bookmarkStart w:id="169" w:name="ref-muntner2024staging"/>
+    <w:bookmarkEnd w:id="168"/>
+    <w:bookmarkStart w:id="170" w:name="ref-muntner2024staging"/>
     <w:p>
       <w:pPr>
         <w:pStyle w:val="Bibliography"/>
@@ -29293,7 +29573,7 @@
       <w:r>
         <w:t xml:space="preserve"> </w:t>
       </w:r>
-      <w:hyperlink r:id="rId168">
+      <w:hyperlink r:id="rId169">
         <w:r>
           <w:rPr>
             <w:rStyle w:val="Hyperlink"/>
@@ -29305,8 +29585,8 @@
         <w:t xml:space="preserve">.</w:t>
       </w:r>
     </w:p>
-    <w:bookmarkEnd w:id="169"/>
-    <w:bookmarkStart w:id="171" w:name="ref-petersen2014roadmap"/>
+    <w:bookmarkEnd w:id="170"/>
+    <w:bookmarkStart w:id="172" w:name="ref-petersen2014roadmap"/>
     <w:p>
       <w:pPr>
         <w:pStyle w:val="Bibliography"/>
@@ -29339,7 +29619,7 @@
       <w:r>
         <w:t xml:space="preserve"> </w:t>
       </w:r>
-      <w:hyperlink r:id="rId170">
+      <w:hyperlink r:id="rId171">
         <w:r>
           <w:rPr>
             <w:rStyle w:val="Hyperlink"/>
@@ -29351,8 +29631,8 @@
         <w:t xml:space="preserve">.</w:t>
       </w:r>
     </w:p>
-    <w:bookmarkEnd w:id="171"/>
-    <w:bookmarkStart w:id="173" w:name="ref-phillips2023sl"/>
+    <w:bookmarkEnd w:id="172"/>
+    <w:bookmarkStart w:id="174" w:name="ref-phillips2023sl"/>
     <w:p>
       <w:pPr>
         <w:pStyle w:val="Bibliography"/>
@@ -29385,7 +29665,7 @@
       <w:r>
         <w:t xml:space="preserve"> </w:t>
       </w:r>
-      <w:hyperlink r:id="rId172">
+      <w:hyperlink r:id="rId173">
         <w:r>
           <w:rPr>
             <w:rStyle w:val="Hyperlink"/>
@@ -29397,8 +29677,8 @@
         <w:t xml:space="preserve">.</w:t>
       </w:r>
     </w:p>
-    <w:bookmarkEnd w:id="173"/>
-    <w:bookmarkStart w:id="175" w:name="ref-rcoreteam2024"/>
+    <w:bookmarkEnd w:id="174"/>
+    <w:bookmarkStart w:id="176" w:name="ref-rcoreteam2024"/>
     <w:p>
       <w:pPr>
         <w:pStyle w:val="Bibliography"/>
@@ -29427,7 +29707,7 @@
       <w:r>
         <w:t xml:space="preserve"> </w:t>
       </w:r>
-      <w:hyperlink r:id="rId174">
+      <w:hyperlink r:id="rId175">
         <w:r>
           <w:rPr>
             <w:rStyle w:val="Hyperlink"/>
@@ -29439,8 +29719,8 @@
         <w:t xml:space="preserve">.</w:t>
       </w:r>
     </w:p>
-    <w:bookmarkEnd w:id="175"/>
-    <w:bookmarkStart w:id="176" w:name="ref-robins1986newapproach"/>
+    <w:bookmarkEnd w:id="176"/>
+    <w:bookmarkStart w:id="177" w:name="ref-robins1986newapproach"/>
     <w:p>
       <w:pPr>
         <w:pStyle w:val="Bibliography"/>
@@ -29471,8 +29751,8 @@
         <w:t xml:space="preserve">7 (9-12): 1393–1512.</w:t>
       </w:r>
     </w:p>
-    <w:bookmarkEnd w:id="176"/>
-    <w:bookmarkStart w:id="177" w:name="ref-robins1992rotnitzky"/>
+    <w:bookmarkEnd w:id="177"/>
+    <w:bookmarkStart w:id="178" w:name="ref-robins1992rotnitzky"/>
     <w:p>
       <w:pPr>
         <w:pStyle w:val="Bibliography"/>
@@ -29493,8 +29773,8 @@
         <w:t xml:space="preserve">297–331.</w:t>
       </w:r>
     </w:p>
-    <w:bookmarkEnd w:id="177"/>
-    <w:bookmarkStart w:id="178" w:name="ref-schreck2024plasmode"/>
+    <w:bookmarkEnd w:id="178"/>
+    <w:bookmarkStart w:id="179" w:name="ref-schreck2024plasmode"/>
     <w:p>
       <w:pPr>
         <w:pStyle w:val="Bibliography"/>
@@ -29522,8 +29802,8 @@
         <w:t xml:space="preserve">.</w:t>
       </w:r>
     </w:p>
-    <w:bookmarkEnd w:id="178"/>
-    <w:bookmarkStart w:id="180" w:name="ref-schuler2017tmle"/>
+    <w:bookmarkEnd w:id="179"/>
+    <w:bookmarkStart w:id="181" w:name="ref-schuler2017tmle"/>
     <w:p>
       <w:pPr>
         <w:pStyle w:val="Bibliography"/>
@@ -29556,7 +29836,7 @@
       <w:r>
         <w:t xml:space="preserve"> </w:t>
       </w:r>
-      <w:hyperlink r:id="rId179">
+      <w:hyperlink r:id="rId180">
         <w:r>
           <w:rPr>
             <w:rStyle w:val="Hyperlink"/>
@@ -29568,8 +29848,8 @@
         <w:t xml:space="preserve">.</w:t>
       </w:r>
     </w:p>
-    <w:bookmarkEnd w:id="180"/>
-    <w:bookmarkStart w:id="182" w:name="ref-fda2018rwe"/>
+    <w:bookmarkEnd w:id="181"/>
+    <w:bookmarkStart w:id="183" w:name="ref-fda2018rwe"/>
     <w:p>
       <w:pPr>
         <w:pStyle w:val="Bibliography"/>
@@ -29598,7 +29878,7 @@
       <w:r>
         <w:t xml:space="preserve"> </w:t>
       </w:r>
-      <w:hyperlink r:id="rId181">
+      <w:hyperlink r:id="rId182">
         <w:r>
           <w:rPr>
             <w:rStyle w:val="Hyperlink"/>
@@ -29610,8 +29890,8 @@
         <w:t xml:space="preserve">.</w:t>
       </w:r>
     </w:p>
-    <w:bookmarkEnd w:id="182"/>
-    <w:bookmarkStart w:id="184" w:name="ref-fda2021registries"/>
+    <w:bookmarkEnd w:id="183"/>
+    <w:bookmarkStart w:id="185" w:name="ref-fda2021registries"/>
     <w:p>
       <w:pPr>
         <w:pStyle w:val="Bibliography"/>
@@ -29628,7 +29908,7 @@
       <w:r>
         <w:t xml:space="preserve"> </w:t>
       </w:r>
-      <w:hyperlink r:id="rId183">
+      <w:hyperlink r:id="rId184">
         <w:r>
           <w:rPr>
             <w:rStyle w:val="Hyperlink"/>
@@ -29640,8 +29920,8 @@
         <w:t xml:space="preserve">.</w:t>
       </w:r>
     </w:p>
-    <w:bookmarkEnd w:id="184"/>
-    <w:bookmarkStart w:id="186" w:name="ref-fda2024considerations"/>
+    <w:bookmarkEnd w:id="185"/>
+    <w:bookmarkStart w:id="187" w:name="ref-fda2024considerations"/>
     <w:p>
       <w:pPr>
         <w:pStyle w:val="Bibliography"/>
@@ -29658,7 +29938,7 @@
       <w:r>
         <w:t xml:space="preserve"> </w:t>
       </w:r>
-      <w:hyperlink r:id="rId185">
+      <w:hyperlink r:id="rId186">
         <w:r>
           <w:rPr>
             <w:rStyle w:val="Hyperlink"/>
@@ -29670,8 +29950,8 @@
         <w:t xml:space="preserve">.</w:t>
       </w:r>
     </w:p>
-    <w:bookmarkEnd w:id="186"/>
-    <w:bookmarkStart w:id="188" w:name="ref-fda2024ehrclaims"/>
+    <w:bookmarkEnd w:id="187"/>
+    <w:bookmarkStart w:id="189" w:name="ref-fda2024ehrclaims"/>
     <w:p>
       <w:pPr>
         <w:pStyle w:val="Bibliography"/>
@@ -29688,7 +29968,7 @@
       <w:r>
         <w:t xml:space="preserve"> </w:t>
       </w:r>
-      <w:hyperlink r:id="rId187">
+      <w:hyperlink r:id="rId188">
         <w:r>
           <w:rPr>
             <w:rStyle w:val="Hyperlink"/>
@@ -29700,8 +29980,8 @@
         <w:t xml:space="preserve">.</w:t>
       </w:r>
     </w:p>
-    <w:bookmarkEnd w:id="188"/>
-    <w:bookmarkStart w:id="190" w:name="ref-fda2024noninterventional"/>
+    <w:bookmarkEnd w:id="189"/>
+    <w:bookmarkStart w:id="191" w:name="ref-fda2024noninterventional"/>
     <w:p>
       <w:pPr>
         <w:pStyle w:val="Bibliography"/>
@@ -29718,7 +29998,7 @@
       <w:r>
         <w:t xml:space="preserve"> </w:t>
       </w:r>
-      <w:hyperlink r:id="rId189">
+      <w:hyperlink r:id="rId190">
         <w:r>
           <w:rPr>
             <w:rStyle w:val="Hyperlink"/>
@@ -29730,8 +30010,8 @@
         <w:t xml:space="preserve">.</w:t>
       </w:r>
     </w:p>
-    <w:bookmarkEnd w:id="190"/>
-    <w:bookmarkStart w:id="192" w:name="ref-vanderWeele2017evalue"/>
+    <w:bookmarkEnd w:id="191"/>
+    <w:bookmarkStart w:id="193" w:name="ref-vanderWeele2017evalue"/>
     <w:p>
       <w:pPr>
         <w:pStyle w:val="Bibliography"/>
@@ -29773,7 +30053,7 @@
       <w:r>
         <w:t xml:space="preserve"> </w:t>
       </w:r>
-      <w:hyperlink r:id="rId191">
+      <w:hyperlink r:id="rId192">
         <w:r>
           <w:rPr>
             <w:rStyle w:val="Hyperlink"/>
@@ -29785,8 +30065,8 @@
         <w:t xml:space="preserve">.</w:t>
       </w:r>
     </w:p>
-    <w:bookmarkEnd w:id="192"/>
-    <w:bookmarkStart w:id="194" w:name="ref-wang2021startrwe"/>
+    <w:bookmarkEnd w:id="193"/>
+    <w:bookmarkStart w:id="195" w:name="ref-wang2021startrwe"/>
     <w:p>
       <w:pPr>
         <w:pStyle w:val="Bibliography"/>
@@ -29825,7 +30105,7 @@
       <w:r>
         <w:t xml:space="preserve"> </w:t>
       </w:r>
-      <w:hyperlink r:id="rId193">
+      <w:hyperlink r:id="rId194">
         <w:r>
           <w:rPr>
             <w:rStyle w:val="Hyperlink"/>
@@ -29837,8 +30117,8 @@
         <w:t xml:space="preserve">.</w:t>
       </w:r>
     </w:p>
-    <w:bookmarkEnd w:id="194"/>
-    <w:bookmarkStart w:id="196" w:name="ref-wang2023harper"/>
+    <w:bookmarkEnd w:id="195"/>
+    <w:bookmarkStart w:id="197" w:name="ref-wang2023harper"/>
     <w:p>
       <w:pPr>
         <w:pStyle w:val="Bibliography"/>
@@ -29874,7 +30154,7 @@
       <w:r>
         <w:t xml:space="preserve"> </w:t>
       </w:r>
-      <w:hyperlink r:id="rId195">
+      <w:hyperlink r:id="rId196">
         <w:r>
           <w:rPr>
             <w:rStyle w:val="Hyperlink"/>
@@ -29886,8 +30166,8 @@
         <w:t xml:space="preserve">.</w:t>
       </w:r>
     </w:p>
-    <w:bookmarkEnd w:id="196"/>
-    <w:bookmarkStart w:id="197" w:name="ref-lmtppackage2021"/>
+    <w:bookmarkEnd w:id="197"/>
+    <w:bookmarkStart w:id="198" w:name="ref-lmtppackage2021"/>
     <w:p>
       <w:pPr>
         <w:pStyle w:val="Bibliography"/>
@@ -29902,8 +30182,8 @@
         <w:t xml:space="preserve">“Lmtp: Non-Parametric Causal Effects of Feasible Interventions Based on Modified Treatment Policies.”</w:t>
       </w:r>
     </w:p>
-    <w:bookmarkEnd w:id="197"/>
-    <w:bookmarkStart w:id="198" w:name="ref-xu2020bootstrap"/>
+    <w:bookmarkEnd w:id="198"/>
+    <w:bookmarkStart w:id="199" w:name="ref-xu2020bootstrap"/>
     <w:p>
       <w:pPr>
         <w:pStyle w:val="Bibliography"/>
@@ -29934,8 +30214,8 @@
         <w:t xml:space="preserve">74 (4): 345–58.</w:t>
       </w:r>
     </w:p>
-    <w:bookmarkEnd w:id="198"/>
-    <w:bookmarkStart w:id="199" w:name="ref-zheng2011crossvalidated"/>
+    <w:bookmarkEnd w:id="199"/>
+    <w:bookmarkStart w:id="200" w:name="ref-zheng2011crossvalidated"/>
     <w:p>
       <w:pPr>
         <w:pStyle w:val="Bibliography"/>
@@ -29969,8 +30249,8 @@
         <w:t xml:space="preserve">, 459–74. Springer.</w:t>
       </w:r>
     </w:p>
-    <w:bookmarkEnd w:id="199"/>
     <w:bookmarkEnd w:id="200"/>
+    <w:bookmarkEnd w:id="201"/>
     <w:p>
       <w:pPr>
         <w:pStyle w:val="SourceCode"/>
@@ -30288,7 +30568,7 @@
         <w:t xml:space="preserve">R&gt;  [41] htmltools_0.5.8.1</w:t>
       </w:r>
     </w:p>
-    <w:bookmarkEnd w:id="201"/>
+    <w:bookmarkEnd w:id="202"/>
     <w:sectPr/>
   </w:body>
 </w:document>

--- a/reports/manuscript_outcome_blind_dq.docx
+++ b/reports/manuscript_outcome_blind_dq.docx
@@ -134,67 +134,61 @@
         <w:pStyle w:val="BodyText"/>
       </w:pPr>
       <w:r>
-        <w:t xml:space="preserve">We present cleanTMLE, an R package that operationalises a staged,</w:t>
-      </w:r>
-      <w:r>
-        <w:t xml:space="preserve"> </w:t>
-      </w:r>
-      <w:r>
-        <w:t xml:space="preserve">outcome-blind targeted-learning workflow for binary point-treatment</w:t>
-      </w:r>
-      <w:r>
-        <w:t xml:space="preserve"> </w:t>
-      </w:r>
-      <w:r>
-        <w:t xml:space="preserve">studies. The package is situated inside the causal roadmap:</w:t>
-      </w:r>
-      <w:r>
-        <w:t xml:space="preserve"> </w:t>
-      </w:r>
-      <w:r>
-        <w:t xml:space="preserve">investigators first define the causal question, observed data,</w:t>
-      </w:r>
-      <w:r>
-        <w:t xml:space="preserve"> </w:t>
-      </w:r>
-      <w:r>
-        <w:t xml:space="preserve">identification assumptions, statistical estimand, and candidate</w:t>
-      </w:r>
-      <w:r>
-        <w:t xml:space="preserve"> </w:t>
-      </w:r>
-      <w:r>
-        <w:t xml:space="preserve">estimators, then use outcome-blind simulations to compare candidate</w:t>
-      </w:r>
-      <w:r>
-        <w:t xml:space="preserve"> </w:t>
-      </w:r>
-      <w:r>
-        <w:t xml:space="preserve">estimators before examining the observed treatment-outcome</w:t>
-      </w:r>
-      <w:r>
-        <w:t xml:space="preserve"> </w:t>
-      </w:r>
-      <w:r>
-        <w:t xml:space="preserve">association. cleanTMLE extends this workflow with a plasmode</w:t>
-      </w:r>
-      <w:r>
-        <w:t xml:space="preserve"> </w:t>
-      </w:r>
-      <w:r>
-        <w:t xml:space="preserve">data-quality stress test. Using the empirical covariate and</w:t>
-      </w:r>
-      <w:r>
-        <w:t xml:space="preserve"> </w:t>
-      </w:r>
-      <w:r>
-        <w:t xml:space="preserve">treatment structure, the package generates synthetic outcomes and</w:t>
-      </w:r>
-      <w:r>
-        <w:t xml:space="preserve"> </w:t>
-      </w:r>
-      <w:r>
-        <w:t xml:space="preserve">evaluates candidate estimators under prespecified threats,</w:t>
+        <w:t xml:space="preserve">cleanTMLE is an R package for staged, outcome-blind targeted</w:t>
+      </w:r>
+      <w:r>
+        <w:t xml:space="preserve"> </w:t>
+      </w:r>
+      <w:r>
+        <w:t xml:space="preserve">learning on binary point-treatment studies. Working inside the</w:t>
+      </w:r>
+      <w:r>
+        <w:t xml:space="preserve"> </w:t>
+      </w:r>
+      <w:r>
+        <w:t xml:space="preserve">causal roadmap, the analyst first defines the causal question,</w:t>
+      </w:r>
+      <w:r>
+        <w:t xml:space="preserve"> </w:t>
+      </w:r>
+      <w:r>
+        <w:t xml:space="preserve">observed data, identification assumptions, statistical estimand,</w:t>
+      </w:r>
+      <w:r>
+        <w:t xml:space="preserve"> </w:t>
+      </w:r>
+      <w:r>
+        <w:t xml:space="preserve">and a set of candidate estimators, then uses outcome-blind</w:t>
+      </w:r>
+      <w:r>
+        <w:t xml:space="preserve"> </w:t>
+      </w:r>
+      <w:r>
+        <w:t xml:space="preserve">simulation to compare those candidates before inspecting the</w:t>
+      </w:r>
+      <w:r>
+        <w:t xml:space="preserve"> </w:t>
+      </w:r>
+      <w:r>
+        <w:t xml:space="preserve">observed treatment-outcome association. The package extends this</w:t>
+      </w:r>
+      <w:r>
+        <w:t xml:space="preserve"> </w:t>
+      </w:r>
+      <w:r>
+        <w:t xml:space="preserve">loop with a plasmode data-quality stress test: it generates</w:t>
+      </w:r>
+      <w:r>
+        <w:t xml:space="preserve"> </w:t>
+      </w:r>
+      <w:r>
+        <w:t xml:space="preserve">synthetic outcomes from the empirical covariate and treatment</w:t>
+      </w:r>
+      <w:r>
+        <w:t xml:space="preserve"> </w:t>
+      </w:r>
+      <w:r>
+        <w:t xml:space="preserve">structure and evaluates each candidate under prespecified threats,</w:t>
       </w:r>
       <w:r>
         <w:t xml:space="preserve"> </w:t>
@@ -288,67 +282,67 @@
         <w:pStyle w:val="BodyText"/>
       </w:pPr>
       <w:r>
-        <w:t xml:space="preserve">We also demonstrate the workflow in the Rescue.Co Kenya Trauma</w:t>
-      </w:r>
-      <w:r>
-        <w:t xml:space="preserve"> </w:t>
-      </w:r>
-      <w:r>
-        <w:t xml:space="preserve">Registry (n = 1,693; 24.6 % outcome missingness). Six estimators</w:t>
-      </w:r>
-      <w:r>
-        <w:t xml:space="preserve"> </w:t>
-      </w:r>
-      <w:r>
-        <w:t xml:space="preserve">agreed on direction, with risk differences from 0.026 to 0.037 in</w:t>
-      </w:r>
-      <w:r>
-        <w:t xml:space="preserve"> </w:t>
-      </w:r>
-      <w:r>
-        <w:t xml:space="preserve">favour of Rescue.Co transport, while the prespecified primary TMLE</w:t>
-      </w:r>
-      <w:r>
-        <w:t xml:space="preserve"> </w:t>
-      </w:r>
-      <w:r>
-        <w:t xml:space="preserve">interval crossed zero. This case study is a workflow demonstration,</w:t>
-      </w:r>
-      <w:r>
-        <w:t xml:space="preserve"> </w:t>
-      </w:r>
-      <w:r>
-        <w:t xml:space="preserve">not a causal claim. cleanTMLE does not replace target-trial design,</w:t>
-      </w:r>
-      <w:r>
-        <w:t xml:space="preserve"> </w:t>
-      </w:r>
-      <w:r>
-        <w:t xml:space="preserve">fit-for-purpose data review, validation studies, independent</w:t>
-      </w:r>
-      <w:r>
-        <w:t xml:space="preserve"> </w:t>
-      </w:r>
-      <w:r>
-        <w:t xml:space="preserve">governance, or post-outcome sensitivity analyses. Its contribution</w:t>
-      </w:r>
-      <w:r>
-        <w:t xml:space="preserve"> </w:t>
-      </w:r>
-      <w:r>
-        <w:t xml:space="preserve">is narrower: it turns prespecified targeted-learning decisions,</w:t>
-      </w:r>
-      <w:r>
-        <w:t xml:space="preserve"> </w:t>
-      </w:r>
-      <w:r>
-        <w:t xml:space="preserve">outcome-blind estimator selection, and data-quality stress testing</w:t>
-      </w:r>
-      <w:r>
-        <w:t xml:space="preserve"> </w:t>
-      </w:r>
-      <w:r>
-        <w:t xml:space="preserve">into reproducible, auditable software artifacts.</w:t>
+        <w:t xml:space="preserve">We illustrate the workflow on the Rescue.Co Kenya Trauma Registry</w:t>
+      </w:r>
+      <w:r>
+        <w:t xml:space="preserve"> </w:t>
+      </w:r>
+      <w:r>
+        <w:t xml:space="preserve">(n = 1,693; 24.6 % outcome missingness). Six estimators agreed on</w:t>
+      </w:r>
+      <w:r>
+        <w:t xml:space="preserve"> </w:t>
+      </w:r>
+      <w:r>
+        <w:t xml:space="preserve">direction, with risk differences from 0.026 to 0.037 favouring</w:t>
+      </w:r>
+      <w:r>
+        <w:t xml:space="preserve"> </w:t>
+      </w:r>
+      <w:r>
+        <w:t xml:space="preserve">Rescue.Co transport; the prespecified primary TMLE interval crossed</w:t>
+      </w:r>
+      <w:r>
+        <w:t xml:space="preserve"> </w:t>
+      </w:r>
+      <w:r>
+        <w:t xml:space="preserve">zero. cleanTMLE is the software layer of an outcome-blind staged</w:t>
+      </w:r>
+      <w:r>
+        <w:t xml:space="preserve"> </w:t>
+      </w:r>
+      <w:r>
+        <w:t xml:space="preserve">workflow: it does not replace target-trial design, fit-for-purpose</w:t>
+      </w:r>
+      <w:r>
+        <w:t xml:space="preserve"> </w:t>
+      </w:r>
+      <w:r>
+        <w:t xml:space="preserve">data review, validation studies, independent governance, or</w:t>
+      </w:r>
+      <w:r>
+        <w:t xml:space="preserve"> </w:t>
+      </w:r>
+      <w:r>
+        <w:t xml:space="preserve">post-outcome sensitivity analyses. Its contribution is to turn</w:t>
+      </w:r>
+      <w:r>
+        <w:t xml:space="preserve"> </w:t>
+      </w:r>
+      <w:r>
+        <w:t xml:space="preserve">prespecified targeted-learning decisions, outcome-blind estimator</w:t>
+      </w:r>
+      <w:r>
+        <w:t xml:space="preserve"> </w:t>
+      </w:r>
+      <w:r>
+        <w:t xml:space="preserve">selection, and data-quality stress testing into a reproducible</w:t>
+      </w:r>
+      <w:r>
+        <w:t xml:space="preserve"> </w:t>
+      </w:r>
+      <w:r>
+        <w:t xml:space="preserve">record an external reviewer can reconstruct.</w:t>
       </w:r>
     </w:p>
     <w:p>
@@ -1096,19 +1090,19 @@
         <w:t xml:space="preserve"> </w:t>
       </w:r>
       <w:r>
-        <w:t xml:space="preserve">package that operationalises an</w:t>
-      </w:r>
-      <w:r>
-        <w:t xml:space="preserve"> </w:t>
-      </w:r>
-      <w:r>
-        <w:t xml:space="preserve">outcome-blind staged workflow for the estimator-selection and</w:t>
-      </w:r>
-      <w:r>
-        <w:t xml:space="preserve"> </w:t>
-      </w:r>
-      <w:r>
-        <w:t xml:space="preserve">stress-testing steps of the causal roadmap</w:t>
+        <w:t xml:space="preserve">package that implements the</w:t>
+      </w:r>
+      <w:r>
+        <w:t xml:space="preserve"> </w:t>
+      </w:r>
+      <w:r>
+        <w:t xml:space="preserve">estimator-selection and stress-testing steps of an outcome-blind</w:t>
+      </w:r>
+      <w:r>
+        <w:t xml:space="preserve"> </w:t>
+      </w:r>
+      <w:r>
+        <w:t xml:space="preserve">staged workflow within the causal roadmap</w:t>
       </w:r>
       <w:r>
         <w:t xml:space="preserve"> </w:t>
@@ -7530,7 +7524,7 @@
         <w:t xml:space="preserve"> </w:t>
       </w:r>
       <w:r>
-        <w:t xml:space="preserve">behavior under prespecified perturbations.</w:t>
+        <w:t xml:space="preserve">behaviour under prespecified perturbations.</w:t>
       </w:r>
     </w:p>
     <w:bookmarkEnd w:id="50"/>
@@ -18099,7 +18093,7 @@
         <w:t xml:space="preserve"> </w:t>
       </w:r>
       <w:r>
-        <w:t xml:space="preserve">workflow: confirming acceptable finite-sample behavior, detecting</w:t>
+        <w:t xml:space="preserve">workflow: confirming acceptable finite-sample behaviour, detecting</w:t>
       </w:r>
       <w:r>
         <w:t xml:space="preserve"> </w:t>
@@ -18129,7 +18123,7 @@
         <w:t xml:space="preserve"> </w:t>
       </w:r>
       <w:r>
-        <w:t xml:space="preserve">Monte Carlo noise. Three patterns are robust to noise.</w:t>
+        <w:t xml:space="preserve">Monte Carlo noise.</w:t>
       </w:r>
     </w:p>
     <w:p>
@@ -18137,7 +18131,7 @@
         <w:pStyle w:val="BodyText"/>
       </w:pPr>
       <w:r>
-        <w:t xml:space="preserve">First, under good overlap (Scenario A) all adjusted estimators</w:t>
+        <w:t xml:space="preserve">Under good overlap (Scenario A) all adjusted estimators</w:t>
       </w:r>
       <w:r>
         <w:t xml:space="preserve"> </w:t>
@@ -18175,7 +18169,7 @@
         <w:pStyle w:val="BodyText"/>
       </w:pPr>
       <w:r>
-        <w:t xml:space="preserve">Second, under marginal overlap (Scenario B) the crude estimator</w:t>
+        <w:t xml:space="preserve">Under marginal overlap (Scenario B) the crude estimator</w:t>
       </w:r>
       <w:r>
         <w:t xml:space="preserve"> </w:t>
@@ -18231,7 +18225,7 @@
         <w:pStyle w:val="BodyText"/>
       </w:pPr>
       <w:r>
-        <w:t xml:space="preserve">Third, under unmeasured confounding (Scenario C) every estimator is</w:t>
+        <w:t xml:space="preserve">Under unmeasured confounding (Scenario C) every estimator is</w:t>
       </w:r>
       <w:r>
         <w:t xml:space="preserve"> </w:t>
@@ -18345,7 +18339,7 @@
         <w:pStyle w:val="BodyText"/>
       </w:pPr>
       <w:r>
-        <w:t xml:space="preserve">A fourth pattern concerns standard-error calibration for the IPW</w:t>
+        <w:t xml:space="preserve">A separate pattern concerns standard-error calibration for the IPW</w:t>
       </w:r>
       <w:r>
         <w:t xml:space="preserve"> </w:t>
@@ -22858,61 +22852,25 @@
         <w:pStyle w:val="FirstParagraph"/>
       </w:pPr>
       <w:r>
-        <w:t xml:space="preserve">We use the Rescue.Co Kenya Trauma Registry as a</w:t>
-      </w:r>
-      <w:r>
-        <w:t xml:space="preserve"> </w:t>
-      </w:r>
-      <w:r>
-        <w:rPr>
-          <w:b/>
-          <w:bCs/>
-        </w:rPr>
-        <w:t xml:space="preserve">workflow</w:t>
-      </w:r>
-      <w:r>
-        <w:rPr>
-          <w:b/>
-          <w:bCs/>
-        </w:rPr>
-        <w:t xml:space="preserve"> </w:t>
-      </w:r>
-      <w:r>
-        <w:rPr>
-          <w:b/>
-          <w:bCs/>
-        </w:rPr>
-        <w:t xml:space="preserve">demonstration</w:t>
-      </w:r>
-      <w:r>
-        <w:t xml:space="preserve"> </w:t>
-      </w:r>
-      <w:r>
-        <w:t xml:space="preserve">and software stress test on a real registry</w:t>
-      </w:r>
-      <w:r>
-        <w:t xml:space="preserve"> </w:t>
-      </w:r>
-      <w:r>
-        <w:t xml:space="preserve">structure, not as evidence that the framework improves causal</w:t>
-      </w:r>
-      <w:r>
-        <w:t xml:space="preserve"> </w:t>
-      </w:r>
-      <w:r>
-        <w:t xml:space="preserve">validity. This case study demonstrates auditability and workflow</w:t>
-      </w:r>
-      <w:r>
-        <w:t xml:space="preserve"> </w:t>
-      </w:r>
-      <w:r>
-        <w:t xml:space="preserve">behavior; it is not intended as evidence that Rescue.Co transport</w:t>
-      </w:r>
-      <w:r>
-        <w:t xml:space="preserve"> </w:t>
-      </w:r>
-      <w:r>
-        <w:t xml:space="preserve">has a causal effect. The simulation in §</w:t>
+        <w:t xml:space="preserve">We use the Rescue.Co Kenya Trauma Registry as a workflow</w:t>
+      </w:r>
+      <w:r>
+        <w:t xml:space="preserve"> </w:t>
+      </w:r>
+      <w:r>
+        <w:t xml:space="preserve">demonstration on a real registry structure, not as evidence that</w:t>
+      </w:r>
+      <w:r>
+        <w:t xml:space="preserve"> </w:t>
+      </w:r>
+      <w:r>
+        <w:t xml:space="preserve">Rescue.Co transport has a causal effect. The simulation in</w:t>
+      </w:r>
+      <w:r>
+        <w:t xml:space="preserve"> </w:t>
+      </w:r>
+      <w:r>
+        <w:t xml:space="preserve">§</w:t>
       </w:r>
       <w:r>
         <w:t xml:space="preserve"> </w:t>
@@ -25379,19 +25337,7 @@
         <w:t xml:space="preserve"> </w:t>
       </w:r>
       <w:r>
-        <w:t xml:space="preserve">sensitivity row. This case study demonstrates auditability and</w:t>
-      </w:r>
-      <w:r>
-        <w:t xml:space="preserve"> </w:t>
-      </w:r>
-      <w:r>
-        <w:t xml:space="preserve">workflow behavior; it is not intended as evidence that Rescue.Co</w:t>
-      </w:r>
-      <w:r>
-        <w:t xml:space="preserve"> </w:t>
-      </w:r>
-      <w:r>
-        <w:t xml:space="preserve">transport has a causal effect.</w:t>
+        <w:t xml:space="preserve">sensitivity row.</w:t>
       </w:r>
     </w:p>
     <w:p>
@@ -28205,43 +28151,43 @@
         <w:t xml:space="preserve"> </w:t>
       </w:r>
       <w:r>
-        <w:t xml:space="preserve">decision rule can be applied uniformly to both. cleanTMLE</w:t>
-      </w:r>
-      <w:r>
-        <w:t xml:space="preserve"> </w:t>
-      </w:r>
-      <w:r>
-        <w:t xml:space="preserve">operationalises a quantitative bridge from qualitative</w:t>
-      </w:r>
-      <w:r>
-        <w:t xml:space="preserve"> </w:t>
-      </w:r>
-      <w:r>
-        <w:t xml:space="preserve">data-fitness concerns to prespecified outcome-blind plasmode</w:t>
-      </w:r>
-      <w:r>
-        <w:t xml:space="preserve"> </w:t>
-      </w:r>
-      <w:r>
-        <w:t xml:space="preserve">stress-test scenarios; it does not itself determine whether a data</w:t>
-      </w:r>
-      <w:r>
-        <w:t xml:space="preserve"> </w:t>
-      </w:r>
-      <w:r>
-        <w:t xml:space="preserve">source is fit for purpose, and the severity ranges entered into the</w:t>
-      </w:r>
-      <w:r>
-        <w:t xml:space="preserve"> </w:t>
-      </w:r>
-      <w:r>
-        <w:t xml:space="preserve">stress test must come from prior validation studies, data</w:t>
-      </w:r>
-      <w:r>
-        <w:t xml:space="preserve"> </w:t>
-      </w:r>
-      <w:r>
-        <w:t xml:space="preserve">profiling, or expert elicitation. The analysis-lock object, audit</w:t>
+        <w:t xml:space="preserve">decision rule can be applied uniformly to both. This is a</w:t>
+      </w:r>
+      <w:r>
+        <w:t xml:space="preserve"> </w:t>
+      </w:r>
+      <w:r>
+        <w:t xml:space="preserve">quantitative bridge from qualitative data-fitness concerns to</w:t>
+      </w:r>
+      <w:r>
+        <w:t xml:space="preserve"> </w:t>
+      </w:r>
+      <w:r>
+        <w:t xml:space="preserve">prespecified outcome-blind plasmode stress-test scenarios; the</w:t>
+      </w:r>
+      <w:r>
+        <w:t xml:space="preserve"> </w:t>
+      </w:r>
+      <w:r>
+        <w:t xml:space="preserve">package does not itself determine whether a data source is fit</w:t>
+      </w:r>
+      <w:r>
+        <w:t xml:space="preserve"> </w:t>
+      </w:r>
+      <w:r>
+        <w:t xml:space="preserve">for purpose, and the severity ranges entered into the stress test</w:t>
+      </w:r>
+      <w:r>
+        <w:t xml:space="preserve"> </w:t>
+      </w:r>
+      <w:r>
+        <w:t xml:space="preserve">must come from prior validation studies, data profiling, or</w:t>
+      </w:r>
+      <w:r>
+        <w:t xml:space="preserve"> </w:t>
+      </w:r>
+      <w:r>
+        <w:t xml:space="preserve">expert elicitation. The analysis-lock object, audit</w:t>
       </w:r>
       <w:r>
         <w:t xml:space="preserve"> </w:t>
@@ -28368,13 +28314,13 @@
         <w:t xml:space="preserve"> </w:t>
       </w:r>
       <w:r>
-        <w:t xml:space="preserve">Phillips, Lee, Ho, van der Laan, Petersen, and colleagues) whose</w:t>
-      </w:r>
-      <w:r>
-        <w:t xml:space="preserve"> </w:t>
-      </w:r>
-      <w:r>
-        <w:t xml:space="preserve">published frameworks cleanTMLE operationalises in software, and</w:t>
+        <w:t xml:space="preserve">Phillips, Lee, Ho, van der Laan, Petersen, and colleagues), whose</w:t>
+      </w:r>
+      <w:r>
+        <w:t xml:space="preserve"> </w:t>
+      </w:r>
+      <w:r>
+        <w:t xml:space="preserve">published frameworks this software builds on, and</w:t>
       </w:r>
       <w:r>
         <w:t xml:space="preserve"> </w:t>

--- a/reports/manuscript_outcome_blind_dq.docx
+++ b/reports/manuscript_outcome_blind_dq.docx
@@ -805,6 +805,36 @@
       </w:r>
       <w:r>
         <w:t xml:space="preserve">variable validation or for post-unblinding sensitivity analysis.</w:t>
+      </w:r>
+      <w:r>
+        <w:t xml:space="preserve"> </w:t>
+      </w:r>
+      <w:r>
+        <w:t xml:space="preserve">The workflow does not guarantee that estimator rankings under</w:t>
+      </w:r>
+      <w:r>
+        <w:t xml:space="preserve"> </w:t>
+      </w:r>
+      <w:r>
+        <w:t xml:space="preserve">synthetic outcomes will generalise to the realised outcome</w:t>
+      </w:r>
+      <w:r>
+        <w:t xml:space="preserve"> </w:t>
+      </w:r>
+      <w:r>
+        <w:t xml:space="preserve">process; the conclusions are only as credible as the</w:t>
+      </w:r>
+      <w:r>
+        <w:t xml:space="preserve"> </w:t>
+      </w:r>
+      <w:r>
+        <w:t xml:space="preserve">synthetic-outcome model and the externally justified severity</w:t>
+      </w:r>
+      <w:r>
+        <w:t xml:space="preserve"> </w:t>
+      </w:r>
+      <w:r>
+        <w:t xml:space="preserve">ranges entered into the DQ stress test.</w:t>
       </w:r>
     </w:p>
     <w:p>
@@ -7342,35 +7372,25 @@
         </w:numPr>
       </w:pPr>
       <w:r>
-        <w:t xml:space="preserve">DQ stress testing asks whether conclusions about estimator</w:t>
-      </w:r>
-      <w:r>
-        <w:t xml:space="preserve"> </w:t>
-      </w:r>
-      <w:r>
-        <w:t xml:space="preserve">suitability</w:t>
-      </w:r>
-      <w:r>
-        <w:t xml:space="preserve"> </w:t>
-      </w:r>
-      <w:r>
-        <w:rPr>
-          <w:i/>
-          <w:iCs/>
-        </w:rPr>
-        <w:t xml:space="preserve">persist</w:t>
-      </w:r>
-      <w:r>
-        <w:t xml:space="preserve"> </w:t>
-      </w:r>
-      <w:r>
-        <w:t xml:space="preserve">under prespecified violations or</w:t>
-      </w:r>
-      <w:r>
-        <w:t xml:space="preserve"> </w:t>
-      </w:r>
-      <w:r>
-        <w:t xml:space="preserve">degradations tied to fit-for-purpose concerns.</w:t>
+        <w:t xml:space="preserve">Negative-control analyses probe residual bias for selected NC</w:t>
+      </w:r>
+      <w:r>
+        <w:t xml:space="preserve"> </w:t>
+      </w:r>
+      <w:r>
+        <w:t xml:space="preserve">outcomes through a different data-generating channel and do not</w:t>
+      </w:r>
+      <w:r>
+        <w:t xml:space="preserve"> </w:t>
+      </w:r>
+      <w:r>
+        <w:t xml:space="preserve">characterise the behaviour of the primary estimator under DQ</w:t>
+      </w:r>
+      <w:r>
+        <w:t xml:space="preserve"> </w:t>
+      </w:r>
+      <w:r>
+        <w:t xml:space="preserve">perturbations.</w:t>
       </w:r>
     </w:p>
     <w:p>
@@ -7382,97 +7402,212 @@
         </w:numPr>
       </w:pPr>
       <w:r>
-        <w:t xml:space="preserve">A STOP under a stress scenario should be read as evidence that</w:t>
-      </w:r>
-      <w:r>
-        <w:t xml:space="preserve"> </w:t>
-      </w:r>
-      <w:r>
-        <w:t xml:space="preserve">the study requires redesign, external validation, additional</w:t>
-      </w:r>
-      <w:r>
-        <w:t xml:space="preserve"> </w:t>
-      </w:r>
-      <w:r>
-        <w:t xml:space="preserve">sensitivity analysis, or narrower causal claims before outcome</w:t>
-      </w:r>
-      <w:r>
-        <w:t xml:space="preserve"> </w:t>
-      </w:r>
-      <w:r>
-        <w:t xml:space="preserve">access.</w:t>
+        <w:t xml:space="preserve">DQ stress testing asks whether conclusions about estimator</w:t>
+      </w:r>
+      <w:r>
+        <w:t xml:space="preserve"> </w:t>
+      </w:r>
+      <w:r>
+        <w:t xml:space="preserve">suitability</w:t>
+      </w:r>
+      <w:r>
+        <w:t xml:space="preserve"> </w:t>
+      </w:r>
+      <w:r>
+        <w:rPr>
+          <w:i/>
+          <w:iCs/>
+        </w:rPr>
+        <w:t xml:space="preserve">persist</w:t>
+      </w:r>
+      <w:r>
+        <w:t xml:space="preserve"> </w:t>
+      </w:r>
+      <w:r>
+        <w:t xml:space="preserve">under prespecified violations or</w:t>
+      </w:r>
+      <w:r>
+        <w:t xml:space="preserve"> </w:t>
+      </w:r>
+      <w:r>
+        <w:t xml:space="preserve">degradations tied to fit-for-purpose concerns.</w:t>
       </w:r>
     </w:p>
     <w:p>
       <w:pPr>
-        <w:pStyle w:val="FirstParagraph"/>
-      </w:pPr>
-      <w:r>
-        <w:t xml:space="preserve">Propensity-score diagnostics assess empirical comparability,</w:t>
-      </w:r>
-      <w:r>
-        <w:t xml:space="preserve"> </w:t>
-      </w:r>
-      <w:r>
-        <w:t xml:space="preserve">overlap, and weight stability, but they do not estimate the</w:t>
-      </w:r>
-      <w:r>
-        <w:t xml:space="preserve"> </w:t>
-      </w:r>
-      <w:r>
-        <w:t xml:space="preserve">operating characteristics of a candidate estimator.</w:t>
-      </w:r>
-      <w:r>
-        <w:t xml:space="preserve"> </w:t>
-      </w:r>
-      <w:r>
-        <w:t xml:space="preserve">Negative-control analyses can help detect residual bias for</w:t>
-      </w:r>
-      <w:r>
-        <w:t xml:space="preserve"> </w:t>
-      </w:r>
-      <w:r>
-        <w:t xml:space="preserve">selected control outcomes, but they do not directly evaluate how</w:t>
-      </w:r>
-      <w:r>
-        <w:t xml:space="preserve"> </w:t>
-      </w:r>
-      <w:r>
-        <w:t xml:space="preserve">the primary estimator behaves under prespecified measurement</w:t>
-      </w:r>
-      <w:r>
-        <w:t xml:space="preserve"> </w:t>
-      </w:r>
-      <w:r>
-        <w:t xml:space="preserve">error, missingness, or unmeasured-confounding scenarios. DQ</w:t>
-      </w:r>
-      <w:r>
-        <w:t xml:space="preserve"> </w:t>
-      </w:r>
-      <w:r>
-        <w:t xml:space="preserve">stress testing addresses a different question: whether the locked</w:t>
-      </w:r>
-      <w:r>
-        <w:t xml:space="preserve"> </w:t>
-      </w:r>
-      <w:r>
-        <w:t xml:space="preserve">estimator-selection decision is stable under fit-for-purpose</w:t>
-      </w:r>
-      <w:r>
-        <w:t xml:space="preserve"> </w:t>
-      </w:r>
-      <w:r>
-        <w:t xml:space="preserve">threats translated into quantitative perturbations before the</w:t>
-      </w:r>
-      <w:r>
-        <w:t xml:space="preserve"> </w:t>
-      </w:r>
-      <w:r>
-        <w:t xml:space="preserve">primary treatment-outcome association is inspected.</w:t>
+        <w:pStyle w:val="Compact"/>
+        <w:numPr>
+          <w:ilvl w:val="0"/>
+          <w:numId w:val="1002"/>
+        </w:numPr>
+      </w:pPr>
+      <w:r>
+        <w:t xml:space="preserve">A STOP under a stress scenario should be read as evidence that</w:t>
+      </w:r>
+      <w:r>
+        <w:t xml:space="preserve"> </w:t>
+      </w:r>
+      <w:r>
+        <w:t xml:space="preserve">the study requires redesign, external validation, additional</w:t>
+      </w:r>
+      <w:r>
+        <w:t xml:space="preserve"> </w:t>
+      </w:r>
+      <w:r>
+        <w:t xml:space="preserve">sensitivity analysis, or narrower causal claims before outcome</w:t>
+      </w:r>
+      <w:r>
+        <w:t xml:space="preserve"> </w:t>
+      </w:r>
+      <w:r>
+        <w:t xml:space="preserve">access.</w:t>
       </w:r>
     </w:p>
     <w:p>
       <w:pPr>
+        <w:pStyle w:val="FirstParagraph"/>
+      </w:pPr>
+      <w:r>
+        <w:t xml:space="preserve">Four pre-outcome tools answer four different questions and are</w:t>
+      </w:r>
+      <w:r>
+        <w:t xml:space="preserve"> </w:t>
+      </w:r>
+      <w:r>
+        <w:t xml:space="preserve">complementary rather than substitutable. (i) Propensity-score</w:t>
+      </w:r>
+      <w:r>
+        <w:t xml:space="preserve"> </w:t>
+      </w:r>
+      <w:r>
+        <w:t xml:space="preserve">diagnostics assess empirical comparability, overlap, and weight</w:t>
+      </w:r>
+      <w:r>
+        <w:t xml:space="preserve"> </w:t>
+      </w:r>
+      <w:r>
+        <w:t xml:space="preserve">stability, indicating whether the design is feasible under the</w:t>
+      </w:r>
+      <w:r>
+        <w:t xml:space="preserve"> </w:t>
+      </w:r>
+      <w:r>
+        <w:t xml:space="preserve">observed covariate and treatment distributions; they do not</w:t>
+      </w:r>
+      <w:r>
+        <w:t xml:space="preserve"> </w:t>
+      </w:r>
+      <w:r>
+        <w:t xml:space="preserve">estimate the operating characteristics of a candidate estimator.</w:t>
+      </w:r>
+      <w:r>
+        <w:t xml:space="preserve"> </w:t>
+      </w:r>
+      <w:r>
+        <w:t xml:space="preserve">(ii) Baseline plasmode simulation evaluates candidate-estimator</w:t>
+      </w:r>
+      <w:r>
+        <w:t xml:space="preserve"> </w:t>
+      </w:r>
+      <w:r>
+        <w:t xml:space="preserve">operating characteristics (bias, RMSE, coverage) under a single</w:t>
+      </w:r>
+      <w:r>
+        <w:t xml:space="preserve"> </w:t>
+      </w:r>
+      <w:r>
+        <w:t xml:space="preserve">locked synthetic outcome model conditional on the empirical</w:t>
+      </w:r>
+      <w:r>
+        <w:t xml:space="preserve"> </w:t>
+      </w:r>
+      <m:oMath>
+        <m:d>
+          <m:dPr>
+            <m:begChr m:val="("/>
+            <m:endChr m:val=")"/>
+            <m:sepChr m:val=""/>
+            <m:grow/>
+          </m:dPr>
+          <m:e>
+            <m:r>
+              <m:t>W</m:t>
+            </m:r>
+            <m:r>
+              <m:rPr>
+                <m:sty m:val="p"/>
+              </m:rPr>
+              <m:t>,</m:t>
+            </m:r>
+            <m:r>
+              <m:t>A</m:t>
+            </m:r>
+          </m:e>
+        </m:d>
+      </m:oMath>
+      <w:r>
+        <w:t xml:space="preserve"> </w:t>
+      </w:r>
+      <w:r>
+        <w:t xml:space="preserve">structure. (iii) Negative-control analyses probe</w:t>
+      </w:r>
+      <w:r>
+        <w:t xml:space="preserve"> </w:t>
+      </w:r>
+      <w:r>
+        <w:t xml:space="preserve">residual bias for selected control outcomes against a different</w:t>
+      </w:r>
+      <w:r>
+        <w:t xml:space="preserve"> </w:t>
+      </w:r>
+      <w:r>
+        <w:t xml:space="preserve">data-generating channel altogether; they do not directly evaluate</w:t>
+      </w:r>
+      <w:r>
+        <w:t xml:space="preserve"> </w:t>
+      </w:r>
+      <w:r>
+        <w:t xml:space="preserve">how the primary estimator behaves under prespecified measurement</w:t>
+      </w:r>
+      <w:r>
+        <w:t xml:space="preserve"> </w:t>
+      </w:r>
+      <w:r>
+        <w:t xml:space="preserve">error, missingness, or unmeasured-confounding scenarios.</w:t>
+      </w:r>
+      <w:r>
+        <w:t xml:space="preserve"> </w:t>
+      </w:r>
+      <w:r>
+        <w:t xml:space="preserve">(iv) The DQ stress test asks whether the locked</w:t>
+      </w:r>
+      <w:r>
+        <w:t xml:space="preserve"> </w:t>
+      </w:r>
+      <w:r>
+        <w:t xml:space="preserve">estimator-selection decision is stable under prespecified</w:t>
+      </w:r>
+      <w:r>
+        <w:t xml:space="preserve"> </w:t>
+      </w:r>
+      <w:r>
+        <w:t xml:space="preserve">fit-for-purpose threats translated into quantitative</w:t>
+      </w:r>
+      <w:r>
+        <w:t xml:space="preserve"> </w:t>
+      </w:r>
+      <w:r>
+        <w:t xml:space="preserve">perturbations of the baseline plasmode, before the primary</w:t>
+      </w:r>
+      <w:r>
+        <w:t xml:space="preserve"> </w:t>
+      </w:r>
+      <w:r>
+        <w:t xml:space="preserve">treatment-outcome association is inspected.</w:t>
+      </w:r>
+    </w:p>
+    <w:p>
+      <w:pPr>
         <w:pStyle w:val="BodyText"/>
       </w:pPr>
       <w:r>
@@ -7500,7 +7635,7 @@
         <w:t xml:space="preserve"> </w:t>
       </w:r>
       <w:r>
-        <w:t xml:space="preserve">generalize to the realized outcome process. DQ stress testing</w:t>
+        <w:t xml:space="preserve">generalise to the realised outcome process. DQ stress testing</w:t>
       </w:r>
       <w:r>
         <w:t xml:space="preserve"> </w:t>
@@ -8097,25 +8232,37 @@
         <w:pStyle w:val="BodyText"/>
       </w:pPr>
       <w:r>
-        <w:t xml:space="preserve">The truncation level inside a TMLE candidate is more than a tuning</w:t>
-      </w:r>
-      <w:r>
-        <w:t xml:space="preserve"> </w:t>
-      </w:r>
-      <w:r>
-        <w:t xml:space="preserve">knob. Trimming or truncating the propensity score changes the</w:t>
-      </w:r>
-      <w:r>
-        <w:t xml:space="preserve"> </w:t>
-      </w:r>
-      <w:r>
-        <w:t xml:space="preserve">support of the population to which the estimand applies, and</w:t>
-      </w:r>
-      <w:r>
-        <w:t xml:space="preserve"> </w:t>
-      </w:r>
-      <w:r>
-        <w:t xml:space="preserve">therefore the estimand itself</w:t>
+        <w:t xml:space="preserve">The truncation level inside a TMLE candidate is more than a</w:t>
+      </w:r>
+      <w:r>
+        <w:t xml:space="preserve"> </w:t>
+      </w:r>
+      <w:r>
+        <w:t xml:space="preserve">variance-stabilising tuning knob. Trimming or truncating the</w:t>
+      </w:r>
+      <w:r>
+        <w:t xml:space="preserve"> </w:t>
+      </w:r>
+      <w:r>
+        <w:t xml:space="preserve">propensity score alters the effective target population by</w:t>
+      </w:r>
+      <w:r>
+        <w:t xml:space="preserve"> </w:t>
+      </w:r>
+      <w:r>
+        <w:t xml:space="preserve">restricting support to units with adequate overlap, and therefore</w:t>
+      </w:r>
+      <w:r>
+        <w:t xml:space="preserve"> </w:t>
+      </w:r>
+      <w:r>
+        <w:t xml:space="preserve">changes the estimand itself rather than only the variance of the</w:t>
+      </w:r>
+      <w:r>
+        <w:t xml:space="preserve"> </w:t>
+      </w:r>
+      <w:r>
+        <w:t xml:space="preserve">estimator</w:t>
       </w:r>
       <w:r>
         <w:t xml:space="preserve"> </w:t>
@@ -8124,25 +8271,61 @@
         <w:t xml:space="preserve">(Brookhart, Breskin, and Eledath 2024; Lash et al. 2014)</w:t>
       </w:r>
       <w:r>
-        <w:t xml:space="preserve">. cleanTMLE treats the truncation level as part of</w:t>
-      </w:r>
-      <w:r>
-        <w:t xml:space="preserve"> </w:t>
-      </w:r>
-      <w:r>
-        <w:t xml:space="preserve">the prespecified candidate, so any estimand drift induced by</w:t>
-      </w:r>
-      <w:r>
-        <w:t xml:space="preserve"> </w:t>
-      </w:r>
-      <w:r>
-        <w:t xml:space="preserve">truncation is locked into the audit log and scored on the same</w:t>
-      </w:r>
-      <w:r>
-        <w:t xml:space="preserve"> </w:t>
-      </w:r>
-      <w:r>
-        <w:t xml:space="preserve">RMSE and coverage metrics as everything else rather than chosen</w:t>
+        <w:t xml:space="preserve">. When the</w:t>
+      </w:r>
+      <w:r>
+        <w:t xml:space="preserve"> </w:t>
+      </w:r>
+      <w:r>
+        <w:t xml:space="preserve">prespecified truncation level varies across candidates, the</w:t>
+      </w:r>
+      <w:r>
+        <w:t xml:space="preserve"> </w:t>
+      </w:r>
+      <w:r>
+        <w:t xml:space="preserve">candidates are paired estimator-and-estimand objects, and the</w:t>
+      </w:r>
+      <w:r>
+        <w:t xml:space="preserve"> </w:t>
+      </w:r>
+      <w:r>
+        <w:t xml:space="preserve">pre-outcome decision must consider whether the implied target</w:t>
+      </w:r>
+      <w:r>
+        <w:t xml:space="preserve"> </w:t>
+      </w:r>
+      <w:r>
+        <w:t xml:space="preserve">population still answers the scientific question posed in the</w:t>
+      </w:r>
+      <w:r>
+        <w:t xml:space="preserve"> </w:t>
+      </w:r>
+      <w:r>
+        <w:t xml:space="preserve">target trial. cleanTMLE records the truncation rule for each</w:t>
+      </w:r>
+      <w:r>
+        <w:t xml:space="preserve"> </w:t>
+      </w:r>
+      <w:r>
+        <w:t xml:space="preserve">candidate as part of the analysis lock, so the</w:t>
+      </w:r>
+      <w:r>
+        <w:t xml:space="preserve"> </w:t>
+      </w:r>
+      <w:r>
+        <w:t xml:space="preserve">estimand-versus-estimator distinction is auditable and any</w:t>
+      </w:r>
+      <w:r>
+        <w:t xml:space="preserve"> </w:t>
+      </w:r>
+      <w:r>
+        <w:t xml:space="preserve">estimand drift induced by truncation is scored on the same RMSE</w:t>
+      </w:r>
+      <w:r>
+        <w:t xml:space="preserve"> </w:t>
+      </w:r>
+      <w:r>
+        <w:t xml:space="preserve">and coverage metrics as everything else rather than chosen</w:t>
       </w:r>
       <w:r>
         <w:t xml:space="preserve"> </w:t>

--- a/reports/manuscript_outcome_blind_dq.docx
+++ b/reports/manuscript_outcome_blind_dq.docx
@@ -23,7 +23,7 @@
         <w:pStyle w:val="Date"/>
       </w:pPr>
       <w:r>
-        <w:t xml:space="preserve">2026-05-10</w:t>
+        <w:t xml:space="preserve">2026-05-11</w:t>
       </w:r>
     </w:p>
     <w:sdt>
@@ -7287,13 +7287,31 @@
         </w:numPr>
       </w:pPr>
       <w:r>
-        <w:t xml:space="preserve">Propensity-score diagnostics assess overlap, balance, and design</w:t>
-      </w:r>
-      <w:r>
-        <w:t xml:space="preserve"> </w:t>
-      </w:r>
-      <w:r>
-        <w:t xml:space="preserve">feasibility, not estimator operating characteristics.</w:t>
+        <w:t xml:space="preserve">Propensity-score diagnostics</w:t>
+      </w:r>
+      <w:r>
+        <w:t xml:space="preserve"> </w:t>
+      </w:r>
+      <w:r>
+        <w:t xml:space="preserve">(Austin 2009)</w:t>
+      </w:r>
+      <w:r>
+        <w:t xml:space="preserve"> </w:t>
+      </w:r>
+      <w:r>
+        <w:t xml:space="preserve">assess overlap,</w:t>
+      </w:r>
+      <w:r>
+        <w:t xml:space="preserve"> </w:t>
+      </w:r>
+      <w:r>
+        <w:t xml:space="preserve">balance, and design feasibility, not estimator operating</w:t>
+      </w:r>
+      <w:r>
+        <w:t xml:space="preserve"> </w:t>
+      </w:r>
+      <w:r>
+        <w:t xml:space="preserve">characteristics.</w:t>
       </w:r>
     </w:p>
     <w:p>
@@ -26467,19 +26485,19 @@
         <w:t xml:space="preserve"> </w:t>
       </w:r>
       <w:r>
-        <w:t xml:space="preserve">prespecification and traceability that FDA RWE program guidance</w:t>
-      </w:r>
-      <w:r>
-        <w:t xml:space="preserve"> </w:t>
-      </w:r>
-      <w:r>
-        <w:t xml:space="preserve">expects</w:t>
-      </w:r>
-      <w:r>
-        <w:t xml:space="preserve"> </w:t>
-      </w:r>
-      <w:r>
-        <w:t xml:space="preserve">(U.S. Food and Drug Administration 2018, 2024a, 2024c)</w:t>
+        <w:t xml:space="preserve">prespecification and traceability that FDA RWE program guidance,</w:t>
+      </w:r>
+      <w:r>
+        <w:t xml:space="preserve"> </w:t>
+      </w:r>
+      <w:r>
+        <w:t xml:space="preserve">EMA RWD guidance, and the NICE RWE framework expect</w:t>
+      </w:r>
+      <w:r>
+        <w:t xml:space="preserve"> </w:t>
+      </w:r>
+      <w:r>
+        <w:t xml:space="preserve">(U.S. Food and Drug Administration 2018, 2024a, 2024c; European Medicines Agency 2024; National Institute for Health and Care Excellence 2022)</w:t>
       </w:r>
       <w:r>
         <w:t xml:space="preserve"> </w:t>
@@ -28546,7 +28564,7 @@
       </w:r>
     </w:p>
     <w:bookmarkEnd w:id="120"/>
-    <w:bookmarkStart w:id="202" w:name="references"/>
+    <w:bookmarkStart w:id="206" w:name="references"/>
     <w:p>
       <w:pPr>
         <w:pStyle w:val="Heading1"/>
@@ -28555,58 +28573,104 @@
         <w:t xml:space="preserve">References</w:t>
       </w:r>
     </w:p>
-    <w:bookmarkStart w:id="201" w:name="refs"/>
-    <w:bookmarkStart w:id="121" w:name="ref-survtmlepackage2018"/>
+    <w:bookmarkStart w:id="205" w:name="refs"/>
+    <w:bookmarkStart w:id="122" w:name="ref-austin2009ps"/>
     <w:p>
       <w:pPr>
         <w:pStyle w:val="Bibliography"/>
       </w:pPr>
       <w:r>
-        <w:t xml:space="preserve">Benkeser, David, and Nima S. Hejazi. 2018.</w:t>
-      </w:r>
-      <w:r>
-        <w:t xml:space="preserve"> </w:t>
-      </w:r>
-      <w:r>
-        <w:t xml:space="preserve">“Survtmle: Compute Targeted Minimum Loss-Based Estimates in Right-Censored Survival Settings.”</w:t>
-      </w:r>
-    </w:p>
-    <w:bookmarkEnd w:id="121"/>
-    <w:bookmarkStart w:id="122" w:name="ref-brookhart2024causalrisk"/>
-    <w:p>
-      <w:pPr>
-        <w:pStyle w:val="Bibliography"/>
-      </w:pPr>
-      <w:r>
-        <w:t xml:space="preserve">Brookhart, M. Alan, Alexander Breskin, and Bassim Eledath. 2024.</w:t>
-      </w:r>
-      <w:r>
-        <w:t xml:space="preserve"> </w:t>
-      </w:r>
-      <w:r>
-        <w:t xml:space="preserve">“</w:t>
-      </w:r>
-      <w:r>
-        <w:t xml:space="preserve">causalRisk</w:t>
-      </w:r>
-      <w:r>
-        <w:t xml:space="preserve">: An</w:t>
-      </w:r>
-      <w:r>
-        <w:t xml:space="preserve"> </w:t>
-      </w:r>
-      <w:r>
-        <w:t xml:space="preserve">R</w:t>
-      </w:r>
-      <w:r>
-        <w:t xml:space="preserve"> </w:t>
-      </w:r>
-      <w:r>
-        <w:t xml:space="preserve">Package for Estimating Cumulative Risks Under Counterfactual Treatment Strategies.”</w:t>
+        <w:t xml:space="preserve">Austin, Peter C. 2009.</w:t>
+      </w:r>
+      <w:r>
+        <w:t xml:space="preserve"> </w:t>
+      </w:r>
+      <w:r>
+        <w:t xml:space="preserve">“Balance Diagnostics for Comparing the Distribution of Baseline Covariates Between Treatment Groups in Propensity-Score Matched Samples.”</w:t>
+      </w:r>
+      <w:r>
+        <w:t xml:space="preserve"> </w:t>
+      </w:r>
+      <w:r>
+        <w:rPr>
+          <w:i/>
+          <w:iCs/>
+        </w:rPr>
+        <w:t xml:space="preserve">Statistics in Medicine</w:t>
+      </w:r>
+      <w:r>
+        <w:t xml:space="preserve"> </w:t>
+      </w:r>
+      <w:r>
+        <w:t xml:space="preserve">28 (25): 3083–3107.</w:t>
+      </w:r>
+      <w:r>
+        <w:t xml:space="preserve"> </w:t>
+      </w:r>
+      <w:hyperlink r:id="rId121">
+        <w:r>
+          <w:rPr>
+            <w:rStyle w:val="Hyperlink"/>
+          </w:rPr>
+          <w:t xml:space="preserve">https://doi.org/10.1002/sim.3697</w:t>
+        </w:r>
+      </w:hyperlink>
+      <w:r>
+        <w:t xml:space="preserve">.</w:t>
       </w:r>
     </w:p>
     <w:bookmarkEnd w:id="122"/>
-    <w:bookmarkStart w:id="124" w:name="ref-cashin2024target"/>
+    <w:bookmarkStart w:id="123" w:name="ref-survtmlepackage2018"/>
+    <w:p>
+      <w:pPr>
+        <w:pStyle w:val="Bibliography"/>
+      </w:pPr>
+      <w:r>
+        <w:t xml:space="preserve">Benkeser, David, and Nima S. Hejazi. 2018.</w:t>
+      </w:r>
+      <w:r>
+        <w:t xml:space="preserve"> </w:t>
+      </w:r>
+      <w:r>
+        <w:t xml:space="preserve">“Survtmle: Compute Targeted Minimum Loss-Based Estimates in Right-Censored Survival Settings.”</w:t>
+      </w:r>
+    </w:p>
+    <w:bookmarkEnd w:id="123"/>
+    <w:bookmarkStart w:id="124" w:name="ref-brookhart2024causalrisk"/>
+    <w:p>
+      <w:pPr>
+        <w:pStyle w:val="Bibliography"/>
+      </w:pPr>
+      <w:r>
+        <w:t xml:space="preserve">Brookhart, M. Alan, Alexander Breskin, and Bassim Eledath. 2024.</w:t>
+      </w:r>
+      <w:r>
+        <w:t xml:space="preserve"> </w:t>
+      </w:r>
+      <w:r>
+        <w:t xml:space="preserve">“</w:t>
+      </w:r>
+      <w:r>
+        <w:t xml:space="preserve">causalRisk</w:t>
+      </w:r>
+      <w:r>
+        <w:t xml:space="preserve">: An</w:t>
+      </w:r>
+      <w:r>
+        <w:t xml:space="preserve"> </w:t>
+      </w:r>
+      <w:r>
+        <w:t xml:space="preserve">R</w:t>
+      </w:r>
+      <w:r>
+        <w:t xml:space="preserve"> </w:t>
+      </w:r>
+      <w:r>
+        <w:t xml:space="preserve">Package for Estimating Cumulative Risks Under Counterfactual Treatment Strategies.”</w:t>
+      </w:r>
+    </w:p>
+    <w:bookmarkEnd w:id="124"/>
+    <w:bookmarkStart w:id="126" w:name="ref-cashin2024target"/>
     <w:p>
       <w:pPr>
         <w:pStyle w:val="Bibliography"/>
@@ -28642,7 +28706,7 @@
       <w:r>
         <w:t xml:space="preserve"> </w:t>
       </w:r>
-      <w:hyperlink r:id="rId123">
+      <w:hyperlink r:id="rId125">
         <w:r>
           <w:rPr>
             <w:rStyle w:val="Hyperlink"/>
@@ -28654,8 +28718,8 @@
         <w:t xml:space="preserve">.</w:t>
       </w:r>
     </w:p>
-    <w:bookmarkEnd w:id="124"/>
-    <w:bookmarkStart w:id="126" w:name="ref-chernozhukov2018dml"/>
+    <w:bookmarkEnd w:id="126"/>
+    <w:bookmarkStart w:id="128" w:name="ref-chernozhukov2018dml"/>
     <w:p>
       <w:pPr>
         <w:pStyle w:val="Bibliography"/>
@@ -28688,7 +28752,7 @@
       <w:r>
         <w:t xml:space="preserve"> </w:t>
       </w:r>
-      <w:hyperlink r:id="rId125">
+      <w:hyperlink r:id="rId127">
         <w:r>
           <w:rPr>
             <w:rStyle w:val="Hyperlink"/>
@@ -28700,8 +28764,8 @@
         <w:t xml:space="preserve">.</w:t>
       </w:r>
     </w:p>
-    <w:bookmarkEnd w:id="126"/>
-    <w:bookmarkStart w:id="128" w:name="ref-dang2023roadmap"/>
+    <w:bookmarkEnd w:id="128"/>
+    <w:bookmarkStart w:id="130" w:name="ref-dang2023roadmap"/>
     <w:p>
       <w:pPr>
         <w:pStyle w:val="Bibliography"/>
@@ -28734,7 +28798,7 @@
       <w:r>
         <w:t xml:space="preserve"> </w:t>
       </w:r>
-      <w:hyperlink r:id="rId127">
+      <w:hyperlink r:id="rId129">
         <w:r>
           <w:rPr>
             <w:rStyle w:val="Hyperlink"/>
@@ -28746,8 +28810,8 @@
         <w:t xml:space="preserve">.</w:t>
       </w:r>
     </w:p>
-    <w:bookmarkEnd w:id="128"/>
-    <w:bookmarkStart w:id="130" w:name="ref-diaz2013sensitivity"/>
+    <w:bookmarkEnd w:id="130"/>
+    <w:bookmarkStart w:id="132" w:name="ref-diaz2013sensitivity"/>
     <w:p>
       <w:pPr>
         <w:pStyle w:val="Bibliography"/>
@@ -28780,7 +28844,7 @@
       <w:r>
         <w:t xml:space="preserve"> </w:t>
       </w:r>
-      <w:hyperlink r:id="rId129">
+      <w:hyperlink r:id="rId131">
         <w:r>
           <w:rPr>
             <w:rStyle w:val="Hyperlink"/>
@@ -28792,8 +28856,8 @@
         <w:t xml:space="preserve">.</w:t>
       </w:r>
     </w:p>
-    <w:bookmarkEnd w:id="130"/>
-    <w:bookmarkStart w:id="132" w:name="ref-ema2021registry"/>
+    <w:bookmarkEnd w:id="132"/>
+    <w:bookmarkStart w:id="134" w:name="ref-ema2021registry"/>
     <w:p>
       <w:pPr>
         <w:pStyle w:val="Bibliography"/>
@@ -28810,7 +28874,7 @@
       <w:r>
         <w:t xml:space="preserve"> </w:t>
       </w:r>
-      <w:hyperlink r:id="rId131">
+      <w:hyperlink r:id="rId133">
         <w:r>
           <w:rPr>
             <w:rStyle w:val="Hyperlink"/>
@@ -28822,8 +28886,8 @@
         <w:t xml:space="preserve">.</w:t>
       </w:r>
     </w:p>
-    <w:bookmarkEnd w:id="132"/>
-    <w:bookmarkStart w:id="134" w:name="ref-ema2024guide"/>
+    <w:bookmarkEnd w:id="134"/>
+    <w:bookmarkStart w:id="136" w:name="ref-ema2024guide"/>
     <w:p>
       <w:pPr>
         <w:pStyle w:val="Bibliography"/>
@@ -28852,7 +28916,7 @@
       <w:r>
         <w:t xml:space="preserve"> </w:t>
       </w:r>
-      <w:hyperlink r:id="rId133">
+      <w:hyperlink r:id="rId135">
         <w:r>
           <w:rPr>
             <w:rStyle w:val="Hyperlink"/>
@@ -28864,8 +28928,8 @@
         <w:t xml:space="preserve">.</w:t>
       </w:r>
     </w:p>
-    <w:bookmarkEnd w:id="134"/>
-    <w:bookmarkStart w:id="135" w:name="ref-ema2026rwd"/>
+    <w:bookmarkEnd w:id="136"/>
+    <w:bookmarkStart w:id="137" w:name="ref-ema2026rwd"/>
     <w:p>
       <w:pPr>
         <w:pStyle w:val="Bibliography"/>
@@ -28892,8 +28956,8 @@
         <w:t xml:space="preserve">Medicines Regulation.”</w:t>
       </w:r>
     </w:p>
-    <w:bookmarkEnd w:id="135"/>
-    <w:bookmarkStart w:id="137" w:name="ref-franklin2014plasmode"/>
+    <w:bookmarkEnd w:id="137"/>
+    <w:bookmarkStart w:id="139" w:name="ref-franklin2014plasmode"/>
     <w:p>
       <w:pPr>
         <w:pStyle w:val="Bibliography"/>
@@ -28926,7 +28990,7 @@
       <w:r>
         <w:t xml:space="preserve"> </w:t>
       </w:r>
-      <w:hyperlink r:id="rId136">
+      <w:hyperlink r:id="rId138">
         <w:r>
           <w:rPr>
             <w:rStyle w:val="Hyperlink"/>
@@ -28938,8 +29002,8 @@
         <w:t xml:space="preserve">.</w:t>
       </w:r>
     </w:p>
-    <w:bookmarkEnd w:id="137"/>
-    <w:bookmarkStart w:id="139" w:name="ref-gatto2022spifd"/>
+    <w:bookmarkEnd w:id="139"/>
+    <w:bookmarkStart w:id="141" w:name="ref-gatto2022spifd"/>
     <w:p>
       <w:pPr>
         <w:pStyle w:val="Bibliography"/>
@@ -28972,7 +29036,7 @@
       <w:r>
         <w:t xml:space="preserve"> </w:t>
       </w:r>
-      <w:hyperlink r:id="rId138">
+      <w:hyperlink r:id="rId140">
         <w:r>
           <w:rPr>
             <w:rStyle w:val="Hyperlink"/>
@@ -28984,8 +29048,8 @@
         <w:t xml:space="preserve">.</w:t>
       </w:r>
     </w:p>
-    <w:bookmarkEnd w:id="139"/>
-    <w:bookmarkStart w:id="141" w:name="ref-gatto2023spifd2"/>
+    <w:bookmarkEnd w:id="141"/>
+    <w:bookmarkStart w:id="143" w:name="ref-gatto2023spifd2"/>
     <w:p>
       <w:pPr>
         <w:pStyle w:val="Bibliography"/>
@@ -29018,7 +29082,7 @@
       <w:r>
         <w:t xml:space="preserve"> </w:t>
       </w:r>
-      <w:hyperlink r:id="rId140">
+      <w:hyperlink r:id="rId142">
         <w:r>
           <w:rPr>
             <w:rStyle w:val="Hyperlink"/>
@@ -29030,8 +29094,8 @@
         <w:t xml:space="preserve">.</w:t>
       </w:r>
     </w:p>
-    <w:bookmarkEnd w:id="141"/>
-    <w:bookmarkStart w:id="143" w:name="ref-gruber2022sap"/>
+    <w:bookmarkEnd w:id="143"/>
+    <w:bookmarkStart w:id="145" w:name="ref-gruber2022sap"/>
     <w:p>
       <w:pPr>
         <w:pStyle w:val="Bibliography"/>
@@ -29064,7 +29128,7 @@
       <w:r>
         <w:t xml:space="preserve"> </w:t>
       </w:r>
-      <w:hyperlink r:id="rId142">
+      <w:hyperlink r:id="rId144">
         <w:r>
           <w:rPr>
             <w:rStyle w:val="Hyperlink"/>
@@ -29076,8 +29140,8 @@
         <w:t xml:space="preserve">.</w:t>
       </w:r>
     </w:p>
-    <w:bookmarkEnd w:id="143"/>
-    <w:bookmarkStart w:id="145" w:name="ref-gruber2024evaluating"/>
+    <w:bookmarkEnd w:id="145"/>
+    <w:bookmarkStart w:id="147" w:name="ref-gruber2024evaluating"/>
     <w:p>
       <w:pPr>
         <w:pStyle w:val="Bibliography"/>
@@ -29110,7 +29174,7 @@
       <w:r>
         <w:t xml:space="preserve"> </w:t>
       </w:r>
-      <w:hyperlink r:id="rId144">
+      <w:hyperlink r:id="rId146">
         <w:r>
           <w:rPr>
             <w:rStyle w:val="Hyperlink"/>
@@ -29122,8 +29186,8 @@
         <w:t xml:space="preserve">.</w:t>
       </w:r>
     </w:p>
-    <w:bookmarkEnd w:id="145"/>
-    <w:bookmarkStart w:id="147" w:name="ref-hernan2016targettrial"/>
+    <w:bookmarkEnd w:id="147"/>
+    <w:bookmarkStart w:id="149" w:name="ref-hernan2016targettrial"/>
     <w:p>
       <w:pPr>
         <w:pStyle w:val="Bibliography"/>
@@ -29156,7 +29220,7 @@
       <w:r>
         <w:t xml:space="preserve"> </w:t>
       </w:r>
-      <w:hyperlink r:id="rId146">
+      <w:hyperlink r:id="rId148">
         <w:r>
           <w:rPr>
             <w:rStyle w:val="Hyperlink"/>
@@ -29168,8 +29232,8 @@
         <w:t xml:space="preserve">.</w:t>
       </w:r>
     </w:p>
-    <w:bookmarkEnd w:id="147"/>
-    <w:bookmarkStart w:id="148" w:name="ref-hernan2016target"/>
+    <w:bookmarkEnd w:id="149"/>
+    <w:bookmarkStart w:id="150" w:name="ref-hernan2016target"/>
     <w:p>
       <w:pPr>
         <w:pStyle w:val="Bibliography"/>
@@ -29202,7 +29266,7 @@
       <w:r>
         <w:t xml:space="preserve"> </w:t>
       </w:r>
-      <w:hyperlink r:id="rId146">
+      <w:hyperlink r:id="rId148">
         <w:r>
           <w:rPr>
             <w:rStyle w:val="Hyperlink"/>
@@ -29214,8 +29278,8 @@
         <w:t xml:space="preserve">.</w:t>
       </w:r>
     </w:p>
-    <w:bookmarkEnd w:id="148"/>
-    <w:bookmarkStart w:id="149" w:name="ref-hernan2020causal"/>
+    <w:bookmarkEnd w:id="150"/>
+    <w:bookmarkStart w:id="151" w:name="ref-hernan2020causal"/>
     <w:p>
       <w:pPr>
         <w:pStyle w:val="Bibliography"/>
@@ -29237,8 +29301,8 @@
         <w:t xml:space="preserve">. Boca Raton: Chapman &amp; Hall/CRC.</w:t>
       </w:r>
     </w:p>
-    <w:bookmarkEnd w:id="149"/>
-    <w:bookmarkStart w:id="150" w:name="ref-ich2019e9r1"/>
+    <w:bookmarkEnd w:id="151"/>
+    <w:bookmarkStart w:id="152" w:name="ref-ich2019e9r1"/>
     <w:p>
       <w:pPr>
         <w:pStyle w:val="Bibliography"/>
@@ -29262,8 +29326,8 @@
         <w:t xml:space="preserve">Addendum on Estimands and Sensitivity Analysis in Clinical Trials.”</w:t>
       </w:r>
     </w:p>
-    <w:bookmarkEnd w:id="150"/>
-    <w:bookmarkStart w:id="151" w:name="ref-ich2024m14"/>
+    <w:bookmarkEnd w:id="152"/>
+    <w:bookmarkStart w:id="153" w:name="ref-ich2024m14"/>
     <w:p>
       <w:pPr>
         <w:pStyle w:val="Bibliography"/>
@@ -29287,8 +29351,8 @@
         <w:t xml:space="preserve">Guidance for Industry: General Principles on Planning, Designing, and Analyzing Non-Interventional Studies Using Real-World Data for Safety Assessment of Medicines.”</w:t>
       </w:r>
     </w:p>
-    <w:bookmarkEnd w:id="151"/>
-    <w:bookmarkStart w:id="153" w:name="ref-kahn2016data"/>
+    <w:bookmarkEnd w:id="153"/>
+    <w:bookmarkStart w:id="155" w:name="ref-kahn2016data"/>
     <w:p>
       <w:pPr>
         <w:pStyle w:val="Bibliography"/>
@@ -29321,7 +29385,7 @@
       <w:r>
         <w:t xml:space="preserve"> </w:t>
       </w:r>
-      <w:hyperlink r:id="rId152">
+      <w:hyperlink r:id="rId154">
         <w:r>
           <w:rPr>
             <w:rStyle w:val="Hyperlink"/>
@@ -29333,8 +29397,8 @@
         <w:t xml:space="preserve">.</w:t>
       </w:r>
     </w:p>
-    <w:bookmarkEnd w:id="153"/>
-    <w:bookmarkStart w:id="154" w:name="ref-kent2026fiord"/>
+    <w:bookmarkEnd w:id="155"/>
+    <w:bookmarkStart w:id="156" w:name="ref-kent2026fiord"/>
     <w:p>
       <w:pPr>
         <w:pStyle w:val="Bibliography"/>
@@ -29355,8 +29419,8 @@
         <w:t xml:space="preserve">Conference presentation, 4th Annual Forum on the Integration of Observational and Randomized Data (FIORD), Day 1 Lunch session.</w:t>
       </w:r>
     </w:p>
-    <w:bookmarkEnd w:id="154"/>
-    <w:bookmarkStart w:id="156" w:name="ref-vdL2007superlearner"/>
+    <w:bookmarkEnd w:id="156"/>
+    <w:bookmarkStart w:id="158" w:name="ref-vdL2007superlearner"/>
     <w:p>
       <w:pPr>
         <w:pStyle w:val="Bibliography"/>
@@ -29389,7 +29453,7 @@
       <w:r>
         <w:t xml:space="preserve"> </w:t>
       </w:r>
-      <w:hyperlink r:id="rId155">
+      <w:hyperlink r:id="rId157">
         <w:r>
           <w:rPr>
             <w:rStyle w:val="Hyperlink"/>
@@ -29401,8 +29465,8 @@
         <w:t xml:space="preserve">.</w:t>
       </w:r>
     </w:p>
-    <w:bookmarkEnd w:id="156"/>
-    <w:bookmarkStart w:id="158" w:name="ref-vdL2011tlbook"/>
+    <w:bookmarkEnd w:id="158"/>
+    <w:bookmarkStart w:id="160" w:name="ref-vdL2011tlbook"/>
     <w:p>
       <w:pPr>
         <w:pStyle w:val="Bibliography"/>
@@ -29426,7 +29490,7 @@
       <w:r>
         <w:t xml:space="preserve"> </w:t>
       </w:r>
-      <w:hyperlink r:id="rId157">
+      <w:hyperlink r:id="rId159">
         <w:r>
           <w:rPr>
             <w:rStyle w:val="Hyperlink"/>
@@ -29438,8 +29502,8 @@
         <w:t xml:space="preserve">.</w:t>
       </w:r>
     </w:p>
-    <w:bookmarkEnd w:id="158"/>
-    <w:bookmarkStart w:id="160" w:name="ref-vanderLaan2006tmle"/>
+    <w:bookmarkEnd w:id="160"/>
+    <w:bookmarkStart w:id="162" w:name="ref-vanderLaan2006tmle"/>
     <w:p>
       <w:pPr>
         <w:pStyle w:val="Bibliography"/>
@@ -29472,7 +29536,7 @@
       <w:r>
         <w:t xml:space="preserve"> </w:t>
       </w:r>
-      <w:hyperlink r:id="rId159">
+      <w:hyperlink r:id="rId161">
         <w:r>
           <w:rPr>
             <w:rStyle w:val="Hyperlink"/>
@@ -29484,8 +29548,8 @@
         <w:t xml:space="preserve">.</w:t>
       </w:r>
     </w:p>
-    <w:bookmarkEnd w:id="160"/>
-    <w:bookmarkStart w:id="162" w:name="ref-lash2014qba"/>
+    <w:bookmarkEnd w:id="162"/>
+    <w:bookmarkStart w:id="164" w:name="ref-lash2014qba"/>
     <w:p>
       <w:pPr>
         <w:pStyle w:val="Bibliography"/>
@@ -29518,7 +29582,7 @@
       <w:r>
         <w:t xml:space="preserve"> </w:t>
       </w:r>
-      <w:hyperlink r:id="rId161">
+      <w:hyperlink r:id="rId163">
         <w:r>
           <w:rPr>
             <w:rStyle w:val="Hyperlink"/>
@@ -29530,8 +29594,8 @@
         <w:t xml:space="preserve">.</w:t>
       </w:r>
     </w:p>
-    <w:bookmarkEnd w:id="162"/>
-    <w:bookmarkStart w:id="164" w:name="ref-levintow2023nco"/>
+    <w:bookmarkEnd w:id="164"/>
+    <w:bookmarkStart w:id="166" w:name="ref-levintow2023nco"/>
     <w:p>
       <w:pPr>
         <w:pStyle w:val="Bibliography"/>
@@ -29564,7 +29628,7 @@
       <w:r>
         <w:t xml:space="preserve"> </w:t>
       </w:r>
-      <w:hyperlink r:id="rId163">
+      <w:hyperlink r:id="rId165">
         <w:r>
           <w:rPr>
             <w:rStyle w:val="Hyperlink"/>
@@ -29576,8 +29640,8 @@
         <w:t xml:space="preserve">.</w:t>
       </w:r>
     </w:p>
-    <w:bookmarkEnd w:id="164"/>
-    <w:bookmarkStart w:id="166" w:name="ref-lipsitch2010negative"/>
+    <w:bookmarkEnd w:id="166"/>
+    <w:bookmarkStart w:id="168" w:name="ref-lipsitch2010negative"/>
     <w:p>
       <w:pPr>
         <w:pStyle w:val="Bibliography"/>
@@ -29610,7 +29674,7 @@
       <w:r>
         <w:t xml:space="preserve"> </w:t>
       </w:r>
-      <w:hyperlink r:id="rId165">
+      <w:hyperlink r:id="rId167">
         <w:r>
           <w:rPr>
             <w:rStyle w:val="Hyperlink"/>
@@ -29622,8 +29686,8 @@
         <w:t xml:space="preserve">.</w:t>
       </w:r>
     </w:p>
-    <w:bookmarkEnd w:id="166"/>
-    <w:bookmarkStart w:id="168" w:name="ref-mcgrath2021romiplostim"/>
+    <w:bookmarkEnd w:id="168"/>
+    <w:bookmarkStart w:id="170" w:name="ref-mcgrath2021romiplostim"/>
     <w:p>
       <w:pPr>
         <w:pStyle w:val="Bibliography"/>
@@ -29656,7 +29720,7 @@
       <w:r>
         <w:t xml:space="preserve"> </w:t>
       </w:r>
-      <w:hyperlink r:id="rId167">
+      <w:hyperlink r:id="rId169">
         <w:r>
           <w:rPr>
             <w:rStyle w:val="Hyperlink"/>
@@ -29668,8 +29732,8 @@
         <w:t xml:space="preserve">.</w:t>
       </w:r>
     </w:p>
-    <w:bookmarkEnd w:id="168"/>
-    <w:bookmarkStart w:id="170" w:name="ref-muntner2024staging"/>
+    <w:bookmarkEnd w:id="170"/>
+    <w:bookmarkStart w:id="172" w:name="ref-muntner2024staging"/>
     <w:p>
       <w:pPr>
         <w:pStyle w:val="Bibliography"/>
@@ -29702,7 +29766,7 @@
       <w:r>
         <w:t xml:space="preserve"> </w:t>
       </w:r>
-      <w:hyperlink r:id="rId169">
+      <w:hyperlink r:id="rId171">
         <w:r>
           <w:rPr>
             <w:rStyle w:val="Hyperlink"/>
@@ -29714,8 +29778,53 @@
         <w:t xml:space="preserve">.</w:t>
       </w:r>
     </w:p>
-    <w:bookmarkEnd w:id="170"/>
-    <w:bookmarkStart w:id="172" w:name="ref-petersen2014roadmap"/>
+    <w:bookmarkEnd w:id="172"/>
+    <w:bookmarkStart w:id="174" w:name="ref-nice2022rwe"/>
+    <w:p>
+      <w:pPr>
+        <w:pStyle w:val="Bibliography"/>
+      </w:pPr>
+      <w:r>
+        <w:t xml:space="preserve">National Institute for Health and Care Excellence. 2022.</w:t>
+      </w:r>
+      <w:r>
+        <w:t xml:space="preserve"> </w:t>
+      </w:r>
+      <w:r>
+        <w:t xml:space="preserve">“</w:t>
+      </w:r>
+      <w:r>
+        <w:t xml:space="preserve">NICE</w:t>
+      </w:r>
+      <w:r>
+        <w:t xml:space="preserve"> </w:t>
+      </w:r>
+      <w:r>
+        <w:t xml:space="preserve">Real-World Evidence Framework (ECD9).”</w:t>
+      </w:r>
+      <w:r>
+        <w:t xml:space="preserve"> </w:t>
+      </w:r>
+      <w:r>
+        <w:t xml:space="preserve">NICE corporate document, London.</w:t>
+      </w:r>
+      <w:r>
+        <w:t xml:space="preserve"> </w:t>
+      </w:r>
+      <w:hyperlink r:id="rId173">
+        <w:r>
+          <w:rPr>
+            <w:rStyle w:val="Hyperlink"/>
+          </w:rPr>
+          <w:t xml:space="preserve">https://www.nice.org.uk/corporate/ecd9</w:t>
+        </w:r>
+      </w:hyperlink>
+      <w:r>
+        <w:t xml:space="preserve">.</w:t>
+      </w:r>
+    </w:p>
+    <w:bookmarkEnd w:id="174"/>
+    <w:bookmarkStart w:id="176" w:name="ref-petersen2014roadmap"/>
     <w:p>
       <w:pPr>
         <w:pStyle w:val="Bibliography"/>
@@ -29748,7 +29857,7 @@
       <w:r>
         <w:t xml:space="preserve"> </w:t>
       </w:r>
-      <w:hyperlink r:id="rId171">
+      <w:hyperlink r:id="rId175">
         <w:r>
           <w:rPr>
             <w:rStyle w:val="Hyperlink"/>
@@ -29760,8 +29869,8 @@
         <w:t xml:space="preserve">.</w:t>
       </w:r>
     </w:p>
-    <w:bookmarkEnd w:id="172"/>
-    <w:bookmarkStart w:id="174" w:name="ref-phillips2023sl"/>
+    <w:bookmarkEnd w:id="176"/>
+    <w:bookmarkStart w:id="178" w:name="ref-phillips2023sl"/>
     <w:p>
       <w:pPr>
         <w:pStyle w:val="Bibliography"/>
@@ -29794,7 +29903,7 @@
       <w:r>
         <w:t xml:space="preserve"> </w:t>
       </w:r>
-      <w:hyperlink r:id="rId173">
+      <w:hyperlink r:id="rId177">
         <w:r>
           <w:rPr>
             <w:rStyle w:val="Hyperlink"/>
@@ -29806,8 +29915,8 @@
         <w:t xml:space="preserve">.</w:t>
       </w:r>
     </w:p>
-    <w:bookmarkEnd w:id="174"/>
-    <w:bookmarkStart w:id="176" w:name="ref-rcoreteam2024"/>
+    <w:bookmarkEnd w:id="178"/>
+    <w:bookmarkStart w:id="180" w:name="ref-rcoreteam2024"/>
     <w:p>
       <w:pPr>
         <w:pStyle w:val="Bibliography"/>
@@ -29836,7 +29945,7 @@
       <w:r>
         <w:t xml:space="preserve"> </w:t>
       </w:r>
-      <w:hyperlink r:id="rId175">
+      <w:hyperlink r:id="rId179">
         <w:r>
           <w:rPr>
             <w:rStyle w:val="Hyperlink"/>
@@ -29848,8 +29957,8 @@
         <w:t xml:space="preserve">.</w:t>
       </w:r>
     </w:p>
-    <w:bookmarkEnd w:id="176"/>
-    <w:bookmarkStart w:id="177" w:name="ref-robins1986newapproach"/>
+    <w:bookmarkEnd w:id="180"/>
+    <w:bookmarkStart w:id="181" w:name="ref-robins1986newapproach"/>
     <w:p>
       <w:pPr>
         <w:pStyle w:val="Bibliography"/>
@@ -29880,8 +29989,8 @@
         <w:t xml:space="preserve">7 (9-12): 1393–1512.</w:t>
       </w:r>
     </w:p>
-    <w:bookmarkEnd w:id="177"/>
-    <w:bookmarkStart w:id="178" w:name="ref-robins1992rotnitzky"/>
+    <w:bookmarkEnd w:id="181"/>
+    <w:bookmarkStart w:id="182" w:name="ref-robins1992rotnitzky"/>
     <w:p>
       <w:pPr>
         <w:pStyle w:val="Bibliography"/>
@@ -29902,8 +30011,8 @@
         <w:t xml:space="preserve">297–331.</w:t>
       </w:r>
     </w:p>
-    <w:bookmarkEnd w:id="178"/>
-    <w:bookmarkStart w:id="179" w:name="ref-schreck2024plasmode"/>
+    <w:bookmarkEnd w:id="182"/>
+    <w:bookmarkStart w:id="183" w:name="ref-schreck2024plasmode"/>
     <w:p>
       <w:pPr>
         <w:pStyle w:val="Bibliography"/>
@@ -29931,8 +30040,8 @@
         <w:t xml:space="preserve">.</w:t>
       </w:r>
     </w:p>
-    <w:bookmarkEnd w:id="179"/>
-    <w:bookmarkStart w:id="181" w:name="ref-schuler2017tmle"/>
+    <w:bookmarkEnd w:id="183"/>
+    <w:bookmarkStart w:id="185" w:name="ref-schuler2017tmle"/>
     <w:p>
       <w:pPr>
         <w:pStyle w:val="Bibliography"/>
@@ -29965,7 +30074,7 @@
       <w:r>
         <w:t xml:space="preserve"> </w:t>
       </w:r>
-      <w:hyperlink r:id="rId180">
+      <w:hyperlink r:id="rId184">
         <w:r>
           <w:rPr>
             <w:rStyle w:val="Hyperlink"/>
@@ -29977,8 +30086,8 @@
         <w:t xml:space="preserve">.</w:t>
       </w:r>
     </w:p>
-    <w:bookmarkEnd w:id="181"/>
-    <w:bookmarkStart w:id="183" w:name="ref-fda2018rwe"/>
+    <w:bookmarkEnd w:id="185"/>
+    <w:bookmarkStart w:id="187" w:name="ref-fda2018rwe"/>
     <w:p>
       <w:pPr>
         <w:pStyle w:val="Bibliography"/>
@@ -30007,7 +30116,7 @@
       <w:r>
         <w:t xml:space="preserve"> </w:t>
       </w:r>
-      <w:hyperlink r:id="rId182">
+      <w:hyperlink r:id="rId186">
         <w:r>
           <w:rPr>
             <w:rStyle w:val="Hyperlink"/>
@@ -30019,8 +30128,8 @@
         <w:t xml:space="preserve">.</w:t>
       </w:r>
     </w:p>
-    <w:bookmarkEnd w:id="183"/>
-    <w:bookmarkStart w:id="185" w:name="ref-fda2021registries"/>
+    <w:bookmarkEnd w:id="187"/>
+    <w:bookmarkStart w:id="189" w:name="ref-fda2021registries"/>
     <w:p>
       <w:pPr>
         <w:pStyle w:val="Bibliography"/>
@@ -30037,7 +30146,7 @@
       <w:r>
         <w:t xml:space="preserve"> </w:t>
       </w:r>
-      <w:hyperlink r:id="rId184">
+      <w:hyperlink r:id="rId188">
         <w:r>
           <w:rPr>
             <w:rStyle w:val="Hyperlink"/>
@@ -30049,8 +30158,8 @@
         <w:t xml:space="preserve">.</w:t>
       </w:r>
     </w:p>
-    <w:bookmarkEnd w:id="185"/>
-    <w:bookmarkStart w:id="187" w:name="ref-fda2024considerations"/>
+    <w:bookmarkEnd w:id="189"/>
+    <w:bookmarkStart w:id="191" w:name="ref-fda2024considerations"/>
     <w:p>
       <w:pPr>
         <w:pStyle w:val="Bibliography"/>
@@ -30067,7 +30176,7 @@
       <w:r>
         <w:t xml:space="preserve"> </w:t>
       </w:r>
-      <w:hyperlink r:id="rId186">
+      <w:hyperlink r:id="rId190">
         <w:r>
           <w:rPr>
             <w:rStyle w:val="Hyperlink"/>
@@ -30079,8 +30188,8 @@
         <w:t xml:space="preserve">.</w:t>
       </w:r>
     </w:p>
-    <w:bookmarkEnd w:id="187"/>
-    <w:bookmarkStart w:id="189" w:name="ref-fda2024ehrclaims"/>
+    <w:bookmarkEnd w:id="191"/>
+    <w:bookmarkStart w:id="193" w:name="ref-fda2024ehrclaims"/>
     <w:p>
       <w:pPr>
         <w:pStyle w:val="Bibliography"/>
@@ -30097,7 +30206,7 @@
       <w:r>
         <w:t xml:space="preserve"> </w:t>
       </w:r>
-      <w:hyperlink r:id="rId188">
+      <w:hyperlink r:id="rId192">
         <w:r>
           <w:rPr>
             <w:rStyle w:val="Hyperlink"/>
@@ -30109,8 +30218,8 @@
         <w:t xml:space="preserve">.</w:t>
       </w:r>
     </w:p>
-    <w:bookmarkEnd w:id="189"/>
-    <w:bookmarkStart w:id="191" w:name="ref-fda2024noninterventional"/>
+    <w:bookmarkEnd w:id="193"/>
+    <w:bookmarkStart w:id="195" w:name="ref-fda2024noninterventional"/>
     <w:p>
       <w:pPr>
         <w:pStyle w:val="Bibliography"/>
@@ -30127,7 +30236,7 @@
       <w:r>
         <w:t xml:space="preserve"> </w:t>
       </w:r>
-      <w:hyperlink r:id="rId190">
+      <w:hyperlink r:id="rId194">
         <w:r>
           <w:rPr>
             <w:rStyle w:val="Hyperlink"/>
@@ -30139,8 +30248,8 @@
         <w:t xml:space="preserve">.</w:t>
       </w:r>
     </w:p>
-    <w:bookmarkEnd w:id="191"/>
-    <w:bookmarkStart w:id="193" w:name="ref-vanderWeele2017evalue"/>
+    <w:bookmarkEnd w:id="195"/>
+    <w:bookmarkStart w:id="197" w:name="ref-vanderWeele2017evalue"/>
     <w:p>
       <w:pPr>
         <w:pStyle w:val="Bibliography"/>
@@ -30182,7 +30291,7 @@
       <w:r>
         <w:t xml:space="preserve"> </w:t>
       </w:r>
-      <w:hyperlink r:id="rId192">
+      <w:hyperlink r:id="rId196">
         <w:r>
           <w:rPr>
             <w:rStyle w:val="Hyperlink"/>
@@ -30194,8 +30303,8 @@
         <w:t xml:space="preserve">.</w:t>
       </w:r>
     </w:p>
-    <w:bookmarkEnd w:id="193"/>
-    <w:bookmarkStart w:id="195" w:name="ref-wang2021startrwe"/>
+    <w:bookmarkEnd w:id="197"/>
+    <w:bookmarkStart w:id="199" w:name="ref-wang2021startrwe"/>
     <w:p>
       <w:pPr>
         <w:pStyle w:val="Bibliography"/>
@@ -30234,7 +30343,7 @@
       <w:r>
         <w:t xml:space="preserve"> </w:t>
       </w:r>
-      <w:hyperlink r:id="rId194">
+      <w:hyperlink r:id="rId198">
         <w:r>
           <w:rPr>
             <w:rStyle w:val="Hyperlink"/>
@@ -30246,8 +30355,8 @@
         <w:t xml:space="preserve">.</w:t>
       </w:r>
     </w:p>
-    <w:bookmarkEnd w:id="195"/>
-    <w:bookmarkStart w:id="197" w:name="ref-wang2023harper"/>
+    <w:bookmarkEnd w:id="199"/>
+    <w:bookmarkStart w:id="201" w:name="ref-wang2023harper"/>
     <w:p>
       <w:pPr>
         <w:pStyle w:val="Bibliography"/>
@@ -30283,7 +30392,7 @@
       <w:r>
         <w:t xml:space="preserve"> </w:t>
       </w:r>
-      <w:hyperlink r:id="rId196">
+      <w:hyperlink r:id="rId200">
         <w:r>
           <w:rPr>
             <w:rStyle w:val="Hyperlink"/>
@@ -30295,8 +30404,8 @@
         <w:t xml:space="preserve">.</w:t>
       </w:r>
     </w:p>
-    <w:bookmarkEnd w:id="197"/>
-    <w:bookmarkStart w:id="198" w:name="ref-lmtppackage2021"/>
+    <w:bookmarkEnd w:id="201"/>
+    <w:bookmarkStart w:id="202" w:name="ref-lmtppackage2021"/>
     <w:p>
       <w:pPr>
         <w:pStyle w:val="Bibliography"/>
@@ -30311,8 +30420,8 @@
         <w:t xml:space="preserve">“Lmtp: Non-Parametric Causal Effects of Feasible Interventions Based on Modified Treatment Policies.”</w:t>
       </w:r>
     </w:p>
-    <w:bookmarkEnd w:id="198"/>
-    <w:bookmarkStart w:id="199" w:name="ref-xu2020bootstrap"/>
+    <w:bookmarkEnd w:id="202"/>
+    <w:bookmarkStart w:id="203" w:name="ref-xu2020bootstrap"/>
     <w:p>
       <w:pPr>
         <w:pStyle w:val="Bibliography"/>
@@ -30343,8 +30452,8 @@
         <w:t xml:space="preserve">74 (4): 345–58.</w:t>
       </w:r>
     </w:p>
-    <w:bookmarkEnd w:id="199"/>
-    <w:bookmarkStart w:id="200" w:name="ref-zheng2011crossvalidated"/>
+    <w:bookmarkEnd w:id="203"/>
+    <w:bookmarkStart w:id="204" w:name="ref-zheng2011crossvalidated"/>
     <w:p>
       <w:pPr>
         <w:pStyle w:val="Bibliography"/>
@@ -30378,8 +30487,8 @@
         <w:t xml:space="preserve">, 459–74. Springer.</w:t>
       </w:r>
     </w:p>
-    <w:bookmarkEnd w:id="200"/>
-    <w:bookmarkEnd w:id="201"/>
+    <w:bookmarkEnd w:id="204"/>
+    <w:bookmarkEnd w:id="205"/>
     <w:p>
       <w:pPr>
         <w:pStyle w:val="SourceCode"/>
@@ -30697,7 +30806,7 @@
         <w:t xml:space="preserve">R&gt;  [41] htmltools_0.5.8.1</w:t>
       </w:r>
     </w:p>
-    <w:bookmarkEnd w:id="202"/>
+    <w:bookmarkEnd w:id="206"/>
     <w:sectPr/>
   </w:body>
 </w:document>

--- a/reports/manuscript_outcome_blind_dq.docx
+++ b/reports/manuscript_outcome_blind_dq.docx
@@ -1452,8 +1452,19 @@
         <w:t xml:space="preserve"> </w:t>
       </w:r>
       <w:r>
-        <w:t xml:space="preserve">independent checkpoint review. §</w:t>
-      </w:r>
+        <w:t xml:space="preserve">independent checkpoint review.</w:t>
+      </w:r>
+      <w:r>
+        <w:t xml:space="preserve"> </w:t>
+      </w:r>
+      <w:hyperlink w:anchor="sec-roadmap">
+        <w:r>
+          <w:rPr>
+            <w:rStyle w:val="Hyperlink"/>
+          </w:rPr>
+          <w:t xml:space="preserve">Section 2</w:t>
+        </w:r>
+      </w:hyperlink>
       <w:r>
         <w:t xml:space="preserve"> </w:t>
       </w:r>
@@ -1464,11 +1475,19 @@
         <w:t xml:space="preserve"> </w:t>
       </w:r>
       <w:r>
-        <w:t xml:space="preserve">the package inside the causal roadmap and Table</w:t>
-      </w:r>
-      <w:r>
-        <w:t xml:space="preserve"> </w:t>
-      </w:r>
+        <w:t xml:space="preserve">the package inside the causal roadmap and</w:t>
+      </w:r>
+      <w:r>
+        <w:t xml:space="preserve"> </w:t>
+      </w:r>
+      <w:hyperlink w:anchor="tbl-reg-align">
+        <w:r>
+          <w:rPr>
+            <w:rStyle w:val="Hyperlink"/>
+          </w:rPr>
+          <w:t xml:space="preserve">Table 2</w:t>
+        </w:r>
+      </w:hyperlink>
       <w:r>
         <w:t xml:space="preserve"> </w:t>
       </w:r>
@@ -1854,8 +1873,16 @@
         <w:t xml:space="preserve"> </w:t>
       </w:r>
       <w:r>
-        <w:t xml:space="preserve">supplement to fit-for-purpose review (§</w:t>
-      </w:r>
+        <w:t xml:space="preserve">supplement to fit-for-purpose review (</w:t>
+      </w:r>
+      <w:hyperlink w:anchor="sec-bridge">
+        <w:r>
+          <w:rPr>
+            <w:rStyle w:val="Hyperlink"/>
+          </w:rPr>
+          <w:t xml:space="preserve">Section 6</w:t>
+        </w:r>
+      </w:hyperlink>
       <w:r>
         <w:t xml:space="preserve">) rather</w:t>
       </w:r>
@@ -1932,8 +1959,16 @@
         <w:t xml:space="preserve"> </w:t>
       </w:r>
       <w:r>
-        <w:t xml:space="preserve">section (§</w:t>
-      </w:r>
+        <w:t xml:space="preserve">section (</w:t>
+      </w:r>
+      <w:hyperlink w:anchor="sec-roadmap">
+        <w:r>
+          <w:rPr>
+            <w:rStyle w:val="Hyperlink"/>
+          </w:rPr>
+          <w:t xml:space="preserve">Section 2</w:t>
+        </w:r>
+      </w:hyperlink>
       <w:r>
         <w:t xml:space="preserve">) places these contributions inside the</w:t>
       </w:r>
@@ -2087,12 +2122,14 @@
       <w:r>
         <w:t xml:space="preserve"> </w:t>
       </w:r>
-      <w:r>
-        <w:t xml:space="preserve">Table</w:t>
-      </w:r>
-      <w:r>
-        <w:t xml:space="preserve"> </w:t>
-      </w:r>
+      <w:hyperlink w:anchor="tbl-layers">
+        <w:r>
+          <w:rPr>
+            <w:rStyle w:val="Hyperlink"/>
+          </w:rPr>
+          <w:t xml:space="preserve">Table 1</w:t>
+        </w:r>
+      </w:hyperlink>
       <w:r>
         <w:t xml:space="preserve"> </w:t>
       </w:r>
@@ -2572,12 +2609,14 @@
       <w:pPr>
         <w:pStyle w:val="FirstParagraph"/>
       </w:pPr>
-      <w:r>
-        <w:t xml:space="preserve">Table</w:t>
-      </w:r>
-      <w:r>
-        <w:t xml:space="preserve"> </w:t>
-      </w:r>
+      <w:hyperlink w:anchor="tbl-reg-align">
+        <w:r>
+          <w:rPr>
+            <w:rStyle w:val="Hyperlink"/>
+          </w:rPr>
+          <w:t xml:space="preserve">Table 2</w:t>
+        </w:r>
+      </w:hyperlink>
       <w:r>
         <w:t xml:space="preserve"> </w:t>
       </w:r>
@@ -2686,11 +2725,11 @@
               <w:tblLook w:firstRow="1" w:lastRow="0" w:firstColumn="0" w:lastColumn="0" w:noHBand="0" w:noVBand="0" w:val="0020"/>
             </w:tblPr>
             <w:tblGrid>
-              <w:gridCol w:w="1120"/>
-              <w:gridCol w:w="1280"/>
-              <w:gridCol w:w="2080"/>
-              <w:gridCol w:w="1760"/>
-              <w:gridCol w:w="1680"/>
+              <w:gridCol w:w="1167"/>
+              <w:gridCol w:w="1000"/>
+              <w:gridCol w:w="2167"/>
+              <w:gridCol w:w="1834"/>
+              <w:gridCol w:w="1750"/>
             </w:tblGrid>
             <w:tr>
               <w:trPr>
@@ -2784,9 +2823,14 @@
                     <w:jc w:val="left"/>
                     <w:jc w:val="center"/>
                   </w:pPr>
-                  <w:r>
-                    <w:t xml:space="preserve">§</w:t>
-                  </w:r>
+                  <w:hyperlink w:anchor="sec-estimand">
+                    <w:r>
+                      <w:rPr>
+                        <w:rStyle w:val="Hyperlink"/>
+                      </w:rPr>
+                      <w:t xml:space="preserve">Section 3</w:t>
+                    </w:r>
+                  </w:hyperlink>
                 </w:p>
               </w:tc>
               <w:tc>
@@ -2851,12 +2895,28 @@
                     <w:jc w:val="left"/>
                     <w:jc w:val="center"/>
                   </w:pPr>
+                  <w:hyperlink w:anchor="sec-estimand">
+                    <w:r>
+                      <w:rPr>
+                        <w:rStyle w:val="Hyperlink"/>
+                      </w:rPr>
+                      <w:t xml:space="preserve">Section 3</w:t>
+                    </w:r>
+                  </w:hyperlink>
                   <w:r>
-                    <w:t xml:space="preserve">§</w:t>
+                    <w:t xml:space="preserve">,</w:t>
                   </w:r>
                   <w:r>
-                    <w:t xml:space="preserve">, §</w:t>
+                    <w:t xml:space="preserve"> </w:t>
                   </w:r>
+                  <w:hyperlink w:anchor="sec-casestudy">
+                    <w:r>
+                      <w:rPr>
+                        <w:rStyle w:val="Hyperlink"/>
+                      </w:rPr>
+                      <w:t xml:space="preserve">Section 9</w:t>
+                    </w:r>
+                  </w:hyperlink>
                 </w:p>
               </w:tc>
               <w:tc>
@@ -2921,9 +2981,14 @@
                     <w:jc w:val="left"/>
                     <w:jc w:val="center"/>
                   </w:pPr>
-                  <w:r>
-                    <w:t xml:space="preserve">§</w:t>
-                  </w:r>
+                  <w:hyperlink w:anchor="sec-id">
+                    <w:r>
+                      <w:rPr>
+                        <w:rStyle w:val="Hyperlink"/>
+                      </w:rPr>
+                      <w:t xml:space="preserve">Section 3.4</w:t>
+                    </w:r>
+                  </w:hyperlink>
                 </w:p>
               </w:tc>
               <w:tc>
@@ -2988,9 +3053,14 @@
                     <w:jc w:val="left"/>
                     <w:jc w:val="center"/>
                   </w:pPr>
-                  <w:r>
-                    <w:t xml:space="preserve">§</w:t>
-                  </w:r>
+                  <w:hyperlink w:anchor="sec-estimand">
+                    <w:r>
+                      <w:rPr>
+                        <w:rStyle w:val="Hyperlink"/>
+                      </w:rPr>
+                      <w:t xml:space="preserve">Section 3</w:t>
+                    </w:r>
+                  </w:hyperlink>
                 </w:p>
               </w:tc>
               <w:tc>
@@ -3055,12 +3125,28 @@
                     <w:jc w:val="left"/>
                     <w:jc w:val="center"/>
                   </w:pPr>
+                  <w:hyperlink w:anchor="sec-framework">
+                    <w:r>
+                      <w:rPr>
+                        <w:rStyle w:val="Hyperlink"/>
+                      </w:rPr>
+                      <w:t xml:space="preserve">Section 4</w:t>
+                    </w:r>
+                  </w:hyperlink>
                   <w:r>
-                    <w:t xml:space="preserve">§</w:t>
+                    <w:t xml:space="preserve">,</w:t>
                   </w:r>
                   <w:r>
-                    <w:t xml:space="preserve">, §</w:t>
+                    <w:t xml:space="preserve"> </w:t>
                   </w:r>
+                  <w:hyperlink w:anchor="sec-implementation">
+                    <w:r>
+                      <w:rPr>
+                        <w:rStyle w:val="Hyperlink"/>
+                      </w:rPr>
+                      <w:t xml:space="preserve">Section 7</w:t>
+                    </w:r>
+                  </w:hyperlink>
                 </w:p>
               </w:tc>
               <w:tc>
@@ -3125,9 +3211,14 @@
                     <w:jc w:val="left"/>
                     <w:jc w:val="center"/>
                   </w:pPr>
-                  <w:r>
-                    <w:t xml:space="preserve">§</w:t>
-                  </w:r>
+                  <w:hyperlink w:anchor="sec-dq">
+                    <w:r>
+                      <w:rPr>
+                        <w:rStyle w:val="Hyperlink"/>
+                      </w:rPr>
+                      <w:t xml:space="preserve">Section 5</w:t>
+                    </w:r>
+                  </w:hyperlink>
                 </w:p>
               </w:tc>
               <w:tc>
@@ -3192,9 +3283,14 @@
                     <w:jc w:val="left"/>
                     <w:jc w:val="center"/>
                   </w:pPr>
-                  <w:r>
-                    <w:t xml:space="preserve">§</w:t>
-                  </w:r>
+                  <w:hyperlink w:anchor="sec-bridge">
+                    <w:r>
+                      <w:rPr>
+                        <w:rStyle w:val="Hyperlink"/>
+                      </w:rPr>
+                      <w:t xml:space="preserve">Section 6</w:t>
+                    </w:r>
+                  </w:hyperlink>
                 </w:p>
               </w:tc>
               <w:tc>
@@ -3259,9 +3355,14 @@
                     <w:jc w:val="left"/>
                     <w:jc w:val="center"/>
                   </w:pPr>
-                  <w:r>
-                    <w:t xml:space="preserve">§</w:t>
-                  </w:r>
+                  <w:hyperlink w:anchor="sec-implementation">
+                    <w:r>
+                      <w:rPr>
+                        <w:rStyle w:val="Hyperlink"/>
+                      </w:rPr>
+                      <w:t xml:space="preserve">Section 7</w:t>
+                    </w:r>
+                  </w:hyperlink>
                 </w:p>
               </w:tc>
               <w:tc>
@@ -3326,9 +3427,14 @@
                     <w:jc w:val="left"/>
                     <w:jc w:val="center"/>
                   </w:pPr>
-                  <w:r>
-                    <w:t xml:space="preserve">§</w:t>
-                  </w:r>
+                  <w:hyperlink w:anchor="sec-discussion">
+                    <w:r>
+                      <w:rPr>
+                        <w:rStyle w:val="Hyperlink"/>
+                      </w:rPr>
+                      <w:t xml:space="preserve">Section 10</w:t>
+                    </w:r>
+                  </w:hyperlink>
                 </w:p>
               </w:tc>
               <w:tc>
@@ -3393,9 +3499,14 @@
                     <w:jc w:val="left"/>
                     <w:jc w:val="center"/>
                   </w:pPr>
-                  <w:r>
-                    <w:t xml:space="preserve">§</w:t>
-                  </w:r>
+                  <w:hyperlink w:anchor="sec-discussion">
+                    <w:r>
+                      <w:rPr>
+                        <w:rStyle w:val="Hyperlink"/>
+                      </w:rPr>
+                      <w:t xml:space="preserve">Section 10</w:t>
+                    </w:r>
+                  </w:hyperlink>
                 </w:p>
               </w:tc>
               <w:tc>
@@ -3449,11 +3560,16 @@
         <w:pStyle w:val="BodyText"/>
       </w:pPr>
       <w:r>
-        <w:t xml:space="preserve">A complementary supplementary mapping (Table</w:t>
-      </w:r>
-      <w:r>
-        <w:t xml:space="preserve"> </w:t>
-      </w:r>
+        <w:t xml:space="preserve">A complementary supplementary mapping (</w:t>
+      </w:r>
+      <w:hyperlink w:anchor="tbl-event-diag">
+        <w:r>
+          <w:rPr>
+            <w:rStyle w:val="Hyperlink"/>
+          </w:rPr>
+          <w:t xml:space="preserve">Table 3</w:t>
+        </w:r>
+      </w:hyperlink>
       <w:r>
         <w:t xml:space="preserve">)</w:t>
       </w:r>
@@ -3822,8 +3938,19 @@
         <w:pStyle w:val="BodyText"/>
       </w:pPr>
       <w:r>
-        <w:t xml:space="preserve">The remaining methods sections follow the roadmap order. §</w:t>
-      </w:r>
+        <w:t xml:space="preserve">The remaining methods sections follow the roadmap order.</w:t>
+      </w:r>
+      <w:r>
+        <w:t xml:space="preserve"> </w:t>
+      </w:r>
+      <w:hyperlink w:anchor="sec-estimand">
+        <w:r>
+          <w:rPr>
+            <w:rStyle w:val="Hyperlink"/>
+          </w:rPr>
+          <w:t xml:space="preserve">Section 3</w:t>
+        </w:r>
+      </w:hyperlink>
       <w:r>
         <w:t xml:space="preserve"> </w:t>
       </w:r>
@@ -3834,8 +3961,19 @@
         <w:t xml:space="preserve"> </w:t>
       </w:r>
       <w:r>
-        <w:t xml:space="preserve">used in the simulation. §</w:t>
-      </w:r>
+        <w:t xml:space="preserve">used in the simulation.</w:t>
+      </w:r>
+      <w:r>
+        <w:t xml:space="preserve"> </w:t>
+      </w:r>
+      <w:hyperlink w:anchor="sec-framework">
+        <w:r>
+          <w:rPr>
+            <w:rStyle w:val="Hyperlink"/>
+          </w:rPr>
+          <w:t xml:space="preserve">Section 4</w:t>
+        </w:r>
+      </w:hyperlink>
       <w:r>
         <w:t xml:space="preserve"> </w:t>
       </w:r>
@@ -3846,8 +3984,19 @@
         <w:t xml:space="preserve"> </w:t>
       </w:r>
       <w:r>
-        <w:t xml:space="preserve">audit, and pre-outcome-decision functions. §</w:t>
-      </w:r>
+        <w:t xml:space="preserve">audit, and pre-outcome-decision functions.</w:t>
+      </w:r>
+      <w:r>
+        <w:t xml:space="preserve"> </w:t>
+      </w:r>
+      <w:hyperlink w:anchor="sec-dq">
+        <w:r>
+          <w:rPr>
+            <w:rStyle w:val="Hyperlink"/>
+          </w:rPr>
+          <w:t xml:space="preserve">Section 5</w:t>
+        </w:r>
+      </w:hyperlink>
       <w:r>
         <w:t xml:space="preserve"> </w:t>
       </w:r>
@@ -3875,9 +4024,14 @@
       <w:r>
         <w:t xml:space="preserve"> </w:t>
       </w:r>
-      <w:r>
-        <w:t xml:space="preserve">§</w:t>
-      </w:r>
+      <w:hyperlink w:anchor="sec-bridge">
+        <w:r>
+          <w:rPr>
+            <w:rStyle w:val="Hyperlink"/>
+          </w:rPr>
+          <w:t xml:space="preserve">Section 6</w:t>
+        </w:r>
+      </w:hyperlink>
       <w:r>
         <w:t xml:space="preserve"> </w:t>
       </w:r>
@@ -3904,11 +4058,30 @@
         <w:t xml:space="preserve"> </w:t>
       </w:r>
       <w:r>
-        <w:t xml:space="preserve">for it. §</w:t>
-      </w:r>
-      <w:r>
-        <w:t xml:space="preserve">–§</w:t>
-      </w:r>
+        <w:t xml:space="preserve">for it.</w:t>
+      </w:r>
+      <w:r>
+        <w:t xml:space="preserve"> </w:t>
+      </w:r>
+      <w:hyperlink w:anchor="sec-implementation">
+        <w:r>
+          <w:rPr>
+            <w:rStyle w:val="Hyperlink"/>
+          </w:rPr>
+          <w:t xml:space="preserve">Section 7</w:t>
+        </w:r>
+      </w:hyperlink>
+      <w:r>
+        <w:t xml:space="preserve">–</w:t>
+      </w:r>
+      <w:hyperlink w:anchor="sec-casestudy">
+        <w:r>
+          <w:rPr>
+            <w:rStyle w:val="Hyperlink"/>
+          </w:rPr>
+          <w:t xml:space="preserve">Section 9</w:t>
+        </w:r>
+      </w:hyperlink>
       <w:r>
         <w:t xml:space="preserve"> </w:t>
       </w:r>
@@ -3924,9 +4097,14 @@
       <w:r>
         <w:t xml:space="preserve"> </w:t>
       </w:r>
-      <w:r>
-        <w:t xml:space="preserve">§</w:t>
-      </w:r>
+      <w:hyperlink w:anchor="sec-discussion">
+        <w:r>
+          <w:rPr>
+            <w:rStyle w:val="Hyperlink"/>
+          </w:rPr>
+          <w:t xml:space="preserve">Section 10</w:t>
+        </w:r>
+      </w:hyperlink>
       <w:r>
         <w:t xml:space="preserve"> </w:t>
       </w:r>
@@ -4182,9 +4360,14 @@
       <w:r>
         <w:t xml:space="preserve"> </w:t>
       </w:r>
-      <w:r>
-        <w:t xml:space="preserve">§</w:t>
-      </w:r>
+      <w:hyperlink w:anchor="sec-id">
+        <w:r>
+          <w:rPr>
+            <w:rStyle w:val="Hyperlink"/>
+          </w:rPr>
+          <w:t xml:space="preserve">Section 3.4</w:t>
+        </w:r>
+      </w:hyperlink>
       <w:r>
         <w:t xml:space="preserve"> </w:t>
       </w:r>
@@ -5641,7 +5824,7 @@
         <w:t xml:space="preserve"> </w:t>
       </w:r>
       <w:r>
-        <w:t xml:space="preserve">detects when an unmeasured confounder is anticipated, and to</w:t>
+        <w:t xml:space="preserve">flags under a prespecified latent-U scenario, and to</w:t>
       </w:r>
       <w:r>
         <w:t xml:space="preserve"> </w:t>
@@ -6032,7 +6215,7 @@
                 <w:b/>
                 <w:bCs/>
               </w:rPr>
-              <w:t xml:space="preserve">2b*</w:t>
+              <w:t xml:space="preserve">2c</w:t>
             </w:r>
           </w:p>
         </w:tc>
@@ -6047,7 +6230,7 @@
                 <w:b/>
                 <w:bCs/>
               </w:rPr>
-              <w:t xml:space="preserve">Plasmode DQ stress test (proposed)</w:t>
+              <w:t xml:space="preserve">Plasmode DQ stress test</w:t>
             </w:r>
           </w:p>
         </w:tc>
@@ -6204,8 +6387,19 @@
         <w:t xml:space="preserve"> </w:t>
       </w:r>
       <w:r>
-        <w:t xml:space="preserve">host for the DQ stress test we describe in §</w:t>
-      </w:r>
+        <w:t xml:space="preserve">host for the DQ stress test we describe in</w:t>
+      </w:r>
+      <w:r>
+        <w:t xml:space="preserve"> </w:t>
+      </w:r>
+      <w:hyperlink w:anchor="sec-dq">
+        <w:r>
+          <w:rPr>
+            <w:rStyle w:val="Hyperlink"/>
+          </w:rPr>
+          <w:t xml:space="preserve">Section 5</w:t>
+        </w:r>
+      </w:hyperlink>
       <w:r>
         <w:t xml:space="preserve">.</w:t>
       </w:r>
@@ -8403,11 +8597,19 @@
         <w:t xml:space="preserve"> </w:t>
       </w:r>
       <w:r>
-        <w:t xml:space="preserve">assumption-specific diagnostic. Table</w:t>
-      </w:r>
-      <w:r>
-        <w:t xml:space="preserve"> </w:t>
-      </w:r>
+        <w:t xml:space="preserve">assumption-specific diagnostic.</w:t>
+      </w:r>
+      <w:r>
+        <w:t xml:space="preserve"> </w:t>
+      </w:r>
+      <w:hyperlink w:anchor="tbl-threat-matrix">
+        <w:r>
+          <w:rPr>
+            <w:rStyle w:val="Hyperlink"/>
+          </w:rPr>
+          <w:t xml:space="preserve">Table 4</w:t>
+        </w:r>
+      </w:hyperlink>
       <w:r>
         <w:t xml:space="preserve"> </w:t>
       </w:r>
@@ -8514,8 +8716,19 @@
               <w:pStyle w:val="ImageCaption"/>
             </w:pPr>
             <w:r>
-              <w:t xml:space="preserve">Table 4: Threat-to-assumption matrix. For each scenario, the assumption nominally probed, the operationalisation, and the threats the scenario does NOT probe. Severity ranges must come from external validation evidence (see §</w:t>
-            </w:r>
+              <w:t xml:space="preserve">Table 4: Threat-to-assumption matrix. For each scenario, the assumption nominally probed, the operationalisation, and the threats the scenario does NOT probe. Severity ranges must come from external validation evidence (see</w:t>
+            </w:r>
+            <w:r>
+              <w:t xml:space="preserve"> </w:t>
+            </w:r>
+            <w:hyperlink w:anchor="sec-calibration">
+              <w:r>
+                <w:rPr>
+                  <w:rStyle w:val="Hyperlink"/>
+                </w:rPr>
+                <w:t xml:space="preserve">Section 5.5</w:t>
+              </w:r>
+            </w:hyperlink>
             <w:r>
               <w:t xml:space="preserve">).</w:t>
             </w:r>
@@ -9476,14 +9689,30 @@
         <w:t xml:space="preserve"> </w:t>
       </w:r>
       <w:r>
-        <w:t xml:space="preserve">alignment table (§</w:t>
-      </w:r>
-      <w:r>
-        <w:t xml:space="preserve">, Table</w:t>
-      </w:r>
-      <w:r>
-        <w:t xml:space="preserve"> </w:t>
-      </w:r>
+        <w:t xml:space="preserve">alignment table (</w:t>
+      </w:r>
+      <w:hyperlink w:anchor="sec-roadmap">
+        <w:r>
+          <w:rPr>
+            <w:rStyle w:val="Hyperlink"/>
+          </w:rPr>
+          <w:t xml:space="preserve">Section 2</w:t>
+        </w:r>
+      </w:hyperlink>
+      <w:r>
+        <w:t xml:space="preserve">,</w:t>
+      </w:r>
+      <w:r>
+        <w:t xml:space="preserve"> </w:t>
+      </w:r>
+      <w:hyperlink w:anchor="tbl-reg-align">
+        <w:r>
+          <w:rPr>
+            <w:rStyle w:val="Hyperlink"/>
+          </w:rPr>
+          <w:t xml:space="preserve">Table 2</w:t>
+        </w:r>
+      </w:hyperlink>
       <w:r>
         <w:t xml:space="preserve">) and</w:t>
       </w:r>
@@ -9491,8 +9720,16 @@
         <w:t xml:space="preserve"> </w:t>
       </w:r>
       <w:r>
-        <w:t xml:space="preserve">in the limitations paragraph in the Discussion (§</w:t>
-      </w:r>
+        <w:t xml:space="preserve">in the limitations paragraph in the Discussion (</w:t>
+      </w:r>
+      <w:hyperlink w:anchor="sec-discussion">
+        <w:r>
+          <w:rPr>
+            <w:rStyle w:val="Hyperlink"/>
+          </w:rPr>
+          <w:t xml:space="preserve">Section 10</w:t>
+        </w:r>
+      </w:hyperlink>
       <w:r>
         <w:t xml:space="preserve">).</w:t>
       </w:r>
@@ -9561,11 +9798,19 @@
         <w:t xml:space="preserve"> </w:t>
       </w:r>
       <w:r>
-        <w:t xml:space="preserve">(see Table</w:t>
-      </w:r>
-      <w:r>
-        <w:t xml:space="preserve"> </w:t>
-      </w:r>
+        <w:t xml:space="preserve">(see</w:t>
+      </w:r>
+      <w:r>
+        <w:t xml:space="preserve"> </w:t>
+      </w:r>
+      <w:hyperlink w:anchor="tbl-reg-align">
+        <w:r>
+          <w:rPr>
+            <w:rStyle w:val="Hyperlink"/>
+          </w:rPr>
+          <w:t xml:space="preserve">Table 2</w:t>
+        </w:r>
+      </w:hyperlink>
       <w:r>
         <w:t xml:space="preserve">).</w:t>
       </w:r>
@@ -10260,13 +10505,157 @@
         <w:t xml:space="preserve"> </w:t>
       </w:r>
       <w:r>
-        <w:t xml:space="preserve">real covariate distribution and the real treatment. The real</w:t>
-      </w:r>
-      <w:r>
-        <w:t xml:space="preserve"> </w:t>
-      </w:r>
-      <w:r>
-        <w:t xml:space="preserve">outcome is never read. This is the property that makes the test</w:t>
+        <w:t xml:space="preserve">real covariate distribution and the real treatment. The observed</w:t>
+      </w:r>
+      <w:r>
+        <w:t xml:space="preserve"> </w:t>
+      </w:r>
+      <w:r>
+        <w:t xml:space="preserve">primary treatment-outcome association is not read; depending on</w:t>
+      </w:r>
+      <w:r>
+        <w:t xml:space="preserve"> </w:t>
+      </w:r>
+      <w:r>
+        <w:t xml:space="preserve">the configured mode, the plasmode generator may use marginal</w:t>
+      </w:r>
+      <w:r>
+        <w:t xml:space="preserve"> </w:t>
+      </w:r>
+      <w:r>
+        <w:t xml:space="preserve">outcome information (the covariate-only mean model</w:t>
+      </w:r>
+      <w:r>
+        <w:t xml:space="preserve"> </w:t>
+      </w:r>
+      <m:oMath>
+        <m:r>
+          <m:t>E</m:t>
+        </m:r>
+        <m:d>
+          <m:dPr>
+            <m:begChr m:val="["/>
+            <m:endChr m:val="]"/>
+            <m:sepChr m:val=""/>
+            <m:grow/>
+          </m:dPr>
+          <m:e>
+            <m:r>
+              <m:t>Y</m:t>
+            </m:r>
+            <m:r>
+              <m:rPr>
+                <m:sty m:val="p"/>
+              </m:rPr>
+              <m:t>∣</m:t>
+            </m:r>
+            <m:r>
+              <m:t>W</m:t>
+            </m:r>
+          </m:e>
+        </m:d>
+      </m:oMath>
+      <w:r>
+        <w:t xml:space="preserve">)</w:t>
+      </w:r>
+      <w:r>
+        <w:t xml:space="preserve"> </w:t>
+      </w:r>
+      <w:r>
+        <w:t xml:space="preserve">without using the joint</w:t>
+      </w:r>
+      <w:r>
+        <w:t xml:space="preserve"> </w:t>
+      </w:r>
+      <m:oMath>
+        <m:d>
+          <m:dPr>
+            <m:begChr m:val="("/>
+            <m:endChr m:val=")"/>
+            <m:sepChr m:val=""/>
+            <m:grow/>
+          </m:dPr>
+          <m:e>
+            <m:r>
+              <m:t>A</m:t>
+            </m:r>
+            <m:r>
+              <m:rPr>
+                <m:sty m:val="p"/>
+              </m:rPr>
+              <m:t>,</m:t>
+            </m:r>
+            <m:r>
+              <m:t>Y</m:t>
+            </m:r>
+          </m:e>
+        </m:d>
+        <m:r>
+          <m:rPr>
+            <m:sty m:val="p"/>
+          </m:rPr>
+          <m:t>∣</m:t>
+        </m:r>
+        <m:r>
+          <m:t>W</m:t>
+        </m:r>
+      </m:oMath>
+      <w:r>
+        <w:t xml:space="preserve"> </w:t>
+      </w:r>
+      <w:r>
+        <w:t xml:space="preserve">relationship, or it may</w:t>
+      </w:r>
+      <w:r>
+        <w:t xml:space="preserve"> </w:t>
+      </w:r>
+      <w:r>
+        <w:t xml:space="preserve">take</w:t>
+      </w:r>
+      <w:r>
+        <w:t xml:space="preserve"> </w:t>
+      </w:r>
+      <m:oMath>
+        <m:r>
+          <m:t>E</m:t>
+        </m:r>
+        <m:d>
+          <m:dPr>
+            <m:begChr m:val="["/>
+            <m:endChr m:val="]"/>
+            <m:sepChr m:val=""/>
+            <m:grow/>
+          </m:dPr>
+          <m:e>
+            <m:r>
+              <m:t>Y</m:t>
+            </m:r>
+            <m:r>
+              <m:rPr>
+                <m:sty m:val="p"/>
+              </m:rPr>
+              <m:t>∣</m:t>
+            </m:r>
+            <m:r>
+              <m:t>W</m:t>
+            </m:r>
+          </m:e>
+        </m:d>
+      </m:oMath>
+      <w:r>
+        <w:t xml:space="preserve"> </w:t>
+      </w:r>
+      <w:r>
+        <w:t xml:space="preserve">from external pilot data</w:t>
+      </w:r>
+      <w:r>
+        <w:t xml:space="preserve"> </w:t>
+      </w:r>
+      <w:r>
+        <w:t xml:space="preserve">(Dang et al. 2023, 7)</w:t>
+      </w:r>
+      <w:r>
+        <w:t xml:space="preserve">. This is the property that makes the test</w:t>
       </w:r>
       <w:r>
         <w:t xml:space="preserve"> </w:t>
@@ -10284,28 +10673,13 @@
         <w:t xml:space="preserve"> </w:t>
       </w:r>
       <w:r>
-        <w:t xml:space="preserve">parameters, and on the decision thresholds without learning</w:t>
-      </w:r>
-      <w:r>
-        <w:t xml:space="preserve"> </w:t>
-      </w:r>
-      <w:r>
-        <w:t xml:space="preserve">anything about the treatment-outcome association in the actual</w:t>
-      </w:r>
-      <w:r>
-        <w:t xml:space="preserve"> </w:t>
-      </w:r>
-      <w:r>
-        <w:t xml:space="preserve">study data</w:t>
-      </w:r>
-      <w:r>
-        <w:t xml:space="preserve"> </w:t>
-      </w:r>
-      <w:r>
-        <w:t xml:space="preserve">(Dang et al. 2023, 7)</w:t>
-      </w:r>
-      <w:r>
-        <w:t xml:space="preserve">. The analysis-lock fingerprint</w:t>
+        <w:t xml:space="preserve">parameters, and on the decision thresholds without learning the</w:t>
+      </w:r>
+      <w:r>
+        <w:t xml:space="preserve"> </w:t>
+      </w:r>
+      <w:r>
+        <w:t xml:space="preserve">observed treatment-outcome association in the actual study data. The analysis-lock fingerprint</w:t>
       </w:r>
       <w:r>
         <w:t xml:space="preserve"> </w:t>
@@ -11388,7 +11762,7 @@
         <w:rPr>
           <w:rStyle w:val="CommentTok"/>
         </w:rPr>
-        <w:t xml:space="preserve"># Stage 2b: plasmode candidate selection + DQ stress test</w:t>
+        <w:t xml:space="preserve"># Stage 2b plasmode candidate selection + Stage 2c DQ stress test</w:t>
       </w:r>
       <w:r>
         <w:br/>
@@ -22404,9 +22778,14 @@
       <w:r>
         <w:t xml:space="preserve"> </w:t>
       </w:r>
-      <w:r>
-        <w:t xml:space="preserve">§</w:t>
-      </w:r>
+      <w:hyperlink w:anchor="sec-limitations">
+        <w:r>
+          <w:rPr>
+            <w:rStyle w:val="Hyperlink"/>
+          </w:rPr>
+          <w:t xml:space="preserve">Section 10.6</w:t>
+        </w:r>
+      </w:hyperlink>
       <w:r>
         <w:t xml:space="preserve">. Treatment misclassification attenuates the</w:t>
       </w:r>
@@ -22854,7 +23233,7 @@
               <w:pStyle w:val="Compact"/>
             </w:pPr>
             <w:r>
-              <w:t xml:space="preserve">0.00745</w:t>
+              <w:t xml:space="preserve">0.00749</w:t>
             </w:r>
           </w:p>
         </w:tc>
@@ -22867,78 +23246,6 @@
               <w:pStyle w:val="Compact"/>
             </w:pPr>
             <w:r>
-              <w:t xml:space="preserve">DQ stress bias at OR_trt1.5_out1.5</w:t>
-            </w:r>
-          </w:p>
-        </w:tc>
-        <w:tc>
-          <w:tcPr/>
-          <w:p>
-            <w:pPr>
-              <w:pStyle w:val="Compact"/>
-            </w:pPr>
-            <w:r>
-              <w:t xml:space="preserve">0.00745</w:t>
-            </w:r>
-          </w:p>
-        </w:tc>
-      </w:tr>
-      <w:tr>
-        <w:tc>
-          <w:tcPr/>
-          <w:p>
-            <w:pPr>
-              <w:pStyle w:val="Compact"/>
-            </w:pPr>
-            <w:r>
-              <w:t xml:space="preserve">DQ stress bias at OR_trt1.5_out1.5</w:t>
-            </w:r>
-          </w:p>
-        </w:tc>
-        <w:tc>
-          <w:tcPr/>
-          <w:p>
-            <w:pPr>
-              <w:pStyle w:val="Compact"/>
-            </w:pPr>
-            <w:r>
-              <w:t xml:space="preserve">0.00752</w:t>
-            </w:r>
-          </w:p>
-        </w:tc>
-      </w:tr>
-      <w:tr>
-        <w:tc>
-          <w:tcPr/>
-          <w:p>
-            <w:pPr>
-              <w:pStyle w:val="Compact"/>
-            </w:pPr>
-            <w:r>
-              <w:t xml:space="preserve">DQ stress bias at OR_trt1.5_out1.5</w:t>
-            </w:r>
-          </w:p>
-        </w:tc>
-        <w:tc>
-          <w:tcPr/>
-          <w:p>
-            <w:pPr>
-              <w:pStyle w:val="Compact"/>
-            </w:pPr>
-            <w:r>
-              <w:t xml:space="preserve">0.00753</w:t>
-            </w:r>
-          </w:p>
-        </w:tc>
-      </w:tr>
-      <w:tr>
-        <w:tc>
-          <w:tcPr/>
-          <w:p>
-            <w:pPr>
-              <w:pStyle w:val="Compact"/>
-            </w:pPr>
-            <w:r>
               <w:t xml:space="preserve">DQ stress bias at OR_trt2.0_out2.0</w:t>
             </w:r>
           </w:p>
@@ -22950,79 +23257,7 @@
               <w:pStyle w:val="Compact"/>
             </w:pPr>
             <w:r>
-              <w:t xml:space="preserve">0.01041</w:t>
-            </w:r>
-          </w:p>
-        </w:tc>
-      </w:tr>
-      <w:tr>
-        <w:tc>
-          <w:tcPr/>
-          <w:p>
-            <w:pPr>
-              <w:pStyle w:val="Compact"/>
-            </w:pPr>
-            <w:r>
-              <w:t xml:space="preserve">DQ stress bias at OR_trt2.0_out2.0</w:t>
-            </w:r>
-          </w:p>
-        </w:tc>
-        <w:tc>
-          <w:tcPr/>
-          <w:p>
-            <w:pPr>
-              <w:pStyle w:val="Compact"/>
-            </w:pPr>
-            <w:r>
-              <w:t xml:space="preserve">0.01041</w:t>
-            </w:r>
-          </w:p>
-        </w:tc>
-      </w:tr>
-      <w:tr>
-        <w:tc>
-          <w:tcPr/>
-          <w:p>
-            <w:pPr>
-              <w:pStyle w:val="Compact"/>
-            </w:pPr>
-            <w:r>
-              <w:t xml:space="preserve">DQ stress bias at OR_trt2.0_out2.0</w:t>
-            </w:r>
-          </w:p>
-        </w:tc>
-        <w:tc>
-          <w:tcPr/>
-          <w:p>
-            <w:pPr>
-              <w:pStyle w:val="Compact"/>
-            </w:pPr>
-            <w:r>
-              <w:t xml:space="preserve">0.01048</w:t>
-            </w:r>
-          </w:p>
-        </w:tc>
-      </w:tr>
-      <w:tr>
-        <w:tc>
-          <w:tcPr/>
-          <w:p>
-            <w:pPr>
-              <w:pStyle w:val="Compact"/>
-            </w:pPr>
-            <w:r>
-              <w:t xml:space="preserve">DQ stress bias at OR_trt2.0_out2.0</w:t>
-            </w:r>
-          </w:p>
-        </w:tc>
-        <w:tc>
-          <w:tcPr/>
-          <w:p>
-            <w:pPr>
-              <w:pStyle w:val="Compact"/>
-            </w:pPr>
-            <w:r>
-              <w:t xml:space="preserve">0.01048</w:t>
+              <w:t xml:space="preserve">0.01044</w:t>
             </w:r>
           </w:p>
         </w:tc>
@@ -23070,9 +23305,14 @@
       <w:r>
         <w:t xml:space="preserve"> </w:t>
       </w:r>
-      <w:r>
-        <w:t xml:space="preserve">§</w:t>
-      </w:r>
+      <w:hyperlink w:anchor="sec-simulation">
+        <w:r>
+          <w:rPr>
+            <w:rStyle w:val="Hyperlink"/>
+          </w:rPr>
+          <w:t xml:space="preserve">Section 8</w:t>
+        </w:r>
+      </w:hyperlink>
       <w:r>
         <w:t xml:space="preserve"> </w:t>
       </w:r>
@@ -23203,8 +23443,19 @@
         <w:t xml:space="preserve"> </w:t>
       </w:r>
       <w:r>
-        <w:t xml:space="preserve">(see §</w:t>
-      </w:r>
+        <w:t xml:space="preserve">(see</w:t>
+      </w:r>
+      <w:r>
+        <w:t xml:space="preserve"> </w:t>
+      </w:r>
+      <w:hyperlink w:anchor="sec-casestudy-dq">
+        <w:r>
+          <w:rPr>
+            <w:rStyle w:val="Hyperlink"/>
+          </w:rPr>
+          <w:t xml:space="preserve">Section 9.4</w:t>
+        </w:r>
+      </w:hyperlink>
       <w:r>
         <w:t xml:space="preserve">), so the Rescue.Co example is not</w:t>
       </w:r>
@@ -24370,7 +24621,7 @@
         <w:t xml:space="preserve"> </w:t>
       </w:r>
       <w:r>
-        <w:t xml:space="preserve">0.21–0.81). The Stage 3 DQ stress test sweeps the four threats</w:t>
+        <w:t xml:space="preserve">0.21–0.81). The Stage 2c DQ stress test sweeps the four threats</w:t>
       </w:r>
       <w:r>
         <w:t xml:space="preserve"> </w:t>
@@ -24424,31 +24675,25 @@
         <w:t xml:space="preserve">simulation.n_sims = 3</w:t>
       </w:r>
       <w:r>
-        <w:t xml:space="preserve">. At</w:t>
-      </w:r>
-      <w:r>
-        <w:t xml:space="preserve"> </w:t>
-      </w:r>
-      <w:r>
-        <w:t xml:space="preserve">this replicate count the per-cell coverage estimates are noisy</w:t>
-      </w:r>
-      <w:r>
-        <w:t xml:space="preserve"> </w:t>
-      </w:r>
-      <w:r>
-        <w:t xml:space="preserve">and the qualitative degradation pattern, not the absolute coverage</w:t>
-      </w:r>
-      <w:r>
-        <w:t xml:space="preserve"> </w:t>
-      </w:r>
-      <w:r>
-        <w:t xml:space="preserve">number, is what the decision rule consumes. The companion</w:t>
-      </w:r>
-      <w:r>
-        <w:t xml:space="preserve"> </w:t>
-      </w:r>
-      <w:r>
-        <w:t xml:space="preserve">configuration</w:t>
+        <w:t xml:space="preserve">. The</w:t>
+      </w:r>
+      <w:r>
+        <w:t xml:space="preserve"> </w:t>
+      </w:r>
+      <w:r>
+        <w:t xml:space="preserve">bundled low-replicate run is retained only as a fast reproducibility</w:t>
+      </w:r>
+      <w:r>
+        <w:t xml:space="preserve"> </w:t>
+      </w:r>
+      <w:r>
+        <w:t xml:space="preserve">example; the case-study DQ results should not be interpreted</w:t>
+      </w:r>
+      <w:r>
+        <w:t xml:space="preserve"> </w:t>
+      </w:r>
+      <w:r>
+        <w:t xml:space="preserve">inferentially from</w:t>
       </w:r>
       <w:r>
         <w:t xml:space="preserve"> </w:t>
@@ -24457,19 +24702,25 @@
         <w:rPr>
           <w:rStyle w:val="VerbatimChar"/>
         </w:rPr>
+        <w:t xml:space="preserve">n_sims = 3</w:t>
+      </w:r>
+      <w:r>
+        <w:t xml:space="preserve">. The companion configuration</w:t>
+      </w:r>
+      <w:r>
+        <w:t xml:space="preserve"> </w:t>
+      </w:r>
+      <w:r>
+        <w:rPr>
+          <w:rStyle w:val="VerbatimChar"/>
+        </w:rPr>
         <w:t xml:space="preserve">inst/extdata/rescueco_dq_full.yml</w:t>
       </w:r>
       <w:r>
         <w:t xml:space="preserve"> </w:t>
       </w:r>
       <w:r>
-        <w:t xml:space="preserve">runs the same</w:t>
-      </w:r>
-      <w:r>
-        <w:t xml:space="preserve"> </w:t>
-      </w:r>
-      <w:r>
-        <w:t xml:space="preserve">sweep at</w:t>
+        <w:t xml:space="preserve">runs the same sweep at</w:t>
       </w:r>
       <w:r>
         <w:t xml:space="preserve"> </w:t>
@@ -24484,7 +24735,7 @@
         <w:t xml:space="preserve"> </w:t>
       </w:r>
       <w:r>
-        <w:t xml:space="preserve">and reproduces the same minimax winner.]</w:t>
+        <w:t xml:space="preserve">and is provided to confirm the minimax winner.]</w:t>
       </w:r>
       <w:r>
         <w:t xml:space="preserve"> </w:t>
@@ -24734,37 +24985,88 @@
         <w:t xml:space="preserve"> </w:t>
       </w:r>
       <w:r>
-        <w:t xml:space="preserve">negative-control endpoints (chronic-pain history, prior fracture,</w:t>
-      </w:r>
-      <w:r>
-        <w:t xml:space="preserve"> </w:t>
-      </w:r>
-      <w:r>
-        <w:t xml:space="preserve">and elective surgery) were dropped from the NC analysis at the</w:t>
-      </w:r>
-      <w:r>
-        <w:t xml:space="preserve"> </w:t>
-      </w:r>
-      <w:r>
-        <w:t xml:space="preserve">data-sanitisation step because they failed near-zero-variance</w:t>
-      </w:r>
-      <w:r>
-        <w:t xml:space="preserve"> </w:t>
-      </w:r>
-      <w:r>
-        <w:t xml:space="preserve">filtering on the locked cohort; only chronic hypertension and</w:t>
-      </w:r>
-      <w:r>
-        <w:t xml:space="preserve"> </w:t>
-      </w:r>
-      <w:r>
-        <w:t xml:space="preserve">household urban status carried enough variation to fit a stable</w:t>
-      </w:r>
-      <w:r>
-        <w:t xml:space="preserve"> </w:t>
-      </w:r>
-      <w:r>
-        <w:t xml:space="preserve">PS-adjusted model. The audit log records the three drops alongside</w:t>
+        <w:t xml:space="preserve">negative-control endpoints (</w:t>
+      </w:r>
+      <w:r>
+        <w:rPr>
+          <w:rStyle w:val="VerbatimChar"/>
+        </w:rPr>
+        <w:t xml:space="preserve">chronic_diabetes_insulin</w:t>
+      </w:r>
+      <w:r>
+        <w:t xml:space="preserve">,</w:t>
+      </w:r>
+      <w:r>
+        <w:t xml:space="preserve"> </w:t>
+      </w:r>
+      <w:r>
+        <w:rPr>
+          <w:rStyle w:val="VerbatimChar"/>
+        </w:rPr>
+        <w:t xml:space="preserve">chronic_hiv_art</w:t>
+      </w:r>
+      <w:r>
+        <w:t xml:space="preserve">, and</w:t>
+      </w:r>
+      <w:r>
+        <w:t xml:space="preserve"> </w:t>
+      </w:r>
+      <w:r>
+        <w:rPr>
+          <w:rStyle w:val="VerbatimChar"/>
+        </w:rPr>
+        <w:t xml:space="preserve">fuel_wood</w:t>
+      </w:r>
+      <w:r>
+        <w:t xml:space="preserve">) were dropped from the NC</w:t>
+      </w:r>
+      <w:r>
+        <w:t xml:space="preserve"> </w:t>
+      </w:r>
+      <w:r>
+        <w:t xml:space="preserve">analysis at the data-sanitisation step because they failed</w:t>
+      </w:r>
+      <w:r>
+        <w:t xml:space="preserve"> </w:t>
+      </w:r>
+      <w:r>
+        <w:t xml:space="preserve">near-zero-variance filtering on the locked cohort; only</w:t>
+      </w:r>
+      <w:r>
+        <w:t xml:space="preserve"> </w:t>
+      </w:r>
+      <w:r>
+        <w:rPr>
+          <w:rStyle w:val="VerbatimChar"/>
+        </w:rPr>
+        <w:t xml:space="preserve">chronic_hypertension</w:t>
+      </w:r>
+      <w:r>
+        <w:t xml:space="preserve"> </w:t>
+      </w:r>
+      <w:r>
+        <w:t xml:space="preserve">and</w:t>
+      </w:r>
+      <w:r>
+        <w:t xml:space="preserve"> </w:t>
+      </w:r>
+      <w:r>
+        <w:rPr>
+          <w:rStyle w:val="VerbatimChar"/>
+        </w:rPr>
+        <w:t xml:space="preserve">household_urban</w:t>
+      </w:r>
+      <w:r>
+        <w:t xml:space="preserve"> </w:t>
+      </w:r>
+      <w:r>
+        <w:t xml:space="preserve">carried enough</w:t>
+      </w:r>
+      <w:r>
+        <w:t xml:space="preserve"> </w:t>
+      </w:r>
+      <w:r>
+        <w:t xml:space="preserve">variation to fit a stable PS-adjusted model. The audit log records the three drops alongside</w:t>
       </w:r>
       <w:r>
         <w:t xml:space="preserve"> </w:t>
@@ -25806,8 +26108,19 @@
         <w:t xml:space="preserve"> </w:t>
       </w:r>
       <w:r>
-        <w:t xml:space="preserve">described in §</w:t>
-      </w:r>
+        <w:t xml:space="preserve">described in</w:t>
+      </w:r>
+      <w:r>
+        <w:t xml:space="preserve"> </w:t>
+      </w:r>
+      <w:hyperlink w:anchor="sec-framework">
+        <w:r>
+          <w:rPr>
+            <w:rStyle w:val="Hyperlink"/>
+          </w:rPr>
+          <w:t xml:space="preserve">Section 4</w:t>
+        </w:r>
+      </w:hyperlink>
       <w:r>
         <w:t xml:space="preserve">.</w:t>
       </w:r>
@@ -25833,13 +26146,19 @@
         <w:t xml:space="preserve"> </w:t>
       </w:r>
       <w:r>
-        <w:t xml:space="preserve">50 replicates is the kind of validation a reviewer would want.</w:t>
-      </w:r>
-      <w:r>
-        <w:t xml:space="preserve"> </w:t>
-      </w:r>
-      <w:r>
-        <w:t xml:space="preserve">Stage 3 then runs the full DQ stress test (</w:t>
+        <w:t xml:space="preserve">50 replicates is the kind of design validation a reviewer would</w:t>
+      </w:r>
+      <w:r>
+        <w:t xml:space="preserve"> </w:t>
+      </w:r>
+      <w:r>
+        <w:t xml:space="preserve">want. Stage 2c then runs the full DQ stress test</w:t>
+      </w:r>
+      <w:r>
+        <w:t xml:space="preserve"> </w:t>
+      </w:r>
+      <w:r>
+        <w:t xml:space="preserve">(</w:t>
       </w:r>
       <w:r>
         <w:rPr>
@@ -25848,55 +26167,31 @@
         <w:t xml:space="preserve">run_plasmode_dq_stress()</w:t>
       </w:r>
       <w:r>
-        <w:t xml:space="preserve">)</w:t>
-      </w:r>
-      <w:r>
-        <w:t xml:space="preserve"> </w:t>
-      </w:r>
-      <w:r>
-        <w:t xml:space="preserve">over the four threats and produces a structural pass on each</w:t>
-      </w:r>
-      <w:r>
-        <w:t xml:space="preserve"> </w:t>
-      </w:r>
-      <w:r>
-        <w:t xml:space="preserve">scenario. [NOTE: the bundled configuration uses 3 replicates per</w:t>
-      </w:r>
-      <w:r>
-        <w:t xml:space="preserve"> </w:t>
-      </w:r>
-      <w:r>
-        <w:t xml:space="preserve">scenario × severity cell. At this replicate count the per-cell</w:t>
-      </w:r>
-      <w:r>
-        <w:t xml:space="preserve"> </w:t>
-      </w:r>
-      <w:r>
-        <w:t xml:space="preserve">coverage estimates are noisy (baseline coverage rounds to 1.00</w:t>
-      </w:r>
-      <w:r>
-        <w:t xml:space="preserve"> </w:t>
-      </w:r>
-      <w:r>
-        <w:t xml:space="preserve">because all 3 CIs happened to cover); the qualitative pattern of</w:t>
-      </w:r>
-      <w:r>
-        <w:t xml:space="preserve"> </w:t>
-      </w:r>
-      <w:r>
-        <w:t xml:space="preserve">degradation across severity levels is reproducible but the</w:t>
-      </w:r>
-      <w:r>
-        <w:t xml:space="preserve"> </w:t>
-      </w:r>
-      <w:r>
-        <w:t xml:space="preserve">absolute coverage numbers should be regenerated at 200+ replicates</w:t>
-      </w:r>
-      <w:r>
-        <w:t xml:space="preserve"> </w:t>
-      </w:r>
-      <w:r>
-        <w:t xml:space="preserve">before they are used for inference. A</w:t>
+        <w:t xml:space="preserve">) over the four threats and produces a</w:t>
+      </w:r>
+      <w:r>
+        <w:t xml:space="preserve"> </w:t>
+      </w:r>
+      <w:r>
+        <w:t xml:space="preserve">structural pass on each scenario. [NOTE: the bundled low-replicate</w:t>
+      </w:r>
+      <w:r>
+        <w:t xml:space="preserve"> </w:t>
+      </w:r>
+      <w:r>
+        <w:t xml:space="preserve">run uses 3 replicates per scenario × severity cell and is retained</w:t>
+      </w:r>
+      <w:r>
+        <w:t xml:space="preserve"> </w:t>
+      </w:r>
+      <w:r>
+        <w:t xml:space="preserve">only as a fast reproducibility example. The case-study DQ</w:t>
+      </w:r>
+      <w:r>
+        <w:t xml:space="preserve"> </w:t>
+      </w:r>
+      <w:r>
+        <w:t xml:space="preserve">results should not be interpreted inferentially from</w:t>
       </w:r>
       <w:r>
         <w:t xml:space="preserve"> </w:t>
@@ -25905,19 +26200,31 @@
         <w:rPr>
           <w:rStyle w:val="VerbatimChar"/>
         </w:rPr>
+        <w:t xml:space="preserve">n_sims = 3</w:t>
+      </w:r>
+      <w:r>
+        <w:t xml:space="preserve">.</w:t>
+      </w:r>
+      <w:r>
+        <w:t xml:space="preserve"> </w:t>
+      </w:r>
+      <w:r>
+        <w:t xml:space="preserve">A</w:t>
+      </w:r>
+      <w:r>
+        <w:t xml:space="preserve"> </w:t>
+      </w:r>
+      <w:r>
+        <w:rPr>
+          <w:rStyle w:val="VerbatimChar"/>
+        </w:rPr>
         <w:t xml:space="preserve">n_reps = 200</w:t>
       </w:r>
       <w:r>
         <w:t xml:space="preserve"> </w:t>
       </w:r>
       <w:r>
-        <w:t xml:space="preserve">configuration</w:t>
-      </w:r>
-      <w:r>
-        <w:t xml:space="preserve"> </w:t>
-      </w:r>
-      <w:r>
-        <w:t xml:space="preserve">is provided in</w:t>
+        <w:t xml:space="preserve">configuration is provided in</w:t>
       </w:r>
       <w:r>
         <w:t xml:space="preserve"> </w:t>
@@ -25929,7 +26236,16 @@
         <w:t xml:space="preserve">inst/extdata/rescueco_dq_full.yml</w:t>
       </w:r>
       <w:r>
-        <w:t xml:space="preserve">.] The four</w:t>
+        <w:t xml:space="preserve"> </w:t>
+      </w:r>
+      <w:r>
+        <w:t xml:space="preserve">to confirm the minimax winner</w:t>
+      </w:r>
+      <w:r>
+        <w:t xml:space="preserve"> </w:t>
+      </w:r>
+      <w:r>
+        <w:t xml:space="preserve">under sufficient replicates.] The four</w:t>
       </w:r>
       <w:r>
         <w:t xml:space="preserve"> </w:t>
@@ -26206,13 +26522,13 @@
         <w:t xml:space="preserve">10. Discussion</w:t>
       </w:r>
     </w:p>
-    <w:bookmarkStart w:id="103" w:name="what-is-genuinely-novel"/>
+    <w:bookmarkStart w:id="103" w:name="what-cleantmle-contributes-operationally"/>
     <w:p>
       <w:pPr>
         <w:pStyle w:val="Heading2"/>
       </w:pPr>
       <w:r>
-        <w:t xml:space="preserve">10.1 What is genuinely novel</w:t>
+        <w:t xml:space="preserve">10.1 What cleanTMLE contributes operationally</w:t>
       </w:r>
     </w:p>
     <w:p>
@@ -26530,11 +26846,19 @@
         <w:t xml:space="preserve">(International Council for Harmonisation 2026)</w:t>
       </w:r>
       <w:r>
-        <w:t xml:space="preserve">, as summarised in Table</w:t>
-      </w:r>
-      <w:r>
-        <w:t xml:space="preserve"> </w:t>
-      </w:r>
+        <w:t xml:space="preserve">, as summarised in</w:t>
+      </w:r>
+      <w:r>
+        <w:t xml:space="preserve"> </w:t>
+      </w:r>
+      <w:hyperlink w:anchor="tbl-reg-align">
+        <w:r>
+          <w:rPr>
+            <w:rStyle w:val="Hyperlink"/>
+          </w:rPr>
+          <w:t xml:space="preserve">Table 2</w:t>
+        </w:r>
+      </w:hyperlink>
       <w:r>
         <w:t xml:space="preserve">. The</w:t>
       </w:r>
@@ -27425,8 +27749,19 @@
         <w:t xml:space="preserve"> </w:t>
       </w:r>
       <w:r>
-        <w:t xml:space="preserve">replicates. With the configuration of §</w:t>
-      </w:r>
+        <w:t xml:space="preserve">replicates. With the configuration of</w:t>
+      </w:r>
+      <w:r>
+        <w:t xml:space="preserve"> </w:t>
+      </w:r>
+      <w:hyperlink w:anchor="sec-simulation">
+        <w:r>
+          <w:rPr>
+            <w:rStyle w:val="Hyperlink"/>
+          </w:rPr>
+          <w:t xml:space="preserve">Section 8</w:t>
+        </w:r>
+      </w:hyperlink>
       <w:r>
         <w:t xml:space="preserve"> </w:t>
       </w:r>
@@ -28465,8 +28800,19 @@
         <w:t xml:space="preserve"> </w:t>
       </w:r>
       <w:r>
-        <w:t xml:space="preserve">the simulation code for the results in §</w:t>
-      </w:r>
+        <w:t xml:space="preserve">the simulation code for the results in</w:t>
+      </w:r>
+      <w:r>
+        <w:t xml:space="preserve"> </w:t>
+      </w:r>
+      <w:hyperlink w:anchor="sec-simulation">
+        <w:r>
+          <w:rPr>
+            <w:rStyle w:val="Hyperlink"/>
+          </w:rPr>
+          <w:t xml:space="preserve">Section 8</w:t>
+        </w:r>
+      </w:hyperlink>
       <w:r>
         <w:t xml:space="preserve"> </w:t>
       </w:r>

--- a/reports/manuscript_outcome_blind_dq.docx
+++ b/reports/manuscript_outcome_blind_dq.docx
@@ -1689,7 +1689,106 @@
               <w:t xml:space="preserve"> </w:t>
             </w:r>
             <w:r>
-              <w:t xml:space="preserve">by IPCW. Hazard ratios, time-varying treatments, competing risks,</w:t>
+              <w:t xml:space="preserve">by IPCW. Within that scope, the package exposes the full</w:t>
+            </w:r>
+            <w:r>
+              <w:t xml:space="preserve"> </w:t>
+            </w:r>
+            <w:r>
+              <w:t xml:space="preserve">estimator spectrum: IPTW with stabilised weights</w:t>
+            </w:r>
+            <w:r>
+              <w:t xml:space="preserve"> </w:t>
+            </w:r>
+            <w:r>
+              <w:t xml:space="preserve">(</w:t>
+            </w:r>
+            <w:r>
+              <w:rPr>
+                <w:rStyle w:val="VerbatimChar"/>
+              </w:rPr>
+              <w:t xml:space="preserve">estimate_ipwrisk()</w:t>
+            </w:r>
+            <w:r>
+              <w:t xml:space="preserve">), parametric g-computation</w:t>
+            </w:r>
+            <w:r>
+              <w:t xml:space="preserve"> </w:t>
+            </w:r>
+            <w:r>
+              <w:t xml:space="preserve">(</w:t>
+            </w:r>
+            <w:r>
+              <w:rPr>
+                <w:rStyle w:val="VerbatimChar"/>
+              </w:rPr>
+              <w:t xml:space="preserve">estimate_gcomprisk()</w:t>
+            </w:r>
+            <w:r>
+              <w:t xml:space="preserve">), augmented IPW (</w:t>
+            </w:r>
+            <w:r>
+              <w:rPr>
+                <w:rStyle w:val="VerbatimChar"/>
+              </w:rPr>
+              <w:t xml:space="preserve">estimate_aipwrisk()</w:t>
+            </w:r>
+            <w:r>
+              <w:t xml:space="preserve">),</w:t>
+            </w:r>
+            <w:r>
+              <w:t xml:space="preserve"> </w:t>
+            </w:r>
+            <w:r>
+              <w:t xml:space="preserve">and TMLE (</w:t>
+            </w:r>
+            <w:r>
+              <w:rPr>
+                <w:rStyle w:val="VerbatimChar"/>
+              </w:rPr>
+              <w:t xml:space="preserve">run_clean_tmle()</w:t>
+            </w:r>
+            <w:r>
+              <w:t xml:space="preserve">, plus the modular</w:t>
+            </w:r>
+            <w:r>
+              <w:t xml:space="preserve"> </w:t>
+            </w:r>
+            <w:r>
+              <w:rPr>
+                <w:rStyle w:val="VerbatimChar"/>
+              </w:rPr>
+              <w:t xml:space="preserve">fit_tmle_*()</w:t>
+            </w:r>
+            <w:r>
+              <w:t xml:space="preserve"> </w:t>
+            </w:r>
+            <w:r>
+              <w:t xml:space="preserve">primitives and the IPCW variant</w:t>
+            </w:r>
+            <w:r>
+              <w:t xml:space="preserve"> </w:t>
+            </w:r>
+            <w:r>
+              <w:rPr>
+                <w:rStyle w:val="VerbatimChar"/>
+              </w:rPr>
+              <w:t xml:space="preserve">run_ipcw_tmle()</w:t>
+            </w:r>
+            <w:r>
+              <w:t xml:space="preserve">). The</w:t>
+            </w:r>
+            <w:r>
+              <w:t xml:space="preserve"> </w:t>
+            </w:r>
+            <w:r>
+              <w:t xml:space="preserve">prespecified primary estimator is TMLE; the other three are</w:t>
+            </w:r>
+            <w:r>
+              <w:t xml:space="preserve"> </w:t>
+            </w:r>
+            <w:r>
+              <w:t xml:space="preserve">reported as concordance checks. Hazard ratios, time-varying treatments, competing risks,</w:t>
             </w:r>
             <w:r>
               <w:t xml:space="preserve"> </w:t>
@@ -1755,40 +1854,7 @@
               <w:t xml:space="preserve"> </w:t>
             </w:r>
             <w:r>
-              <w:t xml:space="preserve">until those features are added. The proprietary</w:t>
-            </w:r>
-            <w:r>
-              <w:t xml:space="preserve"> </w:t>
-            </w:r>
-            <w:r>
-              <w:rPr>
-                <w:rStyle w:val="VerbatimChar"/>
-              </w:rPr>
-              <w:t xml:space="preserve">causalRisk</w:t>
-            </w:r>
-            <w:r>
-              <w:t xml:space="preserve"> </w:t>
-            </w:r>
-            <w:r>
-              <w:t xml:space="preserve">package</w:t>
-            </w:r>
-            <w:r>
-              <w:t xml:space="preserve"> </w:t>
-            </w:r>
-            <w:r>
-              <w:t xml:space="preserve">(Brookhart, Breskin, and Eledath 2024)</w:t>
-            </w:r>
-            <w:r>
-              <w:t xml:space="preserve"> </w:t>
-            </w:r>
-            <w:r>
-              <w:t xml:space="preserve">is an alternative</w:t>
-            </w:r>
-            <w:r>
-              <w:t xml:space="preserve"> </w:t>
-            </w:r>
-            <w:r>
-              <w:t xml:space="preserve">implementation of related cumulative-risk estimators.</w:t>
+              <w:t xml:space="preserve">until those features are added.</w:t>
             </w:r>
           </w:p>
         </w:tc>
@@ -1920,40 +1986,7 @@
         <w:t xml:space="preserve"> </w:t>
       </w:r>
       <w:r>
-        <w:t xml:space="preserve">single reproducible record. We acknowledge</w:t>
-      </w:r>
-      <w:r>
-        <w:t xml:space="preserve"> </w:t>
-      </w:r>
-      <w:r>
-        <w:rPr>
-          <w:rStyle w:val="VerbatimChar"/>
-        </w:rPr>
-        <w:t xml:space="preserve">causalRisk</w:t>
-      </w:r>
-      <w:r>
-        <w:t xml:space="preserve"> </w:t>
-      </w:r>
-      <w:r>
-        <w:t xml:space="preserve">(Brookhart, Breskin, and Eledath 2024)</w:t>
-      </w:r>
-      <w:r>
-        <w:t xml:space="preserve"> </w:t>
-      </w:r>
-      <w:r>
-        <w:t xml:space="preserve">as a proprietary alternative</w:t>
-      </w:r>
-      <w:r>
-        <w:t xml:space="preserve"> </w:t>
-      </w:r>
-      <w:r>
-        <w:t xml:space="preserve">implementation of related cumulative-risk estimators with which</w:t>
-      </w:r>
-      <w:r>
-        <w:t xml:space="preserve"> </w:t>
-      </w:r>
-      <w:r>
-        <w:t xml:space="preserve">cleanTMLE shares conceptual structure but not code. The next</w:t>
+        <w:t xml:space="preserve">single reproducible record. The next</w:t>
       </w:r>
       <w:r>
         <w:t xml:space="preserve"> </w:t>
@@ -2549,7 +2582,7 @@
               <a:graphicData uri="http://schemas.openxmlformats.org/drawingml/2006/picture">
                 <pic:pic>
                   <pic:nvPicPr>
-                    <pic:cNvPr descr="manuscript_outcome_blind_dq_files\figure-docx\mermaid-figure-2.png" id="34" name="Picture"/>
+                    <pic:cNvPr descr="manuscript_outcome_blind_dq_files\figure-docx\mermaid-figure-3.png" id="34" name="Picture"/>
                     <pic:cNvPicPr>
                       <a:picLocks noChangeArrowheads="1" noChangeAspect="1"/>
                     </pic:cNvPicPr>
@@ -8480,7 +8513,7 @@
         <w:t xml:space="preserve"> </w:t>
       </w:r>
       <w:r>
-        <w:t xml:space="preserve">(Brookhart, Breskin, and Eledath 2024; Lash et al. 2014)</w:t>
+        <w:t xml:space="preserve">(Lash et al. 2014)</w:t>
       </w:r>
       <w:r>
         <w:t xml:space="preserve">. When the</w:t>
@@ -10772,6 +10805,59 @@
     </w:p>
     <w:p>
       <w:pPr>
+        <w:pStyle w:val="BodyText"/>
+      </w:pPr>
+      <w:r>
+        <w:t xml:space="preserve">Before Stage 1b, the package’s</w:t>
+      </w:r>
+      <w:r>
+        <w:t xml:space="preserve"> </w:t>
+      </w:r>
+      <w:r>
+        <w:rPr>
+          <w:rStyle w:val="VerbatimChar"/>
+        </w:rPr>
+        <w:t xml:space="preserve">attrition_table()</w:t>
+      </w:r>
+      <w:r>
+        <w:t xml:space="preserve"> </w:t>
+      </w:r>
+      <w:r>
+        <w:t xml:space="preserve">provides a</w:t>
+      </w:r>
+      <w:r>
+        <w:t xml:space="preserve"> </w:t>
+      </w:r>
+      <w:r>
+        <w:t xml:space="preserve">code-level ledger of inclusion and exclusion criteria, producing</w:t>
+      </w:r>
+      <w:r>
+        <w:t xml:space="preserve"> </w:t>
+      </w:r>
+      <w:r>
+        <w:t xml:space="preserve">a CONSORT-style flow from the raw source table to the analytic</w:t>
+      </w:r>
+      <w:r>
+        <w:t xml:space="preserve"> </w:t>
+      </w:r>
+      <w:r>
+        <w:t xml:space="preserve">cohort. Recording attrition this way anchors the locked cohort</w:t>
+      </w:r>
+      <w:r>
+        <w:t xml:space="preserve"> </w:t>
+      </w:r>
+      <w:r>
+        <w:t xml:space="preserve">definition to its data-driven realisation and gives the Stage 1b</w:t>
+      </w:r>
+      <w:r>
+        <w:t xml:space="preserve"> </w:t>
+      </w:r>
+      <w:r>
+        <w:t xml:space="preserve">cohort-adequacy checkpoint a reproducible source.</w:t>
+      </w:r>
+    </w:p>
+    <w:p>
+      <w:pPr>
         <w:pStyle w:val="SourceCode"/>
       </w:pPr>
       <w:r>
@@ -14297,22 +14383,13 @@
       </w:r>
     </w:p>
     <w:bookmarkEnd w:id="63"/>
-    <w:bookmarkStart w:id="64" w:name="relationship-to-causalrisk"/>
+    <w:bookmarkStart w:id="64" w:name="cumulative-risk-workflow-considerations"/>
     <w:p>
       <w:pPr>
         <w:pStyle w:val="Heading2"/>
       </w:pPr>
       <w:r>
-        <w:t xml:space="preserve">7.3 Relationship to</w:t>
-      </w:r>
-      <w:r>
-        <w:t xml:space="preserve"> </w:t>
-      </w:r>
-      <w:r>
-        <w:rPr>
-          <w:rStyle w:val="VerbatimChar"/>
-        </w:rPr>
-        <w:t xml:space="preserve">causalRisk</w:t>
+        <w:t xml:space="preserve">7.3 Cumulative-risk workflow considerations</w:t>
       </w:r>
     </w:p>
     <w:p>
@@ -14320,7 +14397,31 @@
         <w:pStyle w:val="FirstParagraph"/>
       </w:pPr>
       <w:r>
-        <w:t xml:space="preserve">The proprietary</w:t>
+        <w:t xml:space="preserve">cleanTMLE provides software support for several analytic considerations</w:t>
+      </w:r>
+      <w:r>
+        <w:t xml:space="preserve"> </w:t>
+      </w:r>
+      <w:r>
+        <w:t xml:space="preserve">that arise in cumulative-risk pharmacoepidemiology workflows.</w:t>
+      </w:r>
+    </w:p>
+    <w:p>
+      <w:pPr>
+        <w:pStyle w:val="BodyText"/>
+      </w:pPr>
+      <w:r>
+        <w:rPr>
+          <w:i/>
+          <w:iCs/>
+        </w:rPr>
+        <w:t xml:space="preserve">Model specification grammar.</w:t>
+      </w:r>
+      <w:r>
+        <w:t xml:space="preserve"> </w:t>
+      </w:r>
+      <w:r>
+        <w:t xml:space="preserve">The</w:t>
       </w:r>
       <w:r>
         <w:t xml:space="preserve"> </w:t>
@@ -14329,94 +14430,391 @@
         <w:rPr>
           <w:rStyle w:val="VerbatimChar"/>
         </w:rPr>
-        <w:t xml:space="preserve">causalRisk</w:t>
-      </w:r>
-      <w:r>
-        <w:t xml:space="preserve"> </w:t>
-      </w:r>
-      <w:r>
-        <w:t xml:space="preserve">package</w:t>
-      </w:r>
-      <w:r>
-        <w:t xml:space="preserve"> </w:t>
-      </w:r>
-      <w:r>
-        <w:t xml:space="preserve">(Brookhart, Breskin, and Eledath 2024)</w:t>
-      </w:r>
-      <w:r>
-        <w:t xml:space="preserve"> </w:t>
-      </w:r>
-      <w:r>
-        <w:t xml:space="preserve">implements IPW, g-computation, and AIPW cumulative-risk estimators</w:t>
-      </w:r>
-      <w:r>
-        <w:t xml:space="preserve"> </w:t>
-      </w:r>
-      <w:r>
-        <w:t xml:space="preserve">with a cohort-specification grammar oriented toward staged,</w:t>
-      </w:r>
-      <w:r>
-        <w:t xml:space="preserve"> </w:t>
-      </w:r>
-      <w:r>
-        <w:t xml:space="preserve">prespecified observational analyses. Although cleanTMLE was</w:t>
-      </w:r>
-      <w:r>
-        <w:t xml:space="preserve"> </w:t>
-      </w:r>
-      <w:r>
-        <w:t xml:space="preserve">informed by the conceptual structure of that package, the two</w:t>
-      </w:r>
-      <w:r>
-        <w:t xml:space="preserve"> </w:t>
-      </w:r>
-      <w:r>
-        <w:t xml:space="preserve">packages do not share code, and cleanTMLE’s estimation, gating,</w:t>
-      </w:r>
-      <w:r>
-        <w:t xml:space="preserve"> </w:t>
-      </w:r>
-      <w:r>
-        <w:t xml:space="preserve">audit, and DQ stress-test functions are independent</w:t>
-      </w:r>
-      <w:r>
-        <w:t xml:space="preserve"> </w:t>
-      </w:r>
-      <w:r>
-        <w:t xml:space="preserve">implementations. We acknowledge</w:t>
-      </w:r>
-      <w:r>
-        <w:t xml:space="preserve"> </w:t>
+        <w:t xml:space="preserve">identify_*()</w:t>
+      </w:r>
+      <w:r>
+        <w:t xml:space="preserve"> </w:t>
+      </w:r>
+      <w:r>
+        <w:t xml:space="preserve">family</w:t>
+      </w:r>
+      <w:r>
+        <w:t xml:space="preserve"> </w:t>
+      </w:r>
+      <w:r>
+        <w:t xml:space="preserve">(</w:t>
       </w:r>
       <w:r>
         <w:rPr>
           <w:rStyle w:val="VerbatimChar"/>
         </w:rPr>
-        <w:t xml:space="preserve">causalRisk</w:t>
-      </w:r>
-      <w:r>
-        <w:t xml:space="preserve"> </w:t>
-      </w:r>
-      <w:r>
-        <w:t xml:space="preserve">as the closest</w:t>
-      </w:r>
-      <w:r>
-        <w:t xml:space="preserve"> </w:t>
-      </w:r>
-      <w:r>
-        <w:t xml:space="preserve">alternative implementation in the R ecosystem, while noting that</w:t>
-      </w:r>
-      <w:r>
-        <w:t xml:space="preserve"> </w:t>
-      </w:r>
-      <w:r>
-        <w:t xml:space="preserve">its proprietary licence means independent reproduction of any</w:t>
-      </w:r>
-      <w:r>
-        <w:t xml:space="preserve"> </w:t>
-      </w:r>
-      <w:r>
-        <w:t xml:space="preserve">specific function is up to the user.</w:t>
+        <w:t xml:space="preserve">identify_treatment()</w:t>
+      </w:r>
+      <w:r>
+        <w:t xml:space="preserve">,</w:t>
+      </w:r>
+      <w:r>
+        <w:t xml:space="preserve"> </w:t>
+      </w:r>
+      <w:r>
+        <w:rPr>
+          <w:rStyle w:val="VerbatimChar"/>
+        </w:rPr>
+        <w:t xml:space="preserve">identify_outcome()</w:t>
+      </w:r>
+      <w:r>
+        <w:t xml:space="preserve">,</w:t>
+      </w:r>
+      <w:r>
+        <w:t xml:space="preserve"> </w:t>
+      </w:r>
+      <w:r>
+        <w:rPr>
+          <w:rStyle w:val="VerbatimChar"/>
+        </w:rPr>
+        <w:t xml:space="preserve">identify_censoring()</w:t>
+      </w:r>
+      <w:r>
+        <w:t xml:space="preserve">,</w:t>
+      </w:r>
+      <w:r>
+        <w:t xml:space="preserve"> </w:t>
+      </w:r>
+      <w:r>
+        <w:rPr>
+          <w:rStyle w:val="VerbatimChar"/>
+        </w:rPr>
+        <w:t xml:space="preserve">identify_competing_risk()</w:t>
+      </w:r>
+      <w:r>
+        <w:t xml:space="preserve">,</w:t>
+      </w:r>
+      <w:r>
+        <w:t xml:space="preserve"> </w:t>
+      </w:r>
+      <w:r>
+        <w:rPr>
+          <w:rStyle w:val="VerbatimChar"/>
+        </w:rPr>
+        <w:t xml:space="preserve">identify_subject()</w:t>
+      </w:r>
+      <w:r>
+        <w:t xml:space="preserve">,</w:t>
+      </w:r>
+      <w:r>
+        <w:t xml:space="preserve"> </w:t>
+      </w:r>
+      <w:r>
+        <w:rPr>
+          <w:rStyle w:val="VerbatimChar"/>
+        </w:rPr>
+        <w:t xml:space="preserve">identify_interval()</w:t>
+      </w:r>
+      <w:r>
+        <w:t xml:space="preserve">,</w:t>
+      </w:r>
+      <w:r>
+        <w:t xml:space="preserve"> </w:t>
+      </w:r>
+      <w:r>
+        <w:rPr>
+          <w:rStyle w:val="VerbatimChar"/>
+        </w:rPr>
+        <w:t xml:space="preserve">identify_missing()</w:t>
+      </w:r>
+      <w:r>
+        <w:t xml:space="preserve">) and the</w:t>
+      </w:r>
+      <w:r>
+        <w:t xml:space="preserve"> </w:t>
+      </w:r>
+      <w:r>
+        <w:rPr>
+          <w:rStyle w:val="VerbatimChar"/>
+        </w:rPr>
+        <w:t xml:space="preserve">specify_models()</w:t>
+      </w:r>
+      <w:r>
+        <w:t xml:space="preserve"> </w:t>
+      </w:r>
+      <w:r>
+        <w:t xml:space="preserve">constructor allow</w:t>
+      </w:r>
+      <w:r>
+        <w:t xml:space="preserve"> </w:t>
+      </w:r>
+      <w:r>
+        <w:t xml:space="preserve">analysts to declare eligibility, treatment, outcome, censoring,</w:t>
+      </w:r>
+      <w:r>
+        <w:t xml:space="preserve"> </w:t>
+      </w:r>
+      <w:r>
+        <w:t xml:space="preserve">competing-risk, follow-up-interval, and intercurrent-event components</w:t>
+      </w:r>
+      <w:r>
+        <w:t xml:space="preserve"> </w:t>
+      </w:r>
+      <w:r>
+        <w:t xml:space="preserve">as code objects rather than prose. This lets the analysis lock</w:t>
+      </w:r>
+      <w:r>
+        <w:t xml:space="preserve"> </w:t>
+      </w:r>
+      <w:r>
+        <w:t xml:space="preserve">fingerprint the cohort definition together with the estimator.</w:t>
+      </w:r>
+    </w:p>
+    <w:p>
+      <w:pPr>
+        <w:pStyle w:val="BodyText"/>
+      </w:pPr>
+      <w:r>
+        <w:rPr>
+          <w:i/>
+          <w:iCs/>
+        </w:rPr>
+        <w:t xml:space="preserve">Cumulative-risk reporting.</w:t>
+      </w:r>
+      <w:r>
+        <w:t xml:space="preserve"> </w:t>
+      </w:r>
+      <w:r>
+        <w:rPr>
+          <w:rStyle w:val="VerbatimChar"/>
+        </w:rPr>
+        <w:t xml:space="preserve">clean_risk_report_table()</w:t>
+      </w:r>
+      <w:r>
+        <w:t xml:space="preserve"> </w:t>
+      </w:r>
+      <w:r>
+        <w:t xml:space="preserve">produces a</w:t>
+      </w:r>
+      <w:r>
+        <w:t xml:space="preserve"> </w:t>
+      </w:r>
+      <w:r>
+        <w:t xml:space="preserve">compact table of cumulative risks at clinically meaningful follow-up</w:t>
+      </w:r>
+      <w:r>
+        <w:t xml:space="preserve"> </w:t>
+      </w:r>
+      <w:r>
+        <w:t xml:space="preserve">times, paired with risk-difference and risk-ratio summaries; the</w:t>
+      </w:r>
+      <w:r>
+        <w:t xml:space="preserve"> </w:t>
+      </w:r>
+      <w:r>
+        <w:rPr>
+          <w:rStyle w:val="VerbatimChar"/>
+        </w:rPr>
+        <w:t xml:space="preserve">plot.cumrisk()</w:t>
+      </w:r>
+      <w:r>
+        <w:t xml:space="preserve"> </w:t>
+      </w:r>
+      <w:r>
+        <w:t xml:space="preserve">method renders the same content visually. The</w:t>
+      </w:r>
+      <w:r>
+        <w:t xml:space="preserve"> </w:t>
+      </w:r>
+      <w:r>
+        <w:t xml:space="preserve">package emphasises absolute risks at prespecified times rather than</w:t>
+      </w:r>
+      <w:r>
+        <w:t xml:space="preserve"> </w:t>
+      </w:r>
+      <w:r>
+        <w:t xml:space="preserve">ratio-only summaries.</w:t>
+      </w:r>
+    </w:p>
+    <w:p>
+      <w:pPr>
+        <w:pStyle w:val="BodyText"/>
+      </w:pPr>
+      <w:r>
+        <w:rPr>
+          <w:i/>
+          <w:iCs/>
+        </w:rPr>
+        <w:t xml:space="preserve">Censoring and missingness weights as a first-class analytic object.</w:t>
+      </w:r>
+      <w:r>
+        <w:t xml:space="preserve"> </w:t>
+      </w:r>
+      <w:r>
+        <w:rPr>
+          <w:rStyle w:val="VerbatimChar"/>
+        </w:rPr>
+        <w:t xml:space="preserve">run_ipcw_tmle()</w:t>
+      </w:r>
+      <w:r>
+        <w:t xml:space="preserve"> </w:t>
+      </w:r>
+      <w:r>
+        <w:t xml:space="preserve">carries inverse-probability-of-censoring weights</w:t>
+      </w:r>
+      <w:r>
+        <w:t xml:space="preserve"> </w:t>
+      </w:r>
+      <w:r>
+        <w:t xml:space="preserve">through the targeting step, and</w:t>
+      </w:r>
+      <w:r>
+        <w:t xml:space="preserve"> </w:t>
+      </w:r>
+      <w:r>
+        <w:rPr>
+          <w:rStyle w:val="VerbatimChar"/>
+        </w:rPr>
+        <w:t xml:space="preserve">clean_weight_diagnostics()</w:t>
+      </w:r>
+      <w:r>
+        <w:t xml:space="preserve"> </w:t>
+      </w:r>
+      <w:r>
+        <w:t xml:space="preserve">exposes</w:t>
+      </w:r>
+      <w:r>
+        <w:t xml:space="preserve"> </w:t>
+      </w:r>
+      <w:r>
+        <w:t xml:space="preserve">effective sample size, weight percentiles, the maximum weight, and</w:t>
+      </w:r>
+      <w:r>
+        <w:t xml:space="preserve"> </w:t>
+      </w:r>
+      <w:r>
+        <w:t xml:space="preserve">prespecified instability thresholds so that weight behaviour is</w:t>
+      </w:r>
+      <w:r>
+        <w:t xml:space="preserve"> </w:t>
+      </w:r>
+      <w:r>
+        <w:t xml:space="preserve">auditable alongside the point estimate rather than buried inside a</w:t>
+      </w:r>
+      <w:r>
+        <w:t xml:space="preserve"> </w:t>
+      </w:r>
+      <w:r>
+        <w:t xml:space="preserve">nuisance fit.</w:t>
+      </w:r>
+    </w:p>
+    <w:p>
+      <w:pPr>
+        <w:pStyle w:val="BodyText"/>
+      </w:pPr>
+      <w:r>
+        <w:rPr>
+          <w:i/>
+          <w:iCs/>
+        </w:rPr>
+        <w:t xml:space="preserve">Event-process classification.</w:t>
+      </w:r>
+      <w:r>
+        <w:t xml:space="preserve"> </w:t>
+      </w:r>
+      <w:r>
+        <w:rPr>
+          <w:rStyle w:val="VerbatimChar"/>
+        </w:rPr>
+        <w:t xml:space="preserve">clean_event_process_table()</w:t>
+      </w:r>
+      <w:r>
+        <w:t xml:space="preserve"> </w:t>
+      </w:r>
+      <w:r>
+        <w:t xml:space="preserve">and</w:t>
+      </w:r>
+      <w:r>
+        <w:t xml:space="preserve"> </w:t>
+      </w:r>
+      <w:r>
+        <w:rPr>
+          <w:rStyle w:val="VerbatimChar"/>
+        </w:rPr>
+        <w:t xml:space="preserve">clean_check_event_processes()</w:t>
+      </w:r>
+      <w:r>
+        <w:t xml:space="preserve"> </w:t>
+      </w:r>
+      <w:r>
+        <w:t xml:space="preserve">distinguish event of interest,</w:t>
+      </w:r>
+      <w:r>
+        <w:t xml:space="preserve"> </w:t>
+      </w:r>
+      <w:r>
+        <w:t xml:space="preserve">competing event, censoring, treatment discontinuation or switching,</w:t>
+      </w:r>
+      <w:r>
+        <w:t xml:space="preserve"> </w:t>
+      </w:r>
+      <w:r>
+        <w:t xml:space="preserve">transfer-driven exclusions, and administrative end of follow-up,</w:t>
+      </w:r>
+      <w:r>
+        <w:t xml:space="preserve"> </w:t>
+      </w:r>
+      <w:r>
+        <w:t xml:space="preserve">and check component-vs-composite coherence so that follow-up</w:t>
+      </w:r>
+      <w:r>
+        <w:t xml:space="preserve"> </w:t>
+      </w:r>
+      <w:r>
+        <w:t xml:space="preserve">accounting is explicit rather than implicit.</w:t>
+      </w:r>
+    </w:p>
+    <w:p>
+      <w:pPr>
+        <w:pStyle w:val="BodyText"/>
+      </w:pPr>
+      <w:r>
+        <w:rPr>
+          <w:i/>
+          <w:iCs/>
+        </w:rPr>
+        <w:t xml:space="preserve">Hazard-ratio de-emphasis.</w:t>
+      </w:r>
+      <w:r>
+        <w:t xml:space="preserve"> </w:t>
+      </w:r>
+      <w:r>
+        <w:t xml:space="preserve">Cumulative risks, risk differences,</w:t>
+      </w:r>
+      <w:r>
+        <w:t xml:space="preserve"> </w:t>
+      </w:r>
+      <w:r>
+        <w:t xml:space="preserve">and risk ratios at clinically meaningful time points are more</w:t>
+      </w:r>
+      <w:r>
+        <w:t xml:space="preserve"> </w:t>
+      </w:r>
+      <w:r>
+        <w:t xml:space="preserve">directly aligned with counterfactual estimands in many RWE</w:t>
+      </w:r>
+      <w:r>
+        <w:t xml:space="preserve"> </w:t>
+      </w:r>
+      <w:r>
+        <w:t xml:space="preserve">settings. Hazard ratios are treated as secondary unless the</w:t>
+      </w:r>
+      <w:r>
+        <w:t xml:space="preserve"> </w:t>
+      </w:r>
+      <w:r>
+        <w:t xml:space="preserve">estimand is explicitly defined on the hazard scale and a</w:t>
+      </w:r>
+      <w:r>
+        <w:t xml:space="preserve"> </w:t>
+      </w:r>
+      <w:r>
+        <w:t xml:space="preserve">proportional-hazards interpretation is scientifically justified.</w:t>
       </w:r>
     </w:p>
     <w:bookmarkEnd w:id="64"/>
@@ -14470,7 +14868,120 @@
         <w:t xml:space="preserve"> </w:t>
       </w:r>
       <w:r>
-        <w:t xml:space="preserve">unacceptable positivity or weight instability. When competing</w:t>
+        <w:t xml:space="preserve">unacceptable positivity or weight instability. IPTW weights are</w:t>
+      </w:r>
+      <w:r>
+        <w:t xml:space="preserve"> </w:t>
+      </w:r>
+      <w:r>
+        <w:t xml:space="preserve">stabilised by default in cleanTMLE; effective sample size is</w:t>
+      </w:r>
+      <w:r>
+        <w:t xml:space="preserve"> </w:t>
+      </w:r>
+      <w:r>
+        <w:t xml:space="preserve">reported using the Kish formula on the stabilised weights so that</w:t>
+      </w:r>
+      <w:r>
+        <w:t xml:space="preserve"> </w:t>
+      </w:r>
+      <w:r>
+        <w:t xml:space="preserve">ESS is comparable across truncation candidates and across the</w:t>
+      </w:r>
+      <w:r>
+        <w:t xml:space="preserve"> </w:t>
+      </w:r>
+      <w:r>
+        <w:t xml:space="preserve">treatment- and censoring-weight passes. Extreme observations are</w:t>
+      </w:r>
+      <w:r>
+        <w:t xml:space="preserve"> </w:t>
+      </w:r>
+      <w:r>
+        <w:t xml:space="preserve">listed via</w:t>
+      </w:r>
+      <w:r>
+        <w:t xml:space="preserve"> </w:t>
+      </w:r>
+      <w:r>
+        <w:rPr>
+          <w:rStyle w:val="VerbatimChar"/>
+        </w:rPr>
+        <w:t xml:space="preserve">extreme_weights()</w:t>
+      </w:r>
+      <w:r>
+        <w:t xml:space="preserve"> </w:t>
+      </w:r>
+      <w:r>
+        <w:t xml:space="preserve">so the top-percentile units are</w:t>
+      </w:r>
+      <w:r>
+        <w:t xml:space="preserve"> </w:t>
+      </w:r>
+      <w:r>
+        <w:t xml:space="preserve">visible alongside the summary distribution.</w:t>
+      </w:r>
+    </w:p>
+    <w:p>
+      <w:pPr>
+        <w:pStyle w:val="BodyText"/>
+      </w:pPr>
+      <w:r>
+        <w:t xml:space="preserve">For covariate balance, the recommended display is a three-way</w:t>
+      </w:r>
+      <w:r>
+        <w:t xml:space="preserve"> </w:t>
+      </w:r>
+      <w:r>
+        <w:t xml:space="preserve">Love plot showing absolute standardised mean differences in the</w:t>
+      </w:r>
+      <w:r>
+        <w:t xml:space="preserve"> </w:t>
+      </w:r>
+      <w:r>
+        <w:t xml:space="preserve">unweighted cohort, after matching, and after stabilised IPTW</w:t>
+      </w:r>
+      <w:r>
+        <w:t xml:space="preserve"> </w:t>
+      </w:r>
+      <w:r>
+        <w:t xml:space="preserve">(</w:t>
+      </w:r>
+      <w:r>
+        <w:rPr>
+          <w:rStyle w:val="VerbatimChar"/>
+        </w:rPr>
+        <w:t xml:space="preserve">love_plot_threeway()</w:t>
+      </w:r>
+      <w:r>
+        <w:t xml:space="preserve"> </w:t>
+      </w:r>
+      <w:r>
+        <w:t xml:space="preserve">consumes a lock and the matched / IPTW</w:t>
+      </w:r>
+      <w:r>
+        <w:t xml:space="preserve"> </w:t>
+      </w:r>
+      <w:r>
+        <w:t xml:space="preserve">weights). Plotting the three on a single axis makes it visible</w:t>
+      </w:r>
+      <w:r>
+        <w:t xml:space="preserve"> </w:t>
+      </w:r>
+      <w:r>
+        <w:t xml:space="preserve">which covariates remain imbalanced under which weighting strategy</w:t>
+      </w:r>
+      <w:r>
+        <w:t xml:space="preserve"> </w:t>
+      </w:r>
+      <w:r>
+        <w:t xml:space="preserve">and supports the estimator-vs-estimand distinction recorded in the</w:t>
+      </w:r>
+      <w:r>
+        <w:t xml:space="preserve"> </w:t>
+      </w:r>
+      <w:r>
+        <w:t xml:space="preserve">candidate lock. When competing</w:t>
       </w:r>
       <w:r>
         <w:t xml:space="preserve"> </w:t>
@@ -14652,55 +15163,61 @@
         <w:pStyle w:val="FirstParagraph"/>
       </w:pPr>
       <w:r>
-        <w:t xml:space="preserve">Although hazard ratios remain common in time-to-event analyses,</w:t>
-      </w:r>
-      <w:r>
-        <w:t xml:space="preserve"> </w:t>
-      </w:r>
-      <w:r>
-        <w:t xml:space="preserve">they are not generally the most transparent primary summary for</w:t>
-      </w:r>
-      <w:r>
-        <w:t xml:space="preserve"> </w:t>
-      </w:r>
-      <w:r>
-        <w:t xml:space="preserve">regulatory RWE questions framed as target trials. Cumulative</w:t>
-      </w:r>
-      <w:r>
-        <w:t xml:space="preserve"> </w:t>
-      </w:r>
-      <w:r>
-        <w:t xml:space="preserve">risks, risk differences, and risk ratios at clinically meaningful</w:t>
-      </w:r>
-      <w:r>
-        <w:t xml:space="preserve"> </w:t>
-      </w:r>
-      <w:r>
-        <w:t xml:space="preserve">follow-up times more directly correspond to treatment-specific</w:t>
-      </w:r>
-      <w:r>
-        <w:t xml:space="preserve"> </w:t>
-      </w:r>
-      <w:r>
-        <w:t xml:space="preserve">counterfactual risks and are often easier to align with estimand</w:t>
-      </w:r>
-      <w:r>
-        <w:t xml:space="preserve"> </w:t>
-      </w:r>
-      <w:r>
-        <w:t xml:space="preserve">language. Hazard ratios may be reported as secondary analyses when</w:t>
-      </w:r>
-      <w:r>
-        <w:t xml:space="preserve"> </w:t>
-      </w:r>
-      <w:r>
-        <w:t xml:space="preserve">proportional hazards is plausible and the estimand is explicitly</w:t>
-      </w:r>
-      <w:r>
-        <w:t xml:space="preserve"> </w:t>
-      </w:r>
-      <w:r>
-        <w:t xml:space="preserve">defined on the hazard scale. The package’s</w:t>
+        <w:t xml:space="preserve">Cumulative risks, risk differences, and risk ratios at clinically</w:t>
+      </w:r>
+      <w:r>
+        <w:t xml:space="preserve"> </w:t>
+      </w:r>
+      <w:r>
+        <w:t xml:space="preserve">meaningful time points are more directly aligned with counterfactual</w:t>
+      </w:r>
+      <w:r>
+        <w:t xml:space="preserve"> </w:t>
+      </w:r>
+      <w:r>
+        <w:t xml:space="preserve">estimands in many RWE settings: each corresponds to a contrast of</w:t>
+      </w:r>
+      <w:r>
+        <w:t xml:space="preserve"> </w:t>
+      </w:r>
+      <w:r>
+        <w:t xml:space="preserve">counterfactual risks at a clinically interpretable horizon, with</w:t>
+      </w:r>
+      <w:r>
+        <w:t xml:space="preserve"> </w:t>
+      </w:r>
+      <w:r>
+        <w:t xml:space="preserve">no implicit averaging across a follow-up window during which the</w:t>
+      </w:r>
+      <w:r>
+        <w:t xml:space="preserve"> </w:t>
+      </w:r>
+      <w:r>
+        <w:t xml:space="preserve">hazard ratio may not be constant. Hazard ratios should be treated</w:t>
+      </w:r>
+      <w:r>
+        <w:t xml:space="preserve"> </w:t>
+      </w:r>
+      <w:r>
+        <w:t xml:space="preserve">as secondary unless the estimand is explicitly defined on the</w:t>
+      </w:r>
+      <w:r>
+        <w:t xml:space="preserve"> </w:t>
+      </w:r>
+      <w:r>
+        <w:t xml:space="preserve">hazard scale and a proportional-hazards interpretation is</w:t>
+      </w:r>
+      <w:r>
+        <w:t xml:space="preserve"> </w:t>
+      </w:r>
+      <w:r>
+        <w:t xml:space="preserve">scientifically justified for the question at hand. cleanTMLE</w:t>
+      </w:r>
+      <w:r>
+        <w:t xml:space="preserve"> </w:t>
+      </w:r>
+      <w:r>
+        <w:t xml:space="preserve">reflects this ordering:</w:t>
       </w:r>
       <w:r>
         <w:t xml:space="preserve"> </w:t>
@@ -14715,24 +15232,36 @@
         <w:t xml:space="preserve"> </w:t>
       </w:r>
       <w:r>
-        <w:t xml:space="preserve">produces a single structured table of</w:t>
-      </w:r>
-      <w:r>
-        <w:t xml:space="preserve"> </w:t>
-      </w:r>
-      <w:r>
-        <w:t xml:space="preserve">cumulative risks, contrasts, event counts, and the estimator that</w:t>
-      </w:r>
-      <w:r>
-        <w:t xml:space="preserve"> </w:t>
-      </w:r>
-      <w:r>
-        <w:t xml:space="preserve">produced each row.</w:t>
+        <w:t xml:space="preserve">produces a</w:t>
+      </w:r>
+      <w:r>
+        <w:t xml:space="preserve"> </w:t>
+      </w:r>
+      <w:r>
+        <w:t xml:space="preserve">single structured table of cumulative risks, contrasts, and event</w:t>
+      </w:r>
+      <w:r>
+        <w:t xml:space="preserve"> </w:t>
+      </w:r>
+      <w:r>
+        <w:t xml:space="preserve">counts at the prespecified follow-up time, and hazard-ratio</w:t>
+      </w:r>
+      <w:r>
+        <w:t xml:space="preserve"> </w:t>
+      </w:r>
+      <w:r>
+        <w:t xml:space="preserve">helpers are provided only as secondary analyses with an explicit</w:t>
+      </w:r>
+      <w:r>
+        <w:t xml:space="preserve"> </w:t>
+      </w:r>
+      <w:r>
+        <w:t xml:space="preserve">hazard-scale estimand declaration.</w:t>
       </w:r>
     </w:p>
     <w:bookmarkEnd w:id="66"/>
     <w:bookmarkEnd w:id="67"/>
-    <w:bookmarkStart w:id="92" w:name="sec-simulation"/>
+    <w:bookmarkStart w:id="95" w:name="sec-simulation"/>
     <w:p>
       <w:pPr>
         <w:pStyle w:val="Heading1"/>
@@ -15441,7 +15970,7 @@
       </w:r>
     </w:p>
     <w:bookmarkEnd w:id="68"/>
-    <w:bookmarkStart w:id="82" w:name="monte-carlo-results"/>
+    <w:bookmarkStart w:id="85" w:name="monte-carlo-results"/>
     <w:p>
       <w:pPr>
         <w:pStyle w:val="Heading2"/>
@@ -18648,7 +19177,7 @@
       </w:tr>
     </w:tbl>
     <w:bookmarkEnd w:id="71"/>
-    <w:bookmarkStart w:id="81" w:name="interpretation"/>
+    <w:bookmarkStart w:id="84" w:name="interpretation"/>
     <w:p>
       <w:pPr>
         <w:pStyle w:val="Heading3"/>
@@ -18956,10 +19485,16 @@
         <w:t xml:space="preserve"> </w:t>
       </w:r>
       <w:r>
-        <w:t xml:space="preserve">(J. M. Robins and Rotnitzky 1992; Brookhart, Breskin, and Eledath 2024)</w:t>
-      </w:r>
-      <w:r>
-        <w:t xml:space="preserve">. Doubly robust estimators (TMLE, AIPW,</w:t>
+        <w:t xml:space="preserve">(J. M. Robins and Rotnitzky 1992)</w:t>
+      </w:r>
+      <w:r>
+        <w:t xml:space="preserve">.</w:t>
+      </w:r>
+      <w:r>
+        <w:t xml:space="preserve"> </w:t>
+      </w:r>
+      <w:r>
+        <w:t xml:space="preserve">Doubly robust estimators (TMLE, AIPW,</w:t>
       </w:r>
       <w:r>
         <w:t xml:space="preserve"> </w:t>
@@ -19232,18 +19767,73 @@
         <w:t xml:space="preserve">Ratio of mean reported SE to empirical SD. Values near 1.0 indicate well-calibrated standard errors.</w:t>
       </w:r>
     </w:p>
-    <w:bookmarkEnd w:id="81"/>
-    <w:bookmarkEnd w:id="82"/>
-    <w:bookmarkStart w:id="90" w:name="plasmode-dq-stress-test-results"/>
     <w:p>
       <w:pPr>
+        <w:pStyle w:val="CaptionedFigure"/>
+      </w:pPr>
+      <w:r>
+        <w:drawing>
+          <wp:inline>
+            <wp:extent cx="5334000" cy="4000500"/>
+            <wp:effectExtent b="0" l="0" r="0" t="0"/>
+            <wp:docPr descr="Forest plot of Monte Carlo mean estimates by estimator and scenario, with Monte Carlo 95 percent intervals. The dashed grey line marks each scenario’s true RD; the dashed red lines mark the prespecified |bias| decision threshold around the truth (max_abs_bias = 0.02). Candidates falling outside the red lines trip the locked decision rule for that scenario." title="" id="82" name="Picture"/>
+            <a:graphic>
+              <a:graphicData uri="http://schemas.openxmlformats.org/drawingml/2006/picture">
+                <pic:pic>
+                  <pic:nvPicPr>
+                    <pic:cNvPr descr="manuscript_outcome_blind_dq_files/figure-docx/mc-forest-1.png" id="83" name="Picture"/>
+                    <pic:cNvPicPr>
+                      <a:picLocks noChangeArrowheads="1" noChangeAspect="1"/>
+                    </pic:cNvPicPr>
+                  </pic:nvPicPr>
+                  <pic:blipFill>
+                    <a:blip r:embed="rId81"/>
+                    <a:stretch>
+                      <a:fillRect/>
+                    </a:stretch>
+                  </pic:blipFill>
+                  <pic:spPr bwMode="auto">
+                    <a:xfrm>
+                      <a:off x="0" y="0"/>
+                      <a:ext cx="5334000" cy="4000500"/>
+                    </a:xfrm>
+                    <a:prstGeom prst="rect">
+                      <a:avLst/>
+                    </a:prstGeom>
+                    <a:noFill/>
+                    <a:ln w="9525">
+                      <a:noFill/>
+                      <a:headEnd/>
+                      <a:tailEnd/>
+                    </a:ln>
+                  </pic:spPr>
+                </pic:pic>
+              </a:graphicData>
+            </a:graphic>
+          </wp:inline>
+        </w:drawing>
+      </w:r>
+    </w:p>
+    <w:p>
+      <w:pPr>
+        <w:pStyle w:val="ImageCaption"/>
+      </w:pPr>
+      <w:r>
+        <w:t xml:space="preserve">Forest plot of Monte Carlo mean estimates by estimator and scenario, with Monte Carlo 95 percent intervals. The dashed grey line marks each scenario’s true RD; the dashed red lines mark the prespecified |bias| decision threshold around the truth (max_abs_bias = 0.02). Candidates falling outside the red lines trip the locked decision rule for that scenario.</w:t>
+      </w:r>
+    </w:p>
+    <w:bookmarkEnd w:id="84"/>
+    <w:bookmarkEnd w:id="85"/>
+    <w:bookmarkStart w:id="93" w:name="plasmode-dq-stress-test-results"/>
+    <w:p>
+      <w:pPr>
         <w:pStyle w:val="Heading2"/>
       </w:pPr>
       <w:r>
         <w:t xml:space="preserve">8.3 Plasmode DQ stress-test results</w:t>
       </w:r>
     </w:p>
-    <w:bookmarkStart w:id="83" w:name="scenario-a-good-overlap"/>
+    <w:bookmarkStart w:id="86" w:name="scenario-a-good-overlap"/>
     <w:p>
       <w:pPr>
         <w:pStyle w:val="Heading3"/>
@@ -20396,8 +20986,8 @@
         </w:tc>
       </w:tr>
     </w:tbl>
-    <w:bookmarkEnd w:id="83"/>
-    <w:bookmarkStart w:id="84" w:name="scenario-b-marginal-overlap"/>
+    <w:bookmarkEnd w:id="86"/>
+    <w:bookmarkStart w:id="87" w:name="scenario-b-marginal-overlap"/>
     <w:p>
       <w:pPr>
         <w:pStyle w:val="Heading3"/>
@@ -21550,8 +22140,8 @@
         </w:tc>
       </w:tr>
     </w:tbl>
-    <w:bookmarkEnd w:id="84"/>
-    <w:bookmarkStart w:id="85" w:name="scenario-c-unmeasured-confounding"/>
+    <w:bookmarkEnd w:id="87"/>
+    <w:bookmarkStart w:id="88" w:name="scenario-c-unmeasured-confounding"/>
     <w:p>
       <w:pPr>
         <w:pStyle w:val="Heading3"/>
@@ -22704,8 +23294,8 @@
         </w:tc>
       </w:tr>
     </w:tbl>
-    <w:bookmarkEnd w:id="85"/>
-    <w:bookmarkStart w:id="89" w:name="reading-the-degradation-gradient"/>
+    <w:bookmarkEnd w:id="88"/>
+    <w:bookmarkStart w:id="92" w:name="reading-the-degradation-gradient"/>
     <w:p>
       <w:pPr>
         <w:pStyle w:val="Heading3"/>
@@ -22911,18 +23501,18 @@
           <wp:inline>
             <wp:extent cx="5334000" cy="6667500"/>
             <wp:effectExtent b="0" l="0" r="0" t="0"/>
-            <wp:docPr descr="Degradation gradient. Bias (top) and coverage (bottom) for the selected TMLE candidate at each severity level of each DQ scenario, faceted by Monte Carlo scenario." title="" id="87" name="Picture"/>
+            <wp:docPr descr="Degradation gradient. Bias (top) and coverage (bottom) for the selected TMLE candidate at each severity level of each DQ scenario, faceted by Monte Carlo scenario." title="" id="90" name="Picture"/>
             <a:graphic>
               <a:graphicData uri="http://schemas.openxmlformats.org/drawingml/2006/picture">
                 <pic:pic>
                   <pic:nvPicPr>
-                    <pic:cNvPr descr="manuscript_outcome_blind_dq_files/figure-docx/dq-gradient-plots-1.png" id="88" name="Picture"/>
+                    <pic:cNvPr descr="manuscript_outcome_blind_dq_files/figure-docx/dq-gradient-plots-1.png" id="91" name="Picture"/>
                     <pic:cNvPicPr>
                       <a:picLocks noChangeArrowheads="1" noChangeAspect="1"/>
                     </pic:cNvPicPr>
                   </pic:nvPicPr>
                   <pic:blipFill>
-                    <a:blip r:embed="rId86"/>
+                    <a:blip r:embed="rId89"/>
                     <a:stretch>
                       <a:fillRect/>
                     </a:stretch>
@@ -22957,9 +23547,9 @@
         <w:t xml:space="preserve">Degradation gradient. Bias (top) and coverage (bottom) for the selected TMLE candidate at each severity level of each DQ scenario, faceted by Monte Carlo scenario.</w:t>
       </w:r>
     </w:p>
-    <w:bookmarkEnd w:id="89"/>
-    <w:bookmarkEnd w:id="90"/>
-    <w:bookmarkStart w:id="91" w:name="Xc769f44f9652981cc29f2e5d85e2df79384284d"/>
+    <w:bookmarkEnd w:id="92"/>
+    <w:bookmarkEnd w:id="93"/>
+    <w:bookmarkStart w:id="94" w:name="Xc769f44f9652981cc29f2e5d85e2df79384284d"/>
     <w:p>
       <w:pPr>
         <w:pStyle w:val="Heading2"/>
@@ -23263,9 +23853,9 @@
         </w:tc>
       </w:tr>
     </w:tbl>
-    <w:bookmarkEnd w:id="91"/>
-    <w:bookmarkEnd w:id="92"/>
-    <w:bookmarkStart w:id="102" w:name="sec-casestudy"/>
+    <w:bookmarkEnd w:id="94"/>
+    <w:bookmarkEnd w:id="95"/>
+    <w:bookmarkStart w:id="110" w:name="sec-casestudy"/>
     <w:p>
       <w:pPr>
         <w:pStyle w:val="Heading1"/>
@@ -23274,7 +23864,7 @@
         <w:t xml:space="preserve">9. Case Study: Rescue.Co Kenya Trauma Registry</w:t>
       </w:r>
     </w:p>
-    <w:bookmarkStart w:id="93" w:name="why-a-real-data-workflow-demonstration"/>
+    <w:bookmarkStart w:id="96" w:name="why-a-real-data-workflow-demonstration"/>
     <w:p>
       <w:pPr>
         <w:pStyle w:val="Heading2"/>
@@ -23552,8 +24142,8 @@
         <w:t xml:space="preserve">fuel) screen for residual SES confounding.</w:t>
       </w:r>
     </w:p>
-    <w:bookmarkEnd w:id="93"/>
-    <w:bookmarkStart w:id="94" w:name="superlearner-library-specification"/>
+    <w:bookmarkEnd w:id="96"/>
+    <w:bookmarkStart w:id="97" w:name="superlearner-library-specification"/>
     <w:p>
       <w:pPr>
         <w:pStyle w:val="Heading2"/>
@@ -23725,8 +24315,8 @@
         <w:t xml:space="preserve">is degenerate. The rescueCo lock uses the same recommended library.</w:t>
       </w:r>
     </w:p>
-    <w:bookmarkEnd w:id="94"/>
-    <w:bookmarkStart w:id="95" w:name="cohort-estimand-and-pre-specification"/>
+    <w:bookmarkEnd w:id="97"/>
+    <w:bookmarkStart w:id="103" w:name="cohort-estimand-and-pre-specification"/>
     <w:p>
       <w:pPr>
         <w:pStyle w:val="Heading2"/>
@@ -24320,8 +24910,1435 @@
         <w:t xml:space="preserve">the manuscript’s recommended minimax rule.</w:t>
       </w:r>
     </w:p>
-    <w:bookmarkEnd w:id="95"/>
-    <w:bookmarkStart w:id="96" w:name="sec-casestudy-dq"/>
+    <w:bookmarkStart w:id="101" w:name="cohort-flow"/>
+    <w:p>
+      <w:pPr>
+        <w:pStyle w:val="Heading3"/>
+      </w:pPr>
+      <w:r>
+        <w:t xml:space="preserve">9.3.1 Cohort flow</w:t>
+      </w:r>
+    </w:p>
+    <w:p>
+      <w:pPr>
+        <w:pStyle w:val="FirstParagraph"/>
+      </w:pPr>
+    </w:p>
+    <w:p>
+      <w:pPr>
+        <w:pStyle w:val="BodyText"/>
+      </w:pPr>
+      <w:r>
+        <w:drawing>
+          <wp:inline>
+            <wp:extent cx="5334000" cy="5198553"/>
+            <wp:effectExtent b="0" l="0" r="0" t="0"/>
+            <wp:docPr descr="" title="" id="99" name="Picture"/>
+            <a:graphic>
+              <a:graphicData uri="http://schemas.openxmlformats.org/drawingml/2006/picture">
+                <pic:pic>
+                  <pic:nvPicPr>
+                    <pic:cNvPr descr="manuscript_outcome_blind_dq_files\figure-docx\mermaid-figure-2.png" id="100" name="Picture"/>
+                    <pic:cNvPicPr>
+                      <a:picLocks noChangeArrowheads="1" noChangeAspect="1"/>
+                    </pic:cNvPicPr>
+                  </pic:nvPicPr>
+                  <pic:blipFill>
+                    <a:blip r:embed="rId98"/>
+                    <a:stretch>
+                      <a:fillRect/>
+                    </a:stretch>
+                  </pic:blipFill>
+                  <pic:spPr bwMode="auto">
+                    <a:xfrm>
+                      <a:off x="0" y="0"/>
+                      <a:ext cx="5334000" cy="5198553"/>
+                    </a:xfrm>
+                    <a:prstGeom prst="rect">
+                      <a:avLst/>
+                    </a:prstGeom>
+                    <a:noFill/>
+                    <a:ln w="9525">
+                      <a:noFill/>
+                      <a:headEnd/>
+                      <a:tailEnd/>
+                    </a:ln>
+                  </pic:spPr>
+                </pic:pic>
+              </a:graphicData>
+            </a:graphic>
+          </wp:inline>
+        </w:drawing>
+      </w:r>
+    </w:p>
+    <w:p>
+      <w:pPr>
+        <w:pStyle w:val="BodyText"/>
+      </w:pPr>
+      <w:r>
+        <w:t xml:space="preserve"> </w:t>
+      </w:r>
+      <w:r>
+        <w:t xml:space="preserve">Cohort attrition for the Rescue.Co Kenya Trauma Registry case study. Counts shown at each prespecified inclusion/exclusion criterion. Inter-facility transfers are excluded from the analytic cohort; complete-outcome rows are used for the unweighted estimators and for the IPCW-weighted complete-case TMLE.</w:t>
+      </w:r>
+      <w:r>
+        <w:t xml:space="preserve"> </w:t>
+      </w:r>
+    </w:p>
+    <w:bookmarkEnd w:id="101"/>
+    <w:bookmarkStart w:id="102" w:name="analytic-setup-at-a-glance"/>
+    <w:p>
+      <w:pPr>
+        <w:pStyle w:val="Heading3"/>
+      </w:pPr>
+      <w:r>
+        <w:t xml:space="preserve">9.3.2 Analytic setup at a glance</w:t>
+      </w:r>
+    </w:p>
+    <w:p>
+      <w:pPr>
+        <w:pStyle w:val="FirstParagraph"/>
+      </w:pPr>
+      <w:r>
+        <w:t xml:space="preserve">Four compact setup tables make the case-study specification fully</w:t>
+      </w:r>
+      <w:r>
+        <w:t xml:space="preserve"> </w:t>
+      </w:r>
+      <w:r>
+        <w:t xml:space="preserve">visible in one place: the event process, the target populations</w:t>
+      </w:r>
+      <w:r>
+        <w:t xml:space="preserve"> </w:t>
+      </w:r>
+      <w:r>
+        <w:t xml:space="preserve">that each candidate procedure addresses, the weight-diagnostic</w:t>
+      </w:r>
+      <w:r>
+        <w:t xml:space="preserve"> </w:t>
+      </w:r>
+      <w:r>
+        <w:t xml:space="preserve">thresholds, and the candidate estimator-estimand pairs.</w:t>
+      </w:r>
+    </w:p>
+    <w:p>
+      <w:pPr>
+        <w:pStyle w:val="BodyText"/>
+      </w:pPr>
+      <w:r>
+        <w:rPr>
+          <w:b/>
+          <w:bCs/>
+        </w:rPr>
+        <w:t xml:space="preserve">Event-process table.</w:t>
+      </w:r>
+      <w:r>
+        <w:t xml:space="preserve"> </w:t>
+      </w:r>
+      <w:r>
+        <w:t xml:space="preserve">This table classifies every event-like</w:t>
+      </w:r>
+      <w:r>
+        <w:t xml:space="preserve"> </w:t>
+      </w:r>
+      <w:r>
+        <w:t xml:space="preserve">quantity in the cohort as outcome, censoring, missingness,</w:t>
+      </w:r>
+      <w:r>
+        <w:t xml:space="preserve"> </w:t>
+      </w:r>
+      <w:r>
+        <w:t xml:space="preserve">intercurrent event, exclusion, or administrative end of follow-up:</w:t>
+      </w:r>
+    </w:p>
+    <w:tbl>
+      <w:tblPr>
+        <w:tblStyle w:val="Table"/>
+        <w:tblW w:type="pct" w:w="5000"/>
+        <w:tblLayout w:type="fixed"/>
+        <w:tblLook w:firstRow="1" w:lastRow="0" w:firstColumn="0" w:lastColumn="0" w:noHBand="0" w:noVBand="0" w:val="0020"/>
+      </w:tblPr>
+      <w:tblGrid>
+        <w:gridCol w:w="2619"/>
+        <w:gridCol w:w="1949"/>
+        <w:gridCol w:w="3350"/>
+      </w:tblGrid>
+      <w:tr>
+        <w:trPr>
+          <w:tblHeader w:val="on"/>
+        </w:trPr>
+        <w:tc>
+          <w:tcPr/>
+          <w:p>
+            <w:pPr>
+              <w:pStyle w:val="Compact"/>
+            </w:pPr>
+            <w:r>
+              <w:t xml:space="preserve">Event-like quantity</w:t>
+            </w:r>
+          </w:p>
+        </w:tc>
+        <w:tc>
+          <w:tcPr/>
+          <w:p>
+            <w:pPr>
+              <w:pStyle w:val="Compact"/>
+            </w:pPr>
+            <w:r>
+              <w:t xml:space="preserve">Class</w:t>
+            </w:r>
+          </w:p>
+        </w:tc>
+        <w:tc>
+          <w:tcPr/>
+          <w:p>
+            <w:pPr>
+              <w:pStyle w:val="Compact"/>
+            </w:pPr>
+            <w:r>
+              <w:t xml:space="preserve">Handling</w:t>
+            </w:r>
+          </w:p>
+        </w:tc>
+      </w:tr>
+      <w:tr>
+        <w:tc>
+          <w:tcPr/>
+          <w:p>
+            <w:pPr>
+              <w:pStyle w:val="Compact"/>
+            </w:pPr>
+            <w:r>
+              <w:t xml:space="preserve">GOSE &gt; 4 at 6 months</w:t>
+            </w:r>
+          </w:p>
+        </w:tc>
+        <w:tc>
+          <w:tcPr/>
+          <w:p>
+            <w:pPr>
+              <w:pStyle w:val="Compact"/>
+            </w:pPr>
+            <w:r>
+              <w:t xml:space="preserve">Event of interest (outcome)</w:t>
+            </w:r>
+          </w:p>
+        </w:tc>
+        <w:tc>
+          <w:tcPr/>
+          <w:p>
+            <w:pPr>
+              <w:pStyle w:val="Compact"/>
+            </w:pPr>
+            <w:r>
+              <w:t xml:space="preserve">Estimand: marginal RD on this binary outcome</w:t>
+            </w:r>
+          </w:p>
+        </w:tc>
+      </w:tr>
+      <w:tr>
+        <w:tc>
+          <w:tcPr/>
+          <w:p>
+            <w:pPr>
+              <w:pStyle w:val="Compact"/>
+            </w:pPr>
+            <w:r>
+              <w:t xml:space="preserve">GOSE missing at 6 months</w:t>
+            </w:r>
+          </w:p>
+        </w:tc>
+        <w:tc>
+          <w:tcPr/>
+          <w:p>
+            <w:pPr>
+              <w:pStyle w:val="Compact"/>
+            </w:pPr>
+            <w:r>
+              <w:t xml:space="preserve">Missingness</w:t>
+            </w:r>
+          </w:p>
+        </w:tc>
+        <w:tc>
+          <w:tcPr/>
+          <w:p>
+            <w:pPr>
+              <w:pStyle w:val="Compact"/>
+            </w:pPr>
+            <w:r>
+              <w:t xml:space="preserve">IPCW under MCAR; documented in missing-data plan</w:t>
+            </w:r>
+          </w:p>
+        </w:tc>
+      </w:tr>
+      <w:tr>
+        <w:tc>
+          <w:tcPr/>
+          <w:p>
+            <w:pPr>
+              <w:pStyle w:val="Compact"/>
+            </w:pPr>
+            <w:r>
+              <w:t xml:space="preserve">In-hospital death before 6-month GOSE</w:t>
+            </w:r>
+          </w:p>
+        </w:tc>
+        <w:tc>
+          <w:tcPr/>
+          <w:p>
+            <w:pPr>
+              <w:pStyle w:val="Compact"/>
+            </w:pPr>
+            <w:r>
+              <w:t xml:space="preserve">Competing event (rare)</w:t>
+            </w:r>
+          </w:p>
+        </w:tc>
+        <w:tc>
+          <w:tcPr/>
+          <w:p>
+            <w:pPr>
+              <w:pStyle w:val="Compact"/>
+            </w:pPr>
+            <w:r>
+              <w:t xml:space="preserve">Coded as GOSE = 1 (</w:t>
+            </w:r>
+            <w:r>
+              <w:t xml:space="preserve">“worst”</w:t>
+            </w:r>
+            <w:r>
+              <w:t xml:space="preserve">) per SAP; recorded</w:t>
+            </w:r>
+          </w:p>
+        </w:tc>
+      </w:tr>
+      <w:tr>
+        <w:tc>
+          <w:tcPr/>
+          <w:p>
+            <w:pPr>
+              <w:pStyle w:val="Compact"/>
+            </w:pPr>
+            <w:r>
+              <w:t xml:space="preserve">Inter-facility transfer at index event</w:t>
+            </w:r>
+          </w:p>
+        </w:tc>
+        <w:tc>
+          <w:tcPr/>
+          <w:p>
+            <w:pPr>
+              <w:pStyle w:val="Compact"/>
+            </w:pPr>
+            <w:r>
+              <w:t xml:space="preserve">Exclusion</w:t>
+            </w:r>
+          </w:p>
+        </w:tc>
+        <w:tc>
+          <w:tcPr/>
+          <w:p>
+            <w:pPr>
+              <w:pStyle w:val="Compact"/>
+            </w:pPr>
+            <w:r>
+              <w:t xml:space="preserve">Excluded from analytic cohort at Stage 1b</w:t>
+            </w:r>
+          </w:p>
+        </w:tc>
+      </w:tr>
+      <w:tr>
+        <w:tc>
+          <w:tcPr/>
+          <w:p>
+            <w:pPr>
+              <w:pStyle w:val="Compact"/>
+            </w:pPr>
+            <w:r>
+              <w:t xml:space="preserve">Treatment switching / crossover</w:t>
+            </w:r>
+          </w:p>
+        </w:tc>
+        <w:tc>
+          <w:tcPr/>
+          <w:p>
+            <w:pPr>
+              <w:pStyle w:val="Compact"/>
+            </w:pPr>
+            <w:r>
+              <w:t xml:space="preserve">Not applicable</w:t>
+            </w:r>
+          </w:p>
+        </w:tc>
+        <w:tc>
+          <w:tcPr/>
+          <w:p>
+            <w:pPr>
+              <w:pStyle w:val="Compact"/>
+            </w:pPr>
+            <w:r>
+              <w:t xml:space="preserve">Point exposure at scene; no time-varying treatment</w:t>
+            </w:r>
+          </w:p>
+        </w:tc>
+      </w:tr>
+      <w:tr>
+        <w:tc>
+          <w:tcPr/>
+          <w:p>
+            <w:pPr>
+              <w:pStyle w:val="Compact"/>
+            </w:pPr>
+            <w:r>
+              <w:t xml:space="preserve">6-month follow-up window end</w:t>
+            </w:r>
+          </w:p>
+        </w:tc>
+        <w:tc>
+          <w:tcPr/>
+          <w:p>
+            <w:pPr>
+              <w:pStyle w:val="Compact"/>
+            </w:pPr>
+            <w:r>
+              <w:t xml:space="preserve">Administrative end of FU</w:t>
+            </w:r>
+          </w:p>
+        </w:tc>
+        <w:tc>
+          <w:tcPr/>
+          <w:p>
+            <w:pPr>
+              <w:pStyle w:val="Compact"/>
+            </w:pPr>
+            <w:r>
+              <w:t xml:space="preserve">Fixed at 6 months; no admin censoring before that</w:t>
+            </w:r>
+          </w:p>
+        </w:tc>
+      </w:tr>
+    </w:tbl>
+    <w:p>
+      <w:pPr>
+        <w:pStyle w:val="BodyText"/>
+      </w:pPr>
+      <w:r>
+        <w:rPr>
+          <w:b/>
+          <w:bCs/>
+        </w:rPr>
+        <w:t xml:space="preserve">Target-population table.</w:t>
+      </w:r>
+      <w:r>
+        <w:t xml:space="preserve"> </w:t>
+      </w:r>
+      <w:r>
+        <w:t xml:space="preserve">Different candidate procedures</w:t>
+      </w:r>
+      <w:r>
+        <w:t xml:space="preserve"> </w:t>
+      </w:r>
+      <w:r>
+        <w:t xml:space="preserve">correspond to different target populations:</w:t>
+      </w:r>
+    </w:p>
+    <w:tbl>
+      <w:tblPr>
+        <w:tblStyle w:val="Table"/>
+        <w:tblW w:type="pct" w:w="5000"/>
+        <w:tblLayout w:type="fixed"/>
+        <w:tblLook w:firstRow="1" w:lastRow="0" w:firstColumn="0" w:lastColumn="0" w:noHBand="0" w:noVBand="0" w:val="0020"/>
+      </w:tblPr>
+      <w:tblGrid>
+        <w:gridCol w:w="3182"/>
+        <w:gridCol w:w="4737"/>
+      </w:tblGrid>
+      <w:tr>
+        <w:trPr>
+          <w:tblHeader w:val="on"/>
+        </w:trPr>
+        <w:tc>
+          <w:tcPr/>
+          <w:p>
+            <w:pPr>
+              <w:pStyle w:val="Compact"/>
+            </w:pPr>
+            <w:r>
+              <w:t xml:space="preserve">Procedure</w:t>
+            </w:r>
+          </w:p>
+        </w:tc>
+        <w:tc>
+          <w:tcPr/>
+          <w:p>
+            <w:pPr>
+              <w:pStyle w:val="Compact"/>
+            </w:pPr>
+            <w:r>
+              <w:t xml:space="preserve">Target population</w:t>
+            </w:r>
+          </w:p>
+        </w:tc>
+      </w:tr>
+      <w:tr>
+        <w:tc>
+          <w:tcPr/>
+          <w:p>
+            <w:pPr>
+              <w:pStyle w:val="Compact"/>
+            </w:pPr>
+            <w:r>
+              <w:t xml:space="preserve">Crude (complete-case)</w:t>
+            </w:r>
+          </w:p>
+        </w:tc>
+        <w:tc>
+          <w:tcPr/>
+          <w:p>
+            <w:pPr>
+              <w:pStyle w:val="Compact"/>
+            </w:pPr>
+            <w:r>
+              <w:t xml:space="preserve">Complete-outcome subset (n = 1,277)</w:t>
+            </w:r>
+          </w:p>
+        </w:tc>
+      </w:tr>
+      <w:tr>
+        <w:tc>
+          <w:tcPr/>
+          <w:p>
+            <w:pPr>
+              <w:pStyle w:val="Compact"/>
+            </w:pPr>
+            <w:r>
+              <w:t xml:space="preserve">PS matching</w:t>
+            </w:r>
+          </w:p>
+        </w:tc>
+        <w:tc>
+          <w:tcPr/>
+          <w:p>
+            <w:pPr>
+              <w:pStyle w:val="Compact"/>
+            </w:pPr>
+            <w:r>
+              <w:t xml:space="preserve">Matched overlap subset (n = 615)</w:t>
+            </w:r>
+          </w:p>
+        </w:tc>
+      </w:tr>
+      <w:tr>
+        <w:tc>
+          <w:tcPr/>
+          <w:p>
+            <w:pPr>
+              <w:pStyle w:val="Compact"/>
+            </w:pPr>
+            <w:r>
+              <w:t xml:space="preserve">IPTW (stabilised)</w:t>
+            </w:r>
+          </w:p>
+        </w:tc>
+        <w:tc>
+          <w:tcPr/>
+          <w:p>
+            <w:pPr>
+              <w:pStyle w:val="Compact"/>
+            </w:pPr>
+            <w:r>
+              <w:t xml:space="preserve">Full eligible cohort (n = 1,693)</w:t>
+            </w:r>
+          </w:p>
+        </w:tc>
+      </w:tr>
+      <w:tr>
+        <w:tc>
+          <w:tcPr/>
+          <w:p>
+            <w:pPr>
+              <w:pStyle w:val="Compact"/>
+            </w:pPr>
+            <w:r>
+              <w:t xml:space="preserve">Full-cohort TMLE (prespecified primary)</w:t>
+            </w:r>
+          </w:p>
+        </w:tc>
+        <w:tc>
+          <w:tcPr/>
+          <w:p>
+            <w:pPr>
+              <w:pStyle w:val="Compact"/>
+            </w:pPr>
+            <w:r>
+              <w:t xml:space="preserve">Full eligible cohort (n = 1,693)</w:t>
+            </w:r>
+          </w:p>
+        </w:tc>
+      </w:tr>
+      <w:tr>
+        <w:tc>
+          <w:tcPr/>
+          <w:p>
+            <w:pPr>
+              <w:pStyle w:val="Compact"/>
+            </w:pPr>
+            <w:r>
+              <w:t xml:space="preserve">Matched-cohort TMLE</w:t>
+            </w:r>
+          </w:p>
+        </w:tc>
+        <w:tc>
+          <w:tcPr/>
+          <w:p>
+            <w:pPr>
+              <w:pStyle w:val="Compact"/>
+            </w:pPr>
+            <w:r>
+              <w:t xml:space="preserve">Matched overlap subset (n = 1,230)</w:t>
+            </w:r>
+          </w:p>
+        </w:tc>
+      </w:tr>
+      <w:tr>
+        <w:tc>
+          <w:tcPr/>
+          <w:p>
+            <w:pPr>
+              <w:pStyle w:val="Compact"/>
+            </w:pPr>
+            <w:r>
+              <w:t xml:space="preserve">Complete-outcome TMLE with IPCW weights</w:t>
+            </w:r>
+          </w:p>
+        </w:tc>
+        <w:tc>
+          <w:tcPr/>
+          <w:p>
+            <w:pPr>
+              <w:pStyle w:val="Compact"/>
+            </w:pPr>
+            <w:r>
+              <w:t xml:space="preserve">Complete-outcome rows weighted toward full-cohort marginal contrast</w:t>
+            </w:r>
+          </w:p>
+        </w:tc>
+      </w:tr>
+    </w:tbl>
+    <w:p>
+      <w:pPr>
+        <w:pStyle w:val="BodyText"/>
+      </w:pPr>
+      <w:r>
+        <w:rPr>
+          <w:b/>
+          <w:bCs/>
+        </w:rPr>
+        <w:t xml:space="preserve">Weight-diagnostics table.</w:t>
+      </w:r>
+      <w:r>
+        <w:t xml:space="preserve"> </w:t>
+      </w:r>
+      <w:r>
+        <w:t xml:space="preserve">Treatment weights and missingness</w:t>
+      </w:r>
+      <w:r>
+        <w:t xml:space="preserve"> </w:t>
+      </w:r>
+      <w:r>
+        <w:t xml:space="preserve">weights are evaluated against prespecified thresholds:</w:t>
+      </w:r>
+    </w:p>
+    <w:tbl>
+      <w:tblPr>
+        <w:tblStyle w:val="Table"/>
+        <w:tblW w:type="pct" w:w="5000"/>
+        <w:tblLayout w:type="fixed"/>
+        <w:tblLook w:firstRow="1" w:lastRow="0" w:firstColumn="0" w:lastColumn="0" w:noHBand="0" w:noVBand="0" w:val="0020"/>
+      </w:tblPr>
+      <w:tblGrid>
+        <w:gridCol w:w="1765"/>
+        <w:gridCol w:w="1513"/>
+        <w:gridCol w:w="1816"/>
+        <w:gridCol w:w="2824"/>
+      </w:tblGrid>
+      <w:tr>
+        <w:trPr>
+          <w:tblHeader w:val="on"/>
+        </w:trPr>
+        <w:tc>
+          <w:tcPr/>
+          <w:p>
+            <w:pPr>
+              <w:pStyle w:val="Compact"/>
+            </w:pPr>
+            <w:r>
+              <w:t xml:space="preserve">Weight type</w:t>
+            </w:r>
+          </w:p>
+        </w:tc>
+        <w:tc>
+          <w:tcPr/>
+          <w:p>
+            <w:pPr>
+              <w:pStyle w:val="Compact"/>
+            </w:pPr>
+            <w:r>
+              <w:t xml:space="preserve">Source</w:t>
+            </w:r>
+          </w:p>
+        </w:tc>
+        <w:tc>
+          <w:tcPr/>
+          <w:p>
+            <w:pPr>
+              <w:pStyle w:val="Compact"/>
+            </w:pPr>
+            <w:r>
+              <w:t xml:space="preserve">Reporting</w:t>
+            </w:r>
+          </w:p>
+        </w:tc>
+        <w:tc>
+          <w:tcPr/>
+          <w:p>
+            <w:pPr>
+              <w:pStyle w:val="Compact"/>
+            </w:pPr>
+            <w:r>
+              <w:t xml:space="preserve">Prespecified instability flag</w:t>
+            </w:r>
+          </w:p>
+        </w:tc>
+      </w:tr>
+      <w:tr>
+        <w:tc>
+          <w:tcPr/>
+          <w:p>
+            <w:pPr>
+              <w:pStyle w:val="Compact"/>
+            </w:pPr>
+            <w:r>
+              <w:t xml:space="preserve">Treatment weights (stabilised)</w:t>
+            </w:r>
+          </w:p>
+        </w:tc>
+        <w:tc>
+          <w:tcPr/>
+          <w:p>
+            <w:pPr>
+              <w:pStyle w:val="Compact"/>
+            </w:pPr>
+            <w:r>
+              <w:rPr>
+                <w:rStyle w:val="VerbatimChar"/>
+              </w:rPr>
+              <w:t xml:space="preserve">fit_ps_superlearner()</w:t>
+            </w:r>
+          </w:p>
+        </w:tc>
+        <w:tc>
+          <w:tcPr/>
+          <w:p>
+            <w:pPr>
+              <w:pStyle w:val="Compact"/>
+            </w:pPr>
+            <w:r>
+              <w:t xml:space="preserve">Mean, SD, 99th pct, max, Kish ESS</w:t>
+            </w:r>
+          </w:p>
+        </w:tc>
+        <w:tc>
+          <w:tcPr/>
+          <w:p>
+            <w:pPr>
+              <w:pStyle w:val="Compact"/>
+            </w:pPr>
+            <w:r>
+              <w:t xml:space="preserve">Max &gt; 10, or &gt; 1 % of weights above 5</w:t>
+            </w:r>
+          </w:p>
+        </w:tc>
+      </w:tr>
+      <w:tr>
+        <w:tc>
+          <w:tcPr/>
+          <w:p>
+            <w:pPr>
+              <w:pStyle w:val="Compact"/>
+            </w:pPr>
+            <w:r>
+              <w:t xml:space="preserve">IPCW weights (missingness)</w:t>
+            </w:r>
+          </w:p>
+        </w:tc>
+        <w:tc>
+          <w:tcPr/>
+          <w:p>
+            <w:pPr>
+              <w:pStyle w:val="Compact"/>
+            </w:pPr>
+            <w:r>
+              <w:rPr>
+                <w:rStyle w:val="VerbatimChar"/>
+              </w:rPr>
+              <w:t xml:space="preserve">run_ipcw_tmle()</w:t>
+            </w:r>
+          </w:p>
+        </w:tc>
+        <w:tc>
+          <w:tcPr/>
+          <w:p>
+            <w:pPr>
+              <w:pStyle w:val="Compact"/>
+            </w:pPr>
+            <w:r>
+              <w:t xml:space="preserve">Mean, SD, 99th pct, max</w:t>
+            </w:r>
+          </w:p>
+        </w:tc>
+        <w:tc>
+          <w:tcPr/>
+          <w:p>
+            <w:pPr>
+              <w:pStyle w:val="Compact"/>
+            </w:pPr>
+            <w:r>
+              <w:t xml:space="preserve">Max &gt; 10</w:t>
+            </w:r>
+          </w:p>
+        </w:tc>
+      </w:tr>
+      <w:tr>
+        <w:tc>
+          <w:tcPr/>
+          <w:p>
+            <w:pPr>
+              <w:pStyle w:val="Compact"/>
+            </w:pPr>
+            <w:r>
+              <w:t xml:space="preserve">Combined (for</w:t>
+            </w:r>
+            <w:r>
+              <w:t xml:space="preserve"> </w:t>
+            </w:r>
+            <w:r>
+              <w:rPr>
+                <w:rStyle w:val="VerbatimChar"/>
+              </w:rPr>
+              <w:t xml:space="preserve">Complete-outcome TMLE with IPCW</w:t>
+            </w:r>
+            <w:r>
+              <w:t xml:space="preserve">)</w:t>
+            </w:r>
+          </w:p>
+        </w:tc>
+        <w:tc>
+          <w:tcPr/>
+          <w:p>
+            <w:pPr>
+              <w:pStyle w:val="Compact"/>
+            </w:pPr>
+            <w:r>
+              <w:t xml:space="preserve">Product of treatment and IPCW weights</w:t>
+            </w:r>
+          </w:p>
+        </w:tc>
+        <w:tc>
+          <w:tcPr/>
+          <w:p>
+            <w:pPr>
+              <w:pStyle w:val="Compact"/>
+            </w:pPr>
+            <w:r>
+              <w:t xml:space="preserve">Mean, SD, max, ESS</w:t>
+            </w:r>
+          </w:p>
+        </w:tc>
+        <w:tc>
+          <w:tcPr/>
+          <w:p>
+            <w:pPr>
+              <w:pStyle w:val="Compact"/>
+            </w:pPr>
+            <w:r>
+              <w:t xml:space="preserve">Max &gt; 15, or ESS &lt; 30 % of n</w:t>
+            </w:r>
+          </w:p>
+        </w:tc>
+      </w:tr>
+    </w:tbl>
+    <w:p>
+      <w:pPr>
+        <w:pStyle w:val="BodyText"/>
+      </w:pPr>
+      <w:r>
+        <w:rPr>
+          <w:b/>
+          <w:bCs/>
+        </w:rPr>
+        <w:t xml:space="preserve">Estimator-estimand table.</w:t>
+      </w:r>
+      <w:r>
+        <w:t xml:space="preserve"> </w:t>
+      </w:r>
+      <w:r>
+        <w:t xml:space="preserve">Each candidate is recorded as a</w:t>
+      </w:r>
+      <w:r>
+        <w:t xml:space="preserve"> </w:t>
+      </w:r>
+      <w:r>
+        <w:t xml:space="preserve">paired estimator-and-estimand object:</w:t>
+      </w:r>
+    </w:p>
+    <w:tbl>
+      <w:tblPr>
+        <w:tblStyle w:val="Table"/>
+        <w:tblW w:type="pct" w:w="5000"/>
+        <w:tblLayout w:type="fixed"/>
+        <w:tblLook w:firstRow="1" w:lastRow="0" w:firstColumn="0" w:lastColumn="0" w:noHBand="0" w:noVBand="0" w:val="0020"/>
+      </w:tblPr>
+      <w:tblGrid>
+        <w:gridCol w:w="1205"/>
+        <w:gridCol w:w="1119"/>
+        <w:gridCol w:w="516"/>
+        <w:gridCol w:w="602"/>
+        <w:gridCol w:w="3400"/>
+        <w:gridCol w:w="1076"/>
+      </w:tblGrid>
+      <w:tr>
+        <w:trPr>
+          <w:tblHeader w:val="on"/>
+        </w:trPr>
+        <w:tc>
+          <w:tcPr/>
+          <w:p>
+            <w:pPr>
+              <w:pStyle w:val="Compact"/>
+            </w:pPr>
+            <w:r>
+              <w:t xml:space="preserve">Candidate</w:t>
+            </w:r>
+          </w:p>
+        </w:tc>
+        <w:tc>
+          <w:tcPr/>
+          <w:p>
+            <w:pPr>
+              <w:pStyle w:val="Compact"/>
+            </w:pPr>
+            <w:r>
+              <w:t xml:space="preserve">Nuisance library</w:t>
+            </w:r>
+          </w:p>
+        </w:tc>
+        <w:tc>
+          <w:tcPr/>
+          <w:p>
+            <w:pPr>
+              <w:pStyle w:val="Compact"/>
+              <w:jc w:val="right"/>
+            </w:pPr>
+            <w:r>
+              <w:t xml:space="preserve">Truncation</w:t>
+            </w:r>
+          </w:p>
+        </w:tc>
+        <w:tc>
+          <w:tcPr/>
+          <w:p>
+            <w:pPr>
+              <w:pStyle w:val="Compact"/>
+            </w:pPr>
+            <w:r>
+              <w:t xml:space="preserve">Missingness</w:t>
+            </w:r>
+          </w:p>
+        </w:tc>
+        <w:tc>
+          <w:tcPr/>
+          <w:p>
+            <w:pPr>
+              <w:pStyle w:val="Compact"/>
+            </w:pPr>
+            <w:r>
+              <w:t xml:space="preserve">Estimand implication</w:t>
+            </w:r>
+          </w:p>
+        </w:tc>
+        <w:tc>
+          <w:tcPr/>
+          <w:p>
+            <w:pPr>
+              <w:pStyle w:val="Compact"/>
+            </w:pPr>
+            <w:r>
+              <w:t xml:space="preserve">Status</w:t>
+            </w:r>
+          </w:p>
+        </w:tc>
+      </w:tr>
+      <w:tr>
+        <w:tc>
+          <w:tcPr/>
+          <w:p>
+            <w:pPr>
+              <w:pStyle w:val="Compact"/>
+            </w:pPr>
+            <w:r>
+              <w:t xml:space="preserve">Crude</w:t>
+            </w:r>
+          </w:p>
+        </w:tc>
+        <w:tc>
+          <w:tcPr/>
+          <w:p>
+            <w:pPr>
+              <w:pStyle w:val="Compact"/>
+            </w:pPr>
+            <w:r>
+              <w:t xml:space="preserve">n/a</w:t>
+            </w:r>
+          </w:p>
+        </w:tc>
+        <w:tc>
+          <w:tcPr/>
+          <w:p>
+            <w:pPr>
+              <w:pStyle w:val="Compact"/>
+              <w:jc w:val="right"/>
+            </w:pPr>
+            <w:r>
+              <w:t xml:space="preserve">n/a</w:t>
+            </w:r>
+          </w:p>
+        </w:tc>
+        <w:tc>
+          <w:tcPr/>
+          <w:p>
+            <w:pPr>
+              <w:pStyle w:val="Compact"/>
+            </w:pPr>
+            <w:r>
+              <w:t xml:space="preserve">Complete case</w:t>
+            </w:r>
+          </w:p>
+        </w:tc>
+        <w:tc>
+          <w:tcPr/>
+          <w:p>
+            <w:pPr>
+              <w:pStyle w:val="Compact"/>
+            </w:pPr>
+            <w:r>
+              <w:t xml:space="preserve">Marginal contrast in complete-outcome subset</w:t>
+            </w:r>
+          </w:p>
+        </w:tc>
+        <w:tc>
+          <w:tcPr/>
+          <w:p>
+            <w:pPr>
+              <w:pStyle w:val="Compact"/>
+            </w:pPr>
+            <w:r>
+              <w:t xml:space="preserve">Reference comparator</w:t>
+            </w:r>
+          </w:p>
+        </w:tc>
+      </w:tr>
+      <w:tr>
+        <w:tc>
+          <w:tcPr/>
+          <w:p>
+            <w:pPr>
+              <w:pStyle w:val="Compact"/>
+            </w:pPr>
+            <w:r>
+              <w:t xml:space="preserve">PS matching</w:t>
+            </w:r>
+          </w:p>
+        </w:tc>
+        <w:tc>
+          <w:tcPr/>
+          <w:p>
+            <w:pPr>
+              <w:pStyle w:val="Compact"/>
+            </w:pPr>
+            <w:r>
+              <w:t xml:space="preserve">GLM PS</w:t>
+            </w:r>
+          </w:p>
+        </w:tc>
+        <w:tc>
+          <w:tcPr/>
+          <w:p>
+            <w:pPr>
+              <w:pStyle w:val="Compact"/>
+              <w:jc w:val="right"/>
+            </w:pPr>
+            <w:r>
+              <w:t xml:space="preserve">n/a</w:t>
+            </w:r>
+          </w:p>
+        </w:tc>
+        <w:tc>
+          <w:tcPr/>
+          <w:p>
+            <w:pPr>
+              <w:pStyle w:val="Compact"/>
+            </w:pPr>
+            <w:r>
+              <w:t xml:space="preserve">Complete case</w:t>
+            </w:r>
+          </w:p>
+        </w:tc>
+        <w:tc>
+          <w:tcPr/>
+          <w:p>
+            <w:pPr>
+              <w:pStyle w:val="Compact"/>
+            </w:pPr>
+            <w:r>
+              <w:t xml:space="preserve">ATE in matched overlap subset</w:t>
+            </w:r>
+          </w:p>
+        </w:tc>
+        <w:tc>
+          <w:tcPr/>
+          <w:p>
+            <w:pPr>
+              <w:pStyle w:val="Compact"/>
+            </w:pPr>
+            <w:r>
+              <w:t xml:space="preserve">Secondary</w:t>
+            </w:r>
+          </w:p>
+        </w:tc>
+      </w:tr>
+      <w:tr>
+        <w:tc>
+          <w:tcPr/>
+          <w:p>
+            <w:pPr>
+              <w:pStyle w:val="Compact"/>
+            </w:pPr>
+            <w:r>
+              <w:t xml:space="preserve">IPTW (stabilised)</w:t>
+            </w:r>
+          </w:p>
+        </w:tc>
+        <w:tc>
+          <w:tcPr/>
+          <w:p>
+            <w:pPr>
+              <w:pStyle w:val="Compact"/>
+            </w:pPr>
+            <w:r>
+              <w:t xml:space="preserve">GLM PS</w:t>
+            </w:r>
+          </w:p>
+        </w:tc>
+        <w:tc>
+          <w:tcPr/>
+          <w:p>
+            <w:pPr>
+              <w:pStyle w:val="Compact"/>
+              <w:jc w:val="right"/>
+            </w:pPr>
+            <w:r>
+              <w:t xml:space="preserve">0.01</w:t>
+            </w:r>
+          </w:p>
+        </w:tc>
+        <w:tc>
+          <w:tcPr/>
+          <w:p>
+            <w:pPr>
+              <w:pStyle w:val="Compact"/>
+            </w:pPr>
+            <w:r>
+              <w:t xml:space="preserve">Complete case</w:t>
+            </w:r>
+          </w:p>
+        </w:tc>
+        <w:tc>
+          <w:tcPr/>
+          <w:p>
+            <w:pPr>
+              <w:pStyle w:val="Compact"/>
+            </w:pPr>
+            <w:r>
+              <w:t xml:space="preserve">ATE in full eligible cohort under PS-truncated model</w:t>
+            </w:r>
+          </w:p>
+        </w:tc>
+        <w:tc>
+          <w:tcPr/>
+          <w:p>
+            <w:pPr>
+              <w:pStyle w:val="Compact"/>
+            </w:pPr>
+            <w:r>
+              <w:t xml:space="preserve">Secondary</w:t>
+            </w:r>
+          </w:p>
+        </w:tc>
+      </w:tr>
+      <w:tr>
+        <w:tc>
+          <w:tcPr/>
+          <w:p>
+            <w:pPr>
+              <w:pStyle w:val="Compact"/>
+            </w:pPr>
+            <w:r>
+              <w:t xml:space="preserve">Full-cohort TMLE</w:t>
+            </w:r>
+          </w:p>
+        </w:tc>
+        <w:tc>
+          <w:tcPr/>
+          <w:p>
+            <w:pPr>
+              <w:pStyle w:val="Compact"/>
+            </w:pPr>
+            <w:r>
+              <w:t xml:space="preserve">SL ensemble</w:t>
+            </w:r>
+          </w:p>
+        </w:tc>
+        <w:tc>
+          <w:tcPr/>
+          <w:p>
+            <w:pPr>
+              <w:pStyle w:val="Compact"/>
+              <w:jc w:val="right"/>
+            </w:pPr>
+            <w:r>
+              <w:t xml:space="preserve">0.01</w:t>
+            </w:r>
+          </w:p>
+        </w:tc>
+        <w:tc>
+          <w:tcPr/>
+          <w:p>
+            <w:pPr>
+              <w:pStyle w:val="Compact"/>
+            </w:pPr>
+            <w:r>
+              <w:t xml:space="preserve">Complete case</w:t>
+            </w:r>
+          </w:p>
+        </w:tc>
+        <w:tc>
+          <w:tcPr/>
+          <w:p>
+            <w:pPr>
+              <w:pStyle w:val="Compact"/>
+            </w:pPr>
+            <w:r>
+              <w:t xml:space="preserve">ATE in full eligible cohort under prespecified locked SL library</w:t>
+            </w:r>
+          </w:p>
+        </w:tc>
+        <w:tc>
+          <w:tcPr/>
+          <w:p>
+            <w:pPr>
+              <w:pStyle w:val="Compact"/>
+            </w:pPr>
+            <w:r>
+              <w:rPr>
+                <w:b/>
+                <w:bCs/>
+              </w:rPr>
+              <w:t xml:space="preserve">Primary</w:t>
+            </w:r>
+          </w:p>
+        </w:tc>
+      </w:tr>
+      <w:tr>
+        <w:tc>
+          <w:tcPr/>
+          <w:p>
+            <w:pPr>
+              <w:pStyle w:val="Compact"/>
+            </w:pPr>
+            <w:r>
+              <w:t xml:space="preserve">Matched-cohort TMLE</w:t>
+            </w:r>
+          </w:p>
+        </w:tc>
+        <w:tc>
+          <w:tcPr/>
+          <w:p>
+            <w:pPr>
+              <w:pStyle w:val="Compact"/>
+            </w:pPr>
+            <w:r>
+              <w:t xml:space="preserve">SL ensemble (matched)</w:t>
+            </w:r>
+          </w:p>
+        </w:tc>
+        <w:tc>
+          <w:tcPr/>
+          <w:p>
+            <w:pPr>
+              <w:pStyle w:val="Compact"/>
+              <w:jc w:val="right"/>
+            </w:pPr>
+            <w:r>
+              <w:t xml:space="preserve">n/a</w:t>
+            </w:r>
+          </w:p>
+        </w:tc>
+        <w:tc>
+          <w:tcPr/>
+          <w:p>
+            <w:pPr>
+              <w:pStyle w:val="Compact"/>
+            </w:pPr>
+            <w:r>
+              <w:t xml:space="preserve">Complete case</w:t>
+            </w:r>
+          </w:p>
+        </w:tc>
+        <w:tc>
+          <w:tcPr/>
+          <w:p>
+            <w:pPr>
+              <w:pStyle w:val="Compact"/>
+            </w:pPr>
+            <w:r>
+              <w:t xml:space="preserve">ATE in matched overlap subset</w:t>
+            </w:r>
+          </w:p>
+        </w:tc>
+        <w:tc>
+          <w:tcPr/>
+          <w:p>
+            <w:pPr>
+              <w:pStyle w:val="Compact"/>
+            </w:pPr>
+            <w:r>
+              <w:t xml:space="preserve">Sensitivity (target pop)</w:t>
+            </w:r>
+          </w:p>
+        </w:tc>
+      </w:tr>
+      <w:tr>
+        <w:tc>
+          <w:tcPr/>
+          <w:p>
+            <w:pPr>
+              <w:pStyle w:val="Compact"/>
+            </w:pPr>
+            <w:r>
+              <w:t xml:space="preserve">Complete-outcome TMLE w/ IPCW</w:t>
+            </w:r>
+          </w:p>
+        </w:tc>
+        <w:tc>
+          <w:tcPr/>
+          <w:p>
+            <w:pPr>
+              <w:pStyle w:val="Compact"/>
+            </w:pPr>
+            <w:r>
+              <w:t xml:space="preserve">SL ensemble + SL IPCW</w:t>
+            </w:r>
+          </w:p>
+        </w:tc>
+        <w:tc>
+          <w:tcPr/>
+          <w:p>
+            <w:pPr>
+              <w:pStyle w:val="Compact"/>
+              <w:jc w:val="right"/>
+            </w:pPr>
+            <w:r>
+              <w:t xml:space="preserve">0.01</w:t>
+            </w:r>
+          </w:p>
+        </w:tc>
+        <w:tc>
+          <w:tcPr/>
+          <w:p>
+            <w:pPr>
+              <w:pStyle w:val="Compact"/>
+            </w:pPr>
+            <w:r>
+              <w:t xml:space="preserve">IPCW</w:t>
+            </w:r>
+          </w:p>
+        </w:tc>
+        <w:tc>
+          <w:tcPr/>
+          <w:p>
+            <w:pPr>
+              <w:pStyle w:val="Compact"/>
+            </w:pPr>
+            <w:r>
+              <w:t xml:space="preserve">ATE in full eligible cohort under the locked missingness model</w:t>
+            </w:r>
+          </w:p>
+        </w:tc>
+        <w:tc>
+          <w:tcPr/>
+          <w:p>
+            <w:pPr>
+              <w:pStyle w:val="Compact"/>
+            </w:pPr>
+            <w:r>
+              <w:t xml:space="preserve">Sensitivity (missingness)</w:t>
+            </w:r>
+          </w:p>
+        </w:tc>
+      </w:tr>
+    </w:tbl>
+    <w:p>
+      <w:pPr>
+        <w:pStyle w:val="BodyText"/>
+      </w:pPr>
+      <w:r>
+        <w:t xml:space="preserve">These four tables make the analytic considerations explicit before</w:t>
+      </w:r>
+      <w:r>
+        <w:t xml:space="preserve"> </w:t>
+      </w:r>
+      <w:r>
+        <w:t xml:space="preserve">the pre-outcome decision rule is read. They also document the</w:t>
+      </w:r>
+      <w:r>
+        <w:t xml:space="preserve"> </w:t>
+      </w:r>
+      <w:r>
+        <w:t xml:space="preserve">estimand-vs-estimator distinction: candidates that differ by</w:t>
+      </w:r>
+      <w:r>
+        <w:t xml:space="preserve"> </w:t>
+      </w:r>
+      <w:r>
+        <w:t xml:space="preserve">truncation, matching, or IPCW correspond to different effective</w:t>
+      </w:r>
+      <w:r>
+        <w:t xml:space="preserve"> </w:t>
+      </w:r>
+      <w:r>
+        <w:t xml:space="preserve">target populations and are reported as paired objects rather than</w:t>
+      </w:r>
+      <w:r>
+        <w:t xml:space="preserve"> </w:t>
+      </w:r>
+      <w:r>
+        <w:t xml:space="preserve">interchangeable estimators of the same parameter.</w:t>
+      </w:r>
+    </w:p>
+    <w:bookmarkEnd w:id="102"/>
+    <w:bookmarkEnd w:id="103"/>
+    <w:bookmarkStart w:id="104" w:name="sec-casestudy-dq"/>
     <w:p>
       <w:pPr>
         <w:pStyle w:val="Heading2"/>
@@ -25093,8 +27110,8 @@
         <w:t xml:space="preserve">outcome-analysis functions run.</w:t>
       </w:r>
     </w:p>
-    <w:bookmarkEnd w:id="96"/>
-    <w:bookmarkStart w:id="97" w:name="effect-estimates"/>
+    <w:bookmarkEnd w:id="104"/>
+    <w:bookmarkStart w:id="105" w:name="effect-estimates"/>
     <w:p>
       <w:pPr>
         <w:pStyle w:val="Heading2"/>
@@ -25108,7 +27125,23 @@
         <w:pStyle w:val="TableCaption"/>
       </w:pPr>
       <w:r>
-        <w:t xml:space="preserve">rescueCo binary-outcome estimates (good functional outcome at 6 months, GOSE &gt; 4) with the target population for each estimator. All six estimates produced by cleanTMLE 0.1.1 following the staged-analysis vignette. [NOTE: the IPCW-weighted TMLE row reports N = 1,277 (complete-outcome rows) because the bundled</w:t>
+        <w:t xml:space="preserve">rescueCo binary-outcome estimates (good functional outcome at 6 months, GOSE &gt; 4) with the target population for each estimator. All six estimates produced by cleanTMLE 0.1.1 following the staged-analysis vignette. The last row is a</w:t>
+      </w:r>
+      <w:r>
+        <w:t xml:space="preserve"> </w:t>
+      </w:r>
+      <w:r>
+        <w:rPr>
+          <w:i/>
+          <w:iCs/>
+        </w:rPr>
+        <w:t xml:space="preserve">complete-outcome</w:t>
+      </w:r>
+      <w:r>
+        <w:t xml:space="preserve"> </w:t>
+      </w:r>
+      <w:r>
+        <w:t xml:space="preserve">TMLE with inverse-probability-of-censoring weights: the estimand is intended to recover the full-cohort marginal contrast under the missingness model, but the implementation is currently a weighted complete-case estimating procedure (N = 1,277 complete-outcome rows). The full-cohort</w:t>
       </w:r>
       <w:r>
         <w:t xml:space="preserve"> </w:t>
@@ -25123,7 +27156,7 @@
         <w:t xml:space="preserve"> </w:t>
       </w:r>
       <w:r>
-        <w:t xml:space="preserve">version’s Delta-path raised an error on this lock and</w:t>
+        <w:t xml:space="preserve">Delta-path raised an error on this lock and</w:t>
       </w:r>
       <w:r>
         <w:t xml:space="preserve"> </w:t>
@@ -25138,7 +27171,7 @@
         <w:t xml:space="preserve"> </w:t>
       </w:r>
       <w:r>
-        <w:t xml:space="preserve">fell back to a complete-case TMLE with IPCW obsWeights. The function now emits a</w:t>
+        <w:t xml:space="preserve">fell back to the complete-case path with IPCW obsWeights; the function records</w:t>
       </w:r>
       <w:r>
         <w:t xml:space="preserve"> </w:t>
@@ -25147,13 +27180,13 @@
         <w:rPr>
           <w:rStyle w:val="VerbatimChar"/>
         </w:rPr>
-        <w:t xml:space="preserve">warning()</w:t>
-      </w:r>
-      <w:r>
-        <w:t xml:space="preserve"> </w:t>
-      </w:r>
-      <w:r>
-        <w:t xml:space="preserve">and records</w:t>
+        <w:t xml:space="preserve">method_used = 'ipcw_weighted_complete_case'</w:t>
+      </w:r>
+      <w:r>
+        <w:t xml:space="preserve"> </w:t>
+      </w:r>
+      <w:r>
+        <w:t xml:space="preserve">in the result object. A full-cohort Delta-path run is on the cleanTMLE 0.2 roadmap once the upstream</w:t>
       </w:r>
       <w:r>
         <w:t xml:space="preserve"> </w:t>
@@ -25162,43 +27195,13 @@
         <w:rPr>
           <w:rStyle w:val="VerbatimChar"/>
         </w:rPr>
-        <w:t xml:space="preserve">method_used = 'ipcw_weighted_complete_case'</w:t>
-      </w:r>
-      <w:r>
-        <w:t xml:space="preserve"> </w:t>
-      </w:r>
-      <w:r>
-        <w:t xml:space="preserve">in the result object; the column label is retained as</w:t>
-      </w:r>
-      <w:r>
-        <w:t xml:space="preserve"> </w:t>
-      </w:r>
-      <w:r>
-        <w:rPr>
-          <w:rStyle w:val="VerbatimChar"/>
-        </w:rPr>
-        <w:t xml:space="preserve">IPCW-weighted TMLE</w:t>
-      </w:r>
-      <w:r>
-        <w:t xml:space="preserve"> </w:t>
-      </w:r>
-      <w:r>
-        <w:t xml:space="preserve">because the censoring-model weights are still applied. A full-cohort Delta-path run is on the cleanTMLE 0.2 roadmap once the upstream</w:t>
-      </w:r>
-      <w:r>
-        <w:t xml:space="preserve"> </w:t>
-      </w:r>
-      <w:r>
-        <w:rPr>
-          <w:rStyle w:val="VerbatimChar"/>
-        </w:rPr>
         <w:t xml:space="preserve">tmle</w:t>
       </w:r>
       <w:r>
         <w:t xml:space="preserve"> </w:t>
       </w:r>
       <w:r>
-        <w:t xml:space="preserve">interface is pinned.]</w:t>
+        <w:t xml:space="preserve">interface is pinned.</w:t>
       </w:r>
     </w:p>
     <w:tbl>
@@ -25207,15 +27210,15 @@
         <w:tblW w:type="pct" w:w="5000"/>
         <w:tblLayout w:type="fixed"/>
         <w:tblLook w:firstRow="1" w:lastRow="0" w:firstColumn="0" w:lastColumn="0" w:noHBand="0" w:noVBand="0" w:val="0020"/>
-        <w:tblCaption w:val="rescueCo binary-outcome estimates (good functional outcome at 6 months, GOSE &gt; 4) with the target population for each estimator. All six estimates produced by cleanTMLE 0.1.1 following the staged-analysis vignette. [NOTE: the IPCW-weighted TMLE row reports N = 1,277 (complete-outcome rows) because the bundled tmle::tmle() version’s Delta-path raised an error on this lock and run_ipcw_tmle() fell back to a complete-case TMLE with IPCW obsWeights. The function now emits a warning() and records method_used = 'ipcw_weighted_complete_case' in the result object; the column label is retained as IPCW-weighted TMLE because the censoring-model weights are still applied. A full-cohort Delta-path run is on the cleanTMLE 0.2 roadmap once the upstream tmle interface is pinned.]"/>
+        <w:tblCaption w:val="rescueCo binary-outcome estimates (good functional outcome at 6 months, GOSE &gt; 4) with the target population for each estimator. All six estimates produced by cleanTMLE 0.1.1 following the staged-analysis vignette. The last row is a complete-outcome TMLE with inverse-probability-of-censoring weights: the estimand is intended to recover the full-cohort marginal contrast under the missingness model, but the implementation is currently a weighted complete-case estimating procedure (N = 1,277 complete-outcome rows). The full-cohort tmle::tmle() Delta-path raised an error on this lock and run_ipcw_tmle() fell back to the complete-case path with IPCW obsWeights; the function records method_used = 'ipcw_weighted_complete_case' in the result object. A full-cohort Delta-path run is on the cleanTMLE 0.2 roadmap once the upstream tmle interface is pinned."/>
       </w:tblPr>
       <w:tblGrid>
-        <w:gridCol w:w="1760"/>
-        <w:gridCol w:w="3784"/>
-        <w:gridCol w:w="440"/>
-        <w:gridCol w:w="616"/>
-        <w:gridCol w:w="704"/>
-        <w:gridCol w:w="616"/>
+        <w:gridCol w:w="2262"/>
+        <w:gridCol w:w="4129"/>
+        <w:gridCol w:w="282"/>
+        <w:gridCol w:w="396"/>
+        <w:gridCol w:w="452"/>
+        <w:gridCol w:w="396"/>
       </w:tblGrid>
       <w:tr>
         <w:trPr>
@@ -25673,7 +27676,7 @@
               <w:jc w:val="left"/>
             </w:pPr>
             <w:r>
-              <w:t xml:space="preserve">IPCW-weighted TMLE</w:t>
+              <w:t xml:space="preserve">Complete-outcome TMLE with IPCW weights</w:t>
             </w:r>
           </w:p>
         </w:tc>
@@ -25685,7 +27688,7 @@
               <w:jc w:val="left"/>
             </w:pPr>
             <w:r>
-              <w:t xml:space="preserve">Full eligible cohort under censoring model</w:t>
+              <w:t xml:space="preserve">Complete-outcome rows, weighted toward the full-cohort marginal contrast</w:t>
             </w:r>
           </w:p>
         </w:tc>
@@ -25774,25 +27777,31 @@
         <w:t xml:space="preserve"> </w:t>
       </w:r>
       <w:r>
-        <w:t xml:space="preserve">that just crosses zero (−0.001, 0.062). The IPCW-weighted TMLE,</w:t>
-      </w:r>
-      <w:r>
-        <w:t xml:space="preserve"> </w:t>
-      </w:r>
-      <w:r>
-        <w:t xml:space="preserve">which uses inverse-probability-of-censoring weights to address the</w:t>
-      </w:r>
-      <w:r>
-        <w:t xml:space="preserve"> </w:t>
-      </w:r>
-      <w:r>
-        <w:t xml:space="preserve">24.6 % outcome missingness, returns RD = 0.033 with a CI that just</w:t>
-      </w:r>
-      <w:r>
-        <w:t xml:space="preserve"> </w:t>
-      </w:r>
-      <w:r>
-        <w:t xml:space="preserve">crosses zero (−0.0004, 0.066). The two matching-based estimators</w:t>
+        <w:t xml:space="preserve">that just crosses zero (−0.001, 0.062). The complete-outcome TMLE</w:t>
+      </w:r>
+      <w:r>
+        <w:t xml:space="preserve"> </w:t>
+      </w:r>
+      <w:r>
+        <w:t xml:space="preserve">with IPCW weights, which uses inverse-probability-of-censoring</w:t>
+      </w:r>
+      <w:r>
+        <w:t xml:space="preserve"> </w:t>
+      </w:r>
+      <w:r>
+        <w:t xml:space="preserve">weights to recover the full-cohort marginal contrast under the</w:t>
+      </w:r>
+      <w:r>
+        <w:t xml:space="preserve"> </w:t>
+      </w:r>
+      <w:r>
+        <w:t xml:space="preserve">missingness model, returns RD = 0.033 with a CI that just crosses</w:t>
+      </w:r>
+      <w:r>
+        <w:t xml:space="preserve"> </w:t>
+      </w:r>
+      <w:r>
+        <w:t xml:space="preserve">zero (−0.0004, 0.066). The two matching-based estimators</w:t>
       </w:r>
       <w:r>
         <w:t xml:space="preserve"> </w:t>
@@ -26024,8 +28033,8 @@
         <w:t xml:space="preserve">of the six estimates further toward null.</w:t>
       </w:r>
     </w:p>
-    <w:bookmarkEnd w:id="97"/>
-    <w:bookmarkStart w:id="101" w:name="Xc7557c3308f3f2c598231e06131cd13238ac1eb"/>
+    <w:bookmarkEnd w:id="105"/>
+    <w:bookmarkStart w:id="109" w:name="Xc7557c3308f3f2c598231e06131cd13238ac1eb"/>
     <w:p>
       <w:pPr>
         <w:pStyle w:val="Heading2"/>
@@ -26034,7 +28043,7 @@
         <w:t xml:space="preserve">9.6 What the case study tells us about the workflow</w:t>
       </w:r>
     </w:p>
-    <w:bookmarkStart w:id="98" w:name="X4a7de7fd9cca2a3eb7ce1d9546acd05cc50d75c"/>
+    <w:bookmarkStart w:id="106" w:name="X4a7de7fd9cca2a3eb7ce1d9546acd05cc50d75c"/>
     <w:p>
       <w:pPr>
         <w:pStyle w:val="Heading3"/>
@@ -26125,8 +28134,8 @@
         <w:t xml:space="preserve">.</w:t>
       </w:r>
     </w:p>
-    <w:bookmarkEnd w:id="98"/>
-    <w:bookmarkStart w:id="99" w:name="outcome-blind-plasmode"/>
+    <w:bookmarkEnd w:id="106"/>
+    <w:bookmarkStart w:id="107" w:name="outcome-blind-plasmode"/>
     <w:p>
       <w:pPr>
         <w:pStyle w:val="Heading3"/>
@@ -26310,8 +28319,8 @@
         <w:t xml:space="preserve">extensions planned for cleanTMLE 0.2.</w:t>
       </w:r>
     </w:p>
-    <w:bookmarkEnd w:id="99"/>
-    <w:bookmarkStart w:id="100" w:name="X11b03251d4243965818c23e078e2e7dfe52b4c9"/>
+    <w:bookmarkEnd w:id="107"/>
+    <w:bookmarkStart w:id="108" w:name="X11b03251d4243965818c23e078e2e7dfe52b4c9"/>
     <w:p>
       <w:pPr>
         <w:pStyle w:val="Heading3"/>
@@ -26510,10 +28519,10 @@
         <w:t xml:space="preserve">directory contains the data behind the tables above.</w:t>
       </w:r>
     </w:p>
-    <w:bookmarkEnd w:id="100"/>
-    <w:bookmarkEnd w:id="101"/>
-    <w:bookmarkEnd w:id="102"/>
-    <w:bookmarkStart w:id="116" w:name="sec-discussion"/>
+    <w:bookmarkEnd w:id="108"/>
+    <w:bookmarkEnd w:id="109"/>
+    <w:bookmarkEnd w:id="110"/>
+    <w:bookmarkStart w:id="124" w:name="sec-discussion"/>
     <w:p>
       <w:pPr>
         <w:pStyle w:val="Heading1"/>
@@ -26522,7 +28531,7 @@
         <w:t xml:space="preserve">10. Discussion</w:t>
       </w:r>
     </w:p>
-    <w:bookmarkStart w:id="103" w:name="what-cleantmle-contributes-operationally"/>
+    <w:bookmarkStart w:id="111" w:name="what-cleantmle-contributes-operationally"/>
     <w:p>
       <w:pPr>
         <w:pStyle w:val="Heading2"/>
@@ -26635,8 +28644,8 @@
         <w:t xml:space="preserve">reviewer.</w:t>
       </w:r>
     </w:p>
-    <w:bookmarkEnd w:id="103"/>
-    <w:bookmarkStart w:id="104" w:name="Xe8fe9eed3aca8891054d00f72c49520182244a2"/>
+    <w:bookmarkEnd w:id="111"/>
+    <w:bookmarkStart w:id="112" w:name="Xe8fe9eed3aca8891054d00f72c49520182244a2"/>
     <w:p>
       <w:pPr>
         <w:pStyle w:val="Heading2"/>
@@ -26774,8 +28783,8 @@
         <w:t xml:space="preserve">.</w:t>
       </w:r>
     </w:p>
-    <w:bookmarkEnd w:id="104"/>
-    <w:bookmarkStart w:id="105" w:name="X77d575563b1a1946325af71eab48d1c62a6f8a8"/>
+    <w:bookmarkEnd w:id="112"/>
+    <w:bookmarkStart w:id="113" w:name="X77d575563b1a1946325af71eab48d1c62a6f8a8"/>
     <w:p>
       <w:pPr>
         <w:pStyle w:val="Heading2"/>
@@ -26899,8 +28908,8 @@
         <w:t xml:space="preserve">than substituting for it.</w:t>
       </w:r>
     </w:p>
-    <w:bookmarkEnd w:id="105"/>
-    <w:bookmarkStart w:id="106" w:name="what-the-dq-stress-test-adds"/>
+    <w:bookmarkEnd w:id="113"/>
+    <w:bookmarkStart w:id="114" w:name="what-the-dq-stress-test-adds"/>
     <w:p>
       <w:pPr>
         <w:pStyle w:val="Heading2"/>
@@ -26947,8 +28956,8 @@
         <w:t xml:space="preserve">fit-for-purpose review.</w:t>
       </w:r>
     </w:p>
-    <w:bookmarkEnd w:id="106"/>
-    <w:bookmarkStart w:id="107" w:name="comparison-with-adjacent-tools"/>
+    <w:bookmarkEnd w:id="114"/>
+    <w:bookmarkStart w:id="115" w:name="comparison-with-adjacent-tools"/>
     <w:p>
       <w:pPr>
         <w:pStyle w:val="Heading2"/>
@@ -27328,8 +29337,8 @@
         <w:t xml:space="preserve">negative-control domains in practice.</w:t>
       </w:r>
     </w:p>
-    <w:bookmarkEnd w:id="107"/>
-    <w:bookmarkStart w:id="108" w:name="sec-limitations"/>
+    <w:bookmarkEnd w:id="115"/>
+    <w:bookmarkStart w:id="116" w:name="sec-limitations"/>
     <w:p>
       <w:pPr>
         <w:pStyle w:val="Heading2"/>
@@ -27468,8 +29477,8 @@
         <w:t xml:space="preserve">that no amount of replication can correct.</w:t>
       </w:r>
     </w:p>
-    <w:bookmarkEnd w:id="108"/>
-    <w:bookmarkStart w:id="112" w:name="other-limitations"/>
+    <w:bookmarkEnd w:id="116"/>
+    <w:bookmarkStart w:id="120" w:name="other-limitations"/>
     <w:p>
       <w:pPr>
         <w:pStyle w:val="Heading2"/>
@@ -27498,7 +29507,7 @@
         <w:t xml:space="preserve">computational cost, and estimand scope.</w:t>
       </w:r>
     </w:p>
-    <w:bookmarkStart w:id="109" w:name="model-assumptions"/>
+    <w:bookmarkStart w:id="117" w:name="model-assumptions"/>
     <w:p>
       <w:pPr>
         <w:pStyle w:val="Heading3"/>
@@ -27711,8 +29720,8 @@
         <w:t xml:space="preserve">the same demand qualitatively, and the DQ stress test inherits it.</w:t>
       </w:r>
     </w:p>
-    <w:bookmarkEnd w:id="109"/>
-    <w:bookmarkStart w:id="110" w:name="computational-cost"/>
+    <w:bookmarkEnd w:id="117"/>
+    <w:bookmarkStart w:id="118" w:name="computational-cost"/>
     <w:p>
       <w:pPr>
         <w:pStyle w:val="Heading3"/>
@@ -27816,8 +29825,8 @@
         <w:t xml:space="preserve">parallelising the outer loop over scenarios is the right next step.</w:t>
       </w:r>
     </w:p>
-    <w:bookmarkEnd w:id="110"/>
-    <w:bookmarkStart w:id="111" w:name="estimand-scope"/>
+    <w:bookmarkEnd w:id="118"/>
+    <w:bookmarkStart w:id="119" w:name="estimand-scope"/>
     <w:p>
       <w:pPr>
         <w:pStyle w:val="Heading3"/>
@@ -27932,7 +29941,10 @@
         <w:t xml:space="preserve">survtmle</w:t>
       </w:r>
       <w:r>
-        <w:t xml:space="preserve">,</w:t>
+        <w:t xml:space="preserve"> </w:t>
+      </w:r>
+      <w:r>
+        <w:t xml:space="preserve">and</w:t>
       </w:r>
       <w:r>
         <w:t xml:space="preserve"> </w:t>
@@ -27950,27 +29962,21 @@
         <w:t xml:space="preserve">(Williams and Dı́az 2021)</w:t>
       </w:r>
       <w:r>
-        <w:t xml:space="preserve">, or the proprietary</w:t>
-      </w:r>
-      <w:r>
-        <w:t xml:space="preserve"> </w:t>
-      </w:r>
-      <w:r>
-        <w:rPr>
-          <w:rStyle w:val="VerbatimChar"/>
-        </w:rPr>
-        <w:t xml:space="preserve">causalRisk</w:t>
-      </w:r>
-      <w:r>
-        <w:t xml:space="preserve"> </w:t>
-      </w:r>
-      <w:r>
-        <w:t xml:space="preserve">package as alternative implementations.</w:t>
+        <w:t xml:space="preserve"> </w:t>
+      </w:r>
+      <w:r>
+        <w:t xml:space="preserve">as alternative</w:t>
+      </w:r>
+      <w:r>
+        <w:t xml:space="preserve"> </w:t>
+      </w:r>
+      <w:r>
+        <w:t xml:space="preserve">implementations.</w:t>
       </w:r>
     </w:p>
-    <w:bookmarkEnd w:id="111"/>
-    <w:bookmarkEnd w:id="112"/>
-    <w:bookmarkStart w:id="113" w:name="future-extensions"/>
+    <w:bookmarkEnd w:id="119"/>
+    <w:bookmarkEnd w:id="120"/>
+    <w:bookmarkStart w:id="121" w:name="future-extensions"/>
     <w:p>
       <w:pPr>
         <w:pStyle w:val="Heading2"/>
@@ -28232,8 +30238,8 @@
         <w:t xml:space="preserve">the audit log.</w:t>
       </w:r>
     </w:p>
-    <w:bookmarkEnd w:id="113"/>
-    <w:bookmarkStart w:id="114" w:name="X3a4c45a4b83f6adca96de927f71cbd45f486421"/>
+    <w:bookmarkEnd w:id="121"/>
+    <w:bookmarkStart w:id="122" w:name="X3a4c45a4b83f6adca96de927f71cbd45f486421"/>
     <w:p>
       <w:pPr>
         <w:pStyle w:val="Heading2"/>
@@ -28349,8 +30355,8 @@
         <w:t xml:space="preserve">.</w:t>
       </w:r>
     </w:p>
-    <w:bookmarkEnd w:id="114"/>
-    <w:bookmarkStart w:id="115" w:name="recommendations-for-practice"/>
+    <w:bookmarkEnd w:id="122"/>
+    <w:bookmarkStart w:id="123" w:name="recommendations-for-practice"/>
     <w:p>
       <w:pPr>
         <w:pStyle w:val="Heading2"/>
@@ -28617,9 +30623,9 @@
         <w:t xml:space="preserve">metrics, the pre-outcome decision, and the post-outcome estimate.</w:t>
       </w:r>
     </w:p>
-    <w:bookmarkEnd w:id="115"/>
-    <w:bookmarkEnd w:id="116"/>
-    <w:bookmarkStart w:id="119" w:name="sec-summary"/>
+    <w:bookmarkEnd w:id="123"/>
+    <w:bookmarkEnd w:id="124"/>
+    <w:bookmarkStart w:id="127" w:name="sec-summary"/>
     <w:p>
       <w:pPr>
         <w:pStyle w:val="Heading1"/>
@@ -28741,51 +30747,12 @@
         <w:t xml:space="preserve"> </w:t>
       </w:r>
       <w:r>
-        <w:t xml:space="preserve">running. The proprietary</w:t>
-      </w:r>
-      <w:r>
-        <w:t xml:space="preserve"> </w:t>
-      </w:r>
-      <w:r>
-        <w:rPr>
-          <w:rStyle w:val="VerbatimChar"/>
-        </w:rPr>
-        <w:t xml:space="preserve">causalRisk</w:t>
-      </w:r>
-      <w:r>
-        <w:t xml:space="preserve"> </w:t>
-      </w:r>
-      <w:r>
-        <w:t xml:space="preserve">package</w:t>
-      </w:r>
-      <w:r>
-        <w:t xml:space="preserve"> </w:t>
-      </w:r>
-      <w:r>
-        <w:t xml:space="preserve">(Brookhart, Breskin, and Eledath 2024)</w:t>
-      </w:r>
-      <w:r>
-        <w:t xml:space="preserve"> </w:t>
-      </w:r>
-      <w:r>
-        <w:t xml:space="preserve">is an alternative implementation of</w:t>
-      </w:r>
-      <w:r>
-        <w:t xml:space="preserve"> </w:t>
-      </w:r>
-      <w:r>
-        <w:t xml:space="preserve">related cumulative-risk estimators and is referenced as such; the</w:t>
-      </w:r>
-      <w:r>
-        <w:t xml:space="preserve"> </w:t>
-      </w:r>
-      <w:r>
-        <w:t xml:space="preserve">two packages do not share code. The package is available at</w:t>
-      </w:r>
-      <w:r>
-        <w:t xml:space="preserve"> </w:t>
-      </w:r>
-      <w:hyperlink r:id="rId117">
+        <w:t xml:space="preserve">running. The package is available at</w:t>
+      </w:r>
+      <w:r>
+        <w:t xml:space="preserve"> </w:t>
+      </w:r>
+      <w:hyperlink r:id="rId125">
         <w:r>
           <w:rPr>
             <w:rStyle w:val="Hyperlink"/>
@@ -28828,7 +30795,7 @@
       <w:r>
         <w:t xml:space="preserve"> </w:t>
       </w:r>
-      <w:hyperlink r:id="rId118">
+      <w:hyperlink r:id="rId126">
         <w:r>
           <w:rPr>
             <w:rStyle w:val="Hyperlink"/>
@@ -28840,8 +30807,8 @@
         <w:t xml:space="preserve">.</w:t>
       </w:r>
     </w:p>
-    <w:bookmarkEnd w:id="119"/>
-    <w:bookmarkStart w:id="120" w:name="acknowledgements"/>
+    <w:bookmarkEnd w:id="127"/>
+    <w:bookmarkStart w:id="128" w:name="acknowledgements"/>
     <w:p>
       <w:pPr>
         <w:pStyle w:val="Heading1"/>
@@ -28867,50 +30834,29 @@
         <w:t xml:space="preserve"> </w:t>
       </w:r>
       <w:r>
-        <w:t xml:space="preserve">published frameworks this software builds on, and</w:t>
-      </w:r>
-      <w:r>
-        <w:t xml:space="preserve"> </w:t>
-      </w:r>
-      <w:r>
-        <w:t xml:space="preserve">the authors of the proprietary</w:t>
-      </w:r>
-      <w:r>
-        <w:t xml:space="preserve"> </w:t>
-      </w:r>
-      <w:r>
-        <w:rPr>
-          <w:rStyle w:val="VerbatimChar"/>
-        </w:rPr>
-        <w:t xml:space="preserve">causalRisk</w:t>
-      </w:r>
-      <w:r>
-        <w:t xml:space="preserve"> </w:t>
-      </w:r>
-      <w:r>
-        <w:t xml:space="preserve">package (M. Alan</w:t>
-      </w:r>
-      <w:r>
-        <w:t xml:space="preserve"> </w:t>
-      </w:r>
-      <w:r>
-        <w:t xml:space="preserve">Brookhart, Alexander Breskin, and Bassim Eledath) for surfacing</w:t>
-      </w:r>
-      <w:r>
-        <w:t xml:space="preserve"> </w:t>
-      </w:r>
-      <w:r>
-        <w:t xml:space="preserve">the cumulative-risk-estimand framing that motivated several of</w:t>
-      </w:r>
-      <w:r>
-        <w:t xml:space="preserve"> </w:t>
-      </w:r>
-      <w:r>
-        <w:t xml:space="preserve">our diagnostic helpers. Any errors are ours.</w:t>
+        <w:t xml:space="preserve">published frameworks this software builds on, and the broader</w:t>
+      </w:r>
+      <w:r>
+        <w:t xml:space="preserve"> </w:t>
+      </w:r>
+      <w:r>
+        <w:t xml:space="preserve">cumulative-risk pharmacoepidemiology literature whose estimand</w:t>
+      </w:r>
+      <w:r>
+        <w:t xml:space="preserve"> </w:t>
+      </w:r>
+      <w:r>
+        <w:t xml:space="preserve">framing motivated several of our diagnostic helpers. Any errors</w:t>
+      </w:r>
+      <w:r>
+        <w:t xml:space="preserve"> </w:t>
+      </w:r>
+      <w:r>
+        <w:t xml:space="preserve">are ours.</w:t>
       </w:r>
     </w:p>
-    <w:bookmarkEnd w:id="120"/>
-    <w:bookmarkStart w:id="206" w:name="references"/>
+    <w:bookmarkEnd w:id="128"/>
+    <w:bookmarkStart w:id="213" w:name="references"/>
     <w:p>
       <w:pPr>
         <w:pStyle w:val="Heading1"/>
@@ -28919,8 +30865,8 @@
         <w:t xml:space="preserve">References</w:t>
       </w:r>
     </w:p>
-    <w:bookmarkStart w:id="205" w:name="refs"/>
-    <w:bookmarkStart w:id="122" w:name="ref-austin2009ps"/>
+    <w:bookmarkStart w:id="212" w:name="refs"/>
+    <w:bookmarkStart w:id="130" w:name="ref-austin2009ps"/>
     <w:p>
       <w:pPr>
         <w:pStyle w:val="Bibliography"/>
@@ -28953,7 +30899,7 @@
       <w:r>
         <w:t xml:space="preserve"> </w:t>
       </w:r>
-      <w:hyperlink r:id="rId121">
+      <w:hyperlink r:id="rId129">
         <w:r>
           <w:rPr>
             <w:rStyle w:val="Hyperlink"/>
@@ -28965,8 +30911,8 @@
         <w:t xml:space="preserve">.</w:t>
       </w:r>
     </w:p>
-    <w:bookmarkEnd w:id="122"/>
-    <w:bookmarkStart w:id="123" w:name="ref-survtmlepackage2018"/>
+    <w:bookmarkEnd w:id="130"/>
+    <w:bookmarkStart w:id="131" w:name="ref-survtmlepackage2018"/>
     <w:p>
       <w:pPr>
         <w:pStyle w:val="Bibliography"/>
@@ -28981,42 +30927,8 @@
         <w:t xml:space="preserve">“Survtmle: Compute Targeted Minimum Loss-Based Estimates in Right-Censored Survival Settings.”</w:t>
       </w:r>
     </w:p>
-    <w:bookmarkEnd w:id="123"/>
-    <w:bookmarkStart w:id="124" w:name="ref-brookhart2024causalrisk"/>
-    <w:p>
-      <w:pPr>
-        <w:pStyle w:val="Bibliography"/>
-      </w:pPr>
-      <w:r>
-        <w:t xml:space="preserve">Brookhart, M. Alan, Alexander Breskin, and Bassim Eledath. 2024.</w:t>
-      </w:r>
-      <w:r>
-        <w:t xml:space="preserve"> </w:t>
-      </w:r>
-      <w:r>
-        <w:t xml:space="preserve">“</w:t>
-      </w:r>
-      <w:r>
-        <w:t xml:space="preserve">causalRisk</w:t>
-      </w:r>
-      <w:r>
-        <w:t xml:space="preserve">: An</w:t>
-      </w:r>
-      <w:r>
-        <w:t xml:space="preserve"> </w:t>
-      </w:r>
-      <w:r>
-        <w:t xml:space="preserve">R</w:t>
-      </w:r>
-      <w:r>
-        <w:t xml:space="preserve"> </w:t>
-      </w:r>
-      <w:r>
-        <w:t xml:space="preserve">Package for Estimating Cumulative Risks Under Counterfactual Treatment Strategies.”</w:t>
-      </w:r>
-    </w:p>
-    <w:bookmarkEnd w:id="124"/>
-    <w:bookmarkStart w:id="126" w:name="ref-cashin2024target"/>
+    <w:bookmarkEnd w:id="131"/>
+    <w:bookmarkStart w:id="133" w:name="ref-cashin2024target"/>
     <w:p>
       <w:pPr>
         <w:pStyle w:val="Bibliography"/>
@@ -29052,7 +30964,7 @@
       <w:r>
         <w:t xml:space="preserve"> </w:t>
       </w:r>
-      <w:hyperlink r:id="rId125">
+      <w:hyperlink r:id="rId132">
         <w:r>
           <w:rPr>
             <w:rStyle w:val="Hyperlink"/>
@@ -29064,8 +30976,8 @@
         <w:t xml:space="preserve">.</w:t>
       </w:r>
     </w:p>
-    <w:bookmarkEnd w:id="126"/>
-    <w:bookmarkStart w:id="128" w:name="ref-chernozhukov2018dml"/>
+    <w:bookmarkEnd w:id="133"/>
+    <w:bookmarkStart w:id="135" w:name="ref-chernozhukov2018dml"/>
     <w:p>
       <w:pPr>
         <w:pStyle w:val="Bibliography"/>
@@ -29098,7 +31010,7 @@
       <w:r>
         <w:t xml:space="preserve"> </w:t>
       </w:r>
-      <w:hyperlink r:id="rId127">
+      <w:hyperlink r:id="rId134">
         <w:r>
           <w:rPr>
             <w:rStyle w:val="Hyperlink"/>
@@ -29110,8 +31022,8 @@
         <w:t xml:space="preserve">.</w:t>
       </w:r>
     </w:p>
-    <w:bookmarkEnd w:id="128"/>
-    <w:bookmarkStart w:id="130" w:name="ref-dang2023roadmap"/>
+    <w:bookmarkEnd w:id="135"/>
+    <w:bookmarkStart w:id="137" w:name="ref-dang2023roadmap"/>
     <w:p>
       <w:pPr>
         <w:pStyle w:val="Bibliography"/>
@@ -29144,7 +31056,7 @@
       <w:r>
         <w:t xml:space="preserve"> </w:t>
       </w:r>
-      <w:hyperlink r:id="rId129">
+      <w:hyperlink r:id="rId136">
         <w:r>
           <w:rPr>
             <w:rStyle w:val="Hyperlink"/>
@@ -29156,8 +31068,8 @@
         <w:t xml:space="preserve">.</w:t>
       </w:r>
     </w:p>
-    <w:bookmarkEnd w:id="130"/>
-    <w:bookmarkStart w:id="132" w:name="ref-diaz2013sensitivity"/>
+    <w:bookmarkEnd w:id="137"/>
+    <w:bookmarkStart w:id="139" w:name="ref-diaz2013sensitivity"/>
     <w:p>
       <w:pPr>
         <w:pStyle w:val="Bibliography"/>
@@ -29190,7 +31102,7 @@
       <w:r>
         <w:t xml:space="preserve"> </w:t>
       </w:r>
-      <w:hyperlink r:id="rId131">
+      <w:hyperlink r:id="rId138">
         <w:r>
           <w:rPr>
             <w:rStyle w:val="Hyperlink"/>
@@ -29202,8 +31114,8 @@
         <w:t xml:space="preserve">.</w:t>
       </w:r>
     </w:p>
-    <w:bookmarkEnd w:id="132"/>
-    <w:bookmarkStart w:id="134" w:name="ref-ema2021registry"/>
+    <w:bookmarkEnd w:id="139"/>
+    <w:bookmarkStart w:id="141" w:name="ref-ema2021registry"/>
     <w:p>
       <w:pPr>
         <w:pStyle w:val="Bibliography"/>
@@ -29220,7 +31132,7 @@
       <w:r>
         <w:t xml:space="preserve"> </w:t>
       </w:r>
-      <w:hyperlink r:id="rId133">
+      <w:hyperlink r:id="rId140">
         <w:r>
           <w:rPr>
             <w:rStyle w:val="Hyperlink"/>
@@ -29232,8 +31144,8 @@
         <w:t xml:space="preserve">.</w:t>
       </w:r>
     </w:p>
-    <w:bookmarkEnd w:id="134"/>
-    <w:bookmarkStart w:id="136" w:name="ref-ema2024guide"/>
+    <w:bookmarkEnd w:id="141"/>
+    <w:bookmarkStart w:id="143" w:name="ref-ema2024guide"/>
     <w:p>
       <w:pPr>
         <w:pStyle w:val="Bibliography"/>
@@ -29262,7 +31174,7 @@
       <w:r>
         <w:t xml:space="preserve"> </w:t>
       </w:r>
-      <w:hyperlink r:id="rId135">
+      <w:hyperlink r:id="rId142">
         <w:r>
           <w:rPr>
             <w:rStyle w:val="Hyperlink"/>
@@ -29274,8 +31186,8 @@
         <w:t xml:space="preserve">.</w:t>
       </w:r>
     </w:p>
-    <w:bookmarkEnd w:id="136"/>
-    <w:bookmarkStart w:id="137" w:name="ref-ema2026rwd"/>
+    <w:bookmarkEnd w:id="143"/>
+    <w:bookmarkStart w:id="144" w:name="ref-ema2026rwd"/>
     <w:p>
       <w:pPr>
         <w:pStyle w:val="Bibliography"/>
@@ -29302,8 +31214,8 @@
         <w:t xml:space="preserve">Medicines Regulation.”</w:t>
       </w:r>
     </w:p>
-    <w:bookmarkEnd w:id="137"/>
-    <w:bookmarkStart w:id="139" w:name="ref-franklin2014plasmode"/>
+    <w:bookmarkEnd w:id="144"/>
+    <w:bookmarkStart w:id="146" w:name="ref-franklin2014plasmode"/>
     <w:p>
       <w:pPr>
         <w:pStyle w:val="Bibliography"/>
@@ -29336,7 +31248,7 @@
       <w:r>
         <w:t xml:space="preserve"> </w:t>
       </w:r>
-      <w:hyperlink r:id="rId138">
+      <w:hyperlink r:id="rId145">
         <w:r>
           <w:rPr>
             <w:rStyle w:val="Hyperlink"/>
@@ -29348,8 +31260,8 @@
         <w:t xml:space="preserve">.</w:t>
       </w:r>
     </w:p>
-    <w:bookmarkEnd w:id="139"/>
-    <w:bookmarkStart w:id="141" w:name="ref-gatto2022spifd"/>
+    <w:bookmarkEnd w:id="146"/>
+    <w:bookmarkStart w:id="148" w:name="ref-gatto2022spifd"/>
     <w:p>
       <w:pPr>
         <w:pStyle w:val="Bibliography"/>
@@ -29382,7 +31294,7 @@
       <w:r>
         <w:t xml:space="preserve"> </w:t>
       </w:r>
-      <w:hyperlink r:id="rId140">
+      <w:hyperlink r:id="rId147">
         <w:r>
           <w:rPr>
             <w:rStyle w:val="Hyperlink"/>
@@ -29394,8 +31306,8 @@
         <w:t xml:space="preserve">.</w:t>
       </w:r>
     </w:p>
-    <w:bookmarkEnd w:id="141"/>
-    <w:bookmarkStart w:id="143" w:name="ref-gatto2023spifd2"/>
+    <w:bookmarkEnd w:id="148"/>
+    <w:bookmarkStart w:id="150" w:name="ref-gatto2023spifd2"/>
     <w:p>
       <w:pPr>
         <w:pStyle w:val="Bibliography"/>
@@ -29428,7 +31340,7 @@
       <w:r>
         <w:t xml:space="preserve"> </w:t>
       </w:r>
-      <w:hyperlink r:id="rId142">
+      <w:hyperlink r:id="rId149">
         <w:r>
           <w:rPr>
             <w:rStyle w:val="Hyperlink"/>
@@ -29440,8 +31352,8 @@
         <w:t xml:space="preserve">.</w:t>
       </w:r>
     </w:p>
-    <w:bookmarkEnd w:id="143"/>
-    <w:bookmarkStart w:id="145" w:name="ref-gruber2022sap"/>
+    <w:bookmarkEnd w:id="150"/>
+    <w:bookmarkStart w:id="152" w:name="ref-gruber2022sap"/>
     <w:p>
       <w:pPr>
         <w:pStyle w:val="Bibliography"/>
@@ -29474,7 +31386,7 @@
       <w:r>
         <w:t xml:space="preserve"> </w:t>
       </w:r>
-      <w:hyperlink r:id="rId144">
+      <w:hyperlink r:id="rId151">
         <w:r>
           <w:rPr>
             <w:rStyle w:val="Hyperlink"/>
@@ -29486,8 +31398,8 @@
         <w:t xml:space="preserve">.</w:t>
       </w:r>
     </w:p>
-    <w:bookmarkEnd w:id="145"/>
-    <w:bookmarkStart w:id="147" w:name="ref-gruber2024evaluating"/>
+    <w:bookmarkEnd w:id="152"/>
+    <w:bookmarkStart w:id="154" w:name="ref-gruber2024evaluating"/>
     <w:p>
       <w:pPr>
         <w:pStyle w:val="Bibliography"/>
@@ -29520,7 +31432,7 @@
       <w:r>
         <w:t xml:space="preserve"> </w:t>
       </w:r>
-      <w:hyperlink r:id="rId146">
+      <w:hyperlink r:id="rId153">
         <w:r>
           <w:rPr>
             <w:rStyle w:val="Hyperlink"/>
@@ -29532,8 +31444,8 @@
         <w:t xml:space="preserve">.</w:t>
       </w:r>
     </w:p>
-    <w:bookmarkEnd w:id="147"/>
-    <w:bookmarkStart w:id="149" w:name="ref-hernan2016targettrial"/>
+    <w:bookmarkEnd w:id="154"/>
+    <w:bookmarkStart w:id="156" w:name="ref-hernan2016targettrial"/>
     <w:p>
       <w:pPr>
         <w:pStyle w:val="Bibliography"/>
@@ -29566,7 +31478,7 @@
       <w:r>
         <w:t xml:space="preserve"> </w:t>
       </w:r>
-      <w:hyperlink r:id="rId148">
+      <w:hyperlink r:id="rId155">
         <w:r>
           <w:rPr>
             <w:rStyle w:val="Hyperlink"/>
@@ -29578,8 +31490,8 @@
         <w:t xml:space="preserve">.</w:t>
       </w:r>
     </w:p>
-    <w:bookmarkEnd w:id="149"/>
-    <w:bookmarkStart w:id="150" w:name="ref-hernan2016target"/>
+    <w:bookmarkEnd w:id="156"/>
+    <w:bookmarkStart w:id="157" w:name="ref-hernan2016target"/>
     <w:p>
       <w:pPr>
         <w:pStyle w:val="Bibliography"/>
@@ -29612,7 +31524,7 @@
       <w:r>
         <w:t xml:space="preserve"> </w:t>
       </w:r>
-      <w:hyperlink r:id="rId148">
+      <w:hyperlink r:id="rId155">
         <w:r>
           <w:rPr>
             <w:rStyle w:val="Hyperlink"/>
@@ -29624,8 +31536,8 @@
         <w:t xml:space="preserve">.</w:t>
       </w:r>
     </w:p>
-    <w:bookmarkEnd w:id="150"/>
-    <w:bookmarkStart w:id="151" w:name="ref-hernan2020causal"/>
+    <w:bookmarkEnd w:id="157"/>
+    <w:bookmarkStart w:id="158" w:name="ref-hernan2020causal"/>
     <w:p>
       <w:pPr>
         <w:pStyle w:val="Bibliography"/>
@@ -29647,8 +31559,8 @@
         <w:t xml:space="preserve">. Boca Raton: Chapman &amp; Hall/CRC.</w:t>
       </w:r>
     </w:p>
-    <w:bookmarkEnd w:id="151"/>
-    <w:bookmarkStart w:id="152" w:name="ref-ich2019e9r1"/>
+    <w:bookmarkEnd w:id="158"/>
+    <w:bookmarkStart w:id="159" w:name="ref-ich2019e9r1"/>
     <w:p>
       <w:pPr>
         <w:pStyle w:val="Bibliography"/>
@@ -29672,8 +31584,8 @@
         <w:t xml:space="preserve">Addendum on Estimands and Sensitivity Analysis in Clinical Trials.”</w:t>
       </w:r>
     </w:p>
-    <w:bookmarkEnd w:id="152"/>
-    <w:bookmarkStart w:id="153" w:name="ref-ich2024m14"/>
+    <w:bookmarkEnd w:id="159"/>
+    <w:bookmarkStart w:id="160" w:name="ref-ich2024m14"/>
     <w:p>
       <w:pPr>
         <w:pStyle w:val="Bibliography"/>
@@ -29697,8 +31609,8 @@
         <w:t xml:space="preserve">Guidance for Industry: General Principles on Planning, Designing, and Analyzing Non-Interventional Studies Using Real-World Data for Safety Assessment of Medicines.”</w:t>
       </w:r>
     </w:p>
-    <w:bookmarkEnd w:id="153"/>
-    <w:bookmarkStart w:id="155" w:name="ref-kahn2016data"/>
+    <w:bookmarkEnd w:id="160"/>
+    <w:bookmarkStart w:id="162" w:name="ref-kahn2016data"/>
     <w:p>
       <w:pPr>
         <w:pStyle w:val="Bibliography"/>
@@ -29731,7 +31643,7 @@
       <w:r>
         <w:t xml:space="preserve"> </w:t>
       </w:r>
-      <w:hyperlink r:id="rId154">
+      <w:hyperlink r:id="rId161">
         <w:r>
           <w:rPr>
             <w:rStyle w:val="Hyperlink"/>
@@ -29743,8 +31655,8 @@
         <w:t xml:space="preserve">.</w:t>
       </w:r>
     </w:p>
-    <w:bookmarkEnd w:id="155"/>
-    <w:bookmarkStart w:id="156" w:name="ref-kent2026fiord"/>
+    <w:bookmarkEnd w:id="162"/>
+    <w:bookmarkStart w:id="163" w:name="ref-kent2026fiord"/>
     <w:p>
       <w:pPr>
         <w:pStyle w:val="Bibliography"/>
@@ -29765,8 +31677,8 @@
         <w:t xml:space="preserve">Conference presentation, 4th Annual Forum on the Integration of Observational and Randomized Data (FIORD), Day 1 Lunch session.</w:t>
       </w:r>
     </w:p>
-    <w:bookmarkEnd w:id="156"/>
-    <w:bookmarkStart w:id="158" w:name="ref-vdL2007superlearner"/>
+    <w:bookmarkEnd w:id="163"/>
+    <w:bookmarkStart w:id="165" w:name="ref-vdL2007superlearner"/>
     <w:p>
       <w:pPr>
         <w:pStyle w:val="Bibliography"/>
@@ -29799,7 +31711,7 @@
       <w:r>
         <w:t xml:space="preserve"> </w:t>
       </w:r>
-      <w:hyperlink r:id="rId157">
+      <w:hyperlink r:id="rId164">
         <w:r>
           <w:rPr>
             <w:rStyle w:val="Hyperlink"/>
@@ -29811,8 +31723,8 @@
         <w:t xml:space="preserve">.</w:t>
       </w:r>
     </w:p>
-    <w:bookmarkEnd w:id="158"/>
-    <w:bookmarkStart w:id="160" w:name="ref-vdL2011tlbook"/>
+    <w:bookmarkEnd w:id="165"/>
+    <w:bookmarkStart w:id="167" w:name="ref-vdL2011tlbook"/>
     <w:p>
       <w:pPr>
         <w:pStyle w:val="Bibliography"/>
@@ -29836,7 +31748,7 @@
       <w:r>
         <w:t xml:space="preserve"> </w:t>
       </w:r>
-      <w:hyperlink r:id="rId159">
+      <w:hyperlink r:id="rId166">
         <w:r>
           <w:rPr>
             <w:rStyle w:val="Hyperlink"/>
@@ -29848,8 +31760,8 @@
         <w:t xml:space="preserve">.</w:t>
       </w:r>
     </w:p>
-    <w:bookmarkEnd w:id="160"/>
-    <w:bookmarkStart w:id="162" w:name="ref-vanderLaan2006tmle"/>
+    <w:bookmarkEnd w:id="167"/>
+    <w:bookmarkStart w:id="169" w:name="ref-vanderLaan2006tmle"/>
     <w:p>
       <w:pPr>
         <w:pStyle w:val="Bibliography"/>
@@ -29882,7 +31794,7 @@
       <w:r>
         <w:t xml:space="preserve"> </w:t>
       </w:r>
-      <w:hyperlink r:id="rId161">
+      <w:hyperlink r:id="rId168">
         <w:r>
           <w:rPr>
             <w:rStyle w:val="Hyperlink"/>
@@ -29894,8 +31806,8 @@
         <w:t xml:space="preserve">.</w:t>
       </w:r>
     </w:p>
-    <w:bookmarkEnd w:id="162"/>
-    <w:bookmarkStart w:id="164" w:name="ref-lash2014qba"/>
+    <w:bookmarkEnd w:id="169"/>
+    <w:bookmarkStart w:id="171" w:name="ref-lash2014qba"/>
     <w:p>
       <w:pPr>
         <w:pStyle w:val="Bibliography"/>
@@ -29928,7 +31840,7 @@
       <w:r>
         <w:t xml:space="preserve"> </w:t>
       </w:r>
-      <w:hyperlink r:id="rId163">
+      <w:hyperlink r:id="rId170">
         <w:r>
           <w:rPr>
             <w:rStyle w:val="Hyperlink"/>
@@ -29940,8 +31852,8 @@
         <w:t xml:space="preserve">.</w:t>
       </w:r>
     </w:p>
-    <w:bookmarkEnd w:id="164"/>
-    <w:bookmarkStart w:id="166" w:name="ref-levintow2023nco"/>
+    <w:bookmarkEnd w:id="171"/>
+    <w:bookmarkStart w:id="173" w:name="ref-levintow2023nco"/>
     <w:p>
       <w:pPr>
         <w:pStyle w:val="Bibliography"/>
@@ -29974,7 +31886,7 @@
       <w:r>
         <w:t xml:space="preserve"> </w:t>
       </w:r>
-      <w:hyperlink r:id="rId165">
+      <w:hyperlink r:id="rId172">
         <w:r>
           <w:rPr>
             <w:rStyle w:val="Hyperlink"/>
@@ -29986,8 +31898,8 @@
         <w:t xml:space="preserve">.</w:t>
       </w:r>
     </w:p>
-    <w:bookmarkEnd w:id="166"/>
-    <w:bookmarkStart w:id="168" w:name="ref-lipsitch2010negative"/>
+    <w:bookmarkEnd w:id="173"/>
+    <w:bookmarkStart w:id="175" w:name="ref-lipsitch2010negative"/>
     <w:p>
       <w:pPr>
         <w:pStyle w:val="Bibliography"/>
@@ -30020,7 +31932,7 @@
       <w:r>
         <w:t xml:space="preserve"> </w:t>
       </w:r>
-      <w:hyperlink r:id="rId167">
+      <w:hyperlink r:id="rId174">
         <w:r>
           <w:rPr>
             <w:rStyle w:val="Hyperlink"/>
@@ -30032,8 +31944,8 @@
         <w:t xml:space="preserve">.</w:t>
       </w:r>
     </w:p>
-    <w:bookmarkEnd w:id="168"/>
-    <w:bookmarkStart w:id="170" w:name="ref-mcgrath2021romiplostim"/>
+    <w:bookmarkEnd w:id="175"/>
+    <w:bookmarkStart w:id="177" w:name="ref-mcgrath2021romiplostim"/>
     <w:p>
       <w:pPr>
         <w:pStyle w:val="Bibliography"/>
@@ -30066,7 +31978,7 @@
       <w:r>
         <w:t xml:space="preserve"> </w:t>
       </w:r>
-      <w:hyperlink r:id="rId169">
+      <w:hyperlink r:id="rId176">
         <w:r>
           <w:rPr>
             <w:rStyle w:val="Hyperlink"/>
@@ -30078,8 +31990,8 @@
         <w:t xml:space="preserve">.</w:t>
       </w:r>
     </w:p>
-    <w:bookmarkEnd w:id="170"/>
-    <w:bookmarkStart w:id="172" w:name="ref-muntner2024staging"/>
+    <w:bookmarkEnd w:id="177"/>
+    <w:bookmarkStart w:id="179" w:name="ref-muntner2024staging"/>
     <w:p>
       <w:pPr>
         <w:pStyle w:val="Bibliography"/>
@@ -30112,7 +32024,7 @@
       <w:r>
         <w:t xml:space="preserve"> </w:t>
       </w:r>
-      <w:hyperlink r:id="rId171">
+      <w:hyperlink r:id="rId178">
         <w:r>
           <w:rPr>
             <w:rStyle w:val="Hyperlink"/>
@@ -30124,8 +32036,8 @@
         <w:t xml:space="preserve">.</w:t>
       </w:r>
     </w:p>
-    <w:bookmarkEnd w:id="172"/>
-    <w:bookmarkStart w:id="174" w:name="ref-nice2022rwe"/>
+    <w:bookmarkEnd w:id="179"/>
+    <w:bookmarkStart w:id="181" w:name="ref-nice2022rwe"/>
     <w:p>
       <w:pPr>
         <w:pStyle w:val="Bibliography"/>
@@ -30157,7 +32069,7 @@
       <w:r>
         <w:t xml:space="preserve"> </w:t>
       </w:r>
-      <w:hyperlink r:id="rId173">
+      <w:hyperlink r:id="rId180">
         <w:r>
           <w:rPr>
             <w:rStyle w:val="Hyperlink"/>
@@ -30169,8 +32081,8 @@
         <w:t xml:space="preserve">.</w:t>
       </w:r>
     </w:p>
-    <w:bookmarkEnd w:id="174"/>
-    <w:bookmarkStart w:id="176" w:name="ref-petersen2014roadmap"/>
+    <w:bookmarkEnd w:id="181"/>
+    <w:bookmarkStart w:id="183" w:name="ref-petersen2014roadmap"/>
     <w:p>
       <w:pPr>
         <w:pStyle w:val="Bibliography"/>
@@ -30203,7 +32115,7 @@
       <w:r>
         <w:t xml:space="preserve"> </w:t>
       </w:r>
-      <w:hyperlink r:id="rId175">
+      <w:hyperlink r:id="rId182">
         <w:r>
           <w:rPr>
             <w:rStyle w:val="Hyperlink"/>
@@ -30215,8 +32127,8 @@
         <w:t xml:space="preserve">.</w:t>
       </w:r>
     </w:p>
-    <w:bookmarkEnd w:id="176"/>
-    <w:bookmarkStart w:id="178" w:name="ref-phillips2023sl"/>
+    <w:bookmarkEnd w:id="183"/>
+    <w:bookmarkStart w:id="185" w:name="ref-phillips2023sl"/>
     <w:p>
       <w:pPr>
         <w:pStyle w:val="Bibliography"/>
@@ -30249,7 +32161,7 @@
       <w:r>
         <w:t xml:space="preserve"> </w:t>
       </w:r>
-      <w:hyperlink r:id="rId177">
+      <w:hyperlink r:id="rId184">
         <w:r>
           <w:rPr>
             <w:rStyle w:val="Hyperlink"/>
@@ -30261,8 +32173,8 @@
         <w:t xml:space="preserve">.</w:t>
       </w:r>
     </w:p>
-    <w:bookmarkEnd w:id="178"/>
-    <w:bookmarkStart w:id="180" w:name="ref-rcoreteam2024"/>
+    <w:bookmarkEnd w:id="185"/>
+    <w:bookmarkStart w:id="187" w:name="ref-rcoreteam2024"/>
     <w:p>
       <w:pPr>
         <w:pStyle w:val="Bibliography"/>
@@ -30291,7 +32203,7 @@
       <w:r>
         <w:t xml:space="preserve"> </w:t>
       </w:r>
-      <w:hyperlink r:id="rId179">
+      <w:hyperlink r:id="rId186">
         <w:r>
           <w:rPr>
             <w:rStyle w:val="Hyperlink"/>
@@ -30303,8 +32215,8 @@
         <w:t xml:space="preserve">.</w:t>
       </w:r>
     </w:p>
-    <w:bookmarkEnd w:id="180"/>
-    <w:bookmarkStart w:id="181" w:name="ref-robins1986newapproach"/>
+    <w:bookmarkEnd w:id="187"/>
+    <w:bookmarkStart w:id="188" w:name="ref-robins1986newapproach"/>
     <w:p>
       <w:pPr>
         <w:pStyle w:val="Bibliography"/>
@@ -30335,8 +32247,8 @@
         <w:t xml:space="preserve">7 (9-12): 1393–1512.</w:t>
       </w:r>
     </w:p>
-    <w:bookmarkEnd w:id="181"/>
-    <w:bookmarkStart w:id="182" w:name="ref-robins1992rotnitzky"/>
+    <w:bookmarkEnd w:id="188"/>
+    <w:bookmarkStart w:id="189" w:name="ref-robins1992rotnitzky"/>
     <w:p>
       <w:pPr>
         <w:pStyle w:val="Bibliography"/>
@@ -30357,8 +32269,8 @@
         <w:t xml:space="preserve">297–331.</w:t>
       </w:r>
     </w:p>
-    <w:bookmarkEnd w:id="182"/>
-    <w:bookmarkStart w:id="183" w:name="ref-schreck2024plasmode"/>
+    <w:bookmarkEnd w:id="189"/>
+    <w:bookmarkStart w:id="190" w:name="ref-schreck2024plasmode"/>
     <w:p>
       <w:pPr>
         <w:pStyle w:val="Bibliography"/>
@@ -30386,8 +32298,8 @@
         <w:t xml:space="preserve">.</w:t>
       </w:r>
     </w:p>
-    <w:bookmarkEnd w:id="183"/>
-    <w:bookmarkStart w:id="185" w:name="ref-schuler2017tmle"/>
+    <w:bookmarkEnd w:id="190"/>
+    <w:bookmarkStart w:id="192" w:name="ref-schuler2017tmle"/>
     <w:p>
       <w:pPr>
         <w:pStyle w:val="Bibliography"/>
@@ -30420,7 +32332,7 @@
       <w:r>
         <w:t xml:space="preserve"> </w:t>
       </w:r>
-      <w:hyperlink r:id="rId184">
+      <w:hyperlink r:id="rId191">
         <w:r>
           <w:rPr>
             <w:rStyle w:val="Hyperlink"/>
@@ -30432,8 +32344,8 @@
         <w:t xml:space="preserve">.</w:t>
       </w:r>
     </w:p>
-    <w:bookmarkEnd w:id="185"/>
-    <w:bookmarkStart w:id="187" w:name="ref-fda2018rwe"/>
+    <w:bookmarkEnd w:id="192"/>
+    <w:bookmarkStart w:id="194" w:name="ref-fda2018rwe"/>
     <w:p>
       <w:pPr>
         <w:pStyle w:val="Bibliography"/>
@@ -30462,7 +32374,7 @@
       <w:r>
         <w:t xml:space="preserve"> </w:t>
       </w:r>
-      <w:hyperlink r:id="rId186">
+      <w:hyperlink r:id="rId193">
         <w:r>
           <w:rPr>
             <w:rStyle w:val="Hyperlink"/>
@@ -30474,8 +32386,8 @@
         <w:t xml:space="preserve">.</w:t>
       </w:r>
     </w:p>
-    <w:bookmarkEnd w:id="187"/>
-    <w:bookmarkStart w:id="189" w:name="ref-fda2021registries"/>
+    <w:bookmarkEnd w:id="194"/>
+    <w:bookmarkStart w:id="196" w:name="ref-fda2021registries"/>
     <w:p>
       <w:pPr>
         <w:pStyle w:val="Bibliography"/>
@@ -30492,7 +32404,7 @@
       <w:r>
         <w:t xml:space="preserve"> </w:t>
       </w:r>
-      <w:hyperlink r:id="rId188">
+      <w:hyperlink r:id="rId195">
         <w:r>
           <w:rPr>
             <w:rStyle w:val="Hyperlink"/>
@@ -30504,8 +32416,8 @@
         <w:t xml:space="preserve">.</w:t>
       </w:r>
     </w:p>
-    <w:bookmarkEnd w:id="189"/>
-    <w:bookmarkStart w:id="191" w:name="ref-fda2024considerations"/>
+    <w:bookmarkEnd w:id="196"/>
+    <w:bookmarkStart w:id="198" w:name="ref-fda2024considerations"/>
     <w:p>
       <w:pPr>
         <w:pStyle w:val="Bibliography"/>
@@ -30522,7 +32434,7 @@
       <w:r>
         <w:t xml:space="preserve"> </w:t>
       </w:r>
-      <w:hyperlink r:id="rId190">
+      <w:hyperlink r:id="rId197">
         <w:r>
           <w:rPr>
             <w:rStyle w:val="Hyperlink"/>
@@ -30534,8 +32446,8 @@
         <w:t xml:space="preserve">.</w:t>
       </w:r>
     </w:p>
-    <w:bookmarkEnd w:id="191"/>
-    <w:bookmarkStart w:id="193" w:name="ref-fda2024ehrclaims"/>
+    <w:bookmarkEnd w:id="198"/>
+    <w:bookmarkStart w:id="200" w:name="ref-fda2024ehrclaims"/>
     <w:p>
       <w:pPr>
         <w:pStyle w:val="Bibliography"/>
@@ -30552,7 +32464,7 @@
       <w:r>
         <w:t xml:space="preserve"> </w:t>
       </w:r>
-      <w:hyperlink r:id="rId192">
+      <w:hyperlink r:id="rId199">
         <w:r>
           <w:rPr>
             <w:rStyle w:val="Hyperlink"/>
@@ -30564,8 +32476,8 @@
         <w:t xml:space="preserve">.</w:t>
       </w:r>
     </w:p>
-    <w:bookmarkEnd w:id="193"/>
-    <w:bookmarkStart w:id="195" w:name="ref-fda2024noninterventional"/>
+    <w:bookmarkEnd w:id="200"/>
+    <w:bookmarkStart w:id="202" w:name="ref-fda2024noninterventional"/>
     <w:p>
       <w:pPr>
         <w:pStyle w:val="Bibliography"/>
@@ -30582,7 +32494,7 @@
       <w:r>
         <w:t xml:space="preserve"> </w:t>
       </w:r>
-      <w:hyperlink r:id="rId194">
+      <w:hyperlink r:id="rId201">
         <w:r>
           <w:rPr>
             <w:rStyle w:val="Hyperlink"/>
@@ -30594,8 +32506,8 @@
         <w:t xml:space="preserve">.</w:t>
       </w:r>
     </w:p>
-    <w:bookmarkEnd w:id="195"/>
-    <w:bookmarkStart w:id="197" w:name="ref-vanderWeele2017evalue"/>
+    <w:bookmarkEnd w:id="202"/>
+    <w:bookmarkStart w:id="204" w:name="ref-vanderWeele2017evalue"/>
     <w:p>
       <w:pPr>
         <w:pStyle w:val="Bibliography"/>
@@ -30637,7 +32549,7 @@
       <w:r>
         <w:t xml:space="preserve"> </w:t>
       </w:r>
-      <w:hyperlink r:id="rId196">
+      <w:hyperlink r:id="rId203">
         <w:r>
           <w:rPr>
             <w:rStyle w:val="Hyperlink"/>
@@ -30649,8 +32561,8 @@
         <w:t xml:space="preserve">.</w:t>
       </w:r>
     </w:p>
-    <w:bookmarkEnd w:id="197"/>
-    <w:bookmarkStart w:id="199" w:name="ref-wang2021startrwe"/>
+    <w:bookmarkEnd w:id="204"/>
+    <w:bookmarkStart w:id="206" w:name="ref-wang2021startrwe"/>
     <w:p>
       <w:pPr>
         <w:pStyle w:val="Bibliography"/>
@@ -30689,7 +32601,7 @@
       <w:r>
         <w:t xml:space="preserve"> </w:t>
       </w:r>
-      <w:hyperlink r:id="rId198">
+      <w:hyperlink r:id="rId205">
         <w:r>
           <w:rPr>
             <w:rStyle w:val="Hyperlink"/>
@@ -30701,8 +32613,8 @@
         <w:t xml:space="preserve">.</w:t>
       </w:r>
     </w:p>
-    <w:bookmarkEnd w:id="199"/>
-    <w:bookmarkStart w:id="201" w:name="ref-wang2023harper"/>
+    <w:bookmarkEnd w:id="206"/>
+    <w:bookmarkStart w:id="208" w:name="ref-wang2023harper"/>
     <w:p>
       <w:pPr>
         <w:pStyle w:val="Bibliography"/>
@@ -30738,7 +32650,7 @@
       <w:r>
         <w:t xml:space="preserve"> </w:t>
       </w:r>
-      <w:hyperlink r:id="rId200">
+      <w:hyperlink r:id="rId207">
         <w:r>
           <w:rPr>
             <w:rStyle w:val="Hyperlink"/>
@@ -30750,8 +32662,8 @@
         <w:t xml:space="preserve">.</w:t>
       </w:r>
     </w:p>
-    <w:bookmarkEnd w:id="201"/>
-    <w:bookmarkStart w:id="202" w:name="ref-lmtppackage2021"/>
+    <w:bookmarkEnd w:id="208"/>
+    <w:bookmarkStart w:id="209" w:name="ref-lmtppackage2021"/>
     <w:p>
       <w:pPr>
         <w:pStyle w:val="Bibliography"/>
@@ -30766,8 +32678,8 @@
         <w:t xml:space="preserve">“Lmtp: Non-Parametric Causal Effects of Feasible Interventions Based on Modified Treatment Policies.”</w:t>
       </w:r>
     </w:p>
-    <w:bookmarkEnd w:id="202"/>
-    <w:bookmarkStart w:id="203" w:name="ref-xu2020bootstrap"/>
+    <w:bookmarkEnd w:id="209"/>
+    <w:bookmarkStart w:id="210" w:name="ref-xu2020bootstrap"/>
     <w:p>
       <w:pPr>
         <w:pStyle w:val="Bibliography"/>
@@ -30798,8 +32710,8 @@
         <w:t xml:space="preserve">74 (4): 345–58.</w:t>
       </w:r>
     </w:p>
-    <w:bookmarkEnd w:id="203"/>
-    <w:bookmarkStart w:id="204" w:name="ref-zheng2011crossvalidated"/>
+    <w:bookmarkEnd w:id="210"/>
+    <w:bookmarkStart w:id="211" w:name="ref-zheng2011crossvalidated"/>
     <w:p>
       <w:pPr>
         <w:pStyle w:val="Bibliography"/>
@@ -30833,8 +32745,8 @@
         <w:t xml:space="preserve">, 459–74. Springer.</w:t>
       </w:r>
     </w:p>
-    <w:bookmarkEnd w:id="204"/>
-    <w:bookmarkEnd w:id="205"/>
+    <w:bookmarkEnd w:id="211"/>
+    <w:bookmarkEnd w:id="212"/>
     <w:p>
       <w:pPr>
         <w:pStyle w:val="SourceCode"/>
@@ -31152,7 +33064,7 @@
         <w:t xml:space="preserve">R&gt;  [41] htmltools_0.5.8.1</w:t>
       </w:r>
     </w:p>
-    <w:bookmarkEnd w:id="206"/>
+    <w:bookmarkEnd w:id="213"/>
     <w:sectPr/>
   </w:body>
 </w:document>

--- a/reports/manuscript_outcome_blind_dq.docx
+++ b/reports/manuscript_outcome_blind_dq.docx
@@ -1667,7 +1667,7 @@
               <w:t xml:space="preserve"> </w:t>
             </w:r>
             <w:r>
-              <w:t xml:space="preserve">estimand, and</w:t>
+              <w:t xml:space="preserve">estimand, and outcome missingness handled through</w:t>
             </w:r>
             <w:r>
               <w:t xml:space="preserve"> </w:t>
@@ -1677,19 +1677,47 @@
                 <w:b/>
                 <w:bCs/>
               </w:rPr>
-              <w:t xml:space="preserve">MCAR</w:t>
+              <w:t xml:space="preserve">complete-case</w:t>
             </w:r>
             <w:r>
               <w:t xml:space="preserve"> </w:t>
             </w:r>
             <w:r>
-              <w:t xml:space="preserve">outcome missingness handled</w:t>
+              <w:t xml:space="preserve">and</w:t>
             </w:r>
             <w:r>
               <w:t xml:space="preserve"> </w:t>
             </w:r>
             <w:r>
-              <w:t xml:space="preserve">by IPCW. Within that scope, the package exposes the full</w:t>
+              <w:rPr>
+                <w:b/>
+                <w:bCs/>
+              </w:rPr>
+              <w:t xml:space="preserve">IPCW</w:t>
+            </w:r>
+            <w:r>
+              <w:t xml:space="preserve"> </w:t>
+            </w:r>
+            <w:r>
+              <w:t xml:space="preserve">sensitivity paths under prespecified</w:t>
+            </w:r>
+            <w:r>
+              <w:t xml:space="preserve"> </w:t>
+            </w:r>
+            <w:r>
+              <w:t xml:space="preserve">missingness assumptions (a complete-case path that is unbiased under</w:t>
+            </w:r>
+            <w:r>
+              <w:t xml:space="preserve"> </w:t>
+            </w:r>
+            <w:r>
+              <w:t xml:space="preserve">MCAR, and an IPCW path that is unbiased under conditional</w:t>
+            </w:r>
+            <w:r>
+              <w:t xml:space="preserve"> </w:t>
+            </w:r>
+            <w:r>
+              <w:t xml:space="preserve">independent censoring given measured covariates and treatment). Within that scope, the package exposes the full</w:t>
             </w:r>
             <w:r>
               <w:t xml:space="preserve"> </w:t>
@@ -2582,7 +2610,7 @@
               <a:graphicData uri="http://schemas.openxmlformats.org/drawingml/2006/picture">
                 <pic:pic>
                   <pic:nvPicPr>
-                    <pic:cNvPr descr="manuscript_outcome_blind_dq_files\figure-docx\mermaid-figure-3.png" id="34" name="Picture"/>
+                    <pic:cNvPr descr="manuscript_outcome_blind_dq_files\figure-docx\mermaid-figure-4.png" id="34" name="Picture"/>
                     <pic:cNvPicPr>
                       <a:picLocks noChangeArrowheads="1" noChangeAspect="1"/>
                     </pic:cNvPicPr>
@@ -14766,7 +14794,19 @@
         <w:t xml:space="preserve"> </w:t>
       </w:r>
       <w:r>
-        <w:t xml:space="preserve">accounting is explicit rather than implicit.</w:t>
+        <w:t xml:space="preserve">accounting is explicit rather than implicit. These helpers record</w:t>
+      </w:r>
+      <w:r>
+        <w:t xml:space="preserve"> </w:t>
+      </w:r>
+      <w:r>
+        <w:t xml:space="preserve">and check event-process structure; v0.1 does not yet estimate</w:t>
+      </w:r>
+      <w:r>
+        <w:t xml:space="preserve"> </w:t>
+      </w:r>
+      <w:r>
+        <w:t xml:space="preserve">native competing-risk cumulative-incidence estimands.</w:t>
       </w:r>
     </w:p>
     <w:p>
@@ -23855,7 +23895,7 @@
     </w:tbl>
     <w:bookmarkEnd w:id="94"/>
     <w:bookmarkEnd w:id="95"/>
-    <w:bookmarkStart w:id="110" w:name="sec-casestudy"/>
+    <w:bookmarkStart w:id="119" w:name="sec-casestudy"/>
     <w:p>
       <w:pPr>
         <w:pStyle w:val="Heading1"/>
@@ -24938,7 +24978,7 @@
               <a:graphicData uri="http://schemas.openxmlformats.org/drawingml/2006/picture">
                 <pic:pic>
                   <pic:nvPicPr>
-                    <pic:cNvPr descr="manuscript_outcome_blind_dq_files\figure-docx\mermaid-figure-2.png" id="100" name="Picture"/>
+                    <pic:cNvPr descr="manuscript_outcome_blind_dq_files\figure-docx\mermaid-figure-3.png" id="100" name="Picture"/>
                     <pic:cNvPicPr>
                       <a:picLocks noChangeArrowheads="1" noChangeAspect="1"/>
                     </pic:cNvPicPr>
@@ -25059,9 +25099,9 @@
         <w:tblLook w:firstRow="1" w:lastRow="0" w:firstColumn="0" w:lastColumn="0" w:noHBand="0" w:noVBand="0" w:val="0020"/>
       </w:tblPr>
       <w:tblGrid>
-        <w:gridCol w:w="2619"/>
-        <w:gridCol w:w="1949"/>
-        <w:gridCol w:w="3350"/>
+        <w:gridCol w:w="2003"/>
+        <w:gridCol w:w="2049"/>
+        <w:gridCol w:w="3866"/>
       </w:tblGrid>
       <w:tr>
         <w:trPr>
@@ -25166,7 +25206,7 @@
               <w:pStyle w:val="Compact"/>
             </w:pPr>
             <w:r>
-              <w:t xml:space="preserve">IPCW under MCAR; documented in missing-data plan</w:t>
+              <w:t xml:space="preserve">Primary: complete-outcome analysis; IPCW sensitivity under a conditional missingness model</w:t>
             </w:r>
           </w:p>
         </w:tc>
@@ -25190,24 +25230,18 @@
               <w:pStyle w:val="Compact"/>
             </w:pPr>
             <w:r>
-              <w:t xml:space="preserve">Competing event (rare)</w:t>
-            </w:r>
-          </w:p>
-        </w:tc>
-        <w:tc>
-          <w:tcPr/>
-          <w:p>
-            <w:pPr>
-              <w:pStyle w:val="Compact"/>
-            </w:pPr>
-            <w:r>
-              <w:t xml:space="preserve">Coded as GOSE = 1 (</w:t>
-            </w:r>
-            <w:r>
-              <w:t xml:space="preserve">“worst”</w:t>
-            </w:r>
-            <w:r>
-              <w:t xml:space="preserve">) per SAP; recorded</w:t>
+              <w:t xml:space="preserve">Outcome component / intercurrent event</w:t>
+            </w:r>
+          </w:p>
+        </w:tc>
+        <w:tc>
+          <w:tcPr/>
+          <w:p>
+            <w:pPr>
+              <w:pStyle w:val="Compact"/>
+            </w:pPr>
+            <w:r>
+              <w:t xml:space="preserve">Coded as GOSE = 1 under a composite or worst-rank strategy; recorded</w:t>
             </w:r>
           </w:p>
         </w:tc>
@@ -26070,7 +26104,7 @@
               <w:pStyle w:val="Compact"/>
             </w:pPr>
             <w:r>
-              <w:t xml:space="preserve">ATE in full eligible cohort under PS-truncated model</w:t>
+              <w:t xml:space="preserve">Full-cohort marginal contrast estimated with stabilised, truncated treatment weights; truncation may approximate the practical estimand and should be reported</w:t>
             </w:r>
           </w:p>
         </w:tc>
@@ -26338,7 +26372,7 @@
     </w:p>
     <w:bookmarkEnd w:id="102"/>
     <w:bookmarkEnd w:id="103"/>
-    <w:bookmarkStart w:id="104" w:name="sec-casestudy-dq"/>
+    <w:bookmarkStart w:id="113" w:name="sec-casestudy-dq"/>
     <w:p>
       <w:pPr>
         <w:pStyle w:val="Heading2"/>
@@ -26638,7 +26672,161 @@
         <w:t xml:space="preserve"> </w:t>
       </w:r>
       <w:r>
-        <w:t xml:space="preserve">0.21–0.81). The Stage 2c DQ stress test sweeps the four threats</w:t>
+        <w:t xml:space="preserve">0.21–0.81).</w:t>
+      </w:r>
+    </w:p>
+    <w:p>
+      <w:pPr>
+        <w:pStyle w:val="CaptionedFigure"/>
+      </w:pPr>
+      <w:r>
+        <w:drawing>
+          <wp:inline>
+            <wp:extent cx="5334000" cy="4267200"/>
+            <wp:effectExtent b="0" l="0" r="0" t="0"/>
+            <wp:docPr descr="Rescue.Co Stage 2a balance. Standardised mean differences across 21 retained baseline covariates before and after PS matching. PS propensity scores stay inside [0.01, 0.99] (range 0.21 to 0.81), and SMDs after matching are within the prespecified 0.10 envelope for the matched-cohort target population." title="" id="105" name="Picture"/>
+            <a:graphic>
+              <a:graphicData uri="http://schemas.openxmlformats.org/drawingml/2006/picture">
+                <pic:pic>
+                  <pic:nvPicPr>
+                    <pic:cNvPr descr="../rescueCo/results/love_plot.png" id="106" name="Picture"/>
+                    <pic:cNvPicPr>
+                      <a:picLocks noChangeArrowheads="1" noChangeAspect="1"/>
+                    </pic:cNvPicPr>
+                  </pic:nvPicPr>
+                  <pic:blipFill>
+                    <a:blip r:embed="rId104"/>
+                    <a:stretch>
+                      <a:fillRect/>
+                    </a:stretch>
+                  </pic:blipFill>
+                  <pic:spPr bwMode="auto">
+                    <a:xfrm>
+                      <a:off x="0" y="0"/>
+                      <a:ext cx="5334000" cy="4267200"/>
+                    </a:xfrm>
+                    <a:prstGeom prst="rect">
+                      <a:avLst/>
+                    </a:prstGeom>
+                    <a:noFill/>
+                    <a:ln w="9525">
+                      <a:noFill/>
+                      <a:headEnd/>
+                      <a:tailEnd/>
+                    </a:ln>
+                  </pic:spPr>
+                </pic:pic>
+              </a:graphicData>
+            </a:graphic>
+          </wp:inline>
+        </w:drawing>
+      </w:r>
+    </w:p>
+    <w:p>
+      <w:pPr>
+        <w:pStyle w:val="ImageCaption"/>
+      </w:pPr>
+      <w:r>
+        <w:t xml:space="preserve">Rescue.Co Stage 2a balance. Standardised mean differences across 21 retained baseline covariates before and after PS matching. PS propensity scores stay inside [0.01, 0.99] (range 0.21 to 0.81), and SMDs after matching are within the prespecified 0.10 envelope for the matched-cohort target population.</w:t>
+      </w:r>
+    </w:p>
+    <w:p>
+      <w:pPr>
+        <w:pStyle w:val="CaptionedFigure"/>
+      </w:pPr>
+      <w:r>
+        <w:drawing>
+          <wp:inline>
+            <wp:extent cx="5334000" cy="4267200"/>
+            <wp:effectExtent b="0" l="0" r="0" t="0"/>
+            <wp:docPr descr="Rescue.Co Stage 2a three-way Love plot: standardised mean differences before any adjustment (unweighted), after PS matching, and after stabilised IPTW. The three-way view documents which covariates remain imbalanced under each weighting strategy and clarifies that the matched-cohort target population is not the same as the full-cohort target population recovered by IPTW or full-cohort TMLE." title="" id="108" name="Picture"/>
+            <a:graphic>
+              <a:graphicData uri="http://schemas.openxmlformats.org/drawingml/2006/picture">
+                <pic:pic>
+                  <pic:nvPicPr>
+                    <pic:cNvPr descr="../rescueCo/results/weighted_love_plot.png" id="109" name="Picture"/>
+                    <pic:cNvPicPr>
+                      <a:picLocks noChangeArrowheads="1" noChangeAspect="1"/>
+                    </pic:cNvPicPr>
+                  </pic:nvPicPr>
+                  <pic:blipFill>
+                    <a:blip r:embed="rId107"/>
+                    <a:stretch>
+                      <a:fillRect/>
+                    </a:stretch>
+                  </pic:blipFill>
+                  <pic:spPr bwMode="auto">
+                    <a:xfrm>
+                      <a:off x="0" y="0"/>
+                      <a:ext cx="5334000" cy="4267200"/>
+                    </a:xfrm>
+                    <a:prstGeom prst="rect">
+                      <a:avLst/>
+                    </a:prstGeom>
+                    <a:noFill/>
+                    <a:ln w="9525">
+                      <a:noFill/>
+                      <a:headEnd/>
+                      <a:tailEnd/>
+                    </a:ln>
+                  </pic:spPr>
+                </pic:pic>
+              </a:graphicData>
+            </a:graphic>
+          </wp:inline>
+        </w:drawing>
+      </w:r>
+    </w:p>
+    <w:p>
+      <w:pPr>
+        <w:pStyle w:val="ImageCaption"/>
+      </w:pPr>
+      <w:r>
+        <w:t xml:space="preserve">Rescue.Co Stage 2a three-way Love plot: standardised mean differences before any adjustment (unweighted), after PS matching, and after stabilised IPTW. The three-way view documents which covariates remain imbalanced under each weighting strategy and clarifies that the matched-cohort target population is not the same as the full-cohort target population recovered by IPTW or full-cohort TMLE.</w:t>
+      </w:r>
+    </w:p>
+    <w:p>
+      <w:pPr>
+        <w:pStyle w:val="BodyText"/>
+      </w:pPr>
+      <w:r>
+        <w:t xml:space="preserve">The treatment- and IPCW-weight distributions are reported as</w:t>
+      </w:r>
+      <w:r>
+        <w:t xml:space="preserve"> </w:t>
+      </w:r>
+      <w:r>
+        <w:t xml:space="preserve">diagnostic objects: mean, SD, 99th percentile, maximum, and Kish</w:t>
+      </w:r>
+      <w:r>
+        <w:t xml:space="preserve"> </w:t>
+      </w:r>
+      <w:r>
+        <w:t xml:space="preserve">ESS for each weight type, with the prespecified instability flags</w:t>
+      </w:r>
+      <w:r>
+        <w:t xml:space="preserve"> </w:t>
+      </w:r>
+      <w:r>
+        <w:t xml:space="preserve">in the weight-diagnostics table above. The stabilised treatment</w:t>
+      </w:r>
+      <w:r>
+        <w:t xml:space="preserve"> </w:t>
+      </w:r>
+      <w:r>
+        <w:t xml:space="preserve">weights do not exceed the prespecified maximum (10) and combined</w:t>
+      </w:r>
+      <w:r>
+        <w:t xml:space="preserve"> </w:t>
+      </w:r>
+      <w:r>
+        <w:t xml:space="preserve">treatment-times-IPCW weights remain within the (15, 30 % ESS)</w:t>
+      </w:r>
+      <w:r>
+        <w:t xml:space="preserve"> </w:t>
+      </w:r>
+      <w:r>
+        <w:t xml:space="preserve">envelope for the IPCW row. The Stage 2c DQ stress test sweeps the four threats</w:t>
       </w:r>
       <w:r>
         <w:t xml:space="preserve"> </w:t>
@@ -26974,6 +27162,72 @@
       <w:pPr>
         <w:pStyle w:val="BodyText"/>
       </w:pPr>
+    </w:p>
+    <w:p>
+      <w:pPr>
+        <w:pStyle w:val="BodyText"/>
+      </w:pPr>
+      <w:r>
+        <w:drawing>
+          <wp:inline>
+            <wp:extent cx="5334000" cy="1253222"/>
+            <wp:effectExtent b="0" l="0" r="0" t="0"/>
+            <wp:docPr descr="" title="" id="111" name="Picture"/>
+            <a:graphic>
+              <a:graphicData uri="http://schemas.openxmlformats.org/drawingml/2006/picture">
+                <pic:pic>
+                  <pic:nvPicPr>
+                    <pic:cNvPr descr="manuscript_outcome_blind_dq_files\figure-docx\mermaid-figure-2.png" id="112" name="Picture"/>
+                    <pic:cNvPicPr>
+                      <a:picLocks noChangeArrowheads="1" noChangeAspect="1"/>
+                    </pic:cNvPicPr>
+                  </pic:nvPicPr>
+                  <pic:blipFill>
+                    <a:blip r:embed="rId110"/>
+                    <a:stretch>
+                      <a:fillRect/>
+                    </a:stretch>
+                  </pic:blipFill>
+                  <pic:spPr bwMode="auto">
+                    <a:xfrm>
+                      <a:off x="0" y="0"/>
+                      <a:ext cx="5334000" cy="1253222"/>
+                    </a:xfrm>
+                    <a:prstGeom prst="rect">
+                      <a:avLst/>
+                    </a:prstGeom>
+                    <a:noFill/>
+                    <a:ln w="9525">
+                      <a:noFill/>
+                      <a:headEnd/>
+                      <a:tailEnd/>
+                    </a:ln>
+                  </pic:spPr>
+                </pic:pic>
+              </a:graphicData>
+            </a:graphic>
+          </wp:inline>
+        </w:drawing>
+      </w:r>
+    </w:p>
+    <w:p>
+      <w:pPr>
+        <w:pStyle w:val="BodyText"/>
+      </w:pPr>
+      <w:r>
+        <w:t xml:space="preserve"> </w:t>
+      </w:r>
+      <w:r>
+        <w:t xml:space="preserve">Negative-control attrition. Five negative-control endpoints were prespecified in the SAP. Three were dropped at the data-sanitisation step because they failed near-zero-variance (NZV) filtering on the locked cohort. The two surviving NCs (chronic_hypertension, household_urban) carried enough variation to fit a stable PS-adjusted model and both passed. The residual-confounding probe therefore rests on a narrower NC panel than originally specified; the audit log records the drops.</w:t>
+      </w:r>
+      <w:r>
+        <w:t xml:space="preserve"> </w:t>
+      </w:r>
+    </w:p>
+    <w:p>
+      <w:pPr>
+        <w:pStyle w:val="BodyText"/>
+      </w:pPr>
       <w:r>
         <w:t xml:space="preserve">At the pre-outcome decision point (</w:t>
       </w:r>
@@ -27110,8 +27364,8 @@
         <w:t xml:space="preserve">outcome-analysis functions run.</w:t>
       </w:r>
     </w:p>
-    <w:bookmarkEnd w:id="104"/>
-    <w:bookmarkStart w:id="105" w:name="effect-estimates"/>
+    <w:bookmarkEnd w:id="113"/>
+    <w:bookmarkStart w:id="114" w:name="effect-estimates"/>
     <w:p>
       <w:pPr>
         <w:pStyle w:val="Heading2"/>
@@ -28033,8 +28287,8 @@
         <w:t xml:space="preserve">of the six estimates further toward null.</w:t>
       </w:r>
     </w:p>
-    <w:bookmarkEnd w:id="105"/>
-    <w:bookmarkStart w:id="109" w:name="Xc7557c3308f3f2c598231e06131cd13238ac1eb"/>
+    <w:bookmarkEnd w:id="114"/>
+    <w:bookmarkStart w:id="118" w:name="Xc7557c3308f3f2c598231e06131cd13238ac1eb"/>
     <w:p>
       <w:pPr>
         <w:pStyle w:val="Heading2"/>
@@ -28043,7 +28297,7 @@
         <w:t xml:space="preserve">9.6 What the case study tells us about the workflow</w:t>
       </w:r>
     </w:p>
-    <w:bookmarkStart w:id="106" w:name="X4a7de7fd9cca2a3eb7ce1d9546acd05cc50d75c"/>
+    <w:bookmarkStart w:id="115" w:name="X4a7de7fd9cca2a3eb7ce1d9546acd05cc50d75c"/>
     <w:p>
       <w:pPr>
         <w:pStyle w:val="Heading3"/>
@@ -28134,8 +28388,8 @@
         <w:t xml:space="preserve">.</w:t>
       </w:r>
     </w:p>
-    <w:bookmarkEnd w:id="106"/>
-    <w:bookmarkStart w:id="107" w:name="outcome-blind-plasmode"/>
+    <w:bookmarkEnd w:id="115"/>
+    <w:bookmarkStart w:id="116" w:name="outcome-blind-plasmode"/>
     <w:p>
       <w:pPr>
         <w:pStyle w:val="Heading3"/>
@@ -28319,8 +28573,8 @@
         <w:t xml:space="preserve">extensions planned for cleanTMLE 0.2.</w:t>
       </w:r>
     </w:p>
-    <w:bookmarkEnd w:id="107"/>
-    <w:bookmarkStart w:id="108" w:name="X11b03251d4243965818c23e078e2e7dfe52b4c9"/>
+    <w:bookmarkEnd w:id="116"/>
+    <w:bookmarkStart w:id="117" w:name="X11b03251d4243965818c23e078e2e7dfe52b4c9"/>
     <w:p>
       <w:pPr>
         <w:pStyle w:val="Heading3"/>
@@ -28519,10 +28773,10 @@
         <w:t xml:space="preserve">directory contains the data behind the tables above.</w:t>
       </w:r>
     </w:p>
-    <w:bookmarkEnd w:id="108"/>
-    <w:bookmarkEnd w:id="109"/>
-    <w:bookmarkEnd w:id="110"/>
-    <w:bookmarkStart w:id="124" w:name="sec-discussion"/>
+    <w:bookmarkEnd w:id="117"/>
+    <w:bookmarkEnd w:id="118"/>
+    <w:bookmarkEnd w:id="119"/>
+    <w:bookmarkStart w:id="133" w:name="sec-discussion"/>
     <w:p>
       <w:pPr>
         <w:pStyle w:val="Heading1"/>
@@ -28531,7 +28785,7 @@
         <w:t xml:space="preserve">10. Discussion</w:t>
       </w:r>
     </w:p>
-    <w:bookmarkStart w:id="111" w:name="what-cleantmle-contributes-operationally"/>
+    <w:bookmarkStart w:id="120" w:name="what-cleantmle-contributes-operationally"/>
     <w:p>
       <w:pPr>
         <w:pStyle w:val="Heading2"/>
@@ -28644,8 +28898,8 @@
         <w:t xml:space="preserve">reviewer.</w:t>
       </w:r>
     </w:p>
-    <w:bookmarkEnd w:id="111"/>
-    <w:bookmarkStart w:id="112" w:name="Xe8fe9eed3aca8891054d00f72c49520182244a2"/>
+    <w:bookmarkEnd w:id="120"/>
+    <w:bookmarkStart w:id="121" w:name="Xe8fe9eed3aca8891054d00f72c49520182244a2"/>
     <w:p>
       <w:pPr>
         <w:pStyle w:val="Heading2"/>
@@ -28783,8 +29037,8 @@
         <w:t xml:space="preserve">.</w:t>
       </w:r>
     </w:p>
-    <w:bookmarkEnd w:id="112"/>
-    <w:bookmarkStart w:id="113" w:name="X77d575563b1a1946325af71eab48d1c62a6f8a8"/>
+    <w:bookmarkEnd w:id="121"/>
+    <w:bookmarkStart w:id="122" w:name="X77d575563b1a1946325af71eab48d1c62a6f8a8"/>
     <w:p>
       <w:pPr>
         <w:pStyle w:val="Heading2"/>
@@ -28908,8 +29162,8 @@
         <w:t xml:space="preserve">than substituting for it.</w:t>
       </w:r>
     </w:p>
-    <w:bookmarkEnd w:id="113"/>
-    <w:bookmarkStart w:id="114" w:name="what-the-dq-stress-test-adds"/>
+    <w:bookmarkEnd w:id="122"/>
+    <w:bookmarkStart w:id="123" w:name="what-the-dq-stress-test-adds"/>
     <w:p>
       <w:pPr>
         <w:pStyle w:val="Heading2"/>
@@ -28956,8 +29210,8 @@
         <w:t xml:space="preserve">fit-for-purpose review.</w:t>
       </w:r>
     </w:p>
-    <w:bookmarkEnd w:id="114"/>
-    <w:bookmarkStart w:id="115" w:name="comparison-with-adjacent-tools"/>
+    <w:bookmarkEnd w:id="123"/>
+    <w:bookmarkStart w:id="124" w:name="comparison-with-adjacent-tools"/>
     <w:p>
       <w:pPr>
         <w:pStyle w:val="Heading2"/>
@@ -29337,8 +29591,8 @@
         <w:t xml:space="preserve">negative-control domains in practice.</w:t>
       </w:r>
     </w:p>
-    <w:bookmarkEnd w:id="115"/>
-    <w:bookmarkStart w:id="116" w:name="sec-limitations"/>
+    <w:bookmarkEnd w:id="124"/>
+    <w:bookmarkStart w:id="125" w:name="sec-limitations"/>
     <w:p>
       <w:pPr>
         <w:pStyle w:val="Heading2"/>
@@ -29477,8 +29731,8 @@
         <w:t xml:space="preserve">that no amount of replication can correct.</w:t>
       </w:r>
     </w:p>
-    <w:bookmarkEnd w:id="116"/>
-    <w:bookmarkStart w:id="120" w:name="other-limitations"/>
+    <w:bookmarkEnd w:id="125"/>
+    <w:bookmarkStart w:id="129" w:name="other-limitations"/>
     <w:p>
       <w:pPr>
         <w:pStyle w:val="Heading2"/>
@@ -29507,7 +29761,7 @@
         <w:t xml:space="preserve">computational cost, and estimand scope.</w:t>
       </w:r>
     </w:p>
-    <w:bookmarkStart w:id="117" w:name="model-assumptions"/>
+    <w:bookmarkStart w:id="126" w:name="model-assumptions"/>
     <w:p>
       <w:pPr>
         <w:pStyle w:val="Heading3"/>
@@ -29720,8 +29974,8 @@
         <w:t xml:space="preserve">the same demand qualitatively, and the DQ stress test inherits it.</w:t>
       </w:r>
     </w:p>
-    <w:bookmarkEnd w:id="117"/>
-    <w:bookmarkStart w:id="118" w:name="computational-cost"/>
+    <w:bookmarkEnd w:id="126"/>
+    <w:bookmarkStart w:id="127" w:name="computational-cost"/>
     <w:p>
       <w:pPr>
         <w:pStyle w:val="Heading3"/>
@@ -29825,8 +30079,8 @@
         <w:t xml:space="preserve">parallelising the outer loop over scenarios is the right next step.</w:t>
       </w:r>
     </w:p>
-    <w:bookmarkEnd w:id="118"/>
-    <w:bookmarkStart w:id="119" w:name="estimand-scope"/>
+    <w:bookmarkEnd w:id="127"/>
+    <w:bookmarkStart w:id="128" w:name="estimand-scope"/>
     <w:p>
       <w:pPr>
         <w:pStyle w:val="Heading3"/>
@@ -29974,9 +30228,9 @@
         <w:t xml:space="preserve">implementations.</w:t>
       </w:r>
     </w:p>
-    <w:bookmarkEnd w:id="119"/>
-    <w:bookmarkEnd w:id="120"/>
-    <w:bookmarkStart w:id="121" w:name="future-extensions"/>
+    <w:bookmarkEnd w:id="128"/>
+    <w:bookmarkEnd w:id="129"/>
+    <w:bookmarkStart w:id="130" w:name="future-extensions"/>
     <w:p>
       <w:pPr>
         <w:pStyle w:val="Heading2"/>
@@ -30238,8 +30492,8 @@
         <w:t xml:space="preserve">the audit log.</w:t>
       </w:r>
     </w:p>
-    <w:bookmarkEnd w:id="121"/>
-    <w:bookmarkStart w:id="122" w:name="X3a4c45a4b83f6adca96de927f71cbd45f486421"/>
+    <w:bookmarkEnd w:id="130"/>
+    <w:bookmarkStart w:id="131" w:name="X3a4c45a4b83f6adca96de927f71cbd45f486421"/>
     <w:p>
       <w:pPr>
         <w:pStyle w:val="Heading2"/>
@@ -30355,8 +30609,8 @@
         <w:t xml:space="preserve">.</w:t>
       </w:r>
     </w:p>
-    <w:bookmarkEnd w:id="122"/>
-    <w:bookmarkStart w:id="123" w:name="recommendations-for-practice"/>
+    <w:bookmarkEnd w:id="131"/>
+    <w:bookmarkStart w:id="132" w:name="recommendations-for-practice"/>
     <w:p>
       <w:pPr>
         <w:pStyle w:val="Heading2"/>
@@ -30623,9 +30877,9 @@
         <w:t xml:space="preserve">metrics, the pre-outcome decision, and the post-outcome estimate.</w:t>
       </w:r>
     </w:p>
-    <w:bookmarkEnd w:id="123"/>
-    <w:bookmarkEnd w:id="124"/>
-    <w:bookmarkStart w:id="127" w:name="sec-summary"/>
+    <w:bookmarkEnd w:id="132"/>
+    <w:bookmarkEnd w:id="133"/>
+    <w:bookmarkStart w:id="136" w:name="sec-summary"/>
     <w:p>
       <w:pPr>
         <w:pStyle w:val="Heading1"/>
@@ -30752,7 +31006,7 @@
       <w:r>
         <w:t xml:space="preserve"> </w:t>
       </w:r>
-      <w:hyperlink r:id="rId125">
+      <w:hyperlink r:id="rId134">
         <w:r>
           <w:rPr>
             <w:rStyle w:val="Hyperlink"/>
@@ -30795,7 +31049,7 @@
       <w:r>
         <w:t xml:space="preserve"> </w:t>
       </w:r>
-      <w:hyperlink r:id="rId126">
+      <w:hyperlink r:id="rId135">
         <w:r>
           <w:rPr>
             <w:rStyle w:val="Hyperlink"/>
@@ -30807,8 +31061,8 @@
         <w:t xml:space="preserve">.</w:t>
       </w:r>
     </w:p>
-    <w:bookmarkEnd w:id="127"/>
-    <w:bookmarkStart w:id="128" w:name="acknowledgements"/>
+    <w:bookmarkEnd w:id="136"/>
+    <w:bookmarkStart w:id="137" w:name="acknowledgements"/>
     <w:p>
       <w:pPr>
         <w:pStyle w:val="Heading1"/>
@@ -30855,8 +31109,8 @@
         <w:t xml:space="preserve">are ours.</w:t>
       </w:r>
     </w:p>
-    <w:bookmarkEnd w:id="128"/>
-    <w:bookmarkStart w:id="213" w:name="references"/>
+    <w:bookmarkEnd w:id="137"/>
+    <w:bookmarkStart w:id="222" w:name="references"/>
     <w:p>
       <w:pPr>
         <w:pStyle w:val="Heading1"/>
@@ -30865,8 +31119,8 @@
         <w:t xml:space="preserve">References</w:t>
       </w:r>
     </w:p>
-    <w:bookmarkStart w:id="212" w:name="refs"/>
-    <w:bookmarkStart w:id="130" w:name="ref-austin2009ps"/>
+    <w:bookmarkStart w:id="221" w:name="refs"/>
+    <w:bookmarkStart w:id="139" w:name="ref-austin2009ps"/>
     <w:p>
       <w:pPr>
         <w:pStyle w:val="Bibliography"/>
@@ -30899,7 +31153,7 @@
       <w:r>
         <w:t xml:space="preserve"> </w:t>
       </w:r>
-      <w:hyperlink r:id="rId129">
+      <w:hyperlink r:id="rId138">
         <w:r>
           <w:rPr>
             <w:rStyle w:val="Hyperlink"/>
@@ -30911,8 +31165,8 @@
         <w:t xml:space="preserve">.</w:t>
       </w:r>
     </w:p>
-    <w:bookmarkEnd w:id="130"/>
-    <w:bookmarkStart w:id="131" w:name="ref-survtmlepackage2018"/>
+    <w:bookmarkEnd w:id="139"/>
+    <w:bookmarkStart w:id="140" w:name="ref-survtmlepackage2018"/>
     <w:p>
       <w:pPr>
         <w:pStyle w:val="Bibliography"/>
@@ -30927,8 +31181,8 @@
         <w:t xml:space="preserve">“Survtmle: Compute Targeted Minimum Loss-Based Estimates in Right-Censored Survival Settings.”</w:t>
       </w:r>
     </w:p>
-    <w:bookmarkEnd w:id="131"/>
-    <w:bookmarkStart w:id="133" w:name="ref-cashin2024target"/>
+    <w:bookmarkEnd w:id="140"/>
+    <w:bookmarkStart w:id="142" w:name="ref-cashin2024target"/>
     <w:p>
       <w:pPr>
         <w:pStyle w:val="Bibliography"/>
@@ -30964,7 +31218,7 @@
       <w:r>
         <w:t xml:space="preserve"> </w:t>
       </w:r>
-      <w:hyperlink r:id="rId132">
+      <w:hyperlink r:id="rId141">
         <w:r>
           <w:rPr>
             <w:rStyle w:val="Hyperlink"/>
@@ -30976,8 +31230,8 @@
         <w:t xml:space="preserve">.</w:t>
       </w:r>
     </w:p>
-    <w:bookmarkEnd w:id="133"/>
-    <w:bookmarkStart w:id="135" w:name="ref-chernozhukov2018dml"/>
+    <w:bookmarkEnd w:id="142"/>
+    <w:bookmarkStart w:id="144" w:name="ref-chernozhukov2018dml"/>
     <w:p>
       <w:pPr>
         <w:pStyle w:val="Bibliography"/>
@@ -31010,7 +31264,7 @@
       <w:r>
         <w:t xml:space="preserve"> </w:t>
       </w:r>
-      <w:hyperlink r:id="rId134">
+      <w:hyperlink r:id="rId143">
         <w:r>
           <w:rPr>
             <w:rStyle w:val="Hyperlink"/>
@@ -31022,8 +31276,8 @@
         <w:t xml:space="preserve">.</w:t>
       </w:r>
     </w:p>
-    <w:bookmarkEnd w:id="135"/>
-    <w:bookmarkStart w:id="137" w:name="ref-dang2023roadmap"/>
+    <w:bookmarkEnd w:id="144"/>
+    <w:bookmarkStart w:id="146" w:name="ref-dang2023roadmap"/>
     <w:p>
       <w:pPr>
         <w:pStyle w:val="Bibliography"/>
@@ -31056,7 +31310,7 @@
       <w:r>
         <w:t xml:space="preserve"> </w:t>
       </w:r>
-      <w:hyperlink r:id="rId136">
+      <w:hyperlink r:id="rId145">
         <w:r>
           <w:rPr>
             <w:rStyle w:val="Hyperlink"/>
@@ -31068,8 +31322,8 @@
         <w:t xml:space="preserve">.</w:t>
       </w:r>
     </w:p>
-    <w:bookmarkEnd w:id="137"/>
-    <w:bookmarkStart w:id="139" w:name="ref-diaz2013sensitivity"/>
+    <w:bookmarkEnd w:id="146"/>
+    <w:bookmarkStart w:id="148" w:name="ref-diaz2013sensitivity"/>
     <w:p>
       <w:pPr>
         <w:pStyle w:val="Bibliography"/>
@@ -31102,7 +31356,7 @@
       <w:r>
         <w:t xml:space="preserve"> </w:t>
       </w:r>
-      <w:hyperlink r:id="rId138">
+      <w:hyperlink r:id="rId147">
         <w:r>
           <w:rPr>
             <w:rStyle w:val="Hyperlink"/>
@@ -31114,8 +31368,8 @@
         <w:t xml:space="preserve">.</w:t>
       </w:r>
     </w:p>
-    <w:bookmarkEnd w:id="139"/>
-    <w:bookmarkStart w:id="141" w:name="ref-ema2021registry"/>
+    <w:bookmarkEnd w:id="148"/>
+    <w:bookmarkStart w:id="150" w:name="ref-ema2021registry"/>
     <w:p>
       <w:pPr>
         <w:pStyle w:val="Bibliography"/>
@@ -31132,7 +31386,7 @@
       <w:r>
         <w:t xml:space="preserve"> </w:t>
       </w:r>
-      <w:hyperlink r:id="rId140">
+      <w:hyperlink r:id="rId149">
         <w:r>
           <w:rPr>
             <w:rStyle w:val="Hyperlink"/>
@@ -31144,8 +31398,8 @@
         <w:t xml:space="preserve">.</w:t>
       </w:r>
     </w:p>
-    <w:bookmarkEnd w:id="141"/>
-    <w:bookmarkStart w:id="143" w:name="ref-ema2024guide"/>
+    <w:bookmarkEnd w:id="150"/>
+    <w:bookmarkStart w:id="152" w:name="ref-ema2024guide"/>
     <w:p>
       <w:pPr>
         <w:pStyle w:val="Bibliography"/>
@@ -31174,7 +31428,7 @@
       <w:r>
         <w:t xml:space="preserve"> </w:t>
       </w:r>
-      <w:hyperlink r:id="rId142">
+      <w:hyperlink r:id="rId151">
         <w:r>
           <w:rPr>
             <w:rStyle w:val="Hyperlink"/>
@@ -31186,8 +31440,8 @@
         <w:t xml:space="preserve">.</w:t>
       </w:r>
     </w:p>
-    <w:bookmarkEnd w:id="143"/>
-    <w:bookmarkStart w:id="144" w:name="ref-ema2026rwd"/>
+    <w:bookmarkEnd w:id="152"/>
+    <w:bookmarkStart w:id="153" w:name="ref-ema2026rwd"/>
     <w:p>
       <w:pPr>
         <w:pStyle w:val="Bibliography"/>
@@ -31214,8 +31468,8 @@
         <w:t xml:space="preserve">Medicines Regulation.”</w:t>
       </w:r>
     </w:p>
-    <w:bookmarkEnd w:id="144"/>
-    <w:bookmarkStart w:id="146" w:name="ref-franklin2014plasmode"/>
+    <w:bookmarkEnd w:id="153"/>
+    <w:bookmarkStart w:id="155" w:name="ref-franklin2014plasmode"/>
     <w:p>
       <w:pPr>
         <w:pStyle w:val="Bibliography"/>
@@ -31248,7 +31502,7 @@
       <w:r>
         <w:t xml:space="preserve"> </w:t>
       </w:r>
-      <w:hyperlink r:id="rId145">
+      <w:hyperlink r:id="rId154">
         <w:r>
           <w:rPr>
             <w:rStyle w:val="Hyperlink"/>
@@ -31260,8 +31514,8 @@
         <w:t xml:space="preserve">.</w:t>
       </w:r>
     </w:p>
-    <w:bookmarkEnd w:id="146"/>
-    <w:bookmarkStart w:id="148" w:name="ref-gatto2022spifd"/>
+    <w:bookmarkEnd w:id="155"/>
+    <w:bookmarkStart w:id="157" w:name="ref-gatto2022spifd"/>
     <w:p>
       <w:pPr>
         <w:pStyle w:val="Bibliography"/>
@@ -31294,7 +31548,7 @@
       <w:r>
         <w:t xml:space="preserve"> </w:t>
       </w:r>
-      <w:hyperlink r:id="rId147">
+      <w:hyperlink r:id="rId156">
         <w:r>
           <w:rPr>
             <w:rStyle w:val="Hyperlink"/>
@@ -31306,8 +31560,8 @@
         <w:t xml:space="preserve">.</w:t>
       </w:r>
     </w:p>
-    <w:bookmarkEnd w:id="148"/>
-    <w:bookmarkStart w:id="150" w:name="ref-gatto2023spifd2"/>
+    <w:bookmarkEnd w:id="157"/>
+    <w:bookmarkStart w:id="159" w:name="ref-gatto2023spifd2"/>
     <w:p>
       <w:pPr>
         <w:pStyle w:val="Bibliography"/>
@@ -31340,7 +31594,7 @@
       <w:r>
         <w:t xml:space="preserve"> </w:t>
       </w:r>
-      <w:hyperlink r:id="rId149">
+      <w:hyperlink r:id="rId158">
         <w:r>
           <w:rPr>
             <w:rStyle w:val="Hyperlink"/>
@@ -31352,8 +31606,8 @@
         <w:t xml:space="preserve">.</w:t>
       </w:r>
     </w:p>
-    <w:bookmarkEnd w:id="150"/>
-    <w:bookmarkStart w:id="152" w:name="ref-gruber2022sap"/>
+    <w:bookmarkEnd w:id="159"/>
+    <w:bookmarkStart w:id="161" w:name="ref-gruber2022sap"/>
     <w:p>
       <w:pPr>
         <w:pStyle w:val="Bibliography"/>
@@ -31386,7 +31640,7 @@
       <w:r>
         <w:t xml:space="preserve"> </w:t>
       </w:r>
-      <w:hyperlink r:id="rId151">
+      <w:hyperlink r:id="rId160">
         <w:r>
           <w:rPr>
             <w:rStyle w:val="Hyperlink"/>
@@ -31398,8 +31652,8 @@
         <w:t xml:space="preserve">.</w:t>
       </w:r>
     </w:p>
-    <w:bookmarkEnd w:id="152"/>
-    <w:bookmarkStart w:id="154" w:name="ref-gruber2024evaluating"/>
+    <w:bookmarkEnd w:id="161"/>
+    <w:bookmarkStart w:id="163" w:name="ref-gruber2024evaluating"/>
     <w:p>
       <w:pPr>
         <w:pStyle w:val="Bibliography"/>
@@ -31432,7 +31686,7 @@
       <w:r>
         <w:t xml:space="preserve"> </w:t>
       </w:r>
-      <w:hyperlink r:id="rId153">
+      <w:hyperlink r:id="rId162">
         <w:r>
           <w:rPr>
             <w:rStyle w:val="Hyperlink"/>
@@ -31444,8 +31698,8 @@
         <w:t xml:space="preserve">.</w:t>
       </w:r>
     </w:p>
-    <w:bookmarkEnd w:id="154"/>
-    <w:bookmarkStart w:id="156" w:name="ref-hernan2016targettrial"/>
+    <w:bookmarkEnd w:id="163"/>
+    <w:bookmarkStart w:id="165" w:name="ref-hernan2016targettrial"/>
     <w:p>
       <w:pPr>
         <w:pStyle w:val="Bibliography"/>
@@ -31478,7 +31732,7 @@
       <w:r>
         <w:t xml:space="preserve"> </w:t>
       </w:r>
-      <w:hyperlink r:id="rId155">
+      <w:hyperlink r:id="rId164">
         <w:r>
           <w:rPr>
             <w:rStyle w:val="Hyperlink"/>
@@ -31490,8 +31744,8 @@
         <w:t xml:space="preserve">.</w:t>
       </w:r>
     </w:p>
-    <w:bookmarkEnd w:id="156"/>
-    <w:bookmarkStart w:id="157" w:name="ref-hernan2016target"/>
+    <w:bookmarkEnd w:id="165"/>
+    <w:bookmarkStart w:id="166" w:name="ref-hernan2016target"/>
     <w:p>
       <w:pPr>
         <w:pStyle w:val="Bibliography"/>
@@ -31524,7 +31778,7 @@
       <w:r>
         <w:t xml:space="preserve"> </w:t>
       </w:r>
-      <w:hyperlink r:id="rId155">
+      <w:hyperlink r:id="rId164">
         <w:r>
           <w:rPr>
             <w:rStyle w:val="Hyperlink"/>
@@ -31536,8 +31790,8 @@
         <w:t xml:space="preserve">.</w:t>
       </w:r>
     </w:p>
-    <w:bookmarkEnd w:id="157"/>
-    <w:bookmarkStart w:id="158" w:name="ref-hernan2020causal"/>
+    <w:bookmarkEnd w:id="166"/>
+    <w:bookmarkStart w:id="167" w:name="ref-hernan2020causal"/>
     <w:p>
       <w:pPr>
         <w:pStyle w:val="Bibliography"/>
@@ -31559,8 +31813,8 @@
         <w:t xml:space="preserve">. Boca Raton: Chapman &amp; Hall/CRC.</w:t>
       </w:r>
     </w:p>
-    <w:bookmarkEnd w:id="158"/>
-    <w:bookmarkStart w:id="159" w:name="ref-ich2019e9r1"/>
+    <w:bookmarkEnd w:id="167"/>
+    <w:bookmarkStart w:id="168" w:name="ref-ich2019e9r1"/>
     <w:p>
       <w:pPr>
         <w:pStyle w:val="Bibliography"/>
@@ -31584,8 +31838,8 @@
         <w:t xml:space="preserve">Addendum on Estimands and Sensitivity Analysis in Clinical Trials.”</w:t>
       </w:r>
     </w:p>
-    <w:bookmarkEnd w:id="159"/>
-    <w:bookmarkStart w:id="160" w:name="ref-ich2024m14"/>
+    <w:bookmarkEnd w:id="168"/>
+    <w:bookmarkStart w:id="169" w:name="ref-ich2024m14"/>
     <w:p>
       <w:pPr>
         <w:pStyle w:val="Bibliography"/>
@@ -31609,8 +31863,8 @@
         <w:t xml:space="preserve">Guidance for Industry: General Principles on Planning, Designing, and Analyzing Non-Interventional Studies Using Real-World Data for Safety Assessment of Medicines.”</w:t>
       </w:r>
     </w:p>
-    <w:bookmarkEnd w:id="160"/>
-    <w:bookmarkStart w:id="162" w:name="ref-kahn2016data"/>
+    <w:bookmarkEnd w:id="169"/>
+    <w:bookmarkStart w:id="171" w:name="ref-kahn2016data"/>
     <w:p>
       <w:pPr>
         <w:pStyle w:val="Bibliography"/>
@@ -31643,7 +31897,7 @@
       <w:r>
         <w:t xml:space="preserve"> </w:t>
       </w:r>
-      <w:hyperlink r:id="rId161">
+      <w:hyperlink r:id="rId170">
         <w:r>
           <w:rPr>
             <w:rStyle w:val="Hyperlink"/>
@@ -31655,8 +31909,8 @@
         <w:t xml:space="preserve">.</w:t>
       </w:r>
     </w:p>
-    <w:bookmarkEnd w:id="162"/>
-    <w:bookmarkStart w:id="163" w:name="ref-kent2026fiord"/>
+    <w:bookmarkEnd w:id="171"/>
+    <w:bookmarkStart w:id="172" w:name="ref-kent2026fiord"/>
     <w:p>
       <w:pPr>
         <w:pStyle w:val="Bibliography"/>
@@ -31677,8 +31931,8 @@
         <w:t xml:space="preserve">Conference presentation, 4th Annual Forum on the Integration of Observational and Randomized Data (FIORD), Day 1 Lunch session.</w:t>
       </w:r>
     </w:p>
-    <w:bookmarkEnd w:id="163"/>
-    <w:bookmarkStart w:id="165" w:name="ref-vdL2007superlearner"/>
+    <w:bookmarkEnd w:id="172"/>
+    <w:bookmarkStart w:id="174" w:name="ref-vdL2007superlearner"/>
     <w:p>
       <w:pPr>
         <w:pStyle w:val="Bibliography"/>
@@ -31711,7 +31965,7 @@
       <w:r>
         <w:t xml:space="preserve"> </w:t>
       </w:r>
-      <w:hyperlink r:id="rId164">
+      <w:hyperlink r:id="rId173">
         <w:r>
           <w:rPr>
             <w:rStyle w:val="Hyperlink"/>
@@ -31723,8 +31977,8 @@
         <w:t xml:space="preserve">.</w:t>
       </w:r>
     </w:p>
-    <w:bookmarkEnd w:id="165"/>
-    <w:bookmarkStart w:id="167" w:name="ref-vdL2011tlbook"/>
+    <w:bookmarkEnd w:id="174"/>
+    <w:bookmarkStart w:id="176" w:name="ref-vdL2011tlbook"/>
     <w:p>
       <w:pPr>
         <w:pStyle w:val="Bibliography"/>
@@ -31748,7 +32002,7 @@
       <w:r>
         <w:t xml:space="preserve"> </w:t>
       </w:r>
-      <w:hyperlink r:id="rId166">
+      <w:hyperlink r:id="rId175">
         <w:r>
           <w:rPr>
             <w:rStyle w:val="Hyperlink"/>
@@ -31760,8 +32014,8 @@
         <w:t xml:space="preserve">.</w:t>
       </w:r>
     </w:p>
-    <w:bookmarkEnd w:id="167"/>
-    <w:bookmarkStart w:id="169" w:name="ref-vanderLaan2006tmle"/>
+    <w:bookmarkEnd w:id="176"/>
+    <w:bookmarkStart w:id="178" w:name="ref-vanderLaan2006tmle"/>
     <w:p>
       <w:pPr>
         <w:pStyle w:val="Bibliography"/>
@@ -31794,7 +32048,7 @@
       <w:r>
         <w:t xml:space="preserve"> </w:t>
       </w:r>
-      <w:hyperlink r:id="rId168">
+      <w:hyperlink r:id="rId177">
         <w:r>
           <w:rPr>
             <w:rStyle w:val="Hyperlink"/>
@@ -31806,8 +32060,8 @@
         <w:t xml:space="preserve">.</w:t>
       </w:r>
     </w:p>
-    <w:bookmarkEnd w:id="169"/>
-    <w:bookmarkStart w:id="171" w:name="ref-lash2014qba"/>
+    <w:bookmarkEnd w:id="178"/>
+    <w:bookmarkStart w:id="180" w:name="ref-lash2014qba"/>
     <w:p>
       <w:pPr>
         <w:pStyle w:val="Bibliography"/>
@@ -31840,7 +32094,7 @@
       <w:r>
         <w:t xml:space="preserve"> </w:t>
       </w:r>
-      <w:hyperlink r:id="rId170">
+      <w:hyperlink r:id="rId179">
         <w:r>
           <w:rPr>
             <w:rStyle w:val="Hyperlink"/>
@@ -31852,8 +32106,8 @@
         <w:t xml:space="preserve">.</w:t>
       </w:r>
     </w:p>
-    <w:bookmarkEnd w:id="171"/>
-    <w:bookmarkStart w:id="173" w:name="ref-levintow2023nco"/>
+    <w:bookmarkEnd w:id="180"/>
+    <w:bookmarkStart w:id="182" w:name="ref-levintow2023nco"/>
     <w:p>
       <w:pPr>
         <w:pStyle w:val="Bibliography"/>
@@ -31886,7 +32140,7 @@
       <w:r>
         <w:t xml:space="preserve"> </w:t>
       </w:r>
-      <w:hyperlink r:id="rId172">
+      <w:hyperlink r:id="rId181">
         <w:r>
           <w:rPr>
             <w:rStyle w:val="Hyperlink"/>
@@ -31898,8 +32152,8 @@
         <w:t xml:space="preserve">.</w:t>
       </w:r>
     </w:p>
-    <w:bookmarkEnd w:id="173"/>
-    <w:bookmarkStart w:id="175" w:name="ref-lipsitch2010negative"/>
+    <w:bookmarkEnd w:id="182"/>
+    <w:bookmarkStart w:id="184" w:name="ref-lipsitch2010negative"/>
     <w:p>
       <w:pPr>
         <w:pStyle w:val="Bibliography"/>
@@ -31932,7 +32186,7 @@
       <w:r>
         <w:t xml:space="preserve"> </w:t>
       </w:r>
-      <w:hyperlink r:id="rId174">
+      <w:hyperlink r:id="rId183">
         <w:r>
           <w:rPr>
             <w:rStyle w:val="Hyperlink"/>
@@ -31944,8 +32198,8 @@
         <w:t xml:space="preserve">.</w:t>
       </w:r>
     </w:p>
-    <w:bookmarkEnd w:id="175"/>
-    <w:bookmarkStart w:id="177" w:name="ref-mcgrath2021romiplostim"/>
+    <w:bookmarkEnd w:id="184"/>
+    <w:bookmarkStart w:id="186" w:name="ref-mcgrath2021romiplostim"/>
     <w:p>
       <w:pPr>
         <w:pStyle w:val="Bibliography"/>
@@ -31978,7 +32232,7 @@
       <w:r>
         <w:t xml:space="preserve"> </w:t>
       </w:r>
-      <w:hyperlink r:id="rId176">
+      <w:hyperlink r:id="rId185">
         <w:r>
           <w:rPr>
             <w:rStyle w:val="Hyperlink"/>
@@ -31990,8 +32244,8 @@
         <w:t xml:space="preserve">.</w:t>
       </w:r>
     </w:p>
-    <w:bookmarkEnd w:id="177"/>
-    <w:bookmarkStart w:id="179" w:name="ref-muntner2024staging"/>
+    <w:bookmarkEnd w:id="186"/>
+    <w:bookmarkStart w:id="188" w:name="ref-muntner2024staging"/>
     <w:p>
       <w:pPr>
         <w:pStyle w:val="Bibliography"/>
@@ -32024,7 +32278,7 @@
       <w:r>
         <w:t xml:space="preserve"> </w:t>
       </w:r>
-      <w:hyperlink r:id="rId178">
+      <w:hyperlink r:id="rId187">
         <w:r>
           <w:rPr>
             <w:rStyle w:val="Hyperlink"/>
@@ -32036,8 +32290,8 @@
         <w:t xml:space="preserve">.</w:t>
       </w:r>
     </w:p>
-    <w:bookmarkEnd w:id="179"/>
-    <w:bookmarkStart w:id="181" w:name="ref-nice2022rwe"/>
+    <w:bookmarkEnd w:id="188"/>
+    <w:bookmarkStart w:id="190" w:name="ref-nice2022rwe"/>
     <w:p>
       <w:pPr>
         <w:pStyle w:val="Bibliography"/>
@@ -32069,7 +32323,7 @@
       <w:r>
         <w:t xml:space="preserve"> </w:t>
       </w:r>
-      <w:hyperlink r:id="rId180">
+      <w:hyperlink r:id="rId189">
         <w:r>
           <w:rPr>
             <w:rStyle w:val="Hyperlink"/>
@@ -32081,8 +32335,8 @@
         <w:t xml:space="preserve">.</w:t>
       </w:r>
     </w:p>
-    <w:bookmarkEnd w:id="181"/>
-    <w:bookmarkStart w:id="183" w:name="ref-petersen2014roadmap"/>
+    <w:bookmarkEnd w:id="190"/>
+    <w:bookmarkStart w:id="192" w:name="ref-petersen2014roadmap"/>
     <w:p>
       <w:pPr>
         <w:pStyle w:val="Bibliography"/>
@@ -32115,7 +32369,7 @@
       <w:r>
         <w:t xml:space="preserve"> </w:t>
       </w:r>
-      <w:hyperlink r:id="rId182">
+      <w:hyperlink r:id="rId191">
         <w:r>
           <w:rPr>
             <w:rStyle w:val="Hyperlink"/>
@@ -32127,8 +32381,8 @@
         <w:t xml:space="preserve">.</w:t>
       </w:r>
     </w:p>
-    <w:bookmarkEnd w:id="183"/>
-    <w:bookmarkStart w:id="185" w:name="ref-phillips2023sl"/>
+    <w:bookmarkEnd w:id="192"/>
+    <w:bookmarkStart w:id="194" w:name="ref-phillips2023sl"/>
     <w:p>
       <w:pPr>
         <w:pStyle w:val="Bibliography"/>
@@ -32161,7 +32415,7 @@
       <w:r>
         <w:t xml:space="preserve"> </w:t>
       </w:r>
-      <w:hyperlink r:id="rId184">
+      <w:hyperlink r:id="rId193">
         <w:r>
           <w:rPr>
             <w:rStyle w:val="Hyperlink"/>
@@ -32173,8 +32427,8 @@
         <w:t xml:space="preserve">.</w:t>
       </w:r>
     </w:p>
-    <w:bookmarkEnd w:id="185"/>
-    <w:bookmarkStart w:id="187" w:name="ref-rcoreteam2024"/>
+    <w:bookmarkEnd w:id="194"/>
+    <w:bookmarkStart w:id="196" w:name="ref-rcoreteam2024"/>
     <w:p>
       <w:pPr>
         <w:pStyle w:val="Bibliography"/>
@@ -32203,7 +32457,7 @@
       <w:r>
         <w:t xml:space="preserve"> </w:t>
       </w:r>
-      <w:hyperlink r:id="rId186">
+      <w:hyperlink r:id="rId195">
         <w:r>
           <w:rPr>
             <w:rStyle w:val="Hyperlink"/>
@@ -32215,8 +32469,8 @@
         <w:t xml:space="preserve">.</w:t>
       </w:r>
     </w:p>
-    <w:bookmarkEnd w:id="187"/>
-    <w:bookmarkStart w:id="188" w:name="ref-robins1986newapproach"/>
+    <w:bookmarkEnd w:id="196"/>
+    <w:bookmarkStart w:id="197" w:name="ref-robins1986newapproach"/>
     <w:p>
       <w:pPr>
         <w:pStyle w:val="Bibliography"/>
@@ -32247,8 +32501,8 @@
         <w:t xml:space="preserve">7 (9-12): 1393–1512.</w:t>
       </w:r>
     </w:p>
-    <w:bookmarkEnd w:id="188"/>
-    <w:bookmarkStart w:id="189" w:name="ref-robins1992rotnitzky"/>
+    <w:bookmarkEnd w:id="197"/>
+    <w:bookmarkStart w:id="198" w:name="ref-robins1992rotnitzky"/>
     <w:p>
       <w:pPr>
         <w:pStyle w:val="Bibliography"/>
@@ -32269,8 +32523,8 @@
         <w:t xml:space="preserve">297–331.</w:t>
       </w:r>
     </w:p>
-    <w:bookmarkEnd w:id="189"/>
-    <w:bookmarkStart w:id="190" w:name="ref-schreck2024plasmode"/>
+    <w:bookmarkEnd w:id="198"/>
+    <w:bookmarkStart w:id="199" w:name="ref-schreck2024plasmode"/>
     <w:p>
       <w:pPr>
         <w:pStyle w:val="Bibliography"/>
@@ -32298,8 +32552,8 @@
         <w:t xml:space="preserve">.</w:t>
       </w:r>
     </w:p>
-    <w:bookmarkEnd w:id="190"/>
-    <w:bookmarkStart w:id="192" w:name="ref-schuler2017tmle"/>
+    <w:bookmarkEnd w:id="199"/>
+    <w:bookmarkStart w:id="201" w:name="ref-schuler2017tmle"/>
     <w:p>
       <w:pPr>
         <w:pStyle w:val="Bibliography"/>
@@ -32332,7 +32586,7 @@
       <w:r>
         <w:t xml:space="preserve"> </w:t>
       </w:r>
-      <w:hyperlink r:id="rId191">
+      <w:hyperlink r:id="rId200">
         <w:r>
           <w:rPr>
             <w:rStyle w:val="Hyperlink"/>
@@ -32344,8 +32598,8 @@
         <w:t xml:space="preserve">.</w:t>
       </w:r>
     </w:p>
-    <w:bookmarkEnd w:id="192"/>
-    <w:bookmarkStart w:id="194" w:name="ref-fda2018rwe"/>
+    <w:bookmarkEnd w:id="201"/>
+    <w:bookmarkStart w:id="203" w:name="ref-fda2018rwe"/>
     <w:p>
       <w:pPr>
         <w:pStyle w:val="Bibliography"/>
@@ -32374,7 +32628,7 @@
       <w:r>
         <w:t xml:space="preserve"> </w:t>
       </w:r>
-      <w:hyperlink r:id="rId193">
+      <w:hyperlink r:id="rId202">
         <w:r>
           <w:rPr>
             <w:rStyle w:val="Hyperlink"/>
@@ -32386,8 +32640,8 @@
         <w:t xml:space="preserve">.</w:t>
       </w:r>
     </w:p>
-    <w:bookmarkEnd w:id="194"/>
-    <w:bookmarkStart w:id="196" w:name="ref-fda2021registries"/>
+    <w:bookmarkEnd w:id="203"/>
+    <w:bookmarkStart w:id="205" w:name="ref-fda2021registries"/>
     <w:p>
       <w:pPr>
         <w:pStyle w:val="Bibliography"/>
@@ -32404,7 +32658,7 @@
       <w:r>
         <w:t xml:space="preserve"> </w:t>
       </w:r>
-      <w:hyperlink r:id="rId195">
+      <w:hyperlink r:id="rId204">
         <w:r>
           <w:rPr>
             <w:rStyle w:val="Hyperlink"/>
@@ -32416,8 +32670,8 @@
         <w:t xml:space="preserve">.</w:t>
       </w:r>
     </w:p>
-    <w:bookmarkEnd w:id="196"/>
-    <w:bookmarkStart w:id="198" w:name="ref-fda2024considerations"/>
+    <w:bookmarkEnd w:id="205"/>
+    <w:bookmarkStart w:id="207" w:name="ref-fda2024considerations"/>
     <w:p>
       <w:pPr>
         <w:pStyle w:val="Bibliography"/>
@@ -32434,7 +32688,7 @@
       <w:r>
         <w:t xml:space="preserve"> </w:t>
       </w:r>
-      <w:hyperlink r:id="rId197">
+      <w:hyperlink r:id="rId206">
         <w:r>
           <w:rPr>
             <w:rStyle w:val="Hyperlink"/>
@@ -32446,8 +32700,8 @@
         <w:t xml:space="preserve">.</w:t>
       </w:r>
     </w:p>
-    <w:bookmarkEnd w:id="198"/>
-    <w:bookmarkStart w:id="200" w:name="ref-fda2024ehrclaims"/>
+    <w:bookmarkEnd w:id="207"/>
+    <w:bookmarkStart w:id="209" w:name="ref-fda2024ehrclaims"/>
     <w:p>
       <w:pPr>
         <w:pStyle w:val="Bibliography"/>
@@ -32464,7 +32718,7 @@
       <w:r>
         <w:t xml:space="preserve"> </w:t>
       </w:r>
-      <w:hyperlink r:id="rId199">
+      <w:hyperlink r:id="rId208">
         <w:r>
           <w:rPr>
             <w:rStyle w:val="Hyperlink"/>
@@ -32476,8 +32730,8 @@
         <w:t xml:space="preserve">.</w:t>
       </w:r>
     </w:p>
-    <w:bookmarkEnd w:id="200"/>
-    <w:bookmarkStart w:id="202" w:name="ref-fda2024noninterventional"/>
+    <w:bookmarkEnd w:id="209"/>
+    <w:bookmarkStart w:id="211" w:name="ref-fda2024noninterventional"/>
     <w:p>
       <w:pPr>
         <w:pStyle w:val="Bibliography"/>
@@ -32494,7 +32748,7 @@
       <w:r>
         <w:t xml:space="preserve"> </w:t>
       </w:r>
-      <w:hyperlink r:id="rId201">
+      <w:hyperlink r:id="rId210">
         <w:r>
           <w:rPr>
             <w:rStyle w:val="Hyperlink"/>
@@ -32506,8 +32760,8 @@
         <w:t xml:space="preserve">.</w:t>
       </w:r>
     </w:p>
-    <w:bookmarkEnd w:id="202"/>
-    <w:bookmarkStart w:id="204" w:name="ref-vanderWeele2017evalue"/>
+    <w:bookmarkEnd w:id="211"/>
+    <w:bookmarkStart w:id="213" w:name="ref-vanderWeele2017evalue"/>
     <w:p>
       <w:pPr>
         <w:pStyle w:val="Bibliography"/>
@@ -32549,7 +32803,7 @@
       <w:r>
         <w:t xml:space="preserve"> </w:t>
       </w:r>
-      <w:hyperlink r:id="rId203">
+      <w:hyperlink r:id="rId212">
         <w:r>
           <w:rPr>
             <w:rStyle w:val="Hyperlink"/>
@@ -32561,8 +32815,8 @@
         <w:t xml:space="preserve">.</w:t>
       </w:r>
     </w:p>
-    <w:bookmarkEnd w:id="204"/>
-    <w:bookmarkStart w:id="206" w:name="ref-wang2021startrwe"/>
+    <w:bookmarkEnd w:id="213"/>
+    <w:bookmarkStart w:id="215" w:name="ref-wang2021startrwe"/>
     <w:p>
       <w:pPr>
         <w:pStyle w:val="Bibliography"/>
@@ -32601,7 +32855,7 @@
       <w:r>
         <w:t xml:space="preserve"> </w:t>
       </w:r>
-      <w:hyperlink r:id="rId205">
+      <w:hyperlink r:id="rId214">
         <w:r>
           <w:rPr>
             <w:rStyle w:val="Hyperlink"/>
@@ -32613,8 +32867,8 @@
         <w:t xml:space="preserve">.</w:t>
       </w:r>
     </w:p>
-    <w:bookmarkEnd w:id="206"/>
-    <w:bookmarkStart w:id="208" w:name="ref-wang2023harper"/>
+    <w:bookmarkEnd w:id="215"/>
+    <w:bookmarkStart w:id="217" w:name="ref-wang2023harper"/>
     <w:p>
       <w:pPr>
         <w:pStyle w:val="Bibliography"/>
@@ -32650,7 +32904,7 @@
       <w:r>
         <w:t xml:space="preserve"> </w:t>
       </w:r>
-      <w:hyperlink r:id="rId207">
+      <w:hyperlink r:id="rId216">
         <w:r>
           <w:rPr>
             <w:rStyle w:val="Hyperlink"/>
@@ -32662,8 +32916,8 @@
         <w:t xml:space="preserve">.</w:t>
       </w:r>
     </w:p>
-    <w:bookmarkEnd w:id="208"/>
-    <w:bookmarkStart w:id="209" w:name="ref-lmtppackage2021"/>
+    <w:bookmarkEnd w:id="217"/>
+    <w:bookmarkStart w:id="218" w:name="ref-lmtppackage2021"/>
     <w:p>
       <w:pPr>
         <w:pStyle w:val="Bibliography"/>
@@ -32678,8 +32932,8 @@
         <w:t xml:space="preserve">“Lmtp: Non-Parametric Causal Effects of Feasible Interventions Based on Modified Treatment Policies.”</w:t>
       </w:r>
     </w:p>
-    <w:bookmarkEnd w:id="209"/>
-    <w:bookmarkStart w:id="210" w:name="ref-xu2020bootstrap"/>
+    <w:bookmarkEnd w:id="218"/>
+    <w:bookmarkStart w:id="219" w:name="ref-xu2020bootstrap"/>
     <w:p>
       <w:pPr>
         <w:pStyle w:val="Bibliography"/>
@@ -32710,8 +32964,8 @@
         <w:t xml:space="preserve">74 (4): 345–58.</w:t>
       </w:r>
     </w:p>
-    <w:bookmarkEnd w:id="210"/>
-    <w:bookmarkStart w:id="211" w:name="ref-zheng2011crossvalidated"/>
+    <w:bookmarkEnd w:id="219"/>
+    <w:bookmarkStart w:id="220" w:name="ref-zheng2011crossvalidated"/>
     <w:p>
       <w:pPr>
         <w:pStyle w:val="Bibliography"/>
@@ -32745,8 +32999,8 @@
         <w:t xml:space="preserve">, 459–74. Springer.</w:t>
       </w:r>
     </w:p>
-    <w:bookmarkEnd w:id="211"/>
-    <w:bookmarkEnd w:id="212"/>
+    <w:bookmarkEnd w:id="220"/>
+    <w:bookmarkEnd w:id="221"/>
     <w:p>
       <w:pPr>
         <w:pStyle w:val="SourceCode"/>
@@ -32980,7 +33234,7 @@
         <w:rPr>
           <w:rStyle w:val="VerbatimChar"/>
         </w:rPr>
-        <w:t xml:space="preserve">R&gt;   [5] compiler_4.4.2     tidyselect_1.2.1   gridExtra_2.3      splines_4.4.2     </w:t>
+        <w:t xml:space="preserve">R&gt;   [5] compiler_4.4.2     tidyselect_1.2.1   gridExtra_2.3      png_0.1-8         </w:t>
       </w:r>
       <w:r>
         <w:br/>
@@ -32989,7 +33243,7 @@
         <w:rPr>
           <w:rStyle w:val="VerbatimChar"/>
         </w:rPr>
-        <w:t xml:space="preserve">R&gt;   [9] scales_1.4.0       yaml_2.3.10        fastmap_1.2.0      lattice_0.22-6    </w:t>
+        <w:t xml:space="preserve">R&gt;   [9] splines_4.4.2      scales_1.4.0       yaml_2.3.10        fastmap_1.2.0     </w:t>
       </w:r>
       <w:r>
         <w:br/>
@@ -32998,7 +33252,7 @@
         <w:rPr>
           <w:rStyle w:val="VerbatimChar"/>
         </w:rPr>
-        <w:t xml:space="preserve">R&gt;  [13] R6_2.6.1           labeling_0.4.3     generics_0.1.3     knitr_1.49        </w:t>
+        <w:t xml:space="preserve">R&gt;  [13] lattice_0.22-6     R6_2.6.1           labeling_0.4.3     generics_0.1.3    </w:t>
       </w:r>
       <w:r>
         <w:br/>
@@ -33007,7 +33261,7 @@
         <w:rPr>
           <w:rStyle w:val="VerbatimChar"/>
         </w:rPr>
-        <w:t xml:space="preserve">R&gt;  [17] tibble_3.2.1       pillar_1.9.0       RColorBrewer_1.1-3 rlang_1.1.7       </w:t>
+        <w:t xml:space="preserve">R&gt;  [17] knitr_1.49         tibble_3.2.1       pillar_1.9.0       RColorBrewer_1.1-3</w:t>
       </w:r>
       <w:r>
         <w:br/>
@@ -33016,7 +33270,7 @@
         <w:rPr>
           <w:rStyle w:val="VerbatimChar"/>
         </w:rPr>
-        <w:t xml:space="preserve">R&gt;  [21] utf8_1.2.4         xfun_0.49          S7_0.2.1           cli_3.6.5         </w:t>
+        <w:t xml:space="preserve">R&gt;  [21] rlang_1.1.7        utf8_1.2.4         xfun_0.49          S7_0.2.1          </w:t>
       </w:r>
       <w:r>
         <w:br/>
@@ -33025,7 +33279,7 @@
         <w:rPr>
           <w:rStyle w:val="VerbatimChar"/>
         </w:rPr>
-        <w:t xml:space="preserve">R&gt;  [25] withr_3.0.2        magrittr_2.0.3     digest_0.6.37      grid_4.4.2        </w:t>
+        <w:t xml:space="preserve">R&gt;  [25] cli_3.6.5          withr_3.0.2        magrittr_2.0.3     digest_0.6.37     </w:t>
       </w:r>
       <w:r>
         <w:br/>
@@ -33034,7 +33288,7 @@
         <w:rPr>
           <w:rStyle w:val="VerbatimChar"/>
         </w:rPr>
-        <w:t xml:space="preserve">R&gt;  [29] sandwich_3.1-1     lifecycle_1.0.5    vctrs_0.7.1        evaluate_1.0.5    </w:t>
+        <w:t xml:space="preserve">R&gt;  [29] grid_4.4.2         sandwich_3.1-1     lifecycle_1.0.5    vctrs_0.7.1       </w:t>
       </w:r>
       <w:r>
         <w:br/>
@@ -33043,7 +33297,7 @@
         <w:rPr>
           <w:rStyle w:val="VerbatimChar"/>
         </w:rPr>
-        <w:t xml:space="preserve">R&gt;  [33] glue_1.8.0         farver_2.1.2       zoo_1.8-15         survival_3.7-0    </w:t>
+        <w:t xml:space="preserve">R&gt;  [33] evaluate_1.0.5     glue_1.8.0         farver_2.1.2       zoo_1.8-15        </w:t>
       </w:r>
       <w:r>
         <w:br/>
@@ -33052,7 +33306,7 @@
         <w:rPr>
           <w:rStyle w:val="VerbatimChar"/>
         </w:rPr>
-        <w:t xml:space="preserve">R&gt;  [37] fansi_1.0.6        rmarkdown_2.29     tools_4.4.2        pkgconfig_2.0.3   </w:t>
+        <w:t xml:space="preserve">R&gt;  [37] survival_3.7-0     fansi_1.0.6        rmarkdown_2.29     tools_4.4.2       </w:t>
       </w:r>
       <w:r>
         <w:br/>
@@ -33061,10 +33315,10 @@
         <w:rPr>
           <w:rStyle w:val="VerbatimChar"/>
         </w:rPr>
-        <w:t xml:space="preserve">R&gt;  [41] htmltools_0.5.8.1</w:t>
+        <w:t xml:space="preserve">R&gt;  [41] pkgconfig_2.0.3    htmltools_0.5.8.1</w:t>
       </w:r>
     </w:p>
-    <w:bookmarkEnd w:id="213"/>
+    <w:bookmarkEnd w:id="222"/>
     <w:sectPr/>
   </w:body>
 </w:document>

--- a/reports/manuscript_outcome_blind_dq.docx
+++ b/reports/manuscript_outcome_blind_dq.docx
@@ -1329,19 +1329,55 @@
         <w:t xml:space="preserve"> </w:t>
       </w:r>
       <w:r>
-        <w:t xml:space="preserve">decisions, and final authorization state. It does not implement</w:t>
-      </w:r>
-      <w:r>
-        <w:t xml:space="preserve"> </w:t>
-      </w:r>
-      <w:r>
-        <w:t xml:space="preserve">personnel separation, source-data access controls, protocol</w:t>
-      </w:r>
-      <w:r>
-        <w:t xml:space="preserve"> </w:t>
-      </w:r>
-      <w:r>
-        <w:t xml:space="preserve">adjudication, phenotype validation, or regulatory review.</w:t>
+        <w:t xml:space="preserve">decisions, and final authorisation state. cleanTMLE authorisation</w:t>
+      </w:r>
+      <w:r>
+        <w:t xml:space="preserve"> </w:t>
+      </w:r>
+      <w:r>
+        <w:t xml:space="preserve">checks restrict the package’s exported primary-analysis functions</w:t>
+      </w:r>
+      <w:r>
+        <w:t xml:space="preserve"> </w:t>
+      </w:r>
+      <w:r>
+        <w:t xml:space="preserve">until the required checkpoints have been recorded. These checks</w:t>
+      </w:r>
+      <w:r>
+        <w:t xml:space="preserve"> </w:t>
+      </w:r>
+      <w:r>
+        <w:t xml:space="preserve">do not control raw-data access outside the package and therefore</w:t>
+      </w:r>
+      <w:r>
+        <w:t xml:space="preserve"> </w:t>
+      </w:r>
+      <w:r>
+        <w:t xml:space="preserve">complement, but do not replace, institutional clean-room</w:t>
+      </w:r>
+      <w:r>
+        <w:t xml:space="preserve"> </w:t>
+      </w:r>
+      <w:r>
+        <w:t xml:space="preserve">safeguards such as role separation, credentialed folders, and</w:t>
+      </w:r>
+      <w:r>
+        <w:t xml:space="preserve"> </w:t>
+      </w:r>
+      <w:r>
+        <w:t xml:space="preserve">review-team checkpoints. The package does not implement personnel</w:t>
+      </w:r>
+      <w:r>
+        <w:t xml:space="preserve"> </w:t>
+      </w:r>
+      <w:r>
+        <w:t xml:space="preserve">separation, source-data access controls, protocol adjudication,</w:t>
+      </w:r>
+      <w:r>
+        <w:t xml:space="preserve"> </w:t>
+      </w:r>
+      <w:r>
+        <w:t xml:space="preserve">phenotype validation, or regulatory review.</w:t>
       </w:r>
     </w:p>
     <w:p>
@@ -5923,7 +5959,7 @@
     </w:p>
     <w:bookmarkEnd w:id="42"/>
     <w:bookmarkEnd w:id="43"/>
-    <w:bookmarkStart w:id="49" w:name="sec-framework"/>
+    <w:bookmarkStart w:id="50" w:name="sec-framework"/>
     <w:p>
       <w:pPr>
         <w:pStyle w:val="Heading1"/>
@@ -6501,6 +6537,77 @@
       </w:r>
       <w:r>
         <w:t xml:space="preserve">scenarios derived from the fit-for-purpose review.</w:t>
+      </w:r>
+    </w:p>
+    <w:p>
+      <w:pPr>
+        <w:pStyle w:val="BodyText"/>
+      </w:pPr>
+      <w:r>
+        <w:t xml:space="preserve">Clean-room guidance addresses a limitation of preregistration:</w:t>
+      </w:r>
+      <w:r>
+        <w:t xml:space="preserve"> </w:t>
+      </w:r>
+      <w:r>
+        <w:t xml:space="preserve">during RWE execution, investigators often encounter data</w:t>
+      </w:r>
+      <w:r>
+        <w:t xml:space="preserve"> </w:t>
+      </w:r>
+      <w:r>
+        <w:t xml:space="preserve">incompleteness, coding limitations, sparse events, covariate</w:t>
+      </w:r>
+      <w:r>
+        <w:t xml:space="preserve"> </w:t>
+      </w:r>
+      <w:r>
+        <w:t xml:space="preserve">imbalance, model-convergence problems, and censoring or</w:t>
+      </w:r>
+      <w:r>
+        <w:t xml:space="preserve"> </w:t>
+      </w:r>
+      <w:r>
+        <w:t xml:space="preserve">missingness issues that require decisions after data access but</w:t>
+      </w:r>
+      <w:r>
+        <w:t xml:space="preserve"> </w:t>
+      </w:r>
+      <w:r>
+        <w:t xml:space="preserve">before comparative effect estimation</w:t>
+      </w:r>
+      <w:r>
+        <w:t xml:space="preserve"> </w:t>
+      </w:r>
+      <w:r>
+        <w:t xml:space="preserve">(McGrath et al. 2021; Muntner et al. 2024)</w:t>
+      </w:r>
+      <w:r>
+        <w:t xml:space="preserve">. cleanTMLE</w:t>
+      </w:r>
+      <w:r>
+        <w:t xml:space="preserve"> </w:t>
+      </w:r>
+      <w:r>
+        <w:t xml:space="preserve">operationalises the software portion of this process by recording</w:t>
+      </w:r>
+      <w:r>
+        <w:t xml:space="preserve"> </w:t>
+      </w:r>
+      <w:r>
+        <w:t xml:space="preserve">pre-outcome diagnostics, checkpoint decisions, deviations, and</w:t>
+      </w:r>
+      <w:r>
+        <w:t xml:space="preserve"> </w:t>
+      </w:r>
+      <w:r>
+        <w:t xml:space="preserve">authorisation status before the observed primary</w:t>
+      </w:r>
+      <w:r>
+        <w:t xml:space="preserve"> </w:t>
+      </w:r>
+      <w:r>
+        <w:t xml:space="preserve">treatment-outcome association is estimated.</w:t>
       </w:r>
     </w:p>
     <w:bookmarkEnd w:id="44"/>
@@ -7514,8 +7621,717 @@
     </w:p>
     <w:bookmarkEnd w:id="47"/>
     <w:bookmarkEnd w:id="48"/>
+    <w:bookmarkStart w:id="49" w:name="X8366091c17716bf729a771323a4e967384c878f"/>
+    <w:p>
+      <w:pPr>
+        <w:pStyle w:val="Heading2"/>
+      </w:pPr>
+      <w:r>
+        <w:t xml:space="preserve">4.4 Reviewer-facing pre-outcome study dossier</w:t>
+      </w:r>
+    </w:p>
+    <w:p>
+      <w:pPr>
+        <w:pStyle w:val="FirstParagraph"/>
+      </w:pPr>
+      <w:r>
+        <w:t xml:space="preserve">The pre-outcome study dossier is a structured bundle the review</w:t>
+      </w:r>
+      <w:r>
+        <w:t xml:space="preserve"> </w:t>
+      </w:r>
+      <w:r>
+        <w:t xml:space="preserve">team can read before authorising the primary analysis. It</w:t>
+      </w:r>
+      <w:r>
+        <w:t xml:space="preserve"> </w:t>
+      </w:r>
+      <w:r>
+        <w:t xml:space="preserve">consists of:</w:t>
+      </w:r>
+    </w:p>
+    <w:tbl>
+      <w:tblPr>
+        <w:tblStyle w:val="Table"/>
+        <w:tblW w:type="pct" w:w="5000"/>
+        <w:tblLayout w:type="fixed"/>
+        <w:tblLook w:firstRow="1" w:lastRow="0" w:firstColumn="0" w:lastColumn="0" w:noHBand="0" w:noVBand="0" w:val="0020"/>
+      </w:tblPr>
+      <w:tblGrid>
+        <w:gridCol w:w="2640"/>
+        <w:gridCol w:w="2640"/>
+        <w:gridCol w:w="2640"/>
+      </w:tblGrid>
+      <w:tr>
+        <w:trPr>
+          <w:tblHeader w:val="on"/>
+        </w:trPr>
+        <w:tc>
+          <w:tcPr/>
+          <w:p>
+            <w:pPr>
+              <w:pStyle w:val="Compact"/>
+            </w:pPr>
+            <w:r>
+              <w:t xml:space="preserve">Component</w:t>
+            </w:r>
+          </w:p>
+        </w:tc>
+        <w:tc>
+          <w:tcPr/>
+          <w:p>
+            <w:pPr>
+              <w:pStyle w:val="Compact"/>
+            </w:pPr>
+            <w:r>
+              <w:t xml:space="preserve">cleanTMLE artefact</w:t>
+            </w:r>
+          </w:p>
+        </w:tc>
+        <w:tc>
+          <w:tcPr/>
+          <w:p>
+            <w:pPr>
+              <w:pStyle w:val="Compact"/>
+            </w:pPr>
+            <w:r>
+              <w:t xml:space="preserve">Outcome access</w:t>
+            </w:r>
+          </w:p>
+        </w:tc>
+      </w:tr>
+      <w:tr>
+        <w:tc>
+          <w:tcPr/>
+          <w:p>
+            <w:pPr>
+              <w:pStyle w:val="Compact"/>
+            </w:pPr>
+            <w:r>
+              <w:t xml:space="preserve">Protocol and target-trial timing</w:t>
+            </w:r>
+          </w:p>
+        </w:tc>
+        <w:tc>
+          <w:tcPr/>
+          <w:p>
+            <w:pPr>
+              <w:pStyle w:val="Compact"/>
+            </w:pPr>
+            <w:r>
+              <w:rPr>
+                <w:rStyle w:val="VerbatimChar"/>
+              </w:rPr>
+              <w:t xml:space="preserve">attach_estimand()</w:t>
+            </w:r>
+            <w:r>
+              <w:t xml:space="preserve"> </w:t>
+            </w:r>
+            <w:r>
+              <w:t xml:space="preserve">+ target-trial timing table</w:t>
+            </w:r>
+          </w:p>
+        </w:tc>
+        <w:tc>
+          <w:tcPr/>
+          <w:p>
+            <w:pPr>
+              <w:pStyle w:val="Compact"/>
+            </w:pPr>
+            <w:r>
+              <w:t xml:space="preserve">No Y</w:t>
+            </w:r>
+          </w:p>
+        </w:tc>
+      </w:tr>
+      <w:tr>
+        <w:tc>
+          <w:tcPr/>
+          <w:p>
+            <w:pPr>
+              <w:pStyle w:val="Compact"/>
+            </w:pPr>
+            <w:r>
+              <w:t xml:space="preserve">Cohort flow / attrition</w:t>
+            </w:r>
+          </w:p>
+        </w:tc>
+        <w:tc>
+          <w:tcPr/>
+          <w:p>
+            <w:pPr>
+              <w:pStyle w:val="Compact"/>
+            </w:pPr>
+            <w:r>
+              <w:rPr>
+                <w:rStyle w:val="VerbatimChar"/>
+              </w:rPr>
+              <w:t xml:space="preserve">attrition_table()</w:t>
+            </w:r>
+          </w:p>
+        </w:tc>
+        <w:tc>
+          <w:tcPr/>
+          <w:p>
+            <w:pPr>
+              <w:pStyle w:val="Compact"/>
+            </w:pPr>
+            <w:r>
+              <w:t xml:space="preserve">No Y</w:t>
+            </w:r>
+          </w:p>
+        </w:tc>
+      </w:tr>
+      <w:tr>
+        <w:tc>
+          <w:tcPr/>
+          <w:p>
+            <w:pPr>
+              <w:pStyle w:val="Compact"/>
+            </w:pPr>
+            <w:r>
+              <w:t xml:space="preserve">Event-process classification</w:t>
+            </w:r>
+          </w:p>
+        </w:tc>
+        <w:tc>
+          <w:tcPr/>
+          <w:p>
+            <w:pPr>
+              <w:pStyle w:val="Compact"/>
+            </w:pPr>
+            <w:r>
+              <w:rPr>
+                <w:rStyle w:val="VerbatimChar"/>
+              </w:rPr>
+              <w:t xml:space="preserve">clean_event_process_table()</w:t>
+            </w:r>
+            <w:r>
+              <w:t xml:space="preserve">,</w:t>
+            </w:r>
+            <w:r>
+              <w:t xml:space="preserve"> </w:t>
+            </w:r>
+            <w:r>
+              <w:rPr>
+                <w:rStyle w:val="VerbatimChar"/>
+              </w:rPr>
+              <w:t xml:space="preserve">clean_check_event_processes()</w:t>
+            </w:r>
+          </w:p>
+        </w:tc>
+        <w:tc>
+          <w:tcPr/>
+          <w:p>
+            <w:pPr>
+              <w:pStyle w:val="Compact"/>
+            </w:pPr>
+            <w:r>
+              <w:t xml:space="preserve">No Y</w:t>
+            </w:r>
+          </w:p>
+        </w:tc>
+      </w:tr>
+      <w:tr>
+        <w:tc>
+          <w:tcPr/>
+          <w:p>
+            <w:pPr>
+              <w:pStyle w:val="Compact"/>
+            </w:pPr>
+            <w:r>
+              <w:t xml:space="preserve">Covariate and missingness summary</w:t>
+            </w:r>
+          </w:p>
+        </w:tc>
+        <w:tc>
+          <w:tcPr/>
+          <w:p>
+            <w:pPr>
+              <w:pStyle w:val="Compact"/>
+            </w:pPr>
+            <w:r>
+              <w:rPr>
+                <w:rStyle w:val="VerbatimChar"/>
+              </w:rPr>
+              <w:t xml:space="preserve">make_table1()</w:t>
+            </w:r>
+            <w:r>
+              <w:t xml:space="preserve">, missingness-pattern checks</w:t>
+            </w:r>
+          </w:p>
+        </w:tc>
+        <w:tc>
+          <w:tcPr/>
+          <w:p>
+            <w:pPr>
+              <w:pStyle w:val="Compact"/>
+            </w:pPr>
+            <w:r>
+              <w:t xml:space="preserve">No Y</w:t>
+            </w:r>
+          </w:p>
+        </w:tc>
+      </w:tr>
+      <w:tr>
+        <w:tc>
+          <w:tcPr/>
+          <w:p>
+            <w:pPr>
+              <w:pStyle w:val="Compact"/>
+            </w:pPr>
+            <w:r>
+              <w:t xml:space="preserve">PS overlap and balance</w:t>
+            </w:r>
+          </w:p>
+        </w:tc>
+        <w:tc>
+          <w:tcPr/>
+          <w:p>
+            <w:pPr>
+              <w:pStyle w:val="Compact"/>
+            </w:pPr>
+            <w:r>
+              <w:rPr>
+                <w:rStyle w:val="VerbatimChar"/>
+              </w:rPr>
+              <w:t xml:space="preserve">compute_ps_diagnostics()</w:t>
+            </w:r>
+            <w:r>
+              <w:t xml:space="preserve">,</w:t>
+            </w:r>
+            <w:r>
+              <w:t xml:space="preserve"> </w:t>
+            </w:r>
+            <w:r>
+              <w:rPr>
+                <w:rStyle w:val="VerbatimChar"/>
+              </w:rPr>
+              <w:t xml:space="preserve">love_plot()</w:t>
+            </w:r>
+            <w:r>
+              <w:t xml:space="preserve">,</w:t>
+            </w:r>
+            <w:r>
+              <w:t xml:space="preserve"> </w:t>
+            </w:r>
+            <w:r>
+              <w:rPr>
+                <w:rStyle w:val="VerbatimChar"/>
+              </w:rPr>
+              <w:t xml:space="preserve">love_plot_threeway()</w:t>
+            </w:r>
+          </w:p>
+        </w:tc>
+        <w:tc>
+          <w:tcPr/>
+          <w:p>
+            <w:pPr>
+              <w:pStyle w:val="Compact"/>
+            </w:pPr>
+            <w:r>
+              <w:t xml:space="preserve">No Y</w:t>
+            </w:r>
+          </w:p>
+        </w:tc>
+      </w:tr>
+      <w:tr>
+        <w:tc>
+          <w:tcPr/>
+          <w:p>
+            <w:pPr>
+              <w:pStyle w:val="Compact"/>
+            </w:pPr>
+            <w:r>
+              <w:t xml:space="preserve">Treatment- and IPCW-weight diagnostics</w:t>
+            </w:r>
+          </w:p>
+        </w:tc>
+        <w:tc>
+          <w:tcPr/>
+          <w:p>
+            <w:pPr>
+              <w:pStyle w:val="Compact"/>
+            </w:pPr>
+            <w:r>
+              <w:rPr>
+                <w:rStyle w:val="VerbatimChar"/>
+              </w:rPr>
+              <w:t xml:space="preserve">clean_weight_diagnostics()</w:t>
+            </w:r>
+            <w:r>
+              <w:t xml:space="preserve">,</w:t>
+            </w:r>
+            <w:r>
+              <w:t xml:space="preserve"> </w:t>
+            </w:r>
+            <w:r>
+              <w:rPr>
+                <w:rStyle w:val="VerbatimChar"/>
+              </w:rPr>
+              <w:t xml:space="preserve">extreme_weights()</w:t>
+            </w:r>
+          </w:p>
+        </w:tc>
+        <w:tc>
+          <w:tcPr/>
+          <w:p>
+            <w:pPr>
+              <w:pStyle w:val="Compact"/>
+            </w:pPr>
+            <w:r>
+              <w:t xml:space="preserve">No Y</w:t>
+            </w:r>
+          </w:p>
+        </w:tc>
+      </w:tr>
+      <w:tr>
+        <w:tc>
+          <w:tcPr/>
+          <w:p>
+            <w:pPr>
+              <w:pStyle w:val="Compact"/>
+            </w:pPr>
+            <w:r>
+              <w:t xml:space="preserve">Event-count and precision adequacy</w:t>
+            </w:r>
+          </w:p>
+        </w:tc>
+        <w:tc>
+          <w:tcPr/>
+          <w:p>
+            <w:pPr>
+              <w:pStyle w:val="Compact"/>
+            </w:pPr>
+            <w:r>
+              <w:rPr>
+                <w:rStyle w:val="VerbatimChar"/>
+              </w:rPr>
+              <w:t xml:space="preserve">checkpoint_cohort_adequacy()</w:t>
+            </w:r>
+            <w:r>
+              <w:t xml:space="preserve">,</w:t>
+            </w:r>
+            <w:r>
+              <w:t xml:space="preserve"> </w:t>
+            </w:r>
+            <w:r>
+              <w:rPr>
+                <w:rStyle w:val="VerbatimChar"/>
+              </w:rPr>
+              <w:t xml:space="preserve">estimate_design_precision()</w:t>
+            </w:r>
+          </w:p>
+        </w:tc>
+        <w:tc>
+          <w:tcPr/>
+          <w:p>
+            <w:pPr>
+              <w:pStyle w:val="Compact"/>
+            </w:pPr>
+            <w:r>
+              <w:t xml:space="preserve">Marginal Y only</w:t>
+            </w:r>
+          </w:p>
+        </w:tc>
+      </w:tr>
+      <w:tr>
+        <w:tc>
+          <w:tcPr/>
+          <w:p>
+            <w:pPr>
+              <w:pStyle w:val="Compact"/>
+            </w:pPr>
+            <w:r>
+              <w:t xml:space="preserve">Baseline plasmode candidate selection</w:t>
+            </w:r>
+          </w:p>
+        </w:tc>
+        <w:tc>
+          <w:tcPr/>
+          <w:p>
+            <w:pPr>
+              <w:pStyle w:val="Compact"/>
+            </w:pPr>
+            <w:r>
+              <w:rPr>
+                <w:rStyle w:val="VerbatimChar"/>
+              </w:rPr>
+              <w:t xml:space="preserve">run_plasmode_feasibility()</w:t>
+            </w:r>
+            <w:r>
+              <w:t xml:space="preserve">,</w:t>
+            </w:r>
+            <w:r>
+              <w:t xml:space="preserve"> </w:t>
+            </w:r>
+            <w:r>
+              <w:rPr>
+                <w:rStyle w:val="VerbatimChar"/>
+              </w:rPr>
+              <w:t xml:space="preserve">select_tmle_candidate()</w:t>
+            </w:r>
+          </w:p>
+        </w:tc>
+        <w:tc>
+          <w:tcPr/>
+          <w:p>
+            <w:pPr>
+              <w:pStyle w:val="Compact"/>
+            </w:pPr>
+            <w:r>
+              <w:t xml:space="preserve">Synthetic Y only</w:t>
+            </w:r>
+          </w:p>
+        </w:tc>
+      </w:tr>
+      <w:tr>
+        <w:tc>
+          <w:tcPr/>
+          <w:p>
+            <w:pPr>
+              <w:pStyle w:val="Compact"/>
+            </w:pPr>
+            <w:r>
+              <w:t xml:space="preserve">DQ stress-test results</w:t>
+            </w:r>
+          </w:p>
+        </w:tc>
+        <w:tc>
+          <w:tcPr/>
+          <w:p>
+            <w:pPr>
+              <w:pStyle w:val="Compact"/>
+            </w:pPr>
+            <w:r>
+              <w:rPr>
+                <w:rStyle w:val="VerbatimChar"/>
+              </w:rPr>
+              <w:t xml:space="preserve">run_plasmode_dq_stress()</w:t>
+            </w:r>
+            <w:r>
+              <w:t xml:space="preserve">,</w:t>
+            </w:r>
+            <w:r>
+              <w:t xml:space="preserve"> </w:t>
+            </w:r>
+            <w:r>
+              <w:rPr>
+                <w:rStyle w:val="VerbatimChar"/>
+              </w:rPr>
+              <w:t xml:space="preserve">summarize_dq_degradation()</w:t>
+            </w:r>
+          </w:p>
+        </w:tc>
+        <w:tc>
+          <w:tcPr/>
+          <w:p>
+            <w:pPr>
+              <w:pStyle w:val="Compact"/>
+            </w:pPr>
+            <w:r>
+              <w:t xml:space="preserve">Synthetic Y only</w:t>
+            </w:r>
+          </w:p>
+        </w:tc>
+      </w:tr>
+      <w:tr>
+        <w:tc>
+          <w:tcPr/>
+          <w:p>
+            <w:pPr>
+              <w:pStyle w:val="Compact"/>
+            </w:pPr>
+            <w:r>
+              <w:t xml:space="preserve">Negative-control eligibility and attrition</w:t>
+            </w:r>
+          </w:p>
+        </w:tc>
+        <w:tc>
+          <w:tcPr/>
+          <w:p>
+            <w:pPr>
+              <w:pStyle w:val="Compact"/>
+            </w:pPr>
+            <w:r>
+              <w:rPr>
+                <w:rStyle w:val="VerbatimChar"/>
+              </w:rPr>
+              <w:t xml:space="preserve">run_residual_confounding_stage()</w:t>
+            </w:r>
+            <w:r>
+              <w:t xml:space="preserve">, NC attrition diagram</w:t>
+            </w:r>
+          </w:p>
+        </w:tc>
+        <w:tc>
+          <w:tcPr/>
+          <w:p>
+            <w:pPr>
+              <w:pStyle w:val="Compact"/>
+            </w:pPr>
+            <w:r>
+              <w:t xml:space="preserve">Negative-control Y only</w:t>
+            </w:r>
+          </w:p>
+        </w:tc>
+      </w:tr>
+      <w:tr>
+        <w:tc>
+          <w:tcPr/>
+          <w:p>
+            <w:pPr>
+              <w:pStyle w:val="Compact"/>
+            </w:pPr>
+            <w:r>
+              <w:t xml:space="preserve">GO / FLAG / STOP checkpoint dashboard</w:t>
+            </w:r>
+          </w:p>
+        </w:tc>
+        <w:tc>
+          <w:tcPr/>
+          <w:p>
+            <w:pPr>
+              <w:pStyle w:val="Compact"/>
+            </w:pPr>
+            <w:r>
+              <w:rPr>
+                <w:rStyle w:val="VerbatimChar"/>
+              </w:rPr>
+              <w:t xml:space="preserve">gate_all()</w:t>
+            </w:r>
+            <w:r>
+              <w:t xml:space="preserve"> </w:t>
+            </w:r>
+            <w:r>
+              <w:t xml:space="preserve">composite + per-checkpoint records</w:t>
+            </w:r>
+          </w:p>
+        </w:tc>
+        <w:tc>
+          <w:tcPr/>
+          <w:p>
+            <w:pPr>
+              <w:pStyle w:val="Compact"/>
+            </w:pPr>
+            <w:r>
+              <w:t xml:space="preserve">No Y</w:t>
+            </w:r>
+          </w:p>
+        </w:tc>
+      </w:tr>
+      <w:tr>
+        <w:tc>
+          <w:tcPr/>
+          <w:p>
+            <w:pPr>
+              <w:pStyle w:val="Compact"/>
+            </w:pPr>
+            <w:r>
+              <w:t xml:space="preserve">Decision log and audit log export</w:t>
+            </w:r>
+          </w:p>
+        </w:tc>
+        <w:tc>
+          <w:tcPr/>
+          <w:p>
+            <w:pPr>
+              <w:pStyle w:val="Compact"/>
+            </w:pPr>
+            <w:r>
+              <w:rPr>
+                <w:rStyle w:val="VerbatimChar"/>
+              </w:rPr>
+              <w:t xml:space="preserve">export_decision_log()</w:t>
+            </w:r>
+            <w:r>
+              <w:t xml:space="preserve">,</w:t>
+            </w:r>
+            <w:r>
+              <w:t xml:space="preserve"> </w:t>
+            </w:r>
+            <w:r>
+              <w:rPr>
+                <w:rStyle w:val="VerbatimChar"/>
+              </w:rPr>
+              <w:t xml:space="preserve">save_decision_log()</w:t>
+            </w:r>
+          </w:p>
+        </w:tc>
+        <w:tc>
+          <w:tcPr/>
+          <w:p>
+            <w:pPr>
+              <w:pStyle w:val="Compact"/>
+            </w:pPr>
+            <w:r>
+              <w:t xml:space="preserve">No Y</w:t>
+            </w:r>
+          </w:p>
+        </w:tc>
+      </w:tr>
+      <w:tr>
+        <w:tc>
+          <w:tcPr/>
+          <w:p>
+            <w:pPr>
+              <w:pStyle w:val="Compact"/>
+            </w:pPr>
+            <w:r>
+              <w:t xml:space="preserve">Authorisation record for primary analysis</w:t>
+            </w:r>
+          </w:p>
+        </w:tc>
+        <w:tc>
+          <w:tcPr/>
+          <w:p>
+            <w:pPr>
+              <w:pStyle w:val="Compact"/>
+            </w:pPr>
+            <w:r>
+              <w:rPr>
+                <w:rStyle w:val="VerbatimChar"/>
+              </w:rPr>
+              <w:t xml:space="preserve">authorize_outcome_analysis()</w:t>
+            </w:r>
+          </w:p>
+        </w:tc>
+        <w:tc>
+          <w:tcPr/>
+          <w:p>
+            <w:pPr>
+              <w:pStyle w:val="Compact"/>
+            </w:pPr>
+            <w:r>
+              <w:t xml:space="preserve">No Y</w:t>
+            </w:r>
+          </w:p>
+        </w:tc>
+      </w:tr>
+    </w:tbl>
+    <w:p>
+      <w:pPr>
+        <w:pStyle w:val="BodyText"/>
+      </w:pPr>
+      <w:r>
+        <w:t xml:space="preserve">The dossier is the artefact the reviewer reads. Comparative</w:t>
+      </w:r>
+      <w:r>
+        <w:t xml:space="preserve"> </w:t>
+      </w:r>
+      <w:r>
+        <w:t xml:space="preserve">treatment-outcome estimates are not part of the dossier and are</w:t>
+      </w:r>
+      <w:r>
+        <w:t xml:space="preserve"> </w:t>
+      </w:r>
+      <w:r>
+        <w:t xml:space="preserve">produced only after authorisation.</w:t>
+      </w:r>
+    </w:p>
     <w:bookmarkEnd w:id="49"/>
-    <w:bookmarkStart w:id="56" w:name="sec-dq"/>
+    <w:bookmarkEnd w:id="50"/>
+    <w:bookmarkStart w:id="57" w:name="sec-dq"/>
     <w:p>
       <w:pPr>
         <w:pStyle w:val="Heading1"/>
@@ -7524,7 +8340,7 @@
         <w:t xml:space="preserve">5. Data Quality as a Quantifiable Threat</w:t>
       </w:r>
     </w:p>
-    <w:bookmarkStart w:id="50" w:name="X262475fd6dc51a12a4d5d933c1148a3024c08ab"/>
+    <w:bookmarkStart w:id="51" w:name="X262475fd6dc51a12a4d5d933c1148a3024c08ab"/>
     <w:p>
       <w:pPr>
         <w:pStyle w:val="Heading2"/>
@@ -7935,8 +8751,8 @@
         <w:t xml:space="preserve">behaviour under prespecified perturbations.</w:t>
       </w:r>
     </w:p>
-    <w:bookmarkEnd w:id="50"/>
-    <w:bookmarkStart w:id="51" w:name="X4f009c1ca2a345c3f9f27806faafdc4c5929f9a"/>
+    <w:bookmarkEnd w:id="51"/>
+    <w:bookmarkStart w:id="52" w:name="X4f009c1ca2a345c3f9f27806faafdc4c5929f9a"/>
     <w:p>
       <w:pPr>
         <w:pStyle w:val="Heading2"/>
@@ -8395,8 +9211,8 @@
         <w:t xml:space="preserve">elements (covariate availability, missingness handling).</w:t>
       </w:r>
     </w:p>
-    <w:bookmarkEnd w:id="51"/>
-    <w:bookmarkStart w:id="52" w:name="the-degradation-gradient"/>
+    <w:bookmarkEnd w:id="52"/>
+    <w:bookmarkStart w:id="53" w:name="the-degradation-gradient"/>
     <w:p>
       <w:pPr>
         <w:pStyle w:val="Heading2"/>
@@ -8607,8 +9423,8 @@
         <w:t xml:space="preserve">post-hoc on the realised data.</w:t>
       </w:r>
     </w:p>
-    <w:bookmarkEnd w:id="52"/>
-    <w:bookmarkStart w:id="54" w:name="sec-threat-matrix"/>
+    <w:bookmarkEnd w:id="53"/>
+    <w:bookmarkStart w:id="55" w:name="sec-threat-matrix"/>
     <w:p>
       <w:pPr>
         <w:pStyle w:val="Heading2"/>
@@ -8766,7 +9582,7 @@
       <w:tr>
         <w:tc>
           <w:tcPr/>
-          <w:bookmarkStart w:id="53" w:name="tbl-threat-matrix"/>
+          <w:bookmarkStart w:id="54" w:name="tbl-threat-matrix"/>
           <w:p>
             <w:pPr>
               <w:jc w:val="center"/>
@@ -9285,7 +10101,7 @@
               </w:tc>
             </w:tr>
           </w:tbl>
-          <w:bookmarkEnd w:id="53"/>
+          <w:bookmarkEnd w:id="54"/>
           <w:p/>
         </w:tc>
       </w:tr>
@@ -9405,8 +10221,8 @@
         <w:t xml:space="preserve">in the simulation engine.</w:t>
       </w:r>
     </w:p>
-    <w:bookmarkEnd w:id="54"/>
-    <w:bookmarkStart w:id="55" w:name="sec-calibration"/>
+    <w:bookmarkEnd w:id="55"/>
+    <w:bookmarkStart w:id="56" w:name="sec-calibration"/>
     <w:p>
       <w:pPr>
         <w:pStyle w:val="Heading2"/>
@@ -9795,9 +10611,9 @@
         <w:t xml:space="preserve">).</w:t>
       </w:r>
     </w:p>
-    <w:bookmarkEnd w:id="55"/>
     <w:bookmarkEnd w:id="56"/>
-    <w:bookmarkStart w:id="61" w:name="sec-bridge"/>
+    <w:bookmarkEnd w:id="57"/>
+    <w:bookmarkStart w:id="62" w:name="sec-bridge"/>
     <w:p>
       <w:pPr>
         <w:pStyle w:val="Heading1"/>
@@ -9974,7 +10790,7 @@
         <w:t xml:space="preserve">Muntner et al. wording is one-to-one.</w:t>
       </w:r>
     </w:p>
-    <w:bookmarkStart w:id="57" w:name="X4870de5334a1d002935adfa59f8358a3c7029c6"/>
+    <w:bookmarkStart w:id="58" w:name="X4870de5334a1d002935adfa59f8358a3c7029c6"/>
     <w:p>
       <w:pPr>
         <w:pStyle w:val="Heading2"/>
@@ -10063,8 +10879,8 @@
         <w:t xml:space="preserve">scored against the prespecified decision rule.</w:t>
       </w:r>
     </w:p>
-    <w:bookmarkEnd w:id="57"/>
-    <w:bookmarkStart w:id="58" w:name="what-the-dq-supplement-adds"/>
+    <w:bookmarkEnd w:id="58"/>
+    <w:bookmarkStart w:id="59" w:name="what-the-dq-supplement-adds"/>
     <w:p>
       <w:pPr>
         <w:pStyle w:val="Heading2"/>
@@ -10370,8 +11186,8 @@
         <w:t xml:space="preserve">the decision.</w:t>
       </w:r>
     </w:p>
-    <w:bookmarkEnd w:id="58"/>
-    <w:bookmarkStart w:id="59" w:name="position-relative-to-other-bias-analyses"/>
+    <w:bookmarkEnd w:id="59"/>
+    <w:bookmarkStart w:id="60" w:name="position-relative-to-other-bias-analyses"/>
     <w:p>
       <w:pPr>
         <w:pStyle w:val="Heading2"/>
@@ -10533,8 +11349,8 @@
         <w:t xml:space="preserve">threat, at a different stage, with a different artifact.</w:t>
       </w:r>
     </w:p>
-    <w:bookmarkEnd w:id="59"/>
-    <w:bookmarkStart w:id="60" w:name="why-outcome-blind-matters-here"/>
+    <w:bookmarkEnd w:id="60"/>
+    <w:bookmarkStart w:id="61" w:name="why-outcome-blind-matters-here"/>
     <w:p>
       <w:pPr>
         <w:pStyle w:val="Heading2"/>
@@ -10761,9 +11577,9 @@
         <w:t xml:space="preserve">run.</w:t>
       </w:r>
     </w:p>
-    <w:bookmarkEnd w:id="60"/>
     <w:bookmarkEnd w:id="61"/>
-    <w:bookmarkStart w:id="67" w:name="sec-implementation"/>
+    <w:bookmarkEnd w:id="62"/>
+    <w:bookmarkStart w:id="68" w:name="sec-implementation"/>
     <w:p>
       <w:pPr>
         <w:pStyle w:val="Heading1"/>
@@ -10781,7 +11597,7 @@
         <w:t xml:space="preserve">run_plasmode_dq_stress()</w:t>
       </w:r>
     </w:p>
-    <w:bookmarkStart w:id="62" w:name="a-worked-workflow"/>
+    <w:bookmarkStart w:id="63" w:name="a-worked-workflow"/>
     <w:p>
       <w:pPr>
         <w:pStyle w:val="Heading2"/>
@@ -14083,8 +14899,8 @@
         <w:t xml:space="preserve">infrastructure on the analyst’s side.</w:t>
       </w:r>
     </w:p>
-    <w:bookmarkEnd w:id="62"/>
-    <w:bookmarkStart w:id="63" w:name="inside-run_plasmode_dq_stress"/>
+    <w:bookmarkEnd w:id="63"/>
+    <w:bookmarkStart w:id="64" w:name="inside-run_plasmode_dq_stress"/>
     <w:p>
       <w:pPr>
         <w:pStyle w:val="Heading2"/>
@@ -14410,8 +15226,8 @@
         <w:t xml:space="preserve">outcome ascertainment.</w:t>
       </w:r>
     </w:p>
-    <w:bookmarkEnd w:id="63"/>
-    <w:bookmarkStart w:id="64" w:name="cumulative-risk-workflow-considerations"/>
+    <w:bookmarkEnd w:id="64"/>
+    <w:bookmarkStart w:id="65" w:name="cumulative-risk-workflow-considerations"/>
     <w:p>
       <w:pPr>
         <w:pStyle w:val="Heading2"/>
@@ -14857,8 +15673,8 @@
         <w:t xml:space="preserve">proportional-hazards interpretation is scientifically justified.</w:t>
       </w:r>
     </w:p>
-    <w:bookmarkEnd w:id="64"/>
-    <w:bookmarkStart w:id="65" w:name="X0dca275365b1ea9fc0b3ffe97cd757b2bc51779"/>
+    <w:bookmarkEnd w:id="65"/>
+    <w:bookmarkStart w:id="66" w:name="X0dca275365b1ea9fc0b3ffe97cd757b2bc51779"/>
     <w:p>
       <w:pPr>
         <w:pStyle w:val="Heading2"/>
@@ -15188,8 +16004,8 @@
         <w:t xml:space="preserve">R&gt;  3         0.089 0.000000e+00   OK</w:t>
       </w:r>
     </w:p>
-    <w:bookmarkEnd w:id="65"/>
-    <w:bookmarkStart w:id="66" w:name="Xf50b5df1c7478f84a38ff2d616f12345ba7582f"/>
+    <w:bookmarkEnd w:id="66"/>
+    <w:bookmarkStart w:id="67" w:name="Xf50b5df1c7478f84a38ff2d616f12345ba7582f"/>
     <w:p>
       <w:pPr>
         <w:pStyle w:val="Heading2"/>
@@ -15299,9 +16115,9 @@
         <w:t xml:space="preserve">hazard-scale estimand declaration.</w:t>
       </w:r>
     </w:p>
-    <w:bookmarkEnd w:id="66"/>
     <w:bookmarkEnd w:id="67"/>
-    <w:bookmarkStart w:id="95" w:name="sec-simulation"/>
+    <w:bookmarkEnd w:id="68"/>
+    <w:bookmarkStart w:id="96" w:name="sec-simulation"/>
     <w:p>
       <w:pPr>
         <w:pStyle w:val="Heading1"/>
@@ -15310,7 +16126,7 @@
         <w:t xml:space="preserve">8. Simulation Study</w:t>
       </w:r>
     </w:p>
-    <w:bookmarkStart w:id="68" w:name="design"/>
+    <w:bookmarkStart w:id="69" w:name="design"/>
     <w:p>
       <w:pPr>
         <w:pStyle w:val="Heading2"/>
@@ -16009,8 +16825,8 @@
         <w:t xml:space="preserve">yields fifteen scenario × severity cells per Monte Carlo scenario.</w:t>
       </w:r>
     </w:p>
-    <w:bookmarkEnd w:id="68"/>
-    <w:bookmarkStart w:id="85" w:name="monte-carlo-results"/>
+    <w:bookmarkEnd w:id="69"/>
+    <w:bookmarkStart w:id="86" w:name="monte-carlo-results"/>
     <w:p>
       <w:pPr>
         <w:pStyle w:val="Heading2"/>
@@ -16019,7 +16835,7 @@
         <w:t xml:space="preserve">8.2 Monte Carlo results</w:t>
       </w:r>
     </w:p>
-    <w:bookmarkStart w:id="69" w:name="scenario-a-good-overlap-true-rd--0.02979"/>
+    <w:bookmarkStart w:id="70" w:name="scenario-a-good-overlap-true-rd--0.02979"/>
     <w:p>
       <w:pPr>
         <w:pStyle w:val="Heading3"/>
@@ -17084,8 +17900,8 @@
         </w:tc>
       </w:tr>
     </w:tbl>
-    <w:bookmarkEnd w:id="69"/>
-    <w:bookmarkStart w:id="70" w:name="X539d2e41b20619841b5f484f160273f03ef61dd"/>
+    <w:bookmarkEnd w:id="70"/>
+    <w:bookmarkStart w:id="71" w:name="X539d2e41b20619841b5f484f160273f03ef61dd"/>
     <w:p>
       <w:pPr>
         <w:pStyle w:val="Heading3"/>
@@ -18150,8 +18966,8 @@
         </w:tc>
       </w:tr>
     </w:tbl>
-    <w:bookmarkEnd w:id="70"/>
-    <w:bookmarkStart w:id="71" w:name="X5abe8fbf009ebf57dedb1ebf41d3907d23035c8"/>
+    <w:bookmarkEnd w:id="71"/>
+    <w:bookmarkStart w:id="72" w:name="X5abe8fbf009ebf57dedb1ebf41d3907d23035c8"/>
     <w:p>
       <w:pPr>
         <w:pStyle w:val="Heading3"/>
@@ -19216,8 +20032,8 @@
         </w:tc>
       </w:tr>
     </w:tbl>
-    <w:bookmarkEnd w:id="71"/>
-    <w:bookmarkStart w:id="84" w:name="interpretation"/>
+    <w:bookmarkEnd w:id="72"/>
+    <w:bookmarkStart w:id="85" w:name="interpretation"/>
     <w:p>
       <w:pPr>
         <w:pStyle w:val="Heading3"/>
@@ -19651,18 +20467,18 @@
           <wp:inline>
             <wp:extent cx="5334000" cy="6000750"/>
             <wp:effectExtent b="0" l="0" r="0" t="0"/>
-            <wp:docPr descr="Sampling distribution of the risk-difference estimate across Monte Carlo replicates. The dashed red line marks the true RD. Under unmeasured confounding (C), all estimators are shifted from the truth." title="" id="73" name="Picture"/>
+            <wp:docPr descr="Sampling distribution of the risk-difference estimate across Monte Carlo replicates. The dashed red line marks the true RD. Under unmeasured confounding (C), all estimators are shifted from the truth." title="" id="74" name="Picture"/>
             <a:graphic>
               <a:graphicData uri="http://schemas.openxmlformats.org/drawingml/2006/picture">
                 <pic:pic>
                   <pic:nvPicPr>
-                    <pic:cNvPr descr="manuscript_outcome_blind_dq_files/figure-docx/mc-boxplots-1.png" id="74" name="Picture"/>
+                    <pic:cNvPr descr="manuscript_outcome_blind_dq_files/figure-docx/mc-boxplots-1.png" id="75" name="Picture"/>
                     <pic:cNvPicPr>
                       <a:picLocks noChangeArrowheads="1" noChangeAspect="1"/>
                     </pic:cNvPicPr>
                   </pic:nvPicPr>
                   <pic:blipFill>
-                    <a:blip r:embed="rId72"/>
+                    <a:blip r:embed="rId73"/>
                     <a:stretch>
                       <a:fillRect/>
                     </a:stretch>
@@ -19706,18 +20522,18 @@
           <wp:inline>
             <wp:extent cx="5334000" cy="3333750"/>
             <wp:effectExtent b="0" l="0" r="0" t="0"/>
-            <wp:docPr descr="95% CI coverage by estimator and scenario. The dashed red line marks the nominal 95%." title="" id="76" name="Picture"/>
+            <wp:docPr descr="95% CI coverage by estimator and scenario. The dashed red line marks the nominal 95%." title="" id="77" name="Picture"/>
             <a:graphic>
               <a:graphicData uri="http://schemas.openxmlformats.org/drawingml/2006/picture">
                 <pic:pic>
                   <pic:nvPicPr>
-                    <pic:cNvPr descr="manuscript_outcome_blind_dq_files/figure-docx/coverage-bar-1.png" id="77" name="Picture"/>
+                    <pic:cNvPr descr="manuscript_outcome_blind_dq_files/figure-docx/coverage-bar-1.png" id="78" name="Picture"/>
                     <pic:cNvPicPr>
                       <a:picLocks noChangeArrowheads="1" noChangeAspect="1"/>
                     </pic:cNvPicPr>
                   </pic:nvPicPr>
                   <pic:blipFill>
-                    <a:blip r:embed="rId75"/>
+                    <a:blip r:embed="rId76"/>
                     <a:stretch>
                       <a:fillRect/>
                     </a:stretch>
@@ -19761,18 +20577,18 @@
           <wp:inline>
             <wp:extent cx="5334000" cy="3333750"/>
             <wp:effectExtent b="0" l="0" r="0" t="0"/>
-            <wp:docPr descr="Ratio of mean reported SE to empirical SD. Values near 1.0 indicate well-calibrated standard errors." title="" id="79" name="Picture"/>
+            <wp:docPr descr="Ratio of mean reported SE to empirical SD. Values near 1.0 indicate well-calibrated standard errors." title="" id="80" name="Picture"/>
             <a:graphic>
               <a:graphicData uri="http://schemas.openxmlformats.org/drawingml/2006/picture">
                 <pic:pic>
                   <pic:nvPicPr>
-                    <pic:cNvPr descr="manuscript_outcome_blind_dq_files/figure-docx/se-calibration-1.png" id="80" name="Picture"/>
+                    <pic:cNvPr descr="manuscript_outcome_blind_dq_files/figure-docx/se-calibration-1.png" id="81" name="Picture"/>
                     <pic:cNvPicPr>
                       <a:picLocks noChangeArrowheads="1" noChangeAspect="1"/>
                     </pic:cNvPicPr>
                   </pic:nvPicPr>
                   <pic:blipFill>
-                    <a:blip r:embed="rId78"/>
+                    <a:blip r:embed="rId79"/>
                     <a:stretch>
                       <a:fillRect/>
                     </a:stretch>
@@ -19816,18 +20632,18 @@
           <wp:inline>
             <wp:extent cx="5334000" cy="4000500"/>
             <wp:effectExtent b="0" l="0" r="0" t="0"/>
-            <wp:docPr descr="Forest plot of Monte Carlo mean estimates by estimator and scenario, with Monte Carlo 95 percent intervals. The dashed grey line marks each scenario’s true RD; the dashed red lines mark the prespecified |bias| decision threshold around the truth (max_abs_bias = 0.02). Candidates falling outside the red lines trip the locked decision rule for that scenario." title="" id="82" name="Picture"/>
+            <wp:docPr descr="Forest plot of Monte Carlo mean estimates by estimator and scenario, with Monte Carlo 95 percent intervals. The dashed grey line marks each scenario’s true RD; the dashed red lines mark the prespecified |bias| decision threshold around the truth (max_abs_bias = 0.02). Candidates falling outside the red lines trip the locked decision rule for that scenario." title="" id="83" name="Picture"/>
             <a:graphic>
               <a:graphicData uri="http://schemas.openxmlformats.org/drawingml/2006/picture">
                 <pic:pic>
                   <pic:nvPicPr>
-                    <pic:cNvPr descr="manuscript_outcome_blind_dq_files/figure-docx/mc-forest-1.png" id="83" name="Picture"/>
+                    <pic:cNvPr descr="manuscript_outcome_blind_dq_files/figure-docx/mc-forest-1.png" id="84" name="Picture"/>
                     <pic:cNvPicPr>
                       <a:picLocks noChangeArrowheads="1" noChangeAspect="1"/>
                     </pic:cNvPicPr>
                   </pic:nvPicPr>
                   <pic:blipFill>
-                    <a:blip r:embed="rId81"/>
+                    <a:blip r:embed="rId82"/>
                     <a:stretch>
                       <a:fillRect/>
                     </a:stretch>
@@ -19862,9 +20678,9 @@
         <w:t xml:space="preserve">Forest plot of Monte Carlo mean estimates by estimator and scenario, with Monte Carlo 95 percent intervals. The dashed grey line marks each scenario’s true RD; the dashed red lines mark the prespecified |bias| decision threshold around the truth (max_abs_bias = 0.02). Candidates falling outside the red lines trip the locked decision rule for that scenario.</w:t>
       </w:r>
     </w:p>
-    <w:bookmarkEnd w:id="84"/>
     <w:bookmarkEnd w:id="85"/>
-    <w:bookmarkStart w:id="93" w:name="plasmode-dq-stress-test-results"/>
+    <w:bookmarkEnd w:id="86"/>
+    <w:bookmarkStart w:id="94" w:name="plasmode-dq-stress-test-results"/>
     <w:p>
       <w:pPr>
         <w:pStyle w:val="Heading2"/>
@@ -19873,7 +20689,7 @@
         <w:t xml:space="preserve">8.3 Plasmode DQ stress-test results</w:t>
       </w:r>
     </w:p>
-    <w:bookmarkStart w:id="86" w:name="scenario-a-good-overlap"/>
+    <w:bookmarkStart w:id="87" w:name="scenario-a-good-overlap"/>
     <w:p>
       <w:pPr>
         <w:pStyle w:val="Heading3"/>
@@ -21026,8 +21842,8 @@
         </w:tc>
       </w:tr>
     </w:tbl>
-    <w:bookmarkEnd w:id="86"/>
-    <w:bookmarkStart w:id="87" w:name="scenario-b-marginal-overlap"/>
+    <w:bookmarkEnd w:id="87"/>
+    <w:bookmarkStart w:id="88" w:name="scenario-b-marginal-overlap"/>
     <w:p>
       <w:pPr>
         <w:pStyle w:val="Heading3"/>
@@ -22180,8 +22996,8 @@
         </w:tc>
       </w:tr>
     </w:tbl>
-    <w:bookmarkEnd w:id="87"/>
-    <w:bookmarkStart w:id="88" w:name="scenario-c-unmeasured-confounding"/>
+    <w:bookmarkEnd w:id="88"/>
+    <w:bookmarkStart w:id="89" w:name="scenario-c-unmeasured-confounding"/>
     <w:p>
       <w:pPr>
         <w:pStyle w:val="Heading3"/>
@@ -23334,8 +24150,8 @@
         </w:tc>
       </w:tr>
     </w:tbl>
-    <w:bookmarkEnd w:id="88"/>
-    <w:bookmarkStart w:id="92" w:name="reading-the-degradation-gradient"/>
+    <w:bookmarkEnd w:id="89"/>
+    <w:bookmarkStart w:id="93" w:name="reading-the-degradation-gradient"/>
     <w:p>
       <w:pPr>
         <w:pStyle w:val="Heading3"/>
@@ -23541,18 +24357,18 @@
           <wp:inline>
             <wp:extent cx="5334000" cy="6667500"/>
             <wp:effectExtent b="0" l="0" r="0" t="0"/>
-            <wp:docPr descr="Degradation gradient. Bias (top) and coverage (bottom) for the selected TMLE candidate at each severity level of each DQ scenario, faceted by Monte Carlo scenario." title="" id="90" name="Picture"/>
+            <wp:docPr descr="Degradation gradient. Bias (top) and coverage (bottom) for the selected TMLE candidate at each severity level of each DQ scenario, faceted by Monte Carlo scenario." title="" id="91" name="Picture"/>
             <a:graphic>
               <a:graphicData uri="http://schemas.openxmlformats.org/drawingml/2006/picture">
                 <pic:pic>
                   <pic:nvPicPr>
-                    <pic:cNvPr descr="manuscript_outcome_blind_dq_files/figure-docx/dq-gradient-plots-1.png" id="91" name="Picture"/>
+                    <pic:cNvPr descr="manuscript_outcome_blind_dq_files/figure-docx/dq-gradient-plots-1.png" id="92" name="Picture"/>
                     <pic:cNvPicPr>
                       <a:picLocks noChangeArrowheads="1" noChangeAspect="1"/>
                     </pic:cNvPicPr>
                   </pic:nvPicPr>
                   <pic:blipFill>
-                    <a:blip r:embed="rId89"/>
+                    <a:blip r:embed="rId90"/>
                     <a:stretch>
                       <a:fillRect/>
                     </a:stretch>
@@ -23587,9 +24403,9 @@
         <w:t xml:space="preserve">Degradation gradient. Bias (top) and coverage (bottom) for the selected TMLE candidate at each severity level of each DQ scenario, faceted by Monte Carlo scenario.</w:t>
       </w:r>
     </w:p>
-    <w:bookmarkEnd w:id="92"/>
     <w:bookmarkEnd w:id="93"/>
-    <w:bookmarkStart w:id="94" w:name="Xc769f44f9652981cc29f2e5d85e2df79384284d"/>
+    <w:bookmarkEnd w:id="94"/>
+    <w:bookmarkStart w:id="95" w:name="Xc769f44f9652981cc29f2e5d85e2df79384284d"/>
     <w:p>
       <w:pPr>
         <w:pStyle w:val="Heading2"/>
@@ -23893,9 +24709,9 @@
         </w:tc>
       </w:tr>
     </w:tbl>
-    <w:bookmarkEnd w:id="94"/>
     <w:bookmarkEnd w:id="95"/>
-    <w:bookmarkStart w:id="119" w:name="sec-casestudy"/>
+    <w:bookmarkEnd w:id="96"/>
+    <w:bookmarkStart w:id="120" w:name="sec-casestudy"/>
     <w:p>
       <w:pPr>
         <w:pStyle w:val="Heading1"/>
@@ -23904,7 +24720,7 @@
         <w:t xml:space="preserve">9. Case Study: Rescue.Co Kenya Trauma Registry</w:t>
       </w:r>
     </w:p>
-    <w:bookmarkStart w:id="96" w:name="why-a-real-data-workflow-demonstration"/>
+    <w:bookmarkStart w:id="97" w:name="why-a-real-data-workflow-demonstration"/>
     <w:p>
       <w:pPr>
         <w:pStyle w:val="Heading2"/>
@@ -24182,8 +24998,8 @@
         <w:t xml:space="preserve">fuel) screen for residual SES confounding.</w:t>
       </w:r>
     </w:p>
-    <w:bookmarkEnd w:id="96"/>
-    <w:bookmarkStart w:id="97" w:name="superlearner-library-specification"/>
+    <w:bookmarkEnd w:id="97"/>
+    <w:bookmarkStart w:id="98" w:name="superlearner-library-specification"/>
     <w:p>
       <w:pPr>
         <w:pStyle w:val="Heading2"/>
@@ -24355,8 +25171,8 @@
         <w:t xml:space="preserve">is degenerate. The rescueCo lock uses the same recommended library.</w:t>
       </w:r>
     </w:p>
-    <w:bookmarkEnd w:id="97"/>
-    <w:bookmarkStart w:id="103" w:name="cohort-estimand-and-pre-specification"/>
+    <w:bookmarkEnd w:id="98"/>
+    <w:bookmarkStart w:id="104" w:name="cohort-estimand-and-pre-specification"/>
     <w:p>
       <w:pPr>
         <w:pStyle w:val="Heading2"/>
@@ -24950,7 +25766,7 @@
         <w:t xml:space="preserve">the manuscript’s recommended minimax rule.</w:t>
       </w:r>
     </w:p>
-    <w:bookmarkStart w:id="101" w:name="cohort-flow"/>
+    <w:bookmarkStart w:id="102" w:name="cohort-flow"/>
     <w:p>
       <w:pPr>
         <w:pStyle w:val="Heading3"/>
@@ -24973,18 +25789,18 @@
           <wp:inline>
             <wp:extent cx="5334000" cy="5198553"/>
             <wp:effectExtent b="0" l="0" r="0" t="0"/>
-            <wp:docPr descr="" title="" id="99" name="Picture"/>
+            <wp:docPr descr="" title="" id="100" name="Picture"/>
             <a:graphic>
               <a:graphicData uri="http://schemas.openxmlformats.org/drawingml/2006/picture">
                 <pic:pic>
                   <pic:nvPicPr>
-                    <pic:cNvPr descr="manuscript_outcome_blind_dq_files\figure-docx\mermaid-figure-3.png" id="100" name="Picture"/>
+                    <pic:cNvPr descr="manuscript_outcome_blind_dq_files\figure-docx\mermaid-figure-3.png" id="101" name="Picture"/>
                     <pic:cNvPicPr>
                       <a:picLocks noChangeArrowheads="1" noChangeAspect="1"/>
                     </pic:cNvPicPr>
                   </pic:nvPicPr>
                   <pic:blipFill>
-                    <a:blip r:embed="rId98"/>
+                    <a:blip r:embed="rId99"/>
                     <a:stretch>
                       <a:fillRect/>
                     </a:stretch>
@@ -25025,8 +25841,8 @@
         <w:t xml:space="preserve"> </w:t>
       </w:r>
     </w:p>
-    <w:bookmarkEnd w:id="101"/>
-    <w:bookmarkStart w:id="102" w:name="analytic-setup-at-a-glance"/>
+    <w:bookmarkEnd w:id="102"/>
+    <w:bookmarkStart w:id="103" w:name="analytic-setup-at-a-glance"/>
     <w:p>
       <w:pPr>
         <w:pStyle w:val="Heading3"/>
@@ -26370,9 +27186,1805 @@
         <w:t xml:space="preserve">interchangeable estimators of the same parameter.</w:t>
       </w:r>
     </w:p>
-    <w:bookmarkEnd w:id="102"/>
+    <w:p>
+      <w:pPr>
+        <w:pStyle w:val="BodyText"/>
+      </w:pPr>
+      <w:r>
+        <w:rPr>
+          <w:b/>
+          <w:bCs/>
+        </w:rPr>
+        <w:t xml:space="preserve">Target-trial timing table.</w:t>
+      </w:r>
+      <w:r>
+        <w:t xml:space="preserve"> </w:t>
+      </w:r>
+      <w:r>
+        <w:t xml:space="preserve">The following table records the</w:t>
+      </w:r>
+      <w:r>
+        <w:t xml:space="preserve"> </w:t>
+      </w:r>
+      <w:r>
+        <w:t xml:space="preserve">prespecified target-trial design elements and their lock status</w:t>
+      </w:r>
+      <w:r>
+        <w:t xml:space="preserve"> </w:t>
+      </w:r>
+      <w:r>
+        <w:t xml:space="preserve">before any outcome access.</w:t>
+      </w:r>
+    </w:p>
+    <w:tbl>
+      <w:tblPr>
+        <w:tblStyle w:val="Table"/>
+        <w:tblW w:type="pct" w:w="5000"/>
+        <w:tblLayout w:type="fixed"/>
+        <w:tblLook w:firstRow="1" w:lastRow="0" w:firstColumn="0" w:lastColumn="0" w:noHBand="0" w:noVBand="0" w:val="0020"/>
+      </w:tblPr>
+      <w:tblGrid>
+        <w:gridCol w:w="2640"/>
+        <w:gridCol w:w="2640"/>
+        <w:gridCol w:w="2640"/>
+      </w:tblGrid>
+      <w:tr>
+        <w:trPr>
+          <w:tblHeader w:val="on"/>
+        </w:trPr>
+        <w:tc>
+          <w:tcPr/>
+          <w:p>
+            <w:pPr>
+              <w:pStyle w:val="Compact"/>
+            </w:pPr>
+            <w:r>
+              <w:t xml:space="preserve">Design element</w:t>
+            </w:r>
+          </w:p>
+        </w:tc>
+        <w:tc>
+          <w:tcPr/>
+          <w:p>
+            <w:pPr>
+              <w:pStyle w:val="Compact"/>
+            </w:pPr>
+            <w:r>
+              <w:t xml:space="preserve">Rescue.Co implementation</w:t>
+            </w:r>
+          </w:p>
+        </w:tc>
+        <w:tc>
+          <w:tcPr/>
+          <w:p>
+            <w:pPr>
+              <w:pStyle w:val="Compact"/>
+            </w:pPr>
+            <w:r>
+              <w:t xml:space="preserve">Pre-outcome status</w:t>
+            </w:r>
+          </w:p>
+        </w:tc>
+      </w:tr>
+      <w:tr>
+        <w:tc>
+          <w:tcPr/>
+          <w:p>
+            <w:pPr>
+              <w:pStyle w:val="Compact"/>
+            </w:pPr>
+            <w:r>
+              <w:t xml:space="preserve">Index date / time zero</w:t>
+            </w:r>
+          </w:p>
+        </w:tc>
+        <w:tc>
+          <w:tcPr/>
+          <w:p>
+            <w:pPr>
+              <w:pStyle w:val="Compact"/>
+            </w:pPr>
+            <w:r>
+              <w:t xml:space="preserve">Time of trauma-related ambulance arrival at participating hospital</w:t>
+            </w:r>
+          </w:p>
+        </w:tc>
+        <w:tc>
+          <w:tcPr/>
+          <w:p>
+            <w:pPr>
+              <w:pStyle w:val="Compact"/>
+            </w:pPr>
+            <w:r>
+              <w:t xml:space="preserve">Locked in</w:t>
+            </w:r>
+            <w:r>
+              <w:t xml:space="preserve"> </w:t>
+            </w:r>
+            <w:r>
+              <w:rPr>
+                <w:rStyle w:val="VerbatimChar"/>
+              </w:rPr>
+              <w:t xml:space="preserve">identify_interval()</w:t>
+            </w:r>
+          </w:p>
+        </w:tc>
+      </w:tr>
+      <w:tr>
+        <w:tc>
+          <w:tcPr/>
+          <w:p>
+            <w:pPr>
+              <w:pStyle w:val="Compact"/>
+            </w:pPr>
+            <w:r>
+              <w:t xml:space="preserve">Treatment definition</w:t>
+            </w:r>
+          </w:p>
+        </w:tc>
+        <w:tc>
+          <w:tcPr/>
+          <w:p>
+            <w:pPr>
+              <w:pStyle w:val="Compact"/>
+            </w:pPr>
+            <w:r>
+              <w:t xml:space="preserve">Rescue.Co EMS transport (A = 1) vs. other ambulance services (A = 0) at index</w:t>
+            </w:r>
+          </w:p>
+        </w:tc>
+        <w:tc>
+          <w:tcPr/>
+          <w:p>
+            <w:pPr>
+              <w:pStyle w:val="Compact"/>
+            </w:pPr>
+            <w:r>
+              <w:t xml:space="preserve">Locked in</w:t>
+            </w:r>
+            <w:r>
+              <w:t xml:space="preserve"> </w:t>
+            </w:r>
+            <w:r>
+              <w:rPr>
+                <w:rStyle w:val="VerbatimChar"/>
+              </w:rPr>
+              <w:t xml:space="preserve">identify_treatment()</w:t>
+            </w:r>
+          </w:p>
+        </w:tc>
+      </w:tr>
+      <w:tr>
+        <w:tc>
+          <w:tcPr/>
+          <w:p>
+            <w:pPr>
+              <w:pStyle w:val="Compact"/>
+            </w:pPr>
+            <w:r>
+              <w:t xml:space="preserve">Reference group</w:t>
+            </w:r>
+          </w:p>
+        </w:tc>
+        <w:tc>
+          <w:tcPr/>
+          <w:p>
+            <w:pPr>
+              <w:pStyle w:val="Compact"/>
+            </w:pPr>
+            <w:r>
+              <w:t xml:space="preserve">Other ambulance services at the same hospitals during the same period</w:t>
+            </w:r>
+          </w:p>
+        </w:tc>
+        <w:tc>
+          <w:tcPr/>
+          <w:p>
+            <w:pPr>
+              <w:pStyle w:val="Compact"/>
+            </w:pPr>
+            <w:r>
+              <w:t xml:space="preserve">Locked</w:t>
+            </w:r>
+          </w:p>
+        </w:tc>
+      </w:tr>
+      <w:tr>
+        <w:tc>
+          <w:tcPr/>
+          <w:p>
+            <w:pPr>
+              <w:pStyle w:val="Compact"/>
+            </w:pPr>
+            <w:r>
+              <w:t xml:space="preserve">Eligibility window</w:t>
+            </w:r>
+          </w:p>
+        </w:tc>
+        <w:tc>
+          <w:tcPr/>
+          <w:p>
+            <w:pPr>
+              <w:pStyle w:val="Compact"/>
+            </w:pPr>
+            <w:r>
+              <w:t xml:space="preserve">2018 to 2024 trauma transports, direct-from-scene only</w:t>
+            </w:r>
+          </w:p>
+        </w:tc>
+        <w:tc>
+          <w:tcPr/>
+          <w:p>
+            <w:pPr>
+              <w:pStyle w:val="Compact"/>
+            </w:pPr>
+            <w:r>
+              <w:t xml:space="preserve">Locked</w:t>
+            </w:r>
+          </w:p>
+        </w:tc>
+      </w:tr>
+      <w:tr>
+        <w:tc>
+          <w:tcPr/>
+          <w:p>
+            <w:pPr>
+              <w:pStyle w:val="Compact"/>
+            </w:pPr>
+            <w:r>
+              <w:t xml:space="preserve">Covariate window</w:t>
+            </w:r>
+          </w:p>
+        </w:tc>
+        <w:tc>
+          <w:tcPr/>
+          <w:p>
+            <w:pPr>
+              <w:pStyle w:val="Compact"/>
+            </w:pPr>
+            <w:r>
+              <w:t xml:space="preserve">At or before index (no post-index covariates)</w:t>
+            </w:r>
+          </w:p>
+        </w:tc>
+        <w:tc>
+          <w:tcPr/>
+          <w:p>
+            <w:pPr>
+              <w:pStyle w:val="Compact"/>
+            </w:pPr>
+            <w:r>
+              <w:t xml:space="preserve">Locked</w:t>
+            </w:r>
+          </w:p>
+        </w:tc>
+      </w:tr>
+      <w:tr>
+        <w:tc>
+          <w:tcPr/>
+          <w:p>
+            <w:pPr>
+              <w:pStyle w:val="Compact"/>
+            </w:pPr>
+            <w:r>
+              <w:t xml:space="preserve">Outcome window</w:t>
+            </w:r>
+          </w:p>
+        </w:tc>
+        <w:tc>
+          <w:tcPr/>
+          <w:p>
+            <w:pPr>
+              <w:pStyle w:val="Compact"/>
+            </w:pPr>
+            <w:r>
+              <w:t xml:space="preserve">6 months from index</w:t>
+            </w:r>
+          </w:p>
+        </w:tc>
+        <w:tc>
+          <w:tcPr/>
+          <w:p>
+            <w:pPr>
+              <w:pStyle w:val="Compact"/>
+            </w:pPr>
+            <w:r>
+              <w:t xml:space="preserve">Locked</w:t>
+            </w:r>
+          </w:p>
+        </w:tc>
+      </w:tr>
+      <w:tr>
+        <w:tc>
+          <w:tcPr/>
+          <w:p>
+            <w:pPr>
+              <w:pStyle w:val="Compact"/>
+            </w:pPr>
+            <w:r>
+              <w:t xml:space="preserve">Outcome definition</w:t>
+            </w:r>
+          </w:p>
+        </w:tc>
+        <w:tc>
+          <w:tcPr/>
+          <w:p>
+            <w:pPr>
+              <w:pStyle w:val="Compact"/>
+            </w:pPr>
+            <w:r>
+              <w:t xml:space="preserve">GOSE &gt; 4 at 6 months (good functional outcome)</w:t>
+            </w:r>
+          </w:p>
+        </w:tc>
+        <w:tc>
+          <w:tcPr/>
+          <w:p>
+            <w:pPr>
+              <w:pStyle w:val="Compact"/>
+            </w:pPr>
+            <w:r>
+              <w:t xml:space="preserve">Locked</w:t>
+            </w:r>
+          </w:p>
+        </w:tc>
+      </w:tr>
+      <w:tr>
+        <w:tc>
+          <w:tcPr/>
+          <w:p>
+            <w:pPr>
+              <w:pStyle w:val="Compact"/>
+            </w:pPr>
+            <w:r>
+              <w:t xml:space="preserve">Missingness / censoring definition</w:t>
+            </w:r>
+          </w:p>
+        </w:tc>
+        <w:tc>
+          <w:tcPr/>
+          <w:p>
+            <w:pPr>
+              <w:pStyle w:val="Compact"/>
+            </w:pPr>
+            <w:r>
+              <w:t xml:space="preserve">Missing 6-month GOSE = missingness; primary complete-outcome with IPCW sensitivity</w:t>
+            </w:r>
+          </w:p>
+        </w:tc>
+        <w:tc>
+          <w:tcPr/>
+          <w:p>
+            <w:pPr>
+              <w:pStyle w:val="Compact"/>
+            </w:pPr>
+            <w:r>
+              <w:t xml:space="preserve">Locked</w:t>
+            </w:r>
+          </w:p>
+        </w:tc>
+      </w:tr>
+      <w:tr>
+        <w:tc>
+          <w:tcPr/>
+          <w:p>
+            <w:pPr>
+              <w:pStyle w:val="Compact"/>
+            </w:pPr>
+            <w:r>
+              <w:t xml:space="preserve">Treatment switching / discontinuation</w:t>
+            </w:r>
+          </w:p>
+        </w:tc>
+        <w:tc>
+          <w:tcPr/>
+          <w:p>
+            <w:pPr>
+              <w:pStyle w:val="Compact"/>
+            </w:pPr>
+            <w:r>
+              <w:t xml:space="preserve">Not applicable (point exposure at scene)</w:t>
+            </w:r>
+          </w:p>
+        </w:tc>
+        <w:tc>
+          <w:tcPr/>
+          <w:p>
+            <w:pPr>
+              <w:pStyle w:val="Compact"/>
+            </w:pPr>
+            <w:r>
+              <w:t xml:space="preserve">Locked</w:t>
+            </w:r>
+          </w:p>
+        </w:tc>
+      </w:tr>
+      <w:tr>
+        <w:tc>
+          <w:tcPr/>
+          <w:p>
+            <w:pPr>
+              <w:pStyle w:val="Compact"/>
+            </w:pPr>
+            <w:r>
+              <w:t xml:space="preserve">Administrative end of follow-up</w:t>
+            </w:r>
+          </w:p>
+        </w:tc>
+        <w:tc>
+          <w:tcPr/>
+          <w:p>
+            <w:pPr>
+              <w:pStyle w:val="Compact"/>
+            </w:pPr>
+            <w:r>
+              <w:t xml:space="preserve">Fixed at 6 months; no admin censoring before that</w:t>
+            </w:r>
+          </w:p>
+        </w:tc>
+        <w:tc>
+          <w:tcPr/>
+          <w:p>
+            <w:pPr>
+              <w:pStyle w:val="Compact"/>
+            </w:pPr>
+            <w:r>
+              <w:t xml:space="preserve">Locked</w:t>
+            </w:r>
+          </w:p>
+        </w:tc>
+      </w:tr>
+      <w:tr>
+        <w:tc>
+          <w:tcPr/>
+          <w:p>
+            <w:pPr>
+              <w:pStyle w:val="Compact"/>
+            </w:pPr>
+            <w:r>
+              <w:t xml:space="preserve">Excluded intercurrent events / transfer groups</w:t>
+            </w:r>
+          </w:p>
+        </w:tc>
+        <w:tc>
+          <w:tcPr/>
+          <w:p>
+            <w:pPr>
+              <w:pStyle w:val="Compact"/>
+            </w:pPr>
+            <w:r>
+              <w:t xml:space="preserve">Inter-facility transfers excluded; recorded as</w:t>
+            </w:r>
+            <w:r>
+              <w:t xml:space="preserve"> </w:t>
+            </w:r>
+            <w:r>
+              <w:rPr>
+                <w:rStyle w:val="VerbatimChar"/>
+              </w:rPr>
+              <w:t xml:space="preserve">is_transfer</w:t>
+            </w:r>
+            <w:r>
+              <w:t xml:space="preserve"> </w:t>
+            </w:r>
+            <w:r>
+              <w:t xml:space="preserve">for sensitivity</w:t>
+            </w:r>
+          </w:p>
+        </w:tc>
+        <w:tc>
+          <w:tcPr/>
+          <w:p>
+            <w:pPr>
+              <w:pStyle w:val="Compact"/>
+            </w:pPr>
+            <w:r>
+              <w:t xml:space="preserve">Locked</w:t>
+            </w:r>
+          </w:p>
+        </w:tc>
+      </w:tr>
+    </w:tbl>
+    <w:p>
+      <w:pPr>
+        <w:pStyle w:val="BodyText"/>
+      </w:pPr>
+      <w:r>
+        <w:rPr>
+          <w:b/>
+          <w:bCs/>
+        </w:rPr>
+        <w:t xml:space="preserve">Checkpoint dashboard.</w:t>
+      </w:r>
+      <w:r>
+        <w:t xml:space="preserve"> </w:t>
+      </w:r>
+      <w:r>
+        <w:t xml:space="preserve">The reviewer-facing dashboard summarises</w:t>
+      </w:r>
+      <w:r>
+        <w:t xml:space="preserve"> </w:t>
+      </w:r>
+      <w:r>
+        <w:t xml:space="preserve">the evidence available at each checkpoint and whether the decision</w:t>
+      </w:r>
+      <w:r>
+        <w:t xml:space="preserve"> </w:t>
+      </w:r>
+      <w:r>
+        <w:t xml:space="preserve">is software-enforced (driven by a prespecified threshold the</w:t>
+      </w:r>
+      <w:r>
+        <w:t xml:space="preserve"> </w:t>
+      </w:r>
+      <w:r>
+        <w:t xml:space="preserve">package evaluates automatically) or rests on reviewer judgment.</w:t>
+      </w:r>
+    </w:p>
+    <w:tbl>
+      <w:tblPr>
+        <w:tblStyle w:val="Table"/>
+        <w:tblW w:type="pct" w:w="5000"/>
+        <w:tblLayout w:type="fixed"/>
+        <w:tblLook w:firstRow="1" w:lastRow="0" w:firstColumn="0" w:lastColumn="0" w:noHBand="0" w:noVBand="0" w:val="0020"/>
+      </w:tblPr>
+      <w:tblGrid>
+        <w:gridCol w:w="1320"/>
+        <w:gridCol w:w="1320"/>
+        <w:gridCol w:w="1320"/>
+        <w:gridCol w:w="1320"/>
+        <w:gridCol w:w="1320"/>
+        <w:gridCol w:w="1320"/>
+      </w:tblGrid>
+      <w:tr>
+        <w:trPr>
+          <w:tblHeader w:val="on"/>
+        </w:trPr>
+        <w:tc>
+          <w:tcPr/>
+          <w:p>
+            <w:pPr>
+              <w:pStyle w:val="Compact"/>
+            </w:pPr>
+            <w:r>
+              <w:t xml:space="preserve">Stage</w:t>
+            </w:r>
+          </w:p>
+        </w:tc>
+        <w:tc>
+          <w:tcPr/>
+          <w:p>
+            <w:pPr>
+              <w:pStyle w:val="Compact"/>
+            </w:pPr>
+            <w:r>
+              <w:t xml:space="preserve">Evidence used</w:t>
+            </w:r>
+          </w:p>
+        </w:tc>
+        <w:tc>
+          <w:tcPr/>
+          <w:p>
+            <w:pPr>
+              <w:pStyle w:val="Compact"/>
+            </w:pPr>
+            <w:r>
+              <w:t xml:space="preserve">Threshold</w:t>
+            </w:r>
+          </w:p>
+        </w:tc>
+        <w:tc>
+          <w:tcPr/>
+          <w:p>
+            <w:pPr>
+              <w:pStyle w:val="Compact"/>
+            </w:pPr>
+            <w:r>
+              <w:t xml:space="preserve">Decision</w:t>
+            </w:r>
+          </w:p>
+        </w:tc>
+        <w:tc>
+          <w:tcPr/>
+          <w:p>
+            <w:pPr>
+              <w:pStyle w:val="Compact"/>
+            </w:pPr>
+            <w:r>
+              <w:t xml:space="preserve">Reviewer interpretation</w:t>
+            </w:r>
+          </w:p>
+        </w:tc>
+        <w:tc>
+          <w:tcPr/>
+          <w:p>
+            <w:pPr>
+              <w:pStyle w:val="Compact"/>
+            </w:pPr>
+            <w:r>
+              <w:t xml:space="preserve">Software-enforced vs reviewer-judgment</w:t>
+            </w:r>
+          </w:p>
+        </w:tc>
+      </w:tr>
+      <w:tr>
+        <w:tc>
+          <w:tcPr/>
+          <w:p>
+            <w:pPr>
+              <w:pStyle w:val="Compact"/>
+            </w:pPr>
+            <w:r>
+              <w:t xml:space="preserve">Stage 0 protocol/setup</w:t>
+            </w:r>
+          </w:p>
+        </w:tc>
+        <w:tc>
+          <w:tcPr/>
+          <w:p>
+            <w:pPr>
+              <w:pStyle w:val="Compact"/>
+            </w:pPr>
+            <w:r>
+              <w:t xml:space="preserve">Target-trial timing table, SAP, lock fingerprint</w:t>
+            </w:r>
+          </w:p>
+        </w:tc>
+        <w:tc>
+          <w:tcPr/>
+          <w:p>
+            <w:pPr>
+              <w:pStyle w:val="Compact"/>
+            </w:pPr>
+            <w:r>
+              <w:t xml:space="preserve">All design elements specified before data access</w:t>
+            </w:r>
+          </w:p>
+        </w:tc>
+        <w:tc>
+          <w:tcPr/>
+          <w:p>
+            <w:pPr>
+              <w:pStyle w:val="Compact"/>
+            </w:pPr>
+            <w:r>
+              <w:t xml:space="preserve">GO</w:t>
+            </w:r>
+          </w:p>
+        </w:tc>
+        <w:tc>
+          <w:tcPr/>
+          <w:p>
+            <w:pPr>
+              <w:pStyle w:val="Compact"/>
+            </w:pPr>
+            <w:r>
+              <w:t xml:space="preserve">Cohort and estimand definitions complete</w:t>
+            </w:r>
+          </w:p>
+        </w:tc>
+        <w:tc>
+          <w:tcPr/>
+          <w:p>
+            <w:pPr>
+              <w:pStyle w:val="Compact"/>
+            </w:pPr>
+            <w:r>
+              <w:t xml:space="preserve">Reviewer-judgment</w:t>
+            </w:r>
+          </w:p>
+        </w:tc>
+      </w:tr>
+      <w:tr>
+        <w:tc>
+          <w:tcPr/>
+          <w:p>
+            <w:pPr>
+              <w:pStyle w:val="Compact"/>
+            </w:pPr>
+            <w:r>
+              <w:t xml:space="preserve">Stage 1b cohort adequacy and event counts</w:t>
+            </w:r>
+          </w:p>
+        </w:tc>
+        <w:tc>
+          <w:tcPr/>
+          <w:p>
+            <w:pPr>
+              <w:pStyle w:val="Compact"/>
+            </w:pPr>
+            <w:r>
+              <w:rPr>
+                <w:rStyle w:val="VerbatimChar"/>
+              </w:rPr>
+              <w:t xml:space="preserve">checkpoint_cohort_adequacy()</w:t>
+            </w:r>
+            <w:r>
+              <w:t xml:space="preserve"> </w:t>
+            </w:r>
+            <w:r>
+              <w:t xml:space="preserve">output, attrition table</w:t>
+            </w:r>
+          </w:p>
+        </w:tc>
+        <w:tc>
+          <w:tcPr/>
+          <w:p>
+            <w:pPr>
+              <w:pStyle w:val="Compact"/>
+            </w:pPr>
+            <w:r>
+              <w:rPr>
+                <w:rStyle w:val="VerbatimChar"/>
+              </w:rPr>
+              <w:t xml:space="preserve">min_n_per_arm</w:t>
+            </w:r>
+            <w:r>
+              <w:t xml:space="preserve"> </w:t>
+            </w:r>
+            <w:r>
+              <w:t xml:space="preserve">= 200,</w:t>
+            </w:r>
+            <w:r>
+              <w:t xml:space="preserve"> </w:t>
+            </w:r>
+            <w:r>
+              <w:rPr>
+                <w:rStyle w:val="VerbatimChar"/>
+              </w:rPr>
+              <w:t xml:space="preserve">min_events</w:t>
+            </w:r>
+            <w:r>
+              <w:t xml:space="preserve"> </w:t>
+            </w:r>
+            <w:r>
+              <w:t xml:space="preserve">= 50</w:t>
+            </w:r>
+          </w:p>
+        </w:tc>
+        <w:tc>
+          <w:tcPr/>
+          <w:p>
+            <w:pPr>
+              <w:pStyle w:val="Compact"/>
+            </w:pPr>
+            <w:r>
+              <w:t xml:space="preserve">GO</w:t>
+            </w:r>
+          </w:p>
+        </w:tc>
+        <w:tc>
+          <w:tcPr/>
+          <w:p>
+            <w:pPr>
+              <w:pStyle w:val="Compact"/>
+            </w:pPr>
+            <w:r>
+              <w:t xml:space="preserve">Adequate cohort for the prespecified estimand</w:t>
+            </w:r>
+          </w:p>
+        </w:tc>
+        <w:tc>
+          <w:tcPr/>
+          <w:p>
+            <w:pPr>
+              <w:pStyle w:val="Compact"/>
+            </w:pPr>
+            <w:r>
+              <w:t xml:space="preserve">Software-enforced</w:t>
+            </w:r>
+          </w:p>
+        </w:tc>
+      </w:tr>
+      <w:tr>
+        <w:tc>
+          <w:tcPr/>
+          <w:p>
+            <w:pPr>
+              <w:pStyle w:val="Compact"/>
+            </w:pPr>
+            <w:r>
+              <w:t xml:space="preserve">Stage 2a overlap, balance, ESS, weight stability</w:t>
+            </w:r>
+          </w:p>
+        </w:tc>
+        <w:tc>
+          <w:tcPr/>
+          <w:p>
+            <w:pPr>
+              <w:pStyle w:val="Compact"/>
+            </w:pPr>
+            <w:r>
+              <w:rPr>
+                <w:rStyle w:val="VerbatimChar"/>
+              </w:rPr>
+              <w:t xml:space="preserve">compute_ps_diagnostics()</w:t>
+            </w:r>
+            <w:r>
+              <w:t xml:space="preserve">,</w:t>
+            </w:r>
+            <w:r>
+              <w:t xml:space="preserve"> </w:t>
+            </w:r>
+            <w:r>
+              <w:rPr>
+                <w:rStyle w:val="VerbatimChar"/>
+              </w:rPr>
+              <w:t xml:space="preserve">love_plot_threeway()</w:t>
+            </w:r>
+            <w:r>
+              <w:t xml:space="preserve">,</w:t>
+            </w:r>
+            <w:r>
+              <w:t xml:space="preserve"> </w:t>
+            </w:r>
+            <w:r>
+              <w:rPr>
+                <w:rStyle w:val="VerbatimChar"/>
+              </w:rPr>
+              <w:t xml:space="preserve">clean_weight_diagnostics()</w:t>
+            </w:r>
+          </w:p>
+        </w:tc>
+        <w:tc>
+          <w:tcPr/>
+          <w:p>
+            <w:pPr>
+              <w:pStyle w:val="Compact"/>
+            </w:pPr>
+            <w:r>
+              <w:t xml:space="preserve">PS in [0.01, 0.99]; max-SMD &lt;= 0.10 after weighting; max weight &lt;= 10</w:t>
+            </w:r>
+          </w:p>
+        </w:tc>
+        <w:tc>
+          <w:tcPr/>
+          <w:p>
+            <w:pPr>
+              <w:pStyle w:val="Compact"/>
+            </w:pPr>
+            <w:r>
+              <w:t xml:space="preserve">GO</w:t>
+            </w:r>
+          </w:p>
+        </w:tc>
+        <w:tc>
+          <w:tcPr/>
+          <w:p>
+            <w:pPr>
+              <w:pStyle w:val="Compact"/>
+            </w:pPr>
+            <w:r>
+              <w:t xml:space="preserve">Positivity and balance acceptable for full-cohort target</w:t>
+            </w:r>
+          </w:p>
+        </w:tc>
+        <w:tc>
+          <w:tcPr/>
+          <w:p>
+            <w:pPr>
+              <w:pStyle w:val="Compact"/>
+            </w:pPr>
+            <w:r>
+              <w:t xml:space="preserve">Software-enforced</w:t>
+            </w:r>
+          </w:p>
+        </w:tc>
+      </w:tr>
+      <w:tr>
+        <w:tc>
+          <w:tcPr/>
+          <w:p>
+            <w:pPr>
+              <w:pStyle w:val="Compact"/>
+            </w:pPr>
+            <w:r>
+              <w:t xml:space="preserve">Stage 2b baseline plasmode</w:t>
+            </w:r>
+          </w:p>
+        </w:tc>
+        <w:tc>
+          <w:tcPr/>
+          <w:p>
+            <w:pPr>
+              <w:pStyle w:val="Compact"/>
+            </w:pPr>
+            <w:r>
+              <w:rPr>
+                <w:rStyle w:val="VerbatimChar"/>
+              </w:rPr>
+              <w:t xml:space="preserve">run_plasmode_feasibility()</w:t>
+            </w:r>
+            <w:r>
+              <w:t xml:space="preserve"> </w:t>
+            </w:r>
+            <w:r>
+              <w:t xml:space="preserve">bias 0.001, coverage 0.94</w:t>
+            </w:r>
+          </w:p>
+        </w:tc>
+        <w:tc>
+          <w:tcPr/>
+          <w:p>
+            <w:pPr>
+              <w:pStyle w:val="Compact"/>
+            </w:pPr>
+            <w:r>
+              <w:t xml:space="preserve">bias &lt;= 0.01, coverage &gt;= 0.90, SE/SD in (0.8, 1.2)</w:t>
+            </w:r>
+          </w:p>
+        </w:tc>
+        <w:tc>
+          <w:tcPr/>
+          <w:p>
+            <w:pPr>
+              <w:pStyle w:val="Compact"/>
+            </w:pPr>
+            <w:r>
+              <w:t xml:space="preserve">GO</w:t>
+            </w:r>
+          </w:p>
+        </w:tc>
+        <w:tc>
+          <w:tcPr/>
+          <w:p>
+            <w:pPr>
+              <w:pStyle w:val="Compact"/>
+            </w:pPr>
+            <w:r>
+              <w:t xml:space="preserve">Candidate operates within prespecified envelope</w:t>
+            </w:r>
+          </w:p>
+        </w:tc>
+        <w:tc>
+          <w:tcPr/>
+          <w:p>
+            <w:pPr>
+              <w:pStyle w:val="Compact"/>
+            </w:pPr>
+            <w:r>
+              <w:t xml:space="preserve">Software-enforced</w:t>
+            </w:r>
+          </w:p>
+        </w:tc>
+      </w:tr>
+      <w:tr>
+        <w:tc>
+          <w:tcPr/>
+          <w:p>
+            <w:pPr>
+              <w:pStyle w:val="Compact"/>
+            </w:pPr>
+            <w:r>
+              <w:t xml:space="preserve">Stage 2c DQ stress test</w:t>
+            </w:r>
+          </w:p>
+        </w:tc>
+        <w:tc>
+          <w:tcPr/>
+          <w:p>
+            <w:pPr>
+              <w:pStyle w:val="Compact"/>
+            </w:pPr>
+            <w:r>
+              <w:rPr>
+                <w:rStyle w:val="VerbatimChar"/>
+              </w:rPr>
+              <w:t xml:space="preserve">run_plasmode_dq_stress()</w:t>
+            </w:r>
+            <w:r>
+              <w:t xml:space="preserve"> </w:t>
+            </w:r>
+            <w:r>
+              <w:t xml:space="preserve">minimax rule</w:t>
+            </w:r>
+          </w:p>
+        </w:tc>
+        <w:tc>
+          <w:tcPr/>
+          <w:p>
+            <w:pPr>
+              <w:pStyle w:val="Compact"/>
+            </w:pPr>
+            <w:r>
+              <w:t xml:space="preserve">Each scenario within thresholds across severities</w:t>
+            </w:r>
+          </w:p>
+        </w:tc>
+        <w:tc>
+          <w:tcPr/>
+          <w:p>
+            <w:pPr>
+              <w:pStyle w:val="Compact"/>
+            </w:pPr>
+            <w:r>
+              <w:t xml:space="preserve">GO</w:t>
+            </w:r>
+          </w:p>
+        </w:tc>
+        <w:tc>
+          <w:tcPr/>
+          <w:p>
+            <w:pPr>
+              <w:pStyle w:val="Compact"/>
+            </w:pPr>
+            <w:r>
+              <w:t xml:space="preserve">Selected candidate is stable across prespecified threats</w:t>
+            </w:r>
+          </w:p>
+        </w:tc>
+        <w:tc>
+          <w:tcPr/>
+          <w:p>
+            <w:pPr>
+              <w:pStyle w:val="Compact"/>
+            </w:pPr>
+            <w:r>
+              <w:t xml:space="preserve">Software-enforced</w:t>
+            </w:r>
+          </w:p>
+        </w:tc>
+      </w:tr>
+      <w:tr>
+        <w:tc>
+          <w:tcPr/>
+          <w:p>
+            <w:pPr>
+              <w:pStyle w:val="Compact"/>
+            </w:pPr>
+            <w:r>
+              <w:t xml:space="preserve">Stage 3 negative controls</w:t>
+            </w:r>
+          </w:p>
+        </w:tc>
+        <w:tc>
+          <w:tcPr/>
+          <w:p>
+            <w:pPr>
+              <w:pStyle w:val="Compact"/>
+            </w:pPr>
+            <w:r>
+              <w:rPr>
+                <w:rStyle w:val="VerbatimChar"/>
+              </w:rPr>
+              <w:t xml:space="preserve">run_residual_confounding_stage()</w:t>
+            </w:r>
+            <w:r>
+              <w:t xml:space="preserve"> </w:t>
+            </w:r>
+            <w:r>
+              <w:t xml:space="preserve">(2 of 5 NCs survived NZV; both pass)</w:t>
+            </w:r>
+          </w:p>
+        </w:tc>
+        <w:tc>
+          <w:tcPr/>
+          <w:p>
+            <w:pPr>
+              <w:pStyle w:val="Compact"/>
+            </w:pPr>
+            <w:r>
+              <w:t xml:space="preserve">All analysed NCs pass at</w:t>
+            </w:r>
+            <w:r>
+              <w:t xml:space="preserve"> </w:t>
+            </w:r>
+            <m:oMath>
+              <m:r>
+                <m:t>α</m:t>
+              </m:r>
+            </m:oMath>
+            <w:r>
+              <w:t xml:space="preserve"> </w:t>
+            </w:r>
+            <w:r>
+              <w:t xml:space="preserve">= 0.05</w:t>
+            </w:r>
+          </w:p>
+        </w:tc>
+        <w:tc>
+          <w:tcPr/>
+          <w:p>
+            <w:pPr>
+              <w:pStyle w:val="Compact"/>
+            </w:pPr>
+            <w:r>
+              <w:t xml:space="preserve">GO with FLAG</w:t>
+            </w:r>
+          </w:p>
+        </w:tc>
+        <w:tc>
+          <w:tcPr/>
+          <w:p>
+            <w:pPr>
+              <w:pStyle w:val="Compact"/>
+            </w:pPr>
+            <w:r>
+              <w:t xml:space="preserve">Narrower NC panel than SAP; residual-confounding probe partial</w:t>
+            </w:r>
+          </w:p>
+        </w:tc>
+        <w:tc>
+          <w:tcPr/>
+          <w:p>
+            <w:pPr>
+              <w:pStyle w:val="Compact"/>
+            </w:pPr>
+            <w:r>
+              <w:t xml:space="preserve">Reviewer-judgment</w:t>
+            </w:r>
+          </w:p>
+        </w:tc>
+      </w:tr>
+      <w:tr>
+        <w:tc>
+          <w:tcPr/>
+          <w:p>
+            <w:pPr>
+              <w:pStyle w:val="Compact"/>
+            </w:pPr>
+            <w:r>
+              <w:t xml:space="preserve">Gate authorisation</w:t>
+            </w:r>
+          </w:p>
+        </w:tc>
+        <w:tc>
+          <w:tcPr/>
+          <w:p>
+            <w:pPr>
+              <w:pStyle w:val="Compact"/>
+            </w:pPr>
+            <w:r>
+              <w:rPr>
+                <w:rStyle w:val="VerbatimChar"/>
+              </w:rPr>
+              <w:t xml:space="preserve">authorize_outcome_analysis()</w:t>
+            </w:r>
+            <w:r>
+              <w:t xml:space="preserve"> </w:t>
+            </w:r>
+            <w:r>
+              <w:t xml:space="preserve">returns GO</w:t>
+            </w:r>
+          </w:p>
+        </w:tc>
+        <w:tc>
+          <w:tcPr/>
+          <w:p>
+            <w:pPr>
+              <w:pStyle w:val="Compact"/>
+            </w:pPr>
+            <w:r>
+              <w:t xml:space="preserve">All preceding checkpoints GO or documented FLAG</w:t>
+            </w:r>
+          </w:p>
+        </w:tc>
+        <w:tc>
+          <w:tcPr/>
+          <w:p>
+            <w:pPr>
+              <w:pStyle w:val="Compact"/>
+            </w:pPr>
+            <w:r>
+              <w:t xml:space="preserve">GO</w:t>
+            </w:r>
+          </w:p>
+        </w:tc>
+        <w:tc>
+          <w:tcPr/>
+          <w:p>
+            <w:pPr>
+              <w:pStyle w:val="Compact"/>
+            </w:pPr>
+            <w:r>
+              <w:t xml:space="preserve">Proceed to locked primary analysis</w:t>
+            </w:r>
+          </w:p>
+        </w:tc>
+        <w:tc>
+          <w:tcPr/>
+          <w:p>
+            <w:pPr>
+              <w:pStyle w:val="Compact"/>
+            </w:pPr>
+            <w:r>
+              <w:t xml:space="preserve">Software-enforced</w:t>
+            </w:r>
+          </w:p>
+        </w:tc>
+      </w:tr>
+    </w:tbl>
+    <w:p>
+      <w:pPr>
+        <w:pStyle w:val="BodyText"/>
+      </w:pPr>
+      <w:r>
+        <w:rPr>
+          <w:b/>
+          <w:bCs/>
+        </w:rPr>
+        <w:t xml:space="preserve">Decision-log example (illustrative).</w:t>
+      </w:r>
+      <w:r>
+        <w:t xml:space="preserve"> </w:t>
+      </w:r>
+      <w:r>
+        <w:t xml:space="preserve">The following rows are</w:t>
+      </w:r>
+      <w:r>
+        <w:t xml:space="preserve"> </w:t>
+      </w:r>
+      <w:r>
+        <w:t xml:space="preserve">illustrative entries in the format produced by</w:t>
+      </w:r>
+      <w:r>
+        <w:t xml:space="preserve"> </w:t>
+      </w:r>
+      <w:r>
+        <w:rPr>
+          <w:rStyle w:val="VerbatimChar"/>
+        </w:rPr>
+        <w:t xml:space="preserve">export_decision_log()</w:t>
+      </w:r>
+      <w:r>
+        <w:t xml:space="preserve">. They are not the literal log; they show</w:t>
+      </w:r>
+      <w:r>
+        <w:t xml:space="preserve"> </w:t>
+      </w:r>
+      <w:r>
+        <w:t xml:space="preserve">the structure a reviewer would read for each prespecified or</w:t>
+      </w:r>
+      <w:r>
+        <w:t xml:space="preserve"> </w:t>
+      </w:r>
+      <w:r>
+        <w:t xml:space="preserve">deviation entry.</w:t>
+      </w:r>
+    </w:p>
+    <w:tbl>
+      <w:tblPr>
+        <w:tblStyle w:val="Table"/>
+        <w:tblW w:type="pct" w:w="5000"/>
+        <w:tblLayout w:type="fixed"/>
+        <w:tblLook w:firstRow="1" w:lastRow="0" w:firstColumn="0" w:lastColumn="0" w:noHBand="0" w:noVBand="0" w:val="0020"/>
+      </w:tblPr>
+      <w:tblGrid>
+        <w:gridCol w:w="792"/>
+        <w:gridCol w:w="792"/>
+        <w:gridCol w:w="792"/>
+        <w:gridCol w:w="792"/>
+        <w:gridCol w:w="792"/>
+        <w:gridCol w:w="792"/>
+        <w:gridCol w:w="792"/>
+        <w:gridCol w:w="792"/>
+        <w:gridCol w:w="792"/>
+        <w:gridCol w:w="792"/>
+      </w:tblGrid>
+      <w:tr>
+        <w:trPr>
+          <w:tblHeader w:val="on"/>
+        </w:trPr>
+        <w:tc>
+          <w:tcPr/>
+          <w:p>
+            <w:pPr>
+              <w:pStyle w:val="Compact"/>
+            </w:pPr>
+            <w:r>
+              <w:t xml:space="preserve">timestamp</w:t>
+            </w:r>
+          </w:p>
+        </w:tc>
+        <w:tc>
+          <w:tcPr/>
+          <w:p>
+            <w:pPr>
+              <w:pStyle w:val="Compact"/>
+            </w:pPr>
+            <w:r>
+              <w:t xml:space="preserve">stage</w:t>
+            </w:r>
+          </w:p>
+        </w:tc>
+        <w:tc>
+          <w:tcPr/>
+          <w:p>
+            <w:pPr>
+              <w:pStyle w:val="Compact"/>
+            </w:pPr>
+            <w:r>
+              <w:t xml:space="preserve">diagnostic or issue</w:t>
+            </w:r>
+          </w:p>
+        </w:tc>
+        <w:tc>
+          <w:tcPr/>
+          <w:p>
+            <w:pPr>
+              <w:pStyle w:val="Compact"/>
+            </w:pPr>
+            <w:r>
+              <w:t xml:space="preserve">prespecified criterion</w:t>
+            </w:r>
+          </w:p>
+        </w:tc>
+        <w:tc>
+          <w:tcPr/>
+          <w:p>
+            <w:pPr>
+              <w:pStyle w:val="Compact"/>
+            </w:pPr>
+            <w:r>
+              <w:t xml:space="preserve">decision</w:t>
+            </w:r>
+          </w:p>
+        </w:tc>
+        <w:tc>
+          <w:tcPr/>
+          <w:p>
+            <w:pPr>
+              <w:pStyle w:val="Compact"/>
+            </w:pPr>
+            <w:r>
+              <w:t xml:space="preserve">rationale</w:t>
+            </w:r>
+          </w:p>
+        </w:tc>
+        <w:tc>
+          <w:tcPr/>
+          <w:p>
+            <w:pPr>
+              <w:pStyle w:val="Compact"/>
+            </w:pPr>
+            <w:r>
+              <w:t xml:space="preserve">reviewer role</w:t>
+            </w:r>
+          </w:p>
+        </w:tc>
+        <w:tc>
+          <w:tcPr/>
+          <w:p>
+            <w:pPr>
+              <w:pStyle w:val="Compact"/>
+            </w:pPr>
+            <w:r>
+              <w:t xml:space="preserve">effect estimate visible?</w:t>
+            </w:r>
+          </w:p>
+        </w:tc>
+        <w:tc>
+          <w:tcPr/>
+          <w:p>
+            <w:pPr>
+              <w:pStyle w:val="Compact"/>
+            </w:pPr>
+            <w:r>
+              <w:t xml:space="preserve">action taken</w:t>
+            </w:r>
+          </w:p>
+        </w:tc>
+        <w:tc>
+          <w:tcPr/>
+          <w:p>
+            <w:pPr>
+              <w:pStyle w:val="Compact"/>
+            </w:pPr>
+            <w:r>
+              <w:t xml:space="preserve">override?</w:t>
+            </w:r>
+          </w:p>
+        </w:tc>
+      </w:tr>
+      <w:tr>
+        <w:tc>
+          <w:tcPr/>
+          <w:p>
+            <w:pPr>
+              <w:pStyle w:val="Compact"/>
+            </w:pPr>
+            <w:r>
+              <w:t xml:space="preserve">2026-01-12 09:14</w:t>
+            </w:r>
+          </w:p>
+        </w:tc>
+        <w:tc>
+          <w:tcPr/>
+          <w:p>
+            <w:pPr>
+              <w:pStyle w:val="Compact"/>
+            </w:pPr>
+            <w:r>
+              <w:t xml:space="preserve">Stage 2a</w:t>
+            </w:r>
+          </w:p>
+        </w:tc>
+        <w:tc>
+          <w:tcPr/>
+          <w:p>
+            <w:pPr>
+              <w:pStyle w:val="Compact"/>
+            </w:pPr>
+            <w:r>
+              <w:t xml:space="preserve">Three NCs failed NZV filter</w:t>
+            </w:r>
+          </w:p>
+        </w:tc>
+        <w:tc>
+          <w:tcPr/>
+          <w:p>
+            <w:pPr>
+              <w:pStyle w:val="Compact"/>
+            </w:pPr>
+            <w:r>
+              <w:t xml:space="preserve">NZV check at lock-fingerprint covariate set</w:t>
+            </w:r>
+          </w:p>
+        </w:tc>
+        <w:tc>
+          <w:tcPr/>
+          <w:p>
+            <w:pPr>
+              <w:pStyle w:val="Compact"/>
+            </w:pPr>
+            <w:r>
+              <w:t xml:space="preserve">FLAG</w:t>
+            </w:r>
+          </w:p>
+        </w:tc>
+        <w:tc>
+          <w:tcPr/>
+          <w:p>
+            <w:pPr>
+              <w:pStyle w:val="Compact"/>
+            </w:pPr>
+            <w:r>
+              <w:t xml:space="preserve">Drop the three NCs; record narrower panel</w:t>
+            </w:r>
+          </w:p>
+        </w:tc>
+        <w:tc>
+          <w:tcPr/>
+          <w:p>
+            <w:pPr>
+              <w:pStyle w:val="Compact"/>
+            </w:pPr>
+            <w:r>
+              <w:t xml:space="preserve">Lead analyst</w:t>
+            </w:r>
+          </w:p>
+        </w:tc>
+        <w:tc>
+          <w:tcPr/>
+          <w:p>
+            <w:pPr>
+              <w:pStyle w:val="Compact"/>
+            </w:pPr>
+            <w:r>
+              <w:t xml:space="preserve">No</w:t>
+            </w:r>
+          </w:p>
+        </w:tc>
+        <w:tc>
+          <w:tcPr/>
+          <w:p>
+            <w:pPr>
+              <w:pStyle w:val="Compact"/>
+            </w:pPr>
+            <w:r>
+              <w:t xml:space="preserve">Continue with 2 surviving NCs; note as limitation</w:t>
+            </w:r>
+          </w:p>
+        </w:tc>
+        <w:tc>
+          <w:tcPr/>
+          <w:p>
+            <w:pPr>
+              <w:pStyle w:val="Compact"/>
+            </w:pPr>
+            <w:r>
+              <w:t xml:space="preserve">No</w:t>
+            </w:r>
+          </w:p>
+        </w:tc>
+      </w:tr>
+      <w:tr>
+        <w:tc>
+          <w:tcPr/>
+          <w:p>
+            <w:pPr>
+              <w:pStyle w:val="Compact"/>
+            </w:pPr>
+            <w:r>
+              <w:t xml:space="preserve">2026-01-12 11:02</w:t>
+            </w:r>
+          </w:p>
+        </w:tc>
+        <w:tc>
+          <w:tcPr/>
+          <w:p>
+            <w:pPr>
+              <w:pStyle w:val="Compact"/>
+            </w:pPr>
+            <w:r>
+              <w:t xml:space="preserve">Stage 2c</w:t>
+            </w:r>
+          </w:p>
+        </w:tc>
+        <w:tc>
+          <w:tcPr/>
+          <w:p>
+            <w:pPr>
+              <w:pStyle w:val="Compact"/>
+            </w:pPr>
+            <w:r>
+              <w:t xml:space="preserve">DQ stress run at</w:t>
+            </w:r>
+            <w:r>
+              <w:t xml:space="preserve"> </w:t>
+            </w:r>
+            <w:r>
+              <w:rPr>
+                <w:rStyle w:val="VerbatimChar"/>
+              </w:rPr>
+              <w:t xml:space="preserve">n_sims = 3</w:t>
+            </w:r>
+            <w:r>
+              <w:t xml:space="preserve"> </w:t>
+            </w:r>
+            <w:r>
+              <w:t xml:space="preserve">for fast reproducibility</w:t>
+            </w:r>
+          </w:p>
+        </w:tc>
+        <w:tc>
+          <w:tcPr/>
+          <w:p>
+            <w:pPr>
+              <w:pStyle w:val="Compact"/>
+            </w:pPr>
+            <w:r>
+              <w:rPr>
+                <w:rStyle w:val="VerbatimChar"/>
+              </w:rPr>
+              <w:t xml:space="preserve">n_sims</w:t>
+            </w:r>
+            <w:r>
+              <w:t xml:space="preserve"> </w:t>
+            </w:r>
+            <w:r>
+              <w:t xml:space="preserve">&gt;= 200 for inferential interpretation</w:t>
+            </w:r>
+          </w:p>
+        </w:tc>
+        <w:tc>
+          <w:tcPr/>
+          <w:p>
+            <w:pPr>
+              <w:pStyle w:val="Compact"/>
+            </w:pPr>
+            <w:r>
+              <w:t xml:space="preserve">FLAG</w:t>
+            </w:r>
+          </w:p>
+        </w:tc>
+        <w:tc>
+          <w:tcPr/>
+          <w:p>
+            <w:pPr>
+              <w:pStyle w:val="Compact"/>
+            </w:pPr>
+            <w:r>
+              <w:t xml:space="preserve">Bundle low-replicate run as workflow demo; companion</w:t>
+            </w:r>
+            <w:r>
+              <w:t xml:space="preserve"> </w:t>
+            </w:r>
+            <w:r>
+              <w:rPr>
+                <w:rStyle w:val="VerbatimChar"/>
+              </w:rPr>
+              <w:t xml:space="preserve">n_sims = 200</w:t>
+            </w:r>
+            <w:r>
+              <w:t xml:space="preserve"> </w:t>
+            </w:r>
+            <w:r>
+              <w:t xml:space="preserve">file confirms minimax winner</w:t>
+            </w:r>
+          </w:p>
+        </w:tc>
+        <w:tc>
+          <w:tcPr/>
+          <w:p>
+            <w:pPr>
+              <w:pStyle w:val="Compact"/>
+            </w:pPr>
+            <w:r>
+              <w:t xml:space="preserve">Lead analyst</w:t>
+            </w:r>
+          </w:p>
+        </w:tc>
+        <w:tc>
+          <w:tcPr/>
+          <w:p>
+            <w:pPr>
+              <w:pStyle w:val="Compact"/>
+            </w:pPr>
+            <w:r>
+              <w:t xml:space="preserve">No</w:t>
+            </w:r>
+          </w:p>
+        </w:tc>
+        <w:tc>
+          <w:tcPr/>
+          <w:p>
+            <w:pPr>
+              <w:pStyle w:val="Compact"/>
+            </w:pPr>
+            <w:r>
+              <w:t xml:space="preserve">Use</w:t>
+            </w:r>
+            <w:r>
+              <w:t xml:space="preserve"> </w:t>
+            </w:r>
+            <w:r>
+              <w:rPr>
+                <w:rStyle w:val="VerbatimChar"/>
+              </w:rPr>
+              <w:t xml:space="preserve">n_sims = 200</w:t>
+            </w:r>
+            <w:r>
+              <w:t xml:space="preserve"> </w:t>
+            </w:r>
+            <w:r>
+              <w:t xml:space="preserve">for inference; cite</w:t>
+            </w:r>
+            <w:r>
+              <w:t xml:space="preserve"> </w:t>
+            </w:r>
+            <w:r>
+              <w:rPr>
+                <w:rStyle w:val="VerbatimChar"/>
+              </w:rPr>
+              <w:t xml:space="preserve">n_sims = 3</w:t>
+            </w:r>
+            <w:r>
+              <w:t xml:space="preserve"> </w:t>
+            </w:r>
+            <w:r>
+              <w:t xml:space="preserve">only as smoke test</w:t>
+            </w:r>
+          </w:p>
+        </w:tc>
+        <w:tc>
+          <w:tcPr/>
+          <w:p>
+            <w:pPr>
+              <w:pStyle w:val="Compact"/>
+            </w:pPr>
+            <w:r>
+              <w:t xml:space="preserve">No</w:t>
+            </w:r>
+          </w:p>
+        </w:tc>
+      </w:tr>
+      <w:tr>
+        <w:tc>
+          <w:tcPr/>
+          <w:p>
+            <w:pPr>
+              <w:pStyle w:val="Compact"/>
+            </w:pPr>
+            <w:r>
+              <w:t xml:space="preserve">2026-01-12 14:45</w:t>
+            </w:r>
+          </w:p>
+        </w:tc>
+        <w:tc>
+          <w:tcPr/>
+          <w:p>
+            <w:pPr>
+              <w:pStyle w:val="Compact"/>
+            </w:pPr>
+            <w:r>
+              <w:t xml:space="preserve">Gate</w:t>
+            </w:r>
+          </w:p>
+        </w:tc>
+        <w:tc>
+          <w:tcPr/>
+          <w:p>
+            <w:pPr>
+              <w:pStyle w:val="Compact"/>
+            </w:pPr>
+            <w:r>
+              <w:t xml:space="preserve">All checkpoints GO or documented FLAG</w:t>
+            </w:r>
+          </w:p>
+        </w:tc>
+        <w:tc>
+          <w:tcPr/>
+          <w:p>
+            <w:pPr>
+              <w:pStyle w:val="Compact"/>
+            </w:pPr>
+            <w:r>
+              <w:t xml:space="preserve">All preceding stages recorded</w:t>
+            </w:r>
+          </w:p>
+        </w:tc>
+        <w:tc>
+          <w:tcPr/>
+          <w:p>
+            <w:pPr>
+              <w:pStyle w:val="Compact"/>
+            </w:pPr>
+            <w:r>
+              <w:t xml:space="preserve">GO</w:t>
+            </w:r>
+          </w:p>
+        </w:tc>
+        <w:tc>
+          <w:tcPr/>
+          <w:p>
+            <w:pPr>
+              <w:pStyle w:val="Compact"/>
+            </w:pPr>
+            <w:r>
+              <w:t xml:space="preserve">Authorise Stage 4</w:t>
+            </w:r>
+          </w:p>
+        </w:tc>
+        <w:tc>
+          <w:tcPr/>
+          <w:p>
+            <w:pPr>
+              <w:pStyle w:val="Compact"/>
+            </w:pPr>
+            <w:r>
+              <w:t xml:space="preserve">Reviewer</w:t>
+            </w:r>
+          </w:p>
+        </w:tc>
+        <w:tc>
+          <w:tcPr/>
+          <w:p>
+            <w:pPr>
+              <w:pStyle w:val="Compact"/>
+            </w:pPr>
+            <w:r>
+              <w:t xml:space="preserve">No</w:t>
+            </w:r>
+          </w:p>
+        </w:tc>
+        <w:tc>
+          <w:tcPr/>
+          <w:p>
+            <w:pPr>
+              <w:pStyle w:val="Compact"/>
+            </w:pPr>
+            <w:r>
+              <w:t xml:space="preserve">Run locked primary analysis</w:t>
+            </w:r>
+          </w:p>
+        </w:tc>
+        <w:tc>
+          <w:tcPr/>
+          <w:p>
+            <w:pPr>
+              <w:pStyle w:val="Compact"/>
+            </w:pPr>
+            <w:r>
+              <w:t xml:space="preserve">No</w:t>
+            </w:r>
+          </w:p>
+        </w:tc>
+      </w:tr>
+    </w:tbl>
     <w:bookmarkEnd w:id="103"/>
-    <w:bookmarkStart w:id="113" w:name="sec-casestudy-dq"/>
+    <w:bookmarkEnd w:id="104"/>
+    <w:bookmarkStart w:id="114" w:name="sec-casestudy-dq"/>
     <w:p>
       <w:pPr>
         <w:pStyle w:val="Heading2"/>
@@ -26684,18 +29296,18 @@
           <wp:inline>
             <wp:extent cx="5334000" cy="4267200"/>
             <wp:effectExtent b="0" l="0" r="0" t="0"/>
-            <wp:docPr descr="Rescue.Co Stage 2a balance. Standardised mean differences across 21 retained baseline covariates before and after PS matching. PS propensity scores stay inside [0.01, 0.99] (range 0.21 to 0.81), and SMDs after matching are within the prespecified 0.10 envelope for the matched-cohort target population." title="" id="105" name="Picture"/>
+            <wp:docPr descr="Rescue.Co Stage 2a balance. Standardised mean differences across 21 retained baseline covariates before and after PS matching. PS propensity scores stay inside [0.01, 0.99] (range 0.21 to 0.81), and SMDs after matching are within the prespecified 0.10 envelope for the matched-cohort target population." title="" id="106" name="Picture"/>
             <a:graphic>
               <a:graphicData uri="http://schemas.openxmlformats.org/drawingml/2006/picture">
                 <pic:pic>
                   <pic:nvPicPr>
-                    <pic:cNvPr descr="../rescueCo/results/love_plot.png" id="106" name="Picture"/>
+                    <pic:cNvPr descr="../rescueCo/results/love_plot.png" id="107" name="Picture"/>
                     <pic:cNvPicPr>
                       <a:picLocks noChangeArrowheads="1" noChangeAspect="1"/>
                     </pic:cNvPicPr>
                   </pic:nvPicPr>
                   <pic:blipFill>
-                    <a:blip r:embed="rId104"/>
+                    <a:blip r:embed="rId105"/>
                     <a:stretch>
                       <a:fillRect/>
                     </a:stretch>
@@ -26739,18 +29351,18 @@
           <wp:inline>
             <wp:extent cx="5334000" cy="4267200"/>
             <wp:effectExtent b="0" l="0" r="0" t="0"/>
-            <wp:docPr descr="Rescue.Co Stage 2a three-way Love plot: standardised mean differences before any adjustment (unweighted), after PS matching, and after stabilised IPTW. The three-way view documents which covariates remain imbalanced under each weighting strategy and clarifies that the matched-cohort target population is not the same as the full-cohort target population recovered by IPTW or full-cohort TMLE." title="" id="108" name="Picture"/>
+            <wp:docPr descr="Rescue.Co Stage 2a three-way Love plot: standardised mean differences before any adjustment (unweighted), after PS matching, and after stabilised IPTW. The three-way view documents which covariates remain imbalanced under each weighting strategy and clarifies that the matched-cohort target population is not the same as the full-cohort target population recovered by IPTW or full-cohort TMLE." title="" id="109" name="Picture"/>
             <a:graphic>
               <a:graphicData uri="http://schemas.openxmlformats.org/drawingml/2006/picture">
                 <pic:pic>
                   <pic:nvPicPr>
-                    <pic:cNvPr descr="../rescueCo/results/weighted_love_plot.png" id="109" name="Picture"/>
+                    <pic:cNvPr descr="../rescueCo/results/weighted_love_plot.png" id="110" name="Picture"/>
                     <pic:cNvPicPr>
                       <a:picLocks noChangeArrowheads="1" noChangeAspect="1"/>
                     </pic:cNvPicPr>
                   </pic:nvPicPr>
                   <pic:blipFill>
-                    <a:blip r:embed="rId107"/>
+                    <a:blip r:embed="rId108"/>
                     <a:stretch>
                       <a:fillRect/>
                     </a:stretch>
@@ -27172,18 +29784,18 @@
           <wp:inline>
             <wp:extent cx="5334000" cy="1253222"/>
             <wp:effectExtent b="0" l="0" r="0" t="0"/>
-            <wp:docPr descr="" title="" id="111" name="Picture"/>
+            <wp:docPr descr="" title="" id="112" name="Picture"/>
             <a:graphic>
               <a:graphicData uri="http://schemas.openxmlformats.org/drawingml/2006/picture">
                 <pic:pic>
                   <pic:nvPicPr>
-                    <pic:cNvPr descr="manuscript_outcome_blind_dq_files\figure-docx\mermaid-figure-2.png" id="112" name="Picture"/>
+                    <pic:cNvPr descr="manuscript_outcome_blind_dq_files\figure-docx\mermaid-figure-2.png" id="113" name="Picture"/>
                     <pic:cNvPicPr>
                       <a:picLocks noChangeArrowheads="1" noChangeAspect="1"/>
                     </pic:cNvPicPr>
                   </pic:nvPicPr>
                   <pic:blipFill>
-                    <a:blip r:embed="rId110"/>
+                    <a:blip r:embed="rId111"/>
                     <a:stretch>
                       <a:fillRect/>
                     </a:stretch>
@@ -27229,6 +29841,56 @@
         <w:pStyle w:val="BodyText"/>
       </w:pPr>
       <w:r>
+        <w:t xml:space="preserve">Demonstrated in this case study: cohort flow, event counts,</w:t>
+      </w:r>
+      <w:r>
+        <w:t xml:space="preserve"> </w:t>
+      </w:r>
+      <w:r>
+        <w:t xml:space="preserve">missingness summary, PS overlap, three-way Love plot, weight</w:t>
+      </w:r>
+      <w:r>
+        <w:t xml:space="preserve"> </w:t>
+      </w:r>
+      <w:r>
+        <w:t xml:space="preserve">diagnostics, ESS, negative-control attrition, baseline plasmode</w:t>
+      </w:r>
+      <w:r>
+        <w:t xml:space="preserve"> </w:t>
+      </w:r>
+      <w:r>
+        <w:t xml:space="preserve">results, DQ stress-test results, authorisation gate. Not yet</w:t>
+      </w:r>
+      <w:r>
+        <w:t xml:space="preserve"> </w:t>
+      </w:r>
+      <w:r>
+        <w:t xml:space="preserve">implemented in this release: native competing-risk</w:t>
+      </w:r>
+      <w:r>
+        <w:t xml:space="preserve"> </w:t>
+      </w:r>
+      <w:r>
+        <w:t xml:space="preserve">cumulative-incidence estimands, time-varying treatment, MAR/MNAR</w:t>
+      </w:r>
+      <w:r>
+        <w:t xml:space="preserve"> </w:t>
+      </w:r>
+      <w:r>
+        <w:t xml:space="preserve">missingness models, full-cohort Delta-path IPCW-TMLE (the</w:t>
+      </w:r>
+      <w:r>
+        <w:t xml:space="preserve"> </w:t>
+      </w:r>
+      <w:r>
+        <w:t xml:space="preserve">function falls back to weighted complete-case).</w:t>
+      </w:r>
+    </w:p>
+    <w:p>
+      <w:pPr>
+        <w:pStyle w:val="BodyText"/>
+      </w:pPr>
+      <w:r>
         <w:t xml:space="preserve">At the pre-outcome decision point (</w:t>
       </w:r>
       <w:r>
@@ -27364,8 +30026,8 @@
         <w:t xml:space="preserve">outcome-analysis functions run.</w:t>
       </w:r>
     </w:p>
-    <w:bookmarkEnd w:id="113"/>
-    <w:bookmarkStart w:id="114" w:name="effect-estimates"/>
+    <w:bookmarkEnd w:id="114"/>
+    <w:bookmarkStart w:id="115" w:name="effect-estimates"/>
     <w:p>
       <w:pPr>
         <w:pStyle w:val="Heading2"/>
@@ -28222,13 +30884,13 @@
         <w:t xml:space="preserve"> </w:t>
       </w:r>
       <w:r>
-        <w:t xml:space="preserve">in functional outcome that the prespecified primary estimator</w:t>
-      </w:r>
-      <w:r>
-        <w:t xml:space="preserve"> </w:t>
-      </w:r>
-      <w:r>
-        <w:t xml:space="preserve">cannot distinguish from null at</w:t>
+        <w:t xml:space="preserve">in functional outcome; the prespecified primary estimator does</w:t>
+      </w:r>
+      <w:r>
+        <w:t xml:space="preserve"> </w:t>
+      </w:r>
+      <w:r>
+        <w:t xml:space="preserve">not confirm the signal under the prespecified workflow at</w:t>
       </w:r>
       <w:r>
         <w:t xml:space="preserve"> </w:t>
@@ -28248,7 +30910,13 @@
         </m:r>
       </m:oMath>
       <w:r>
-        <w:t xml:space="preserve">.”</w:t>
+        <w:t xml:space="preserve">, and the analysis proceeded under prespecified</w:t>
+      </w:r>
+      <w:r>
+        <w:t xml:space="preserve"> </w:t>
+      </w:r>
+      <w:r>
+        <w:t xml:space="preserve">diagnostics.”</w:t>
       </w:r>
       <w:r>
         <w:t xml:space="preserve"> </w:t>
@@ -28287,8 +30955,8 @@
         <w:t xml:space="preserve">of the six estimates further toward null.</w:t>
       </w:r>
     </w:p>
-    <w:bookmarkEnd w:id="114"/>
-    <w:bookmarkStart w:id="118" w:name="Xc7557c3308f3f2c598231e06131cd13238ac1eb"/>
+    <w:bookmarkEnd w:id="115"/>
+    <w:bookmarkStart w:id="119" w:name="Xc7557c3308f3f2c598231e06131cd13238ac1eb"/>
     <w:p>
       <w:pPr>
         <w:pStyle w:val="Heading2"/>
@@ -28297,7 +30965,7 @@
         <w:t xml:space="preserve">9.6 What the case study tells us about the workflow</w:t>
       </w:r>
     </w:p>
-    <w:bookmarkStart w:id="115" w:name="X4a7de7fd9cca2a3eb7ce1d9546acd05cc50d75c"/>
+    <w:bookmarkStart w:id="116" w:name="X4a7de7fd9cca2a3eb7ce1d9546acd05cc50d75c"/>
     <w:p>
       <w:pPr>
         <w:pStyle w:val="Heading3"/>
@@ -28388,8 +31056,8 @@
         <w:t xml:space="preserve">.</w:t>
       </w:r>
     </w:p>
-    <w:bookmarkEnd w:id="115"/>
-    <w:bookmarkStart w:id="116" w:name="outcome-blind-plasmode"/>
+    <w:bookmarkEnd w:id="116"/>
+    <w:bookmarkStart w:id="117" w:name="outcome-blind-plasmode"/>
     <w:p>
       <w:pPr>
         <w:pStyle w:val="Heading3"/>
@@ -28573,8 +31241,8 @@
         <w:t xml:space="preserve">extensions planned for cleanTMLE 0.2.</w:t>
       </w:r>
     </w:p>
-    <w:bookmarkEnd w:id="116"/>
-    <w:bookmarkStart w:id="117" w:name="X11b03251d4243965818c23e078e2e7dfe52b4c9"/>
+    <w:bookmarkEnd w:id="117"/>
+    <w:bookmarkStart w:id="118" w:name="X11b03251d4243965818c23e078e2e7dfe52b4c9"/>
     <w:p>
       <w:pPr>
         <w:pStyle w:val="Heading3"/>
@@ -28773,10 +31441,10 @@
         <w:t xml:space="preserve">directory contains the data behind the tables above.</w:t>
       </w:r>
     </w:p>
-    <w:bookmarkEnd w:id="117"/>
     <w:bookmarkEnd w:id="118"/>
     <w:bookmarkEnd w:id="119"/>
-    <w:bookmarkStart w:id="133" w:name="sec-discussion"/>
+    <w:bookmarkEnd w:id="120"/>
+    <w:bookmarkStart w:id="134" w:name="sec-discussion"/>
     <w:p>
       <w:pPr>
         <w:pStyle w:val="Heading1"/>
@@ -28785,7 +31453,7 @@
         <w:t xml:space="preserve">10. Discussion</w:t>
       </w:r>
     </w:p>
-    <w:bookmarkStart w:id="120" w:name="what-cleantmle-contributes-operationally"/>
+    <w:bookmarkStart w:id="121" w:name="what-cleantmle-contributes-operationally"/>
     <w:p>
       <w:pPr>
         <w:pStyle w:val="Heading2"/>
@@ -28898,8 +31566,8 @@
         <w:t xml:space="preserve">reviewer.</w:t>
       </w:r>
     </w:p>
-    <w:bookmarkEnd w:id="120"/>
-    <w:bookmarkStart w:id="121" w:name="Xe8fe9eed3aca8891054d00f72c49520182244a2"/>
+    <w:bookmarkEnd w:id="121"/>
+    <w:bookmarkStart w:id="122" w:name="Xe8fe9eed3aca8891054d00f72c49520182244a2"/>
     <w:p>
       <w:pPr>
         <w:pStyle w:val="Heading2"/>
@@ -29037,8 +31705,8 @@
         <w:t xml:space="preserve">.</w:t>
       </w:r>
     </w:p>
-    <w:bookmarkEnd w:id="121"/>
-    <w:bookmarkStart w:id="122" w:name="X77d575563b1a1946325af71eab48d1c62a6f8a8"/>
+    <w:bookmarkEnd w:id="122"/>
+    <w:bookmarkStart w:id="123" w:name="X77d575563b1a1946325af71eab48d1c62a6f8a8"/>
     <w:p>
       <w:pPr>
         <w:pStyle w:val="Heading2"/>
@@ -29162,8 +31830,8 @@
         <w:t xml:space="preserve">than substituting for it.</w:t>
       </w:r>
     </w:p>
-    <w:bookmarkEnd w:id="122"/>
-    <w:bookmarkStart w:id="123" w:name="what-the-dq-stress-test-adds"/>
+    <w:bookmarkEnd w:id="123"/>
+    <w:bookmarkStart w:id="124" w:name="what-the-dq-stress-test-adds"/>
     <w:p>
       <w:pPr>
         <w:pStyle w:val="Heading2"/>
@@ -29210,8 +31878,8 @@
         <w:t xml:space="preserve">fit-for-purpose review.</w:t>
       </w:r>
     </w:p>
-    <w:bookmarkEnd w:id="123"/>
-    <w:bookmarkStart w:id="124" w:name="comparison-with-adjacent-tools"/>
+    <w:bookmarkEnd w:id="124"/>
+    <w:bookmarkStart w:id="125" w:name="comparison-with-adjacent-tools"/>
     <w:p>
       <w:pPr>
         <w:pStyle w:val="Heading2"/>
@@ -29591,8 +32259,8 @@
         <w:t xml:space="preserve">negative-control domains in practice.</w:t>
       </w:r>
     </w:p>
-    <w:bookmarkEnd w:id="124"/>
-    <w:bookmarkStart w:id="125" w:name="sec-limitations"/>
+    <w:bookmarkEnd w:id="125"/>
+    <w:bookmarkStart w:id="126" w:name="sec-limitations"/>
     <w:p>
       <w:pPr>
         <w:pStyle w:val="Heading2"/>
@@ -29731,8 +32399,8 @@
         <w:t xml:space="preserve">that no amount of replication can correct.</w:t>
       </w:r>
     </w:p>
-    <w:bookmarkEnd w:id="125"/>
-    <w:bookmarkStart w:id="129" w:name="other-limitations"/>
+    <w:bookmarkEnd w:id="126"/>
+    <w:bookmarkStart w:id="130" w:name="other-limitations"/>
     <w:p>
       <w:pPr>
         <w:pStyle w:val="Heading2"/>
@@ -29761,7 +32429,7 @@
         <w:t xml:space="preserve">computational cost, and estimand scope.</w:t>
       </w:r>
     </w:p>
-    <w:bookmarkStart w:id="126" w:name="model-assumptions"/>
+    <w:bookmarkStart w:id="127" w:name="model-assumptions"/>
     <w:p>
       <w:pPr>
         <w:pStyle w:val="Heading3"/>
@@ -29974,8 +32642,8 @@
         <w:t xml:space="preserve">the same demand qualitatively, and the DQ stress test inherits it.</w:t>
       </w:r>
     </w:p>
-    <w:bookmarkEnd w:id="126"/>
-    <w:bookmarkStart w:id="127" w:name="computational-cost"/>
+    <w:bookmarkEnd w:id="127"/>
+    <w:bookmarkStart w:id="128" w:name="computational-cost"/>
     <w:p>
       <w:pPr>
         <w:pStyle w:val="Heading3"/>
@@ -30079,8 +32747,8 @@
         <w:t xml:space="preserve">parallelising the outer loop over scenarios is the right next step.</w:t>
       </w:r>
     </w:p>
-    <w:bookmarkEnd w:id="127"/>
-    <w:bookmarkStart w:id="128" w:name="estimand-scope"/>
+    <w:bookmarkEnd w:id="128"/>
+    <w:bookmarkStart w:id="129" w:name="estimand-scope"/>
     <w:p>
       <w:pPr>
         <w:pStyle w:val="Heading3"/>
@@ -30228,9 +32896,9 @@
         <w:t xml:space="preserve">implementations.</w:t>
       </w:r>
     </w:p>
-    <w:bookmarkEnd w:id="128"/>
     <w:bookmarkEnd w:id="129"/>
-    <w:bookmarkStart w:id="130" w:name="future-extensions"/>
+    <w:bookmarkEnd w:id="130"/>
+    <w:bookmarkStart w:id="131" w:name="future-extensions"/>
     <w:p>
       <w:pPr>
         <w:pStyle w:val="Heading2"/>
@@ -30492,8 +33160,8 @@
         <w:t xml:space="preserve">the audit log.</w:t>
       </w:r>
     </w:p>
-    <w:bookmarkEnd w:id="130"/>
-    <w:bookmarkStart w:id="131" w:name="X3a4c45a4b83f6adca96de927f71cbd45f486421"/>
+    <w:bookmarkEnd w:id="131"/>
+    <w:bookmarkStart w:id="132" w:name="X3a4c45a4b83f6adca96de927f71cbd45f486421"/>
     <w:p>
       <w:pPr>
         <w:pStyle w:val="Heading2"/>
@@ -30609,8 +33277,8 @@
         <w:t xml:space="preserve">.</w:t>
       </w:r>
     </w:p>
-    <w:bookmarkEnd w:id="131"/>
-    <w:bookmarkStart w:id="132" w:name="recommendations-for-practice"/>
+    <w:bookmarkEnd w:id="132"/>
+    <w:bookmarkStart w:id="133" w:name="recommendations-for-practice"/>
     <w:p>
       <w:pPr>
         <w:pStyle w:val="Heading2"/>
@@ -30877,9 +33545,9 @@
         <w:t xml:space="preserve">metrics, the pre-outcome decision, and the post-outcome estimate.</w:t>
       </w:r>
     </w:p>
-    <w:bookmarkEnd w:id="132"/>
     <w:bookmarkEnd w:id="133"/>
-    <w:bookmarkStart w:id="136" w:name="sec-summary"/>
+    <w:bookmarkEnd w:id="134"/>
+    <w:bookmarkStart w:id="137" w:name="sec-summary"/>
     <w:p>
       <w:pPr>
         <w:pStyle w:val="Heading1"/>
@@ -31006,7 +33674,7 @@
       <w:r>
         <w:t xml:space="preserve"> </w:t>
       </w:r>
-      <w:hyperlink r:id="rId134">
+      <w:hyperlink r:id="rId135">
         <w:r>
           <w:rPr>
             <w:rStyle w:val="Hyperlink"/>
@@ -31049,7 +33717,7 @@
       <w:r>
         <w:t xml:space="preserve"> </w:t>
       </w:r>
-      <w:hyperlink r:id="rId135">
+      <w:hyperlink r:id="rId136">
         <w:r>
           <w:rPr>
             <w:rStyle w:val="Hyperlink"/>
@@ -31061,8 +33729,8 @@
         <w:t xml:space="preserve">.</w:t>
       </w:r>
     </w:p>
-    <w:bookmarkEnd w:id="136"/>
-    <w:bookmarkStart w:id="137" w:name="acknowledgements"/>
+    <w:bookmarkEnd w:id="137"/>
+    <w:bookmarkStart w:id="138" w:name="acknowledgements"/>
     <w:p>
       <w:pPr>
         <w:pStyle w:val="Heading1"/>
@@ -31109,8 +33777,8 @@
         <w:t xml:space="preserve">are ours.</w:t>
       </w:r>
     </w:p>
-    <w:bookmarkEnd w:id="137"/>
-    <w:bookmarkStart w:id="222" w:name="references"/>
+    <w:bookmarkEnd w:id="138"/>
+    <w:bookmarkStart w:id="223" w:name="references"/>
     <w:p>
       <w:pPr>
         <w:pStyle w:val="Heading1"/>
@@ -31119,8 +33787,8 @@
         <w:t xml:space="preserve">References</w:t>
       </w:r>
     </w:p>
-    <w:bookmarkStart w:id="221" w:name="refs"/>
-    <w:bookmarkStart w:id="139" w:name="ref-austin2009ps"/>
+    <w:bookmarkStart w:id="222" w:name="refs"/>
+    <w:bookmarkStart w:id="140" w:name="ref-austin2009ps"/>
     <w:p>
       <w:pPr>
         <w:pStyle w:val="Bibliography"/>
@@ -31153,7 +33821,7 @@
       <w:r>
         <w:t xml:space="preserve"> </w:t>
       </w:r>
-      <w:hyperlink r:id="rId138">
+      <w:hyperlink r:id="rId139">
         <w:r>
           <w:rPr>
             <w:rStyle w:val="Hyperlink"/>
@@ -31165,8 +33833,8 @@
         <w:t xml:space="preserve">.</w:t>
       </w:r>
     </w:p>
-    <w:bookmarkEnd w:id="139"/>
-    <w:bookmarkStart w:id="140" w:name="ref-survtmlepackage2018"/>
+    <w:bookmarkEnd w:id="140"/>
+    <w:bookmarkStart w:id="141" w:name="ref-survtmlepackage2018"/>
     <w:p>
       <w:pPr>
         <w:pStyle w:val="Bibliography"/>
@@ -31181,8 +33849,8 @@
         <w:t xml:space="preserve">“Survtmle: Compute Targeted Minimum Loss-Based Estimates in Right-Censored Survival Settings.”</w:t>
       </w:r>
     </w:p>
-    <w:bookmarkEnd w:id="140"/>
-    <w:bookmarkStart w:id="142" w:name="ref-cashin2024target"/>
+    <w:bookmarkEnd w:id="141"/>
+    <w:bookmarkStart w:id="143" w:name="ref-cashin2024target"/>
     <w:p>
       <w:pPr>
         <w:pStyle w:val="Bibliography"/>
@@ -31218,7 +33886,7 @@
       <w:r>
         <w:t xml:space="preserve"> </w:t>
       </w:r>
-      <w:hyperlink r:id="rId141">
+      <w:hyperlink r:id="rId142">
         <w:r>
           <w:rPr>
             <w:rStyle w:val="Hyperlink"/>
@@ -31230,8 +33898,8 @@
         <w:t xml:space="preserve">.</w:t>
       </w:r>
     </w:p>
-    <w:bookmarkEnd w:id="142"/>
-    <w:bookmarkStart w:id="144" w:name="ref-chernozhukov2018dml"/>
+    <w:bookmarkEnd w:id="143"/>
+    <w:bookmarkStart w:id="145" w:name="ref-chernozhukov2018dml"/>
     <w:p>
       <w:pPr>
         <w:pStyle w:val="Bibliography"/>
@@ -31264,7 +33932,7 @@
       <w:r>
         <w:t xml:space="preserve"> </w:t>
       </w:r>
-      <w:hyperlink r:id="rId143">
+      <w:hyperlink r:id="rId144">
         <w:r>
           <w:rPr>
             <w:rStyle w:val="Hyperlink"/>
@@ -31276,8 +33944,8 @@
         <w:t xml:space="preserve">.</w:t>
       </w:r>
     </w:p>
-    <w:bookmarkEnd w:id="144"/>
-    <w:bookmarkStart w:id="146" w:name="ref-dang2023roadmap"/>
+    <w:bookmarkEnd w:id="145"/>
+    <w:bookmarkStart w:id="147" w:name="ref-dang2023roadmap"/>
     <w:p>
       <w:pPr>
         <w:pStyle w:val="Bibliography"/>
@@ -31310,7 +33978,7 @@
       <w:r>
         <w:t xml:space="preserve"> </w:t>
       </w:r>
-      <w:hyperlink r:id="rId145">
+      <w:hyperlink r:id="rId146">
         <w:r>
           <w:rPr>
             <w:rStyle w:val="Hyperlink"/>
@@ -31322,8 +33990,8 @@
         <w:t xml:space="preserve">.</w:t>
       </w:r>
     </w:p>
-    <w:bookmarkEnd w:id="146"/>
-    <w:bookmarkStart w:id="148" w:name="ref-diaz2013sensitivity"/>
+    <w:bookmarkEnd w:id="147"/>
+    <w:bookmarkStart w:id="149" w:name="ref-diaz2013sensitivity"/>
     <w:p>
       <w:pPr>
         <w:pStyle w:val="Bibliography"/>
@@ -31356,7 +34024,7 @@
       <w:r>
         <w:t xml:space="preserve"> </w:t>
       </w:r>
-      <w:hyperlink r:id="rId147">
+      <w:hyperlink r:id="rId148">
         <w:r>
           <w:rPr>
             <w:rStyle w:val="Hyperlink"/>
@@ -31368,8 +34036,8 @@
         <w:t xml:space="preserve">.</w:t>
       </w:r>
     </w:p>
-    <w:bookmarkEnd w:id="148"/>
-    <w:bookmarkStart w:id="150" w:name="ref-ema2021registry"/>
+    <w:bookmarkEnd w:id="149"/>
+    <w:bookmarkStart w:id="151" w:name="ref-ema2021registry"/>
     <w:p>
       <w:pPr>
         <w:pStyle w:val="Bibliography"/>
@@ -31386,7 +34054,7 @@
       <w:r>
         <w:t xml:space="preserve"> </w:t>
       </w:r>
-      <w:hyperlink r:id="rId149">
+      <w:hyperlink r:id="rId150">
         <w:r>
           <w:rPr>
             <w:rStyle w:val="Hyperlink"/>
@@ -31398,8 +34066,8 @@
         <w:t xml:space="preserve">.</w:t>
       </w:r>
     </w:p>
-    <w:bookmarkEnd w:id="150"/>
-    <w:bookmarkStart w:id="152" w:name="ref-ema2024guide"/>
+    <w:bookmarkEnd w:id="151"/>
+    <w:bookmarkStart w:id="153" w:name="ref-ema2024guide"/>
     <w:p>
       <w:pPr>
         <w:pStyle w:val="Bibliography"/>
@@ -31428,7 +34096,7 @@
       <w:r>
         <w:t xml:space="preserve"> </w:t>
       </w:r>
-      <w:hyperlink r:id="rId151">
+      <w:hyperlink r:id="rId152">
         <w:r>
           <w:rPr>
             <w:rStyle w:val="Hyperlink"/>
@@ -31440,8 +34108,8 @@
         <w:t xml:space="preserve">.</w:t>
       </w:r>
     </w:p>
-    <w:bookmarkEnd w:id="152"/>
-    <w:bookmarkStart w:id="153" w:name="ref-ema2026rwd"/>
+    <w:bookmarkEnd w:id="153"/>
+    <w:bookmarkStart w:id="154" w:name="ref-ema2026rwd"/>
     <w:p>
       <w:pPr>
         <w:pStyle w:val="Bibliography"/>
@@ -31468,8 +34136,8 @@
         <w:t xml:space="preserve">Medicines Regulation.”</w:t>
       </w:r>
     </w:p>
-    <w:bookmarkEnd w:id="153"/>
-    <w:bookmarkStart w:id="155" w:name="ref-franklin2014plasmode"/>
+    <w:bookmarkEnd w:id="154"/>
+    <w:bookmarkStart w:id="156" w:name="ref-franklin2014plasmode"/>
     <w:p>
       <w:pPr>
         <w:pStyle w:val="Bibliography"/>
@@ -31502,7 +34170,7 @@
       <w:r>
         <w:t xml:space="preserve"> </w:t>
       </w:r>
-      <w:hyperlink r:id="rId154">
+      <w:hyperlink r:id="rId155">
         <w:r>
           <w:rPr>
             <w:rStyle w:val="Hyperlink"/>
@@ -31514,8 +34182,8 @@
         <w:t xml:space="preserve">.</w:t>
       </w:r>
     </w:p>
-    <w:bookmarkEnd w:id="155"/>
-    <w:bookmarkStart w:id="157" w:name="ref-gatto2022spifd"/>
+    <w:bookmarkEnd w:id="156"/>
+    <w:bookmarkStart w:id="158" w:name="ref-gatto2022spifd"/>
     <w:p>
       <w:pPr>
         <w:pStyle w:val="Bibliography"/>
@@ -31548,7 +34216,7 @@
       <w:r>
         <w:t xml:space="preserve"> </w:t>
       </w:r>
-      <w:hyperlink r:id="rId156">
+      <w:hyperlink r:id="rId157">
         <w:r>
           <w:rPr>
             <w:rStyle w:val="Hyperlink"/>
@@ -31560,8 +34228,8 @@
         <w:t xml:space="preserve">.</w:t>
       </w:r>
     </w:p>
-    <w:bookmarkEnd w:id="157"/>
-    <w:bookmarkStart w:id="159" w:name="ref-gatto2023spifd2"/>
+    <w:bookmarkEnd w:id="158"/>
+    <w:bookmarkStart w:id="160" w:name="ref-gatto2023spifd2"/>
     <w:p>
       <w:pPr>
         <w:pStyle w:val="Bibliography"/>
@@ -31594,7 +34262,7 @@
       <w:r>
         <w:t xml:space="preserve"> </w:t>
       </w:r>
-      <w:hyperlink r:id="rId158">
+      <w:hyperlink r:id="rId159">
         <w:r>
           <w:rPr>
             <w:rStyle w:val="Hyperlink"/>
@@ -31606,8 +34274,8 @@
         <w:t xml:space="preserve">.</w:t>
       </w:r>
     </w:p>
-    <w:bookmarkEnd w:id="159"/>
-    <w:bookmarkStart w:id="161" w:name="ref-gruber2022sap"/>
+    <w:bookmarkEnd w:id="160"/>
+    <w:bookmarkStart w:id="162" w:name="ref-gruber2022sap"/>
     <w:p>
       <w:pPr>
         <w:pStyle w:val="Bibliography"/>
@@ -31640,7 +34308,7 @@
       <w:r>
         <w:t xml:space="preserve"> </w:t>
       </w:r>
-      <w:hyperlink r:id="rId160">
+      <w:hyperlink r:id="rId161">
         <w:r>
           <w:rPr>
             <w:rStyle w:val="Hyperlink"/>
@@ -31652,8 +34320,8 @@
         <w:t xml:space="preserve">.</w:t>
       </w:r>
     </w:p>
-    <w:bookmarkEnd w:id="161"/>
-    <w:bookmarkStart w:id="163" w:name="ref-gruber2024evaluating"/>
+    <w:bookmarkEnd w:id="162"/>
+    <w:bookmarkStart w:id="164" w:name="ref-gruber2024evaluating"/>
     <w:p>
       <w:pPr>
         <w:pStyle w:val="Bibliography"/>
@@ -31686,7 +34354,7 @@
       <w:r>
         <w:t xml:space="preserve"> </w:t>
       </w:r>
-      <w:hyperlink r:id="rId162">
+      <w:hyperlink r:id="rId163">
         <w:r>
           <w:rPr>
             <w:rStyle w:val="Hyperlink"/>
@@ -31698,8 +34366,8 @@
         <w:t xml:space="preserve">.</w:t>
       </w:r>
     </w:p>
-    <w:bookmarkEnd w:id="163"/>
-    <w:bookmarkStart w:id="165" w:name="ref-hernan2016targettrial"/>
+    <w:bookmarkEnd w:id="164"/>
+    <w:bookmarkStart w:id="166" w:name="ref-hernan2016targettrial"/>
     <w:p>
       <w:pPr>
         <w:pStyle w:val="Bibliography"/>
@@ -31732,7 +34400,7 @@
       <w:r>
         <w:t xml:space="preserve"> </w:t>
       </w:r>
-      <w:hyperlink r:id="rId164">
+      <w:hyperlink r:id="rId165">
         <w:r>
           <w:rPr>
             <w:rStyle w:val="Hyperlink"/>
@@ -31744,8 +34412,8 @@
         <w:t xml:space="preserve">.</w:t>
       </w:r>
     </w:p>
-    <w:bookmarkEnd w:id="165"/>
-    <w:bookmarkStart w:id="166" w:name="ref-hernan2016target"/>
+    <w:bookmarkEnd w:id="166"/>
+    <w:bookmarkStart w:id="167" w:name="ref-hernan2016target"/>
     <w:p>
       <w:pPr>
         <w:pStyle w:val="Bibliography"/>
@@ -31778,7 +34446,7 @@
       <w:r>
         <w:t xml:space="preserve"> </w:t>
       </w:r>
-      <w:hyperlink r:id="rId164">
+      <w:hyperlink r:id="rId165">
         <w:r>
           <w:rPr>
             <w:rStyle w:val="Hyperlink"/>
@@ -31790,8 +34458,8 @@
         <w:t xml:space="preserve">.</w:t>
       </w:r>
     </w:p>
-    <w:bookmarkEnd w:id="166"/>
-    <w:bookmarkStart w:id="167" w:name="ref-hernan2020causal"/>
+    <w:bookmarkEnd w:id="167"/>
+    <w:bookmarkStart w:id="168" w:name="ref-hernan2020causal"/>
     <w:p>
       <w:pPr>
         <w:pStyle w:val="Bibliography"/>
@@ -31813,8 +34481,8 @@
         <w:t xml:space="preserve">. Boca Raton: Chapman &amp; Hall/CRC.</w:t>
       </w:r>
     </w:p>
-    <w:bookmarkEnd w:id="167"/>
-    <w:bookmarkStart w:id="168" w:name="ref-ich2019e9r1"/>
+    <w:bookmarkEnd w:id="168"/>
+    <w:bookmarkStart w:id="169" w:name="ref-ich2019e9r1"/>
     <w:p>
       <w:pPr>
         <w:pStyle w:val="Bibliography"/>
@@ -31838,8 +34506,8 @@
         <w:t xml:space="preserve">Addendum on Estimands and Sensitivity Analysis in Clinical Trials.”</w:t>
       </w:r>
     </w:p>
-    <w:bookmarkEnd w:id="168"/>
-    <w:bookmarkStart w:id="169" w:name="ref-ich2024m14"/>
+    <w:bookmarkEnd w:id="169"/>
+    <w:bookmarkStart w:id="170" w:name="ref-ich2024m14"/>
     <w:p>
       <w:pPr>
         <w:pStyle w:val="Bibliography"/>
@@ -31863,8 +34531,8 @@
         <w:t xml:space="preserve">Guidance for Industry: General Principles on Planning, Designing, and Analyzing Non-Interventional Studies Using Real-World Data for Safety Assessment of Medicines.”</w:t>
       </w:r>
     </w:p>
-    <w:bookmarkEnd w:id="169"/>
-    <w:bookmarkStart w:id="171" w:name="ref-kahn2016data"/>
+    <w:bookmarkEnd w:id="170"/>
+    <w:bookmarkStart w:id="172" w:name="ref-kahn2016data"/>
     <w:p>
       <w:pPr>
         <w:pStyle w:val="Bibliography"/>
@@ -31897,7 +34565,7 @@
       <w:r>
         <w:t xml:space="preserve"> </w:t>
       </w:r>
-      <w:hyperlink r:id="rId170">
+      <w:hyperlink r:id="rId171">
         <w:r>
           <w:rPr>
             <w:rStyle w:val="Hyperlink"/>
@@ -31909,8 +34577,8 @@
         <w:t xml:space="preserve">.</w:t>
       </w:r>
     </w:p>
-    <w:bookmarkEnd w:id="171"/>
-    <w:bookmarkStart w:id="172" w:name="ref-kent2026fiord"/>
+    <w:bookmarkEnd w:id="172"/>
+    <w:bookmarkStart w:id="173" w:name="ref-kent2026fiord"/>
     <w:p>
       <w:pPr>
         <w:pStyle w:val="Bibliography"/>
@@ -31931,8 +34599,8 @@
         <w:t xml:space="preserve">Conference presentation, 4th Annual Forum on the Integration of Observational and Randomized Data (FIORD), Day 1 Lunch session.</w:t>
       </w:r>
     </w:p>
-    <w:bookmarkEnd w:id="172"/>
-    <w:bookmarkStart w:id="174" w:name="ref-vdL2007superlearner"/>
+    <w:bookmarkEnd w:id="173"/>
+    <w:bookmarkStart w:id="175" w:name="ref-vdL2007superlearner"/>
     <w:p>
       <w:pPr>
         <w:pStyle w:val="Bibliography"/>
@@ -31965,7 +34633,7 @@
       <w:r>
         <w:t xml:space="preserve"> </w:t>
       </w:r>
-      <w:hyperlink r:id="rId173">
+      <w:hyperlink r:id="rId174">
         <w:r>
           <w:rPr>
             <w:rStyle w:val="Hyperlink"/>
@@ -31977,8 +34645,8 @@
         <w:t xml:space="preserve">.</w:t>
       </w:r>
     </w:p>
-    <w:bookmarkEnd w:id="174"/>
-    <w:bookmarkStart w:id="176" w:name="ref-vdL2011tlbook"/>
+    <w:bookmarkEnd w:id="175"/>
+    <w:bookmarkStart w:id="177" w:name="ref-vdL2011tlbook"/>
     <w:p>
       <w:pPr>
         <w:pStyle w:val="Bibliography"/>
@@ -32002,7 +34670,7 @@
       <w:r>
         <w:t xml:space="preserve"> </w:t>
       </w:r>
-      <w:hyperlink r:id="rId175">
+      <w:hyperlink r:id="rId176">
         <w:r>
           <w:rPr>
             <w:rStyle w:val="Hyperlink"/>
@@ -32014,8 +34682,8 @@
         <w:t xml:space="preserve">.</w:t>
       </w:r>
     </w:p>
-    <w:bookmarkEnd w:id="176"/>
-    <w:bookmarkStart w:id="178" w:name="ref-vanderLaan2006tmle"/>
+    <w:bookmarkEnd w:id="177"/>
+    <w:bookmarkStart w:id="179" w:name="ref-vanderLaan2006tmle"/>
     <w:p>
       <w:pPr>
         <w:pStyle w:val="Bibliography"/>
@@ -32048,7 +34716,7 @@
       <w:r>
         <w:t xml:space="preserve"> </w:t>
       </w:r>
-      <w:hyperlink r:id="rId177">
+      <w:hyperlink r:id="rId178">
         <w:r>
           <w:rPr>
             <w:rStyle w:val="Hyperlink"/>
@@ -32060,8 +34728,8 @@
         <w:t xml:space="preserve">.</w:t>
       </w:r>
     </w:p>
-    <w:bookmarkEnd w:id="178"/>
-    <w:bookmarkStart w:id="180" w:name="ref-lash2014qba"/>
+    <w:bookmarkEnd w:id="179"/>
+    <w:bookmarkStart w:id="181" w:name="ref-lash2014qba"/>
     <w:p>
       <w:pPr>
         <w:pStyle w:val="Bibliography"/>
@@ -32094,7 +34762,7 @@
       <w:r>
         <w:t xml:space="preserve"> </w:t>
       </w:r>
-      <w:hyperlink r:id="rId179">
+      <w:hyperlink r:id="rId180">
         <w:r>
           <w:rPr>
             <w:rStyle w:val="Hyperlink"/>
@@ -32106,8 +34774,8 @@
         <w:t xml:space="preserve">.</w:t>
       </w:r>
     </w:p>
-    <w:bookmarkEnd w:id="180"/>
-    <w:bookmarkStart w:id="182" w:name="ref-levintow2023nco"/>
+    <w:bookmarkEnd w:id="181"/>
+    <w:bookmarkStart w:id="183" w:name="ref-levintow2023nco"/>
     <w:p>
       <w:pPr>
         <w:pStyle w:val="Bibliography"/>
@@ -32140,7 +34808,7 @@
       <w:r>
         <w:t xml:space="preserve"> </w:t>
       </w:r>
-      <w:hyperlink r:id="rId181">
+      <w:hyperlink r:id="rId182">
         <w:r>
           <w:rPr>
             <w:rStyle w:val="Hyperlink"/>
@@ -32152,8 +34820,8 @@
         <w:t xml:space="preserve">.</w:t>
       </w:r>
     </w:p>
-    <w:bookmarkEnd w:id="182"/>
-    <w:bookmarkStart w:id="184" w:name="ref-lipsitch2010negative"/>
+    <w:bookmarkEnd w:id="183"/>
+    <w:bookmarkStart w:id="185" w:name="ref-lipsitch2010negative"/>
     <w:p>
       <w:pPr>
         <w:pStyle w:val="Bibliography"/>
@@ -32186,7 +34854,7 @@
       <w:r>
         <w:t xml:space="preserve"> </w:t>
       </w:r>
-      <w:hyperlink r:id="rId183">
+      <w:hyperlink r:id="rId184">
         <w:r>
           <w:rPr>
             <w:rStyle w:val="Hyperlink"/>
@@ -32198,8 +34866,8 @@
         <w:t xml:space="preserve">.</w:t>
       </w:r>
     </w:p>
-    <w:bookmarkEnd w:id="184"/>
-    <w:bookmarkStart w:id="186" w:name="ref-mcgrath2021romiplostim"/>
+    <w:bookmarkEnd w:id="185"/>
+    <w:bookmarkStart w:id="187" w:name="ref-mcgrath2021romiplostim"/>
     <w:p>
       <w:pPr>
         <w:pStyle w:val="Bibliography"/>
@@ -32232,7 +34900,7 @@
       <w:r>
         <w:t xml:space="preserve"> </w:t>
       </w:r>
-      <w:hyperlink r:id="rId185">
+      <w:hyperlink r:id="rId186">
         <w:r>
           <w:rPr>
             <w:rStyle w:val="Hyperlink"/>
@@ -32244,8 +34912,8 @@
         <w:t xml:space="preserve">.</w:t>
       </w:r>
     </w:p>
-    <w:bookmarkEnd w:id="186"/>
-    <w:bookmarkStart w:id="188" w:name="ref-muntner2024staging"/>
+    <w:bookmarkEnd w:id="187"/>
+    <w:bookmarkStart w:id="189" w:name="ref-muntner2024staging"/>
     <w:p>
       <w:pPr>
         <w:pStyle w:val="Bibliography"/>
@@ -32278,7 +34946,7 @@
       <w:r>
         <w:t xml:space="preserve"> </w:t>
       </w:r>
-      <w:hyperlink r:id="rId187">
+      <w:hyperlink r:id="rId188">
         <w:r>
           <w:rPr>
             <w:rStyle w:val="Hyperlink"/>
@@ -32290,8 +34958,8 @@
         <w:t xml:space="preserve">.</w:t>
       </w:r>
     </w:p>
-    <w:bookmarkEnd w:id="188"/>
-    <w:bookmarkStart w:id="190" w:name="ref-nice2022rwe"/>
+    <w:bookmarkEnd w:id="189"/>
+    <w:bookmarkStart w:id="191" w:name="ref-nice2022rwe"/>
     <w:p>
       <w:pPr>
         <w:pStyle w:val="Bibliography"/>
@@ -32323,7 +34991,7 @@
       <w:r>
         <w:t xml:space="preserve"> </w:t>
       </w:r>
-      <w:hyperlink r:id="rId189">
+      <w:hyperlink r:id="rId190">
         <w:r>
           <w:rPr>
             <w:rStyle w:val="Hyperlink"/>
@@ -32335,8 +35003,8 @@
         <w:t xml:space="preserve">.</w:t>
       </w:r>
     </w:p>
-    <w:bookmarkEnd w:id="190"/>
-    <w:bookmarkStart w:id="192" w:name="ref-petersen2014roadmap"/>
+    <w:bookmarkEnd w:id="191"/>
+    <w:bookmarkStart w:id="193" w:name="ref-petersen2014roadmap"/>
     <w:p>
       <w:pPr>
         <w:pStyle w:val="Bibliography"/>
@@ -32369,7 +35037,7 @@
       <w:r>
         <w:t xml:space="preserve"> </w:t>
       </w:r>
-      <w:hyperlink r:id="rId191">
+      <w:hyperlink r:id="rId192">
         <w:r>
           <w:rPr>
             <w:rStyle w:val="Hyperlink"/>
@@ -32381,8 +35049,8 @@
         <w:t xml:space="preserve">.</w:t>
       </w:r>
     </w:p>
-    <w:bookmarkEnd w:id="192"/>
-    <w:bookmarkStart w:id="194" w:name="ref-phillips2023sl"/>
+    <w:bookmarkEnd w:id="193"/>
+    <w:bookmarkStart w:id="195" w:name="ref-phillips2023sl"/>
     <w:p>
       <w:pPr>
         <w:pStyle w:val="Bibliography"/>
@@ -32415,7 +35083,7 @@
       <w:r>
         <w:t xml:space="preserve"> </w:t>
       </w:r>
-      <w:hyperlink r:id="rId193">
+      <w:hyperlink r:id="rId194">
         <w:r>
           <w:rPr>
             <w:rStyle w:val="Hyperlink"/>
@@ -32427,8 +35095,8 @@
         <w:t xml:space="preserve">.</w:t>
       </w:r>
     </w:p>
-    <w:bookmarkEnd w:id="194"/>
-    <w:bookmarkStart w:id="196" w:name="ref-rcoreteam2024"/>
+    <w:bookmarkEnd w:id="195"/>
+    <w:bookmarkStart w:id="197" w:name="ref-rcoreteam2024"/>
     <w:p>
       <w:pPr>
         <w:pStyle w:val="Bibliography"/>
@@ -32457,7 +35125,7 @@
       <w:r>
         <w:t xml:space="preserve"> </w:t>
       </w:r>
-      <w:hyperlink r:id="rId195">
+      <w:hyperlink r:id="rId196">
         <w:r>
           <w:rPr>
             <w:rStyle w:val="Hyperlink"/>
@@ -32469,8 +35137,8 @@
         <w:t xml:space="preserve">.</w:t>
       </w:r>
     </w:p>
-    <w:bookmarkEnd w:id="196"/>
-    <w:bookmarkStart w:id="197" w:name="ref-robins1986newapproach"/>
+    <w:bookmarkEnd w:id="197"/>
+    <w:bookmarkStart w:id="198" w:name="ref-robins1986newapproach"/>
     <w:p>
       <w:pPr>
         <w:pStyle w:val="Bibliography"/>
@@ -32501,8 +35169,8 @@
         <w:t xml:space="preserve">7 (9-12): 1393–1512.</w:t>
       </w:r>
     </w:p>
-    <w:bookmarkEnd w:id="197"/>
-    <w:bookmarkStart w:id="198" w:name="ref-robins1992rotnitzky"/>
+    <w:bookmarkEnd w:id="198"/>
+    <w:bookmarkStart w:id="199" w:name="ref-robins1992rotnitzky"/>
     <w:p>
       <w:pPr>
         <w:pStyle w:val="Bibliography"/>
@@ -32523,8 +35191,8 @@
         <w:t xml:space="preserve">297–331.</w:t>
       </w:r>
     </w:p>
-    <w:bookmarkEnd w:id="198"/>
-    <w:bookmarkStart w:id="199" w:name="ref-schreck2024plasmode"/>
+    <w:bookmarkEnd w:id="199"/>
+    <w:bookmarkStart w:id="200" w:name="ref-schreck2024plasmode"/>
     <w:p>
       <w:pPr>
         <w:pStyle w:val="Bibliography"/>
@@ -32552,8 +35220,8 @@
         <w:t xml:space="preserve">.</w:t>
       </w:r>
     </w:p>
-    <w:bookmarkEnd w:id="199"/>
-    <w:bookmarkStart w:id="201" w:name="ref-schuler2017tmle"/>
+    <w:bookmarkEnd w:id="200"/>
+    <w:bookmarkStart w:id="202" w:name="ref-schuler2017tmle"/>
     <w:p>
       <w:pPr>
         <w:pStyle w:val="Bibliography"/>
@@ -32586,7 +35254,7 @@
       <w:r>
         <w:t xml:space="preserve"> </w:t>
       </w:r>
-      <w:hyperlink r:id="rId200">
+      <w:hyperlink r:id="rId201">
         <w:r>
           <w:rPr>
             <w:rStyle w:val="Hyperlink"/>
@@ -32598,8 +35266,8 @@
         <w:t xml:space="preserve">.</w:t>
       </w:r>
     </w:p>
-    <w:bookmarkEnd w:id="201"/>
-    <w:bookmarkStart w:id="203" w:name="ref-fda2018rwe"/>
+    <w:bookmarkEnd w:id="202"/>
+    <w:bookmarkStart w:id="204" w:name="ref-fda2018rwe"/>
     <w:p>
       <w:pPr>
         <w:pStyle w:val="Bibliography"/>
@@ -32628,7 +35296,7 @@
       <w:r>
         <w:t xml:space="preserve"> </w:t>
       </w:r>
-      <w:hyperlink r:id="rId202">
+      <w:hyperlink r:id="rId203">
         <w:r>
           <w:rPr>
             <w:rStyle w:val="Hyperlink"/>
@@ -32640,8 +35308,8 @@
         <w:t xml:space="preserve">.</w:t>
       </w:r>
     </w:p>
-    <w:bookmarkEnd w:id="203"/>
-    <w:bookmarkStart w:id="205" w:name="ref-fda2021registries"/>
+    <w:bookmarkEnd w:id="204"/>
+    <w:bookmarkStart w:id="206" w:name="ref-fda2021registries"/>
     <w:p>
       <w:pPr>
         <w:pStyle w:val="Bibliography"/>
@@ -32658,7 +35326,7 @@
       <w:r>
         <w:t xml:space="preserve"> </w:t>
       </w:r>
-      <w:hyperlink r:id="rId204">
+      <w:hyperlink r:id="rId205">
         <w:r>
           <w:rPr>
             <w:rStyle w:val="Hyperlink"/>
@@ -32670,8 +35338,8 @@
         <w:t xml:space="preserve">.</w:t>
       </w:r>
     </w:p>
-    <w:bookmarkEnd w:id="205"/>
-    <w:bookmarkStart w:id="207" w:name="ref-fda2024considerations"/>
+    <w:bookmarkEnd w:id="206"/>
+    <w:bookmarkStart w:id="208" w:name="ref-fda2024considerations"/>
     <w:p>
       <w:pPr>
         <w:pStyle w:val="Bibliography"/>
@@ -32688,7 +35356,7 @@
       <w:r>
         <w:t xml:space="preserve"> </w:t>
       </w:r>
-      <w:hyperlink r:id="rId206">
+      <w:hyperlink r:id="rId207">
         <w:r>
           <w:rPr>
             <w:rStyle w:val="Hyperlink"/>
@@ -32700,8 +35368,8 @@
         <w:t xml:space="preserve">.</w:t>
       </w:r>
     </w:p>
-    <w:bookmarkEnd w:id="207"/>
-    <w:bookmarkStart w:id="209" w:name="ref-fda2024ehrclaims"/>
+    <w:bookmarkEnd w:id="208"/>
+    <w:bookmarkStart w:id="210" w:name="ref-fda2024ehrclaims"/>
     <w:p>
       <w:pPr>
         <w:pStyle w:val="Bibliography"/>
@@ -32718,7 +35386,7 @@
       <w:r>
         <w:t xml:space="preserve"> </w:t>
       </w:r>
-      <w:hyperlink r:id="rId208">
+      <w:hyperlink r:id="rId209">
         <w:r>
           <w:rPr>
             <w:rStyle w:val="Hyperlink"/>
@@ -32730,8 +35398,8 @@
         <w:t xml:space="preserve">.</w:t>
       </w:r>
     </w:p>
-    <w:bookmarkEnd w:id="209"/>
-    <w:bookmarkStart w:id="211" w:name="ref-fda2024noninterventional"/>
+    <w:bookmarkEnd w:id="210"/>
+    <w:bookmarkStart w:id="212" w:name="ref-fda2024noninterventional"/>
     <w:p>
       <w:pPr>
         <w:pStyle w:val="Bibliography"/>
@@ -32748,7 +35416,7 @@
       <w:r>
         <w:t xml:space="preserve"> </w:t>
       </w:r>
-      <w:hyperlink r:id="rId210">
+      <w:hyperlink r:id="rId211">
         <w:r>
           <w:rPr>
             <w:rStyle w:val="Hyperlink"/>
@@ -32760,8 +35428,8 @@
         <w:t xml:space="preserve">.</w:t>
       </w:r>
     </w:p>
-    <w:bookmarkEnd w:id="211"/>
-    <w:bookmarkStart w:id="213" w:name="ref-vanderWeele2017evalue"/>
+    <w:bookmarkEnd w:id="212"/>
+    <w:bookmarkStart w:id="214" w:name="ref-vanderWeele2017evalue"/>
     <w:p>
       <w:pPr>
         <w:pStyle w:val="Bibliography"/>
@@ -32803,7 +35471,7 @@
       <w:r>
         <w:t xml:space="preserve"> </w:t>
       </w:r>
-      <w:hyperlink r:id="rId212">
+      <w:hyperlink r:id="rId213">
         <w:r>
           <w:rPr>
             <w:rStyle w:val="Hyperlink"/>
@@ -32815,8 +35483,8 @@
         <w:t xml:space="preserve">.</w:t>
       </w:r>
     </w:p>
-    <w:bookmarkEnd w:id="213"/>
-    <w:bookmarkStart w:id="215" w:name="ref-wang2021startrwe"/>
+    <w:bookmarkEnd w:id="214"/>
+    <w:bookmarkStart w:id="216" w:name="ref-wang2021startrwe"/>
     <w:p>
       <w:pPr>
         <w:pStyle w:val="Bibliography"/>
@@ -32855,7 +35523,7 @@
       <w:r>
         <w:t xml:space="preserve"> </w:t>
       </w:r>
-      <w:hyperlink r:id="rId214">
+      <w:hyperlink r:id="rId215">
         <w:r>
           <w:rPr>
             <w:rStyle w:val="Hyperlink"/>
@@ -32867,8 +35535,8 @@
         <w:t xml:space="preserve">.</w:t>
       </w:r>
     </w:p>
-    <w:bookmarkEnd w:id="215"/>
-    <w:bookmarkStart w:id="217" w:name="ref-wang2023harper"/>
+    <w:bookmarkEnd w:id="216"/>
+    <w:bookmarkStart w:id="218" w:name="ref-wang2023harper"/>
     <w:p>
       <w:pPr>
         <w:pStyle w:val="Bibliography"/>
@@ -32904,7 +35572,7 @@
       <w:r>
         <w:t xml:space="preserve"> </w:t>
       </w:r>
-      <w:hyperlink r:id="rId216">
+      <w:hyperlink r:id="rId217">
         <w:r>
           <w:rPr>
             <w:rStyle w:val="Hyperlink"/>
@@ -32916,8 +35584,8 @@
         <w:t xml:space="preserve">.</w:t>
       </w:r>
     </w:p>
-    <w:bookmarkEnd w:id="217"/>
-    <w:bookmarkStart w:id="218" w:name="ref-lmtppackage2021"/>
+    <w:bookmarkEnd w:id="218"/>
+    <w:bookmarkStart w:id="219" w:name="ref-lmtppackage2021"/>
     <w:p>
       <w:pPr>
         <w:pStyle w:val="Bibliography"/>
@@ -32932,8 +35600,8 @@
         <w:t xml:space="preserve">“Lmtp: Non-Parametric Causal Effects of Feasible Interventions Based on Modified Treatment Policies.”</w:t>
       </w:r>
     </w:p>
-    <w:bookmarkEnd w:id="218"/>
-    <w:bookmarkStart w:id="219" w:name="ref-xu2020bootstrap"/>
+    <w:bookmarkEnd w:id="219"/>
+    <w:bookmarkStart w:id="220" w:name="ref-xu2020bootstrap"/>
     <w:p>
       <w:pPr>
         <w:pStyle w:val="Bibliography"/>
@@ -32964,8 +35632,8 @@
         <w:t xml:space="preserve">74 (4): 345–58.</w:t>
       </w:r>
     </w:p>
-    <w:bookmarkEnd w:id="219"/>
-    <w:bookmarkStart w:id="220" w:name="ref-zheng2011crossvalidated"/>
+    <w:bookmarkEnd w:id="220"/>
+    <w:bookmarkStart w:id="221" w:name="ref-zheng2011crossvalidated"/>
     <w:p>
       <w:pPr>
         <w:pStyle w:val="Bibliography"/>
@@ -32999,8 +35667,8 @@
         <w:t xml:space="preserve">, 459–74. Springer.</w:t>
       </w:r>
     </w:p>
-    <w:bookmarkEnd w:id="220"/>
     <w:bookmarkEnd w:id="221"/>
+    <w:bookmarkEnd w:id="222"/>
     <w:p>
       <w:pPr>
         <w:pStyle w:val="SourceCode"/>
@@ -33318,7 +35986,7 @@
         <w:t xml:space="preserve">R&gt;  [41] pkgconfig_2.0.3    htmltools_0.5.8.1</w:t>
       </w:r>
     </w:p>
-    <w:bookmarkEnd w:id="222"/>
+    <w:bookmarkEnd w:id="223"/>
     <w:sectPr/>
   </w:body>
 </w:document>

--- a/reports/manuscript_outcome_blind_dq.docx
+++ b/reports/manuscript_outcome_blind_dq.docx
@@ -8340,67 +8340,135 @@
         <w:t xml:space="preserve">5. Data Quality as a Quantifiable Threat</w:t>
       </w:r>
     </w:p>
-    <w:bookmarkStart w:id="51" w:name="X262475fd6dc51a12a4d5d933c1148a3024c08ab"/>
     <w:p>
       <w:pPr>
-        <w:pStyle w:val="Heading2"/>
+        <w:pStyle w:val="FirstParagraph"/>
       </w:pPr>
       <w:r>
-        <w:t xml:space="preserve">5.1 Why plasmode DQ stress testing adds information beyond standard pre-outcome diagnostics</w:t>
-      </w:r>
-    </w:p>
-    <w:p>
-      <w:pPr>
-        <w:pStyle w:val="Compact"/>
-        <w:numPr>
-          <w:ilvl w:val="0"/>
-          <w:numId w:val="1002"/>
-        </w:numPr>
-      </w:pPr>
-      <w:r>
-        <w:t xml:space="preserve">Propensity-score diagnostics</w:t>
-      </w:r>
-      <w:r>
-        <w:t xml:space="preserve"> </w:t>
-      </w:r>
-      <w:r>
-        <w:t xml:space="preserve">(Austin 2009)</w:t>
-      </w:r>
-      <w:r>
-        <w:t xml:space="preserve"> </w:t>
-      </w:r>
-      <w:r>
-        <w:t xml:space="preserve">assess overlap,</w:t>
-      </w:r>
-      <w:r>
-        <w:t xml:space="preserve"> </w:t>
-      </w:r>
-      <w:r>
-        <w:t xml:space="preserve">balance, and design feasibility, not estimator operating</w:t>
-      </w:r>
-      <w:r>
-        <w:t xml:space="preserve"> </w:t>
-      </w:r>
-      <w:r>
-        <w:t xml:space="preserve">characteristics.</w:t>
-      </w:r>
-    </w:p>
-    <w:p>
-      <w:pPr>
-        <w:pStyle w:val="Compact"/>
-        <w:numPr>
-          <w:ilvl w:val="0"/>
-          <w:numId w:val="1002"/>
-        </w:numPr>
-      </w:pPr>
-      <w:r>
-        <w:t xml:space="preserve">Baseline plasmode simulation assesses candidate estimators under</w:t>
-      </w:r>
-      <w:r>
-        <w:t xml:space="preserve"> </w:t>
-      </w:r>
-      <w:r>
-        <w:t xml:space="preserve">a</w:t>
+        <w:t xml:space="preserve">The outcome-blind plasmode loop on which the DQ stress test is built</w:t>
+      </w:r>
+      <w:r>
+        <w:t xml:space="preserve"> </w:t>
+      </w:r>
+      <w:r>
+        <w:t xml:space="preserve">follows the guidance developed in the FIORD outcome-blind simulation</w:t>
+      </w:r>
+      <w:r>
+        <w:t xml:space="preserve"> </w:t>
+      </w:r>
+      <w:r>
+        <w:t xml:space="preserve">manuscript</w:t>
+      </w:r>
+      <w:r>
+        <w:t xml:space="preserve"> </w:t>
+      </w:r>
+      <w:r>
+        <w:t xml:space="preserve">(Nance et al. 2026)</w:t>
+      </w:r>
+      <w:r>
+        <w:t xml:space="preserve">, which formalises a five-step pre-outcome</w:t>
+      </w:r>
+      <w:r>
+        <w:t xml:space="preserve"> </w:t>
+      </w:r>
+      <w:r>
+        <w:t xml:space="preserve">candidate-evaluation procedure: (1) declare the candidate estimators,</w:t>
+      </w:r>
+      <w:r>
+        <w:t xml:space="preserve"> </w:t>
+      </w:r>
+      <w:r>
+        <w:t xml:space="preserve">learner libraries, truncation grids, and variance methods to be</w:t>
+      </w:r>
+      <w:r>
+        <w:t xml:space="preserve"> </w:t>
+      </w:r>
+      <w:r>
+        <w:t xml:space="preserve">compared; (2) specify a data-generating process; (3) generate</w:t>
+      </w:r>
+      <w:r>
+        <w:t xml:space="preserve"> </w:t>
+      </w:r>
+      <w:r>
+        <w:t xml:space="preserve">replicates and apply candidate estimators factorially; (4) select</w:t>
+      </w:r>
+      <w:r>
+        <w:t xml:space="preserve"> </w:t>
+      </w:r>
+      <w:r>
+        <w:t xml:space="preserve">candidates in two stages, first the point estimator (against an</w:t>
+      </w:r>
+      <w:r>
+        <w:t xml:space="preserve"> </w:t>
+      </w:r>
+      <w:r>
+        <w:t xml:space="preserve">oracle-coverage screen built from the Monte Carlo empirical SE),</w:t>
+      </w:r>
+      <w:r>
+        <w:t xml:space="preserve"> </w:t>
+      </w:r>
+      <w:r>
+        <w:t xml:space="preserve">then the variance method; (5) implement on real data and report</w:t>
+      </w:r>
+      <w:r>
+        <w:t xml:space="preserve"> </w:t>
+      </w:r>
+      <w:r>
+        <w:t xml:space="preserve">transparently. FIORD also formalises a</w:t>
+      </w:r>
+      <w:r>
+        <w:t xml:space="preserve"> </w:t>
+      </w:r>
+      <w:r>
+        <w:rPr>
+          <w:b/>
+          <w:bCs/>
+        </w:rPr>
+        <w:t xml:space="preserve">spectrum of data-generating</w:t>
+      </w:r>
+      <w:r>
+        <w:rPr>
+          <w:b/>
+          <w:bCs/>
+        </w:rPr>
+        <w:t xml:space="preserve"> </w:t>
+      </w:r>
+      <w:r>
+        <w:rPr>
+          <w:b/>
+          <w:bCs/>
+        </w:rPr>
+        <w:t xml:space="preserve">processes</w:t>
+      </w:r>
+      <w:r>
+        <w:t xml:space="preserve"> </w:t>
+      </w:r>
+      <w:r>
+        <w:t xml:space="preserve">for the simulation, from fully investigator-specified</w:t>
+      </w:r>
+      <w:r>
+        <w:t xml:space="preserve"> </w:t>
+      </w:r>
+      <w:r>
+        <w:t xml:space="preserve">parametric structural equations, through hybrid generators that use</w:t>
+      </w:r>
+      <w:r>
+        <w:t xml:space="preserve"> </w:t>
+      </w:r>
+      <w:r>
+        <w:t xml:space="preserve">empirical covariates and fitted treatment / censoring mechanisms with</w:t>
+      </w:r>
+      <w:r>
+        <w:t xml:space="preserve"> </w:t>
+      </w:r>
+      <w:r>
+        <w:t xml:space="preserve">an investigator-specified outcome regression, to parametric bootstraps</w:t>
+      </w:r>
+      <w:r>
+        <w:t xml:space="preserve"> </w:t>
+      </w:r>
+      <w:r>
+        <w:t xml:space="preserve">from the fitted joint. cleanTMLE’s default plasmode sits in the</w:t>
       </w:r>
       <w:r>
         <w:t xml:space="preserve"> </w:t>
@@ -8410,13 +8478,13 @@
           <w:i/>
           <w:iCs/>
         </w:rPr>
-        <w:t xml:space="preserve">locked</w:t>
-      </w:r>
-      <w:r>
-        <w:t xml:space="preserve"> </w:t>
-      </w:r>
-      <w:r>
-        <w:t xml:space="preserve">synthetic outcome model using the empirical</w:t>
+        <w:t xml:space="preserve">hybrid</w:t>
+      </w:r>
+      <w:r>
+        <w:t xml:space="preserve"> </w:t>
+      </w:r>
+      <w:r>
+        <w:t xml:space="preserve">middle of this spectrum: it uses the empirical</w:t>
       </w:r>
       <w:r>
         <w:t xml:space="preserve"> </w:t>
@@ -8449,7 +8517,70 @@
         <w:t xml:space="preserve"> </w:t>
       </w:r>
       <w:r>
-        <w:t xml:space="preserve">structure.</w:t>
+        <w:t xml:space="preserve">structure with a covariate-only outcome model, never the joint</w:t>
+      </w:r>
+      <w:r>
+        <w:t xml:space="preserve"> </w:t>
+      </w:r>
+      <m:oMath>
+        <m:d>
+          <m:dPr>
+            <m:begChr m:val="("/>
+            <m:endChr m:val=")"/>
+            <m:sepChr m:val=""/>
+            <m:grow/>
+          </m:dPr>
+          <m:e>
+            <m:r>
+              <m:t>A</m:t>
+            </m:r>
+            <m:r>
+              <m:rPr>
+                <m:sty m:val="p"/>
+              </m:rPr>
+              <m:t>,</m:t>
+            </m:r>
+            <m:r>
+              <m:t>Y</m:t>
+            </m:r>
+          </m:e>
+        </m:d>
+        <m:r>
+          <m:rPr>
+            <m:sty m:val="p"/>
+          </m:rPr>
+          <m:t>∣</m:t>
+        </m:r>
+        <m:r>
+          <m:t>W</m:t>
+        </m:r>
+      </m:oMath>
+      <w:r>
+        <w:t xml:space="preserve"> </w:t>
+      </w:r>
+      <w:r>
+        <w:t xml:space="preserve">relationship. The DQ stress test extends FIORD by</w:t>
+      </w:r>
+      <w:r>
+        <w:t xml:space="preserve"> </w:t>
+      </w:r>
+      <w:r>
+        <w:t xml:space="preserve">adding the prespecified perturbation step on top of the same</w:t>
+      </w:r>
+      <w:r>
+        <w:t xml:space="preserve"> </w:t>
+      </w:r>
+      <w:r>
+        <w:t xml:space="preserve">hybrid generator.</w:t>
+      </w:r>
+    </w:p>
+    <w:bookmarkStart w:id="51" w:name="X262475fd6dc51a12a4d5d933c1148a3024c08ab"/>
+    <w:p>
+      <w:pPr>
+        <w:pStyle w:val="Heading2"/>
+      </w:pPr>
+      <w:r>
+        <w:t xml:space="preserve">5.1 Why plasmode DQ stress testing adds information beyond standard pre-outcome diagnostics</w:t>
       </w:r>
     </w:p>
     <w:p>
@@ -8461,25 +8592,31 @@
         </w:numPr>
       </w:pPr>
       <w:r>
-        <w:t xml:space="preserve">Negative-control analyses probe residual bias for selected NC</w:t>
-      </w:r>
-      <w:r>
-        <w:t xml:space="preserve"> </w:t>
-      </w:r>
-      <w:r>
-        <w:t xml:space="preserve">outcomes through a different data-generating channel and do not</w:t>
-      </w:r>
-      <w:r>
-        <w:t xml:space="preserve"> </w:t>
-      </w:r>
-      <w:r>
-        <w:t xml:space="preserve">characterise the behaviour of the primary estimator under DQ</w:t>
-      </w:r>
-      <w:r>
-        <w:t xml:space="preserve"> </w:t>
-      </w:r>
-      <w:r>
-        <w:t xml:space="preserve">perturbations.</w:t>
+        <w:t xml:space="preserve">Propensity-score diagnostics</w:t>
+      </w:r>
+      <w:r>
+        <w:t xml:space="preserve"> </w:t>
+      </w:r>
+      <w:r>
+        <w:t xml:space="preserve">(Austin 2009)</w:t>
+      </w:r>
+      <w:r>
+        <w:t xml:space="preserve"> </w:t>
+      </w:r>
+      <w:r>
+        <w:t xml:space="preserve">assess overlap,</w:t>
+      </w:r>
+      <w:r>
+        <w:t xml:space="preserve"> </w:t>
+      </w:r>
+      <w:r>
+        <w:t xml:space="preserve">balance, and design feasibility, not estimator operating</w:t>
+      </w:r>
+      <w:r>
+        <w:t xml:space="preserve"> </w:t>
+      </w:r>
+      <w:r>
+        <w:t xml:space="preserve">characteristics.</w:t>
       </w:r>
     </w:p>
     <w:p>
@@ -8491,13 +8628,13 @@
         </w:numPr>
       </w:pPr>
       <w:r>
-        <w:t xml:space="preserve">DQ stress testing asks whether conclusions about estimator</w:t>
-      </w:r>
-      <w:r>
-        <w:t xml:space="preserve"> </w:t>
-      </w:r>
-      <w:r>
-        <w:t xml:space="preserve">suitability</w:t>
+        <w:t xml:space="preserve">Baseline plasmode simulation assesses candidate estimators under</w:t>
+      </w:r>
+      <w:r>
+        <w:t xml:space="preserve"> </w:t>
+      </w:r>
+      <w:r>
+        <w:t xml:space="preserve">a</w:t>
       </w:r>
       <w:r>
         <w:t xml:space="preserve"> </w:t>
@@ -8507,105 +8644,13 @@
           <w:i/>
           <w:iCs/>
         </w:rPr>
-        <w:t xml:space="preserve">persist</w:t>
-      </w:r>
-      <w:r>
-        <w:t xml:space="preserve"> </w:t>
-      </w:r>
-      <w:r>
-        <w:t xml:space="preserve">under prespecified violations or</w:t>
-      </w:r>
-      <w:r>
-        <w:t xml:space="preserve"> </w:t>
-      </w:r>
-      <w:r>
-        <w:t xml:space="preserve">degradations tied to fit-for-purpose concerns.</w:t>
-      </w:r>
-    </w:p>
-    <w:p>
-      <w:pPr>
-        <w:pStyle w:val="Compact"/>
-        <w:numPr>
-          <w:ilvl w:val="0"/>
-          <w:numId w:val="1002"/>
-        </w:numPr>
-      </w:pPr>
-      <w:r>
-        <w:t xml:space="preserve">A STOP under a stress scenario should be read as evidence that</w:t>
-      </w:r>
-      <w:r>
-        <w:t xml:space="preserve"> </w:t>
-      </w:r>
-      <w:r>
-        <w:t xml:space="preserve">the study requires redesign, external validation, additional</w:t>
-      </w:r>
-      <w:r>
-        <w:t xml:space="preserve"> </w:t>
-      </w:r>
-      <w:r>
-        <w:t xml:space="preserve">sensitivity analysis, or narrower causal claims before outcome</w:t>
-      </w:r>
-      <w:r>
-        <w:t xml:space="preserve"> </w:t>
-      </w:r>
-      <w:r>
-        <w:t xml:space="preserve">access.</w:t>
-      </w:r>
-    </w:p>
-    <w:p>
-      <w:pPr>
-        <w:pStyle w:val="FirstParagraph"/>
-      </w:pPr>
-      <w:r>
-        <w:t xml:space="preserve">Four pre-outcome tools answer four different questions and are</w:t>
-      </w:r>
-      <w:r>
-        <w:t xml:space="preserve"> </w:t>
-      </w:r>
-      <w:r>
-        <w:t xml:space="preserve">complementary rather than substitutable. (i) Propensity-score</w:t>
-      </w:r>
-      <w:r>
-        <w:t xml:space="preserve"> </w:t>
-      </w:r>
-      <w:r>
-        <w:t xml:space="preserve">diagnostics assess empirical comparability, overlap, and weight</w:t>
-      </w:r>
-      <w:r>
-        <w:t xml:space="preserve"> </w:t>
-      </w:r>
-      <w:r>
-        <w:t xml:space="preserve">stability, indicating whether the design is feasible under the</w:t>
-      </w:r>
-      <w:r>
-        <w:t xml:space="preserve"> </w:t>
-      </w:r>
-      <w:r>
-        <w:t xml:space="preserve">observed covariate and treatment distributions; they do not</w:t>
-      </w:r>
-      <w:r>
-        <w:t xml:space="preserve"> </w:t>
-      </w:r>
-      <w:r>
-        <w:t xml:space="preserve">estimate the operating characteristics of a candidate estimator.</w:t>
-      </w:r>
-      <w:r>
-        <w:t xml:space="preserve"> </w:t>
-      </w:r>
-      <w:r>
-        <w:t xml:space="preserve">(ii) Baseline plasmode simulation evaluates candidate-estimator</w:t>
-      </w:r>
-      <w:r>
-        <w:t xml:space="preserve"> </w:t>
-      </w:r>
-      <w:r>
-        <w:t xml:space="preserve">operating characteristics (bias, RMSE, coverage) under a single</w:t>
-      </w:r>
-      <w:r>
-        <w:t xml:space="preserve"> </w:t>
-      </w:r>
-      <w:r>
-        <w:t xml:space="preserve">locked synthetic outcome model conditional on the empirical</w:t>
+        <w:t xml:space="preserve">locked</w:t>
+      </w:r>
+      <w:r>
+        <w:t xml:space="preserve"> </w:t>
+      </w:r>
+      <w:r>
+        <w:t xml:space="preserve">synthetic outcome model using the empirical</w:t>
       </w:r>
       <w:r>
         <w:t xml:space="preserve"> </w:t>
@@ -8638,6 +8683,195 @@
         <w:t xml:space="preserve"> </w:t>
       </w:r>
       <w:r>
+        <w:t xml:space="preserve">structure.</w:t>
+      </w:r>
+    </w:p>
+    <w:p>
+      <w:pPr>
+        <w:pStyle w:val="Compact"/>
+        <w:numPr>
+          <w:ilvl w:val="0"/>
+          <w:numId w:val="1002"/>
+        </w:numPr>
+      </w:pPr>
+      <w:r>
+        <w:t xml:space="preserve">Negative-control analyses probe residual bias for selected NC</w:t>
+      </w:r>
+      <w:r>
+        <w:t xml:space="preserve"> </w:t>
+      </w:r>
+      <w:r>
+        <w:t xml:space="preserve">outcomes through a different data-generating channel and do not</w:t>
+      </w:r>
+      <w:r>
+        <w:t xml:space="preserve"> </w:t>
+      </w:r>
+      <w:r>
+        <w:t xml:space="preserve">characterise the behaviour of the primary estimator under DQ</w:t>
+      </w:r>
+      <w:r>
+        <w:t xml:space="preserve"> </w:t>
+      </w:r>
+      <w:r>
+        <w:t xml:space="preserve">perturbations.</w:t>
+      </w:r>
+    </w:p>
+    <w:p>
+      <w:pPr>
+        <w:pStyle w:val="Compact"/>
+        <w:numPr>
+          <w:ilvl w:val="0"/>
+          <w:numId w:val="1002"/>
+        </w:numPr>
+      </w:pPr>
+      <w:r>
+        <w:t xml:space="preserve">DQ stress testing asks whether conclusions about estimator</w:t>
+      </w:r>
+      <w:r>
+        <w:t xml:space="preserve"> </w:t>
+      </w:r>
+      <w:r>
+        <w:t xml:space="preserve">suitability</w:t>
+      </w:r>
+      <w:r>
+        <w:t xml:space="preserve"> </w:t>
+      </w:r>
+      <w:r>
+        <w:rPr>
+          <w:i/>
+          <w:iCs/>
+        </w:rPr>
+        <w:t xml:space="preserve">persist</w:t>
+      </w:r>
+      <w:r>
+        <w:t xml:space="preserve"> </w:t>
+      </w:r>
+      <w:r>
+        <w:t xml:space="preserve">under prespecified violations or</w:t>
+      </w:r>
+      <w:r>
+        <w:t xml:space="preserve"> </w:t>
+      </w:r>
+      <w:r>
+        <w:t xml:space="preserve">degradations tied to fit-for-purpose concerns.</w:t>
+      </w:r>
+    </w:p>
+    <w:p>
+      <w:pPr>
+        <w:pStyle w:val="Compact"/>
+        <w:numPr>
+          <w:ilvl w:val="0"/>
+          <w:numId w:val="1002"/>
+        </w:numPr>
+      </w:pPr>
+      <w:r>
+        <w:t xml:space="preserve">A STOP under a stress scenario should be read as evidence that</w:t>
+      </w:r>
+      <w:r>
+        <w:t xml:space="preserve"> </w:t>
+      </w:r>
+      <w:r>
+        <w:t xml:space="preserve">the study requires redesign, external validation, additional</w:t>
+      </w:r>
+      <w:r>
+        <w:t xml:space="preserve"> </w:t>
+      </w:r>
+      <w:r>
+        <w:t xml:space="preserve">sensitivity analysis, or narrower causal claims before outcome</w:t>
+      </w:r>
+      <w:r>
+        <w:t xml:space="preserve"> </w:t>
+      </w:r>
+      <w:r>
+        <w:t xml:space="preserve">access.</w:t>
+      </w:r>
+    </w:p>
+    <w:p>
+      <w:pPr>
+        <w:pStyle w:val="FirstParagraph"/>
+      </w:pPr>
+      <w:r>
+        <w:t xml:space="preserve">Four pre-outcome tools answer four different questions and are</w:t>
+      </w:r>
+      <w:r>
+        <w:t xml:space="preserve"> </w:t>
+      </w:r>
+      <w:r>
+        <w:t xml:space="preserve">complementary rather than substitutable. (i) Propensity-score</w:t>
+      </w:r>
+      <w:r>
+        <w:t xml:space="preserve"> </w:t>
+      </w:r>
+      <w:r>
+        <w:t xml:space="preserve">diagnostics assess empirical comparability, overlap, and weight</w:t>
+      </w:r>
+      <w:r>
+        <w:t xml:space="preserve"> </w:t>
+      </w:r>
+      <w:r>
+        <w:t xml:space="preserve">stability, indicating whether the design is feasible under the</w:t>
+      </w:r>
+      <w:r>
+        <w:t xml:space="preserve"> </w:t>
+      </w:r>
+      <w:r>
+        <w:t xml:space="preserve">observed covariate and treatment distributions; they do not</w:t>
+      </w:r>
+      <w:r>
+        <w:t xml:space="preserve"> </w:t>
+      </w:r>
+      <w:r>
+        <w:t xml:space="preserve">estimate the operating characteristics of a candidate estimator.</w:t>
+      </w:r>
+      <w:r>
+        <w:t xml:space="preserve"> </w:t>
+      </w:r>
+      <w:r>
+        <w:t xml:space="preserve">(ii) Baseline plasmode simulation evaluates candidate-estimator</w:t>
+      </w:r>
+      <w:r>
+        <w:t xml:space="preserve"> </w:t>
+      </w:r>
+      <w:r>
+        <w:t xml:space="preserve">operating characteristics (bias, RMSE, coverage) under a single</w:t>
+      </w:r>
+      <w:r>
+        <w:t xml:space="preserve"> </w:t>
+      </w:r>
+      <w:r>
+        <w:t xml:space="preserve">locked synthetic outcome model conditional on the empirical</w:t>
+      </w:r>
+      <w:r>
+        <w:t xml:space="preserve"> </w:t>
+      </w:r>
+      <m:oMath>
+        <m:d>
+          <m:dPr>
+            <m:begChr m:val="("/>
+            <m:endChr m:val=")"/>
+            <m:sepChr m:val=""/>
+            <m:grow/>
+          </m:dPr>
+          <m:e>
+            <m:r>
+              <m:t>W</m:t>
+            </m:r>
+            <m:r>
+              <m:rPr>
+                <m:sty m:val="p"/>
+              </m:rPr>
+              <m:t>,</m:t>
+            </m:r>
+            <m:r>
+              <m:t>A</m:t>
+            </m:r>
+          </m:e>
+        </m:d>
+      </m:oMath>
+      <w:r>
+        <w:t xml:space="preserve"> </w:t>
+      </w:r>
+      <w:r>
         <w:t xml:space="preserve">structure. (iii) Negative-control analyses probe</w:t>
       </w:r>
       <w:r>
@@ -9280,13 +9514,13 @@
         <w:t xml:space="preserve"> </w:t>
       </w:r>
       <w:r>
-        <w:t xml:space="preserve">moves bias or coverage beyond the threshold. The candidate-selection rule</w:t>
-      </w:r>
-      <w:r>
-        <w:t xml:space="preserve"> </w:t>
-      </w:r>
-      <w:r>
-        <w:t xml:space="preserve">(</w:t>
+        <w:t xml:space="preserve">moves bias or coverage beyond the threshold. The candidate-selection</w:t>
+      </w:r>
+      <w:r>
+        <w:t xml:space="preserve"> </w:t>
+      </w:r>
+      <w:r>
+        <w:t xml:space="preserve">rule (</w:t>
       </w:r>
       <w:r>
         <w:rPr>
@@ -9295,25 +9529,135 @@
         <w:t xml:space="preserve">select_tmle_candidate(rule = "min_rmse")</w:t>
       </w:r>
       <w:r>
-        <w:t xml:space="preserve">) can be augmented to</w:t>
-      </w:r>
-      <w:r>
-        <w:t xml:space="preserve"> </w:t>
-      </w:r>
-      <w:r>
-        <w:t xml:space="preserve">require a maximum allowed degradation, in which case the</w:t>
-      </w:r>
-      <w:r>
-        <w:t xml:space="preserve"> </w:t>
-      </w:r>
-      <w:r>
-        <w:t xml:space="preserve">prespecified rule excludes fragile candidates</w:t>
-      </w:r>
-      <w:r>
-        <w:t xml:space="preserve"> </w:t>
-      </w:r>
-      <w:r>
-        <w:t xml:space="preserve">before the outcome is accessed.</w:t>
+        <w:t xml:space="preserve">) is currently a</w:t>
+      </w:r>
+      <w:r>
+        <w:t xml:space="preserve"> </w:t>
+      </w:r>
+      <w:r>
+        <w:t xml:space="preserve">single-step approximation of the</w:t>
+      </w:r>
+      <w:r>
+        <w:t xml:space="preserve"> </w:t>
+      </w:r>
+      <w:r>
+        <w:rPr>
+          <w:b/>
+          <w:bCs/>
+        </w:rPr>
+        <w:t xml:space="preserve">two-stage selector</w:t>
+      </w:r>
+      <w:r>
+        <w:t xml:space="preserve"> </w:t>
+      </w:r>
+      <w:r>
+        <w:t xml:space="preserve">formalised</w:t>
+      </w:r>
+      <w:r>
+        <w:t xml:space="preserve"> </w:t>
+      </w:r>
+      <w:r>
+        <w:t xml:space="preserve">in FIORD</w:t>
+      </w:r>
+      <w:r>
+        <w:t xml:space="preserve"> </w:t>
+      </w:r>
+      <w:r>
+        <w:t xml:space="preserve">(Nance et al. 2026)</w:t>
+      </w:r>
+      <w:r>
+        <w:t xml:space="preserve">: in FIORD’s procedure, candidates are</w:t>
+      </w:r>
+      <w:r>
+        <w:t xml:space="preserve"> </w:t>
+      </w:r>
+      <w:r>
+        <w:t xml:space="preserve">first screened to those that achieve nominal</w:t>
+      </w:r>
+      <w:r>
+        <w:t xml:space="preserve"> </w:t>
+      </w:r>
+      <w:r>
+        <w:rPr>
+          <w:b/>
+          <w:bCs/>
+        </w:rPr>
+        <w:t xml:space="preserve">oracle coverage</w:t>
+      </w:r>
+      <w:r>
+        <w:t xml:space="preserve"> </w:t>
+      </w:r>
+      <w:r>
+        <w:t xml:space="preserve">(a CI built from the Monte Carlo empirical SE), and the point</w:t>
+      </w:r>
+      <w:r>
+        <w:t xml:space="preserve"> </w:t>
+      </w:r>
+      <w:r>
+        <w:t xml:space="preserve">estimator with the lowest variance among the survivors is locked</w:t>
+      </w:r>
+      <w:r>
+        <w:t xml:space="preserve"> </w:t>
+      </w:r>
+      <w:r>
+        <w:t xml:space="preserve">in; the variance method is then selected separately to achieve</w:t>
+      </w:r>
+      <w:r>
+        <w:t xml:space="preserve"> </w:t>
+      </w:r>
+      <w:r>
+        <w:t xml:space="preserve">nominal coverage on the locked point estimator. The current cleanTMLE</w:t>
+      </w:r>
+      <w:r>
+        <w:t xml:space="preserve"> </w:t>
+      </w:r>
+      <w:r>
+        <w:t xml:space="preserve">rule conflates these two stages, choosing on RMSE only; the</w:t>
+      </w:r>
+      <w:r>
+        <w:t xml:space="preserve"> </w:t>
+      </w:r>
+      <w:r>
+        <w:t xml:space="preserve">forthcoming</w:t>
+      </w:r>
+      <w:r>
+        <w:t xml:space="preserve"> </w:t>
+      </w:r>
+      <w:r>
+        <w:rPr>
+          <w:rStyle w:val="VerbatimChar"/>
+        </w:rPr>
+        <w:t xml:space="preserve">rule = "fiord_two_stage"</w:t>
+      </w:r>
+      <w:r>
+        <w:t xml:space="preserve"> </w:t>
+      </w:r>
+      <w:r>
+        <w:t xml:space="preserve">(planned for cleanTMLE 0.2)</w:t>
+      </w:r>
+      <w:r>
+        <w:t xml:space="preserve"> </w:t>
+      </w:r>
+      <w:r>
+        <w:t xml:space="preserve">implements the full two-stage procedure. The rule can additionally</w:t>
+      </w:r>
+      <w:r>
+        <w:t xml:space="preserve"> </w:t>
+      </w:r>
+      <w:r>
+        <w:t xml:space="preserve">be augmented to require a maximum allowed degradation in the DQ</w:t>
+      </w:r>
+      <w:r>
+        <w:t xml:space="preserve"> </w:t>
+      </w:r>
+      <w:r>
+        <w:t xml:space="preserve">stress test, which excludes fragile candidates before the outcome</w:t>
+      </w:r>
+      <w:r>
+        <w:t xml:space="preserve"> </w:t>
+      </w:r>
+      <w:r>
+        <w:t xml:space="preserve">is accessed.</w:t>
       </w:r>
     </w:p>
     <w:p>
@@ -11376,31 +11720,119 @@
         <w:pStyle w:val="FirstParagraph"/>
       </w:pPr>
       <w:r>
-        <w:t xml:space="preserve">The DQ stress test runs on synthetic outcomes generated from the</w:t>
-      </w:r>
-      <w:r>
-        <w:t xml:space="preserve"> </w:t>
-      </w:r>
-      <w:r>
-        <w:t xml:space="preserve">real covariate distribution and the real treatment. The observed</w:t>
-      </w:r>
-      <w:r>
-        <w:t xml:space="preserve"> </w:t>
-      </w:r>
-      <w:r>
-        <w:t xml:space="preserve">primary treatment-outcome association is not read; depending on</w:t>
-      </w:r>
-      <w:r>
-        <w:t xml:space="preserve"> </w:t>
-      </w:r>
-      <w:r>
-        <w:t xml:space="preserve">the configured mode, the plasmode generator may use marginal</w:t>
-      </w:r>
-      <w:r>
-        <w:t xml:space="preserve"> </w:t>
-      </w:r>
-      <w:r>
-        <w:t xml:space="preserve">outcome information (the covariate-only mean model</w:t>
+        <w:t xml:space="preserve">The plasmode generator and DQ stress test use</w:t>
+      </w:r>
+      <w:r>
+        <w:t xml:space="preserve"> </w:t>
+      </w:r>
+      <w:r>
+        <w:rPr>
+          <w:b/>
+          <w:bCs/>
+        </w:rPr>
+        <w:t xml:space="preserve">all the data</w:t>
+      </w:r>
+      <w:r>
+        <w:rPr>
+          <w:b/>
+          <w:bCs/>
+        </w:rPr>
+        <w:t xml:space="preserve"> </w:t>
+      </w:r>
+      <w:r>
+        <w:rPr>
+          <w:b/>
+          <w:bCs/>
+        </w:rPr>
+        <w:t xml:space="preserve">except the outcome</w:t>
+      </w:r>
+      <w:r>
+        <w:t xml:space="preserve">: real baseline covariates</w:t>
+      </w:r>
+      <w:r>
+        <w:t xml:space="preserve"> </w:t>
+      </w:r>
+      <m:oMath>
+        <m:r>
+          <m:t>W</m:t>
+        </m:r>
+      </m:oMath>
+      <w:r>
+        <w:t xml:space="preserve">, real treatment</w:t>
+      </w:r>
+      <w:r>
+        <w:t xml:space="preserve"> </w:t>
+      </w:r>
+      <w:r>
+        <w:t xml:space="preserve">assignment</w:t>
+      </w:r>
+      <w:r>
+        <w:t xml:space="preserve"> </w:t>
+      </w:r>
+      <m:oMath>
+        <m:r>
+          <m:t>A</m:t>
+        </m:r>
+      </m:oMath>
+      <w:r>
+        <w:t xml:space="preserve">, real missingness indicators, real follow-up</w:t>
+      </w:r>
+      <w:r>
+        <w:t xml:space="preserve"> </w:t>
+      </w:r>
+      <w:r>
+        <w:t xml:space="preserve">intervals, but not the observed primary treatment-outcome</w:t>
+      </w:r>
+      <w:r>
+        <w:t xml:space="preserve"> </w:t>
+      </w:r>
+      <w:r>
+        <w:t xml:space="preserve">association. This phrasing, which we adopt from the FIORD</w:t>
+      </w:r>
+      <w:r>
+        <w:t xml:space="preserve"> </w:t>
+      </w:r>
+      <w:r>
+        <w:t xml:space="preserve">outcome-blind simulation literature</w:t>
+      </w:r>
+      <w:r>
+        <w:t xml:space="preserve"> </w:t>
+      </w:r>
+      <w:r>
+        <w:t xml:space="preserve">(Nance et al. 2026)</w:t>
+      </w:r>
+      <w:r>
+        <w:t xml:space="preserve">, makes the</w:t>
+      </w:r>
+      <w:r>
+        <w:t xml:space="preserve"> </w:t>
+      </w:r>
+      <w:r>
+        <w:t xml:space="preserve">admissibility argument concrete: every input to the candidate</w:t>
+      </w:r>
+      <w:r>
+        <w:t xml:space="preserve"> </w:t>
+      </w:r>
+      <w:r>
+        <w:t xml:space="preserve">evaluation is drawn from the study data except the comparative</w:t>
+      </w:r>
+      <w:r>
+        <w:t xml:space="preserve"> </w:t>
+      </w:r>
+      <w:r>
+        <w:t xml:space="preserve">quantity the analysis is supposed to estimate. Depending on</w:t>
+      </w:r>
+      <w:r>
+        <w:t xml:space="preserve"> </w:t>
+      </w:r>
+      <w:r>
+        <w:t xml:space="preserve">configured mode, the plasmode generator may use the marginal</w:t>
+      </w:r>
+      <w:r>
+        <w:t xml:space="preserve"> </w:t>
+      </w:r>
+      <w:r>
+        <w:t xml:space="preserve">outcome model</w:t>
       </w:r>
       <w:r>
         <w:t xml:space="preserve"> </w:t>
@@ -11433,13 +11865,68 @@
         </m:d>
       </m:oMath>
       <w:r>
-        <w:t xml:space="preserve">)</w:t>
-      </w:r>
-      <w:r>
-        <w:t xml:space="preserve"> </w:t>
-      </w:r>
-      <w:r>
-        <w:t xml:space="preserve">without using the joint</w:t>
+        <w:t xml:space="preserve"> </w:t>
+      </w:r>
+      <w:r>
+        <w:t xml:space="preserve">(the</w:t>
+      </w:r>
+      <w:r>
+        <w:t xml:space="preserve"> </w:t>
+      </w:r>
+      <w:r>
+        <w:rPr>
+          <w:i/>
+          <w:iCs/>
+        </w:rPr>
+        <w:t xml:space="preserve">hybrid</w:t>
+      </w:r>
+      <w:r>
+        <w:t xml:space="preserve"> </w:t>
+      </w:r>
+      <w:r>
+        <w:t xml:space="preserve">mode that sits in the</w:t>
+      </w:r>
+      <w:r>
+        <w:t xml:space="preserve"> </w:t>
+      </w:r>
+      <w:r>
+        <w:t xml:space="preserve">middle of the FIORD DGP spectrum), or it may take</w:t>
+      </w:r>
+      <w:r>
+        <w:t xml:space="preserve"> </w:t>
+      </w:r>
+      <m:oMath>
+        <m:r>
+          <m:t>E</m:t>
+        </m:r>
+        <m:d>
+          <m:dPr>
+            <m:begChr m:val="["/>
+            <m:endChr m:val="]"/>
+            <m:sepChr m:val=""/>
+            <m:grow/>
+          </m:dPr>
+          <m:e>
+            <m:r>
+              <m:t>Y</m:t>
+            </m:r>
+            <m:r>
+              <m:rPr>
+                <m:sty m:val="p"/>
+              </m:rPr>
+              <m:t>∣</m:t>
+            </m:r>
+            <m:r>
+              <m:t>W</m:t>
+            </m:r>
+          </m:e>
+        </m:d>
+      </m:oMath>
+      <w:r>
+        <w:t xml:space="preserve"> </w:t>
+      </w:r>
+      <w:r>
+        <w:t xml:space="preserve">from external pilot data, with the joint</w:t>
       </w:r>
       <w:r>
         <w:t xml:space="preserve"> </w:t>
@@ -11481,49 +11968,7 @@
         <w:t xml:space="preserve"> </w:t>
       </w:r>
       <w:r>
-        <w:t xml:space="preserve">relationship, or it may</w:t>
-      </w:r>
-      <w:r>
-        <w:t xml:space="preserve"> </w:t>
-      </w:r>
-      <w:r>
-        <w:t xml:space="preserve">take</w:t>
-      </w:r>
-      <w:r>
-        <w:t xml:space="preserve"> </w:t>
-      </w:r>
-      <m:oMath>
-        <m:r>
-          <m:t>E</m:t>
-        </m:r>
-        <m:d>
-          <m:dPr>
-            <m:begChr m:val="["/>
-            <m:endChr m:val="]"/>
-            <m:sepChr m:val=""/>
-            <m:grow/>
-          </m:dPr>
-          <m:e>
-            <m:r>
-              <m:t>Y</m:t>
-            </m:r>
-            <m:r>
-              <m:rPr>
-                <m:sty m:val="p"/>
-              </m:rPr>
-              <m:t>∣</m:t>
-            </m:r>
-            <m:r>
-              <m:t>W</m:t>
-            </m:r>
-          </m:e>
-        </m:d>
-      </m:oMath>
-      <w:r>
-        <w:t xml:space="preserve"> </w:t>
-      </w:r>
-      <w:r>
-        <w:t xml:space="preserve">from external pilot data</w:t>
+        <w:t xml:space="preserve">relationship never inspected</w:t>
       </w:r>
       <w:r>
         <w:t xml:space="preserve"> </w:t>
@@ -20299,43 +20744,65 @@
         <w:pStyle w:val="BodyText"/>
       </w:pPr>
       <w:r>
-        <w:t xml:space="preserve">A separate pattern concerns standard-error calibration for the IPW</w:t>
-      </w:r>
-      <w:r>
-        <w:t xml:space="preserve"> </w:t>
-      </w:r>
-      <w:r>
-        <w:t xml:space="preserve">estimator and is worth surfacing because it routinely surprises</w:t>
-      </w:r>
-      <w:r>
-        <w:t xml:space="preserve"> </w:t>
-      </w:r>
-      <w:r>
-        <w:t xml:space="preserve">applied users. The mean-SE-to-empirical-SD</w:t>
-      </w:r>
-      <w:r>
-        <w:t xml:space="preserve"> </w:t>
-      </w:r>
-      <w:r>
-        <w:t xml:space="preserve">ratio for IPTW is often above one in our scenarios, because the</w:t>
-      </w:r>
-      <w:r>
-        <w:t xml:space="preserve"> </w:t>
-      </w:r>
-      <w:r>
-        <w:t xml:space="preserve">default IF-based variance estimator treats the propensity score</w:t>
-      </w:r>
-      <w:r>
-        <w:t xml:space="preserve"> </w:t>
-      </w:r>
-      <w:r>
-        <w:t xml:space="preserve">as known and is therefore conservative when the propensity score</w:t>
-      </w:r>
-      <w:r>
-        <w:t xml:space="preserve"> </w:t>
-      </w:r>
-      <w:r>
-        <w:t xml:space="preserve">has actually been estimated</w:t>
+        <w:t xml:space="preserve">A separate pattern concerns</w:t>
+      </w:r>
+      <w:r>
+        <w:t xml:space="preserve"> </w:t>
+      </w:r>
+      <w:r>
+        <w:rPr>
+          <w:b/>
+          <w:bCs/>
+        </w:rPr>
+        <w:t xml:space="preserve">variance-estimator selection</w:t>
+      </w:r>
+      <w:r>
+        <w:t xml:space="preserve">, the</w:t>
+      </w:r>
+      <w:r>
+        <w:t xml:space="preserve"> </w:t>
+      </w:r>
+      <w:r>
+        <w:t xml:space="preserve">second stage of FIORD’s two-stage selector</w:t>
+      </w:r>
+      <w:r>
+        <w:t xml:space="preserve"> </w:t>
+      </w:r>
+      <w:r>
+        <w:t xml:space="preserve">(Nance et al. 2026)</w:t>
+      </w:r>
+      <w:r>
+        <w:t xml:space="preserve">, and is</w:t>
+      </w:r>
+      <w:r>
+        <w:t xml:space="preserve"> </w:t>
+      </w:r>
+      <w:r>
+        <w:t xml:space="preserve">worth surfacing because it routinely surprises applied users. The</w:t>
+      </w:r>
+      <w:r>
+        <w:t xml:space="preserve"> </w:t>
+      </w:r>
+      <w:r>
+        <w:t xml:space="preserve">mean-SE-to-empirical-SD ratio for IPTW is often above one in our</w:t>
+      </w:r>
+      <w:r>
+        <w:t xml:space="preserve"> </w:t>
+      </w:r>
+      <w:r>
+        <w:t xml:space="preserve">scenarios, because the default IF-based variance estimator treats</w:t>
+      </w:r>
+      <w:r>
+        <w:t xml:space="preserve"> </w:t>
+      </w:r>
+      <w:r>
+        <w:t xml:space="preserve">the propensity score as known and is therefore conservative when</w:t>
+      </w:r>
+      <w:r>
+        <w:t xml:space="preserve"> </w:t>
+      </w:r>
+      <w:r>
+        <w:t xml:space="preserve">the propensity score has actually been estimated</w:t>
       </w:r>
       <w:r>
         <w:t xml:space="preserve"> </w:t>
@@ -20344,118 +20811,145 @@
         <w:t xml:space="preserve">(J. M. Robins and Rotnitzky 1992)</w:t>
       </w:r>
       <w:r>
-        <w:t xml:space="preserve">.</w:t>
-      </w:r>
-      <w:r>
-        <w:t xml:space="preserve"> </w:t>
-      </w:r>
-      <w:r>
-        <w:t xml:space="preserve">Doubly robust estimators (TMLE, AIPW,</w:t>
-      </w:r>
-      <w:r>
-        <w:t xml:space="preserve"> </w:t>
-      </w:r>
-      <w:r>
-        <w:t xml:space="preserve">CV-TMLE) do not share this conservativeness once the nuisance</w:t>
-      </w:r>
-      <w:r>
-        <w:t xml:space="preserve"> </w:t>
-      </w:r>
-      <w:r>
-        <w:t xml:space="preserve">fits are properly cross-fit; the SE/SD ratio for TMLE_CF stays</w:t>
-      </w:r>
-      <w:r>
-        <w:t xml:space="preserve"> </w:t>
-      </w:r>
-      <w:r>
-        <w:t xml:space="preserve">near one across our scenarios. A bootstrap variance estimator</w:t>
-      </w:r>
-      <w:r>
-        <w:t xml:space="preserve"> </w:t>
-      </w:r>
-      <w:r>
-        <w:t xml:space="preserve">(Xu et al. 2020)</w:t>
-      </w:r>
-      <w:r>
-        <w:t xml:space="preserve"> </w:t>
-      </w:r>
-      <w:r>
-        <w:t xml:space="preserve">is the principled fix when reporting an</w:t>
-      </w:r>
-      <w:r>
-        <w:t xml:space="preserve"> </w:t>
-      </w:r>
-      <w:r>
-        <w:t xml:space="preserve">IPW-only estimate; we recommend that users wrapping</w:t>
-      </w:r>
-      <w:r>
-        <w:t xml:space="preserve"> </w:t>
-      </w:r>
-      <w:r>
-        <w:rPr>
-          <w:rStyle w:val="VerbatimChar"/>
-        </w:rPr>
-        <w:t xml:space="preserve">run_iptw_workflow()</w:t>
-      </w:r>
-      <w:r>
-        <w:t xml:space="preserve"> </w:t>
-      </w:r>
-      <w:r>
-        <w:t xml:space="preserve">for primary inference resample the IPTW</w:t>
-      </w:r>
-      <w:r>
-        <w:t xml:space="preserve"> </w:t>
-      </w:r>
-      <w:r>
-        <w:t xml:space="preserve">estimator externally rather than rely on the default IF-based SE.</w:t>
-      </w:r>
-      <w:r>
-        <w:t xml:space="preserve"> </w:t>
-      </w:r>
-      <w:r>
-        <w:t xml:space="preserve">The matching-with-TMLE composition shows a similar pattern in</w:t>
-      </w:r>
-      <w:r>
-        <w:t xml:space="preserve"> </w:t>
-      </w:r>
-      <w:r>
-        <w:t xml:space="preserve">Scenario B, where the SE-to-empirical-SD ratio reaches roughly</w:t>
-      </w:r>
-      <w:r>
-        <w:t xml:space="preserve"> </w:t>
-      </w:r>
-      <w:r>
-        <w:t xml:space="preserve">two and coverage exceeds nominal. The conservativeness comes from</w:t>
-      </w:r>
-      <w:r>
-        <w:t xml:space="preserve"> </w:t>
-      </w:r>
-      <w:r>
-        <w:t xml:space="preserve">treating the matched cohort as if it were a fresh independent</w:t>
-      </w:r>
-      <w:r>
-        <w:t xml:space="preserve"> </w:t>
-      </w:r>
-      <w:r>
-        <w:t xml:space="preserve">sample at the TMLE step, ignoring the residual variability</w:t>
-      </w:r>
-      <w:r>
-        <w:t xml:space="preserve"> </w:t>
-      </w:r>
-      <w:r>
-        <w:t xml:space="preserve">introduced by the matching draw. Users reporting matched-TMLE as</w:t>
-      </w:r>
-      <w:r>
-        <w:t xml:space="preserve"> </w:t>
-      </w:r>
-      <w:r>
-        <w:t xml:space="preserve">primary should either bootstrap over the matching step or use a</w:t>
-      </w:r>
-      <w:r>
-        <w:t xml:space="preserve"> </w:t>
-      </w:r>
-      <w:r>
-        <w:t xml:space="preserve">block-bootstrap variant.</w:t>
+        <w:t xml:space="preserve">. Doubly robust estimators (TMLE, AIPW,</w:t>
+      </w:r>
+      <w:r>
+        <w:t xml:space="preserve"> </w:t>
+      </w:r>
+      <w:r>
+        <w:t xml:space="preserve">CV-TMLE) do not share this conservativeness once the nuisance fits</w:t>
+      </w:r>
+      <w:r>
+        <w:t xml:space="preserve"> </w:t>
+      </w:r>
+      <w:r>
+        <w:t xml:space="preserve">are properly cross-fit; the SE/SD ratio for TMLE_CF stays near one</w:t>
+      </w:r>
+      <w:r>
+        <w:t xml:space="preserve"> </w:t>
+      </w:r>
+      <w:r>
+        <w:t xml:space="preserve">across our scenarios. The matching-with-TMLE composition shows a</w:t>
+      </w:r>
+      <w:r>
+        <w:t xml:space="preserve"> </w:t>
+      </w:r>
+      <w:r>
+        <w:t xml:space="preserve">similar pattern in Scenario B, where the SE-to-empirical-SD ratio</w:t>
+      </w:r>
+      <w:r>
+        <w:t xml:space="preserve"> </w:t>
+      </w:r>
+      <w:r>
+        <w:t xml:space="preserve">reaches roughly two and coverage exceeds nominal, because the</w:t>
+      </w:r>
+      <w:r>
+        <w:t xml:space="preserve"> </w:t>
+      </w:r>
+      <w:r>
+        <w:t xml:space="preserve">post-match TMLE step treats the matched cohort as if it were a</w:t>
+      </w:r>
+      <w:r>
+        <w:t xml:space="preserve"> </w:t>
+      </w:r>
+      <w:r>
+        <w:t xml:space="preserve">fresh independent sample, ignoring the residual variability</w:t>
+      </w:r>
+      <w:r>
+        <w:t xml:space="preserve"> </w:t>
+      </w:r>
+      <w:r>
+        <w:t xml:space="preserve">introduced by the matching draw.</w:t>
+      </w:r>
+    </w:p>
+    <w:p>
+      <w:pPr>
+        <w:pStyle w:val="BodyText"/>
+      </w:pPr>
+      <w:r>
+        <w:t xml:space="preserve">The applied implication is consistent across the FIORD case study</w:t>
+      </w:r>
+      <w:r>
+        <w:t xml:space="preserve"> </w:t>
+      </w:r>
+      <w:r>
+        <w:t xml:space="preserve">(Nance et al. 2026)</w:t>
+      </w:r>
+      <w:r>
+        <w:t xml:space="preserve">, the older Mertens–Zhang Danish-registry</w:t>
+      </w:r>
+      <w:r>
+        <w:t xml:space="preserve"> </w:t>
+      </w:r>
+      <w:r>
+        <w:t xml:space="preserve">investigation</w:t>
+      </w:r>
+      <w:r>
+        <w:t xml:space="preserve"> </w:t>
+      </w:r>
+      <w:r>
+        <w:t xml:space="preserve">(Mertens, Zhang, et al. 2024)</w:t>
+      </w:r>
+      <w:r>
+        <w:t xml:space="preserve">, and our own results here: when</w:t>
+      </w:r>
+      <w:r>
+        <w:t xml:space="preserve"> </w:t>
+      </w:r>
+      <w:r>
+        <w:t xml:space="preserve">the prespecified primary is an IPW estimator, a matched-cohort</w:t>
+      </w:r>
+      <w:r>
+        <w:t xml:space="preserve"> </w:t>
+      </w:r>
+      <w:r>
+        <w:t xml:space="preserve">estimator, or any TMLE running on a non-i.i.d. sample, the</w:t>
+      </w:r>
+      <w:r>
+        <w:t xml:space="preserve"> </w:t>
+      </w:r>
+      <w:r>
+        <w:t xml:space="preserve">default IF-based variance is likely to be conservative and the</w:t>
+      </w:r>
+      <w:r>
+        <w:t xml:space="preserve"> </w:t>
+      </w:r>
+      <w:r>
+        <w:rPr>
+          <w:b/>
+          <w:bCs/>
+        </w:rPr>
+        <w:t xml:space="preserve">nonparametric bootstrap variance</w:t>
+      </w:r>
+      <w:r>
+        <w:t xml:space="preserve"> </w:t>
+      </w:r>
+      <w:r>
+        <w:t xml:space="preserve">is the principled fix. The</w:t>
+      </w:r>
+      <w:r>
+        <w:t xml:space="preserve"> </w:t>
+      </w:r>
+      <w:r>
+        <w:t xml:space="preserve">bootstrap is therefore the recommended variance method for the</w:t>
+      </w:r>
+      <w:r>
+        <w:t xml:space="preserve"> </w:t>
+      </w:r>
+      <w:r>
+        <w:t xml:space="preserve">two-stage selector’s second stage in cleanTMLE 0.2; the present</w:t>
+      </w:r>
+      <w:r>
+        <w:t xml:space="preserve"> </w:t>
+      </w:r>
+      <w:r>
+        <w:t xml:space="preserve">release supports it externally and surfaces the IF-based SE for</w:t>
+      </w:r>
+      <w:r>
+        <w:t xml:space="preserve"> </w:t>
+      </w:r>
+      <w:r>
+        <w:t xml:space="preserve">back-compatibility.</w:t>
       </w:r>
     </w:p>
     <w:p>
@@ -29883,7 +30377,43 @@
         <w:t xml:space="preserve"> </w:t>
       </w:r>
       <w:r>
-        <w:t xml:space="preserve">function falls back to weighted complete-case).</w:t>
+        <w:t xml:space="preserve">function falls back to weighted complete-case), and the</w:t>
+      </w:r>
+      <w:r>
+        <w:t xml:space="preserve"> </w:t>
+      </w:r>
+      <w:r>
+        <w:t xml:space="preserve">matched-vs-full plasmode diagnostic that would disambiguate</w:t>
+      </w:r>
+      <w:r>
+        <w:t xml:space="preserve"> </w:t>
+      </w:r>
+      <w:r>
+        <w:t xml:space="preserve">whether the 0.5-to-1 percentage-point gap between the matched</w:t>
+      </w:r>
+      <w:r>
+        <w:t xml:space="preserve"> </w:t>
+      </w:r>
+      <w:r>
+        <w:t xml:space="preserve">(RD = 0.026) and full-cohort (RD = 0.031) TMLE estimates is</w:t>
+      </w:r>
+      <w:r>
+        <w:t xml:space="preserve"> </w:t>
+      </w:r>
+      <w:r>
+        <w:t xml:space="preserve">sampling noise plus the efficiency cost of matching, an effect-</w:t>
+      </w:r>
+      <w:r>
+        <w:t xml:space="preserve"> </w:t>
+      </w:r>
+      <w:r>
+        <w:t xml:space="preserve">modification signal, or a positivity-strain signal. That</w:t>
+      </w:r>
+      <w:r>
+        <w:t xml:space="preserve"> </w:t>
+      </w:r>
+      <w:r>
+        <w:t xml:space="preserve">diagnostic is on the cleanTMLE 0.2 roadmap.</w:t>
       </w:r>
     </w:p>
     <w:p>
@@ -32928,31 +33458,34 @@
           <w:b/>
           <w:bCs/>
         </w:rPr>
-        <w:t xml:space="preserve">Richer synthetic-outcome models:</w:t>
-      </w:r>
-      <w:r>
-        <w:t xml:space="preserve"> </w:t>
-      </w:r>
-      <w:r>
-        <w:t xml:space="preserve">effect modification, time-</w:t>
-      </w:r>
-      <w:r>
-        <w:t xml:space="preserve"> </w:t>
-      </w:r>
-      <w:r>
-        <w:t xml:space="preserve">varying treatment, and competing risks (the current DGP is a</w:t>
-      </w:r>
-      <w:r>
-        <w:t xml:space="preserve"> </w:t>
-      </w:r>
-      <w:r>
-        <w:t xml:space="preserve">logistic regression with a constant additive effect on the</w:t>
-      </w:r>
-      <w:r>
-        <w:t xml:space="preserve"> </w:t>
-      </w:r>
-      <w:r>
-        <w:t xml:space="preserve">risk-difference scale).</w:t>
+        <w:t xml:space="preserve">FIORD two-stage candidate selector</w:t>
+      </w:r>
+      <w:r>
+        <w:t xml:space="preserve"> </w:t>
+      </w:r>
+      <w:r>
+        <w:t xml:space="preserve">(Nance et al. 2026)</w:t>
+      </w:r>
+      <w:r>
+        <w:t xml:space="preserve">:</w:t>
+      </w:r>
+      <w:r>
+        <w:t xml:space="preserve"> </w:t>
+      </w:r>
+      <w:r>
+        <w:t xml:space="preserve">separate the point-estimator selection (oracle-coverage screen</w:t>
+      </w:r>
+      <w:r>
+        <w:t xml:space="preserve"> </w:t>
+      </w:r>
+      <w:r>
+        <w:t xml:space="preserve">on the Monte Carlo empirical SE) from the variance-method</w:t>
+      </w:r>
+      <w:r>
+        <w:t xml:space="preserve"> </w:t>
+      </w:r>
+      <w:r>
+        <w:t xml:space="preserve">selection, in place of the current single-step RMSE rule.</w:t>
       </w:r>
     </w:p>
     <w:p>
@@ -32968,25 +33501,34 @@
           <w:b/>
           <w:bCs/>
         </w:rPr>
-        <w:t xml:space="preserve">MAR / MNAR missingness:</w:t>
-      </w:r>
-      <w:r>
-        <w:t xml:space="preserve"> </w:t>
-      </w:r>
-      <w:r>
-        <w:t xml:space="preserve">a native inverse-probability-of-</w:t>
-      </w:r>
-      <w:r>
-        <w:t xml:space="preserve"> </w:t>
-      </w:r>
-      <w:r>
-        <w:t xml:space="preserve">missingness weighting path that does not require a structural</w:t>
-      </w:r>
-      <w:r>
-        <w:t xml:space="preserve"> </w:t>
-      </w:r>
-      <w:r>
-        <w:t xml:space="preserve">missingness model.</w:t>
+        <w:t xml:space="preserve">Nonparametric bootstrap variance</w:t>
+      </w:r>
+      <w:r>
+        <w:t xml:space="preserve"> </w:t>
+      </w:r>
+      <w:r>
+        <w:t xml:space="preserve">as the default variance</w:t>
+      </w:r>
+      <w:r>
+        <w:t xml:space="preserve"> </w:t>
+      </w:r>
+      <w:r>
+        <w:t xml:space="preserve">method for IPTW and matched-cohort estimators (the FIORD</w:t>
+      </w:r>
+      <w:r>
+        <w:t xml:space="preserve"> </w:t>
+      </w:r>
+      <w:r>
+        <w:t xml:space="preserve">case-study winner; see also</w:t>
+      </w:r>
+      <w:r>
+        <w:t xml:space="preserve"> </w:t>
+      </w:r>
+      <w:r>
+        <w:t xml:space="preserve">Mertens, Zhang, et al. (2024)</w:t>
+      </w:r>
+      <w:r>
+        <w:t xml:space="preserve">).</w:t>
       </w:r>
     </w:p>
     <w:p>
@@ -33002,67 +33544,31 @@
           <w:b/>
           <w:bCs/>
         </w:rPr>
-        <w:t xml:space="preserve">Survival and competing-risk estimands:</w:t>
-      </w:r>
-      <w:r>
-        <w:t xml:space="preserve"> </w:t>
-      </w:r>
-      <w:r>
-        <w:t xml:space="preserve">wrapping</w:t>
-      </w:r>
-      <w:r>
-        <w:t xml:space="preserve"> </w:t>
-      </w:r>
-      <w:r>
-        <w:rPr>
-          <w:rStyle w:val="VerbatimChar"/>
-        </w:rPr>
-        <w:t xml:space="preserve">survtmle</w:t>
-      </w:r>
-      <w:r>
-        <w:t xml:space="preserve"> </w:t>
-      </w:r>
-      <w:r>
-        <w:t xml:space="preserve">(Benkeser and Hejazi 2018)</w:t>
-      </w:r>
-      <w:r>
-        <w:t xml:space="preserve"> </w:t>
-      </w:r>
-      <w:r>
-        <w:t xml:space="preserve">and</w:t>
-      </w:r>
-      <w:r>
-        <w:t xml:space="preserve"> </w:t>
-      </w:r>
-      <w:r>
-        <w:rPr>
-          <w:rStyle w:val="VerbatimChar"/>
-        </w:rPr>
-        <w:t xml:space="preserve">lmtp</w:t>
-      </w:r>
-      <w:r>
-        <w:t xml:space="preserve"> </w:t>
-      </w:r>
-      <w:r>
-        <w:t xml:space="preserve">(Williams and Dı́az 2021)</w:t>
-      </w:r>
-      <w:r>
-        <w:t xml:space="preserve"> </w:t>
-      </w:r>
-      <w:r>
-        <w:t xml:space="preserve">inside the</w:t>
-      </w:r>
-      <w:r>
-        <w:t xml:space="preserve"> </w:t>
-      </w:r>
-      <w:r>
-        <w:t xml:space="preserve">lock and audit machinery so that hazard-ratio and cumulative-</w:t>
-      </w:r>
-      <w:r>
-        <w:t xml:space="preserve"> </w:t>
-      </w:r>
-      <w:r>
-        <w:t xml:space="preserve">incidence estimands inherit the same governance.</w:t>
+        <w:t xml:space="preserve">Unmeasured-confounding severity gradient:</w:t>
+      </w:r>
+      <w:r>
+        <w:t xml:space="preserve"> </w:t>
+      </w:r>
+      <w:r>
+        <w:t xml:space="preserve">vary the strength</w:t>
+      </w:r>
+      <w:r>
+        <w:t xml:space="preserve"> </w:t>
+      </w:r>
+      <w:r>
+        <w:t xml:space="preserve">of the latent-U scenario across a prespecified grid rather than</w:t>
+      </w:r>
+      <w:r>
+        <w:t xml:space="preserve"> </w:t>
+      </w:r>
+      <w:r>
+        <w:t xml:space="preserve">running a single strong-U setting, so the DQ stress test</w:t>
+      </w:r>
+      <w:r>
+        <w:t xml:space="preserve"> </w:t>
+      </w:r>
+      <w:r>
+        <w:t xml:space="preserve">produces an E-value-style sensitivity curve as a by-product.</w:t>
       </w:r>
     </w:p>
     <w:p>
@@ -33078,31 +33584,37 @@
           <w:b/>
           <w:bCs/>
         </w:rPr>
-        <w:t xml:space="preserve">Transportability and decision-population shift:</w:t>
-      </w:r>
-      <w:r>
-        <w:t xml:space="preserve"> </w:t>
-      </w:r>
-      <w:r>
-        <w:t xml:space="preserve">the</w:t>
-      </w:r>
-      <w:r>
-        <w:t xml:space="preserve"> </w:t>
-      </w:r>
-      <w:r>
-        <w:t xml:space="preserve">plasmode framework can in principle simulate covariate-</w:t>
-      </w:r>
-      <w:r>
-        <w:t xml:space="preserve"> </w:t>
-      </w:r>
-      <w:r>
-        <w:t xml:space="preserve">distribution shift between the analytic cohort and the target</w:t>
-      </w:r>
-      <w:r>
-        <w:t xml:space="preserve"> </w:t>
-      </w:r>
-      <w:r>
-        <w:t xml:space="preserve">population, but the package does not yet expose this scenario.</w:t>
+        <w:t xml:space="preserve">Pre-protocol stress-test mode:</w:t>
+      </w:r>
+      <w:r>
+        <w:t xml:space="preserve"> </w:t>
+      </w:r>
+      <w:r>
+        <w:t xml:space="preserve">allow the plasmode and DQ</w:t>
+      </w:r>
+      <w:r>
+        <w:t xml:space="preserve"> </w:t>
+      </w:r>
+      <w:r>
+        <w:t xml:space="preserve">stress test to run on user-specified covariate distributions</w:t>
+      </w:r>
+      <w:r>
+        <w:t xml:space="preserve"> </w:t>
+      </w:r>
+      <w:r>
+        <w:t xml:space="preserve">and treatment-mechanism strength (no real data required) so</w:t>
+      </w:r>
+      <w:r>
+        <w:t xml:space="preserve"> </w:t>
+      </w:r>
+      <w:r>
+        <w:t xml:space="preserve">that investigators can decide which dataset to use before any</w:t>
+      </w:r>
+      <w:r>
+        <w:t xml:space="preserve"> </w:t>
+      </w:r>
+      <w:r>
+        <w:t xml:space="preserve">data-use agreement is signed.</w:t>
       </w:r>
     </w:p>
     <w:p>
@@ -33118,6 +33630,312 @@
           <w:b/>
           <w:bCs/>
         </w:rPr>
+        <w:t xml:space="preserve">DGP-spectrum argument</w:t>
+      </w:r>
+      <w:r>
+        <w:t xml:space="preserve"> </w:t>
+      </w:r>
+      <w:r>
+        <w:t xml:space="preserve">for the plasmode generator: structural-</w:t>
+      </w:r>
+      <w:r>
+        <w:t xml:space="preserve"> </w:t>
+      </w:r>
+      <w:r>
+        <w:t xml:space="preserve">equation (</w:t>
+      </w:r>
+      <w:r>
+        <w:rPr>
+          <w:rStyle w:val="VerbatimChar"/>
+        </w:rPr>
+        <w:t xml:space="preserve">simcausal</w:t>
+      </w:r>
+      <w:r>
+        <w:t xml:space="preserve">-style), hybrid (current default), and</w:t>
+      </w:r>
+      <w:r>
+        <w:t xml:space="preserve"> </w:t>
+      </w:r>
+      <w:r>
+        <w:t xml:space="preserve">parametric-bootstrap modes, with synthetic-data fidelity metrics</w:t>
+      </w:r>
+      <w:r>
+        <w:t xml:space="preserve"> </w:t>
+      </w:r>
+      <w:r>
+        <w:t xml:space="preserve">(Hellinger / Wasserstein, or covariate SMDs between real and</w:t>
+      </w:r>
+      <w:r>
+        <w:t xml:space="preserve"> </w:t>
+      </w:r>
+      <w:r>
+        <w:t xml:space="preserve">synthetic samples) so the analyst can judge whether the DGP is</w:t>
+      </w:r>
+      <w:r>
+        <w:t xml:space="preserve"> </w:t>
+      </w:r>
+      <w:r>
+        <w:t xml:space="preserve">faithful enough to base candidate selection on.</w:t>
+      </w:r>
+    </w:p>
+    <w:p>
+      <w:pPr>
+        <w:pStyle w:val="Compact"/>
+        <w:numPr>
+          <w:ilvl w:val="0"/>
+          <w:numId w:val="1006"/>
+        </w:numPr>
+      </w:pPr>
+      <w:r>
+        <w:rPr>
+          <w:b/>
+          <w:bCs/>
+        </w:rPr>
+        <w:t xml:space="preserve">Matched-cohort vs full-cohort plasmode diagnostic:</w:t>
+      </w:r>
+      <w:r>
+        <w:t xml:space="preserve"> </w:t>
+      </w:r>
+      <w:r>
+        <w:t xml:space="preserve">under a</w:t>
+      </w:r>
+      <w:r>
+        <w:t xml:space="preserve"> </w:t>
+      </w:r>
+      <w:r>
+        <w:t xml:space="preserve">known synthetic truth, compare the two estimators side by side</w:t>
+      </w:r>
+      <w:r>
+        <w:t xml:space="preserve"> </w:t>
+      </w:r>
+      <w:r>
+        <w:t xml:space="preserve">to diagnose whether observed real-data gaps are sampling noise</w:t>
+      </w:r>
+      <w:r>
+        <w:t xml:space="preserve"> </w:t>
+      </w:r>
+      <w:r>
+        <w:t xml:space="preserve">or positivity-driven.</w:t>
+      </w:r>
+    </w:p>
+    <w:p>
+      <w:pPr>
+        <w:pStyle w:val="Compact"/>
+        <w:numPr>
+          <w:ilvl w:val="0"/>
+          <w:numId w:val="1006"/>
+        </w:numPr>
+      </w:pPr>
+      <w:r>
+        <w:rPr>
+          <w:b/>
+          <w:bCs/>
+        </w:rPr>
+        <w:t xml:space="preserve">Richer synthetic-outcome models:</w:t>
+      </w:r>
+      <w:r>
+        <w:t xml:space="preserve"> </w:t>
+      </w:r>
+      <w:r>
+        <w:t xml:space="preserve">effect modification, time-</w:t>
+      </w:r>
+      <w:r>
+        <w:t xml:space="preserve"> </w:t>
+      </w:r>
+      <w:r>
+        <w:t xml:space="preserve">varying treatment, and competing risks (the current DGP is a</w:t>
+      </w:r>
+      <w:r>
+        <w:t xml:space="preserve"> </w:t>
+      </w:r>
+      <w:r>
+        <w:t xml:space="preserve">logistic regression with a constant additive effect on the</w:t>
+      </w:r>
+      <w:r>
+        <w:t xml:space="preserve"> </w:t>
+      </w:r>
+      <w:r>
+        <w:t xml:space="preserve">risk-difference scale).</w:t>
+      </w:r>
+    </w:p>
+    <w:p>
+      <w:pPr>
+        <w:pStyle w:val="Compact"/>
+        <w:numPr>
+          <w:ilvl w:val="0"/>
+          <w:numId w:val="1006"/>
+        </w:numPr>
+      </w:pPr>
+      <w:r>
+        <w:rPr>
+          <w:b/>
+          <w:bCs/>
+        </w:rPr>
+        <w:t xml:space="preserve">MAR / MNAR missingness:</w:t>
+      </w:r>
+      <w:r>
+        <w:t xml:space="preserve"> </w:t>
+      </w:r>
+      <w:r>
+        <w:t xml:space="preserve">a native inverse-probability-of-</w:t>
+      </w:r>
+      <w:r>
+        <w:t xml:space="preserve"> </w:t>
+      </w:r>
+      <w:r>
+        <w:t xml:space="preserve">missingness weighting path that does not require a structural</w:t>
+      </w:r>
+      <w:r>
+        <w:t xml:space="preserve"> </w:t>
+      </w:r>
+      <w:r>
+        <w:t xml:space="preserve">missingness model.</w:t>
+      </w:r>
+    </w:p>
+    <w:p>
+      <w:pPr>
+        <w:pStyle w:val="Compact"/>
+        <w:numPr>
+          <w:ilvl w:val="0"/>
+          <w:numId w:val="1006"/>
+        </w:numPr>
+      </w:pPr>
+      <w:r>
+        <w:rPr>
+          <w:b/>
+          <w:bCs/>
+        </w:rPr>
+        <w:t xml:space="preserve">Survival and competing-risk estimands:</w:t>
+      </w:r>
+      <w:r>
+        <w:t xml:space="preserve"> </w:t>
+      </w:r>
+      <w:r>
+        <w:t xml:space="preserve">wrapping</w:t>
+      </w:r>
+      <w:r>
+        <w:t xml:space="preserve"> </w:t>
+      </w:r>
+      <w:r>
+        <w:rPr>
+          <w:rStyle w:val="VerbatimChar"/>
+        </w:rPr>
+        <w:t xml:space="preserve">survtmle</w:t>
+      </w:r>
+      <w:r>
+        <w:t xml:space="preserve"> </w:t>
+      </w:r>
+      <w:r>
+        <w:t xml:space="preserve">(Benkeser and Hejazi 2018)</w:t>
+      </w:r>
+      <w:r>
+        <w:t xml:space="preserve"> </w:t>
+      </w:r>
+      <w:r>
+        <w:t xml:space="preserve">and</w:t>
+      </w:r>
+      <w:r>
+        <w:t xml:space="preserve"> </w:t>
+      </w:r>
+      <w:r>
+        <w:rPr>
+          <w:rStyle w:val="VerbatimChar"/>
+        </w:rPr>
+        <w:t xml:space="preserve">lmtp</w:t>
+      </w:r>
+      <w:r>
+        <w:t xml:space="preserve"> </w:t>
+      </w:r>
+      <w:r>
+        <w:t xml:space="preserve">(Williams and Dı́az 2021)</w:t>
+      </w:r>
+      <w:r>
+        <w:t xml:space="preserve"> </w:t>
+      </w:r>
+      <w:r>
+        <w:t xml:space="preserve">(and</w:t>
+      </w:r>
+      <w:r>
+        <w:t xml:space="preserve"> </w:t>
+      </w:r>
+      <w:r>
+        <w:rPr>
+          <w:rStyle w:val="VerbatimChar"/>
+        </w:rPr>
+        <w:t xml:space="preserve">ltmle</w:t>
+      </w:r>
+      <w:r>
+        <w:t xml:space="preserve"> </w:t>
+      </w:r>
+      <w:r>
+        <w:t xml:space="preserve">for the longitudinal FIORD setting) inside the lock</w:t>
+      </w:r>
+      <w:r>
+        <w:t xml:space="preserve"> </w:t>
+      </w:r>
+      <w:r>
+        <w:t xml:space="preserve">and audit machinery so that hazard-ratio and cumulative-</w:t>
+      </w:r>
+      <w:r>
+        <w:t xml:space="preserve"> </w:t>
+      </w:r>
+      <w:r>
+        <w:t xml:space="preserve">incidence estimands inherit the same governance.</w:t>
+      </w:r>
+    </w:p>
+    <w:p>
+      <w:pPr>
+        <w:pStyle w:val="Compact"/>
+        <w:numPr>
+          <w:ilvl w:val="0"/>
+          <w:numId w:val="1006"/>
+        </w:numPr>
+      </w:pPr>
+      <w:r>
+        <w:rPr>
+          <w:b/>
+          <w:bCs/>
+        </w:rPr>
+        <w:t xml:space="preserve">Transportability and decision-population shift:</w:t>
+      </w:r>
+      <w:r>
+        <w:t xml:space="preserve"> </w:t>
+      </w:r>
+      <w:r>
+        <w:t xml:space="preserve">the</w:t>
+      </w:r>
+      <w:r>
+        <w:t xml:space="preserve"> </w:t>
+      </w:r>
+      <w:r>
+        <w:t xml:space="preserve">plasmode framework can in principle simulate covariate-</w:t>
+      </w:r>
+      <w:r>
+        <w:t xml:space="preserve"> </w:t>
+      </w:r>
+      <w:r>
+        <w:t xml:space="preserve">distribution shift between the analytic cohort and the target</w:t>
+      </w:r>
+      <w:r>
+        <w:t xml:space="preserve"> </w:t>
+      </w:r>
+      <w:r>
+        <w:t xml:space="preserve">population, but the package does not yet expose this scenario.</w:t>
+      </w:r>
+    </w:p>
+    <w:p>
+      <w:pPr>
+        <w:pStyle w:val="Compact"/>
+        <w:numPr>
+          <w:ilvl w:val="0"/>
+          <w:numId w:val="1006"/>
+        </w:numPr>
+      </w:pPr>
+      <w:r>
+        <w:rPr>
+          <w:b/>
+          <w:bCs/>
+        </w:rPr>
         <w:t xml:space="preserve">Calibration helpers for severity ranges:</w:t>
       </w:r>
       <w:r>
@@ -33778,7 +34596,7 @@
       </w:r>
     </w:p>
     <w:bookmarkEnd w:id="138"/>
-    <w:bookmarkStart w:id="223" w:name="references"/>
+    <w:bookmarkStart w:id="224" w:name="references"/>
     <w:p>
       <w:pPr>
         <w:pStyle w:val="Heading1"/>
@@ -33787,7 +34605,7 @@
         <w:t xml:space="preserve">References</w:t>
       </w:r>
     </w:p>
-    <w:bookmarkStart w:id="222" w:name="refs"/>
+    <w:bookmarkStart w:id="223" w:name="refs"/>
     <w:bookmarkStart w:id="140" w:name="ref-austin2009ps"/>
     <w:p>
       <w:pPr>
@@ -34913,19 +35731,19 @@
       </w:r>
     </w:p>
     <w:bookmarkEnd w:id="187"/>
-    <w:bookmarkStart w:id="189" w:name="ref-muntner2024staging"/>
+    <w:bookmarkStart w:id="188" w:name="ref-mertens2024danish"/>
     <w:p>
       <w:pPr>
         <w:pStyle w:val="Bibliography"/>
       </w:pPr>
       <w:r>
-        <w:t xml:space="preserve">Muntner, Paul, Rohini K. Hernandez, Shia T. Kent, James E. Browning, David T. Gilbertson, Kathleen E. Hurwitz, Susan S. Jick, et al. 2024.</w:t>
-      </w:r>
-      <w:r>
-        <w:t xml:space="preserve"> </w:t>
-      </w:r>
-      <w:r>
-        <w:t xml:space="preserve">“Staging and Clean Room: Constructs Designed to Facilitate Transparency and Reduce Bias in Comparative Analyses of Real-World Data.”</w:t>
+        <w:t xml:space="preserve">Mertens, Andrew, Zhiwei Zhang, et al. 2024.</w:t>
+      </w:r>
+      <w:r>
+        <w:t xml:space="preserve"> </w:t>
+      </w:r>
+      <w:r>
+        <w:t xml:space="preserve">“Bootstrap Variance Estimation for TMLE Under Positivity Strain in a Danish Registry Comparative-Effectiveness Study.”</w:t>
       </w:r>
       <w:r>
         <w:t xml:space="preserve"> </w:t>
@@ -34935,6 +35753,35 @@
           <w:i/>
           <w:iCs/>
         </w:rPr>
+        <w:t xml:space="preserve">Working Paper</w:t>
+      </w:r>
+      <w:r>
+        <w:t xml:space="preserve">.</w:t>
+      </w:r>
+    </w:p>
+    <w:bookmarkEnd w:id="188"/>
+    <w:bookmarkStart w:id="190" w:name="ref-muntner2024staging"/>
+    <w:p>
+      <w:pPr>
+        <w:pStyle w:val="Bibliography"/>
+      </w:pPr>
+      <w:r>
+        <w:t xml:space="preserve">Muntner, Paul, Rohini K. Hernandez, Shia T. Kent, James E. Browning, David T. Gilbertson, Kathleen E. Hurwitz, Susan S. Jick, et al. 2024.</w:t>
+      </w:r>
+      <w:r>
+        <w:t xml:space="preserve"> </w:t>
+      </w:r>
+      <w:r>
+        <w:t xml:space="preserve">“Staging and Clean Room: Constructs Designed to Facilitate Transparency and Reduce Bias in Comparative Analyses of Real-World Data.”</w:t>
+      </w:r>
+      <w:r>
+        <w:t xml:space="preserve"> </w:t>
+      </w:r>
+      <w:r>
+        <w:rPr>
+          <w:i/>
+          <w:iCs/>
+        </w:rPr>
         <w:t xml:space="preserve">Pharmacoepidemiology and Drug Safety</w:t>
       </w:r>
       <w:r>
@@ -34946,7 +35793,7 @@
       <w:r>
         <w:t xml:space="preserve"> </w:t>
       </w:r>
-      <w:hyperlink r:id="rId188">
+      <w:hyperlink r:id="rId189">
         <w:r>
           <w:rPr>
             <w:rStyle w:val="Hyperlink"/>
@@ -34958,13 +35805,42 @@
         <w:t xml:space="preserve">.</w:t>
       </w:r>
     </w:p>
-    <w:bookmarkEnd w:id="189"/>
-    <w:bookmarkStart w:id="191" w:name="ref-nice2022rwe"/>
+    <w:bookmarkEnd w:id="190"/>
+    <w:bookmarkStart w:id="191" w:name="ref-nance2026fiord"/>
     <w:p>
       <w:pPr>
         <w:pStyle w:val="Bibliography"/>
       </w:pPr>
       <w:r>
+        <w:t xml:space="preserve">Nance, Nerissa, Susan Gruber, Hashim Khan, Lina Han, Maya Petersen, Andrew Mertens, Mark J. van der Laan, and FIORD collaborators. 2026.</w:t>
+      </w:r>
+      <w:r>
+        <w:t xml:space="preserve"> </w:t>
+      </w:r>
+      <w:r>
+        <w:t xml:space="preserve">“Simulations to Specify Estimation Choices in Causal Analyses: A Longitudinal Case Study.”</w:t>
+      </w:r>
+      <w:r>
+        <w:t xml:space="preserve"> </w:t>
+      </w:r>
+      <w:r>
+        <w:rPr>
+          <w:i/>
+          <w:iCs/>
+        </w:rPr>
+        <w:t xml:space="preserve">Journal of Clinical and Translational Science</w:t>
+      </w:r>
+      <w:r>
+        <w:t xml:space="preserve">.</w:t>
+      </w:r>
+    </w:p>
+    <w:bookmarkEnd w:id="191"/>
+    <w:bookmarkStart w:id="193" w:name="ref-nice2022rwe"/>
+    <w:p>
+      <w:pPr>
+        <w:pStyle w:val="Bibliography"/>
+      </w:pPr>
+      <w:r>
         <w:t xml:space="preserve">National Institute for Health and Care Excellence. 2022.</w:t>
       </w:r>
       <w:r>
@@ -34991,7 +35867,7 @@
       <w:r>
         <w:t xml:space="preserve"> </w:t>
       </w:r>
-      <w:hyperlink r:id="rId190">
+      <w:hyperlink r:id="rId192">
         <w:r>
           <w:rPr>
             <w:rStyle w:val="Hyperlink"/>
@@ -35003,8 +35879,8 @@
         <w:t xml:space="preserve">.</w:t>
       </w:r>
     </w:p>
-    <w:bookmarkEnd w:id="191"/>
-    <w:bookmarkStart w:id="193" w:name="ref-petersen2014roadmap"/>
+    <w:bookmarkEnd w:id="193"/>
+    <w:bookmarkStart w:id="195" w:name="ref-petersen2014roadmap"/>
     <w:p>
       <w:pPr>
         <w:pStyle w:val="Bibliography"/>
@@ -35037,7 +35913,7 @@
       <w:r>
         <w:t xml:space="preserve"> </w:t>
       </w:r>
-      <w:hyperlink r:id="rId192">
+      <w:hyperlink r:id="rId194">
         <w:r>
           <w:rPr>
             <w:rStyle w:val="Hyperlink"/>
@@ -35049,8 +35925,8 @@
         <w:t xml:space="preserve">.</w:t>
       </w:r>
     </w:p>
-    <w:bookmarkEnd w:id="193"/>
-    <w:bookmarkStart w:id="195" w:name="ref-phillips2023sl"/>
+    <w:bookmarkEnd w:id="195"/>
+    <w:bookmarkStart w:id="197" w:name="ref-phillips2023sl"/>
     <w:p>
       <w:pPr>
         <w:pStyle w:val="Bibliography"/>
@@ -35083,7 +35959,7 @@
       <w:r>
         <w:t xml:space="preserve"> </w:t>
       </w:r>
-      <w:hyperlink r:id="rId194">
+      <w:hyperlink r:id="rId196">
         <w:r>
           <w:rPr>
             <w:rStyle w:val="Hyperlink"/>
@@ -35095,8 +35971,8 @@
         <w:t xml:space="preserve">.</w:t>
       </w:r>
     </w:p>
-    <w:bookmarkEnd w:id="195"/>
-    <w:bookmarkStart w:id="197" w:name="ref-rcoreteam2024"/>
+    <w:bookmarkEnd w:id="197"/>
+    <w:bookmarkStart w:id="199" w:name="ref-rcoreteam2024"/>
     <w:p>
       <w:pPr>
         <w:pStyle w:val="Bibliography"/>
@@ -35125,7 +36001,7 @@
       <w:r>
         <w:t xml:space="preserve"> </w:t>
       </w:r>
-      <w:hyperlink r:id="rId196">
+      <w:hyperlink r:id="rId198">
         <w:r>
           <w:rPr>
             <w:rStyle w:val="Hyperlink"/>
@@ -35137,8 +36013,8 @@
         <w:t xml:space="preserve">.</w:t>
       </w:r>
     </w:p>
-    <w:bookmarkEnd w:id="197"/>
-    <w:bookmarkStart w:id="198" w:name="ref-robins1986newapproach"/>
+    <w:bookmarkEnd w:id="199"/>
+    <w:bookmarkStart w:id="200" w:name="ref-robins1986newapproach"/>
     <w:p>
       <w:pPr>
         <w:pStyle w:val="Bibliography"/>
@@ -35169,8 +36045,8 @@
         <w:t xml:space="preserve">7 (9-12): 1393–1512.</w:t>
       </w:r>
     </w:p>
-    <w:bookmarkEnd w:id="198"/>
-    <w:bookmarkStart w:id="199" w:name="ref-robins1992rotnitzky"/>
+    <w:bookmarkEnd w:id="200"/>
+    <w:bookmarkStart w:id="201" w:name="ref-robins1992rotnitzky"/>
     <w:p>
       <w:pPr>
         <w:pStyle w:val="Bibliography"/>
@@ -35191,8 +36067,8 @@
         <w:t xml:space="preserve">297–331.</w:t>
       </w:r>
     </w:p>
-    <w:bookmarkEnd w:id="199"/>
-    <w:bookmarkStart w:id="200" w:name="ref-schreck2024plasmode"/>
+    <w:bookmarkEnd w:id="201"/>
+    <w:bookmarkStart w:id="202" w:name="ref-schreck2024plasmode"/>
     <w:p>
       <w:pPr>
         <w:pStyle w:val="Bibliography"/>
@@ -35220,8 +36096,8 @@
         <w:t xml:space="preserve">.</w:t>
       </w:r>
     </w:p>
-    <w:bookmarkEnd w:id="200"/>
-    <w:bookmarkStart w:id="202" w:name="ref-schuler2017tmle"/>
+    <w:bookmarkEnd w:id="202"/>
+    <w:bookmarkStart w:id="204" w:name="ref-schuler2017tmle"/>
     <w:p>
       <w:pPr>
         <w:pStyle w:val="Bibliography"/>
@@ -35254,7 +36130,7 @@
       <w:r>
         <w:t xml:space="preserve"> </w:t>
       </w:r>
-      <w:hyperlink r:id="rId201">
+      <w:hyperlink r:id="rId203">
         <w:r>
           <w:rPr>
             <w:rStyle w:val="Hyperlink"/>
@@ -35266,8 +36142,8 @@
         <w:t xml:space="preserve">.</w:t>
       </w:r>
     </w:p>
-    <w:bookmarkEnd w:id="202"/>
-    <w:bookmarkStart w:id="204" w:name="ref-fda2018rwe"/>
+    <w:bookmarkEnd w:id="204"/>
+    <w:bookmarkStart w:id="206" w:name="ref-fda2018rwe"/>
     <w:p>
       <w:pPr>
         <w:pStyle w:val="Bibliography"/>
@@ -35296,7 +36172,7 @@
       <w:r>
         <w:t xml:space="preserve"> </w:t>
       </w:r>
-      <w:hyperlink r:id="rId203">
+      <w:hyperlink r:id="rId205">
         <w:r>
           <w:rPr>
             <w:rStyle w:val="Hyperlink"/>
@@ -35308,8 +36184,8 @@
         <w:t xml:space="preserve">.</w:t>
       </w:r>
     </w:p>
-    <w:bookmarkEnd w:id="204"/>
-    <w:bookmarkStart w:id="206" w:name="ref-fda2021registries"/>
+    <w:bookmarkEnd w:id="206"/>
+    <w:bookmarkStart w:id="208" w:name="ref-fda2021registries"/>
     <w:p>
       <w:pPr>
         <w:pStyle w:val="Bibliography"/>
@@ -35326,7 +36202,7 @@
       <w:r>
         <w:t xml:space="preserve"> </w:t>
       </w:r>
-      <w:hyperlink r:id="rId205">
+      <w:hyperlink r:id="rId207">
         <w:r>
           <w:rPr>
             <w:rStyle w:val="Hyperlink"/>
@@ -35338,8 +36214,8 @@
         <w:t xml:space="preserve">.</w:t>
       </w:r>
     </w:p>
-    <w:bookmarkEnd w:id="206"/>
-    <w:bookmarkStart w:id="208" w:name="ref-fda2024considerations"/>
+    <w:bookmarkEnd w:id="208"/>
+    <w:bookmarkStart w:id="210" w:name="ref-fda2024considerations"/>
     <w:p>
       <w:pPr>
         <w:pStyle w:val="Bibliography"/>
@@ -35356,7 +36232,7 @@
       <w:r>
         <w:t xml:space="preserve"> </w:t>
       </w:r>
-      <w:hyperlink r:id="rId207">
+      <w:hyperlink r:id="rId209">
         <w:r>
           <w:rPr>
             <w:rStyle w:val="Hyperlink"/>
@@ -35368,8 +36244,8 @@
         <w:t xml:space="preserve">.</w:t>
       </w:r>
     </w:p>
-    <w:bookmarkEnd w:id="208"/>
-    <w:bookmarkStart w:id="210" w:name="ref-fda2024ehrclaims"/>
+    <w:bookmarkEnd w:id="210"/>
+    <w:bookmarkStart w:id="212" w:name="ref-fda2024ehrclaims"/>
     <w:p>
       <w:pPr>
         <w:pStyle w:val="Bibliography"/>
@@ -35386,7 +36262,7 @@
       <w:r>
         <w:t xml:space="preserve"> </w:t>
       </w:r>
-      <w:hyperlink r:id="rId209">
+      <w:hyperlink r:id="rId211">
         <w:r>
           <w:rPr>
             <w:rStyle w:val="Hyperlink"/>
@@ -35398,8 +36274,8 @@
         <w:t xml:space="preserve">.</w:t>
       </w:r>
     </w:p>
-    <w:bookmarkEnd w:id="210"/>
-    <w:bookmarkStart w:id="212" w:name="ref-fda2024noninterventional"/>
+    <w:bookmarkEnd w:id="212"/>
+    <w:bookmarkStart w:id="214" w:name="ref-fda2024noninterventional"/>
     <w:p>
       <w:pPr>
         <w:pStyle w:val="Bibliography"/>
@@ -35416,7 +36292,7 @@
       <w:r>
         <w:t xml:space="preserve"> </w:t>
       </w:r>
-      <w:hyperlink r:id="rId211">
+      <w:hyperlink r:id="rId213">
         <w:r>
           <w:rPr>
             <w:rStyle w:val="Hyperlink"/>
@@ -35428,8 +36304,8 @@
         <w:t xml:space="preserve">.</w:t>
       </w:r>
     </w:p>
-    <w:bookmarkEnd w:id="212"/>
-    <w:bookmarkStart w:id="214" w:name="ref-vanderWeele2017evalue"/>
+    <w:bookmarkEnd w:id="214"/>
+    <w:bookmarkStart w:id="216" w:name="ref-vanderWeele2017evalue"/>
     <w:p>
       <w:pPr>
         <w:pStyle w:val="Bibliography"/>
@@ -35471,7 +36347,7 @@
       <w:r>
         <w:t xml:space="preserve"> </w:t>
       </w:r>
-      <w:hyperlink r:id="rId213">
+      <w:hyperlink r:id="rId215">
         <w:r>
           <w:rPr>
             <w:rStyle w:val="Hyperlink"/>
@@ -35483,8 +36359,8 @@
         <w:t xml:space="preserve">.</w:t>
       </w:r>
     </w:p>
-    <w:bookmarkEnd w:id="214"/>
-    <w:bookmarkStart w:id="216" w:name="ref-wang2021startrwe"/>
+    <w:bookmarkEnd w:id="216"/>
+    <w:bookmarkStart w:id="218" w:name="ref-wang2021startrwe"/>
     <w:p>
       <w:pPr>
         <w:pStyle w:val="Bibliography"/>
@@ -35523,7 +36399,7 @@
       <w:r>
         <w:t xml:space="preserve"> </w:t>
       </w:r>
-      <w:hyperlink r:id="rId215">
+      <w:hyperlink r:id="rId217">
         <w:r>
           <w:rPr>
             <w:rStyle w:val="Hyperlink"/>
@@ -35535,8 +36411,8 @@
         <w:t xml:space="preserve">.</w:t>
       </w:r>
     </w:p>
-    <w:bookmarkEnd w:id="216"/>
-    <w:bookmarkStart w:id="218" w:name="ref-wang2023harper"/>
+    <w:bookmarkEnd w:id="218"/>
+    <w:bookmarkStart w:id="220" w:name="ref-wang2023harper"/>
     <w:p>
       <w:pPr>
         <w:pStyle w:val="Bibliography"/>
@@ -35572,7 +36448,7 @@
       <w:r>
         <w:t xml:space="preserve"> </w:t>
       </w:r>
-      <w:hyperlink r:id="rId217">
+      <w:hyperlink r:id="rId219">
         <w:r>
           <w:rPr>
             <w:rStyle w:val="Hyperlink"/>
@@ -35584,8 +36460,8 @@
         <w:t xml:space="preserve">.</w:t>
       </w:r>
     </w:p>
-    <w:bookmarkEnd w:id="218"/>
-    <w:bookmarkStart w:id="219" w:name="ref-lmtppackage2021"/>
+    <w:bookmarkEnd w:id="220"/>
+    <w:bookmarkStart w:id="221" w:name="ref-lmtppackage2021"/>
     <w:p>
       <w:pPr>
         <w:pStyle w:val="Bibliography"/>
@@ -35600,20 +36476,26 @@
         <w:t xml:space="preserve">“Lmtp: Non-Parametric Causal Effects of Feasible Interventions Based on Modified Treatment Policies.”</w:t>
       </w:r>
     </w:p>
-    <w:bookmarkEnd w:id="219"/>
-    <w:bookmarkStart w:id="220" w:name="ref-xu2020bootstrap"/>
+    <w:bookmarkEnd w:id="221"/>
+    <w:bookmarkStart w:id="222" w:name="ref-zheng2011crossvalidated"/>
     <w:p>
       <w:pPr>
         <w:pStyle w:val="Bibliography"/>
       </w:pPr>
       <w:r>
-        <w:t xml:space="preserve">Xu, Lin, Chris Gotwalt, Yili Hong, Caleb B. King, and William Q. Meeker. 2020.</w:t>
-      </w:r>
-      <w:r>
-        <w:t xml:space="preserve"> </w:t>
-      </w:r>
-      <w:r>
-        <w:t xml:space="preserve">“Applications of the Fractional-Random-Weight Bootstrap.”</w:t>
+        <w:t xml:space="preserve">Zheng, Wenjing, and Mark J. van der Laan. 2011.</w:t>
+      </w:r>
+      <w:r>
+        <w:t xml:space="preserve"> </w:t>
+      </w:r>
+      <w:r>
+        <w:t xml:space="preserve">“Cross-Validated Targeted Minimum-Loss-Based Estimation.”</w:t>
+      </w:r>
+      <w:r>
+        <w:t xml:space="preserve"> </w:t>
+      </w:r>
+      <w:r>
+        <w:t xml:space="preserve">In</w:t>
       </w:r>
       <w:r>
         <w:t xml:space="preserve"> </w:t>
@@ -35623,52 +36505,14 @@
           <w:i/>
           <w:iCs/>
         </w:rPr>
-        <w:t xml:space="preserve">The American Statistician</w:t>
-      </w:r>
-      <w:r>
-        <w:t xml:space="preserve"> </w:t>
-      </w:r>
-      <w:r>
-        <w:t xml:space="preserve">74 (4): 345–58.</w:t>
+        <w:t xml:space="preserve">Targeted Learning: Causal Inference for Observational and Experimental Data</w:t>
+      </w:r>
+      <w:r>
+        <w:t xml:space="preserve">, 459–74. Springer.</w:t>
       </w:r>
     </w:p>
-    <w:bookmarkEnd w:id="220"/>
-    <w:bookmarkStart w:id="221" w:name="ref-zheng2011crossvalidated"/>
-    <w:p>
-      <w:pPr>
-        <w:pStyle w:val="Bibliography"/>
-      </w:pPr>
-      <w:r>
-        <w:t xml:space="preserve">Zheng, Wenjing, and Mark J. van der Laan. 2011.</w:t>
-      </w:r>
-      <w:r>
-        <w:t xml:space="preserve"> </w:t>
-      </w:r>
-      <w:r>
-        <w:t xml:space="preserve">“Cross-Validated Targeted Minimum-Loss-Based Estimation.”</w:t>
-      </w:r>
-      <w:r>
-        <w:t xml:space="preserve"> </w:t>
-      </w:r>
-      <w:r>
-        <w:t xml:space="preserve">In</w:t>
-      </w:r>
-      <w:r>
-        <w:t xml:space="preserve"> </w:t>
-      </w:r>
-      <w:r>
-        <w:rPr>
-          <w:i/>
-          <w:iCs/>
-        </w:rPr>
-        <w:t xml:space="preserve">Targeted Learning: Causal Inference for Observational and Experimental Data</w:t>
-      </w:r>
-      <w:r>
-        <w:t xml:space="preserve">, 459–74. Springer.</w:t>
-      </w:r>
-    </w:p>
-    <w:bookmarkEnd w:id="221"/>
     <w:bookmarkEnd w:id="222"/>
+    <w:bookmarkEnd w:id="223"/>
     <w:p>
       <w:pPr>
         <w:pStyle w:val="SourceCode"/>
@@ -35986,7 +36830,7 @@
         <w:t xml:space="preserve">R&gt;  [41] pkgconfig_2.0.3    htmltools_0.5.8.1</w:t>
       </w:r>
     </w:p>
-    <w:bookmarkEnd w:id="223"/>
+    <w:bookmarkEnd w:id="224"/>
     <w:sectPr/>
   </w:body>
 </w:document>

--- a/reports/manuscript_outcome_blind_dq.docx
+++ b/reports/manuscript_outcome_blind_dq.docx
@@ -8331,7 +8331,7 @@
     </w:p>
     <w:bookmarkEnd w:id="49"/>
     <w:bookmarkEnd w:id="50"/>
-    <w:bookmarkStart w:id="57" w:name="sec-dq"/>
+    <w:bookmarkStart w:id="58" w:name="sec-dq"/>
     <w:p>
       <w:pPr>
         <w:pStyle w:val="Heading1"/>
@@ -9446,7 +9446,7 @@
       </w:r>
     </w:p>
     <w:bookmarkEnd w:id="52"/>
-    <w:bookmarkStart w:id="53" w:name="the-degradation-gradient"/>
+    <w:bookmarkStart w:id="54" w:name="the-degradation-gradient"/>
     <w:p>
       <w:pPr>
         <w:pStyle w:val="Heading2"/>
@@ -9767,8 +9767,166 @@
         <w:t xml:space="preserve">post-hoc on the realised data.</w:t>
       </w:r>
     </w:p>
+    <w:bookmarkStart w:id="53" w:name="X78fa7a5ad4e21e99467d9bc9a856cd1b9091e6d"/>
+    <w:p>
+      <w:pPr>
+        <w:pStyle w:val="Heading3"/>
+      </w:pPr>
+      <w:r>
+        <w:t xml:space="preserve">5.3.1 When STOP motivates estimand revision, not just estimator</w:t>
+      </w:r>
+    </w:p>
+    <w:p>
+      <w:pPr>
+        <w:pStyle w:val="FirstParagraph"/>
+      </w:pPr>
+      <w:r>
+        <w:t xml:space="preserve">swapping</w:t>
+      </w:r>
+    </w:p>
+    <w:p>
+      <w:pPr>
+        <w:pStyle w:val="BodyText"/>
+      </w:pPr>
+      <w:r>
+        <w:t xml:space="preserve">A STOP or FLAG decision from the pre-outcome rule is not always a</w:t>
+      </w:r>
+      <w:r>
+        <w:t xml:space="preserve"> </w:t>
+      </w:r>
+      <w:r>
+        <w:t xml:space="preserve">signal to</w:t>
+      </w:r>
+      <w:r>
+        <w:t xml:space="preserve"> </w:t>
+      </w:r>
+      <w:r>
+        <w:rPr>
+          <w:i/>
+          <w:iCs/>
+        </w:rPr>
+        <w:t xml:space="preserve">change the estimator</w:t>
+      </w:r>
+      <w:r>
+        <w:t xml:space="preserve">; sometimes it is a signal to</w:t>
+      </w:r>
+      <w:r>
+        <w:t xml:space="preserve"> </w:t>
+      </w:r>
+      <w:r>
+        <w:rPr>
+          <w:i/>
+          <w:iCs/>
+        </w:rPr>
+        <w:t xml:space="preserve">change the estimand</w:t>
+      </w:r>
+      <w:r>
+        <w:t xml:space="preserve"> </w:t>
+      </w:r>
+      <w:r>
+        <w:t xml:space="preserve">itself. The targeted-learning RWE roadmap</w:t>
+      </w:r>
+      <w:r>
+        <w:t xml:space="preserve"> </w:t>
+      </w:r>
+      <w:r>
+        <w:t xml:space="preserve">(Dang et al. 2023; Petersen and Laan 2014)</w:t>
+      </w:r>
+      <w:r>
+        <w:t xml:space="preserve"> </w:t>
+      </w:r>
+      <w:r>
+        <w:t xml:space="preserve">makes this explicit: if</w:t>
+      </w:r>
+      <w:r>
+        <w:t xml:space="preserve"> </w:t>
+      </w:r>
+      <w:r>
+        <w:t xml:space="preserve">the simulation reveals that no prespecified candidate can recover</w:t>
+      </w:r>
+      <w:r>
+        <w:t xml:space="preserve"> </w:t>
+      </w:r>
+      <w:r>
+        <w:t xml:space="preserve">the original target estimand under plausible threats, the honest</w:t>
+      </w:r>
+      <w:r>
+        <w:t xml:space="preserve"> </w:t>
+      </w:r>
+      <w:r>
+        <w:t xml:space="preserve">moves include narrowing the target population to where positivity</w:t>
+      </w:r>
+      <w:r>
+        <w:t xml:space="preserve"> </w:t>
+      </w:r>
+      <w:r>
+        <w:t xml:space="preserve">is supported, revising the treatment strategy to one whose</w:t>
+      </w:r>
+      <w:r>
+        <w:t xml:space="preserve"> </w:t>
+      </w:r>
+      <w:r>
+        <w:t xml:space="preserve">counterfactual is identifiable from the data, changing the</w:t>
+      </w:r>
+      <w:r>
+        <w:t xml:space="preserve"> </w:t>
+      </w:r>
+      <w:r>
+        <w:t xml:space="preserve">follow-up window, switching from a marginal to a matched or</w:t>
+      </w:r>
+      <w:r>
+        <w:t xml:space="preserve"> </w:t>
+      </w:r>
+      <w:r>
+        <w:t xml:space="preserve">overlap-restricted target, or changing the missingness strategy.</w:t>
+      </w:r>
+      <w:r>
+        <w:t xml:space="preserve"> </w:t>
+      </w:r>
+      <w:r>
+        <w:t xml:space="preserve">Each of these is an</w:t>
+      </w:r>
+      <w:r>
+        <w:t xml:space="preserve"> </w:t>
+      </w:r>
+      <w:r>
+        <w:rPr>
+          <w:i/>
+          <w:iCs/>
+        </w:rPr>
+        <w:t xml:space="preserve">estimand revision</w:t>
+      </w:r>
+      <w:r>
+        <w:t xml:space="preserve">, recorded in the analysis</w:t>
+      </w:r>
+      <w:r>
+        <w:t xml:space="preserve"> </w:t>
+      </w:r>
+      <w:r>
+        <w:t xml:space="preserve">lock and decision log alongside the estimator changes that</w:t>
+      </w:r>
+      <w:r>
+        <w:t xml:space="preserve"> </w:t>
+      </w:r>
+      <w:r>
+        <w:t xml:space="preserve">prompted it. Reporting the revised estimand transparently is</w:t>
+      </w:r>
+      <w:r>
+        <w:t xml:space="preserve"> </w:t>
+      </w:r>
+      <w:r>
+        <w:t xml:space="preserve">preferable to reporting the original estimand with a documented</w:t>
+      </w:r>
+      <w:r>
+        <w:t xml:space="preserve"> </w:t>
+      </w:r>
+      <w:r>
+        <w:t xml:space="preserve">override.</w:t>
+      </w:r>
+    </w:p>
     <w:bookmarkEnd w:id="53"/>
-    <w:bookmarkStart w:id="55" w:name="sec-threat-matrix"/>
+    <w:bookmarkEnd w:id="54"/>
+    <w:bookmarkStart w:id="56" w:name="sec-threat-matrix"/>
     <w:p>
       <w:pPr>
         <w:pStyle w:val="Heading2"/>
@@ -9926,7 +10084,7 @@
       <w:tr>
         <w:tc>
           <w:tcPr/>
-          <w:bookmarkStart w:id="54" w:name="tbl-threat-matrix"/>
+          <w:bookmarkStart w:id="55" w:name="tbl-threat-matrix"/>
           <w:p>
             <w:pPr>
               <w:jc w:val="center"/>
@@ -10445,7 +10603,7 @@
               </w:tc>
             </w:tr>
           </w:tbl>
-          <w:bookmarkEnd w:id="54"/>
+          <w:bookmarkEnd w:id="55"/>
           <w:p/>
         </w:tc>
       </w:tr>
@@ -10565,8 +10723,8 @@
         <w:t xml:space="preserve">in the simulation engine.</w:t>
       </w:r>
     </w:p>
-    <w:bookmarkEnd w:id="55"/>
-    <w:bookmarkStart w:id="56" w:name="sec-calibration"/>
+    <w:bookmarkEnd w:id="56"/>
+    <w:bookmarkStart w:id="57" w:name="sec-calibration"/>
     <w:p>
       <w:pPr>
         <w:pStyle w:val="Heading2"/>
@@ -10955,9 +11113,9 @@
         <w:t xml:space="preserve">).</w:t>
       </w:r>
     </w:p>
-    <w:bookmarkEnd w:id="56"/>
     <w:bookmarkEnd w:id="57"/>
-    <w:bookmarkStart w:id="62" w:name="sec-bridge"/>
+    <w:bookmarkEnd w:id="58"/>
+    <w:bookmarkStart w:id="63" w:name="sec-bridge"/>
     <w:p>
       <w:pPr>
         <w:pStyle w:val="Heading1"/>
@@ -11134,7 +11292,7 @@
         <w:t xml:space="preserve">Muntner et al. wording is one-to-one.</w:t>
       </w:r>
     </w:p>
-    <w:bookmarkStart w:id="58" w:name="X4870de5334a1d002935adfa59f8358a3c7029c6"/>
+    <w:bookmarkStart w:id="59" w:name="X4870de5334a1d002935adfa59f8358a3c7029c6"/>
     <w:p>
       <w:pPr>
         <w:pStyle w:val="Heading2"/>
@@ -11223,8 +11381,8 @@
         <w:t xml:space="preserve">scored against the prespecified decision rule.</w:t>
       </w:r>
     </w:p>
-    <w:bookmarkEnd w:id="58"/>
-    <w:bookmarkStart w:id="59" w:name="what-the-dq-supplement-adds"/>
+    <w:bookmarkEnd w:id="59"/>
+    <w:bookmarkStart w:id="60" w:name="what-the-dq-supplement-adds"/>
     <w:p>
       <w:pPr>
         <w:pStyle w:val="Heading2"/>
@@ -11530,8 +11688,8 @@
         <w:t xml:space="preserve">the decision.</w:t>
       </w:r>
     </w:p>
-    <w:bookmarkEnd w:id="59"/>
-    <w:bookmarkStart w:id="60" w:name="position-relative-to-other-bias-analyses"/>
+    <w:bookmarkEnd w:id="60"/>
+    <w:bookmarkStart w:id="61" w:name="position-relative-to-other-bias-analyses"/>
     <w:p>
       <w:pPr>
         <w:pStyle w:val="Heading2"/>
@@ -11693,8 +11851,8 @@
         <w:t xml:space="preserve">threat, at a different stage, with a different artifact.</w:t>
       </w:r>
     </w:p>
-    <w:bookmarkEnd w:id="60"/>
-    <w:bookmarkStart w:id="61" w:name="why-outcome-blind-matters-here"/>
+    <w:bookmarkEnd w:id="61"/>
+    <w:bookmarkStart w:id="62" w:name="why-outcome-blind-matters-here"/>
     <w:p>
       <w:pPr>
         <w:pStyle w:val="Heading2"/>
@@ -12022,9 +12180,9 @@
         <w:t xml:space="preserve">run.</w:t>
       </w:r>
     </w:p>
-    <w:bookmarkEnd w:id="61"/>
     <w:bookmarkEnd w:id="62"/>
-    <w:bookmarkStart w:id="68" w:name="sec-implementation"/>
+    <w:bookmarkEnd w:id="63"/>
+    <w:bookmarkStart w:id="69" w:name="sec-implementation"/>
     <w:p>
       <w:pPr>
         <w:pStyle w:val="Heading1"/>
@@ -12042,7 +12200,7 @@
         <w:t xml:space="preserve">run_plasmode_dq_stress()</w:t>
       </w:r>
     </w:p>
-    <w:bookmarkStart w:id="63" w:name="a-worked-workflow"/>
+    <w:bookmarkStart w:id="64" w:name="a-worked-workflow"/>
     <w:p>
       <w:pPr>
         <w:pStyle w:val="Heading2"/>
@@ -15344,8 +15502,8 @@
         <w:t xml:space="preserve">infrastructure on the analyst’s side.</w:t>
       </w:r>
     </w:p>
-    <w:bookmarkEnd w:id="63"/>
-    <w:bookmarkStart w:id="64" w:name="inside-run_plasmode_dq_stress"/>
+    <w:bookmarkEnd w:id="64"/>
+    <w:bookmarkStart w:id="65" w:name="inside-run_plasmode_dq_stress"/>
     <w:p>
       <w:pPr>
         <w:pStyle w:val="Heading2"/>
@@ -15671,8 +15829,8 @@
         <w:t xml:space="preserve">outcome ascertainment.</w:t>
       </w:r>
     </w:p>
-    <w:bookmarkEnd w:id="64"/>
-    <w:bookmarkStart w:id="65" w:name="cumulative-risk-workflow-considerations"/>
+    <w:bookmarkEnd w:id="65"/>
+    <w:bookmarkStart w:id="66" w:name="cumulative-risk-workflow-considerations"/>
     <w:p>
       <w:pPr>
         <w:pStyle w:val="Heading2"/>
@@ -16118,8 +16276,8 @@
         <w:t xml:space="preserve">proportional-hazards interpretation is scientifically justified.</w:t>
       </w:r>
     </w:p>
-    <w:bookmarkEnd w:id="65"/>
-    <w:bookmarkStart w:id="66" w:name="X0dca275365b1ea9fc0b3ffe97cd757b2bc51779"/>
+    <w:bookmarkEnd w:id="66"/>
+    <w:bookmarkStart w:id="67" w:name="X0dca275365b1ea9fc0b3ffe97cd757b2bc51779"/>
     <w:p>
       <w:pPr>
         <w:pStyle w:val="Heading2"/>
@@ -16449,8 +16607,8 @@
         <w:t xml:space="preserve">R&gt;  3         0.089 0.000000e+00   OK</w:t>
       </w:r>
     </w:p>
-    <w:bookmarkEnd w:id="66"/>
-    <w:bookmarkStart w:id="67" w:name="Xf50b5df1c7478f84a38ff2d616f12345ba7582f"/>
+    <w:bookmarkEnd w:id="67"/>
+    <w:bookmarkStart w:id="68" w:name="Xf50b5df1c7478f84a38ff2d616f12345ba7582f"/>
     <w:p>
       <w:pPr>
         <w:pStyle w:val="Heading2"/>
@@ -16560,9 +16718,9 @@
         <w:t xml:space="preserve">hazard-scale estimand declaration.</w:t>
       </w:r>
     </w:p>
-    <w:bookmarkEnd w:id="67"/>
     <w:bookmarkEnd w:id="68"/>
-    <w:bookmarkStart w:id="96" w:name="sec-simulation"/>
+    <w:bookmarkEnd w:id="69"/>
+    <w:bookmarkStart w:id="97" w:name="sec-simulation"/>
     <w:p>
       <w:pPr>
         <w:pStyle w:val="Heading1"/>
@@ -16571,7 +16729,7 @@
         <w:t xml:space="preserve">8. Simulation Study</w:t>
       </w:r>
     </w:p>
-    <w:bookmarkStart w:id="69" w:name="design"/>
+    <w:bookmarkStart w:id="70" w:name="design"/>
     <w:p>
       <w:pPr>
         <w:pStyle w:val="Heading2"/>
@@ -17270,8 +17428,8 @@
         <w:t xml:space="preserve">yields fifteen scenario × severity cells per Monte Carlo scenario.</w:t>
       </w:r>
     </w:p>
-    <w:bookmarkEnd w:id="69"/>
-    <w:bookmarkStart w:id="86" w:name="monte-carlo-results"/>
+    <w:bookmarkEnd w:id="70"/>
+    <w:bookmarkStart w:id="87" w:name="monte-carlo-results"/>
     <w:p>
       <w:pPr>
         <w:pStyle w:val="Heading2"/>
@@ -17280,7 +17438,7 @@
         <w:t xml:space="preserve">8.2 Monte Carlo results</w:t>
       </w:r>
     </w:p>
-    <w:bookmarkStart w:id="70" w:name="scenario-a-good-overlap-true-rd--0.02979"/>
+    <w:bookmarkStart w:id="71" w:name="scenario-a-good-overlap-true-rd--0.02979"/>
     <w:p>
       <w:pPr>
         <w:pStyle w:val="Heading3"/>
@@ -18345,8 +18503,8 @@
         </w:tc>
       </w:tr>
     </w:tbl>
-    <w:bookmarkEnd w:id="70"/>
-    <w:bookmarkStart w:id="71" w:name="X539d2e41b20619841b5f484f160273f03ef61dd"/>
+    <w:bookmarkEnd w:id="71"/>
+    <w:bookmarkStart w:id="72" w:name="X539d2e41b20619841b5f484f160273f03ef61dd"/>
     <w:p>
       <w:pPr>
         <w:pStyle w:val="Heading3"/>
@@ -19411,8 +19569,8 @@
         </w:tc>
       </w:tr>
     </w:tbl>
-    <w:bookmarkEnd w:id="71"/>
-    <w:bookmarkStart w:id="72" w:name="X5abe8fbf009ebf57dedb1ebf41d3907d23035c8"/>
+    <w:bookmarkEnd w:id="72"/>
+    <w:bookmarkStart w:id="73" w:name="X5abe8fbf009ebf57dedb1ebf41d3907d23035c8"/>
     <w:p>
       <w:pPr>
         <w:pStyle w:val="Heading3"/>
@@ -20477,8 +20635,8 @@
         </w:tc>
       </w:tr>
     </w:tbl>
-    <w:bookmarkEnd w:id="72"/>
-    <w:bookmarkStart w:id="85" w:name="interpretation"/>
+    <w:bookmarkEnd w:id="73"/>
+    <w:bookmarkStart w:id="86" w:name="interpretation"/>
     <w:p>
       <w:pPr>
         <w:pStyle w:val="Heading3"/>
@@ -20504,31 +20662,19 @@
         <w:t xml:space="preserve"> </w:t>
       </w:r>
       <w:r>
-        <w:t xml:space="preserve">instability under marginal overlap, and stopping when an</w:t>
-      </w:r>
-      <w:r>
-        <w:t xml:space="preserve"> </w:t>
-      </w:r>
-      <w:r>
-        <w:t xml:space="preserve">identification failure is built into the data-generating process.</w:t>
-      </w:r>
-      <w:r>
-        <w:t xml:space="preserve"> </w:t>
-      </w:r>
-      <w:r>
-        <w:t xml:space="preserve">The printed tables include the Monte Carlo standard error of the</w:t>
-      </w:r>
-      <w:r>
-        <w:t xml:space="preserve"> </w:t>
-      </w:r>
-      <w:r>
-        <w:t xml:space="preserve">coverage estimate so the reader can judge which differences exceed</w:t>
-      </w:r>
-      <w:r>
-        <w:t xml:space="preserve"> </w:t>
-      </w:r>
-      <w:r>
-        <w:t xml:space="preserve">Monte Carlo noise.</w:t>
+        <w:t xml:space="preserve">instability under marginal overlap, and stopping under a</w:t>
+      </w:r>
+      <w:r>
+        <w:t xml:space="preserve"> </w:t>
+      </w:r>
+      <w:r>
+        <w:t xml:space="preserve">prespecified data-generating process that encodes an identification</w:t>
+      </w:r>
+      <w:r>
+        <w:t xml:space="preserve"> </w:t>
+      </w:r>
+      <w:r>
+        <w:t xml:space="preserve">failure.</w:t>
       </w:r>
     </w:p>
     <w:p>
@@ -20536,37 +20682,142 @@
         <w:pStyle w:val="BodyText"/>
       </w:pPr>
       <w:r>
-        <w:t xml:space="preserve">Under good overlap (Scenario A) all adjusted estimators</w:t>
-      </w:r>
-      <w:r>
-        <w:t xml:space="preserve"> </w:t>
-      </w:r>
-      <w:r>
-        <w:t xml:space="preserve">recover the truth with bias well under the prespecified threshold</w:t>
-      </w:r>
-      <w:r>
-        <w:t xml:space="preserve"> </w:t>
-      </w:r>
-      <w:r>
-        <w:t xml:space="preserve">of 0.02 and with confidence intervals that cover at the nominal</w:t>
-      </w:r>
-      <w:r>
-        <w:t xml:space="preserve"> </w:t>
-      </w:r>
-      <w:r>
-        <w:t xml:space="preserve">rate. The crude estimator has substantial residual confounding and</w:t>
-      </w:r>
-      <w:r>
-        <w:t xml:space="preserve"> </w:t>
-      </w:r>
-      <w:r>
-        <w:t xml:space="preserve">its confidence intervals do not cover at 95%. This is the textbook</w:t>
-      </w:r>
-      <w:r>
-        <w:t xml:space="preserve"> </w:t>
-      </w:r>
-      <w:r>
-        <w:t xml:space="preserve">benchmark check.</w:t>
+        <w:t xml:space="preserve">It is worth being explicit about what the workflow is and is not</w:t>
+      </w:r>
+      <w:r>
+        <w:t xml:space="preserve"> </w:t>
+      </w:r>
+      <w:r>
+        <w:t xml:space="preserve">showing. A STOP decision is</w:t>
+      </w:r>
+      <w:r>
+        <w:t xml:space="preserve"> </w:t>
+      </w:r>
+      <w:r>
+        <w:rPr>
+          <w:b/>
+          <w:bCs/>
+        </w:rPr>
+        <w:t xml:space="preserve">a failure of prespecified</w:t>
+      </w:r>
+      <w:r>
+        <w:rPr>
+          <w:b/>
+          <w:bCs/>
+        </w:rPr>
+        <w:t xml:space="preserve"> </w:t>
+      </w:r>
+      <w:r>
+        <w:rPr>
+          <w:b/>
+          <w:bCs/>
+        </w:rPr>
+        <w:t xml:space="preserve">operating-characteristic thresholds under the simulated DGP</w:t>
+      </w:r>
+      <w:r>
+        <w:t xml:space="preserve">, not</w:t>
+      </w:r>
+      <w:r>
+        <w:t xml:space="preserve"> </w:t>
+      </w:r>
+      <w:r>
+        <w:rPr>
+          <w:b/>
+          <w:bCs/>
+        </w:rPr>
+        <w:t xml:space="preserve">detected real-data bias</w:t>
+      </w:r>
+      <w:r>
+        <w:t xml:space="preserve">. The clarity of the STOP decision in</w:t>
+      </w:r>
+      <w:r>
+        <w:t xml:space="preserve"> </w:t>
+      </w:r>
+      <w:r>
+        <w:t xml:space="preserve">Scenario C depends on the analyst having anticipated the threat</w:t>
+      </w:r>
+      <w:r>
+        <w:t xml:space="preserve"> </w:t>
+      </w:r>
+      <w:r>
+        <w:t xml:space="preserve">(unmeasured confounding) and having encoded a corresponding latent</w:t>
+      </w:r>
+      <w:r>
+        <w:t xml:space="preserve"> </w:t>
+      </w:r>
+      <m:oMath>
+        <m:r>
+          <m:t>U</m:t>
+        </m:r>
+      </m:oMath>
+      <w:r>
+        <w:t xml:space="preserve"> </w:t>
+      </w:r>
+      <w:r>
+        <w:t xml:space="preserve">scenario in the locked DGP; the package does not infer the</w:t>
+      </w:r>
+      <w:r>
+        <w:t xml:space="preserve"> </w:t>
+      </w:r>
+      <w:r>
+        <w:t xml:space="preserve">threat from the realised data, and a STOP under a stress scenario</w:t>
+      </w:r>
+      <w:r>
+        <w:t xml:space="preserve"> </w:t>
+      </w:r>
+      <w:r>
+        <w:t xml:space="preserve">that the analyst chose to include is a different claim from</w:t>
+      </w:r>
+      <w:r>
+        <w:t xml:space="preserve"> </w:t>
+      </w:r>
+      <w:r>
+        <w:t xml:space="preserve">“this</w:t>
+      </w:r>
+      <w:r>
+        <w:t xml:space="preserve"> </w:t>
+      </w:r>
+      <w:r>
+        <w:t xml:space="preserve">study has unmeasured confounding”</w:t>
+      </w:r>
+      <w:r>
+        <w:t xml:space="preserve">. The same distinction applies in</w:t>
+      </w:r>
+      <w:r>
+        <w:t xml:space="preserve"> </w:t>
+      </w:r>
+      <w:r>
+        <w:t xml:space="preserve">reverse: a GO decision does not imply that the realised data are</w:t>
+      </w:r>
+      <w:r>
+        <w:t xml:space="preserve"> </w:t>
+      </w:r>
+      <w:r>
+        <w:t xml:space="preserve">free of the threat, only that, under the prespecified DGP and the</w:t>
+      </w:r>
+      <w:r>
+        <w:t xml:space="preserve"> </w:t>
+      </w:r>
+      <w:r>
+        <w:t xml:space="preserve">locked thresholds, the candidate estimator does not fail.</w:t>
+      </w:r>
+      <w:r>
+        <w:t xml:space="preserve"> </w:t>
+      </w:r>
+      <w:r>
+        <w:t xml:space="preserve">The printed tables include the Monte Carlo standard error of the</w:t>
+      </w:r>
+      <w:r>
+        <w:t xml:space="preserve"> </w:t>
+      </w:r>
+      <w:r>
+        <w:t xml:space="preserve">coverage estimate so the reader can judge which differences exceed</w:t>
+      </w:r>
+      <w:r>
+        <w:t xml:space="preserve"> </w:t>
+      </w:r>
+      <w:r>
+        <w:t xml:space="preserve">Monte Carlo noise.</w:t>
       </w:r>
     </w:p>
     <w:p>
@@ -20574,55 +20825,37 @@
         <w:pStyle w:val="BodyText"/>
       </w:pPr>
       <w:r>
-        <w:t xml:space="preserve">Under marginal overlap (Scenario B) the crude estimator</w:t>
-      </w:r>
-      <w:r>
-        <w:t xml:space="preserve"> </w:t>
-      </w:r>
-      <w:r>
-        <w:t xml:space="preserve">shifts further from the truth and IPTW shows wider CIs reflecting</w:t>
-      </w:r>
-      <w:r>
-        <w:t xml:space="preserve"> </w:t>
-      </w:r>
-      <w:r>
-        <w:t xml:space="preserve">the heavier weights, while TMLE and CV-TMLE hold bias small</w:t>
-      </w:r>
-      <w:r>
-        <w:t xml:space="preserve"> </w:t>
-      </w:r>
-      <w:r>
-        <w:t xml:space="preserve">relative to their empirical standard deviation (the residual bias</w:t>
-      </w:r>
-      <w:r>
-        <w:t xml:space="preserve"> </w:t>
-      </w:r>
-      <w:r>
-        <w:t xml:space="preserve">is statistically distinguishable from zero at the Monte Carlo</w:t>
-      </w:r>
-      <w:r>
-        <w:t xml:space="preserve"> </w:t>
-      </w:r>
-      <w:r>
-        <w:t xml:space="preserve">sample size used, but is an order of magnitude smaller than the</w:t>
-      </w:r>
-      <w:r>
-        <w:t xml:space="preserve"> </w:t>
-      </w:r>
-      <w:r>
-        <w:t xml:space="preserve">empirical SD). The plasmode-selected specification chooses</w:t>
-      </w:r>
-      <w:r>
-        <w:t xml:space="preserve"> </w:t>
-      </w:r>
-      <w:r>
-        <w:t xml:space="preserve">a higher truncation level than under Scenario A, illustrating that</w:t>
-      </w:r>
-      <w:r>
-        <w:t xml:space="preserve"> </w:t>
-      </w:r>
-      <w:r>
-        <w:t xml:space="preserve">the candidate selection adapts to the observed data structure.</w:t>
+        <w:t xml:space="preserve">Under good overlap (Scenario A) all adjusted estimators</w:t>
+      </w:r>
+      <w:r>
+        <w:t xml:space="preserve"> </w:t>
+      </w:r>
+      <w:r>
+        <w:t xml:space="preserve">recover the truth with bias well under the prespecified threshold</w:t>
+      </w:r>
+      <w:r>
+        <w:t xml:space="preserve"> </w:t>
+      </w:r>
+      <w:r>
+        <w:t xml:space="preserve">of 0.02 and with confidence intervals that cover at the nominal</w:t>
+      </w:r>
+      <w:r>
+        <w:t xml:space="preserve"> </w:t>
+      </w:r>
+      <w:r>
+        <w:t xml:space="preserve">rate. The crude estimator has substantial residual confounding and</w:t>
+      </w:r>
+      <w:r>
+        <w:t xml:space="preserve"> </w:t>
+      </w:r>
+      <w:r>
+        <w:t xml:space="preserve">its confidence intervals do not cover at 95%. This is the textbook</w:t>
+      </w:r>
+      <w:r>
+        <w:t xml:space="preserve"> </w:t>
+      </w:r>
+      <w:r>
+        <w:t xml:space="preserve">benchmark check.</w:t>
       </w:r>
     </w:p>
     <w:p>
@@ -20630,6 +20863,62 @@
         <w:pStyle w:val="BodyText"/>
       </w:pPr>
       <w:r>
+        <w:t xml:space="preserve">Under marginal overlap (Scenario B) the crude estimator</w:t>
+      </w:r>
+      <w:r>
+        <w:t xml:space="preserve"> </w:t>
+      </w:r>
+      <w:r>
+        <w:t xml:space="preserve">shifts further from the truth and IPTW shows wider CIs reflecting</w:t>
+      </w:r>
+      <w:r>
+        <w:t xml:space="preserve"> </w:t>
+      </w:r>
+      <w:r>
+        <w:t xml:space="preserve">the heavier weights, while TMLE and CV-TMLE hold bias small</w:t>
+      </w:r>
+      <w:r>
+        <w:t xml:space="preserve"> </w:t>
+      </w:r>
+      <w:r>
+        <w:t xml:space="preserve">relative to their empirical standard deviation (the residual bias</w:t>
+      </w:r>
+      <w:r>
+        <w:t xml:space="preserve"> </w:t>
+      </w:r>
+      <w:r>
+        <w:t xml:space="preserve">is statistically distinguishable from zero at the Monte Carlo</w:t>
+      </w:r>
+      <w:r>
+        <w:t xml:space="preserve"> </w:t>
+      </w:r>
+      <w:r>
+        <w:t xml:space="preserve">sample size used, but is an order of magnitude smaller than the</w:t>
+      </w:r>
+      <w:r>
+        <w:t xml:space="preserve"> </w:t>
+      </w:r>
+      <w:r>
+        <w:t xml:space="preserve">empirical SD). The plasmode-selected specification chooses</w:t>
+      </w:r>
+      <w:r>
+        <w:t xml:space="preserve"> </w:t>
+      </w:r>
+      <w:r>
+        <w:t xml:space="preserve">a higher truncation level than under Scenario A, illustrating that</w:t>
+      </w:r>
+      <w:r>
+        <w:t xml:space="preserve"> </w:t>
+      </w:r>
+      <w:r>
+        <w:t xml:space="preserve">the candidate selection adapts to the observed data structure.</w:t>
+      </w:r>
+    </w:p>
+    <w:p>
+      <w:pPr>
+        <w:pStyle w:val="BodyText"/>
+      </w:pPr>
+      <w:r>
         <w:t xml:space="preserve">Under unmeasured confounding (Scenario C) every estimator is</w:t>
       </w:r>
       <w:r>
@@ -20961,18 +21250,18 @@
           <wp:inline>
             <wp:extent cx="5334000" cy="6000750"/>
             <wp:effectExtent b="0" l="0" r="0" t="0"/>
-            <wp:docPr descr="Sampling distribution of the risk-difference estimate across Monte Carlo replicates. The dashed red line marks the true RD. Under unmeasured confounding (C), all estimators are shifted from the truth." title="" id="74" name="Picture"/>
+            <wp:docPr descr="Sampling distribution of the risk-difference estimate across Monte Carlo replicates. The dashed red line marks the true RD. Under unmeasured confounding (C), all estimators are shifted from the truth." title="" id="75" name="Picture"/>
             <a:graphic>
               <a:graphicData uri="http://schemas.openxmlformats.org/drawingml/2006/picture">
                 <pic:pic>
                   <pic:nvPicPr>
-                    <pic:cNvPr descr="manuscript_outcome_blind_dq_files/figure-docx/mc-boxplots-1.png" id="75" name="Picture"/>
+                    <pic:cNvPr descr="manuscript_outcome_blind_dq_files/figure-docx/mc-boxplots-1.png" id="76" name="Picture"/>
                     <pic:cNvPicPr>
                       <a:picLocks noChangeArrowheads="1" noChangeAspect="1"/>
                     </pic:cNvPicPr>
                   </pic:nvPicPr>
                   <pic:blipFill>
-                    <a:blip r:embed="rId73"/>
+                    <a:blip r:embed="rId74"/>
                     <a:stretch>
                       <a:fillRect/>
                     </a:stretch>
@@ -21016,18 +21305,18 @@
           <wp:inline>
             <wp:extent cx="5334000" cy="3333750"/>
             <wp:effectExtent b="0" l="0" r="0" t="0"/>
-            <wp:docPr descr="95% CI coverage by estimator and scenario. The dashed red line marks the nominal 95%." title="" id="77" name="Picture"/>
+            <wp:docPr descr="95% CI coverage by estimator and scenario. The dashed red line marks the nominal 95%." title="" id="78" name="Picture"/>
             <a:graphic>
               <a:graphicData uri="http://schemas.openxmlformats.org/drawingml/2006/picture">
                 <pic:pic>
                   <pic:nvPicPr>
-                    <pic:cNvPr descr="manuscript_outcome_blind_dq_files/figure-docx/coverage-bar-1.png" id="78" name="Picture"/>
+                    <pic:cNvPr descr="manuscript_outcome_blind_dq_files/figure-docx/coverage-bar-1.png" id="79" name="Picture"/>
                     <pic:cNvPicPr>
                       <a:picLocks noChangeArrowheads="1" noChangeAspect="1"/>
                     </pic:cNvPicPr>
                   </pic:nvPicPr>
                   <pic:blipFill>
-                    <a:blip r:embed="rId76"/>
+                    <a:blip r:embed="rId77"/>
                     <a:stretch>
                       <a:fillRect/>
                     </a:stretch>
@@ -21071,18 +21360,18 @@
           <wp:inline>
             <wp:extent cx="5334000" cy="3333750"/>
             <wp:effectExtent b="0" l="0" r="0" t="0"/>
-            <wp:docPr descr="Ratio of mean reported SE to empirical SD. Values near 1.0 indicate well-calibrated standard errors." title="" id="80" name="Picture"/>
+            <wp:docPr descr="Ratio of mean reported SE to empirical SD. Values near 1.0 indicate well-calibrated standard errors." title="" id="81" name="Picture"/>
             <a:graphic>
               <a:graphicData uri="http://schemas.openxmlformats.org/drawingml/2006/picture">
                 <pic:pic>
                   <pic:nvPicPr>
-                    <pic:cNvPr descr="manuscript_outcome_blind_dq_files/figure-docx/se-calibration-1.png" id="81" name="Picture"/>
+                    <pic:cNvPr descr="manuscript_outcome_blind_dq_files/figure-docx/se-calibration-1.png" id="82" name="Picture"/>
                     <pic:cNvPicPr>
                       <a:picLocks noChangeArrowheads="1" noChangeAspect="1"/>
                     </pic:cNvPicPr>
                   </pic:nvPicPr>
                   <pic:blipFill>
-                    <a:blip r:embed="rId79"/>
+                    <a:blip r:embed="rId80"/>
                     <a:stretch>
                       <a:fillRect/>
                     </a:stretch>
@@ -21126,18 +21415,18 @@
           <wp:inline>
             <wp:extent cx="5334000" cy="4000500"/>
             <wp:effectExtent b="0" l="0" r="0" t="0"/>
-            <wp:docPr descr="Forest plot of Monte Carlo mean estimates by estimator and scenario, with Monte Carlo 95 percent intervals. The dashed grey line marks each scenario’s true RD; the dashed red lines mark the prespecified |bias| decision threshold around the truth (max_abs_bias = 0.02). Candidates falling outside the red lines trip the locked decision rule for that scenario." title="" id="83" name="Picture"/>
+            <wp:docPr descr="Forest plot of Monte Carlo mean estimates by estimator and scenario, with Monte Carlo 95 percent intervals. The dashed grey line marks each scenario’s true RD; the dashed red lines mark the prespecified |bias| decision threshold around the truth (max_abs_bias = 0.02). Candidates falling outside the red lines trip the locked decision rule for that scenario." title="" id="84" name="Picture"/>
             <a:graphic>
               <a:graphicData uri="http://schemas.openxmlformats.org/drawingml/2006/picture">
                 <pic:pic>
                   <pic:nvPicPr>
-                    <pic:cNvPr descr="manuscript_outcome_blind_dq_files/figure-docx/mc-forest-1.png" id="84" name="Picture"/>
+                    <pic:cNvPr descr="manuscript_outcome_blind_dq_files/figure-docx/mc-forest-1.png" id="85" name="Picture"/>
                     <pic:cNvPicPr>
                       <a:picLocks noChangeArrowheads="1" noChangeAspect="1"/>
                     </pic:cNvPicPr>
                   </pic:nvPicPr>
                   <pic:blipFill>
-                    <a:blip r:embed="rId82"/>
+                    <a:blip r:embed="rId83"/>
                     <a:stretch>
                       <a:fillRect/>
                     </a:stretch>
@@ -21172,9 +21461,9 @@
         <w:t xml:space="preserve">Forest plot of Monte Carlo mean estimates by estimator and scenario, with Monte Carlo 95 percent intervals. The dashed grey line marks each scenario’s true RD; the dashed red lines mark the prespecified |bias| decision threshold around the truth (max_abs_bias = 0.02). Candidates falling outside the red lines trip the locked decision rule for that scenario.</w:t>
       </w:r>
     </w:p>
-    <w:bookmarkEnd w:id="85"/>
     <w:bookmarkEnd w:id="86"/>
-    <w:bookmarkStart w:id="94" w:name="plasmode-dq-stress-test-results"/>
+    <w:bookmarkEnd w:id="87"/>
+    <w:bookmarkStart w:id="95" w:name="plasmode-dq-stress-test-results"/>
     <w:p>
       <w:pPr>
         <w:pStyle w:val="Heading2"/>
@@ -21183,7 +21472,7 @@
         <w:t xml:space="preserve">8.3 Plasmode DQ stress-test results</w:t>
       </w:r>
     </w:p>
-    <w:bookmarkStart w:id="87" w:name="scenario-a-good-overlap"/>
+    <w:bookmarkStart w:id="88" w:name="scenario-a-good-overlap"/>
     <w:p>
       <w:pPr>
         <w:pStyle w:val="Heading3"/>
@@ -22336,8 +22625,8 @@
         </w:tc>
       </w:tr>
     </w:tbl>
-    <w:bookmarkEnd w:id="87"/>
-    <w:bookmarkStart w:id="88" w:name="scenario-b-marginal-overlap"/>
+    <w:bookmarkEnd w:id="88"/>
+    <w:bookmarkStart w:id="89" w:name="scenario-b-marginal-overlap"/>
     <w:p>
       <w:pPr>
         <w:pStyle w:val="Heading3"/>
@@ -23490,8 +23779,8 @@
         </w:tc>
       </w:tr>
     </w:tbl>
-    <w:bookmarkEnd w:id="88"/>
-    <w:bookmarkStart w:id="89" w:name="scenario-c-unmeasured-confounding"/>
+    <w:bookmarkEnd w:id="89"/>
+    <w:bookmarkStart w:id="90" w:name="scenario-c-unmeasured-confounding"/>
     <w:p>
       <w:pPr>
         <w:pStyle w:val="Heading3"/>
@@ -24644,8 +24933,8 @@
         </w:tc>
       </w:tr>
     </w:tbl>
-    <w:bookmarkEnd w:id="89"/>
-    <w:bookmarkStart w:id="93" w:name="reading-the-degradation-gradient"/>
+    <w:bookmarkEnd w:id="90"/>
+    <w:bookmarkStart w:id="94" w:name="reading-the-degradation-gradient"/>
     <w:p>
       <w:pPr>
         <w:pStyle w:val="Heading3"/>
@@ -24851,18 +25140,18 @@
           <wp:inline>
             <wp:extent cx="5334000" cy="6667500"/>
             <wp:effectExtent b="0" l="0" r="0" t="0"/>
-            <wp:docPr descr="Degradation gradient. Bias (top) and coverage (bottom) for the selected TMLE candidate at each severity level of each DQ scenario, faceted by Monte Carlo scenario." title="" id="91" name="Picture"/>
+            <wp:docPr descr="Degradation gradient. Bias (top) and coverage (bottom) for the selected TMLE candidate at each severity level of each DQ scenario, faceted by Monte Carlo scenario." title="" id="92" name="Picture"/>
             <a:graphic>
               <a:graphicData uri="http://schemas.openxmlformats.org/drawingml/2006/picture">
                 <pic:pic>
                   <pic:nvPicPr>
-                    <pic:cNvPr descr="manuscript_outcome_blind_dq_files/figure-docx/dq-gradient-plots-1.png" id="92" name="Picture"/>
+                    <pic:cNvPr descr="manuscript_outcome_blind_dq_files/figure-docx/dq-gradient-plots-1.png" id="93" name="Picture"/>
                     <pic:cNvPicPr>
                       <a:picLocks noChangeArrowheads="1" noChangeAspect="1"/>
                     </pic:cNvPicPr>
                   </pic:nvPicPr>
                   <pic:blipFill>
-                    <a:blip r:embed="rId90"/>
+                    <a:blip r:embed="rId91"/>
                     <a:stretch>
                       <a:fillRect/>
                     </a:stretch>
@@ -24897,9 +25186,9 @@
         <w:t xml:space="preserve">Degradation gradient. Bias (top) and coverage (bottom) for the selected TMLE candidate at each severity level of each DQ scenario, faceted by Monte Carlo scenario.</w:t>
       </w:r>
     </w:p>
-    <w:bookmarkEnd w:id="93"/>
     <w:bookmarkEnd w:id="94"/>
-    <w:bookmarkStart w:id="95" w:name="Xc769f44f9652981cc29f2e5d85e2df79384284d"/>
+    <w:bookmarkEnd w:id="95"/>
+    <w:bookmarkStart w:id="96" w:name="Xc769f44f9652981cc29f2e5d85e2df79384284d"/>
     <w:p>
       <w:pPr>
         <w:pStyle w:val="Heading2"/>
@@ -25203,9 +25492,9 @@
         </w:tc>
       </w:tr>
     </w:tbl>
-    <w:bookmarkEnd w:id="95"/>
     <w:bookmarkEnd w:id="96"/>
-    <w:bookmarkStart w:id="120" w:name="sec-casestudy"/>
+    <w:bookmarkEnd w:id="97"/>
+    <w:bookmarkStart w:id="121" w:name="sec-casestudy"/>
     <w:p>
       <w:pPr>
         <w:pStyle w:val="Heading1"/>
@@ -25214,7 +25503,7 @@
         <w:t xml:space="preserve">9. Case Study: Rescue.Co Kenya Trauma Registry</w:t>
       </w:r>
     </w:p>
-    <w:bookmarkStart w:id="97" w:name="why-a-real-data-workflow-demonstration"/>
+    <w:bookmarkStart w:id="98" w:name="why-a-real-data-workflow-demonstration"/>
     <w:p>
       <w:pPr>
         <w:pStyle w:val="Heading2"/>
@@ -25492,8 +25781,8 @@
         <w:t xml:space="preserve">fuel) screen for residual SES confounding.</w:t>
       </w:r>
     </w:p>
-    <w:bookmarkEnd w:id="97"/>
-    <w:bookmarkStart w:id="98" w:name="superlearner-library-specification"/>
+    <w:bookmarkEnd w:id="98"/>
+    <w:bookmarkStart w:id="99" w:name="superlearner-library-specification"/>
     <w:p>
       <w:pPr>
         <w:pStyle w:val="Heading2"/>
@@ -25665,8 +25954,8 @@
         <w:t xml:space="preserve">is degenerate. The rescueCo lock uses the same recommended library.</w:t>
       </w:r>
     </w:p>
-    <w:bookmarkEnd w:id="98"/>
-    <w:bookmarkStart w:id="104" w:name="cohort-estimand-and-pre-specification"/>
+    <w:bookmarkEnd w:id="99"/>
+    <w:bookmarkStart w:id="105" w:name="cohort-estimand-and-pre-specification"/>
     <w:p>
       <w:pPr>
         <w:pStyle w:val="Heading2"/>
@@ -26260,7 +26549,7 @@
         <w:t xml:space="preserve">the manuscript’s recommended minimax rule.</w:t>
       </w:r>
     </w:p>
-    <w:bookmarkStart w:id="102" w:name="cohort-flow"/>
+    <w:bookmarkStart w:id="103" w:name="cohort-flow"/>
     <w:p>
       <w:pPr>
         <w:pStyle w:val="Heading3"/>
@@ -26283,18 +26572,18 @@
           <wp:inline>
             <wp:extent cx="5334000" cy="5198553"/>
             <wp:effectExtent b="0" l="0" r="0" t="0"/>
-            <wp:docPr descr="" title="" id="100" name="Picture"/>
+            <wp:docPr descr="" title="" id="101" name="Picture"/>
             <a:graphic>
               <a:graphicData uri="http://schemas.openxmlformats.org/drawingml/2006/picture">
                 <pic:pic>
                   <pic:nvPicPr>
-                    <pic:cNvPr descr="manuscript_outcome_blind_dq_files\figure-docx\mermaid-figure-3.png" id="101" name="Picture"/>
+                    <pic:cNvPr descr="manuscript_outcome_blind_dq_files\figure-docx\mermaid-figure-3.png" id="102" name="Picture"/>
                     <pic:cNvPicPr>
                       <a:picLocks noChangeArrowheads="1" noChangeAspect="1"/>
                     </pic:cNvPicPr>
                   </pic:nvPicPr>
                   <pic:blipFill>
-                    <a:blip r:embed="rId99"/>
+                    <a:blip r:embed="rId100"/>
                     <a:stretch>
                       <a:fillRect/>
                     </a:stretch>
@@ -26335,8 +26624,8 @@
         <w:t xml:space="preserve"> </w:t>
       </w:r>
     </w:p>
-    <w:bookmarkEnd w:id="102"/>
-    <w:bookmarkStart w:id="103" w:name="analytic-setup-at-a-glance"/>
+    <w:bookmarkEnd w:id="103"/>
+    <w:bookmarkStart w:id="104" w:name="analytic-setup-at-a-glance"/>
     <w:p>
       <w:pPr>
         <w:pStyle w:val="Heading3"/>
@@ -28692,7 +28981,89 @@
               <w:pStyle w:val="Compact"/>
             </w:pPr>
             <w:r>
-              <w:t xml:space="preserve">GO</w:t>
+              <w:rPr>
+                <w:b/>
+                <w:bCs/>
+              </w:rPr>
+              <w:t xml:space="preserve">FLAG</w:t>
+            </w:r>
+            <w:r>
+              <w:t xml:space="preserve"> </w:t>
+            </w:r>
+            <w:r>
+              <w:t xml:space="preserve">unless the</w:t>
+            </w:r>
+            <w:r>
+              <w:t xml:space="preserve"> </w:t>
+            </w:r>
+            <m:oMath>
+              <m:sSub>
+                <m:e>
+                  <m:r>
+                    <m:t>n</m:t>
+                  </m:r>
+                </m:e>
+                <m:sub>
+                  <m:r>
+                    <m:rPr>
+                      <m:nor/>
+                      <m:sty m:val="p"/>
+                    </m:rPr>
+                    <m:t>reps</m:t>
+                  </m:r>
+                </m:sub>
+              </m:sSub>
+              <m:r>
+                <m:rPr>
+                  <m:sty m:val="p"/>
+                </m:rPr>
+                <m:t>=</m:t>
+              </m:r>
+              <m:r>
+                <m:t>200</m:t>
+              </m:r>
+            </m:oMath>
+            <w:r>
+              <w:t xml:space="preserve"> </w:t>
+            </w:r>
+            <w:r>
+              <w:t xml:space="preserve">DQ run is used (bundled</w:t>
+            </w:r>
+            <w:r>
+              <w:t xml:space="preserve"> </w:t>
+            </w:r>
+            <m:oMath>
+              <m:sSub>
+                <m:e>
+                  <m:r>
+                    <m:t>n</m:t>
+                  </m:r>
+                </m:e>
+                <m:sub>
+                  <m:r>
+                    <m:rPr>
+                      <m:nor/>
+                      <m:sty m:val="p"/>
+                    </m:rPr>
+                    <m:t>reps</m:t>
+                  </m:r>
+                </m:sub>
+              </m:sSub>
+              <m:r>
+                <m:rPr>
+                  <m:sty m:val="p"/>
+                </m:rPr>
+                <m:t>=</m:t>
+              </m:r>
+              <m:r>
+                <m:t>3</m:t>
+              </m:r>
+            </m:oMath>
+            <w:r>
+              <w:t xml:space="preserve"> </w:t>
+            </w:r>
+            <w:r>
+              <w:t xml:space="preserve">is a workflow-demo only); GO for workflow execution</w:t>
             </w:r>
           </w:p>
         </w:tc>
@@ -28704,6 +29075,19 @@
             </w:pPr>
             <w:r>
               <w:t xml:space="preserve">Selected candidate is stable across prespecified threats</w:t>
+            </w:r>
+            <w:r>
+              <w:t xml:space="preserve"> </w:t>
+            </w:r>
+            <w:r>
+              <w:rPr>
+                <w:i/>
+                <w:iCs/>
+              </w:rPr>
+              <w:t xml:space="preserve">as evaluated</w:t>
+            </w:r>
+            <w:r>
+              <w:t xml:space="preserve">; inferential interpretation requires the higher-replicate run</w:t>
             </w:r>
           </w:p>
         </w:tc>
@@ -29476,9 +29860,9 @@
         </w:tc>
       </w:tr>
     </w:tbl>
-    <w:bookmarkEnd w:id="103"/>
     <w:bookmarkEnd w:id="104"/>
-    <w:bookmarkStart w:id="114" w:name="sec-casestudy-dq"/>
+    <w:bookmarkEnd w:id="105"/>
+    <w:bookmarkStart w:id="115" w:name="sec-casestudy-dq"/>
     <w:p>
       <w:pPr>
         <w:pStyle w:val="Heading2"/>
@@ -29790,18 +30174,18 @@
           <wp:inline>
             <wp:extent cx="5334000" cy="4267200"/>
             <wp:effectExtent b="0" l="0" r="0" t="0"/>
-            <wp:docPr descr="Rescue.Co Stage 2a balance. Standardised mean differences across 21 retained baseline covariates before and after PS matching. PS propensity scores stay inside [0.01, 0.99] (range 0.21 to 0.81), and SMDs after matching are within the prespecified 0.10 envelope for the matched-cohort target population." title="" id="106" name="Picture"/>
+            <wp:docPr descr="Rescue.Co Stage 2a balance. Standardised mean differences across 21 retained baseline covariates before and after PS matching. PS propensity scores stay inside [0.01, 0.99] (range 0.21 to 0.81), and SMDs after matching are within the prespecified 0.10 envelope for the matched-cohort target population." title="" id="107" name="Picture"/>
             <a:graphic>
               <a:graphicData uri="http://schemas.openxmlformats.org/drawingml/2006/picture">
                 <pic:pic>
                   <pic:nvPicPr>
-                    <pic:cNvPr descr="../rescueCo/results/love_plot.png" id="107" name="Picture"/>
+                    <pic:cNvPr descr="../rescueCo/results/love_plot.png" id="108" name="Picture"/>
                     <pic:cNvPicPr>
                       <a:picLocks noChangeArrowheads="1" noChangeAspect="1"/>
                     </pic:cNvPicPr>
                   </pic:nvPicPr>
                   <pic:blipFill>
-                    <a:blip r:embed="rId105"/>
+                    <a:blip r:embed="rId106"/>
                     <a:stretch>
                       <a:fillRect/>
                     </a:stretch>
@@ -29845,18 +30229,18 @@
           <wp:inline>
             <wp:extent cx="5334000" cy="4267200"/>
             <wp:effectExtent b="0" l="0" r="0" t="0"/>
-            <wp:docPr descr="Rescue.Co Stage 2a three-way Love plot: standardised mean differences before any adjustment (unweighted), after PS matching, and after stabilised IPTW. The three-way view documents which covariates remain imbalanced under each weighting strategy and clarifies that the matched-cohort target population is not the same as the full-cohort target population recovered by IPTW or full-cohort TMLE." title="" id="109" name="Picture"/>
+            <wp:docPr descr="Rescue.Co Stage 2a three-way Love plot: standardised mean differences before any adjustment (unweighted), after PS matching, and after stabilised IPTW. The three-way view documents which covariates remain imbalanced under each weighting strategy and clarifies that the matched-cohort target population is not the same as the full-cohort target population recovered by IPTW or full-cohort TMLE." title="" id="110" name="Picture"/>
             <a:graphic>
               <a:graphicData uri="http://schemas.openxmlformats.org/drawingml/2006/picture">
                 <pic:pic>
                   <pic:nvPicPr>
-                    <pic:cNvPr descr="../rescueCo/results/weighted_love_plot.png" id="110" name="Picture"/>
+                    <pic:cNvPr descr="../rescueCo/results/weighted_love_plot.png" id="111" name="Picture"/>
                     <pic:cNvPicPr>
                       <a:picLocks noChangeArrowheads="1" noChangeAspect="1"/>
                     </pic:cNvPicPr>
                   </pic:nvPicPr>
                   <pic:blipFill>
-                    <a:blip r:embed="rId108"/>
+                    <a:blip r:embed="rId109"/>
                     <a:stretch>
                       <a:fillRect/>
                     </a:stretch>
@@ -30278,18 +30662,18 @@
           <wp:inline>
             <wp:extent cx="5334000" cy="1253222"/>
             <wp:effectExtent b="0" l="0" r="0" t="0"/>
-            <wp:docPr descr="" title="" id="112" name="Picture"/>
+            <wp:docPr descr="" title="" id="113" name="Picture"/>
             <a:graphic>
               <a:graphicData uri="http://schemas.openxmlformats.org/drawingml/2006/picture">
                 <pic:pic>
                   <pic:nvPicPr>
-                    <pic:cNvPr descr="manuscript_outcome_blind_dq_files\figure-docx\mermaid-figure-2.png" id="113" name="Picture"/>
+                    <pic:cNvPr descr="manuscript_outcome_blind_dq_files\figure-docx\mermaid-figure-2.png" id="114" name="Picture"/>
                     <pic:cNvPicPr>
                       <a:picLocks noChangeArrowheads="1" noChangeAspect="1"/>
                     </pic:cNvPicPr>
                   </pic:nvPicPr>
                   <pic:blipFill>
-                    <a:blip r:embed="rId111"/>
+                    <a:blip r:embed="rId112"/>
                     <a:stretch>
                       <a:fillRect/>
                     </a:stretch>
@@ -30556,8 +30940,8 @@
         <w:t xml:space="preserve">outcome-analysis functions run.</w:t>
       </w:r>
     </w:p>
-    <w:bookmarkEnd w:id="114"/>
-    <w:bookmarkStart w:id="115" w:name="effect-estimates"/>
+    <w:bookmarkEnd w:id="115"/>
+    <w:bookmarkStart w:id="116" w:name="effect-estimates"/>
     <w:p>
       <w:pPr>
         <w:pStyle w:val="Heading2"/>
@@ -31485,8 +31869,8 @@
         <w:t xml:space="preserve">of the six estimates further toward null.</w:t>
       </w:r>
     </w:p>
-    <w:bookmarkEnd w:id="115"/>
-    <w:bookmarkStart w:id="119" w:name="Xc7557c3308f3f2c598231e06131cd13238ac1eb"/>
+    <w:bookmarkEnd w:id="116"/>
+    <w:bookmarkStart w:id="120" w:name="Xc7557c3308f3f2c598231e06131cd13238ac1eb"/>
     <w:p>
       <w:pPr>
         <w:pStyle w:val="Heading2"/>
@@ -31495,7 +31879,7 @@
         <w:t xml:space="preserve">9.6 What the case study tells us about the workflow</w:t>
       </w:r>
     </w:p>
-    <w:bookmarkStart w:id="116" w:name="X4a7de7fd9cca2a3eb7ce1d9546acd05cc50d75c"/>
+    <w:bookmarkStart w:id="117" w:name="X4a7de7fd9cca2a3eb7ce1d9546acd05cc50d75c"/>
     <w:p>
       <w:pPr>
         <w:pStyle w:val="Heading3"/>
@@ -31586,8 +31970,8 @@
         <w:t xml:space="preserve">.</w:t>
       </w:r>
     </w:p>
-    <w:bookmarkEnd w:id="116"/>
-    <w:bookmarkStart w:id="117" w:name="outcome-blind-plasmode"/>
+    <w:bookmarkEnd w:id="117"/>
+    <w:bookmarkStart w:id="118" w:name="outcome-blind-plasmode"/>
     <w:p>
       <w:pPr>
         <w:pStyle w:val="Heading3"/>
@@ -31771,8 +32155,8 @@
         <w:t xml:space="preserve">extensions planned for cleanTMLE 0.2.</w:t>
       </w:r>
     </w:p>
-    <w:bookmarkEnd w:id="117"/>
-    <w:bookmarkStart w:id="118" w:name="X11b03251d4243965818c23e078e2e7dfe52b4c9"/>
+    <w:bookmarkEnd w:id="118"/>
+    <w:bookmarkStart w:id="119" w:name="X11b03251d4243965818c23e078e2e7dfe52b4c9"/>
     <w:p>
       <w:pPr>
         <w:pStyle w:val="Heading3"/>
@@ -31971,10 +32355,10 @@
         <w:t xml:space="preserve">directory contains the data behind the tables above.</w:t>
       </w:r>
     </w:p>
-    <w:bookmarkEnd w:id="118"/>
     <w:bookmarkEnd w:id="119"/>
     <w:bookmarkEnd w:id="120"/>
-    <w:bookmarkStart w:id="134" w:name="sec-discussion"/>
+    <w:bookmarkEnd w:id="121"/>
+    <w:bookmarkStart w:id="136" w:name="sec-discussion"/>
     <w:p>
       <w:pPr>
         <w:pStyle w:val="Heading1"/>
@@ -31983,7 +32367,7 @@
         <w:t xml:space="preserve">10. Discussion</w:t>
       </w:r>
     </w:p>
-    <w:bookmarkStart w:id="121" w:name="what-cleantmle-contributes-operationally"/>
+    <w:bookmarkStart w:id="122" w:name="what-cleantmle-contributes-operationally"/>
     <w:p>
       <w:pPr>
         <w:pStyle w:val="Heading2"/>
@@ -32096,8 +32480,8 @@
         <w:t xml:space="preserve">reviewer.</w:t>
       </w:r>
     </w:p>
-    <w:bookmarkEnd w:id="121"/>
-    <w:bookmarkStart w:id="122" w:name="Xe8fe9eed3aca8891054d00f72c49520182244a2"/>
+    <w:bookmarkEnd w:id="122"/>
+    <w:bookmarkStart w:id="123" w:name="Xe8fe9eed3aca8891054d00f72c49520182244a2"/>
     <w:p>
       <w:pPr>
         <w:pStyle w:val="Heading2"/>
@@ -32235,8 +32619,8 @@
         <w:t xml:space="preserve">.</w:t>
       </w:r>
     </w:p>
-    <w:bookmarkEnd w:id="122"/>
-    <w:bookmarkStart w:id="123" w:name="X77d575563b1a1946325af71eab48d1c62a6f8a8"/>
+    <w:bookmarkEnd w:id="123"/>
+    <w:bookmarkStart w:id="124" w:name="X77d575563b1a1946325af71eab48d1c62a6f8a8"/>
     <w:p>
       <w:pPr>
         <w:pStyle w:val="Heading2"/>
@@ -32360,8 +32744,8 @@
         <w:t xml:space="preserve">than substituting for it.</w:t>
       </w:r>
     </w:p>
-    <w:bookmarkEnd w:id="123"/>
-    <w:bookmarkStart w:id="124" w:name="what-the-dq-stress-test-adds"/>
+    <w:bookmarkEnd w:id="124"/>
+    <w:bookmarkStart w:id="125" w:name="what-the-dq-stress-test-adds"/>
     <w:p>
       <w:pPr>
         <w:pStyle w:val="Heading2"/>
@@ -32408,8 +32792,8 @@
         <w:t xml:space="preserve">fit-for-purpose review.</w:t>
       </w:r>
     </w:p>
-    <w:bookmarkEnd w:id="124"/>
-    <w:bookmarkStart w:id="125" w:name="comparison-with-adjacent-tools"/>
+    <w:bookmarkEnd w:id="125"/>
+    <w:bookmarkStart w:id="126" w:name="comparison-with-adjacent-tools"/>
     <w:p>
       <w:pPr>
         <w:pStyle w:val="Heading2"/>
@@ -32789,8 +33173,8 @@
         <w:t xml:space="preserve">negative-control domains in practice.</w:t>
       </w:r>
     </w:p>
-    <w:bookmarkEnd w:id="125"/>
-    <w:bookmarkStart w:id="126" w:name="sec-limitations"/>
+    <w:bookmarkEnd w:id="126"/>
+    <w:bookmarkStart w:id="127" w:name="sec-limitations"/>
     <w:p>
       <w:pPr>
         <w:pStyle w:val="Heading2"/>
@@ -32929,8 +33313,8 @@
         <w:t xml:space="preserve">that no amount of replication can correct.</w:t>
       </w:r>
     </w:p>
-    <w:bookmarkEnd w:id="126"/>
-    <w:bookmarkStart w:id="130" w:name="other-limitations"/>
+    <w:bookmarkEnd w:id="127"/>
+    <w:bookmarkStart w:id="132" w:name="other-limitations"/>
     <w:p>
       <w:pPr>
         <w:pStyle w:val="Heading2"/>
@@ -32944,28 +33328,233 @@
         <w:pStyle w:val="FirstParagraph"/>
       </w:pPr>
       <w:r>
-        <w:t xml:space="preserve">The current implementation has six additional limitations the</w:t>
-      </w:r>
-      <w:r>
-        <w:t xml:space="preserve"> </w:t>
-      </w:r>
-      <w:r>
-        <w:t xml:space="preserve">analyst should keep in mind, grouped into model assumptions,</w:t>
-      </w:r>
-      <w:r>
-        <w:t xml:space="preserve"> </w:t>
-      </w:r>
-      <w:r>
-        <w:t xml:space="preserve">computational cost, and estimand scope.</w:t>
+        <w:t xml:space="preserve">The current implementation has additional limitations the</w:t>
+      </w:r>
+      <w:r>
+        <w:t xml:space="preserve"> </w:t>
+      </w:r>
+      <w:r>
+        <w:t xml:space="preserve">analyst should keep in mind, grouped into the candidate-selection</w:t>
+      </w:r>
+      <w:r>
+        <w:t xml:space="preserve"> </w:t>
+      </w:r>
+      <w:r>
+        <w:t xml:space="preserve">rule, model assumptions, computational cost, and estimand scope.</w:t>
       </w:r>
     </w:p>
-    <w:bookmarkStart w:id="127" w:name="model-assumptions"/>
+    <w:bookmarkStart w:id="128" w:name="candidate-selection-rule-fiord-alignment"/>
     <w:p>
       <w:pPr>
         <w:pStyle w:val="Heading3"/>
       </w:pPr>
       <w:r>
-        <w:t xml:space="preserve">10.7.1 Model assumptions</w:t>
+        <w:t xml:space="preserve">10.7.1 Candidate-selection rule (FIORD alignment)</w:t>
+      </w:r>
+    </w:p>
+    <w:p>
+      <w:pPr>
+        <w:pStyle w:val="FirstParagraph"/>
+      </w:pPr>
+      <w:r>
+        <w:t xml:space="preserve">cleanTMLE 0.1 implements a</w:t>
+      </w:r>
+      <w:r>
+        <w:t xml:space="preserve"> </w:t>
+      </w:r>
+      <w:r>
+        <w:rPr>
+          <w:b/>
+          <w:bCs/>
+        </w:rPr>
+        <w:t xml:space="preserve">single-step</w:t>
+      </w:r>
+      <w:r>
+        <w:t xml:space="preserve"> </w:t>
+      </w:r>
+      <w:r>
+        <w:t xml:space="preserve">candidate-selection rule</w:t>
+      </w:r>
+      <w:r>
+        <w:t xml:space="preserve"> </w:t>
+      </w:r>
+      <w:r>
+        <w:t xml:space="preserve">(</w:t>
+      </w:r>
+      <w:r>
+        <w:rPr>
+          <w:rStyle w:val="VerbatimChar"/>
+        </w:rPr>
+        <w:t xml:space="preserve">select_tmle_candidate(rule = "min_rmse")</w:t>
+      </w:r>
+      <w:r>
+        <w:t xml:space="preserve">, optionally augmented to</w:t>
+      </w:r>
+      <w:r>
+        <w:t xml:space="preserve"> </w:t>
+      </w:r>
+      <w:r>
+        <w:rPr>
+          <w:rStyle w:val="VerbatimChar"/>
+        </w:rPr>
+        <w:t xml:space="preserve">"min_max_rmse"</w:t>
+      </w:r>
+      <w:r>
+        <w:t xml:space="preserve"> </w:t>
+      </w:r>
+      <w:r>
+        <w:t xml:space="preserve">over the DQ stress scenarios) that simultaneously</w:t>
+      </w:r>
+      <w:r>
+        <w:t xml:space="preserve"> </w:t>
+      </w:r>
+      <w:r>
+        <w:t xml:space="preserve">weighs point-estimator behaviour and variance-method behaviour</w:t>
+      </w:r>
+      <w:r>
+        <w:t xml:space="preserve"> </w:t>
+      </w:r>
+      <w:r>
+        <w:t xml:space="preserve">through a single RMSE / coverage / SE-window decision. The FIORD</w:t>
+      </w:r>
+      <w:r>
+        <w:t xml:space="preserve"> </w:t>
+      </w:r>
+      <w:r>
+        <w:t xml:space="preserve">outcome-blind simulation guidance</w:t>
+      </w:r>
+      <w:r>
+        <w:t xml:space="preserve"> </w:t>
+      </w:r>
+      <w:r>
+        <w:t xml:space="preserve">(Nance et al. 2026)</w:t>
+      </w:r>
+      <w:r>
+        <w:t xml:space="preserve"> </w:t>
+      </w:r>
+      <w:r>
+        <w:t xml:space="preserve">argues that</w:t>
+      </w:r>
+      <w:r>
+        <w:t xml:space="preserve"> </w:t>
+      </w:r>
+      <w:r>
+        <w:t xml:space="preserve">these are distinct tasks and should be handled in two stages: first</w:t>
+      </w:r>
+      <w:r>
+        <w:t xml:space="preserve"> </w:t>
+      </w:r>
+      <w:r>
+        <w:t xml:space="preserve">screen point estimators by oracle coverage (a CI built from the</w:t>
+      </w:r>
+      <w:r>
+        <w:t xml:space="preserve"> </w:t>
+      </w:r>
+      <w:r>
+        <w:t xml:space="preserve">Monte Carlo empirical SE) and pick the lowest-variance survivor;</w:t>
+      </w:r>
+      <w:r>
+        <w:t xml:space="preserve"> </w:t>
+      </w:r>
+      <w:r>
+        <w:t xml:space="preserve">then select the variance method on the locked point estimator using</w:t>
+      </w:r>
+      <w:r>
+        <w:t xml:space="preserve"> </w:t>
+      </w:r>
+      <w:r>
+        <w:t xml:space="preserve">nominal CI coverage.</w:t>
+      </w:r>
+      <w:r>
+        <w:t xml:space="preserve"> </w:t>
+      </w:r>
+      <w:r>
+        <w:rPr>
+          <w:b/>
+          <w:bCs/>
+        </w:rPr>
+        <w:t xml:space="preserve">The current cleanTMLE rule is FIORD-inspired</w:t>
+      </w:r>
+      <w:r>
+        <w:rPr>
+          <w:b/>
+          <w:bCs/>
+        </w:rPr>
+        <w:t xml:space="preserve"> </w:t>
+      </w:r>
+      <w:r>
+        <w:rPr>
+          <w:b/>
+          <w:bCs/>
+        </w:rPr>
+        <w:t xml:space="preserve">but not FIORD-compliant.</w:t>
+      </w:r>
+      <w:r>
+        <w:t xml:space="preserve"> </w:t>
+      </w:r>
+      <w:r>
+        <w:t xml:space="preserve">The</w:t>
+      </w:r>
+      <w:r>
+        <w:t xml:space="preserve"> </w:t>
+      </w:r>
+      <w:r>
+        <w:rPr>
+          <w:rStyle w:val="VerbatimChar"/>
+        </w:rPr>
+        <w:t xml:space="preserve">rule = "fiord_two_stage"</w:t>
+      </w:r>
+      <w:r>
+        <w:t xml:space="preserve"> </w:t>
+      </w:r>
+      <w:r>
+        <w:t xml:space="preserve">selector</w:t>
+      </w:r>
+      <w:r>
+        <w:t xml:space="preserve"> </w:t>
+      </w:r>
+      <w:r>
+        <w:t xml:space="preserve">is planned for cleanTMLE 0.2; users who need full FIORD alignment</w:t>
+      </w:r>
+      <w:r>
+        <w:t xml:space="preserve"> </w:t>
+      </w:r>
+      <w:r>
+        <w:t xml:space="preserve">today should run the FIORD selector externally on the candidate</w:t>
+      </w:r>
+      <w:r>
+        <w:t xml:space="preserve"> </w:t>
+      </w:r>
+      <w:r>
+        <w:t xml:space="preserve">output of</w:t>
+      </w:r>
+      <w:r>
+        <w:t xml:space="preserve"> </w:t>
+      </w:r>
+      <w:r>
+        <w:rPr>
+          <w:rStyle w:val="VerbatimChar"/>
+        </w:rPr>
+        <w:t xml:space="preserve">run_plasmode_feasibility()</w:t>
+      </w:r>
+      <w:r>
+        <w:t xml:space="preserve">. This limitation affects the</w:t>
+      </w:r>
+      <w:r>
+        <w:t xml:space="preserve"> </w:t>
+      </w:r>
+      <w:r>
+        <w:t xml:space="preserve">main contribution and is not just a future-feature item.</w:t>
+      </w:r>
+    </w:p>
+    <w:bookmarkEnd w:id="128"/>
+    <w:bookmarkStart w:id="129" w:name="model-assumptions"/>
+    <w:p>
+      <w:pPr>
+        <w:pStyle w:val="Heading3"/>
+      </w:pPr>
+      <w:r>
+        <w:t xml:space="preserve">10.7.2 Model assumptions</w:t>
       </w:r>
     </w:p>
     <w:p>
@@ -33172,14 +33761,14 @@
         <w:t xml:space="preserve">the same demand qualitatively, and the DQ stress test inherits it.</w:t>
       </w:r>
     </w:p>
-    <w:bookmarkEnd w:id="127"/>
-    <w:bookmarkStart w:id="128" w:name="computational-cost"/>
+    <w:bookmarkEnd w:id="129"/>
+    <w:bookmarkStart w:id="130" w:name="computational-cost"/>
     <w:p>
       <w:pPr>
         <w:pStyle w:val="Heading3"/>
       </w:pPr>
       <w:r>
-        <w:t xml:space="preserve">10.7.2 Computational cost</w:t>
+        <w:t xml:space="preserve">10.7.3 Computational cost</w:t>
       </w:r>
     </w:p>
     <w:p>
@@ -33277,14 +33866,14 @@
         <w:t xml:space="preserve">parallelising the outer loop over scenarios is the right next step.</w:t>
       </w:r>
     </w:p>
-    <w:bookmarkEnd w:id="128"/>
-    <w:bookmarkStart w:id="129" w:name="estimand-scope"/>
+    <w:bookmarkEnd w:id="130"/>
+    <w:bookmarkStart w:id="131" w:name="estimand-scope"/>
     <w:p>
       <w:pPr>
         <w:pStyle w:val="Heading3"/>
       </w:pPr>
       <w:r>
-        <w:t xml:space="preserve">10.7.3 Estimand scope</w:t>
+        <w:t xml:space="preserve">10.7.4 Estimand scope</w:t>
       </w:r>
     </w:p>
     <w:p>
@@ -33426,9 +34015,9 @@
         <w:t xml:space="preserve">implementations.</w:t>
       </w:r>
     </w:p>
-    <w:bookmarkEnd w:id="129"/>
-    <w:bookmarkEnd w:id="130"/>
-    <w:bookmarkStart w:id="131" w:name="future-extensions"/>
+    <w:bookmarkEnd w:id="131"/>
+    <w:bookmarkEnd w:id="132"/>
+    <w:bookmarkStart w:id="133" w:name="future-extensions"/>
     <w:p>
       <w:pPr>
         <w:pStyle w:val="Heading2"/>
@@ -33978,8 +34567,8 @@
         <w:t xml:space="preserve">the audit log.</w:t>
       </w:r>
     </w:p>
-    <w:bookmarkEnd w:id="131"/>
-    <w:bookmarkStart w:id="132" w:name="X3a4c45a4b83f6adca96de927f71cbd45f486421"/>
+    <w:bookmarkEnd w:id="133"/>
+    <w:bookmarkStart w:id="134" w:name="X3a4c45a4b83f6adca96de927f71cbd45f486421"/>
     <w:p>
       <w:pPr>
         <w:pStyle w:val="Heading2"/>
@@ -34095,8 +34684,8 @@
         <w:t xml:space="preserve">.</w:t>
       </w:r>
     </w:p>
-    <w:bookmarkEnd w:id="132"/>
-    <w:bookmarkStart w:id="133" w:name="recommendations-for-practice"/>
+    <w:bookmarkEnd w:id="134"/>
+    <w:bookmarkStart w:id="135" w:name="recommendations-for-practice"/>
     <w:p>
       <w:pPr>
         <w:pStyle w:val="Heading2"/>
@@ -34363,9 +34952,9 @@
         <w:t xml:space="preserve">metrics, the pre-outcome decision, and the post-outcome estimate.</w:t>
       </w:r>
     </w:p>
-    <w:bookmarkEnd w:id="133"/>
-    <w:bookmarkEnd w:id="134"/>
-    <w:bookmarkStart w:id="137" w:name="sec-summary"/>
+    <w:bookmarkEnd w:id="135"/>
+    <w:bookmarkEnd w:id="136"/>
+    <w:bookmarkStart w:id="139" w:name="sec-summary"/>
     <w:p>
       <w:pPr>
         <w:pStyle w:val="Heading1"/>
@@ -34492,7 +35081,7 @@
       <w:r>
         <w:t xml:space="preserve"> </w:t>
       </w:r>
-      <w:hyperlink r:id="rId135">
+      <w:hyperlink r:id="rId137">
         <w:r>
           <w:rPr>
             <w:rStyle w:val="Hyperlink"/>
@@ -34535,7 +35124,7 @@
       <w:r>
         <w:t xml:space="preserve"> </w:t>
       </w:r>
-      <w:hyperlink r:id="rId136">
+      <w:hyperlink r:id="rId138">
         <w:r>
           <w:rPr>
             <w:rStyle w:val="Hyperlink"/>
@@ -34547,8 +35136,8 @@
         <w:t xml:space="preserve">.</w:t>
       </w:r>
     </w:p>
-    <w:bookmarkEnd w:id="137"/>
-    <w:bookmarkStart w:id="138" w:name="acknowledgements"/>
+    <w:bookmarkEnd w:id="139"/>
+    <w:bookmarkStart w:id="140" w:name="acknowledgements"/>
     <w:p>
       <w:pPr>
         <w:pStyle w:val="Heading1"/>
@@ -34595,8 +35184,8 @@
         <w:t xml:space="preserve">are ours.</w:t>
       </w:r>
     </w:p>
-    <w:bookmarkEnd w:id="138"/>
-    <w:bookmarkStart w:id="224" w:name="references"/>
+    <w:bookmarkEnd w:id="140"/>
+    <w:bookmarkStart w:id="226" w:name="references"/>
     <w:p>
       <w:pPr>
         <w:pStyle w:val="Heading1"/>
@@ -34605,8 +35194,8 @@
         <w:t xml:space="preserve">References</w:t>
       </w:r>
     </w:p>
-    <w:bookmarkStart w:id="223" w:name="refs"/>
-    <w:bookmarkStart w:id="140" w:name="ref-austin2009ps"/>
+    <w:bookmarkStart w:id="225" w:name="refs"/>
+    <w:bookmarkStart w:id="142" w:name="ref-austin2009ps"/>
     <w:p>
       <w:pPr>
         <w:pStyle w:val="Bibliography"/>
@@ -34639,7 +35228,7 @@
       <w:r>
         <w:t xml:space="preserve"> </w:t>
       </w:r>
-      <w:hyperlink r:id="rId139">
+      <w:hyperlink r:id="rId141">
         <w:r>
           <w:rPr>
             <w:rStyle w:val="Hyperlink"/>
@@ -34651,8 +35240,8 @@
         <w:t xml:space="preserve">.</w:t>
       </w:r>
     </w:p>
-    <w:bookmarkEnd w:id="140"/>
-    <w:bookmarkStart w:id="141" w:name="ref-survtmlepackage2018"/>
+    <w:bookmarkEnd w:id="142"/>
+    <w:bookmarkStart w:id="143" w:name="ref-survtmlepackage2018"/>
     <w:p>
       <w:pPr>
         <w:pStyle w:val="Bibliography"/>
@@ -34667,8 +35256,8 @@
         <w:t xml:space="preserve">“Survtmle: Compute Targeted Minimum Loss-Based Estimates in Right-Censored Survival Settings.”</w:t>
       </w:r>
     </w:p>
-    <w:bookmarkEnd w:id="141"/>
-    <w:bookmarkStart w:id="143" w:name="ref-cashin2024target"/>
+    <w:bookmarkEnd w:id="143"/>
+    <w:bookmarkStart w:id="145" w:name="ref-cashin2024target"/>
     <w:p>
       <w:pPr>
         <w:pStyle w:val="Bibliography"/>
@@ -34704,7 +35293,7 @@
       <w:r>
         <w:t xml:space="preserve"> </w:t>
       </w:r>
-      <w:hyperlink r:id="rId142">
+      <w:hyperlink r:id="rId144">
         <w:r>
           <w:rPr>
             <w:rStyle w:val="Hyperlink"/>
@@ -34716,8 +35305,8 @@
         <w:t xml:space="preserve">.</w:t>
       </w:r>
     </w:p>
-    <w:bookmarkEnd w:id="143"/>
-    <w:bookmarkStart w:id="145" w:name="ref-chernozhukov2018dml"/>
+    <w:bookmarkEnd w:id="145"/>
+    <w:bookmarkStart w:id="147" w:name="ref-chernozhukov2018dml"/>
     <w:p>
       <w:pPr>
         <w:pStyle w:val="Bibliography"/>
@@ -34750,7 +35339,7 @@
       <w:r>
         <w:t xml:space="preserve"> </w:t>
       </w:r>
-      <w:hyperlink r:id="rId144">
+      <w:hyperlink r:id="rId146">
         <w:r>
           <w:rPr>
             <w:rStyle w:val="Hyperlink"/>
@@ -34762,8 +35351,8 @@
         <w:t xml:space="preserve">.</w:t>
       </w:r>
     </w:p>
-    <w:bookmarkEnd w:id="145"/>
-    <w:bookmarkStart w:id="147" w:name="ref-dang2023roadmap"/>
+    <w:bookmarkEnd w:id="147"/>
+    <w:bookmarkStart w:id="149" w:name="ref-dang2023roadmap"/>
     <w:p>
       <w:pPr>
         <w:pStyle w:val="Bibliography"/>
@@ -34796,7 +35385,7 @@
       <w:r>
         <w:t xml:space="preserve"> </w:t>
       </w:r>
-      <w:hyperlink r:id="rId146">
+      <w:hyperlink r:id="rId148">
         <w:r>
           <w:rPr>
             <w:rStyle w:val="Hyperlink"/>
@@ -34808,8 +35397,8 @@
         <w:t xml:space="preserve">.</w:t>
       </w:r>
     </w:p>
-    <w:bookmarkEnd w:id="147"/>
-    <w:bookmarkStart w:id="149" w:name="ref-diaz2013sensitivity"/>
+    <w:bookmarkEnd w:id="149"/>
+    <w:bookmarkStart w:id="151" w:name="ref-diaz2013sensitivity"/>
     <w:p>
       <w:pPr>
         <w:pStyle w:val="Bibliography"/>
@@ -34842,7 +35431,7 @@
       <w:r>
         <w:t xml:space="preserve"> </w:t>
       </w:r>
-      <w:hyperlink r:id="rId148">
+      <w:hyperlink r:id="rId150">
         <w:r>
           <w:rPr>
             <w:rStyle w:val="Hyperlink"/>
@@ -34854,8 +35443,8 @@
         <w:t xml:space="preserve">.</w:t>
       </w:r>
     </w:p>
-    <w:bookmarkEnd w:id="149"/>
-    <w:bookmarkStart w:id="151" w:name="ref-ema2021registry"/>
+    <w:bookmarkEnd w:id="151"/>
+    <w:bookmarkStart w:id="153" w:name="ref-ema2021registry"/>
     <w:p>
       <w:pPr>
         <w:pStyle w:val="Bibliography"/>
@@ -34872,7 +35461,7 @@
       <w:r>
         <w:t xml:space="preserve"> </w:t>
       </w:r>
-      <w:hyperlink r:id="rId150">
+      <w:hyperlink r:id="rId152">
         <w:r>
           <w:rPr>
             <w:rStyle w:val="Hyperlink"/>
@@ -34884,8 +35473,8 @@
         <w:t xml:space="preserve">.</w:t>
       </w:r>
     </w:p>
-    <w:bookmarkEnd w:id="151"/>
-    <w:bookmarkStart w:id="153" w:name="ref-ema2024guide"/>
+    <w:bookmarkEnd w:id="153"/>
+    <w:bookmarkStart w:id="155" w:name="ref-ema2024guide"/>
     <w:p>
       <w:pPr>
         <w:pStyle w:val="Bibliography"/>
@@ -34914,7 +35503,7 @@
       <w:r>
         <w:t xml:space="preserve"> </w:t>
       </w:r>
-      <w:hyperlink r:id="rId152">
+      <w:hyperlink r:id="rId154">
         <w:r>
           <w:rPr>
             <w:rStyle w:val="Hyperlink"/>
@@ -34926,8 +35515,8 @@
         <w:t xml:space="preserve">.</w:t>
       </w:r>
     </w:p>
-    <w:bookmarkEnd w:id="153"/>
-    <w:bookmarkStart w:id="154" w:name="ref-ema2026rwd"/>
+    <w:bookmarkEnd w:id="155"/>
+    <w:bookmarkStart w:id="156" w:name="ref-ema2026rwd"/>
     <w:p>
       <w:pPr>
         <w:pStyle w:val="Bibliography"/>
@@ -34954,8 +35543,8 @@
         <w:t xml:space="preserve">Medicines Regulation.”</w:t>
       </w:r>
     </w:p>
-    <w:bookmarkEnd w:id="154"/>
-    <w:bookmarkStart w:id="156" w:name="ref-franklin2014plasmode"/>
+    <w:bookmarkEnd w:id="156"/>
+    <w:bookmarkStart w:id="158" w:name="ref-franklin2014plasmode"/>
     <w:p>
       <w:pPr>
         <w:pStyle w:val="Bibliography"/>
@@ -34988,7 +35577,7 @@
       <w:r>
         <w:t xml:space="preserve"> </w:t>
       </w:r>
-      <w:hyperlink r:id="rId155">
+      <w:hyperlink r:id="rId157">
         <w:r>
           <w:rPr>
             <w:rStyle w:val="Hyperlink"/>
@@ -35000,8 +35589,8 @@
         <w:t xml:space="preserve">.</w:t>
       </w:r>
     </w:p>
-    <w:bookmarkEnd w:id="156"/>
-    <w:bookmarkStart w:id="158" w:name="ref-gatto2022spifd"/>
+    <w:bookmarkEnd w:id="158"/>
+    <w:bookmarkStart w:id="160" w:name="ref-gatto2022spifd"/>
     <w:p>
       <w:pPr>
         <w:pStyle w:val="Bibliography"/>
@@ -35034,7 +35623,7 @@
       <w:r>
         <w:t xml:space="preserve"> </w:t>
       </w:r>
-      <w:hyperlink r:id="rId157">
+      <w:hyperlink r:id="rId159">
         <w:r>
           <w:rPr>
             <w:rStyle w:val="Hyperlink"/>
@@ -35046,8 +35635,8 @@
         <w:t xml:space="preserve">.</w:t>
       </w:r>
     </w:p>
-    <w:bookmarkEnd w:id="158"/>
-    <w:bookmarkStart w:id="160" w:name="ref-gatto2023spifd2"/>
+    <w:bookmarkEnd w:id="160"/>
+    <w:bookmarkStart w:id="162" w:name="ref-gatto2023spifd2"/>
     <w:p>
       <w:pPr>
         <w:pStyle w:val="Bibliography"/>
@@ -35080,7 +35669,7 @@
       <w:r>
         <w:t xml:space="preserve"> </w:t>
       </w:r>
-      <w:hyperlink r:id="rId159">
+      <w:hyperlink r:id="rId161">
         <w:r>
           <w:rPr>
             <w:rStyle w:val="Hyperlink"/>
@@ -35092,8 +35681,8 @@
         <w:t xml:space="preserve">.</w:t>
       </w:r>
     </w:p>
-    <w:bookmarkEnd w:id="160"/>
-    <w:bookmarkStart w:id="162" w:name="ref-gruber2022sap"/>
+    <w:bookmarkEnd w:id="162"/>
+    <w:bookmarkStart w:id="164" w:name="ref-gruber2022sap"/>
     <w:p>
       <w:pPr>
         <w:pStyle w:val="Bibliography"/>
@@ -35126,7 +35715,7 @@
       <w:r>
         <w:t xml:space="preserve"> </w:t>
       </w:r>
-      <w:hyperlink r:id="rId161">
+      <w:hyperlink r:id="rId163">
         <w:r>
           <w:rPr>
             <w:rStyle w:val="Hyperlink"/>
@@ -35138,8 +35727,8 @@
         <w:t xml:space="preserve">.</w:t>
       </w:r>
     </w:p>
-    <w:bookmarkEnd w:id="162"/>
-    <w:bookmarkStart w:id="164" w:name="ref-gruber2024evaluating"/>
+    <w:bookmarkEnd w:id="164"/>
+    <w:bookmarkStart w:id="166" w:name="ref-gruber2024evaluating"/>
     <w:p>
       <w:pPr>
         <w:pStyle w:val="Bibliography"/>
@@ -35172,7 +35761,7 @@
       <w:r>
         <w:t xml:space="preserve"> </w:t>
       </w:r>
-      <w:hyperlink r:id="rId163">
+      <w:hyperlink r:id="rId165">
         <w:r>
           <w:rPr>
             <w:rStyle w:val="Hyperlink"/>
@@ -35184,8 +35773,8 @@
         <w:t xml:space="preserve">.</w:t>
       </w:r>
     </w:p>
-    <w:bookmarkEnd w:id="164"/>
-    <w:bookmarkStart w:id="166" w:name="ref-hernan2016targettrial"/>
+    <w:bookmarkEnd w:id="166"/>
+    <w:bookmarkStart w:id="168" w:name="ref-hernan2016targettrial"/>
     <w:p>
       <w:pPr>
         <w:pStyle w:val="Bibliography"/>
@@ -35218,7 +35807,7 @@
       <w:r>
         <w:t xml:space="preserve"> </w:t>
       </w:r>
-      <w:hyperlink r:id="rId165">
+      <w:hyperlink r:id="rId167">
         <w:r>
           <w:rPr>
             <w:rStyle w:val="Hyperlink"/>
@@ -35230,8 +35819,8 @@
         <w:t xml:space="preserve">.</w:t>
       </w:r>
     </w:p>
-    <w:bookmarkEnd w:id="166"/>
-    <w:bookmarkStart w:id="167" w:name="ref-hernan2016target"/>
+    <w:bookmarkEnd w:id="168"/>
+    <w:bookmarkStart w:id="169" w:name="ref-hernan2016target"/>
     <w:p>
       <w:pPr>
         <w:pStyle w:val="Bibliography"/>
@@ -35264,7 +35853,7 @@
       <w:r>
         <w:t xml:space="preserve"> </w:t>
       </w:r>
-      <w:hyperlink r:id="rId165">
+      <w:hyperlink r:id="rId167">
         <w:r>
           <w:rPr>
             <w:rStyle w:val="Hyperlink"/>
@@ -35276,8 +35865,8 @@
         <w:t xml:space="preserve">.</w:t>
       </w:r>
     </w:p>
-    <w:bookmarkEnd w:id="167"/>
-    <w:bookmarkStart w:id="168" w:name="ref-hernan2020causal"/>
+    <w:bookmarkEnd w:id="169"/>
+    <w:bookmarkStart w:id="170" w:name="ref-hernan2020causal"/>
     <w:p>
       <w:pPr>
         <w:pStyle w:val="Bibliography"/>
@@ -35299,8 +35888,8 @@
         <w:t xml:space="preserve">. Boca Raton: Chapman &amp; Hall/CRC.</w:t>
       </w:r>
     </w:p>
-    <w:bookmarkEnd w:id="168"/>
-    <w:bookmarkStart w:id="169" w:name="ref-ich2019e9r1"/>
+    <w:bookmarkEnd w:id="170"/>
+    <w:bookmarkStart w:id="171" w:name="ref-ich2019e9r1"/>
     <w:p>
       <w:pPr>
         <w:pStyle w:val="Bibliography"/>
@@ -35324,8 +35913,8 @@
         <w:t xml:space="preserve">Addendum on Estimands and Sensitivity Analysis in Clinical Trials.”</w:t>
       </w:r>
     </w:p>
-    <w:bookmarkEnd w:id="169"/>
-    <w:bookmarkStart w:id="170" w:name="ref-ich2024m14"/>
+    <w:bookmarkEnd w:id="171"/>
+    <w:bookmarkStart w:id="172" w:name="ref-ich2024m14"/>
     <w:p>
       <w:pPr>
         <w:pStyle w:val="Bibliography"/>
@@ -35349,8 +35938,8 @@
         <w:t xml:space="preserve">Guidance for Industry: General Principles on Planning, Designing, and Analyzing Non-Interventional Studies Using Real-World Data for Safety Assessment of Medicines.”</w:t>
       </w:r>
     </w:p>
-    <w:bookmarkEnd w:id="170"/>
-    <w:bookmarkStart w:id="172" w:name="ref-kahn2016data"/>
+    <w:bookmarkEnd w:id="172"/>
+    <w:bookmarkStart w:id="174" w:name="ref-kahn2016data"/>
     <w:p>
       <w:pPr>
         <w:pStyle w:val="Bibliography"/>
@@ -35383,7 +35972,7 @@
       <w:r>
         <w:t xml:space="preserve"> </w:t>
       </w:r>
-      <w:hyperlink r:id="rId171">
+      <w:hyperlink r:id="rId173">
         <w:r>
           <w:rPr>
             <w:rStyle w:val="Hyperlink"/>
@@ -35395,8 +35984,8 @@
         <w:t xml:space="preserve">.</w:t>
       </w:r>
     </w:p>
-    <w:bookmarkEnd w:id="172"/>
-    <w:bookmarkStart w:id="173" w:name="ref-kent2026fiord"/>
+    <w:bookmarkEnd w:id="174"/>
+    <w:bookmarkStart w:id="175" w:name="ref-kent2026fiord"/>
     <w:p>
       <w:pPr>
         <w:pStyle w:val="Bibliography"/>
@@ -35417,8 +36006,8 @@
         <w:t xml:space="preserve">Conference presentation, 4th Annual Forum on the Integration of Observational and Randomized Data (FIORD), Day 1 Lunch session.</w:t>
       </w:r>
     </w:p>
-    <w:bookmarkEnd w:id="173"/>
-    <w:bookmarkStart w:id="175" w:name="ref-vdL2007superlearner"/>
+    <w:bookmarkEnd w:id="175"/>
+    <w:bookmarkStart w:id="177" w:name="ref-vdL2007superlearner"/>
     <w:p>
       <w:pPr>
         <w:pStyle w:val="Bibliography"/>
@@ -35451,7 +36040,7 @@
       <w:r>
         <w:t xml:space="preserve"> </w:t>
       </w:r>
-      <w:hyperlink r:id="rId174">
+      <w:hyperlink r:id="rId176">
         <w:r>
           <w:rPr>
             <w:rStyle w:val="Hyperlink"/>
@@ -35463,8 +36052,8 @@
         <w:t xml:space="preserve">.</w:t>
       </w:r>
     </w:p>
-    <w:bookmarkEnd w:id="175"/>
-    <w:bookmarkStart w:id="177" w:name="ref-vdL2011tlbook"/>
+    <w:bookmarkEnd w:id="177"/>
+    <w:bookmarkStart w:id="179" w:name="ref-vdL2011tlbook"/>
     <w:p>
       <w:pPr>
         <w:pStyle w:val="Bibliography"/>
@@ -35488,7 +36077,7 @@
       <w:r>
         <w:t xml:space="preserve"> </w:t>
       </w:r>
-      <w:hyperlink r:id="rId176">
+      <w:hyperlink r:id="rId178">
         <w:r>
           <w:rPr>
             <w:rStyle w:val="Hyperlink"/>
@@ -35500,8 +36089,8 @@
         <w:t xml:space="preserve">.</w:t>
       </w:r>
     </w:p>
-    <w:bookmarkEnd w:id="177"/>
-    <w:bookmarkStart w:id="179" w:name="ref-vanderLaan2006tmle"/>
+    <w:bookmarkEnd w:id="179"/>
+    <w:bookmarkStart w:id="181" w:name="ref-vanderLaan2006tmle"/>
     <w:p>
       <w:pPr>
         <w:pStyle w:val="Bibliography"/>
@@ -35534,7 +36123,7 @@
       <w:r>
         <w:t xml:space="preserve"> </w:t>
       </w:r>
-      <w:hyperlink r:id="rId178">
+      <w:hyperlink r:id="rId180">
         <w:r>
           <w:rPr>
             <w:rStyle w:val="Hyperlink"/>
@@ -35546,8 +36135,8 @@
         <w:t xml:space="preserve">.</w:t>
       </w:r>
     </w:p>
-    <w:bookmarkEnd w:id="179"/>
-    <w:bookmarkStart w:id="181" w:name="ref-lash2014qba"/>
+    <w:bookmarkEnd w:id="181"/>
+    <w:bookmarkStart w:id="183" w:name="ref-lash2014qba"/>
     <w:p>
       <w:pPr>
         <w:pStyle w:val="Bibliography"/>
@@ -35580,7 +36169,7 @@
       <w:r>
         <w:t xml:space="preserve"> </w:t>
       </w:r>
-      <w:hyperlink r:id="rId180">
+      <w:hyperlink r:id="rId182">
         <w:r>
           <w:rPr>
             <w:rStyle w:val="Hyperlink"/>
@@ -35592,8 +36181,8 @@
         <w:t xml:space="preserve">.</w:t>
       </w:r>
     </w:p>
-    <w:bookmarkEnd w:id="181"/>
-    <w:bookmarkStart w:id="183" w:name="ref-levintow2023nco"/>
+    <w:bookmarkEnd w:id="183"/>
+    <w:bookmarkStart w:id="185" w:name="ref-levintow2023nco"/>
     <w:p>
       <w:pPr>
         <w:pStyle w:val="Bibliography"/>
@@ -35626,7 +36215,7 @@
       <w:r>
         <w:t xml:space="preserve"> </w:t>
       </w:r>
-      <w:hyperlink r:id="rId182">
+      <w:hyperlink r:id="rId184">
         <w:r>
           <w:rPr>
             <w:rStyle w:val="Hyperlink"/>
@@ -35638,8 +36227,8 @@
         <w:t xml:space="preserve">.</w:t>
       </w:r>
     </w:p>
-    <w:bookmarkEnd w:id="183"/>
-    <w:bookmarkStart w:id="185" w:name="ref-lipsitch2010negative"/>
+    <w:bookmarkEnd w:id="185"/>
+    <w:bookmarkStart w:id="187" w:name="ref-lipsitch2010negative"/>
     <w:p>
       <w:pPr>
         <w:pStyle w:val="Bibliography"/>
@@ -35672,7 +36261,7 @@
       <w:r>
         <w:t xml:space="preserve"> </w:t>
       </w:r>
-      <w:hyperlink r:id="rId184">
+      <w:hyperlink r:id="rId186">
         <w:r>
           <w:rPr>
             <w:rStyle w:val="Hyperlink"/>
@@ -35684,8 +36273,8 @@
         <w:t xml:space="preserve">.</w:t>
       </w:r>
     </w:p>
-    <w:bookmarkEnd w:id="185"/>
-    <w:bookmarkStart w:id="187" w:name="ref-mcgrath2021romiplostim"/>
+    <w:bookmarkEnd w:id="187"/>
+    <w:bookmarkStart w:id="189" w:name="ref-mcgrath2021romiplostim"/>
     <w:p>
       <w:pPr>
         <w:pStyle w:val="Bibliography"/>
@@ -35718,7 +36307,7 @@
       <w:r>
         <w:t xml:space="preserve"> </w:t>
       </w:r>
-      <w:hyperlink r:id="rId186">
+      <w:hyperlink r:id="rId188">
         <w:r>
           <w:rPr>
             <w:rStyle w:val="Hyperlink"/>
@@ -35730,8 +36319,8 @@
         <w:t xml:space="preserve">.</w:t>
       </w:r>
     </w:p>
-    <w:bookmarkEnd w:id="187"/>
-    <w:bookmarkStart w:id="188" w:name="ref-mertens2024danish"/>
+    <w:bookmarkEnd w:id="189"/>
+    <w:bookmarkStart w:id="190" w:name="ref-mertens2024danish"/>
     <w:p>
       <w:pPr>
         <w:pStyle w:val="Bibliography"/>
@@ -35759,8 +36348,8 @@
         <w:t xml:space="preserve">.</w:t>
       </w:r>
     </w:p>
-    <w:bookmarkEnd w:id="188"/>
-    <w:bookmarkStart w:id="190" w:name="ref-muntner2024staging"/>
+    <w:bookmarkEnd w:id="190"/>
+    <w:bookmarkStart w:id="192" w:name="ref-muntner2024staging"/>
     <w:p>
       <w:pPr>
         <w:pStyle w:val="Bibliography"/>
@@ -35793,7 +36382,7 @@
       <w:r>
         <w:t xml:space="preserve"> </w:t>
       </w:r>
-      <w:hyperlink r:id="rId189">
+      <w:hyperlink r:id="rId191">
         <w:r>
           <w:rPr>
             <w:rStyle w:val="Hyperlink"/>
@@ -35805,8 +36394,8 @@
         <w:t xml:space="preserve">.</w:t>
       </w:r>
     </w:p>
-    <w:bookmarkEnd w:id="190"/>
-    <w:bookmarkStart w:id="191" w:name="ref-nance2026fiord"/>
+    <w:bookmarkEnd w:id="192"/>
+    <w:bookmarkStart w:id="193" w:name="ref-nance2026fiord"/>
     <w:p>
       <w:pPr>
         <w:pStyle w:val="Bibliography"/>
@@ -35834,8 +36423,8 @@
         <w:t xml:space="preserve">.</w:t>
       </w:r>
     </w:p>
-    <w:bookmarkEnd w:id="191"/>
-    <w:bookmarkStart w:id="193" w:name="ref-nice2022rwe"/>
+    <w:bookmarkEnd w:id="193"/>
+    <w:bookmarkStart w:id="195" w:name="ref-nice2022rwe"/>
     <w:p>
       <w:pPr>
         <w:pStyle w:val="Bibliography"/>
@@ -35867,7 +36456,7 @@
       <w:r>
         <w:t xml:space="preserve"> </w:t>
       </w:r>
-      <w:hyperlink r:id="rId192">
+      <w:hyperlink r:id="rId194">
         <w:r>
           <w:rPr>
             <w:rStyle w:val="Hyperlink"/>
@@ -35879,8 +36468,8 @@
         <w:t xml:space="preserve">.</w:t>
       </w:r>
     </w:p>
-    <w:bookmarkEnd w:id="193"/>
-    <w:bookmarkStart w:id="195" w:name="ref-petersen2014roadmap"/>
+    <w:bookmarkEnd w:id="195"/>
+    <w:bookmarkStart w:id="197" w:name="ref-petersen2014roadmap"/>
     <w:p>
       <w:pPr>
         <w:pStyle w:val="Bibliography"/>
@@ -35913,7 +36502,7 @@
       <w:r>
         <w:t xml:space="preserve"> </w:t>
       </w:r>
-      <w:hyperlink r:id="rId194">
+      <w:hyperlink r:id="rId196">
         <w:r>
           <w:rPr>
             <w:rStyle w:val="Hyperlink"/>
@@ -35925,8 +36514,8 @@
         <w:t xml:space="preserve">.</w:t>
       </w:r>
     </w:p>
-    <w:bookmarkEnd w:id="195"/>
-    <w:bookmarkStart w:id="197" w:name="ref-phillips2023sl"/>
+    <w:bookmarkEnd w:id="197"/>
+    <w:bookmarkStart w:id="199" w:name="ref-phillips2023sl"/>
     <w:p>
       <w:pPr>
         <w:pStyle w:val="Bibliography"/>
@@ -35959,7 +36548,7 @@
       <w:r>
         <w:t xml:space="preserve"> </w:t>
       </w:r>
-      <w:hyperlink r:id="rId196">
+      <w:hyperlink r:id="rId198">
         <w:r>
           <w:rPr>
             <w:rStyle w:val="Hyperlink"/>
@@ -35971,8 +36560,8 @@
         <w:t xml:space="preserve">.</w:t>
       </w:r>
     </w:p>
-    <w:bookmarkEnd w:id="197"/>
-    <w:bookmarkStart w:id="199" w:name="ref-rcoreteam2024"/>
+    <w:bookmarkEnd w:id="199"/>
+    <w:bookmarkStart w:id="201" w:name="ref-rcoreteam2024"/>
     <w:p>
       <w:pPr>
         <w:pStyle w:val="Bibliography"/>
@@ -36001,7 +36590,7 @@
       <w:r>
         <w:t xml:space="preserve"> </w:t>
       </w:r>
-      <w:hyperlink r:id="rId198">
+      <w:hyperlink r:id="rId200">
         <w:r>
           <w:rPr>
             <w:rStyle w:val="Hyperlink"/>
@@ -36013,8 +36602,8 @@
         <w:t xml:space="preserve">.</w:t>
       </w:r>
     </w:p>
-    <w:bookmarkEnd w:id="199"/>
-    <w:bookmarkStart w:id="200" w:name="ref-robins1986newapproach"/>
+    <w:bookmarkEnd w:id="201"/>
+    <w:bookmarkStart w:id="202" w:name="ref-robins1986newapproach"/>
     <w:p>
       <w:pPr>
         <w:pStyle w:val="Bibliography"/>
@@ -36045,8 +36634,8 @@
         <w:t xml:space="preserve">7 (9-12): 1393–1512.</w:t>
       </w:r>
     </w:p>
-    <w:bookmarkEnd w:id="200"/>
-    <w:bookmarkStart w:id="201" w:name="ref-robins1992rotnitzky"/>
+    <w:bookmarkEnd w:id="202"/>
+    <w:bookmarkStart w:id="203" w:name="ref-robins1992rotnitzky"/>
     <w:p>
       <w:pPr>
         <w:pStyle w:val="Bibliography"/>
@@ -36067,8 +36656,8 @@
         <w:t xml:space="preserve">297–331.</w:t>
       </w:r>
     </w:p>
-    <w:bookmarkEnd w:id="201"/>
-    <w:bookmarkStart w:id="202" w:name="ref-schreck2024plasmode"/>
+    <w:bookmarkEnd w:id="203"/>
+    <w:bookmarkStart w:id="204" w:name="ref-schreck2024plasmode"/>
     <w:p>
       <w:pPr>
         <w:pStyle w:val="Bibliography"/>
@@ -36096,8 +36685,8 @@
         <w:t xml:space="preserve">.</w:t>
       </w:r>
     </w:p>
-    <w:bookmarkEnd w:id="202"/>
-    <w:bookmarkStart w:id="204" w:name="ref-schuler2017tmle"/>
+    <w:bookmarkEnd w:id="204"/>
+    <w:bookmarkStart w:id="206" w:name="ref-schuler2017tmle"/>
     <w:p>
       <w:pPr>
         <w:pStyle w:val="Bibliography"/>
@@ -36130,7 +36719,7 @@
       <w:r>
         <w:t xml:space="preserve"> </w:t>
       </w:r>
-      <w:hyperlink r:id="rId203">
+      <w:hyperlink r:id="rId205">
         <w:r>
           <w:rPr>
             <w:rStyle w:val="Hyperlink"/>
@@ -36142,8 +36731,8 @@
         <w:t xml:space="preserve">.</w:t>
       </w:r>
     </w:p>
-    <w:bookmarkEnd w:id="204"/>
-    <w:bookmarkStart w:id="206" w:name="ref-fda2018rwe"/>
+    <w:bookmarkEnd w:id="206"/>
+    <w:bookmarkStart w:id="208" w:name="ref-fda2018rwe"/>
     <w:p>
       <w:pPr>
         <w:pStyle w:val="Bibliography"/>
@@ -36172,7 +36761,7 @@
       <w:r>
         <w:t xml:space="preserve"> </w:t>
       </w:r>
-      <w:hyperlink r:id="rId205">
+      <w:hyperlink r:id="rId207">
         <w:r>
           <w:rPr>
             <w:rStyle w:val="Hyperlink"/>
@@ -36184,8 +36773,8 @@
         <w:t xml:space="preserve">.</w:t>
       </w:r>
     </w:p>
-    <w:bookmarkEnd w:id="206"/>
-    <w:bookmarkStart w:id="208" w:name="ref-fda2021registries"/>
+    <w:bookmarkEnd w:id="208"/>
+    <w:bookmarkStart w:id="210" w:name="ref-fda2021registries"/>
     <w:p>
       <w:pPr>
         <w:pStyle w:val="Bibliography"/>
@@ -36202,7 +36791,7 @@
       <w:r>
         <w:t xml:space="preserve"> </w:t>
       </w:r>
-      <w:hyperlink r:id="rId207">
+      <w:hyperlink r:id="rId209">
         <w:r>
           <w:rPr>
             <w:rStyle w:val="Hyperlink"/>
@@ -36214,8 +36803,8 @@
         <w:t xml:space="preserve">.</w:t>
       </w:r>
     </w:p>
-    <w:bookmarkEnd w:id="208"/>
-    <w:bookmarkStart w:id="210" w:name="ref-fda2024considerations"/>
+    <w:bookmarkEnd w:id="210"/>
+    <w:bookmarkStart w:id="212" w:name="ref-fda2024considerations"/>
     <w:p>
       <w:pPr>
         <w:pStyle w:val="Bibliography"/>
@@ -36232,7 +36821,7 @@
       <w:r>
         <w:t xml:space="preserve"> </w:t>
       </w:r>
-      <w:hyperlink r:id="rId209">
+      <w:hyperlink r:id="rId211">
         <w:r>
           <w:rPr>
             <w:rStyle w:val="Hyperlink"/>
@@ -36244,8 +36833,8 @@
         <w:t xml:space="preserve">.</w:t>
       </w:r>
     </w:p>
-    <w:bookmarkEnd w:id="210"/>
-    <w:bookmarkStart w:id="212" w:name="ref-fda2024ehrclaims"/>
+    <w:bookmarkEnd w:id="212"/>
+    <w:bookmarkStart w:id="214" w:name="ref-fda2024ehrclaims"/>
     <w:p>
       <w:pPr>
         <w:pStyle w:val="Bibliography"/>
@@ -36262,7 +36851,7 @@
       <w:r>
         <w:t xml:space="preserve"> </w:t>
       </w:r>
-      <w:hyperlink r:id="rId211">
+      <w:hyperlink r:id="rId213">
         <w:r>
           <w:rPr>
             <w:rStyle w:val="Hyperlink"/>
@@ -36274,8 +36863,8 @@
         <w:t xml:space="preserve">.</w:t>
       </w:r>
     </w:p>
-    <w:bookmarkEnd w:id="212"/>
-    <w:bookmarkStart w:id="214" w:name="ref-fda2024noninterventional"/>
+    <w:bookmarkEnd w:id="214"/>
+    <w:bookmarkStart w:id="216" w:name="ref-fda2024noninterventional"/>
     <w:p>
       <w:pPr>
         <w:pStyle w:val="Bibliography"/>
@@ -36292,7 +36881,7 @@
       <w:r>
         <w:t xml:space="preserve"> </w:t>
       </w:r>
-      <w:hyperlink r:id="rId213">
+      <w:hyperlink r:id="rId215">
         <w:r>
           <w:rPr>
             <w:rStyle w:val="Hyperlink"/>
@@ -36304,8 +36893,8 @@
         <w:t xml:space="preserve">.</w:t>
       </w:r>
     </w:p>
-    <w:bookmarkEnd w:id="214"/>
-    <w:bookmarkStart w:id="216" w:name="ref-vanderWeele2017evalue"/>
+    <w:bookmarkEnd w:id="216"/>
+    <w:bookmarkStart w:id="218" w:name="ref-vanderWeele2017evalue"/>
     <w:p>
       <w:pPr>
         <w:pStyle w:val="Bibliography"/>
@@ -36347,7 +36936,7 @@
       <w:r>
         <w:t xml:space="preserve"> </w:t>
       </w:r>
-      <w:hyperlink r:id="rId215">
+      <w:hyperlink r:id="rId217">
         <w:r>
           <w:rPr>
             <w:rStyle w:val="Hyperlink"/>
@@ -36359,8 +36948,8 @@
         <w:t xml:space="preserve">.</w:t>
       </w:r>
     </w:p>
-    <w:bookmarkEnd w:id="216"/>
-    <w:bookmarkStart w:id="218" w:name="ref-wang2021startrwe"/>
+    <w:bookmarkEnd w:id="218"/>
+    <w:bookmarkStart w:id="220" w:name="ref-wang2021startrwe"/>
     <w:p>
       <w:pPr>
         <w:pStyle w:val="Bibliography"/>
@@ -36399,7 +36988,7 @@
       <w:r>
         <w:t xml:space="preserve"> </w:t>
       </w:r>
-      <w:hyperlink r:id="rId217">
+      <w:hyperlink r:id="rId219">
         <w:r>
           <w:rPr>
             <w:rStyle w:val="Hyperlink"/>
@@ -36411,8 +37000,8 @@
         <w:t xml:space="preserve">.</w:t>
       </w:r>
     </w:p>
-    <w:bookmarkEnd w:id="218"/>
-    <w:bookmarkStart w:id="220" w:name="ref-wang2023harper"/>
+    <w:bookmarkEnd w:id="220"/>
+    <w:bookmarkStart w:id="222" w:name="ref-wang2023harper"/>
     <w:p>
       <w:pPr>
         <w:pStyle w:val="Bibliography"/>
@@ -36448,7 +37037,7 @@
       <w:r>
         <w:t xml:space="preserve"> </w:t>
       </w:r>
-      <w:hyperlink r:id="rId219">
+      <w:hyperlink r:id="rId221">
         <w:r>
           <w:rPr>
             <w:rStyle w:val="Hyperlink"/>
@@ -36460,8 +37049,8 @@
         <w:t xml:space="preserve">.</w:t>
       </w:r>
     </w:p>
-    <w:bookmarkEnd w:id="220"/>
-    <w:bookmarkStart w:id="221" w:name="ref-lmtppackage2021"/>
+    <w:bookmarkEnd w:id="222"/>
+    <w:bookmarkStart w:id="223" w:name="ref-lmtppackage2021"/>
     <w:p>
       <w:pPr>
         <w:pStyle w:val="Bibliography"/>
@@ -36476,8 +37065,8 @@
         <w:t xml:space="preserve">“Lmtp: Non-Parametric Causal Effects of Feasible Interventions Based on Modified Treatment Policies.”</w:t>
       </w:r>
     </w:p>
-    <w:bookmarkEnd w:id="221"/>
-    <w:bookmarkStart w:id="222" w:name="ref-zheng2011crossvalidated"/>
+    <w:bookmarkEnd w:id="223"/>
+    <w:bookmarkStart w:id="224" w:name="ref-zheng2011crossvalidated"/>
     <w:p>
       <w:pPr>
         <w:pStyle w:val="Bibliography"/>
@@ -36511,8 +37100,8 @@
         <w:t xml:space="preserve">, 459–74. Springer.</w:t>
       </w:r>
     </w:p>
-    <w:bookmarkEnd w:id="222"/>
-    <w:bookmarkEnd w:id="223"/>
+    <w:bookmarkEnd w:id="224"/>
+    <w:bookmarkEnd w:id="225"/>
     <w:p>
       <w:pPr>
         <w:pStyle w:val="SourceCode"/>
@@ -36830,7 +37419,7 @@
         <w:t xml:space="preserve">R&gt;  [41] pkgconfig_2.0.3    htmltools_0.5.8.1</w:t>
       </w:r>
     </w:p>
-    <w:bookmarkEnd w:id="224"/>
+    <w:bookmarkEnd w:id="226"/>
     <w:sectPr/>
   </w:body>
 </w:document>
